--- a/fizika11.docx
+++ b/fizika11.docx
@@ -1224,21 +1224,7 @@
           <w:vertAlign w:val="baseline"/>
           <w:lang w:val="hu-HU"/>
         </w:rPr>
-        <w:t>/</w:t>
-      </w:r>
-      <w:r>
-        <w:rPr>
-          <w:b w:val="false"/>
-          <w:bCs w:val="false"/>
-          <w:position w:val="0"/>
-          <w:sz w:val="24"/>
-          <w:sz w:val="24"/>
-          <w:szCs w:val="24"/>
-          <w:u w:val="none"/>
-          <w:vertAlign w:val="baseline"/>
-          <w:lang w:val="hu-HU"/>
-        </w:rPr>
-        <w:t>r</w:t>
+        <w:t>/r</w:t>
       </w:r>
       <w:r>
         <w:rPr>
@@ -2261,7 +2247,19 @@
           <w:vertAlign w:val="baseline"/>
           <w:lang w:val="hu-HU"/>
         </w:rPr>
-        <w:t>*(</w:t>
+        <w:t>*(1/r</w:t>
+      </w:r>
+      <w:r>
+        <w:rPr>
+          <w:b w:val="false"/>
+          <w:bCs w:val="false"/>
+          <w:sz w:val="24"/>
+          <w:szCs w:val="24"/>
+          <w:u w:val="none"/>
+          <w:vertAlign w:val="superscript"/>
+          <w:lang w:val="hu-HU"/>
+        </w:rPr>
+        <w:t>2</w:t>
       </w:r>
       <w:r>
         <w:rPr>
@@ -2275,7 +2273,45 @@
           <w:vertAlign w:val="baseline"/>
           <w:lang w:val="hu-HU"/>
         </w:rPr>
-        <w:t>1</w:t>
+        <w:t>)</w:t>
+      </w:r>
+    </w:p>
+    <w:p>
+      <w:pPr>
+        <w:pStyle w:val="Normal"/>
+        <w:bidi w:val="0"/>
+        <w:jc w:val="start"/>
+        <w:rPr>
+          <w:b w:val="false"/>
+          <w:bCs w:val="false"/>
+          <w:sz w:val="24"/>
+          <w:szCs w:val="24"/>
+          <w:u w:val="none"/>
+          <w:lang w:val="hu-HU"/>
+        </w:rPr>
+      </w:pPr>
+      <w:r>
+        <w:rPr>
+          <w:b w:val="false"/>
+          <w:bCs w:val="false"/>
+          <w:sz w:val="24"/>
+          <w:szCs w:val="24"/>
+          <w:u w:val="none"/>
+          <w:lang w:val="hu-HU"/>
+        </w:rPr>
+        <w:t>10/9*10</w:t>
+      </w:r>
+      <w:r>
+        <w:rPr>
+          <w:b w:val="false"/>
+          <w:bCs w:val="false"/>
+          <w:sz w:val="24"/>
+          <w:szCs w:val="24"/>
+          <w:u w:val="none"/>
+          <w:vertAlign w:val="superscript"/>
+          <w:lang w:val="hu-HU"/>
+        </w:rPr>
+        <w:t>9</w:t>
       </w:r>
       <w:r>
         <w:rPr>
@@ -2289,7 +2325,7 @@
           <w:vertAlign w:val="baseline"/>
           <w:lang w:val="hu-HU"/>
         </w:rPr>
-        <w:t>/r</w:t>
+        <w:t>=1/r</w:t>
       </w:r>
       <w:r>
         <w:rPr>
@@ -2303,6 +2339,44 @@
         </w:rPr>
         <w:t>2</w:t>
       </w:r>
+    </w:p>
+    <w:p>
+      <w:pPr>
+        <w:pStyle w:val="Normal"/>
+        <w:bidi w:val="0"/>
+        <w:jc w:val="start"/>
+        <w:rPr>
+          <w:b w:val="false"/>
+          <w:bCs w:val="false"/>
+          <w:sz w:val="24"/>
+          <w:szCs w:val="24"/>
+          <w:u w:val="none"/>
+          <w:lang w:val="hu-HU"/>
+        </w:rPr>
+      </w:pPr>
+      <w:r>
+        <w:rPr>
+          <w:b w:val="false"/>
+          <w:bCs w:val="false"/>
+          <w:sz w:val="24"/>
+          <w:szCs w:val="24"/>
+          <w:u w:val="none"/>
+          <w:lang w:val="hu-HU"/>
+        </w:rPr>
+        <w:t>0.11*10</w:t>
+      </w:r>
+      <w:r>
+        <w:rPr>
+          <w:b w:val="false"/>
+          <w:bCs w:val="false"/>
+          <w:sz w:val="24"/>
+          <w:szCs w:val="24"/>
+          <w:u w:val="none"/>
+          <w:vertAlign w:val="superscript"/>
+          <w:lang w:val="hu-HU"/>
+        </w:rPr>
+        <w:t>-8</w:t>
+      </w:r>
       <w:r>
         <w:rPr>
           <w:b w:val="false"/>
@@ -2315,6 +2389,96 @@
           <w:vertAlign w:val="baseline"/>
           <w:lang w:val="hu-HU"/>
         </w:rPr>
+        <w:t>=1/r</w:t>
+      </w:r>
+      <w:r>
+        <w:rPr>
+          <w:b w:val="false"/>
+          <w:bCs w:val="false"/>
+          <w:sz w:val="24"/>
+          <w:szCs w:val="24"/>
+          <w:u w:val="none"/>
+          <w:vertAlign w:val="superscript"/>
+          <w:lang w:val="hu-HU"/>
+        </w:rPr>
+        <w:t>2</w:t>
+      </w:r>
+    </w:p>
+    <w:p>
+      <w:pPr>
+        <w:pStyle w:val="Normal"/>
+        <w:bidi w:val="0"/>
+        <w:jc w:val="start"/>
+        <w:rPr>
+          <w:b w:val="false"/>
+          <w:bCs w:val="false"/>
+          <w:sz w:val="24"/>
+          <w:szCs w:val="24"/>
+          <w:u w:val="none"/>
+          <w:lang w:val="hu-HU"/>
+        </w:rPr>
+      </w:pPr>
+      <w:r>
+        <w:rPr>
+          <w:b w:val="false"/>
+          <w:bCs w:val="false"/>
+          <w:sz w:val="24"/>
+          <w:szCs w:val="24"/>
+          <w:u w:val="none"/>
+          <w:lang w:val="hu-HU"/>
+        </w:rPr>
+        <w:t>r</w:t>
+      </w:r>
+      <w:r>
+        <w:rPr>
+          <w:b w:val="false"/>
+          <w:bCs w:val="false"/>
+          <w:sz w:val="24"/>
+          <w:szCs w:val="24"/>
+          <w:u w:val="none"/>
+          <w:vertAlign w:val="superscript"/>
+          <w:lang w:val="hu-HU"/>
+        </w:rPr>
+        <w:t>2</w:t>
+      </w:r>
+      <w:r>
+        <w:rPr>
+          <w:b w:val="false"/>
+          <w:bCs w:val="false"/>
+          <w:position w:val="0"/>
+          <w:sz w:val="24"/>
+          <w:sz w:val="24"/>
+          <w:szCs w:val="24"/>
+          <w:u w:val="none"/>
+          <w:vertAlign w:val="baseline"/>
+          <w:lang w:val="hu-HU"/>
+        </w:rPr>
+        <w:t>=1/(11*10</w:t>
+      </w:r>
+      <w:r>
+        <w:rPr>
+          <w:b w:val="false"/>
+          <w:bCs w:val="false"/>
+          <w:sz w:val="24"/>
+          <w:szCs w:val="24"/>
+          <w:u w:val="none"/>
+          <w:vertAlign w:val="superscript"/>
+          <w:lang w:val="hu-HU"/>
+        </w:rPr>
+        <w:t>-10</w:t>
+      </w:r>
+      <w:r>
+        <w:rPr>
+          <w:b w:val="false"/>
+          <w:bCs w:val="false"/>
+          <w:position w:val="0"/>
+          <w:sz w:val="24"/>
+          <w:sz w:val="24"/>
+          <w:szCs w:val="24"/>
+          <w:u w:val="none"/>
+          <w:vertAlign w:val="baseline"/>
+          <w:lang w:val="hu-HU"/>
+        </w:rPr>
         <w:t>)</w:t>
       </w:r>
     </w:p>
@@ -2341,7 +2505,21 @@
           <w:u w:val="none"/>
           <w:lang w:val="hu-HU"/>
         </w:rPr>
-        <w:t>10/9*10</w:t>
+        <w:t>r=sqrt(</w:t>
+      </w:r>
+      <w:r>
+        <w:rPr>
+          <w:b w:val="false"/>
+          <w:bCs w:val="false"/>
+          <w:position w:val="0"/>
+          <w:sz w:val="24"/>
+          <w:sz w:val="24"/>
+          <w:szCs w:val="24"/>
+          <w:u w:val="none"/>
+          <w:vertAlign w:val="baseline"/>
+          <w:lang w:val="hu-HU"/>
+        </w:rPr>
+        <w:t>1/(11*10</w:t>
       </w:r>
       <w:r>
         <w:rPr>
@@ -2353,7 +2531,7 @@
           <w:vertAlign w:val="superscript"/>
           <w:lang w:val="hu-HU"/>
         </w:rPr>
-        <w:t>9</w:t>
+        <w:t>-10</w:t>
       </w:r>
       <w:r>
         <w:rPr>
@@ -2367,228 +2545,8 @@
           <w:vertAlign w:val="baseline"/>
           <w:lang w:val="hu-HU"/>
         </w:rPr>
-        <w:t>=1/r</w:t>
-      </w:r>
-      <w:r>
-        <w:rPr>
-          <w:b w:val="false"/>
-          <w:bCs w:val="false"/>
-          <w:sz w:val="24"/>
-          <w:szCs w:val="24"/>
-          <w:u w:val="none"/>
-          <w:vertAlign w:val="superscript"/>
-          <w:lang w:val="hu-HU"/>
-        </w:rPr>
-        <w:t>2</w:t>
-      </w:r>
-    </w:p>
-    <w:p>
-      <w:pPr>
-        <w:pStyle w:val="Normal"/>
-        <w:bidi w:val="0"/>
-        <w:jc w:val="start"/>
-        <w:rPr>
-          <w:b w:val="false"/>
-          <w:bCs w:val="false"/>
-          <w:sz w:val="24"/>
-          <w:szCs w:val="24"/>
-          <w:u w:val="none"/>
-          <w:lang w:val="hu-HU"/>
-        </w:rPr>
-      </w:pPr>
-      <w:r>
-        <w:rPr>
-          <w:b w:val="false"/>
-          <w:bCs w:val="false"/>
-          <w:sz w:val="24"/>
-          <w:szCs w:val="24"/>
-          <w:u w:val="none"/>
-          <w:lang w:val="hu-HU"/>
-        </w:rPr>
-        <w:t>0.11*10</w:t>
-      </w:r>
-      <w:r>
-        <w:rPr>
-          <w:b w:val="false"/>
-          <w:bCs w:val="false"/>
-          <w:sz w:val="24"/>
-          <w:szCs w:val="24"/>
-          <w:u w:val="none"/>
-          <w:vertAlign w:val="superscript"/>
-          <w:lang w:val="hu-HU"/>
-        </w:rPr>
-        <w:t>-8</w:t>
-      </w:r>
-      <w:r>
-        <w:rPr>
-          <w:b w:val="false"/>
-          <w:bCs w:val="false"/>
-          <w:position w:val="0"/>
-          <w:sz w:val="24"/>
-          <w:sz w:val="24"/>
-          <w:szCs w:val="24"/>
-          <w:u w:val="none"/>
-          <w:vertAlign w:val="baseline"/>
-          <w:lang w:val="hu-HU"/>
-        </w:rPr>
-        <w:t>=1/r</w:t>
-      </w:r>
-      <w:r>
-        <w:rPr>
-          <w:b w:val="false"/>
-          <w:bCs w:val="false"/>
-          <w:sz w:val="24"/>
-          <w:szCs w:val="24"/>
-          <w:u w:val="none"/>
-          <w:vertAlign w:val="superscript"/>
-          <w:lang w:val="hu-HU"/>
-        </w:rPr>
-        <w:t>2</w:t>
-      </w:r>
-    </w:p>
-    <w:p>
-      <w:pPr>
-        <w:pStyle w:val="Normal"/>
-        <w:bidi w:val="0"/>
-        <w:jc w:val="start"/>
-        <w:rPr>
-          <w:b w:val="false"/>
-          <w:bCs w:val="false"/>
-          <w:sz w:val="24"/>
-          <w:szCs w:val="24"/>
-          <w:u w:val="none"/>
-          <w:lang w:val="hu-HU"/>
-        </w:rPr>
-      </w:pPr>
-      <w:r>
-        <w:rPr>
-          <w:b w:val="false"/>
-          <w:bCs w:val="false"/>
-          <w:sz w:val="24"/>
-          <w:szCs w:val="24"/>
-          <w:u w:val="none"/>
-          <w:lang w:val="hu-HU"/>
-        </w:rPr>
-        <w:t>r</w:t>
-      </w:r>
-      <w:r>
-        <w:rPr>
-          <w:b w:val="false"/>
-          <w:bCs w:val="false"/>
-          <w:sz w:val="24"/>
-          <w:szCs w:val="24"/>
-          <w:u w:val="none"/>
-          <w:vertAlign w:val="superscript"/>
-          <w:lang w:val="hu-HU"/>
-        </w:rPr>
-        <w:t>2</w:t>
-      </w:r>
-      <w:r>
-        <w:rPr>
-          <w:b w:val="false"/>
-          <w:bCs w:val="false"/>
-          <w:position w:val="0"/>
-          <w:sz w:val="24"/>
-          <w:sz w:val="24"/>
-          <w:szCs w:val="24"/>
-          <w:u w:val="none"/>
-          <w:vertAlign w:val="baseline"/>
-          <w:lang w:val="hu-HU"/>
-        </w:rPr>
-        <w:t>=1/(11*10</w:t>
-      </w:r>
-      <w:r>
-        <w:rPr>
-          <w:b w:val="false"/>
-          <w:bCs w:val="false"/>
-          <w:sz w:val="24"/>
-          <w:szCs w:val="24"/>
-          <w:u w:val="none"/>
-          <w:vertAlign w:val="superscript"/>
-          <w:lang w:val="hu-HU"/>
-        </w:rPr>
-        <w:t>-10</w:t>
-      </w:r>
-      <w:r>
-        <w:rPr>
-          <w:b w:val="false"/>
-          <w:bCs w:val="false"/>
-          <w:position w:val="0"/>
-          <w:sz w:val="24"/>
-          <w:sz w:val="24"/>
-          <w:szCs w:val="24"/>
-          <w:u w:val="none"/>
-          <w:vertAlign w:val="baseline"/>
-          <w:lang w:val="hu-HU"/>
-        </w:rPr>
         <w:t>)</w:t>
       </w:r>
-    </w:p>
-    <w:p>
-      <w:pPr>
-        <w:pStyle w:val="Normal"/>
-        <w:bidi w:val="0"/>
-        <w:jc w:val="start"/>
-        <w:rPr>
-          <w:b w:val="false"/>
-          <w:bCs w:val="false"/>
-          <w:sz w:val="24"/>
-          <w:szCs w:val="24"/>
-          <w:u w:val="none"/>
-          <w:lang w:val="hu-HU"/>
-        </w:rPr>
-      </w:pPr>
-      <w:r>
-        <w:rPr>
-          <w:b w:val="false"/>
-          <w:bCs w:val="false"/>
-          <w:sz w:val="24"/>
-          <w:szCs w:val="24"/>
-          <w:u w:val="none"/>
-          <w:lang w:val="hu-HU"/>
-        </w:rPr>
-        <w:t>r=sqrt(</w:t>
-      </w:r>
-      <w:r>
-        <w:rPr>
-          <w:b w:val="false"/>
-          <w:bCs w:val="false"/>
-          <w:position w:val="0"/>
-          <w:sz w:val="24"/>
-          <w:sz w:val="24"/>
-          <w:szCs w:val="24"/>
-          <w:u w:val="none"/>
-          <w:vertAlign w:val="baseline"/>
-          <w:lang w:val="hu-HU"/>
-        </w:rPr>
-        <w:t>1/(11*10</w:t>
-      </w:r>
-      <w:r>
-        <w:rPr>
-          <w:b w:val="false"/>
-          <w:bCs w:val="false"/>
-          <w:sz w:val="24"/>
-          <w:szCs w:val="24"/>
-          <w:u w:val="none"/>
-          <w:vertAlign w:val="superscript"/>
-          <w:lang w:val="hu-HU"/>
-        </w:rPr>
-        <w:t>-10</w:t>
-      </w:r>
-      <w:r>
-        <w:rPr>
-          <w:b w:val="false"/>
-          <w:bCs w:val="false"/>
-          <w:position w:val="0"/>
-          <w:sz w:val="24"/>
-          <w:sz w:val="24"/>
-          <w:szCs w:val="24"/>
-          <w:u w:val="none"/>
-          <w:vertAlign w:val="baseline"/>
-          <w:lang w:val="hu-HU"/>
-        </w:rPr>
-        <w:t>)</w:t>
-      </w:r>
       <w:r>
         <w:rPr>
           <w:b w:val="false"/>
@@ -2599,6 +2557,538 @@
           <w:lang w:val="hu-HU"/>
         </w:rPr>
         <w:t>)=30151.1345m</w:t>
+      </w:r>
+    </w:p>
+    <w:p>
+      <w:pPr>
+        <w:pStyle w:val="Normal"/>
+        <w:bidi w:val="0"/>
+        <w:jc w:val="start"/>
+        <w:rPr>
+          <w:b w:val="false"/>
+          <w:bCs w:val="false"/>
+          <w:sz w:val="24"/>
+          <w:szCs w:val="24"/>
+          <w:u w:val="none"/>
+          <w:lang w:val="hu-HU"/>
+        </w:rPr>
+      </w:pPr>
+      <w:r>
+        <w:rPr>
+          <w:b w:val="false"/>
+          <w:bCs w:val="false"/>
+          <w:sz w:val="24"/>
+          <w:szCs w:val="24"/>
+          <w:u w:val="none"/>
+          <w:lang w:val="hu-HU"/>
+        </w:rPr>
+      </w:r>
+    </w:p>
+    <w:p>
+      <w:pPr>
+        <w:pStyle w:val="Normal"/>
+        <w:bidi w:val="0"/>
+        <w:jc w:val="start"/>
+        <w:rPr>
+          <w:b w:val="false"/>
+          <w:bCs w:val="false"/>
+          <w:sz w:val="24"/>
+          <w:szCs w:val="24"/>
+          <w:u w:val="none"/>
+          <w:lang w:val="hu-HU"/>
+        </w:rPr>
+      </w:pPr>
+      <w:r>
+        <w:rPr>
+          <w:b w:val="false"/>
+          <w:bCs w:val="false"/>
+          <w:sz w:val="24"/>
+          <w:szCs w:val="24"/>
+          <w:u w:val="none"/>
+          <w:lang w:val="hu-HU"/>
+        </w:rPr>
+      </w:r>
+    </w:p>
+    <w:p>
+      <w:pPr>
+        <w:pStyle w:val="Normal"/>
+        <w:bidi w:val="0"/>
+        <w:jc w:val="center"/>
+        <w:rPr>
+          <w:b/>
+          <w:bCs/>
+          <w:sz w:val="36"/>
+          <w:szCs w:val="36"/>
+          <w:u w:val="none"/>
+          <w:lang w:val="hu-HU"/>
+        </w:rPr>
+      </w:pPr>
+      <w:r>
+        <w:rPr>
+          <w:b/>
+          <w:bCs/>
+          <w:sz w:val="36"/>
+          <w:szCs w:val="36"/>
+          <w:u w:val="none"/>
+          <w:lang w:val="hu-HU"/>
+        </w:rPr>
+        <w:t>Az elektromos mező (Térerősség)</w:t>
+      </w:r>
+    </w:p>
+    <w:p>
+      <w:pPr>
+        <w:pStyle w:val="Normal"/>
+        <w:bidi w:val="0"/>
+        <w:jc w:val="start"/>
+        <w:rPr>
+          <w:b w:val="false"/>
+          <w:bCs w:val="false"/>
+          <w:sz w:val="24"/>
+          <w:szCs w:val="24"/>
+          <w:u w:val="none"/>
+          <w:lang w:val="hu-HU"/>
+        </w:rPr>
+      </w:pPr>
+      <w:r>
+        <w:rPr>
+          <w:b w:val="false"/>
+          <w:bCs w:val="false"/>
+          <w:sz w:val="24"/>
+          <w:szCs w:val="24"/>
+          <w:u w:val="none"/>
+          <w:lang w:val="hu-HU"/>
+        </w:rPr>
+      </w:r>
+    </w:p>
+    <w:p>
+      <w:pPr>
+        <w:pStyle w:val="Normal"/>
+        <w:numPr>
+          <w:ilvl w:val="0"/>
+          <w:numId w:val="7"/>
+        </w:numPr>
+        <w:bidi w:val="0"/>
+        <w:jc w:val="start"/>
+        <w:rPr>
+          <w:b w:val="false"/>
+          <w:bCs w:val="false"/>
+          <w:sz w:val="24"/>
+          <w:szCs w:val="24"/>
+          <w:u w:val="none"/>
+          <w:lang w:val="hu-HU"/>
+        </w:rPr>
+      </w:pPr>
+      <w:r>
+        <w:rPr>
+          <w:b w:val="false"/>
+          <w:bCs w:val="false"/>
+          <w:sz w:val="24"/>
+          <w:szCs w:val="24"/>
+          <w:u w:val="none"/>
+          <w:lang w:val="hu-HU"/>
+        </w:rPr>
+        <w:t>A létezését Faraday fedezte fel a XIX. Században.</w:t>
+      </w:r>
+    </w:p>
+    <w:p>
+      <w:pPr>
+        <w:pStyle w:val="Normal"/>
+        <w:numPr>
+          <w:ilvl w:val="0"/>
+          <w:numId w:val="7"/>
+        </w:numPr>
+        <w:bidi w:val="0"/>
+        <w:jc w:val="start"/>
+        <w:rPr>
+          <w:b w:val="false"/>
+          <w:bCs w:val="false"/>
+          <w:sz w:val="24"/>
+          <w:szCs w:val="24"/>
+          <w:u w:val="none"/>
+          <w:lang w:val="hu-HU"/>
+        </w:rPr>
+      </w:pPr>
+      <w:r>
+        <w:rPr>
+          <w:b w:val="false"/>
+          <w:bCs w:val="false"/>
+          <w:sz w:val="24"/>
+          <w:szCs w:val="24"/>
+          <w:u w:val="none"/>
+          <w:lang w:val="hu-HU"/>
+        </w:rPr>
+        <w:t>Az elektromos mező az enyag létező, sajátos nem atomi felépítésű formájya.</w:t>
+      </w:r>
+    </w:p>
+    <w:p>
+      <w:pPr>
+        <w:pStyle w:val="Normal"/>
+        <w:numPr>
+          <w:ilvl w:val="0"/>
+          <w:numId w:val="7"/>
+        </w:numPr>
+        <w:bidi w:val="0"/>
+        <w:jc w:val="start"/>
+        <w:rPr>
+          <w:b w:val="false"/>
+          <w:bCs w:val="false"/>
+          <w:sz w:val="24"/>
+          <w:szCs w:val="24"/>
+          <w:u w:val="none"/>
+          <w:lang w:val="hu-HU"/>
+        </w:rPr>
+      </w:pPr>
+      <w:r>
+        <w:rPr>
+          <w:b w:val="false"/>
+          <w:bCs w:val="false"/>
+          <w:sz w:val="24"/>
+          <w:szCs w:val="24"/>
+          <w:u w:val="none"/>
+          <w:lang w:val="hu-HU"/>
+        </w:rPr>
+        <w:t>A zelektromos mzőt valamely pontjában a próbatöltésre ható erő és a próbatültés hányadoával jellemezzük. A hányados neve elektromos téreősség. Jele:E</w:t>
+      </w:r>
+    </w:p>
+    <w:p>
+      <w:pPr>
+        <w:pStyle w:val="Normal"/>
+        <w:numPr>
+          <w:ilvl w:val="0"/>
+          <w:numId w:val="7"/>
+        </w:numPr>
+        <w:bidi w:val="0"/>
+        <w:jc w:val="start"/>
+        <w:rPr>
+          <w:b w:val="false"/>
+          <w:bCs w:val="false"/>
+          <w:sz w:val="24"/>
+          <w:szCs w:val="24"/>
+          <w:u w:val="none"/>
+          <w:lang w:val="hu-HU"/>
+        </w:rPr>
+      </w:pPr>
+      <w:r>
+        <w:rPr>
+          <w:b w:val="false"/>
+          <w:bCs w:val="false"/>
+          <w:sz w:val="24"/>
+          <w:szCs w:val="24"/>
+          <w:u w:val="none"/>
+          <w:lang w:val="hu-HU"/>
+        </w:rPr>
+        <w:t>Képlete: E = F/q; Mértékegysége: N/C</w:t>
+      </w:r>
+    </w:p>
+    <w:p>
+      <w:pPr>
+        <w:pStyle w:val="Normal"/>
+        <w:numPr>
+          <w:ilvl w:val="0"/>
+          <w:numId w:val="7"/>
+        </w:numPr>
+        <w:bidi w:val="0"/>
+        <w:jc w:val="start"/>
+        <w:rPr>
+          <w:b w:val="false"/>
+          <w:bCs w:val="false"/>
+          <w:sz w:val="24"/>
+          <w:szCs w:val="24"/>
+          <w:u w:val="none"/>
+          <w:lang w:val="hu-HU"/>
+        </w:rPr>
+      </w:pPr>
+      <w:r>
+        <w:rPr>
+          <w:b w:val="false"/>
+          <w:bCs w:val="false"/>
+          <w:sz w:val="24"/>
+          <w:szCs w:val="24"/>
+          <w:u w:val="none"/>
+          <w:lang w:val="hu-HU"/>
+        </w:rPr>
+        <w:t>A térerősség vektormennyiség! Irányának a pozitív próbatöltésre ható erő irányát tekintjük. (megállapodás)</w:t>
+      </w:r>
+    </w:p>
+    <w:p>
+      <w:pPr>
+        <w:pStyle w:val="Normal"/>
+        <w:bidi w:val="0"/>
+        <w:jc w:val="start"/>
+        <w:rPr>
+          <w:b w:val="false"/>
+          <w:bCs w:val="false"/>
+          <w:sz w:val="24"/>
+          <w:szCs w:val="24"/>
+          <w:u w:val="none"/>
+          <w:lang w:val="hu-HU"/>
+        </w:rPr>
+      </w:pPr>
+      <w:r>
+        <w:rPr>
+          <w:b w:val="false"/>
+          <w:bCs w:val="false"/>
+          <w:sz w:val="24"/>
+          <w:szCs w:val="24"/>
+          <w:u w:val="none"/>
+          <w:lang w:val="hu-HU"/>
+        </w:rPr>
+      </w:r>
+    </w:p>
+    <w:p>
+      <w:pPr>
+        <w:pStyle w:val="Normal"/>
+        <w:bidi w:val="0"/>
+        <w:jc w:val="start"/>
+        <w:rPr>
+          <w:b w:val="false"/>
+          <w:bCs w:val="false"/>
+          <w:sz w:val="24"/>
+          <w:szCs w:val="24"/>
+          <w:u w:val="none"/>
+          <w:lang w:val="hu-HU"/>
+        </w:rPr>
+      </w:pPr>
+      <w:r>
+        <w:rPr>
+          <w:b w:val="false"/>
+          <w:bCs w:val="false"/>
+          <w:sz w:val="24"/>
+          <w:szCs w:val="24"/>
+          <w:u w:val="none"/>
+          <w:lang w:val="hu-HU"/>
+        </w:rPr>
+      </w:r>
+    </w:p>
+    <w:p>
+      <w:pPr>
+        <w:pStyle w:val="Normal"/>
+        <w:bidi w:val="0"/>
+        <w:jc w:val="start"/>
+        <w:rPr>
+          <w:b w:val="false"/>
+          <w:bCs w:val="false"/>
+          <w:sz w:val="24"/>
+          <w:szCs w:val="24"/>
+          <w:u w:val="none"/>
+          <w:lang w:val="hu-HU"/>
+        </w:rPr>
+      </w:pPr>
+      <w:r>
+        <w:rPr>
+          <w:b w:val="false"/>
+          <w:bCs w:val="false"/>
+          <w:sz w:val="24"/>
+          <w:szCs w:val="24"/>
+          <w:u w:val="none"/>
+          <w:lang w:val="hu-HU"/>
+        </w:rPr>
+      </w:r>
+    </w:p>
+    <w:p>
+      <w:pPr>
+        <w:pStyle w:val="Normal"/>
+        <w:bidi w:val="0"/>
+        <w:jc w:val="start"/>
+        <w:rPr>
+          <w:b/>
+          <w:bCs/>
+          <w:sz w:val="24"/>
+          <w:szCs w:val="24"/>
+          <w:u w:val="none"/>
+          <w:lang w:val="hu-HU"/>
+        </w:rPr>
+      </w:pPr>
+      <w:r>
+        <w:rPr>
+          <w:b/>
+          <w:bCs/>
+          <w:sz w:val="24"/>
+          <w:szCs w:val="24"/>
+          <w:u w:val="none"/>
+          <w:lang w:val="hu-HU"/>
+        </w:rPr>
+        <w:t>gyakorlás:</w:t>
+      </w:r>
+    </w:p>
+    <w:p>
+      <w:pPr>
+        <w:pStyle w:val="Normal"/>
+        <w:bidi w:val="0"/>
+        <w:jc w:val="start"/>
+        <w:rPr>
+          <w:b w:val="false"/>
+          <w:bCs w:val="false"/>
+          <w:sz w:val="24"/>
+          <w:szCs w:val="24"/>
+          <w:u w:val="none"/>
+          <w:lang w:val="hu-HU"/>
+        </w:rPr>
+      </w:pPr>
+      <w:r>
+        <w:rPr>
+          <w:b w:val="false"/>
+          <w:bCs w:val="false"/>
+          <w:sz w:val="24"/>
+          <w:szCs w:val="24"/>
+          <w:u w:val="none"/>
+          <w:lang w:val="hu-HU"/>
+        </w:rPr>
+      </w:r>
+    </w:p>
+    <w:p>
+      <w:pPr>
+        <w:pStyle w:val="Normal"/>
+        <w:bidi w:val="0"/>
+        <w:jc w:val="start"/>
+        <w:rPr>
+          <w:b w:val="false"/>
+          <w:bCs w:val="false"/>
+          <w:sz w:val="24"/>
+          <w:szCs w:val="24"/>
+          <w:u w:val="none"/>
+          <w:lang w:val="hu-HU"/>
+        </w:rPr>
+      </w:pPr>
+      <w:r>
+        <w:rPr>
+          <w:b w:val="false"/>
+          <w:bCs w:val="false"/>
+          <w:sz w:val="24"/>
+          <w:szCs w:val="24"/>
+          <w:u w:val="none"/>
+          <w:lang w:val="hu-HU"/>
+        </w:rPr>
+        <w:t>Q – mért elektromos mező</w:t>
+      </w:r>
+    </w:p>
+    <w:p>
+      <w:pPr>
+        <w:pStyle w:val="Normal"/>
+        <w:bidi w:val="0"/>
+        <w:jc w:val="start"/>
+        <w:rPr>
+          <w:b w:val="false"/>
+          <w:bCs w:val="false"/>
+          <w:sz w:val="24"/>
+          <w:szCs w:val="24"/>
+          <w:u w:val="none"/>
+          <w:lang w:val="hu-HU"/>
+        </w:rPr>
+      </w:pPr>
+      <w:r>
+        <w:rPr>
+          <w:b w:val="false"/>
+          <w:bCs w:val="false"/>
+          <w:sz w:val="24"/>
+          <w:szCs w:val="24"/>
+          <w:u w:val="none"/>
+          <w:lang w:val="hu-HU"/>
+        </w:rPr>
+        <w:t>q – próbatöltés (porszem)</w:t>
+      </w:r>
+    </w:p>
+    <w:p>
+      <w:pPr>
+        <w:pStyle w:val="Normal"/>
+        <w:bidi w:val="0"/>
+        <w:jc w:val="start"/>
+        <w:rPr>
+          <w:b w:val="false"/>
+          <w:bCs w:val="false"/>
+          <w:sz w:val="24"/>
+          <w:szCs w:val="24"/>
+          <w:u w:val="none"/>
+          <w:lang w:val="hu-HU"/>
+        </w:rPr>
+      </w:pPr>
+      <w:r>
+        <w:rPr>
+          <w:b w:val="false"/>
+          <w:bCs w:val="false"/>
+          <w:sz w:val="24"/>
+          <w:szCs w:val="24"/>
+          <w:u w:val="none"/>
+          <w:lang w:val="hu-HU"/>
+        </w:rPr>
+        <w:t>F – vektor a porszemen</w:t>
+      </w:r>
+    </w:p>
+    <w:p>
+      <w:pPr>
+        <w:pStyle w:val="Normal"/>
+        <w:bidi w:val="0"/>
+        <w:jc w:val="start"/>
+        <w:rPr>
+          <w:b w:val="false"/>
+          <w:bCs w:val="false"/>
+          <w:sz w:val="24"/>
+          <w:szCs w:val="24"/>
+          <w:u w:val="none"/>
+          <w:lang w:val="hu-HU"/>
+        </w:rPr>
+      </w:pPr>
+      <w:r>
+        <w:rPr>
+          <w:b w:val="false"/>
+          <w:bCs w:val="false"/>
+          <w:sz w:val="24"/>
+          <w:szCs w:val="24"/>
+          <w:u w:val="none"/>
+          <w:lang w:val="hu-HU"/>
+        </w:rPr>
+        <w:t>E – Térerősség</w:t>
+      </w:r>
+    </w:p>
+    <w:p>
+      <w:pPr>
+        <w:pStyle w:val="Normal"/>
+        <w:bidi w:val="0"/>
+        <w:jc w:val="start"/>
+        <w:rPr>
+          <w:b w:val="false"/>
+          <w:bCs w:val="false"/>
+          <w:sz w:val="24"/>
+          <w:szCs w:val="24"/>
+          <w:u w:val="none"/>
+          <w:lang w:val="hu-HU"/>
+        </w:rPr>
+      </w:pPr>
+      <w:r>
+        <w:rPr>
+          <w:b w:val="false"/>
+          <w:bCs w:val="false"/>
+          <w:sz w:val="24"/>
+          <w:szCs w:val="24"/>
+          <w:u w:val="none"/>
+          <w:lang w:val="hu-HU"/>
+        </w:rPr>
+        <w:t>E = F/q; mértékegység: N/C</w:t>
+      </w:r>
+    </w:p>
+    <w:p>
+      <w:pPr>
+        <w:pStyle w:val="Normal"/>
+        <w:bidi w:val="0"/>
+        <w:jc w:val="start"/>
+        <w:rPr>
+          <w:b w:val="false"/>
+          <w:bCs w:val="false"/>
+          <w:sz w:val="24"/>
+          <w:szCs w:val="24"/>
+          <w:u w:val="none"/>
+          <w:lang w:val="hu-HU"/>
+        </w:rPr>
+      </w:pPr>
+      <w:r>
+        <w:rPr>
+          <w:b w:val="false"/>
+          <w:bCs w:val="false"/>
+          <w:sz w:val="24"/>
+          <w:szCs w:val="24"/>
+          <w:u w:val="none"/>
+          <w:lang w:val="hu-HU"/>
+        </w:rPr>
       </w:r>
     </w:p>
     <w:sectPr>
@@ -3439,6 +3929,143 @@
     </w:lvl>
   </w:abstractNum>
   <w:abstractNum w:abstractNumId="7">
+    <w:lvl w:ilvl="0">
+      <w:start w:val="1"/>
+      <w:numFmt w:val="bullet"/>
+      <w:lvlText w:val=""/>
+      <w:lvlJc w:val="start"/>
+      <w:pPr>
+        <w:tabs>
+          <w:tab w:val="num" w:pos="720"/>
+        </w:tabs>
+        <w:ind w:start="720" w:hanging="360"/>
+      </w:pPr>
+      <w:rPr>
+        <w:rFonts w:ascii="Symbol" w:hAnsi="Symbol" w:cs="Symbol" w:hint="default"/>
+      </w:rPr>
+    </w:lvl>
+    <w:lvl w:ilvl="1">
+      <w:start w:val="1"/>
+      <w:numFmt w:val="bullet"/>
+      <w:lvlText w:val=""/>
+      <w:lvlJc w:val="start"/>
+      <w:pPr>
+        <w:tabs>
+          <w:tab w:val="num" w:pos="1080"/>
+        </w:tabs>
+        <w:ind w:start="1080" w:hanging="360"/>
+      </w:pPr>
+      <w:rPr>
+        <w:rFonts w:ascii="Symbol" w:hAnsi="Symbol" w:cs="Symbol" w:hint="default"/>
+      </w:rPr>
+    </w:lvl>
+    <w:lvl w:ilvl="2">
+      <w:start w:val="1"/>
+      <w:numFmt w:val="bullet"/>
+      <w:lvlText w:val=""/>
+      <w:lvlJc w:val="start"/>
+      <w:pPr>
+        <w:tabs>
+          <w:tab w:val="num" w:pos="1440"/>
+        </w:tabs>
+        <w:ind w:start="1440" w:hanging="360"/>
+      </w:pPr>
+      <w:rPr>
+        <w:rFonts w:ascii="Symbol" w:hAnsi="Symbol" w:cs="Symbol" w:hint="default"/>
+      </w:rPr>
+    </w:lvl>
+    <w:lvl w:ilvl="3">
+      <w:start w:val="1"/>
+      <w:numFmt w:val="bullet"/>
+      <w:lvlText w:val=""/>
+      <w:lvlJc w:val="start"/>
+      <w:pPr>
+        <w:tabs>
+          <w:tab w:val="num" w:pos="1800"/>
+        </w:tabs>
+        <w:ind w:start="1800" w:hanging="360"/>
+      </w:pPr>
+      <w:rPr>
+        <w:rFonts w:ascii="Symbol" w:hAnsi="Symbol" w:cs="Symbol" w:hint="default"/>
+      </w:rPr>
+    </w:lvl>
+    <w:lvl w:ilvl="4">
+      <w:start w:val="1"/>
+      <w:numFmt w:val="bullet"/>
+      <w:lvlText w:val=""/>
+      <w:lvlJc w:val="start"/>
+      <w:pPr>
+        <w:tabs>
+          <w:tab w:val="num" w:pos="2160"/>
+        </w:tabs>
+        <w:ind w:start="2160" w:hanging="360"/>
+      </w:pPr>
+      <w:rPr>
+        <w:rFonts w:ascii="Symbol" w:hAnsi="Symbol" w:cs="Symbol" w:hint="default"/>
+      </w:rPr>
+    </w:lvl>
+    <w:lvl w:ilvl="5">
+      <w:start w:val="1"/>
+      <w:numFmt w:val="bullet"/>
+      <w:lvlText w:val=""/>
+      <w:lvlJc w:val="start"/>
+      <w:pPr>
+        <w:tabs>
+          <w:tab w:val="num" w:pos="2520"/>
+        </w:tabs>
+        <w:ind w:start="2520" w:hanging="360"/>
+      </w:pPr>
+      <w:rPr>
+        <w:rFonts w:ascii="Symbol" w:hAnsi="Symbol" w:cs="Symbol" w:hint="default"/>
+      </w:rPr>
+    </w:lvl>
+    <w:lvl w:ilvl="6">
+      <w:start w:val="1"/>
+      <w:numFmt w:val="bullet"/>
+      <w:lvlText w:val=""/>
+      <w:lvlJc w:val="start"/>
+      <w:pPr>
+        <w:tabs>
+          <w:tab w:val="num" w:pos="2880"/>
+        </w:tabs>
+        <w:ind w:start="2880" w:hanging="360"/>
+      </w:pPr>
+      <w:rPr>
+        <w:rFonts w:ascii="Symbol" w:hAnsi="Symbol" w:cs="Symbol" w:hint="default"/>
+      </w:rPr>
+    </w:lvl>
+    <w:lvl w:ilvl="7">
+      <w:start w:val="1"/>
+      <w:numFmt w:val="bullet"/>
+      <w:lvlText w:val=""/>
+      <w:lvlJc w:val="start"/>
+      <w:pPr>
+        <w:tabs>
+          <w:tab w:val="num" w:pos="3240"/>
+        </w:tabs>
+        <w:ind w:start="3240" w:hanging="360"/>
+      </w:pPr>
+      <w:rPr>
+        <w:rFonts w:ascii="Symbol" w:hAnsi="Symbol" w:cs="Symbol" w:hint="default"/>
+      </w:rPr>
+    </w:lvl>
+    <w:lvl w:ilvl="8">
+      <w:start w:val="1"/>
+      <w:numFmt w:val="bullet"/>
+      <w:lvlText w:val=""/>
+      <w:lvlJc w:val="start"/>
+      <w:pPr>
+        <w:tabs>
+          <w:tab w:val="num" w:pos="3600"/>
+        </w:tabs>
+        <w:ind w:start="3600" w:hanging="360"/>
+      </w:pPr>
+      <w:rPr>
+        <w:rFonts w:ascii="Symbol" w:hAnsi="Symbol" w:cs="Symbol" w:hint="default"/>
+      </w:rPr>
+    </w:lvl>
+  </w:abstractNum>
+  <w:abstractNum w:abstractNumId="8">
     <w:lvl w:ilvl="0">
       <w:start w:val="1"/>
       <w:numFmt w:val="none"/>
@@ -3578,6 +4205,9 @@
   <w:num w:numId="7">
     <w:abstractNumId w:val="7"/>
   </w:num>
+  <w:num w:numId="8">
+    <w:abstractNumId w:val="8"/>
+  </w:num>
 </w:numbering>
 </file>
 
@@ -3605,7 +4235,7 @@
     <w:pPr>
       <w:widowControl/>
       <w:suppressAutoHyphens w:val="true"/>
-      <w:overflowPunct w:val="true"/>
+      <w:overflowPunct w:val="false"/>
       <w:bidi w:val="0"/>
       <w:spacing w:before="0" w:after="0"/>
       <w:jc w:val="start"/>
@@ -3619,15 +4249,15 @@
       <w:lang w:val="en-US" w:eastAsia="zh-CN" w:bidi="hi-IN"/>
     </w:rPr>
   </w:style>
-  <w:style w:type="character" w:styleId="Bulletsuser">
-    <w:name w:val="Bullets (user)"/>
+  <w:style w:type="character" w:styleId="Bullets">
+    <w:name w:val="Bullets"/>
     <w:qFormat/>
     <w:rPr>
       <w:rFonts w:ascii="OpenSymbol" w:hAnsi="OpenSymbol" w:eastAsia="OpenSymbol" w:cs="OpenSymbol"/>
     </w:rPr>
   </w:style>
-  <w:style w:type="character" w:styleId="Bullets">
-    <w:name w:val="Bullets"/>
+  <w:style w:type="character" w:styleId="Bulletsuser">
+    <w:name w:val="Bullets (user)"/>
     <w:qFormat/>
     <w:rPr>
       <w:rFonts w:ascii="OpenSymbol" w:hAnsi="OpenSymbol" w:eastAsia="OpenSymbol" w:cs="OpenSymbol"/>

--- a/fizika11.docx
+++ b/fizika11.docx
@@ -686,6 +686,121 @@
           <w:lang w:val="hu-HU"/>
         </w:rPr>
         <w:t>Földelés: A fémrúd töltését fémhuzal segítségével a földbee vezetjük.</w:t>
+      </w:r>
+    </w:p>
+    <w:p>
+      <w:pPr>
+        <w:pStyle w:val="Normal"/>
+        <w:bidi w:val="0"/>
+        <w:jc w:val="start"/>
+        <w:rPr>
+          <w:b/>
+          <w:bCs/>
+          <w:sz w:val="24"/>
+          <w:szCs w:val="24"/>
+          <w:u w:val="none"/>
+          <w:lang w:val="hu-HU"/>
+        </w:rPr>
+      </w:pPr>
+      <w:r>
+        <w:rPr>
+          <w:b/>
+          <w:bCs/>
+          <w:sz w:val="24"/>
+          <w:szCs w:val="24"/>
+          <w:u w:val="none"/>
+          <w:lang w:val="hu-HU"/>
+        </w:rPr>
+      </w:r>
+    </w:p>
+    <w:p>
+      <w:pPr>
+        <w:pStyle w:val="Normal"/>
+        <w:numPr>
+          <w:ilvl w:val="0"/>
+          <w:numId w:val="3"/>
+        </w:numPr>
+        <w:bidi w:val="0"/>
+        <w:jc w:val="start"/>
+        <w:rPr>
+          <w:b/>
+          <w:bCs/>
+          <w:sz w:val="24"/>
+          <w:szCs w:val="24"/>
+          <w:u w:val="none"/>
+          <w:lang w:val="hu-HU"/>
+        </w:rPr>
+      </w:pPr>
+      <w:r>
+        <w:rPr>
+          <w:b/>
+          <w:bCs/>
+          <w:sz w:val="24"/>
+          <w:szCs w:val="24"/>
+          <w:u w:val="none"/>
+          <w:lang w:val="hu-HU"/>
+        </w:rPr>
+        <w:t>Proton +</w:t>
+      </w:r>
+    </w:p>
+    <w:p>
+      <w:pPr>
+        <w:pStyle w:val="Normal"/>
+        <w:numPr>
+          <w:ilvl w:val="0"/>
+          <w:numId w:val="3"/>
+        </w:numPr>
+        <w:bidi w:val="0"/>
+        <w:jc w:val="start"/>
+        <w:rPr>
+          <w:b/>
+          <w:bCs/>
+          <w:sz w:val="24"/>
+          <w:szCs w:val="24"/>
+          <w:u w:val="none"/>
+          <w:lang w:val="hu-HU"/>
+        </w:rPr>
+      </w:pPr>
+      <w:r>
+        <w:rPr>
+          <w:b/>
+          <w:bCs/>
+          <w:sz w:val="24"/>
+          <w:szCs w:val="24"/>
+          <w:u w:val="none"/>
+          <w:lang w:val="hu-HU"/>
+        </w:rPr>
+        <w:t>Elektron -</w:t>
+      </w:r>
+    </w:p>
+    <w:p>
+      <w:pPr>
+        <w:pStyle w:val="Normal"/>
+        <w:numPr>
+          <w:ilvl w:val="0"/>
+          <w:numId w:val="3"/>
+        </w:numPr>
+        <w:bidi w:val="0"/>
+        <w:jc w:val="start"/>
+        <w:rPr>
+          <w:b/>
+          <w:bCs/>
+          <w:sz w:val="24"/>
+          <w:szCs w:val="24"/>
+          <w:u w:val="none"/>
+          <w:lang w:val="hu-HU"/>
+        </w:rPr>
+      </w:pPr>
+      <w:r>
+        <w:rPr>
+          <w:b/>
+          <w:bCs/>
+          <w:sz w:val="24"/>
+          <w:szCs w:val="24"/>
+          <w:u w:val="none"/>
+          <w:lang w:val="hu-HU"/>
+        </w:rPr>
+        <w:t>Neurton *</w:t>
       </w:r>
     </w:p>
     <w:p>
@@ -3091,6 +3206,1266 @@
         </w:rPr>
       </w:r>
     </w:p>
+    <w:p>
+      <w:pPr>
+        <w:pStyle w:val="Normal"/>
+        <w:bidi w:val="0"/>
+        <w:jc w:val="center"/>
+        <w:rPr>
+          <w:b/>
+          <w:bCs/>
+          <w:sz w:val="36"/>
+          <w:szCs w:val="36"/>
+          <w:u w:val="none"/>
+          <w:lang w:val="hu-HU"/>
+        </w:rPr>
+      </w:pPr>
+      <w:r>
+        <w:rPr>
+          <w:b/>
+          <w:bCs/>
+          <w:sz w:val="36"/>
+          <w:szCs w:val="36"/>
+          <w:u w:val="none"/>
+          <w:lang w:val="hu-HU"/>
+        </w:rPr>
+        <w:t>Elektromos erővonalak</w:t>
+      </w:r>
+    </w:p>
+    <w:p>
+      <w:pPr>
+        <w:pStyle w:val="Normal"/>
+        <w:bidi w:val="0"/>
+        <w:jc w:val="start"/>
+        <w:rPr>
+          <w:b w:val="false"/>
+          <w:bCs w:val="false"/>
+          <w:sz w:val="24"/>
+          <w:szCs w:val="24"/>
+          <w:u w:val="none"/>
+          <w:lang w:val="hu-HU"/>
+        </w:rPr>
+      </w:pPr>
+      <w:r>
+        <w:rPr>
+          <w:b w:val="false"/>
+          <w:bCs w:val="false"/>
+          <w:sz w:val="24"/>
+          <w:szCs w:val="24"/>
+          <w:u w:val="none"/>
+          <w:lang w:val="hu-HU"/>
+        </w:rPr>
+      </w:r>
+    </w:p>
+    <w:p>
+      <w:pPr>
+        <w:pStyle w:val="Normal"/>
+        <w:bidi w:val="0"/>
+        <w:jc w:val="start"/>
+        <w:rPr>
+          <w:b w:val="false"/>
+          <w:bCs w:val="false"/>
+          <w:sz w:val="24"/>
+          <w:szCs w:val="24"/>
+          <w:u w:val="none"/>
+          <w:lang w:val="hu-HU"/>
+        </w:rPr>
+      </w:pPr>
+      <w:r>
+        <w:rPr>
+          <w:b w:val="false"/>
+          <w:bCs w:val="false"/>
+          <w:sz w:val="24"/>
+          <w:szCs w:val="24"/>
+          <w:u w:val="none"/>
+          <w:lang w:val="hu-HU"/>
+        </w:rPr>
+      </w:r>
+    </w:p>
+    <w:p>
+      <w:pPr>
+        <w:pStyle w:val="Normal"/>
+        <w:bidi w:val="0"/>
+        <w:jc w:val="start"/>
+        <w:rPr>
+          <w:b w:val="false"/>
+          <w:bCs w:val="false"/>
+          <w:sz w:val="24"/>
+          <w:szCs w:val="24"/>
+          <w:u w:val="none"/>
+          <w:lang w:val="hu-HU"/>
+        </w:rPr>
+      </w:pPr>
+      <w:r>
+        <w:rPr>
+          <w:b w:val="false"/>
+          <w:bCs w:val="false"/>
+          <w:sz w:val="24"/>
+          <w:szCs w:val="24"/>
+          <w:u w:val="none"/>
+          <w:lang w:val="hu-HU"/>
+        </w:rPr>
+      </w:r>
+    </w:p>
+    <w:p>
+      <w:pPr>
+        <w:pStyle w:val="Normal"/>
+        <w:numPr>
+          <w:ilvl w:val="0"/>
+          <w:numId w:val="8"/>
+        </w:numPr>
+        <w:bidi w:val="0"/>
+        <w:jc w:val="start"/>
+        <w:rPr>
+          <w:b w:val="false"/>
+          <w:bCs w:val="false"/>
+          <w:sz w:val="24"/>
+          <w:szCs w:val="24"/>
+          <w:u w:val="none"/>
+          <w:lang w:val="hu-HU"/>
+        </w:rPr>
+      </w:pPr>
+      <w:r>
+        <w:rPr>
+          <w:b w:val="false"/>
+          <w:bCs w:val="false"/>
+          <w:sz w:val="24"/>
+          <w:szCs w:val="24"/>
+          <w:u w:val="none"/>
+          <w:lang w:val="hu-HU"/>
+        </w:rPr>
+        <w:t xml:space="preserve">Az erővonalak képzeletbeli vonalak, amelyek az elektromos tér szerkezetét szemléltetik. Ábrázolásukkor </w:t>
+      </w:r>
+      <w:r>
+        <w:rPr>
+          <w:b/>
+          <w:bCs/>
+          <w:sz w:val="24"/>
+          <w:szCs w:val="24"/>
+          <w:u w:val="none"/>
+          <w:lang w:val="hu-HU"/>
+        </w:rPr>
+        <w:drawing>
+          <wp:anchor behindDoc="0" distT="0" distB="0" distL="0" distR="0" simplePos="0" locked="0" layoutInCell="0" allowOverlap="1" relativeHeight="3">
+            <wp:simplePos x="0" y="0"/>
+            <wp:positionH relativeFrom="column">
+              <wp:posOffset>4095115</wp:posOffset>
+            </wp:positionH>
+            <wp:positionV relativeFrom="paragraph">
+              <wp:posOffset>4445</wp:posOffset>
+            </wp:positionV>
+            <wp:extent cx="2252980" cy="1252855"/>
+            <wp:effectExtent l="0" t="0" r="0" b="0"/>
+            <wp:wrapSquare wrapText="largest"/>
+            <wp:docPr id="2" name="Image2" descr="" title=""/>
+            <wp:cNvGraphicFramePr>
+              <a:graphicFrameLocks xmlns:a="http://schemas.openxmlformats.org/drawingml/2006/main" noChangeAspect="1"/>
+            </wp:cNvGraphicFramePr>
+            <a:graphic xmlns:a="http://schemas.openxmlformats.org/drawingml/2006/main">
+              <a:graphicData uri="http://schemas.openxmlformats.org/drawingml/2006/picture">
+                <pic:pic xmlns:pic="http://schemas.openxmlformats.org/drawingml/2006/picture">
+                  <pic:nvPicPr>
+                    <pic:cNvPr id="2" name="Image2" descr="" title=""/>
+                    <pic:cNvPicPr>
+                      <a:picLocks noChangeAspect="1" noChangeArrowheads="1"/>
+                    </pic:cNvPicPr>
+                  </pic:nvPicPr>
+                  <pic:blipFill>
+                    <a:blip r:embed="rId3"/>
+                    <a:stretch>
+                      <a:fillRect/>
+                    </a:stretch>
+                  </pic:blipFill>
+                  <pic:spPr bwMode="auto">
+                    <a:xfrm>
+                      <a:off x="0" y="0"/>
+                      <a:ext cx="2252980" cy="1252855"/>
+                    </a:xfrm>
+                    <a:prstGeom prst="rect">
+                      <a:avLst/>
+                    </a:prstGeom>
+                    <a:noFill/>
+                  </pic:spPr>
+                </pic:pic>
+              </a:graphicData>
+            </a:graphic>
+          </wp:anchor>
+        </w:drawing>
+      </w:r>
+      <w:r>
+        <w:rPr>
+          <w:b/>
+          <w:bCs/>
+          <w:sz w:val="24"/>
+          <w:szCs w:val="24"/>
+          <w:u w:val="none"/>
+          <w:lang w:val="hu-HU"/>
+        </w:rPr>
+        <w:t>nyílheggyel jelöljük a térerősség irányát.</w:t>
+      </w:r>
+    </w:p>
+    <w:p>
+      <w:pPr>
+        <w:pStyle w:val="Normal"/>
+        <w:numPr>
+          <w:ilvl w:val="0"/>
+          <w:numId w:val="8"/>
+        </w:numPr>
+        <w:bidi w:val="0"/>
+        <w:jc w:val="start"/>
+        <w:rPr>
+          <w:b w:val="false"/>
+          <w:bCs w:val="false"/>
+          <w:sz w:val="24"/>
+          <w:szCs w:val="24"/>
+          <w:u w:val="none"/>
+          <w:lang w:val="hu-HU"/>
+        </w:rPr>
+      </w:pPr>
+      <w:r>
+        <w:rPr>
+          <w:b w:val="false"/>
+          <w:bCs w:val="false"/>
+          <w:sz w:val="24"/>
+          <w:szCs w:val="24"/>
+          <w:u w:val="none"/>
+          <w:lang w:val="hu-HU"/>
+        </w:rPr>
+        <w:t>Pozitív töltésről kiinduló erővonalak negatív töltéseken vagy a végtelenben végződnek, a negatív töltésekre érkező erővonalak a pozitív töltésekről vagy a végtelenből indulnak.</w:t>
+      </w:r>
+    </w:p>
+    <w:p>
+      <w:pPr>
+        <w:pStyle w:val="Normal"/>
+        <w:bidi w:val="0"/>
+        <w:jc w:val="start"/>
+        <w:rPr>
+          <w:b w:val="false"/>
+          <w:bCs w:val="false"/>
+          <w:sz w:val="24"/>
+          <w:szCs w:val="24"/>
+          <w:u w:val="none"/>
+          <w:lang w:val="hu-HU"/>
+        </w:rPr>
+      </w:pPr>
+      <w:r>
+        <w:rPr>
+          <w:b w:val="false"/>
+          <w:bCs w:val="false"/>
+          <w:sz w:val="24"/>
+          <w:szCs w:val="24"/>
+          <w:u w:val="none"/>
+          <w:lang w:val="hu-HU"/>
+        </w:rPr>
+      </w:r>
+    </w:p>
+    <w:p>
+      <w:pPr>
+        <w:pStyle w:val="Normal"/>
+        <w:bidi w:val="0"/>
+        <w:jc w:val="start"/>
+        <w:rPr>
+          <w:b w:val="false"/>
+          <w:bCs w:val="false"/>
+          <w:sz w:val="24"/>
+          <w:szCs w:val="24"/>
+          <w:u w:val="none"/>
+          <w:lang w:val="hu-HU"/>
+        </w:rPr>
+      </w:pPr>
+      <w:r>
+        <w:rPr>
+          <w:b w:val="false"/>
+          <w:bCs w:val="false"/>
+          <w:sz w:val="24"/>
+          <w:szCs w:val="24"/>
+          <w:u w:val="none"/>
+          <w:lang w:val="hu-HU"/>
+        </w:rPr>
+      </w:r>
+    </w:p>
+    <w:p>
+      <w:pPr>
+        <w:pStyle w:val="Normal"/>
+        <w:bidi w:val="0"/>
+        <w:jc w:val="start"/>
+        <w:rPr>
+          <w:b w:val="false"/>
+          <w:bCs w:val="false"/>
+          <w:sz w:val="24"/>
+          <w:szCs w:val="24"/>
+          <w:u w:val="none"/>
+          <w:lang w:val="hu-HU"/>
+        </w:rPr>
+      </w:pPr>
+      <w:r>
+        <w:rPr>
+          <w:b w:val="false"/>
+          <w:bCs w:val="false"/>
+          <w:sz w:val="24"/>
+          <w:szCs w:val="24"/>
+          <w:u w:val="none"/>
+          <w:lang w:val="hu-HU"/>
+        </w:rPr>
+        <w:drawing>
+          <wp:anchor behindDoc="0" distT="0" distB="0" distL="0" distR="0" simplePos="0" locked="0" layoutInCell="0" allowOverlap="1" relativeHeight="4">
+            <wp:simplePos x="0" y="0"/>
+            <wp:positionH relativeFrom="column">
+              <wp:posOffset>4069715</wp:posOffset>
+            </wp:positionH>
+            <wp:positionV relativeFrom="paragraph">
+              <wp:posOffset>635</wp:posOffset>
+            </wp:positionV>
+            <wp:extent cx="2261235" cy="2355215"/>
+            <wp:effectExtent l="0" t="0" r="0" b="0"/>
+            <wp:wrapSquare wrapText="largest"/>
+            <wp:docPr id="3" name="Image3" descr="" title=""/>
+            <wp:cNvGraphicFramePr>
+              <a:graphicFrameLocks xmlns:a="http://schemas.openxmlformats.org/drawingml/2006/main" noChangeAspect="1"/>
+            </wp:cNvGraphicFramePr>
+            <a:graphic xmlns:a="http://schemas.openxmlformats.org/drawingml/2006/main">
+              <a:graphicData uri="http://schemas.openxmlformats.org/drawingml/2006/picture">
+                <pic:pic xmlns:pic="http://schemas.openxmlformats.org/drawingml/2006/picture">
+                  <pic:nvPicPr>
+                    <pic:cNvPr id="3" name="Image3" descr="" title=""/>
+                    <pic:cNvPicPr>
+                      <a:picLocks noChangeAspect="1" noChangeArrowheads="1"/>
+                    </pic:cNvPicPr>
+                  </pic:nvPicPr>
+                  <pic:blipFill>
+                    <a:blip r:embed="rId4"/>
+                    <a:stretch>
+                      <a:fillRect/>
+                    </a:stretch>
+                  </pic:blipFill>
+                  <pic:spPr bwMode="auto">
+                    <a:xfrm>
+                      <a:off x="0" y="0"/>
+                      <a:ext cx="2261235" cy="2355215"/>
+                    </a:xfrm>
+                    <a:prstGeom prst="rect">
+                      <a:avLst/>
+                    </a:prstGeom>
+                    <a:noFill/>
+                  </pic:spPr>
+                </pic:pic>
+              </a:graphicData>
+            </a:graphic>
+          </wp:anchor>
+        </w:drawing>
+      </w:r>
+    </w:p>
+    <w:p>
+      <w:pPr>
+        <w:pStyle w:val="Normal"/>
+        <w:bidi w:val="0"/>
+        <w:jc w:val="start"/>
+        <w:rPr>
+          <w:b w:val="false"/>
+          <w:bCs w:val="false"/>
+          <w:sz w:val="24"/>
+          <w:szCs w:val="24"/>
+          <w:u w:val="none"/>
+          <w:lang w:val="hu-HU"/>
+        </w:rPr>
+      </w:pPr>
+      <w:r>
+        <w:rPr>
+          <w:b w:val="false"/>
+          <w:bCs w:val="false"/>
+          <w:sz w:val="24"/>
+          <w:szCs w:val="24"/>
+          <w:u w:val="none"/>
+          <w:lang w:val="hu-HU"/>
+        </w:rPr>
+      </w:r>
+    </w:p>
+    <w:p>
+      <w:pPr>
+        <w:pStyle w:val="Normal"/>
+        <w:bidi w:val="0"/>
+        <w:jc w:val="start"/>
+        <w:rPr>
+          <w:b w:val="false"/>
+          <w:bCs w:val="false"/>
+          <w:sz w:val="24"/>
+          <w:szCs w:val="24"/>
+          <w:u w:val="none"/>
+          <w:lang w:val="hu-HU"/>
+        </w:rPr>
+      </w:pPr>
+      <w:r>
+        <w:rPr>
+          <w:b w:val="false"/>
+          <w:bCs w:val="false"/>
+          <w:sz w:val="24"/>
+          <w:szCs w:val="24"/>
+          <w:u w:val="none"/>
+          <w:lang w:val="hu-HU"/>
+        </w:rPr>
+      </w:r>
+    </w:p>
+    <w:p>
+      <w:pPr>
+        <w:pStyle w:val="Normal"/>
+        <w:bidi w:val="0"/>
+        <w:jc w:val="start"/>
+        <w:rPr>
+          <w:b w:val="false"/>
+          <w:bCs w:val="false"/>
+          <w:sz w:val="24"/>
+          <w:szCs w:val="24"/>
+          <w:u w:val="none"/>
+          <w:lang w:val="hu-HU"/>
+        </w:rPr>
+      </w:pPr>
+      <w:r>
+        <w:rPr>
+          <w:b w:val="false"/>
+          <w:bCs w:val="false"/>
+          <w:sz w:val="24"/>
+          <w:szCs w:val="24"/>
+          <w:u w:val="none"/>
+          <w:lang w:val="hu-HU"/>
+        </w:rPr>
+      </w:r>
+    </w:p>
+    <w:p>
+      <w:pPr>
+        <w:pStyle w:val="Normal"/>
+        <w:bidi w:val="0"/>
+        <w:jc w:val="start"/>
+        <w:rPr>
+          <w:b/>
+          <w:bCs/>
+          <w:sz w:val="28"/>
+          <w:szCs w:val="28"/>
+          <w:u w:val="none"/>
+          <w:lang w:val="hu-HU"/>
+        </w:rPr>
+      </w:pPr>
+      <w:r>
+        <w:rPr>
+          <w:b/>
+          <w:bCs/>
+          <w:sz w:val="28"/>
+          <w:szCs w:val="28"/>
+          <w:u w:val="none"/>
+          <w:lang w:val="hu-HU"/>
+        </w:rPr>
+        <w:t>Az erővonalak és a térerősség</w:t>
+      </w:r>
+    </w:p>
+    <w:p>
+      <w:pPr>
+        <w:pStyle w:val="Normal"/>
+        <w:bidi w:val="0"/>
+        <w:jc w:val="start"/>
+        <w:rPr>
+          <w:b w:val="false"/>
+          <w:bCs w:val="false"/>
+          <w:sz w:val="24"/>
+          <w:szCs w:val="24"/>
+          <w:u w:val="none"/>
+          <w:lang w:val="hu-HU"/>
+        </w:rPr>
+      </w:pPr>
+      <w:r>
+        <w:rPr>
+          <w:b w:val="false"/>
+          <w:bCs w:val="false"/>
+          <w:sz w:val="24"/>
+          <w:szCs w:val="24"/>
+          <w:u w:val="none"/>
+          <w:lang w:val="hu-HU"/>
+        </w:rPr>
+        <w:t>Hasonlítsuk össze a homogén mező és a ponttöltés mezőjének erővonalábráján az erővonalak sűrűségének alakulását! Keressünk kapcsolatot az elektromos térerősség és az erővonal-sűrűség között! Megállapításainkat a következő táblázat tartalmazza:</w:t>
+      </w:r>
+    </w:p>
+    <w:p>
+      <w:pPr>
+        <w:pStyle w:val="Normal"/>
+        <w:bidi w:val="0"/>
+        <w:jc w:val="start"/>
+        <w:rPr>
+          <w:b w:val="false"/>
+          <w:bCs w:val="false"/>
+          <w:sz w:val="24"/>
+          <w:szCs w:val="24"/>
+          <w:u w:val="none"/>
+          <w:lang w:val="hu-HU"/>
+        </w:rPr>
+      </w:pPr>
+      <w:r>
+        <w:rPr>
+          <w:b w:val="false"/>
+          <w:bCs w:val="false"/>
+          <w:sz w:val="24"/>
+          <w:szCs w:val="24"/>
+          <w:u w:val="none"/>
+          <w:lang w:val="hu-HU"/>
+        </w:rPr>
+        <w:drawing>
+          <wp:anchor behindDoc="0" distT="0" distB="0" distL="0" distR="0" simplePos="0" locked="0" layoutInCell="0" allowOverlap="1" relativeHeight="5">
+            <wp:simplePos x="0" y="0"/>
+            <wp:positionH relativeFrom="column">
+              <wp:posOffset>4345305</wp:posOffset>
+            </wp:positionH>
+            <wp:positionV relativeFrom="paragraph">
+              <wp:posOffset>781685</wp:posOffset>
+            </wp:positionV>
+            <wp:extent cx="1983105" cy="1696085"/>
+            <wp:effectExtent l="0" t="0" r="0" b="0"/>
+            <wp:wrapSquare wrapText="largest"/>
+            <wp:docPr id="4" name="Image4" descr="" title=""/>
+            <wp:cNvGraphicFramePr>
+              <a:graphicFrameLocks xmlns:a="http://schemas.openxmlformats.org/drawingml/2006/main" noChangeAspect="1"/>
+            </wp:cNvGraphicFramePr>
+            <a:graphic xmlns:a="http://schemas.openxmlformats.org/drawingml/2006/main">
+              <a:graphicData uri="http://schemas.openxmlformats.org/drawingml/2006/picture">
+                <pic:pic xmlns:pic="http://schemas.openxmlformats.org/drawingml/2006/picture">
+                  <pic:nvPicPr>
+                    <pic:cNvPr id="4" name="Image4" descr="" title=""/>
+                    <pic:cNvPicPr>
+                      <a:picLocks noChangeAspect="1" noChangeArrowheads="1"/>
+                    </pic:cNvPicPr>
+                  </pic:nvPicPr>
+                  <pic:blipFill>
+                    <a:blip r:embed="rId5"/>
+                    <a:stretch>
+                      <a:fillRect/>
+                    </a:stretch>
+                  </pic:blipFill>
+                  <pic:spPr bwMode="auto">
+                    <a:xfrm>
+                      <a:off x="0" y="0"/>
+                      <a:ext cx="1983105" cy="1696085"/>
+                    </a:xfrm>
+                    <a:prstGeom prst="rect">
+                      <a:avLst/>
+                    </a:prstGeom>
+                    <a:noFill/>
+                  </pic:spPr>
+                </pic:pic>
+              </a:graphicData>
+            </a:graphic>
+          </wp:anchor>
+        </w:drawing>
+      </w:r>
+    </w:p>
+    <w:tbl>
+      <w:tblPr>
+        <w:tblW w:w="6079" w:type="dxa"/>
+        <w:jc w:val="start"/>
+        <w:tblInd w:w="-5" w:type="dxa"/>
+        <w:tblLayout w:type="fixed"/>
+        <w:tblCellMar>
+          <w:top w:w="55" w:type="dxa"/>
+          <w:start w:w="55" w:type="dxa"/>
+          <w:bottom w:w="55" w:type="dxa"/>
+          <w:end w:w="55" w:type="dxa"/>
+        </w:tblCellMar>
+      </w:tblPr>
+      <w:tblGrid>
+        <w:gridCol w:w="1400"/>
+        <w:gridCol w:w="2344"/>
+        <w:gridCol w:w="2335"/>
+      </w:tblGrid>
+      <w:tr>
+        <w:trPr/>
+        <w:tc>
+          <w:tcPr>
+            <w:tcW w:w="1400" w:type="dxa"/>
+            <w:tcBorders>
+              <w:top w:val="single" w:sz="4" w:space="0" w:color="000000"/>
+              <w:start w:val="single" w:sz="4" w:space="0" w:color="000000"/>
+              <w:bottom w:val="single" w:sz="4" w:space="0" w:color="000000"/>
+            </w:tcBorders>
+          </w:tcPr>
+          <w:p>
+            <w:pPr>
+              <w:pStyle w:val="TableContents"/>
+              <w:jc w:val="center"/>
+              <w:rPr>
+                <w:lang w:val="hu-HU" w:eastAsia="zh-CN" w:bidi="hi-IN"/>
+              </w:rPr>
+            </w:pPr>
+            <w:r>
+              <w:rPr>
+                <w:lang w:val="hu-HU" w:eastAsia="zh-CN" w:bidi="hi-IN"/>
+              </w:rPr>
+            </w:r>
+          </w:p>
+        </w:tc>
+        <w:tc>
+          <w:tcPr>
+            <w:tcW w:w="2344" w:type="dxa"/>
+            <w:tcBorders>
+              <w:top w:val="single" w:sz="4" w:space="0" w:color="000000"/>
+              <w:start w:val="single" w:sz="4" w:space="0" w:color="000000"/>
+              <w:bottom w:val="single" w:sz="4" w:space="0" w:color="000000"/>
+            </w:tcBorders>
+          </w:tcPr>
+          <w:p>
+            <w:pPr>
+              <w:pStyle w:val="Normal"/>
+              <w:bidi w:val="0"/>
+              <w:jc w:val="center"/>
+              <w:rPr>
+                <w:b w:val="false"/>
+                <w:bCs w:val="false"/>
+                <w:sz w:val="24"/>
+                <w:szCs w:val="24"/>
+                <w:u w:val="none"/>
+                <w:lang w:val="hu-HU" w:eastAsia="zh-CN" w:bidi="hi-IN"/>
+              </w:rPr>
+            </w:pPr>
+            <w:r>
+              <w:rPr>
+                <w:b w:val="false"/>
+                <w:bCs w:val="false"/>
+                <w:sz w:val="24"/>
+                <w:szCs w:val="24"/>
+                <w:u w:val="none"/>
+                <w:lang w:val="hu-HU" w:eastAsia="zh-CN" w:bidi="hi-IN"/>
+              </w:rPr>
+              <w:t>Homogén mezőben</w:t>
+            </w:r>
+          </w:p>
+        </w:tc>
+        <w:tc>
+          <w:tcPr>
+            <w:tcW w:w="2335" w:type="dxa"/>
+            <w:tcBorders>
+              <w:top w:val="single" w:sz="4" w:space="0" w:color="000000"/>
+              <w:start w:val="single" w:sz="4" w:space="0" w:color="000000"/>
+              <w:bottom w:val="single" w:sz="4" w:space="0" w:color="000000"/>
+              <w:end w:val="single" w:sz="4" w:space="0" w:color="000000"/>
+            </w:tcBorders>
+          </w:tcPr>
+          <w:p>
+            <w:pPr>
+              <w:pStyle w:val="Normal"/>
+              <w:bidi w:val="0"/>
+              <w:jc w:val="center"/>
+              <w:rPr>
+                <w:b w:val="false"/>
+                <w:bCs w:val="false"/>
+                <w:sz w:val="24"/>
+                <w:szCs w:val="24"/>
+                <w:u w:val="none"/>
+                <w:lang w:val="hu-HU" w:eastAsia="zh-CN" w:bidi="hi-IN"/>
+              </w:rPr>
+            </w:pPr>
+            <w:r>
+              <w:rPr>
+                <w:b w:val="false"/>
+                <w:bCs w:val="false"/>
+                <w:sz w:val="24"/>
+                <w:szCs w:val="24"/>
+                <w:u w:val="none"/>
+                <w:lang w:val="hu-HU" w:eastAsia="zh-CN" w:bidi="hi-IN"/>
+              </w:rPr>
+              <w:t>Ponttöltés mezőjében</w:t>
+            </w:r>
+          </w:p>
+        </w:tc>
+      </w:tr>
+      <w:tr>
+        <w:trPr/>
+        <w:tc>
+          <w:tcPr>
+            <w:tcW w:w="1400" w:type="dxa"/>
+            <w:tcBorders>
+              <w:start w:val="single" w:sz="4" w:space="0" w:color="000000"/>
+              <w:bottom w:val="single" w:sz="4" w:space="0" w:color="000000"/>
+            </w:tcBorders>
+          </w:tcPr>
+          <w:p>
+            <w:pPr>
+              <w:pStyle w:val="TableContents"/>
+              <w:jc w:val="center"/>
+              <w:rPr>
+                <w:lang w:val="hu-HU" w:eastAsia="zh-CN" w:bidi="hi-IN"/>
+              </w:rPr>
+            </w:pPr>
+            <w:r>
+              <w:rPr>
+                <w:lang w:val="hu-HU" w:eastAsia="zh-CN" w:bidi="hi-IN"/>
+              </w:rPr>
+              <w:t>Az erővonalak sűrűsége</w:t>
+            </w:r>
+          </w:p>
+        </w:tc>
+        <w:tc>
+          <w:tcPr>
+            <w:tcW w:w="2344" w:type="dxa"/>
+            <w:tcBorders>
+              <w:start w:val="single" w:sz="4" w:space="0" w:color="000000"/>
+              <w:bottom w:val="single" w:sz="4" w:space="0" w:color="000000"/>
+            </w:tcBorders>
+          </w:tcPr>
+          <w:p>
+            <w:pPr>
+              <w:pStyle w:val="TableContents"/>
+              <w:jc w:val="center"/>
+              <w:rPr>
+                <w:lang w:val="hu-HU" w:eastAsia="zh-CN" w:bidi="hi-IN"/>
+              </w:rPr>
+            </w:pPr>
+            <w:r>
+              <w:rPr>
+                <w:lang w:val="hu-HU" w:eastAsia="zh-CN" w:bidi="hi-IN"/>
+              </w:rPr>
+              <w:t>Állandó</w:t>
+            </w:r>
+          </w:p>
+        </w:tc>
+        <w:tc>
+          <w:tcPr>
+            <w:tcW w:w="2335" w:type="dxa"/>
+            <w:tcBorders>
+              <w:start w:val="single" w:sz="4" w:space="0" w:color="000000"/>
+              <w:bottom w:val="single" w:sz="4" w:space="0" w:color="000000"/>
+              <w:end w:val="single" w:sz="4" w:space="0" w:color="000000"/>
+            </w:tcBorders>
+          </w:tcPr>
+          <w:p>
+            <w:pPr>
+              <w:pStyle w:val="TableContents"/>
+              <w:jc w:val="center"/>
+              <w:rPr>
+                <w:lang w:val="hu-HU" w:eastAsia="zh-CN" w:bidi="hi-IN"/>
+              </w:rPr>
+            </w:pPr>
+            <w:r>
+              <w:rPr>
+                <w:lang w:val="hu-HU" w:eastAsia="zh-CN" w:bidi="hi-IN"/>
+              </w:rPr>
+              <w:t>A töltés közelében nagyobb, mint a töltéstől távol</w:t>
+            </w:r>
+          </w:p>
+        </w:tc>
+      </w:tr>
+      <w:tr>
+        <w:trPr/>
+        <w:tc>
+          <w:tcPr>
+            <w:tcW w:w="1400" w:type="dxa"/>
+            <w:tcBorders>
+              <w:start w:val="single" w:sz="4" w:space="0" w:color="000000"/>
+              <w:bottom w:val="single" w:sz="4" w:space="0" w:color="000000"/>
+            </w:tcBorders>
+          </w:tcPr>
+          <w:p>
+            <w:pPr>
+              <w:pStyle w:val="TableContents"/>
+              <w:jc w:val="center"/>
+              <w:rPr>
+                <w:lang w:val="hu-HU" w:eastAsia="zh-CN" w:bidi="hi-IN"/>
+              </w:rPr>
+            </w:pPr>
+            <w:r>
+              <w:rPr>
+                <w:lang w:val="hu-HU" w:eastAsia="zh-CN" w:bidi="hi-IN"/>
+              </w:rPr>
+              <w:t>A térerősség nagysága</w:t>
+            </w:r>
+          </w:p>
+        </w:tc>
+        <w:tc>
+          <w:tcPr>
+            <w:tcW w:w="2344" w:type="dxa"/>
+            <w:tcBorders>
+              <w:start w:val="single" w:sz="4" w:space="0" w:color="000000"/>
+              <w:bottom w:val="single" w:sz="4" w:space="0" w:color="000000"/>
+            </w:tcBorders>
+          </w:tcPr>
+          <w:p>
+            <w:pPr>
+              <w:pStyle w:val="TableContents"/>
+              <w:jc w:val="center"/>
+              <w:rPr>
+                <w:lang w:val="hu-HU" w:eastAsia="zh-CN" w:bidi="hi-IN"/>
+              </w:rPr>
+            </w:pPr>
+            <w:r>
+              <w:rPr>
+                <w:lang w:val="hu-HU" w:eastAsia="zh-CN" w:bidi="hi-IN"/>
+              </w:rPr>
+              <w:t>Állandó</w:t>
+            </w:r>
+          </w:p>
+        </w:tc>
+        <w:tc>
+          <w:tcPr>
+            <w:tcW w:w="2335" w:type="dxa"/>
+            <w:tcBorders>
+              <w:start w:val="single" w:sz="4" w:space="0" w:color="000000"/>
+              <w:bottom w:val="single" w:sz="4" w:space="0" w:color="000000"/>
+              <w:end w:val="single" w:sz="4" w:space="0" w:color="000000"/>
+            </w:tcBorders>
+          </w:tcPr>
+          <w:p>
+            <w:pPr>
+              <w:pStyle w:val="TableContents"/>
+              <w:jc w:val="center"/>
+              <w:rPr>
+                <w:lang w:val="hu-HU" w:eastAsia="zh-CN" w:bidi="hi-IN"/>
+              </w:rPr>
+            </w:pPr>
+            <w:r>
+              <w:rPr>
+                <w:lang w:val="hu-HU" w:eastAsia="zh-CN" w:bidi="hi-IN"/>
+              </w:rPr>
+              <w:t>A töltéshez közeledve növekszik, távolodva csökken</w:t>
+            </w:r>
+          </w:p>
+        </w:tc>
+      </w:tr>
+    </w:tbl>
+    <w:p>
+      <w:pPr>
+        <w:pStyle w:val="Normal"/>
+        <w:bidi w:val="0"/>
+        <w:jc w:val="start"/>
+        <w:rPr>
+          <w:b w:val="false"/>
+          <w:bCs w:val="false"/>
+          <w:sz w:val="24"/>
+          <w:szCs w:val="24"/>
+          <w:u w:val="none"/>
+          <w:lang w:val="hu-HU"/>
+        </w:rPr>
+      </w:pPr>
+      <w:r>
+        <w:rPr>
+          <w:b w:val="false"/>
+          <w:bCs w:val="false"/>
+          <w:sz w:val="24"/>
+          <w:szCs w:val="24"/>
+          <w:u w:val="none"/>
+          <w:lang w:val="hu-HU"/>
+        </w:rPr>
+      </w:r>
+    </w:p>
+    <w:p>
+      <w:pPr>
+        <w:pStyle w:val="Normal"/>
+        <w:bidi w:val="0"/>
+        <w:jc w:val="start"/>
+        <w:rPr>
+          <w:b w:val="false"/>
+          <w:bCs w:val="false"/>
+          <w:sz w:val="24"/>
+          <w:szCs w:val="24"/>
+          <w:u w:val="none"/>
+          <w:lang w:val="hu-HU"/>
+        </w:rPr>
+      </w:pPr>
+      <w:r>
+        <w:rPr>
+          <w:b w:val="false"/>
+          <w:bCs w:val="false"/>
+          <w:sz w:val="24"/>
+          <w:szCs w:val="24"/>
+          <w:u w:val="none"/>
+          <w:lang w:val="hu-HU"/>
+        </w:rPr>
+        <w:t>Az összehasonlításból kitűnik, hogy a térerősség</w:t>
+      </w:r>
+    </w:p>
+    <w:p>
+      <w:pPr>
+        <w:pStyle w:val="Normal"/>
+        <w:bidi w:val="0"/>
+        <w:jc w:val="start"/>
+        <w:rPr>
+          <w:b w:val="false"/>
+          <w:bCs w:val="false"/>
+          <w:sz w:val="24"/>
+          <w:szCs w:val="24"/>
+          <w:u w:val="none"/>
+          <w:lang w:val="hu-HU"/>
+        </w:rPr>
+      </w:pPr>
+      <w:r>
+        <w:rPr>
+          <w:b w:val="false"/>
+          <w:bCs w:val="false"/>
+          <w:sz w:val="24"/>
+          <w:szCs w:val="24"/>
+          <w:u w:val="none"/>
+          <w:lang w:val="hu-HU"/>
+        </w:rPr>
+        <w:t>nagysága és az erővonal-sűrűség között kapcsolat</w:t>
+      </w:r>
+    </w:p>
+    <w:p>
+      <w:pPr>
+        <w:pStyle w:val="Normal"/>
+        <w:bidi w:val="0"/>
+        <w:jc w:val="start"/>
+        <w:rPr>
+          <w:b w:val="false"/>
+          <w:bCs w:val="false"/>
+          <w:sz w:val="24"/>
+          <w:szCs w:val="24"/>
+          <w:u w:val="none"/>
+          <w:lang w:val="hu-HU"/>
+        </w:rPr>
+      </w:pPr>
+      <w:r>
+        <w:rPr>
+          <w:b w:val="false"/>
+          <w:bCs w:val="false"/>
+          <w:sz w:val="24"/>
+          <w:szCs w:val="24"/>
+          <w:u w:val="none"/>
+          <w:lang w:val="hu-HU"/>
+        </w:rPr>
+        <w:t>áll fenn.</w:t>
+      </w:r>
+    </w:p>
+    <w:p>
+      <w:pPr>
+        <w:pStyle w:val="Normal"/>
+        <w:bidi w:val="0"/>
+        <w:jc w:val="start"/>
+        <w:rPr>
+          <w:b w:val="false"/>
+          <w:bCs w:val="false"/>
+          <w:sz w:val="24"/>
+          <w:szCs w:val="24"/>
+          <w:u w:val="none"/>
+          <w:lang w:val="hu-HU"/>
+        </w:rPr>
+      </w:pPr>
+      <w:r>
+        <w:rPr>
+          <w:b w:val="false"/>
+          <w:bCs w:val="false"/>
+          <w:sz w:val="24"/>
+          <w:szCs w:val="24"/>
+          <w:u w:val="none"/>
+          <w:lang w:val="hu-HU"/>
+        </w:rPr>
+      </w:r>
+    </w:p>
+    <w:p>
+      <w:pPr>
+        <w:pStyle w:val="Normal"/>
+        <w:widowControl/>
+        <w:suppressAutoHyphens w:val="true"/>
+        <w:overflowPunct w:val="true"/>
+        <w:bidi w:val="0"/>
+        <w:spacing w:before="0" w:after="0"/>
+        <w:ind w:hanging="0" w:start="0" w:end="0"/>
+        <w:jc w:val="start"/>
+        <w:rPr>
+          <w:b/>
+          <w:bCs/>
+          <w:sz w:val="24"/>
+          <w:szCs w:val="24"/>
+          <w:u w:val="none"/>
+          <w:lang w:val="hu-HU"/>
+        </w:rPr>
+      </w:pPr>
+      <w:r>
+        <w:rPr>
+          <w:b/>
+          <w:bCs/>
+          <w:sz w:val="24"/>
+          <w:szCs w:val="24"/>
+          <w:u w:val="none"/>
+          <w:lang w:val="hu-HU"/>
+        </w:rPr>
+        <w:t>Az elektromos mező egy adott helyén annyi erővonalat képzelünk el, illetve ábrázolunk, hogy az erővonalakra merőlegesen elhelyezkedő egységnyi felületen áthaladó erővonalak száma (azaz az erővonalak sűrűsége) egyenlő legyen a térerősség nagyságának mérőszámával. Így az erővonalak sűrűsége jellemzi a mező erősségét az adott tartományban.</w:t>
+      </w:r>
+    </w:p>
+    <w:p>
+      <w:pPr>
+        <w:pStyle w:val="Normal"/>
+        <w:bidi w:val="0"/>
+        <w:jc w:val="start"/>
+        <w:rPr>
+          <w:b w:val="false"/>
+          <w:bCs w:val="false"/>
+          <w:sz w:val="24"/>
+          <w:szCs w:val="24"/>
+          <w:u w:val="none"/>
+          <w:lang w:val="hu-HU"/>
+        </w:rPr>
+      </w:pPr>
+      <w:r>
+        <w:rPr>
+          <w:b w:val="false"/>
+          <w:bCs w:val="false"/>
+          <w:sz w:val="24"/>
+          <w:szCs w:val="24"/>
+          <w:u w:val="none"/>
+          <w:lang w:val="hu-HU"/>
+        </w:rPr>
+      </w:r>
+    </w:p>
+    <w:p>
+      <w:pPr>
+        <w:pStyle w:val="Normal"/>
+        <w:bidi w:val="0"/>
+        <w:jc w:val="start"/>
+        <w:rPr>
+          <w:b w:val="false"/>
+          <w:bCs w:val="false"/>
+          <w:sz w:val="24"/>
+          <w:szCs w:val="24"/>
+          <w:u w:val="none"/>
+          <w:lang w:val="hu-HU"/>
+        </w:rPr>
+      </w:pPr>
+      <w:r>
+        <w:rPr>
+          <w:b w:val="false"/>
+          <w:bCs w:val="false"/>
+          <w:sz w:val="24"/>
+          <w:szCs w:val="24"/>
+          <w:u w:val="none"/>
+          <w:lang w:val="hu-HU"/>
+        </w:rPr>
+      </w:r>
+    </w:p>
+    <w:p>
+      <w:pPr>
+        <w:pStyle w:val="Normal"/>
+        <w:bidi w:val="0"/>
+        <w:jc w:val="start"/>
+        <w:rPr>
+          <w:b w:val="false"/>
+          <w:bCs w:val="false"/>
+          <w:sz w:val="24"/>
+          <w:szCs w:val="24"/>
+          <w:u w:val="none"/>
+          <w:lang w:val="hu-HU"/>
+        </w:rPr>
+      </w:pPr>
+      <w:r>
+        <w:rPr>
+          <w:b w:val="false"/>
+          <w:bCs w:val="false"/>
+          <w:sz w:val="24"/>
+          <w:szCs w:val="24"/>
+          <w:u w:val="none"/>
+          <w:lang w:val="hu-HU"/>
+        </w:rPr>
+        <w:t xml:space="preserve">Feladat </w:t>
+      </w:r>
+    </w:p>
+    <w:p>
+      <w:pPr>
+        <w:pStyle w:val="Normal"/>
+        <w:bidi w:val="0"/>
+        <w:jc w:val="start"/>
+        <w:rPr>
+          <w:b w:val="false"/>
+          <w:bCs w:val="false"/>
+          <w:sz w:val="24"/>
+          <w:szCs w:val="24"/>
+          <w:u w:val="none"/>
+          <w:lang w:val="hu-HU"/>
+        </w:rPr>
+      </w:pPr>
+      <w:r>
+        <w:rPr>
+          <w:b w:val="false"/>
+          <w:bCs w:val="false"/>
+          <w:sz w:val="24"/>
+          <w:szCs w:val="24"/>
+          <w:u w:val="none"/>
+          <w:lang w:val="hu-HU"/>
+        </w:rPr>
+        <w:t>Egy kis golyónak</w:t>
+      </w:r>
+    </w:p>
+    <w:p>
+      <w:pPr>
+        <w:pStyle w:val="Normal"/>
+        <w:bidi w:val="0"/>
+        <w:jc w:val="start"/>
+        <w:rPr>
+          <w:b w:val="false"/>
+          <w:bCs w:val="false"/>
+          <w:sz w:val="24"/>
+          <w:szCs w:val="24"/>
+          <w:u w:val="none"/>
+          <w:lang w:val="hu-HU"/>
+        </w:rPr>
+      </w:pPr>
+      <w:r>
+        <w:rPr>
+          <w:b w:val="false"/>
+          <w:bCs w:val="false"/>
+          <w:sz w:val="24"/>
+          <w:szCs w:val="24"/>
+          <w:u w:val="none"/>
+          <w:lang w:val="hu-HU"/>
+        </w:rPr>
+        <w:t>10</w:t>
+      </w:r>
+      <w:r>
+        <w:rPr>
+          <w:b w:val="false"/>
+          <w:bCs w:val="false"/>
+          <w:sz w:val="24"/>
+          <w:szCs w:val="24"/>
+          <w:u w:val="none"/>
+          <w:vertAlign w:val="superscript"/>
+          <w:lang w:val="hu-HU"/>
+        </w:rPr>
+        <w:t>-7</w:t>
+      </w:r>
+      <w:r>
+        <w:rPr>
+          <w:b w:val="false"/>
+          <w:bCs w:val="false"/>
+          <w:position w:val="0"/>
+          <w:sz w:val="24"/>
+          <w:sz w:val="24"/>
+          <w:szCs w:val="24"/>
+          <w:u w:val="none"/>
+          <w:vertAlign w:val="baseline"/>
+          <w:lang w:val="hu-HU"/>
+        </w:rPr>
+        <w:t>C pozitít töltést adunk. A golyó felett 30cm magasságban egy 2*10</w:t>
+      </w:r>
+      <w:r>
+        <w:rPr>
+          <w:b w:val="false"/>
+          <w:bCs w:val="false"/>
+          <w:sz w:val="24"/>
+          <w:szCs w:val="24"/>
+          <w:u w:val="none"/>
+          <w:vertAlign w:val="superscript"/>
+          <w:lang w:val="hu-HU"/>
+        </w:rPr>
+        <w:t>-7</w:t>
+      </w:r>
+      <w:r>
+        <w:rPr>
+          <w:b w:val="false"/>
+          <w:bCs w:val="false"/>
+          <w:position w:val="0"/>
+          <w:sz w:val="24"/>
+          <w:sz w:val="24"/>
+          <w:szCs w:val="24"/>
+          <w:u w:val="none"/>
+          <w:vertAlign w:val="baseline"/>
+          <w:lang w:val="hu-HU"/>
+        </w:rPr>
+        <w:t>C töltésű és 5*10</w:t>
+      </w:r>
+      <w:r>
+        <w:rPr>
+          <w:b w:val="false"/>
+          <w:bCs w:val="false"/>
+          <w:sz w:val="24"/>
+          <w:szCs w:val="24"/>
+          <w:u w:val="none"/>
+          <w:vertAlign w:val="superscript"/>
+          <w:lang w:val="hu-HU"/>
+        </w:rPr>
+        <w:t>-8</w:t>
+      </w:r>
+      <w:r>
+        <w:rPr>
+          <w:b w:val="false"/>
+          <w:bCs w:val="false"/>
+          <w:position w:val="0"/>
+          <w:sz w:val="24"/>
+          <w:sz w:val="24"/>
+          <w:szCs w:val="24"/>
+          <w:u w:val="none"/>
+          <w:vertAlign w:val="baseline"/>
+          <w:lang w:val="hu-HU"/>
+        </w:rPr>
+        <w:t>kg tömegű porszem található</w:t>
+      </w:r>
+    </w:p>
+    <w:p>
+      <w:pPr>
+        <w:pStyle w:val="Normal"/>
+        <w:bidi w:val="0"/>
+        <w:jc w:val="start"/>
+        <w:rPr>
+          <w:b w:val="false"/>
+          <w:bCs w:val="false"/>
+          <w:sz w:val="24"/>
+          <w:szCs w:val="24"/>
+          <w:u w:val="none"/>
+          <w:lang w:val="hu-HU"/>
+        </w:rPr>
+      </w:pPr>
+      <w:r>
+        <w:rPr>
+          <w:b w:val="false"/>
+          <w:bCs w:val="false"/>
+          <w:sz w:val="24"/>
+          <w:szCs w:val="24"/>
+          <w:u w:val="none"/>
+          <w:lang w:val="hu-HU"/>
+        </w:rPr>
+      </w:r>
+    </w:p>
+    <w:p>
+      <w:pPr>
+        <w:pStyle w:val="Normal"/>
+        <w:bidi w:val="0"/>
+        <w:jc w:val="start"/>
+        <w:rPr>
+          <w:b w:val="false"/>
+          <w:bCs w:val="false"/>
+          <w:sz w:val="24"/>
+          <w:szCs w:val="24"/>
+          <w:u w:val="none"/>
+          <w:lang w:val="hu-HU"/>
+        </w:rPr>
+      </w:pPr>
+      <w:r>
+        <w:rPr>
+          <w:b w:val="false"/>
+          <w:bCs w:val="false"/>
+          <w:sz w:val="24"/>
+          <w:szCs w:val="24"/>
+          <w:u w:val="none"/>
+          <w:lang w:val="hu-HU"/>
+        </w:rPr>
+        <w:t>a.) Mekkora erő hat a próbatöltésre?</w:t>
+      </w:r>
+    </w:p>
+    <w:p>
+      <w:pPr>
+        <w:pStyle w:val="Normal"/>
+        <w:bidi w:val="0"/>
+        <w:jc w:val="start"/>
+        <w:rPr>
+          <w:b w:val="false"/>
+          <w:bCs w:val="false"/>
+          <w:sz w:val="24"/>
+          <w:szCs w:val="24"/>
+          <w:u w:val="none"/>
+          <w:lang w:val="hu-HU"/>
+        </w:rPr>
+      </w:pPr>
+      <w:r>
+        <w:rPr>
+          <w:b w:val="false"/>
+          <w:bCs w:val="false"/>
+          <w:sz w:val="24"/>
+          <w:szCs w:val="24"/>
+          <w:u w:val="none"/>
+          <w:lang w:val="hu-HU"/>
+        </w:rPr>
+        <w:t>b.) Mekkora a térerő az adott pontban</w:t>
+      </w:r>
+    </w:p>
     <w:sectPr>
       <w:type w:val="nextPage"/>
       <w:pgSz w:w="12240" w:h="15840"/>
@@ -4066,6 +5441,143 @@
     </w:lvl>
   </w:abstractNum>
   <w:abstractNum w:abstractNumId="8">
+    <w:lvl w:ilvl="0">
+      <w:start w:val="1"/>
+      <w:numFmt w:val="bullet"/>
+      <w:lvlText w:val=""/>
+      <w:lvlJc w:val="start"/>
+      <w:pPr>
+        <w:tabs>
+          <w:tab w:val="num" w:pos="720"/>
+        </w:tabs>
+        <w:ind w:start="720" w:hanging="360"/>
+      </w:pPr>
+      <w:rPr>
+        <w:rFonts w:ascii="Symbol" w:hAnsi="Symbol" w:cs="Symbol" w:hint="default"/>
+      </w:rPr>
+    </w:lvl>
+    <w:lvl w:ilvl="1">
+      <w:start w:val="1"/>
+      <w:numFmt w:val="bullet"/>
+      <w:lvlText w:val=""/>
+      <w:lvlJc w:val="start"/>
+      <w:pPr>
+        <w:tabs>
+          <w:tab w:val="num" w:pos="1080"/>
+        </w:tabs>
+        <w:ind w:start="1080" w:hanging="360"/>
+      </w:pPr>
+      <w:rPr>
+        <w:rFonts w:ascii="Symbol" w:hAnsi="Symbol" w:cs="Symbol" w:hint="default"/>
+      </w:rPr>
+    </w:lvl>
+    <w:lvl w:ilvl="2">
+      <w:start w:val="1"/>
+      <w:numFmt w:val="bullet"/>
+      <w:lvlText w:val=""/>
+      <w:lvlJc w:val="start"/>
+      <w:pPr>
+        <w:tabs>
+          <w:tab w:val="num" w:pos="1440"/>
+        </w:tabs>
+        <w:ind w:start="1440" w:hanging="360"/>
+      </w:pPr>
+      <w:rPr>
+        <w:rFonts w:ascii="Symbol" w:hAnsi="Symbol" w:cs="Symbol" w:hint="default"/>
+      </w:rPr>
+    </w:lvl>
+    <w:lvl w:ilvl="3">
+      <w:start w:val="1"/>
+      <w:numFmt w:val="bullet"/>
+      <w:lvlText w:val=""/>
+      <w:lvlJc w:val="start"/>
+      <w:pPr>
+        <w:tabs>
+          <w:tab w:val="num" w:pos="1800"/>
+        </w:tabs>
+        <w:ind w:start="1800" w:hanging="360"/>
+      </w:pPr>
+      <w:rPr>
+        <w:rFonts w:ascii="Symbol" w:hAnsi="Symbol" w:cs="Symbol" w:hint="default"/>
+      </w:rPr>
+    </w:lvl>
+    <w:lvl w:ilvl="4">
+      <w:start w:val="1"/>
+      <w:numFmt w:val="bullet"/>
+      <w:lvlText w:val=""/>
+      <w:lvlJc w:val="start"/>
+      <w:pPr>
+        <w:tabs>
+          <w:tab w:val="num" w:pos="2160"/>
+        </w:tabs>
+        <w:ind w:start="2160" w:hanging="360"/>
+      </w:pPr>
+      <w:rPr>
+        <w:rFonts w:ascii="Symbol" w:hAnsi="Symbol" w:cs="Symbol" w:hint="default"/>
+      </w:rPr>
+    </w:lvl>
+    <w:lvl w:ilvl="5">
+      <w:start w:val="1"/>
+      <w:numFmt w:val="bullet"/>
+      <w:lvlText w:val=""/>
+      <w:lvlJc w:val="start"/>
+      <w:pPr>
+        <w:tabs>
+          <w:tab w:val="num" w:pos="2520"/>
+        </w:tabs>
+        <w:ind w:start="2520" w:hanging="360"/>
+      </w:pPr>
+      <w:rPr>
+        <w:rFonts w:ascii="Symbol" w:hAnsi="Symbol" w:cs="Symbol" w:hint="default"/>
+      </w:rPr>
+    </w:lvl>
+    <w:lvl w:ilvl="6">
+      <w:start w:val="1"/>
+      <w:numFmt w:val="bullet"/>
+      <w:lvlText w:val=""/>
+      <w:lvlJc w:val="start"/>
+      <w:pPr>
+        <w:tabs>
+          <w:tab w:val="num" w:pos="2880"/>
+        </w:tabs>
+        <w:ind w:start="2880" w:hanging="360"/>
+      </w:pPr>
+      <w:rPr>
+        <w:rFonts w:ascii="Symbol" w:hAnsi="Symbol" w:cs="Symbol" w:hint="default"/>
+      </w:rPr>
+    </w:lvl>
+    <w:lvl w:ilvl="7">
+      <w:start w:val="1"/>
+      <w:numFmt w:val="bullet"/>
+      <w:lvlText w:val=""/>
+      <w:lvlJc w:val="start"/>
+      <w:pPr>
+        <w:tabs>
+          <w:tab w:val="num" w:pos="3240"/>
+        </w:tabs>
+        <w:ind w:start="3240" w:hanging="360"/>
+      </w:pPr>
+      <w:rPr>
+        <w:rFonts w:ascii="Symbol" w:hAnsi="Symbol" w:cs="Symbol" w:hint="default"/>
+      </w:rPr>
+    </w:lvl>
+    <w:lvl w:ilvl="8">
+      <w:start w:val="1"/>
+      <w:numFmt w:val="bullet"/>
+      <w:lvlText w:val=""/>
+      <w:lvlJc w:val="start"/>
+      <w:pPr>
+        <w:tabs>
+          <w:tab w:val="num" w:pos="3600"/>
+        </w:tabs>
+        <w:ind w:start="3600" w:hanging="360"/>
+      </w:pPr>
+      <w:rPr>
+        <w:rFonts w:ascii="Symbol" w:hAnsi="Symbol" w:cs="Symbol" w:hint="default"/>
+      </w:rPr>
+    </w:lvl>
+  </w:abstractNum>
+  <w:abstractNum w:abstractNumId="9">
     <w:lvl w:ilvl="0">
       <w:start w:val="1"/>
       <w:numFmt w:val="none"/>
@@ -4208,6 +5720,9 @@
   <w:num w:numId="8">
     <w:abstractNumId w:val="8"/>
   </w:num>
+  <w:num w:numId="9">
+    <w:abstractNumId w:val="9"/>
+  </w:num>
 </w:numbering>
 </file>
 
@@ -4235,7 +5750,7 @@
     <w:pPr>
       <w:widowControl/>
       <w:suppressAutoHyphens w:val="true"/>
-      <w:overflowPunct w:val="false"/>
+      <w:overflowPunct w:val="true"/>
       <w:bidi w:val="0"/>
       <w:spacing w:before="0" w:after="0"/>
       <w:jc w:val="start"/>
@@ -4249,15 +5764,15 @@
       <w:lang w:val="en-US" w:eastAsia="zh-CN" w:bidi="hi-IN"/>
     </w:rPr>
   </w:style>
-  <w:style w:type="character" w:styleId="Bullets">
-    <w:name w:val="Bullets"/>
+  <w:style w:type="character" w:styleId="Bulletsuser">
+    <w:name w:val="Bullets (user)"/>
     <w:qFormat/>
     <w:rPr>
       <w:rFonts w:ascii="OpenSymbol" w:hAnsi="OpenSymbol" w:eastAsia="OpenSymbol" w:cs="OpenSymbol"/>
     </w:rPr>
   </w:style>
-  <w:style w:type="character" w:styleId="Bulletsuser">
-    <w:name w:val="Bullets (user)"/>
+  <w:style w:type="character" w:styleId="Bullets">
+    <w:name w:val="Bullets"/>
     <w:qFormat/>
     <w:rPr>
       <w:rFonts w:ascii="OpenSymbol" w:hAnsi="OpenSymbol" w:eastAsia="OpenSymbol" w:cs="OpenSymbol"/>
@@ -4320,6 +5835,16 @@
     <w:rPr>
       <w:rFonts w:cs="Noto Sans Devanagari"/>
     </w:rPr>
+  </w:style>
+  <w:style w:type="paragraph" w:styleId="TableContents">
+    <w:name w:val="Table Contents"/>
+    <w:basedOn w:val="Normal"/>
+    <w:qFormat/>
+    <w:pPr>
+      <w:widowControl w:val="false"/>
+      <w:suppressLineNumbers/>
+    </w:pPr>
+    <w:rPr/>
   </w:style>
 </w:styles>
 </file>

--- a/fizika11.docx
+++ b/fizika11.docx
@@ -3337,14 +3337,6 @@
         <w:t xml:space="preserve">Az erővonalak képzeletbeli vonalak, amelyek az elektromos tér szerkezetét szemléltetik. Ábrázolásukkor </w:t>
       </w:r>
       <w:r>
-        <w:rPr>
-          <w:b/>
-          <w:bCs/>
-          <w:sz w:val="24"/>
-          <w:szCs w:val="24"/>
-          <w:u w:val="none"/>
-          <w:lang w:val="hu-HU"/>
-        </w:rPr>
         <w:drawing>
           <wp:anchor behindDoc="0" distT="0" distB="0" distL="0" distR="0" simplePos="0" locked="0" layoutInCell="0" allowOverlap="1" relativeHeight="3">
             <wp:simplePos x="0" y="0"/>
@@ -3767,15 +3759,15 @@
         </w:tblCellMar>
       </w:tblPr>
       <w:tblGrid>
-        <w:gridCol w:w="1400"/>
-        <w:gridCol w:w="2344"/>
+        <w:gridCol w:w="1399"/>
+        <w:gridCol w:w="2345"/>
         <w:gridCol w:w="2335"/>
       </w:tblGrid>
       <w:tr>
         <w:trPr/>
         <w:tc>
           <w:tcPr>
-            <w:tcW w:w="1400" w:type="dxa"/>
+            <w:tcW w:w="1399" w:type="dxa"/>
             <w:tcBorders>
               <w:top w:val="single" w:sz="4" w:space="0" w:color="000000"/>
               <w:start w:val="single" w:sz="4" w:space="0" w:color="000000"/>
@@ -3799,7 +3791,7 @@
         </w:tc>
         <w:tc>
           <w:tcPr>
-            <w:tcW w:w="2344" w:type="dxa"/>
+            <w:tcW w:w="2345" w:type="dxa"/>
             <w:tcBorders>
               <w:top w:val="single" w:sz="4" w:space="0" w:color="000000"/>
               <w:start w:val="single" w:sz="4" w:space="0" w:color="000000"/>
@@ -3875,7 +3867,7 @@
         <w:trPr/>
         <w:tc>
           <w:tcPr>
-            <w:tcW w:w="1400" w:type="dxa"/>
+            <w:tcW w:w="1399" w:type="dxa"/>
             <w:tcBorders>
               <w:start w:val="single" w:sz="4" w:space="0" w:color="000000"/>
               <w:bottom w:val="single" w:sz="4" w:space="0" w:color="000000"/>
@@ -3899,7 +3891,7 @@
         </w:tc>
         <w:tc>
           <w:tcPr>
-            <w:tcW w:w="2344" w:type="dxa"/>
+            <w:tcW w:w="2345" w:type="dxa"/>
             <w:tcBorders>
               <w:start w:val="single" w:sz="4" w:space="0" w:color="000000"/>
               <w:bottom w:val="single" w:sz="4" w:space="0" w:color="000000"/>
@@ -3951,7 +3943,7 @@
         <w:trPr/>
         <w:tc>
           <w:tcPr>
-            <w:tcW w:w="1400" w:type="dxa"/>
+            <w:tcW w:w="1399" w:type="dxa"/>
             <w:tcBorders>
               <w:start w:val="single" w:sz="4" w:space="0" w:color="000000"/>
               <w:bottom w:val="single" w:sz="4" w:space="0" w:color="000000"/>
@@ -3975,7 +3967,7 @@
         </w:tc>
         <w:tc>
           <w:tcPr>
-            <w:tcW w:w="2344" w:type="dxa"/>
+            <w:tcW w:w="2345" w:type="dxa"/>
             <w:tcBorders>
               <w:start w:val="single" w:sz="4" w:space="0" w:color="000000"/>
               <w:bottom w:val="single" w:sz="4" w:space="0" w:color="000000"/>
@@ -4157,7 +4149,7 @@
         <w:pStyle w:val="Normal"/>
         <w:widowControl/>
         <w:suppressAutoHyphens w:val="true"/>
-        <w:overflowPunct w:val="true"/>
+        <w:overflowPunct w:val="false"/>
         <w:bidi w:val="0"/>
         <w:spacing w:before="0" w:after="0"/>
         <w:ind w:hanging="0" w:start="0" w:end="0"/>
@@ -4464,6 +4456,346 @@
           <w:lang w:val="hu-HU"/>
         </w:rPr>
         <w:t>b.) Mekkora a térerő az adott pontban</w:t>
+      </w:r>
+    </w:p>
+    <w:p>
+      <w:pPr>
+        <w:pStyle w:val="Normal"/>
+        <w:bidi w:val="0"/>
+        <w:jc w:val="start"/>
+        <w:rPr>
+          <w:b w:val="false"/>
+          <w:bCs w:val="false"/>
+          <w:sz w:val="24"/>
+          <w:szCs w:val="24"/>
+          <w:u w:val="none"/>
+          <w:lang w:val="hu-HU"/>
+        </w:rPr>
+      </w:pPr>
+      <w:r>
+        <w:rPr>
+          <w:b w:val="false"/>
+          <w:bCs w:val="false"/>
+          <w:sz w:val="24"/>
+          <w:szCs w:val="24"/>
+          <w:u w:val="none"/>
+          <w:lang w:val="hu-HU"/>
+        </w:rPr>
+      </w:r>
+    </w:p>
+    <w:p>
+      <w:pPr>
+        <w:pStyle w:val="Normal"/>
+        <w:bidi w:val="0"/>
+        <w:jc w:val="start"/>
+        <w:rPr>
+          <w:b w:val="false"/>
+          <w:bCs w:val="false"/>
+          <w:sz w:val="24"/>
+          <w:szCs w:val="24"/>
+          <w:u w:val="none"/>
+          <w:lang w:val="hu-HU"/>
+        </w:rPr>
+      </w:pPr>
+      <w:r>
+        <w:rPr>
+          <w:b w:val="false"/>
+          <w:bCs w:val="false"/>
+          <w:sz w:val="24"/>
+          <w:szCs w:val="24"/>
+          <w:u w:val="none"/>
+          <w:lang w:val="hu-HU"/>
+        </w:rPr>
+      </w:r>
+    </w:p>
+    <w:p>
+      <w:pPr>
+        <w:pStyle w:val="Normal"/>
+        <w:bidi w:val="0"/>
+        <w:jc w:val="start"/>
+        <w:rPr>
+          <w:b w:val="false"/>
+          <w:bCs w:val="false"/>
+          <w:sz w:val="24"/>
+          <w:szCs w:val="24"/>
+          <w:u w:val="none"/>
+          <w:lang w:val="hu-HU"/>
+        </w:rPr>
+      </w:pPr>
+      <w:r>
+        <w:rPr>
+          <w:b w:val="false"/>
+          <w:bCs w:val="false"/>
+          <w:sz w:val="24"/>
+          <w:szCs w:val="24"/>
+          <w:u w:val="none"/>
+          <w:lang w:val="hu-HU"/>
+        </w:rPr>
+        <w:t>Doga</w:t>
+      </w:r>
+    </w:p>
+    <w:p>
+      <w:pPr>
+        <w:pStyle w:val="Normal"/>
+        <w:bidi w:val="0"/>
+        <w:jc w:val="start"/>
+        <w:rPr>
+          <w:b w:val="false"/>
+          <w:bCs w:val="false"/>
+          <w:sz w:val="24"/>
+          <w:szCs w:val="24"/>
+          <w:u w:val="none"/>
+          <w:lang w:val="hu-HU"/>
+        </w:rPr>
+      </w:pPr>
+      <w:r>
+        <w:rPr>
+          <w:b w:val="false"/>
+          <w:bCs w:val="false"/>
+          <w:sz w:val="24"/>
+          <w:szCs w:val="24"/>
+          <w:u w:val="none"/>
+          <w:lang w:val="hu-HU"/>
+        </w:rPr>
+      </w:r>
+    </w:p>
+    <w:p>
+      <w:pPr>
+        <w:pStyle w:val="Normal"/>
+        <w:bidi w:val="0"/>
+        <w:jc w:val="start"/>
+        <w:rPr>
+          <w:b w:val="false"/>
+          <w:bCs w:val="false"/>
+          <w:position w:val="0"/>
+          <w:sz w:val="24"/>
+          <w:sz w:val="24"/>
+          <w:szCs w:val="24"/>
+          <w:u w:val="none"/>
+          <w:vertAlign w:val="baseline"/>
+          <w:lang w:val="hu-HU"/>
+        </w:rPr>
+      </w:pPr>
+      <w:r>
+        <w:rPr>
+          <w:b w:val="false"/>
+          <w:bCs w:val="false"/>
+          <w:sz w:val="24"/>
+          <w:szCs w:val="24"/>
+          <w:u w:val="none"/>
+          <w:lang w:val="hu-HU"/>
+        </w:rPr>
+        <w:t>F=k*(Q*q)/r</w:t>
+      </w:r>
+      <w:r>
+        <w:rPr>
+          <w:b w:val="false"/>
+          <w:bCs w:val="false"/>
+          <w:sz w:val="24"/>
+          <w:szCs w:val="24"/>
+          <w:u w:val="none"/>
+          <w:vertAlign w:val="superscript"/>
+          <w:lang w:val="hu-HU"/>
+        </w:rPr>
+        <w:t>2</w:t>
+      </w:r>
+    </w:p>
+    <w:p>
+      <w:pPr>
+        <w:pStyle w:val="Normal"/>
+        <w:bidi w:val="0"/>
+        <w:jc w:val="start"/>
+        <w:rPr>
+          <w:b w:val="false"/>
+          <w:bCs w:val="false"/>
+          <w:position w:val="0"/>
+          <w:sz w:val="24"/>
+          <w:sz w:val="24"/>
+          <w:szCs w:val="24"/>
+          <w:u w:val="none"/>
+          <w:vertAlign w:val="baseline"/>
+          <w:lang w:val="hu-HU"/>
+        </w:rPr>
+      </w:pPr>
+      <w:r>
+        <w:rPr>
+          <w:b w:val="false"/>
+          <w:bCs w:val="false"/>
+          <w:sz w:val="24"/>
+          <w:szCs w:val="24"/>
+          <w:u w:val="none"/>
+          <w:lang w:val="hu-HU"/>
+        </w:rPr>
+        <w:t>F=9*10</w:t>
+      </w:r>
+      <w:r>
+        <w:rPr>
+          <w:b w:val="false"/>
+          <w:bCs w:val="false"/>
+          <w:sz w:val="24"/>
+          <w:szCs w:val="24"/>
+          <w:u w:val="none"/>
+          <w:vertAlign w:val="superscript"/>
+          <w:lang w:val="hu-HU"/>
+        </w:rPr>
+        <w:t>9</w:t>
+      </w:r>
+      <w:r>
+        <w:rPr>
+          <w:b w:val="false"/>
+          <w:bCs w:val="false"/>
+          <w:position w:val="0"/>
+          <w:sz w:val="24"/>
+          <w:sz w:val="24"/>
+          <w:szCs w:val="24"/>
+          <w:u w:val="none"/>
+          <w:vertAlign w:val="baseline"/>
+          <w:lang w:val="hu-HU"/>
+        </w:rPr>
+        <w:t>*(10</w:t>
+      </w:r>
+      <w:r>
+        <w:rPr>
+          <w:b w:val="false"/>
+          <w:bCs w:val="false"/>
+          <w:sz w:val="24"/>
+          <w:szCs w:val="24"/>
+          <w:u w:val="none"/>
+          <w:vertAlign w:val="superscript"/>
+          <w:lang w:val="hu-HU"/>
+        </w:rPr>
+        <w:t>-6</w:t>
+      </w:r>
+      <w:r>
+        <w:rPr>
+          <w:b w:val="false"/>
+          <w:bCs w:val="false"/>
+          <w:position w:val="0"/>
+          <w:sz w:val="24"/>
+          <w:sz w:val="24"/>
+          <w:szCs w:val="24"/>
+          <w:u w:val="none"/>
+          <w:vertAlign w:val="baseline"/>
+          <w:lang w:val="hu-HU"/>
+        </w:rPr>
+        <w:t>*2*10</w:t>
+      </w:r>
+      <w:r>
+        <w:rPr>
+          <w:b w:val="false"/>
+          <w:bCs w:val="false"/>
+          <w:sz w:val="24"/>
+          <w:szCs w:val="24"/>
+          <w:u w:val="none"/>
+          <w:vertAlign w:val="superscript"/>
+          <w:lang w:val="hu-HU"/>
+        </w:rPr>
+        <w:t>-7</w:t>
+      </w:r>
+      <w:r>
+        <w:rPr>
+          <w:b w:val="false"/>
+          <w:bCs w:val="false"/>
+          <w:position w:val="0"/>
+          <w:sz w:val="24"/>
+          <w:sz w:val="24"/>
+          <w:szCs w:val="24"/>
+          <w:u w:val="none"/>
+          <w:vertAlign w:val="baseline"/>
+          <w:lang w:val="hu-HU"/>
+        </w:rPr>
+        <w:t>)/4*10</w:t>
+      </w:r>
+      <w:r>
+        <w:rPr>
+          <w:b w:val="false"/>
+          <w:bCs w:val="false"/>
+          <w:sz w:val="24"/>
+          <w:szCs w:val="24"/>
+          <w:u w:val="none"/>
+          <w:vertAlign w:val="superscript"/>
+          <w:lang w:val="hu-HU"/>
+        </w:rPr>
+        <w:t>-2</w:t>
+      </w:r>
+    </w:p>
+    <w:p>
+      <w:pPr>
+        <w:pStyle w:val="Normal"/>
+        <w:bidi w:val="0"/>
+        <w:jc w:val="start"/>
+        <w:rPr>
+          <w:b w:val="false"/>
+          <w:bCs w:val="false"/>
+          <w:sz w:val="24"/>
+          <w:szCs w:val="24"/>
+          <w:u w:val="none"/>
+          <w:vertAlign w:val="superscript"/>
+          <w:lang w:val="hu-HU"/>
+        </w:rPr>
+      </w:pPr>
+      <w:r>
+        <w:rPr>
+          <w:b w:val="false"/>
+          <w:bCs w:val="false"/>
+          <w:sz w:val="24"/>
+          <w:szCs w:val="24"/>
+          <w:u w:val="none"/>
+          <w:lang w:val="hu-HU"/>
+        </w:rPr>
+        <w:t>F=0.045</w:t>
+      </w:r>
+    </w:p>
+    <w:p>
+      <w:pPr>
+        <w:pStyle w:val="Normal"/>
+        <w:bidi w:val="0"/>
+        <w:jc w:val="start"/>
+        <w:rPr>
+          <w:b w:val="false"/>
+          <w:bCs w:val="false"/>
+          <w:sz w:val="24"/>
+          <w:szCs w:val="24"/>
+          <w:u w:val="none"/>
+          <w:vertAlign w:val="superscript"/>
+          <w:lang w:val="hu-HU"/>
+        </w:rPr>
+      </w:pPr>
+      <w:r>
+        <w:rPr>
+          <w:b w:val="false"/>
+          <w:bCs w:val="false"/>
+          <w:sz w:val="24"/>
+          <w:szCs w:val="24"/>
+          <w:u w:val="none"/>
+          <w:lang w:val="hu-HU"/>
+        </w:rPr>
+      </w:r>
+    </w:p>
+    <w:p>
+      <w:pPr>
+        <w:pStyle w:val="Normal"/>
+        <w:bidi w:val="0"/>
+        <w:jc w:val="start"/>
+        <w:rPr>
+          <w:b w:val="false"/>
+          <w:bCs w:val="false"/>
+          <w:sz w:val="24"/>
+          <w:szCs w:val="24"/>
+          <w:u w:val="none"/>
+          <w:vertAlign w:val="superscript"/>
+          <w:lang w:val="hu-HU"/>
+        </w:rPr>
+      </w:pPr>
+      <w:r>
+        <w:rPr>
+          <w:b w:val="false"/>
+          <w:bCs w:val="false"/>
+          <w:sz w:val="24"/>
+          <w:szCs w:val="24"/>
+          <w:u w:val="none"/>
+          <w:lang w:val="hu-HU"/>
+        </w:rPr>
       </w:r>
     </w:p>
     <w:sectPr>
@@ -5750,7 +6082,7 @@
     <w:pPr>
       <w:widowControl/>
       <w:suppressAutoHyphens w:val="true"/>
-      <w:overflowPunct w:val="true"/>
+      <w:overflowPunct w:val="false"/>
       <w:bidi w:val="0"/>
       <w:spacing w:before="0" w:after="0"/>
       <w:jc w:val="start"/>
@@ -5764,15 +6096,15 @@
       <w:lang w:val="en-US" w:eastAsia="zh-CN" w:bidi="hi-IN"/>
     </w:rPr>
   </w:style>
-  <w:style w:type="character" w:styleId="Bulletsuser">
-    <w:name w:val="Bullets (user)"/>
+  <w:style w:type="character" w:styleId="Bullets">
+    <w:name w:val="Bullets"/>
     <w:qFormat/>
     <w:rPr>
       <w:rFonts w:ascii="OpenSymbol" w:hAnsi="OpenSymbol" w:eastAsia="OpenSymbol" w:cs="OpenSymbol"/>
     </w:rPr>
   </w:style>
-  <w:style w:type="character" w:styleId="Bullets">
-    <w:name w:val="Bullets"/>
+  <w:style w:type="character" w:styleId="Bulletsuser">
+    <w:name w:val="Bullets (user)"/>
     <w:qFormat/>
     <w:rPr>
       <w:rFonts w:ascii="OpenSymbol" w:hAnsi="OpenSymbol" w:eastAsia="OpenSymbol" w:cs="OpenSymbol"/>

--- a/fizika11.docx
+++ b/fizika11.docx
@@ -3759,15 +3759,15 @@
         </w:tblCellMar>
       </w:tblPr>
       <w:tblGrid>
-        <w:gridCol w:w="1399"/>
-        <w:gridCol w:w="2345"/>
+        <w:gridCol w:w="1398"/>
+        <w:gridCol w:w="2346"/>
         <w:gridCol w:w="2335"/>
       </w:tblGrid>
       <w:tr>
         <w:trPr/>
         <w:tc>
           <w:tcPr>
-            <w:tcW w:w="1399" w:type="dxa"/>
+            <w:tcW w:w="1398" w:type="dxa"/>
             <w:tcBorders>
               <w:top w:val="single" w:sz="4" w:space="0" w:color="000000"/>
               <w:start w:val="single" w:sz="4" w:space="0" w:color="000000"/>
@@ -3791,7 +3791,7 @@
         </w:tc>
         <w:tc>
           <w:tcPr>
-            <w:tcW w:w="2345" w:type="dxa"/>
+            <w:tcW w:w="2346" w:type="dxa"/>
             <w:tcBorders>
               <w:top w:val="single" w:sz="4" w:space="0" w:color="000000"/>
               <w:start w:val="single" w:sz="4" w:space="0" w:color="000000"/>
@@ -3867,7 +3867,7 @@
         <w:trPr/>
         <w:tc>
           <w:tcPr>
-            <w:tcW w:w="1399" w:type="dxa"/>
+            <w:tcW w:w="1398" w:type="dxa"/>
             <w:tcBorders>
               <w:start w:val="single" w:sz="4" w:space="0" w:color="000000"/>
               <w:bottom w:val="single" w:sz="4" w:space="0" w:color="000000"/>
@@ -3891,7 +3891,7 @@
         </w:tc>
         <w:tc>
           <w:tcPr>
-            <w:tcW w:w="2345" w:type="dxa"/>
+            <w:tcW w:w="2346" w:type="dxa"/>
             <w:tcBorders>
               <w:start w:val="single" w:sz="4" w:space="0" w:color="000000"/>
               <w:bottom w:val="single" w:sz="4" w:space="0" w:color="000000"/>
@@ -3943,7 +3943,7 @@
         <w:trPr/>
         <w:tc>
           <w:tcPr>
-            <w:tcW w:w="1399" w:type="dxa"/>
+            <w:tcW w:w="1398" w:type="dxa"/>
             <w:tcBorders>
               <w:start w:val="single" w:sz="4" w:space="0" w:color="000000"/>
               <w:bottom w:val="single" w:sz="4" w:space="0" w:color="000000"/>
@@ -3967,7 +3967,7 @@
         </w:tc>
         <w:tc>
           <w:tcPr>
-            <w:tcW w:w="2345" w:type="dxa"/>
+            <w:tcW w:w="2346" w:type="dxa"/>
             <w:tcBorders>
               <w:start w:val="single" w:sz="4" w:space="0" w:color="000000"/>
               <w:bottom w:val="single" w:sz="4" w:space="0" w:color="000000"/>
@@ -4149,7 +4149,7 @@
         <w:pStyle w:val="Normal"/>
         <w:widowControl/>
         <w:suppressAutoHyphens w:val="true"/>
-        <w:overflowPunct w:val="false"/>
+        <w:overflowPunct w:val="true"/>
         <w:bidi w:val="0"/>
         <w:spacing w:before="0" w:after="0"/>
         <w:ind w:hanging="0" w:start="0" w:end="0"/>
@@ -4765,9 +4765,12 @@
         <w:rPr>
           <w:b w:val="false"/>
           <w:bCs w:val="false"/>
-          <w:sz w:val="24"/>
-          <w:szCs w:val="24"/>
-          <w:u w:val="none"/>
+          <w:position w:val="0"/>
+          <w:sz w:val="24"/>
+          <w:sz w:val="24"/>
+          <w:szCs w:val="24"/>
+          <w:u w:val="none"/>
+          <w:vertAlign w:val="baseline"/>
           <w:lang w:val="hu-HU"/>
         </w:rPr>
       </w:r>
@@ -4791,9 +4794,12 @@
         <w:rPr>
           <w:b w:val="false"/>
           <w:bCs w:val="false"/>
-          <w:sz w:val="24"/>
-          <w:szCs w:val="24"/>
-          <w:u w:val="none"/>
+          <w:position w:val="0"/>
+          <w:sz w:val="24"/>
+          <w:sz w:val="24"/>
+          <w:szCs w:val="24"/>
+          <w:u w:val="none"/>
+          <w:vertAlign w:val="baseline"/>
           <w:lang w:val="hu-HU"/>
         </w:rPr>
       </w:r>
@@ -6082,7 +6088,7 @@
     <w:pPr>
       <w:widowControl/>
       <w:suppressAutoHyphens w:val="true"/>
-      <w:overflowPunct w:val="false"/>
+      <w:overflowPunct w:val="true"/>
       <w:bidi w:val="0"/>
       <w:spacing w:before="0" w:after="0"/>
       <w:jc w:val="start"/>
@@ -6096,15 +6102,15 @@
       <w:lang w:val="en-US" w:eastAsia="zh-CN" w:bidi="hi-IN"/>
     </w:rPr>
   </w:style>
-  <w:style w:type="character" w:styleId="Bullets">
-    <w:name w:val="Bullets"/>
+  <w:style w:type="character" w:styleId="Bulletsuser">
+    <w:name w:val="Bullets (user)"/>
     <w:qFormat/>
     <w:rPr>
       <w:rFonts w:ascii="OpenSymbol" w:hAnsi="OpenSymbol" w:eastAsia="OpenSymbol" w:cs="OpenSymbol"/>
     </w:rPr>
   </w:style>
-  <w:style w:type="character" w:styleId="Bulletsuser">
-    <w:name w:val="Bullets (user)"/>
+  <w:style w:type="character" w:styleId="Bullets">
+    <w:name w:val="Bullets"/>
     <w:qFormat/>
     <w:rPr>
       <w:rFonts w:ascii="OpenSymbol" w:hAnsi="OpenSymbol" w:eastAsia="OpenSymbol" w:cs="OpenSymbol"/>

--- a/fizika11.docx
+++ b/fizika11.docx
@@ -4149,7 +4149,7 @@
         <w:pStyle w:val="Normal"/>
         <w:widowControl/>
         <w:suppressAutoHyphens w:val="true"/>
-        <w:overflowPunct w:val="true"/>
+        <w:overflowPunct w:val="false"/>
         <w:bidi w:val="0"/>
         <w:spacing w:before="0" w:after="0"/>
         <w:ind w:hanging="0" w:start="0" w:end="0"/>
@@ -4754,17 +4754,6 @@
         <w:rPr>
           <w:b w:val="false"/>
           <w:bCs w:val="false"/>
-          <w:sz w:val="24"/>
-          <w:szCs w:val="24"/>
-          <w:u w:val="none"/>
-          <w:vertAlign w:val="superscript"/>
-          <w:lang w:val="hu-HU"/>
-        </w:rPr>
-      </w:pPr>
-      <w:r>
-        <w:rPr>
-          <w:b w:val="false"/>
-          <w:bCs w:val="false"/>
           <w:position w:val="0"/>
           <w:sz w:val="24"/>
           <w:sz w:val="24"/>
@@ -4773,22 +4762,6 @@
           <w:vertAlign w:val="baseline"/>
           <w:lang w:val="hu-HU"/>
         </w:rPr>
-      </w:r>
-    </w:p>
-    <w:p>
-      <w:pPr>
-        <w:pStyle w:val="Normal"/>
-        <w:bidi w:val="0"/>
-        <w:jc w:val="start"/>
-        <w:rPr>
-          <w:b w:val="false"/>
-          <w:bCs w:val="false"/>
-          <w:sz w:val="24"/>
-          <w:szCs w:val="24"/>
-          <w:u w:val="none"/>
-          <w:vertAlign w:val="superscript"/>
-          <w:lang w:val="hu-HU"/>
-        </w:rPr>
       </w:pPr>
       <w:r>
         <w:rPr>
@@ -4802,6 +4775,292 @@
           <w:vertAlign w:val="baseline"/>
           <w:lang w:val="hu-HU"/>
         </w:rPr>
+      </w:r>
+    </w:p>
+    <w:p>
+      <w:pPr>
+        <w:pStyle w:val="Normal"/>
+        <w:bidi w:val="0"/>
+        <w:jc w:val="start"/>
+        <w:rPr>
+          <w:b w:val="false"/>
+          <w:bCs w:val="false"/>
+          <w:position w:val="0"/>
+          <w:sz w:val="24"/>
+          <w:sz w:val="24"/>
+          <w:szCs w:val="24"/>
+          <w:u w:val="none"/>
+          <w:vertAlign w:val="baseline"/>
+          <w:lang w:val="hu-HU"/>
+        </w:rPr>
+      </w:pPr>
+      <w:r>
+        <w:rPr>
+          <w:b w:val="false"/>
+          <w:bCs w:val="false"/>
+          <w:position w:val="0"/>
+          <w:sz w:val="24"/>
+          <w:sz w:val="24"/>
+          <w:szCs w:val="24"/>
+          <w:u w:val="none"/>
+          <w:vertAlign w:val="baseline"/>
+          <w:lang w:val="hu-HU"/>
+        </w:rPr>
+      </w:r>
+    </w:p>
+    <w:p>
+      <w:pPr>
+        <w:pStyle w:val="Normal"/>
+        <w:bidi w:val="0"/>
+        <w:jc w:val="start"/>
+        <w:rPr>
+          <w:b w:val="false"/>
+          <w:bCs w:val="false"/>
+          <w:position w:val="0"/>
+          <w:sz w:val="24"/>
+          <w:sz w:val="24"/>
+          <w:szCs w:val="24"/>
+          <w:u w:val="none"/>
+          <w:vertAlign w:val="baseline"/>
+          <w:lang w:val="hu-HU"/>
+        </w:rPr>
+      </w:pPr>
+      <w:r>
+        <w:rPr>
+          <w:b w:val="false"/>
+          <w:bCs w:val="false"/>
+          <w:position w:val="0"/>
+          <w:sz w:val="24"/>
+          <w:sz w:val="24"/>
+          <w:szCs w:val="24"/>
+          <w:u w:val="none"/>
+          <w:vertAlign w:val="baseline"/>
+          <w:lang w:val="hu-HU"/>
+        </w:rPr>
+      </w:r>
+    </w:p>
+    <w:p>
+      <w:pPr>
+        <w:pStyle w:val="Normal"/>
+        <w:bidi w:val="0"/>
+        <w:jc w:val="start"/>
+        <w:rPr>
+          <w:b w:val="false"/>
+          <w:bCs w:val="false"/>
+          <w:position w:val="0"/>
+          <w:sz w:val="24"/>
+          <w:sz w:val="24"/>
+          <w:szCs w:val="24"/>
+          <w:u w:val="none"/>
+          <w:vertAlign w:val="baseline"/>
+          <w:lang w:val="hu-HU"/>
+        </w:rPr>
+      </w:pPr>
+      <w:r>
+        <w:rPr>
+          <w:b w:val="false"/>
+          <w:bCs w:val="false"/>
+          <w:position w:val="0"/>
+          <w:sz w:val="24"/>
+          <w:sz w:val="24"/>
+          <w:szCs w:val="24"/>
+          <w:u w:val="none"/>
+          <w:vertAlign w:val="baseline"/>
+          <w:lang w:val="hu-HU"/>
+        </w:rPr>
+      </w:r>
+    </w:p>
+    <w:p>
+      <w:pPr>
+        <w:pStyle w:val="Normal"/>
+        <w:bidi w:val="0"/>
+        <w:jc w:val="start"/>
+        <w:rPr>
+          <w:b w:val="false"/>
+          <w:bCs w:val="false"/>
+          <w:position w:val="0"/>
+          <w:sz w:val="24"/>
+          <w:sz w:val="24"/>
+          <w:szCs w:val="24"/>
+          <w:u w:val="none"/>
+          <w:vertAlign w:val="baseline"/>
+          <w:lang w:val="hu-HU"/>
+        </w:rPr>
+      </w:pPr>
+      <w:r>
+        <w:rPr>
+          <w:b w:val="false"/>
+          <w:bCs w:val="false"/>
+          <w:position w:val="0"/>
+          <w:sz w:val="24"/>
+          <w:sz w:val="24"/>
+          <w:szCs w:val="24"/>
+          <w:u w:val="none"/>
+          <w:vertAlign w:val="baseline"/>
+          <w:lang w:val="hu-HU"/>
+        </w:rPr>
+      </w:r>
+    </w:p>
+    <w:p>
+      <w:pPr>
+        <w:pStyle w:val="Normal"/>
+        <w:bidi w:val="0"/>
+        <w:jc w:val="center"/>
+        <w:rPr>
+          <w:b/>
+          <w:bCs/>
+          <w:position w:val="0"/>
+          <w:sz w:val="32"/>
+          <w:sz w:val="32"/>
+          <w:szCs w:val="32"/>
+          <w:u w:val="none"/>
+          <w:vertAlign w:val="baseline"/>
+          <w:lang w:val="hu-HU"/>
+        </w:rPr>
+      </w:pPr>
+      <w:r>
+        <w:rPr>
+          <w:b/>
+          <w:bCs/>
+          <w:position w:val="0"/>
+          <w:sz w:val="32"/>
+          <w:sz w:val="32"/>
+          <w:szCs w:val="32"/>
+          <w:u w:val="none"/>
+          <w:vertAlign w:val="baseline"/>
+          <w:lang w:val="hu-HU"/>
+        </w:rPr>
+        <w:t>A feszültség</w:t>
+      </w:r>
+    </w:p>
+    <w:p>
+      <w:pPr>
+        <w:pStyle w:val="Normal"/>
+        <w:numPr>
+          <w:ilvl w:val="0"/>
+          <w:numId w:val="9"/>
+        </w:numPr>
+        <w:bidi w:val="0"/>
+        <w:jc w:val="start"/>
+        <w:rPr/>
+      </w:pPr>
+      <w:r>
+        <w:rPr>
+          <w:b w:val="false"/>
+          <w:bCs w:val="false"/>
+          <w:position w:val="0"/>
+          <w:sz w:val="24"/>
+          <w:sz w:val="24"/>
+          <w:szCs w:val="24"/>
+          <w:u w:val="none"/>
+          <w:vertAlign w:val="baseline"/>
+          <w:lang w:val="hu-HU"/>
+        </w:rPr>
+        <w:t>A feszültség munkavégzés szempontjából jellemzi a mezőt.</w:t>
+      </w:r>
+    </w:p>
+    <w:p>
+      <w:pPr>
+        <w:pStyle w:val="Normal"/>
+        <w:numPr>
+          <w:ilvl w:val="0"/>
+          <w:numId w:val="9"/>
+        </w:numPr>
+        <w:tabs>
+          <w:tab w:val="clear" w:pos="709"/>
+          <w:tab w:val="left" w:pos="2370" w:leader="none"/>
+        </w:tabs>
+        <w:bidi w:val="0"/>
+        <w:jc w:val="start"/>
+        <w:rPr/>
+      </w:pPr>
+      <w:r>
+        <w:rPr>
+          <w:b w:val="false"/>
+          <w:bCs w:val="false"/>
+          <w:position w:val="0"/>
+          <w:sz w:val="24"/>
+          <w:sz w:val="24"/>
+          <w:szCs w:val="24"/>
+          <w:u w:val="none"/>
+          <w:vertAlign w:val="baseline"/>
+          <w:lang w:val="hu-HU"/>
+        </w:rPr>
+        <w:t>A feszültség megmutatja, hogy az elektromos mező mekkora munkát végez, míg elmozdítja a próbatöltést a mező egyik ponjából a másikba.</w:t>
+      </w:r>
+    </w:p>
+    <w:p>
+      <w:pPr>
+        <w:pStyle w:val="Normal"/>
+        <w:numPr>
+          <w:ilvl w:val="0"/>
+          <w:numId w:val="9"/>
+        </w:numPr>
+        <w:tabs>
+          <w:tab w:val="clear" w:pos="709"/>
+          <w:tab w:val="left" w:pos="2370" w:leader="none"/>
+        </w:tabs>
+        <w:bidi w:val="0"/>
+        <w:jc w:val="start"/>
+        <w:rPr>
+          <w:b w:val="false"/>
+          <w:bCs w:val="false"/>
+          <w:position w:val="0"/>
+          <w:sz w:val="24"/>
+          <w:sz w:val="24"/>
+          <w:szCs w:val="24"/>
+          <w:u w:val="none"/>
+          <w:vertAlign w:val="baseline"/>
+          <w:lang w:val="hu-HU"/>
+        </w:rPr>
+      </w:pPr>
+      <w:r>
+        <w:rPr>
+          <w:b w:val="false"/>
+          <w:bCs w:val="false"/>
+          <w:position w:val="0"/>
+          <w:sz w:val="24"/>
+          <w:sz w:val="24"/>
+          <w:szCs w:val="24"/>
+          <w:u w:val="none"/>
+          <w:vertAlign w:val="baseline"/>
+          <w:lang w:val="hu-HU"/>
+        </w:rPr>
+        <w:t>Képlete: U=w/a;</w:t>
+      </w:r>
+    </w:p>
+    <w:p>
+      <w:pPr>
+        <w:pStyle w:val="Normal"/>
+        <w:numPr>
+          <w:ilvl w:val="0"/>
+          <w:numId w:val="9"/>
+        </w:numPr>
+        <w:tabs>
+          <w:tab w:val="clear" w:pos="709"/>
+          <w:tab w:val="left" w:pos="2370" w:leader="none"/>
+        </w:tabs>
+        <w:bidi w:val="0"/>
+        <w:jc w:val="start"/>
+        <w:rPr>
+          <w:b w:val="false"/>
+          <w:bCs w:val="false"/>
+          <w:sz w:val="24"/>
+          <w:szCs w:val="24"/>
+          <w:u w:val="none"/>
+          <w:lang w:val="hu-HU"/>
+        </w:rPr>
+      </w:pPr>
+      <w:r>
+        <w:rPr>
+          <w:b w:val="false"/>
+          <w:bCs w:val="false"/>
+          <w:sz w:val="24"/>
+          <w:szCs w:val="24"/>
+          <w:u w:val="none"/>
+          <w:lang w:val="hu-HU"/>
+        </w:rPr>
+        <w:t>Mértékegysége: J/c = Volt (V); MV = 1000000V 1KV = 1000V; 1V = 1000mV</w:t>
       </w:r>
     </w:p>
     <w:sectPr>
@@ -5916,6 +6175,143 @@
     </w:lvl>
   </w:abstractNum>
   <w:abstractNum w:abstractNumId="9">
+    <w:lvl w:ilvl="0">
+      <w:start w:val="1"/>
+      <w:numFmt w:val="bullet"/>
+      <w:lvlText w:val=""/>
+      <w:lvlJc w:val="start"/>
+      <w:pPr>
+        <w:tabs>
+          <w:tab w:val="num" w:pos="720"/>
+        </w:tabs>
+        <w:ind w:start="720" w:hanging="360"/>
+      </w:pPr>
+      <w:rPr>
+        <w:rFonts w:ascii="Symbol" w:hAnsi="Symbol" w:cs="Symbol" w:hint="default"/>
+      </w:rPr>
+    </w:lvl>
+    <w:lvl w:ilvl="1">
+      <w:start w:val="1"/>
+      <w:numFmt w:val="bullet"/>
+      <w:lvlText w:val=""/>
+      <w:lvlJc w:val="start"/>
+      <w:pPr>
+        <w:tabs>
+          <w:tab w:val="num" w:pos="1080"/>
+        </w:tabs>
+        <w:ind w:start="1080" w:hanging="360"/>
+      </w:pPr>
+      <w:rPr>
+        <w:rFonts w:ascii="Symbol" w:hAnsi="Symbol" w:cs="Symbol" w:hint="default"/>
+      </w:rPr>
+    </w:lvl>
+    <w:lvl w:ilvl="2">
+      <w:start w:val="1"/>
+      <w:numFmt w:val="bullet"/>
+      <w:lvlText w:val=""/>
+      <w:lvlJc w:val="start"/>
+      <w:pPr>
+        <w:tabs>
+          <w:tab w:val="num" w:pos="1440"/>
+        </w:tabs>
+        <w:ind w:start="1440" w:hanging="360"/>
+      </w:pPr>
+      <w:rPr>
+        <w:rFonts w:ascii="Symbol" w:hAnsi="Symbol" w:cs="Symbol" w:hint="default"/>
+      </w:rPr>
+    </w:lvl>
+    <w:lvl w:ilvl="3">
+      <w:start w:val="1"/>
+      <w:numFmt w:val="bullet"/>
+      <w:lvlText w:val=""/>
+      <w:lvlJc w:val="start"/>
+      <w:pPr>
+        <w:tabs>
+          <w:tab w:val="num" w:pos="1800"/>
+        </w:tabs>
+        <w:ind w:start="1800" w:hanging="360"/>
+      </w:pPr>
+      <w:rPr>
+        <w:rFonts w:ascii="Symbol" w:hAnsi="Symbol" w:cs="Symbol" w:hint="default"/>
+      </w:rPr>
+    </w:lvl>
+    <w:lvl w:ilvl="4">
+      <w:start w:val="1"/>
+      <w:numFmt w:val="bullet"/>
+      <w:lvlText w:val=""/>
+      <w:lvlJc w:val="start"/>
+      <w:pPr>
+        <w:tabs>
+          <w:tab w:val="num" w:pos="2160"/>
+        </w:tabs>
+        <w:ind w:start="2160" w:hanging="360"/>
+      </w:pPr>
+      <w:rPr>
+        <w:rFonts w:ascii="Symbol" w:hAnsi="Symbol" w:cs="Symbol" w:hint="default"/>
+      </w:rPr>
+    </w:lvl>
+    <w:lvl w:ilvl="5">
+      <w:start w:val="1"/>
+      <w:numFmt w:val="bullet"/>
+      <w:lvlText w:val=""/>
+      <w:lvlJc w:val="start"/>
+      <w:pPr>
+        <w:tabs>
+          <w:tab w:val="num" w:pos="2520"/>
+        </w:tabs>
+        <w:ind w:start="2520" w:hanging="360"/>
+      </w:pPr>
+      <w:rPr>
+        <w:rFonts w:ascii="Symbol" w:hAnsi="Symbol" w:cs="Symbol" w:hint="default"/>
+      </w:rPr>
+    </w:lvl>
+    <w:lvl w:ilvl="6">
+      <w:start w:val="1"/>
+      <w:numFmt w:val="bullet"/>
+      <w:lvlText w:val=""/>
+      <w:lvlJc w:val="start"/>
+      <w:pPr>
+        <w:tabs>
+          <w:tab w:val="num" w:pos="2880"/>
+        </w:tabs>
+        <w:ind w:start="2880" w:hanging="360"/>
+      </w:pPr>
+      <w:rPr>
+        <w:rFonts w:ascii="Symbol" w:hAnsi="Symbol" w:cs="Symbol" w:hint="default"/>
+      </w:rPr>
+    </w:lvl>
+    <w:lvl w:ilvl="7">
+      <w:start w:val="1"/>
+      <w:numFmt w:val="bullet"/>
+      <w:lvlText w:val=""/>
+      <w:lvlJc w:val="start"/>
+      <w:pPr>
+        <w:tabs>
+          <w:tab w:val="num" w:pos="3240"/>
+        </w:tabs>
+        <w:ind w:start="3240" w:hanging="360"/>
+      </w:pPr>
+      <w:rPr>
+        <w:rFonts w:ascii="Symbol" w:hAnsi="Symbol" w:cs="Symbol" w:hint="default"/>
+      </w:rPr>
+    </w:lvl>
+    <w:lvl w:ilvl="8">
+      <w:start w:val="1"/>
+      <w:numFmt w:val="bullet"/>
+      <w:lvlText w:val=""/>
+      <w:lvlJc w:val="start"/>
+      <w:pPr>
+        <w:tabs>
+          <w:tab w:val="num" w:pos="3600"/>
+        </w:tabs>
+        <w:ind w:start="3600" w:hanging="360"/>
+      </w:pPr>
+      <w:rPr>
+        <w:rFonts w:ascii="Symbol" w:hAnsi="Symbol" w:cs="Symbol" w:hint="default"/>
+      </w:rPr>
+    </w:lvl>
+  </w:abstractNum>
+  <w:abstractNum w:abstractNumId="10">
     <w:lvl w:ilvl="0">
       <w:start w:val="1"/>
       <w:numFmt w:val="none"/>
@@ -6061,6 +6457,9 @@
   <w:num w:numId="9">
     <w:abstractNumId w:val="9"/>
   </w:num>
+  <w:num w:numId="10">
+    <w:abstractNumId w:val="10"/>
+  </w:num>
 </w:numbering>
 </file>
 
@@ -6088,7 +6487,7 @@
     <w:pPr>
       <w:widowControl/>
       <w:suppressAutoHyphens w:val="true"/>
-      <w:overflowPunct w:val="true"/>
+      <w:overflowPunct w:val="false"/>
       <w:bidi w:val="0"/>
       <w:spacing w:before="0" w:after="0"/>
       <w:jc w:val="start"/>
@@ -6102,15 +6501,15 @@
       <w:lang w:val="en-US" w:eastAsia="zh-CN" w:bidi="hi-IN"/>
     </w:rPr>
   </w:style>
-  <w:style w:type="character" w:styleId="Bulletsuser">
-    <w:name w:val="Bullets (user)"/>
+  <w:style w:type="character" w:styleId="Bullets">
+    <w:name w:val="Bullets"/>
     <w:qFormat/>
     <w:rPr>
       <w:rFonts w:ascii="OpenSymbol" w:hAnsi="OpenSymbol" w:eastAsia="OpenSymbol" w:cs="OpenSymbol"/>
     </w:rPr>
   </w:style>
-  <w:style w:type="character" w:styleId="Bullets">
-    <w:name w:val="Bullets"/>
+  <w:style w:type="character" w:styleId="Bulletsuser">
+    <w:name w:val="Bullets (user)"/>
     <w:qFormat/>
     <w:rPr>
       <w:rFonts w:ascii="OpenSymbol" w:hAnsi="OpenSymbol" w:eastAsia="OpenSymbol" w:cs="OpenSymbol"/>

--- a/fizika11.docx
+++ b/fizika11.docx
@@ -4149,7 +4149,7 @@
         <w:pStyle w:val="Normal"/>
         <w:widowControl/>
         <w:suppressAutoHyphens w:val="true"/>
-        <w:overflowPunct w:val="false"/>
+        <w:overflowPunct w:val="true"/>
         <w:bidi w:val="0"/>
         <w:spacing w:before="0" w:after="0"/>
         <w:ind w:hanging="0" w:start="0" w:end="0"/>
@@ -5061,6 +5061,108 @@
           <w:lang w:val="hu-HU"/>
         </w:rPr>
         <w:t>Mértékegysége: J/c = Volt (V); MV = 1000000V 1KV = 1000V; 1V = 1000mV</w:t>
+      </w:r>
+    </w:p>
+    <w:p>
+      <w:pPr>
+        <w:pStyle w:val="Normal"/>
+        <w:numPr>
+          <w:ilvl w:val="0"/>
+          <w:numId w:val="9"/>
+        </w:numPr>
+        <w:tabs>
+          <w:tab w:val="clear" w:pos="709"/>
+          <w:tab w:val="left" w:pos="2370" w:leader="none"/>
+        </w:tabs>
+        <w:bidi w:val="0"/>
+        <w:jc w:val="start"/>
+        <w:rPr>
+          <w:b w:val="false"/>
+          <w:bCs w:val="false"/>
+          <w:sz w:val="24"/>
+          <w:szCs w:val="24"/>
+          <w:u w:val="none"/>
+          <w:lang w:val="hu-HU"/>
+        </w:rPr>
+      </w:pPr>
+      <w:r>
+        <w:rPr>
+          <w:b w:val="false"/>
+          <w:bCs w:val="false"/>
+          <w:sz w:val="24"/>
+          <w:szCs w:val="24"/>
+          <w:u w:val="none"/>
+          <w:lang w:val="hu-HU"/>
+        </w:rPr>
+        <w:t>Két pont közötti feszültség egyenlő a két pont potenciáljának külömbségével.</w:t>
+      </w:r>
+    </w:p>
+    <w:p>
+      <w:pPr>
+        <w:pStyle w:val="Normal"/>
+        <w:numPr>
+          <w:ilvl w:val="0"/>
+          <w:numId w:val="9"/>
+        </w:numPr>
+        <w:tabs>
+          <w:tab w:val="clear" w:pos="709"/>
+          <w:tab w:val="left" w:pos="2370" w:leader="none"/>
+        </w:tabs>
+        <w:bidi w:val="0"/>
+        <w:jc w:val="start"/>
+        <w:rPr>
+          <w:b w:val="false"/>
+          <w:bCs w:val="false"/>
+          <w:sz w:val="24"/>
+          <w:szCs w:val="24"/>
+          <w:u w:val="none"/>
+          <w:lang w:val="hu-HU"/>
+        </w:rPr>
+      </w:pPr>
+      <w:r>
+        <w:rPr>
+          <w:b w:val="false"/>
+          <w:bCs w:val="false"/>
+          <w:sz w:val="24"/>
+          <w:szCs w:val="24"/>
+          <w:u w:val="none"/>
+          <w:lang w:val="hu-HU"/>
+        </w:rPr>
+        <w:t>Viszonyítási pont a gyakorlati áletben a Föld. (földelés)</w:t>
+      </w:r>
+    </w:p>
+    <w:p>
+      <w:pPr>
+        <w:pStyle w:val="Normal"/>
+        <w:numPr>
+          <w:ilvl w:val="0"/>
+          <w:numId w:val="9"/>
+        </w:numPr>
+        <w:tabs>
+          <w:tab w:val="clear" w:pos="709"/>
+          <w:tab w:val="left" w:pos="2370" w:leader="none"/>
+        </w:tabs>
+        <w:bidi w:val="0"/>
+        <w:jc w:val="start"/>
+        <w:rPr>
+          <w:b w:val="false"/>
+          <w:bCs w:val="false"/>
+          <w:sz w:val="24"/>
+          <w:szCs w:val="24"/>
+          <w:u w:val="none"/>
+          <w:lang w:val="hu-HU"/>
+        </w:rPr>
+      </w:pPr>
+      <w:r>
+        <w:rPr>
+          <w:b w:val="false"/>
+          <w:bCs w:val="false"/>
+          <w:sz w:val="24"/>
+          <w:szCs w:val="24"/>
+          <w:u w:val="none"/>
+          <w:lang w:val="hu-HU"/>
+        </w:rPr>
+        <w:t>Ekvipotenciális pontok: A pontok feszültsége egyenlő.</w:t>
       </w:r>
     </w:p>
     <w:sectPr>
@@ -6487,7 +6589,7 @@
     <w:pPr>
       <w:widowControl/>
       <w:suppressAutoHyphens w:val="true"/>
-      <w:overflowPunct w:val="false"/>
+      <w:overflowPunct w:val="true"/>
       <w:bidi w:val="0"/>
       <w:spacing w:before="0" w:after="0"/>
       <w:jc w:val="start"/>
@@ -6501,15 +6603,15 @@
       <w:lang w:val="en-US" w:eastAsia="zh-CN" w:bidi="hi-IN"/>
     </w:rPr>
   </w:style>
-  <w:style w:type="character" w:styleId="Bullets">
-    <w:name w:val="Bullets"/>
+  <w:style w:type="character" w:styleId="Bulletsuser">
+    <w:name w:val="Bullets (user)"/>
     <w:qFormat/>
     <w:rPr>
       <w:rFonts w:ascii="OpenSymbol" w:hAnsi="OpenSymbol" w:eastAsia="OpenSymbol" w:cs="OpenSymbol"/>
     </w:rPr>
   </w:style>
-  <w:style w:type="character" w:styleId="Bulletsuser">
-    <w:name w:val="Bullets (user)"/>
+  <w:style w:type="character" w:styleId="Bullets">
+    <w:name w:val="Bullets"/>
     <w:qFormat/>
     <w:rPr>
       <w:rFonts w:ascii="OpenSymbol" w:hAnsi="OpenSymbol" w:eastAsia="OpenSymbol" w:cs="OpenSymbol"/>

--- a/fizika11.docx
+++ b/fizika11.docx
@@ -4149,7 +4149,7 @@
         <w:pStyle w:val="Normal"/>
         <w:widowControl/>
         <w:suppressAutoHyphens w:val="true"/>
-        <w:overflowPunct w:val="true"/>
+        <w:overflowPunct w:val="false"/>
         <w:bidi w:val="0"/>
         <w:spacing w:before="0" w:after="0"/>
         <w:ind w:hanging="0" w:start="0" w:end="0"/>
@@ -4942,7 +4942,17 @@
         </w:numPr>
         <w:bidi w:val="0"/>
         <w:jc w:val="start"/>
-        <w:rPr/>
+        <w:rPr>
+          <w:b w:val="false"/>
+          <w:bCs w:val="false"/>
+          <w:position w:val="0"/>
+          <w:sz w:val="24"/>
+          <w:sz w:val="24"/>
+          <w:szCs w:val="24"/>
+          <w:u w:val="none"/>
+          <w:vertAlign w:val="baseline"/>
+          <w:lang w:val="hu-HU"/>
+        </w:rPr>
       </w:pPr>
       <w:r>
         <w:rPr>
@@ -4966,13 +4976,19 @@
           <w:ilvl w:val="0"/>
           <w:numId w:val="9"/>
         </w:numPr>
-        <w:tabs>
-          <w:tab w:val="clear" w:pos="709"/>
-          <w:tab w:val="left" w:pos="2370" w:leader="none"/>
-        </w:tabs>
-        <w:bidi w:val="0"/>
-        <w:jc w:val="start"/>
-        <w:rPr/>
+        <w:bidi w:val="0"/>
+        <w:jc w:val="start"/>
+        <w:rPr>
+          <w:b w:val="false"/>
+          <w:bCs w:val="false"/>
+          <w:position w:val="0"/>
+          <w:sz w:val="24"/>
+          <w:sz w:val="24"/>
+          <w:szCs w:val="24"/>
+          <w:u w:val="none"/>
+          <w:vertAlign w:val="baseline"/>
+          <w:lang w:val="hu-HU"/>
+        </w:rPr>
       </w:pPr>
       <w:r>
         <w:rPr>
@@ -5163,6 +5179,2465 @@
           <w:lang w:val="hu-HU"/>
         </w:rPr>
         <w:t>Ekvipotenciális pontok: A pontok feszültsége egyenlő.</w:t>
+      </w:r>
+    </w:p>
+    <w:p>
+      <w:pPr>
+        <w:pStyle w:val="Normal"/>
+        <w:tabs>
+          <w:tab w:val="clear" w:pos="709"/>
+          <w:tab w:val="left" w:pos="2370" w:leader="none"/>
+        </w:tabs>
+        <w:bidi w:val="0"/>
+        <w:jc w:val="start"/>
+        <w:rPr>
+          <w:b w:val="false"/>
+          <w:bCs w:val="false"/>
+          <w:sz w:val="24"/>
+          <w:szCs w:val="24"/>
+          <w:u w:val="none"/>
+          <w:lang w:val="hu-HU"/>
+        </w:rPr>
+      </w:pPr>
+      <w:r>
+        <w:rPr>
+          <w:b w:val="false"/>
+          <w:bCs w:val="false"/>
+          <w:sz w:val="24"/>
+          <w:szCs w:val="24"/>
+          <w:u w:val="none"/>
+          <w:lang w:val="hu-HU"/>
+        </w:rPr>
+      </w:r>
+    </w:p>
+    <w:p>
+      <w:pPr>
+        <w:pStyle w:val="Normal"/>
+        <w:tabs>
+          <w:tab w:val="clear" w:pos="709"/>
+          <w:tab w:val="left" w:pos="2370" w:leader="none"/>
+        </w:tabs>
+        <w:bidi w:val="0"/>
+        <w:jc w:val="center"/>
+        <w:rPr>
+          <w:b/>
+          <w:bCs/>
+          <w:sz w:val="36"/>
+          <w:szCs w:val="36"/>
+          <w:u w:val="none"/>
+          <w:lang w:val="hu-HU"/>
+        </w:rPr>
+      </w:pPr>
+      <w:r>
+        <w:rPr>
+          <w:b/>
+          <w:bCs/>
+          <w:sz w:val="36"/>
+          <w:szCs w:val="36"/>
+          <w:u w:val="none"/>
+          <w:lang w:val="hu-HU"/>
+        </w:rPr>
+        <w:t>Vezetők az elektrosztatikus térben</w:t>
+      </w:r>
+    </w:p>
+    <w:p>
+      <w:pPr>
+        <w:pStyle w:val="Normal"/>
+        <w:tabs>
+          <w:tab w:val="clear" w:pos="709"/>
+          <w:tab w:val="left" w:pos="2370" w:leader="none"/>
+        </w:tabs>
+        <w:bidi w:val="0"/>
+        <w:jc w:val="start"/>
+        <w:rPr>
+          <w:b w:val="false"/>
+          <w:bCs w:val="false"/>
+          <w:sz w:val="24"/>
+          <w:szCs w:val="24"/>
+          <w:u w:val="none"/>
+          <w:lang w:val="hu-HU"/>
+        </w:rPr>
+      </w:pPr>
+      <w:r>
+        <w:rPr>
+          <w:b w:val="false"/>
+          <w:bCs w:val="false"/>
+          <w:sz w:val="24"/>
+          <w:szCs w:val="24"/>
+          <w:u w:val="none"/>
+          <w:lang w:val="hu-HU"/>
+        </w:rPr>
+      </w:r>
+    </w:p>
+    <w:p>
+      <w:pPr>
+        <w:pStyle w:val="Normal"/>
+        <w:tabs>
+          <w:tab w:val="clear" w:pos="709"/>
+          <w:tab w:val="left" w:pos="2370" w:leader="none"/>
+        </w:tabs>
+        <w:bidi w:val="0"/>
+        <w:jc w:val="start"/>
+        <w:rPr>
+          <w:b/>
+          <w:bCs/>
+          <w:sz w:val="24"/>
+          <w:szCs w:val="24"/>
+          <w:u w:val="none"/>
+          <w:lang w:val="hu-HU"/>
+        </w:rPr>
+      </w:pPr>
+      <w:r>
+        <w:rPr>
+          <w:b/>
+          <w:bCs/>
+          <w:sz w:val="24"/>
+          <w:szCs w:val="24"/>
+          <w:u w:val="none"/>
+          <w:lang w:val="hu-HU"/>
+        </w:rPr>
+        <w:t>Villámhárító működése:</w:t>
+      </w:r>
+    </w:p>
+    <w:p>
+      <w:pPr>
+        <w:pStyle w:val="Normal"/>
+        <w:numPr>
+          <w:ilvl w:val="0"/>
+          <w:numId w:val="10"/>
+        </w:numPr>
+        <w:tabs>
+          <w:tab w:val="clear" w:pos="709"/>
+          <w:tab w:val="left" w:pos="2370" w:leader="none"/>
+        </w:tabs>
+        <w:bidi w:val="0"/>
+        <w:jc w:val="start"/>
+        <w:rPr>
+          <w:b w:val="false"/>
+          <w:bCs w:val="false"/>
+          <w:sz w:val="24"/>
+          <w:szCs w:val="24"/>
+          <w:u w:val="none"/>
+          <w:lang w:val="hu-HU"/>
+        </w:rPr>
+      </w:pPr>
+      <w:r>
+        <w:rPr>
+          <w:b w:val="false"/>
+          <w:bCs w:val="false"/>
+          <w:sz w:val="24"/>
+          <w:szCs w:val="24"/>
+          <w:u w:val="none"/>
+          <w:lang w:val="hu-HU"/>
+        </w:rPr>
+        <w:t>A villámhárító egy hegyes rúd, amit az épület tetejére erősítenek.</w:t>
+      </w:r>
+    </w:p>
+    <w:p>
+      <w:pPr>
+        <w:pStyle w:val="Normal"/>
+        <w:numPr>
+          <w:ilvl w:val="0"/>
+          <w:numId w:val="10"/>
+        </w:numPr>
+        <w:tabs>
+          <w:tab w:val="clear" w:pos="709"/>
+          <w:tab w:val="left" w:pos="2370" w:leader="none"/>
+        </w:tabs>
+        <w:bidi w:val="0"/>
+        <w:jc w:val="start"/>
+        <w:rPr>
+          <w:b w:val="false"/>
+          <w:bCs w:val="false"/>
+          <w:sz w:val="24"/>
+          <w:szCs w:val="24"/>
+          <w:u w:val="none"/>
+          <w:lang w:val="hu-HU"/>
+        </w:rPr>
+      </w:pPr>
+      <w:r>
+        <w:rPr>
+          <w:b w:val="false"/>
+          <w:bCs w:val="false"/>
+          <w:sz w:val="24"/>
+          <w:szCs w:val="24"/>
+          <w:u w:val="none"/>
+          <w:lang w:val="hu-HU"/>
+        </w:rPr>
+        <w:t>A rudat vezetékkel kötik a földbe (lehetőleg nedves helyre vagy vízvezetékhez).</w:t>
+      </w:r>
+    </w:p>
+    <w:p>
+      <w:pPr>
+        <w:pStyle w:val="Normal"/>
+        <w:numPr>
+          <w:ilvl w:val="0"/>
+          <w:numId w:val="10"/>
+        </w:numPr>
+        <w:tabs>
+          <w:tab w:val="clear" w:pos="709"/>
+          <w:tab w:val="left" w:pos="2370" w:leader="none"/>
+        </w:tabs>
+        <w:bidi w:val="0"/>
+        <w:jc w:val="start"/>
+        <w:rPr>
+          <w:b w:val="false"/>
+          <w:bCs w:val="false"/>
+          <w:sz w:val="24"/>
+          <w:szCs w:val="24"/>
+          <w:u w:val="none"/>
+          <w:lang w:val="hu-HU"/>
+        </w:rPr>
+      </w:pPr>
+      <w:r>
+        <w:rPr>
+          <w:b w:val="false"/>
+          <w:bCs w:val="false"/>
+          <w:sz w:val="24"/>
+          <w:szCs w:val="24"/>
+          <w:u w:val="none"/>
+          <w:lang w:val="hu-HU"/>
+        </w:rPr>
+        <w:t>Védelmi elv: a villám energiája a vezetéken keresztül a talajba vezetődik, nem az épületbe csap.</w:t>
+      </w:r>
+    </w:p>
+    <w:p>
+      <w:pPr>
+        <w:pStyle w:val="Normal"/>
+        <w:numPr>
+          <w:ilvl w:val="0"/>
+          <w:numId w:val="10"/>
+        </w:numPr>
+        <w:tabs>
+          <w:tab w:val="clear" w:pos="709"/>
+          <w:tab w:val="left" w:pos="2370" w:leader="none"/>
+        </w:tabs>
+        <w:bidi w:val="0"/>
+        <w:jc w:val="start"/>
+        <w:rPr>
+          <w:b w:val="false"/>
+          <w:bCs w:val="false"/>
+          <w:sz w:val="24"/>
+          <w:szCs w:val="24"/>
+          <w:u w:val="none"/>
+          <w:lang w:val="hu-HU"/>
+        </w:rPr>
+      </w:pPr>
+      <w:r>
+        <w:rPr>
+          <w:b w:val="false"/>
+          <w:bCs w:val="false"/>
+          <w:sz w:val="24"/>
+          <w:szCs w:val="24"/>
+          <w:u w:val="none"/>
+          <w:lang w:val="hu-HU"/>
+        </w:rPr>
+        <w:t>Elektromos megosztás</w:t>
+      </w:r>
+    </w:p>
+    <w:p>
+      <w:pPr>
+        <w:pStyle w:val="Normal"/>
+        <w:numPr>
+          <w:ilvl w:val="0"/>
+          <w:numId w:val="10"/>
+        </w:numPr>
+        <w:tabs>
+          <w:tab w:val="clear" w:pos="709"/>
+          <w:tab w:val="left" w:pos="2370" w:leader="none"/>
+        </w:tabs>
+        <w:bidi w:val="0"/>
+        <w:jc w:val="start"/>
+        <w:rPr>
+          <w:b w:val="false"/>
+          <w:bCs w:val="false"/>
+          <w:sz w:val="24"/>
+          <w:szCs w:val="24"/>
+          <w:u w:val="none"/>
+          <w:lang w:val="hu-HU"/>
+        </w:rPr>
+      </w:pPr>
+      <w:r>
+        <w:rPr>
+          <w:b w:val="false"/>
+          <w:bCs w:val="false"/>
+          <w:sz w:val="24"/>
+          <w:szCs w:val="24"/>
+          <w:u w:val="none"/>
+          <w:lang w:val="hu-HU"/>
+        </w:rPr>
+        <w:drawing>
+          <wp:anchor behindDoc="0" distT="0" distB="0" distL="0" distR="0" simplePos="0" locked="0" layoutInCell="0" allowOverlap="1" relativeHeight="6">
+            <wp:simplePos x="0" y="0"/>
+            <wp:positionH relativeFrom="column">
+              <wp:posOffset>4714240</wp:posOffset>
+            </wp:positionH>
+            <wp:positionV relativeFrom="paragraph">
+              <wp:posOffset>307975</wp:posOffset>
+            </wp:positionV>
+            <wp:extent cx="1942465" cy="2685415"/>
+            <wp:effectExtent l="0" t="0" r="0" b="0"/>
+            <wp:wrapSquare wrapText="largest"/>
+            <wp:docPr id="5" name="Image5" descr="" title=""/>
+            <wp:cNvGraphicFramePr>
+              <a:graphicFrameLocks xmlns:a="http://schemas.openxmlformats.org/drawingml/2006/main" noChangeAspect="1"/>
+            </wp:cNvGraphicFramePr>
+            <a:graphic xmlns:a="http://schemas.openxmlformats.org/drawingml/2006/main">
+              <a:graphicData uri="http://schemas.openxmlformats.org/drawingml/2006/picture">
+                <pic:pic xmlns:pic="http://schemas.openxmlformats.org/drawingml/2006/picture">
+                  <pic:nvPicPr>
+                    <pic:cNvPr id="5" name="Image5" descr="" title=""/>
+                    <pic:cNvPicPr>
+                      <a:picLocks noChangeAspect="1" noChangeArrowheads="1"/>
+                    </pic:cNvPicPr>
+                  </pic:nvPicPr>
+                  <pic:blipFill>
+                    <a:blip r:embed="rId6"/>
+                    <a:stretch>
+                      <a:fillRect/>
+                    </a:stretch>
+                  </pic:blipFill>
+                  <pic:spPr bwMode="auto">
+                    <a:xfrm>
+                      <a:off x="0" y="0"/>
+                      <a:ext cx="1942465" cy="2685415"/>
+                    </a:xfrm>
+                    <a:prstGeom prst="rect">
+                      <a:avLst/>
+                    </a:prstGeom>
+                    <a:noFill/>
+                  </pic:spPr>
+                </pic:pic>
+              </a:graphicData>
+            </a:graphic>
+          </wp:anchor>
+        </w:drawing>
+      </w:r>
+      <w:r>
+        <w:rPr>
+          <w:b w:val="false"/>
+          <w:bCs w:val="false"/>
+          <w:sz w:val="24"/>
+          <w:szCs w:val="24"/>
+          <w:u w:val="none"/>
+          <w:lang w:val="hu-HU"/>
+        </w:rPr>
+        <w:t>Ha töltött testet teszünk egy semleges fém közelébe, a fém töltései szétválnak (pozitív és negatív oldalak).</w:t>
+      </w:r>
+    </w:p>
+    <w:p>
+      <w:pPr>
+        <w:pStyle w:val="Normal"/>
+        <w:numPr>
+          <w:ilvl w:val="0"/>
+          <w:numId w:val="10"/>
+        </w:numPr>
+        <w:tabs>
+          <w:tab w:val="clear" w:pos="709"/>
+          <w:tab w:val="left" w:pos="2370" w:leader="none"/>
+        </w:tabs>
+        <w:bidi w:val="0"/>
+        <w:jc w:val="start"/>
+        <w:rPr>
+          <w:b w:val="false"/>
+          <w:bCs w:val="false"/>
+          <w:sz w:val="24"/>
+          <w:szCs w:val="24"/>
+          <w:u w:val="none"/>
+          <w:lang w:val="hu-HU"/>
+        </w:rPr>
+      </w:pPr>
+      <w:r>
+        <w:rPr>
+          <w:b w:val="false"/>
+          <w:bCs w:val="false"/>
+          <w:sz w:val="24"/>
+          <w:szCs w:val="24"/>
+          <w:u w:val="none"/>
+          <w:lang w:val="hu-HU"/>
+        </w:rPr>
+        <w:t>Az elektroszkóp kitérését mutatja, még töltésátadás nélkül is.</w:t>
+      </w:r>
+    </w:p>
+    <w:p>
+      <w:pPr>
+        <w:pStyle w:val="Normal"/>
+        <w:numPr>
+          <w:ilvl w:val="0"/>
+          <w:numId w:val="10"/>
+        </w:numPr>
+        <w:tabs>
+          <w:tab w:val="clear" w:pos="709"/>
+          <w:tab w:val="left" w:pos="2370" w:leader="none"/>
+        </w:tabs>
+        <w:bidi w:val="0"/>
+        <w:jc w:val="start"/>
+        <w:rPr>
+          <w:b w:val="false"/>
+          <w:bCs w:val="false"/>
+          <w:sz w:val="24"/>
+          <w:szCs w:val="24"/>
+          <w:u w:val="none"/>
+          <w:lang w:val="hu-HU"/>
+        </w:rPr>
+      </w:pPr>
+      <w:r>
+        <w:rPr>
+          <w:b w:val="false"/>
+          <w:bCs w:val="false"/>
+          <w:sz w:val="24"/>
+          <w:szCs w:val="24"/>
+          <w:u w:val="none"/>
+          <w:lang w:val="hu-HU"/>
+        </w:rPr>
+        <w:t>A jelenséget elektromos töltésmegosztásnak nevezzük.</w:t>
+      </w:r>
+    </w:p>
+    <w:p>
+      <w:pPr>
+        <w:pStyle w:val="Normal"/>
+        <w:numPr>
+          <w:ilvl w:val="0"/>
+          <w:numId w:val="10"/>
+        </w:numPr>
+        <w:tabs>
+          <w:tab w:val="clear" w:pos="709"/>
+          <w:tab w:val="left" w:pos="2370" w:leader="none"/>
+        </w:tabs>
+        <w:bidi w:val="0"/>
+        <w:jc w:val="start"/>
+        <w:rPr>
+          <w:b w:val="false"/>
+          <w:bCs w:val="false"/>
+          <w:sz w:val="24"/>
+          <w:szCs w:val="24"/>
+          <w:u w:val="none"/>
+          <w:lang w:val="hu-HU"/>
+        </w:rPr>
+      </w:pPr>
+      <w:r>
+        <w:rPr>
+          <w:b w:val="false"/>
+          <w:bCs w:val="false"/>
+          <w:sz w:val="24"/>
+          <w:szCs w:val="24"/>
+          <w:u w:val="none"/>
+          <w:lang w:val="hu-HU"/>
+        </w:rPr>
+        <w:t>Kísérletek tanulságai</w:t>
+      </w:r>
+    </w:p>
+    <w:p>
+      <w:pPr>
+        <w:pStyle w:val="Normal"/>
+        <w:tabs>
+          <w:tab w:val="clear" w:pos="709"/>
+          <w:tab w:val="left" w:pos="2370" w:leader="none"/>
+        </w:tabs>
+        <w:bidi w:val="0"/>
+        <w:jc w:val="start"/>
+        <w:rPr>
+          <w:b w:val="false"/>
+          <w:bCs w:val="false"/>
+          <w:sz w:val="24"/>
+          <w:szCs w:val="24"/>
+          <w:u w:val="none"/>
+          <w:lang w:val="hu-HU"/>
+        </w:rPr>
+      </w:pPr>
+      <w:r>
+        <w:rPr>
+          <w:b w:val="false"/>
+          <w:bCs w:val="false"/>
+          <w:sz w:val="24"/>
+          <w:szCs w:val="24"/>
+          <w:u w:val="none"/>
+          <w:lang w:val="hu-HU"/>
+        </w:rPr>
+      </w:r>
+    </w:p>
+    <w:p>
+      <w:pPr>
+        <w:pStyle w:val="Normal"/>
+        <w:tabs>
+          <w:tab w:val="clear" w:pos="709"/>
+          <w:tab w:val="left" w:pos="2370" w:leader="none"/>
+        </w:tabs>
+        <w:bidi w:val="0"/>
+        <w:jc w:val="start"/>
+        <w:rPr>
+          <w:b/>
+          <w:bCs/>
+          <w:sz w:val="24"/>
+          <w:szCs w:val="24"/>
+          <w:u w:val="none"/>
+          <w:lang w:val="hu-HU"/>
+        </w:rPr>
+      </w:pPr>
+      <w:r>
+        <w:rPr>
+          <w:b/>
+          <w:bCs/>
+          <w:sz w:val="24"/>
+          <w:szCs w:val="24"/>
+          <w:u w:val="none"/>
+          <w:lang w:val="hu-HU"/>
+        </w:rPr>
+        <w:t>Két elektroszkóp összekötése:</w:t>
+      </w:r>
+    </w:p>
+    <w:p>
+      <w:pPr>
+        <w:pStyle w:val="Normal"/>
+        <w:tabs>
+          <w:tab w:val="clear" w:pos="709"/>
+          <w:tab w:val="left" w:pos="2370" w:leader="none"/>
+        </w:tabs>
+        <w:bidi w:val="0"/>
+        <w:jc w:val="start"/>
+        <w:rPr>
+          <w:b w:val="false"/>
+          <w:bCs w:val="false"/>
+          <w:sz w:val="24"/>
+          <w:szCs w:val="24"/>
+          <w:u w:val="none"/>
+          <w:lang w:val="hu-HU"/>
+        </w:rPr>
+      </w:pPr>
+      <w:r>
+        <w:rPr>
+          <w:b w:val="false"/>
+          <w:bCs w:val="false"/>
+          <w:sz w:val="24"/>
+          <w:szCs w:val="24"/>
+          <w:u w:val="none"/>
+          <w:lang w:val="hu-HU"/>
+        </w:rPr>
+      </w:r>
+    </w:p>
+    <w:p>
+      <w:pPr>
+        <w:pStyle w:val="Normal"/>
+        <w:numPr>
+          <w:ilvl w:val="0"/>
+          <w:numId w:val="11"/>
+        </w:numPr>
+        <w:tabs>
+          <w:tab w:val="clear" w:pos="709"/>
+          <w:tab w:val="left" w:pos="2370" w:leader="none"/>
+        </w:tabs>
+        <w:bidi w:val="0"/>
+        <w:jc w:val="start"/>
+        <w:rPr>
+          <w:b w:val="false"/>
+          <w:bCs w:val="false"/>
+          <w:sz w:val="24"/>
+          <w:szCs w:val="24"/>
+          <w:u w:val="none"/>
+          <w:lang w:val="hu-HU"/>
+        </w:rPr>
+      </w:pPr>
+      <w:r>
+        <w:rPr>
+          <w:b w:val="false"/>
+          <w:bCs w:val="false"/>
+          <w:sz w:val="24"/>
+          <w:szCs w:val="24"/>
+          <w:u w:val="none"/>
+          <w:lang w:val="hu-HU"/>
+        </w:rPr>
+        <w:t>Ha közelítünk egy töltött testet, az elektroszkópok lemezei kitérnek.</w:t>
+      </w:r>
+    </w:p>
+    <w:p>
+      <w:pPr>
+        <w:pStyle w:val="Normal"/>
+        <w:numPr>
+          <w:ilvl w:val="0"/>
+          <w:numId w:val="11"/>
+        </w:numPr>
+        <w:tabs>
+          <w:tab w:val="clear" w:pos="709"/>
+          <w:tab w:val="left" w:pos="2370" w:leader="none"/>
+        </w:tabs>
+        <w:bidi w:val="0"/>
+        <w:jc w:val="start"/>
+        <w:rPr>
+          <w:b w:val="false"/>
+          <w:bCs w:val="false"/>
+          <w:sz w:val="24"/>
+          <w:szCs w:val="24"/>
+          <w:u w:val="none"/>
+          <w:lang w:val="hu-HU"/>
+        </w:rPr>
+      </w:pPr>
+      <w:r>
+        <w:rPr>
+          <w:b w:val="false"/>
+          <w:bCs w:val="false"/>
+          <w:sz w:val="24"/>
+          <w:szCs w:val="24"/>
+          <w:u w:val="none"/>
+          <w:lang w:val="hu-HU"/>
+        </w:rPr>
+        <w:t>Ha előbb távolítjuk el az összekötő rudat, majd a töltött testet, a megosztott töltések megmaradnak.</w:t>
+      </w:r>
+    </w:p>
+    <w:p>
+      <w:pPr>
+        <w:pStyle w:val="Normal"/>
+        <w:numPr>
+          <w:ilvl w:val="0"/>
+          <w:numId w:val="11"/>
+        </w:numPr>
+        <w:tabs>
+          <w:tab w:val="clear" w:pos="709"/>
+          <w:tab w:val="left" w:pos="2370" w:leader="none"/>
+        </w:tabs>
+        <w:bidi w:val="0"/>
+        <w:jc w:val="start"/>
+        <w:rPr>
+          <w:b w:val="false"/>
+          <w:bCs w:val="false"/>
+          <w:sz w:val="24"/>
+          <w:szCs w:val="24"/>
+          <w:u w:val="none"/>
+          <w:lang w:val="hu-HU"/>
+        </w:rPr>
+      </w:pPr>
+      <w:r>
+        <w:rPr>
+          <w:b w:val="false"/>
+          <w:bCs w:val="false"/>
+          <w:sz w:val="24"/>
+          <w:szCs w:val="24"/>
+          <w:u w:val="none"/>
+          <w:lang w:val="hu-HU"/>
+        </w:rPr>
+        <w:t>Ha visszarakjuk a rudat, a töltések kiegyenlítődnek.</w:t>
+      </w:r>
+    </w:p>
+    <w:p>
+      <w:pPr>
+        <w:pStyle w:val="Normal"/>
+        <w:tabs>
+          <w:tab w:val="clear" w:pos="709"/>
+          <w:tab w:val="left" w:pos="2370" w:leader="none"/>
+        </w:tabs>
+        <w:bidi w:val="0"/>
+        <w:jc w:val="start"/>
+        <w:rPr>
+          <w:b w:val="false"/>
+          <w:bCs w:val="false"/>
+          <w:sz w:val="24"/>
+          <w:szCs w:val="24"/>
+          <w:u w:val="none"/>
+          <w:lang w:val="hu-HU"/>
+        </w:rPr>
+      </w:pPr>
+      <w:r>
+        <w:rPr>
+          <w:b w:val="false"/>
+          <w:bCs w:val="false"/>
+          <w:sz w:val="24"/>
+          <w:szCs w:val="24"/>
+          <w:u w:val="none"/>
+          <w:lang w:val="hu-HU"/>
+        </w:rPr>
+      </w:r>
+    </w:p>
+    <w:p>
+      <w:pPr>
+        <w:pStyle w:val="Normal"/>
+        <w:tabs>
+          <w:tab w:val="clear" w:pos="709"/>
+          <w:tab w:val="left" w:pos="2370" w:leader="none"/>
+        </w:tabs>
+        <w:bidi w:val="0"/>
+        <w:jc w:val="start"/>
+        <w:rPr>
+          <w:b/>
+          <w:bCs/>
+          <w:sz w:val="24"/>
+          <w:szCs w:val="24"/>
+          <w:u w:val="none"/>
+          <w:lang w:val="hu-HU"/>
+        </w:rPr>
+      </w:pPr>
+      <w:r>
+        <w:rPr>
+          <w:b/>
+          <w:bCs/>
+          <w:sz w:val="24"/>
+          <w:szCs w:val="24"/>
+          <w:u w:val="none"/>
+          <w:lang w:val="hu-HU"/>
+        </w:rPr>
+        <w:t>Következtetés:</w:t>
+      </w:r>
+    </w:p>
+    <w:p>
+      <w:pPr>
+        <w:pStyle w:val="Normal"/>
+        <w:tabs>
+          <w:tab w:val="clear" w:pos="709"/>
+          <w:tab w:val="left" w:pos="2370" w:leader="none"/>
+        </w:tabs>
+        <w:bidi w:val="0"/>
+        <w:jc w:val="start"/>
+        <w:rPr>
+          <w:b w:val="false"/>
+          <w:bCs w:val="false"/>
+          <w:sz w:val="24"/>
+          <w:szCs w:val="24"/>
+          <w:u w:val="none"/>
+          <w:lang w:val="hu-HU"/>
+        </w:rPr>
+      </w:pPr>
+      <w:r>
+        <w:rPr>
+          <w:b w:val="false"/>
+          <w:bCs w:val="false"/>
+          <w:sz w:val="24"/>
+          <w:szCs w:val="24"/>
+          <w:u w:val="none"/>
+          <w:lang w:val="hu-HU"/>
+        </w:rPr>
+      </w:r>
+    </w:p>
+    <w:p>
+      <w:pPr>
+        <w:pStyle w:val="Normal"/>
+        <w:numPr>
+          <w:ilvl w:val="0"/>
+          <w:numId w:val="12"/>
+        </w:numPr>
+        <w:tabs>
+          <w:tab w:val="clear" w:pos="709"/>
+          <w:tab w:val="left" w:pos="2370" w:leader="none"/>
+        </w:tabs>
+        <w:bidi w:val="0"/>
+        <w:jc w:val="start"/>
+        <w:rPr>
+          <w:b w:val="false"/>
+          <w:bCs w:val="false"/>
+          <w:sz w:val="24"/>
+          <w:szCs w:val="24"/>
+          <w:u w:val="none"/>
+          <w:lang w:val="hu-HU"/>
+        </w:rPr>
+      </w:pPr>
+      <w:r>
+        <w:rPr>
+          <w:b w:val="false"/>
+          <w:bCs w:val="false"/>
+          <w:sz w:val="24"/>
+          <w:szCs w:val="24"/>
+          <w:u w:val="none"/>
+          <w:lang w:val="hu-HU"/>
+        </w:rPr>
+        <w:t>A töltött test elektromos mezője a fém belsejében a töltéseket szétválasztja.</w:t>
+      </w:r>
+    </w:p>
+    <w:p>
+      <w:pPr>
+        <w:pStyle w:val="Normal"/>
+        <w:numPr>
+          <w:ilvl w:val="0"/>
+          <w:numId w:val="12"/>
+        </w:numPr>
+        <w:tabs>
+          <w:tab w:val="clear" w:pos="709"/>
+          <w:tab w:val="left" w:pos="2370" w:leader="none"/>
+        </w:tabs>
+        <w:bidi w:val="0"/>
+        <w:jc w:val="start"/>
+        <w:rPr>
+          <w:b w:val="false"/>
+          <w:bCs w:val="false"/>
+          <w:sz w:val="24"/>
+          <w:szCs w:val="24"/>
+          <w:u w:val="none"/>
+          <w:lang w:val="hu-HU"/>
+        </w:rPr>
+      </w:pPr>
+      <w:r>
+        <w:rPr>
+          <w:b w:val="false"/>
+          <w:bCs w:val="false"/>
+          <w:sz w:val="24"/>
+          <w:szCs w:val="24"/>
+          <w:u w:val="none"/>
+          <w:lang w:val="hu-HU"/>
+        </w:rPr>
+        <w:t>Valójában nem a pozitív töltések mozognak, hanem az elektronok.</w:t>
+      </w:r>
+    </w:p>
+    <w:p>
+      <w:pPr>
+        <w:pStyle w:val="Normal"/>
+        <w:numPr>
+          <w:ilvl w:val="0"/>
+          <w:numId w:val="12"/>
+        </w:numPr>
+        <w:tabs>
+          <w:tab w:val="clear" w:pos="709"/>
+          <w:tab w:val="left" w:pos="2370" w:leader="none"/>
+        </w:tabs>
+        <w:bidi w:val="0"/>
+        <w:jc w:val="start"/>
+        <w:rPr>
+          <w:b w:val="false"/>
+          <w:bCs w:val="false"/>
+          <w:sz w:val="24"/>
+          <w:szCs w:val="24"/>
+          <w:u w:val="none"/>
+          <w:lang w:val="hu-HU"/>
+        </w:rPr>
+      </w:pPr>
+      <w:r>
+        <w:rPr>
+          <w:b w:val="false"/>
+          <w:bCs w:val="false"/>
+          <w:sz w:val="24"/>
+          <w:szCs w:val="24"/>
+          <w:u w:val="none"/>
+          <w:lang w:val="hu-HU"/>
+        </w:rPr>
+        <w:t>Az egyik végén elektrontöbblet, a másikon elektronhiány jön létre.</w:t>
+      </w:r>
+    </w:p>
+    <w:p>
+      <w:pPr>
+        <w:pStyle w:val="Normal"/>
+        <w:numPr>
+          <w:ilvl w:val="0"/>
+          <w:numId w:val="12"/>
+        </w:numPr>
+        <w:tabs>
+          <w:tab w:val="clear" w:pos="709"/>
+          <w:tab w:val="left" w:pos="2370" w:leader="none"/>
+        </w:tabs>
+        <w:bidi w:val="0"/>
+        <w:jc w:val="start"/>
+        <w:rPr>
+          <w:b w:val="false"/>
+          <w:bCs w:val="false"/>
+          <w:sz w:val="24"/>
+          <w:szCs w:val="24"/>
+          <w:u w:val="none"/>
+          <w:lang w:val="hu-HU"/>
+        </w:rPr>
+      </w:pPr>
+      <w:r>
+        <w:rPr>
+          <w:b w:val="false"/>
+          <w:bCs w:val="false"/>
+          <w:sz w:val="24"/>
+          <w:szCs w:val="24"/>
+          <w:u w:val="none"/>
+          <w:lang w:val="hu-HU"/>
+        </w:rPr>
+        <w:t>Semleges vezető külső elektromos mezőben</w:t>
+      </w:r>
+    </w:p>
+    <w:p>
+      <w:pPr>
+        <w:pStyle w:val="Normal"/>
+        <w:numPr>
+          <w:ilvl w:val="0"/>
+          <w:numId w:val="12"/>
+        </w:numPr>
+        <w:tabs>
+          <w:tab w:val="clear" w:pos="709"/>
+          <w:tab w:val="left" w:pos="2370" w:leader="none"/>
+        </w:tabs>
+        <w:bidi w:val="0"/>
+        <w:jc w:val="start"/>
+        <w:rPr>
+          <w:b w:val="false"/>
+          <w:bCs w:val="false"/>
+          <w:sz w:val="24"/>
+          <w:szCs w:val="24"/>
+          <w:u w:val="none"/>
+          <w:lang w:val="hu-HU"/>
+        </w:rPr>
+      </w:pPr>
+      <w:r>
+        <w:rPr>
+          <w:b w:val="false"/>
+          <w:bCs w:val="false"/>
+          <w:sz w:val="24"/>
+          <w:szCs w:val="24"/>
+          <w:u w:val="none"/>
+          <w:lang w:val="hu-HU"/>
+        </w:rPr>
+        <w:t>A szétvált töltések saját mezőt hoznak létre → ez kioltja a külső mezőt a fém belsejében.</w:t>
+      </w:r>
+    </w:p>
+    <w:p>
+      <w:pPr>
+        <w:pStyle w:val="Normal"/>
+        <w:tabs>
+          <w:tab w:val="clear" w:pos="709"/>
+          <w:tab w:val="left" w:pos="2370" w:leader="none"/>
+        </w:tabs>
+        <w:bidi w:val="0"/>
+        <w:jc w:val="start"/>
+        <w:rPr>
+          <w:b/>
+          <w:bCs/>
+          <w:sz w:val="24"/>
+          <w:szCs w:val="24"/>
+          <w:u w:val="none"/>
+          <w:lang w:val="hu-HU"/>
+        </w:rPr>
+      </w:pPr>
+      <w:r>
+        <w:rPr>
+          <w:b/>
+          <w:bCs/>
+          <w:sz w:val="24"/>
+          <w:szCs w:val="24"/>
+          <w:u w:val="none"/>
+          <w:lang w:val="hu-HU"/>
+        </w:rPr>
+      </w:r>
+    </w:p>
+    <w:p>
+      <w:pPr>
+        <w:pStyle w:val="Normal"/>
+        <w:tabs>
+          <w:tab w:val="clear" w:pos="709"/>
+          <w:tab w:val="left" w:pos="2370" w:leader="none"/>
+        </w:tabs>
+        <w:bidi w:val="0"/>
+        <w:jc w:val="start"/>
+        <w:rPr>
+          <w:b/>
+          <w:bCs/>
+          <w:sz w:val="24"/>
+          <w:szCs w:val="24"/>
+          <w:u w:val="none"/>
+          <w:lang w:val="hu-HU"/>
+        </w:rPr>
+      </w:pPr>
+      <w:r>
+        <w:rPr>
+          <w:b/>
+          <w:bCs/>
+          <w:sz w:val="24"/>
+          <w:szCs w:val="24"/>
+          <w:u w:val="none"/>
+          <w:lang w:val="hu-HU"/>
+        </w:rPr>
+        <w:t>Következmények:</w:t>
+      </w:r>
+    </w:p>
+    <w:p>
+      <w:pPr>
+        <w:pStyle w:val="Normal"/>
+        <w:tabs>
+          <w:tab w:val="clear" w:pos="709"/>
+          <w:tab w:val="left" w:pos="2370" w:leader="none"/>
+        </w:tabs>
+        <w:bidi w:val="0"/>
+        <w:jc w:val="start"/>
+        <w:rPr>
+          <w:b/>
+          <w:bCs/>
+          <w:sz w:val="24"/>
+          <w:szCs w:val="24"/>
+          <w:u w:val="none"/>
+          <w:lang w:val="hu-HU"/>
+        </w:rPr>
+      </w:pPr>
+      <w:r>
+        <w:rPr>
+          <w:b/>
+          <w:bCs/>
+          <w:sz w:val="24"/>
+          <w:szCs w:val="24"/>
+          <w:u w:val="none"/>
+          <w:lang w:val="hu-HU"/>
+        </w:rPr>
+      </w:r>
+    </w:p>
+    <w:p>
+      <w:pPr>
+        <w:pStyle w:val="Normal"/>
+        <w:numPr>
+          <w:ilvl w:val="0"/>
+          <w:numId w:val="12"/>
+        </w:numPr>
+        <w:tabs>
+          <w:tab w:val="clear" w:pos="709"/>
+          <w:tab w:val="left" w:pos="2370" w:leader="none"/>
+        </w:tabs>
+        <w:bidi w:val="0"/>
+        <w:jc w:val="start"/>
+        <w:rPr>
+          <w:b w:val="false"/>
+          <w:bCs w:val="false"/>
+          <w:sz w:val="24"/>
+          <w:szCs w:val="24"/>
+          <w:u w:val="none"/>
+          <w:lang w:val="hu-HU"/>
+        </w:rPr>
+      </w:pPr>
+      <w:r>
+        <w:rPr>
+          <w:b w:val="false"/>
+          <w:bCs w:val="false"/>
+          <w:sz w:val="24"/>
+          <w:szCs w:val="24"/>
+          <w:u w:val="none"/>
+          <w:lang w:val="hu-HU"/>
+        </w:rPr>
+        <w:t>A fém belsejében nincs elektromos térerősség.</w:t>
+      </w:r>
+    </w:p>
+    <w:p>
+      <w:pPr>
+        <w:pStyle w:val="Normal"/>
+        <w:numPr>
+          <w:ilvl w:val="0"/>
+          <w:numId w:val="12"/>
+        </w:numPr>
+        <w:tabs>
+          <w:tab w:val="clear" w:pos="709"/>
+          <w:tab w:val="left" w:pos="2370" w:leader="none"/>
+        </w:tabs>
+        <w:bidi w:val="0"/>
+        <w:jc w:val="start"/>
+        <w:rPr>
+          <w:b w:val="false"/>
+          <w:bCs w:val="false"/>
+          <w:sz w:val="24"/>
+          <w:szCs w:val="24"/>
+          <w:u w:val="none"/>
+          <w:lang w:val="hu-HU"/>
+        </w:rPr>
+      </w:pPr>
+      <w:r>
+        <w:rPr>
+          <w:b w:val="false"/>
+          <w:bCs w:val="false"/>
+          <w:sz w:val="24"/>
+          <w:szCs w:val="24"/>
+          <w:u w:val="none"/>
+          <w:lang w:val="hu-HU"/>
+        </w:rPr>
+        <w:t>A fém belsejének minden pontja azonos potenciálú (ekvipotenciális).</w:t>
+      </w:r>
+    </w:p>
+    <w:p>
+      <w:pPr>
+        <w:pStyle w:val="Normal"/>
+        <w:numPr>
+          <w:ilvl w:val="0"/>
+          <w:numId w:val="12"/>
+        </w:numPr>
+        <w:tabs>
+          <w:tab w:val="clear" w:pos="709"/>
+          <w:tab w:val="left" w:pos="2370" w:leader="none"/>
+        </w:tabs>
+        <w:bidi w:val="0"/>
+        <w:jc w:val="start"/>
+        <w:rPr>
+          <w:b w:val="false"/>
+          <w:bCs w:val="false"/>
+          <w:sz w:val="24"/>
+          <w:szCs w:val="24"/>
+          <w:u w:val="none"/>
+          <w:lang w:val="hu-HU"/>
+        </w:rPr>
+      </w:pPr>
+      <w:r>
+        <w:rPr>
+          <w:b w:val="false"/>
+          <w:bCs w:val="false"/>
+          <w:sz w:val="24"/>
+          <w:szCs w:val="24"/>
+          <w:u w:val="none"/>
+          <w:lang w:val="hu-HU"/>
+        </w:rPr>
+        <w:t>Az erővonalak mindig merőlegesen érkeznek a fém felületére.</w:t>
+      </w:r>
+    </w:p>
+    <w:p>
+      <w:pPr>
+        <w:pStyle w:val="Normal"/>
+        <w:numPr>
+          <w:ilvl w:val="0"/>
+          <w:numId w:val="12"/>
+        </w:numPr>
+        <w:tabs>
+          <w:tab w:val="clear" w:pos="709"/>
+          <w:tab w:val="left" w:pos="2370" w:leader="none"/>
+        </w:tabs>
+        <w:bidi w:val="0"/>
+        <w:jc w:val="start"/>
+        <w:rPr>
+          <w:b w:val="false"/>
+          <w:bCs w:val="false"/>
+          <w:sz w:val="24"/>
+          <w:szCs w:val="24"/>
+          <w:u w:val="none"/>
+          <w:lang w:val="hu-HU"/>
+        </w:rPr>
+      </w:pPr>
+      <w:r>
+        <w:rPr>
+          <w:b w:val="false"/>
+          <w:bCs w:val="false"/>
+          <w:sz w:val="24"/>
+          <w:szCs w:val="24"/>
+          <w:u w:val="none"/>
+          <w:lang w:val="hu-HU"/>
+        </w:rPr>
+        <w:t>Erősebb külső mező esetén több töltés oszlik el a fém felületén, de belül továbbra is nulla marad a térerősség.</w:t>
+      </w:r>
+    </w:p>
+    <w:p>
+      <w:pPr>
+        <w:pStyle w:val="Normal"/>
+        <w:tabs>
+          <w:tab w:val="clear" w:pos="709"/>
+          <w:tab w:val="left" w:pos="2370" w:leader="none"/>
+        </w:tabs>
+        <w:bidi w:val="0"/>
+        <w:jc w:val="start"/>
+        <w:rPr>
+          <w:b w:val="false"/>
+          <w:bCs w:val="false"/>
+          <w:sz w:val="24"/>
+          <w:szCs w:val="24"/>
+          <w:u w:val="none"/>
+          <w:lang w:val="hu-HU"/>
+        </w:rPr>
+      </w:pPr>
+      <w:r>
+        <w:rPr>
+          <w:b w:val="false"/>
+          <w:bCs w:val="false"/>
+          <w:sz w:val="24"/>
+          <w:szCs w:val="24"/>
+          <w:u w:val="none"/>
+          <w:lang w:val="hu-HU"/>
+        </w:rPr>
+      </w:r>
+    </w:p>
+    <w:p>
+      <w:pPr>
+        <w:pStyle w:val="Normal"/>
+        <w:tabs>
+          <w:tab w:val="clear" w:pos="709"/>
+          <w:tab w:val="left" w:pos="2370" w:leader="none"/>
+        </w:tabs>
+        <w:bidi w:val="0"/>
+        <w:jc w:val="start"/>
+        <w:rPr>
+          <w:b/>
+          <w:bCs/>
+          <w:sz w:val="24"/>
+          <w:szCs w:val="24"/>
+          <w:u w:val="none"/>
+          <w:lang w:val="hu-HU"/>
+        </w:rPr>
+      </w:pPr>
+      <w:r>
+        <w:rPr>
+          <w:b/>
+          <w:bCs/>
+          <w:sz w:val="24"/>
+          <w:szCs w:val="24"/>
+          <w:u w:val="none"/>
+          <w:lang w:val="hu-HU"/>
+        </w:rPr>
+        <w:t>Összefoglalás:</w:t>
+      </w:r>
+    </w:p>
+    <w:p>
+      <w:pPr>
+        <w:pStyle w:val="Normal"/>
+        <w:tabs>
+          <w:tab w:val="clear" w:pos="709"/>
+          <w:tab w:val="left" w:pos="2370" w:leader="none"/>
+        </w:tabs>
+        <w:bidi w:val="0"/>
+        <w:jc w:val="start"/>
+        <w:rPr>
+          <w:b/>
+          <w:bCs/>
+          <w:sz w:val="24"/>
+          <w:szCs w:val="24"/>
+          <w:u w:val="none"/>
+          <w:lang w:val="hu-HU"/>
+        </w:rPr>
+      </w:pPr>
+      <w:r>
+        <w:rPr>
+          <w:b/>
+          <w:bCs/>
+          <w:sz w:val="24"/>
+          <w:szCs w:val="24"/>
+          <w:u w:val="none"/>
+          <w:lang w:val="hu-HU"/>
+        </w:rPr>
+      </w:r>
+    </w:p>
+    <w:p>
+      <w:pPr>
+        <w:pStyle w:val="Normal"/>
+        <w:numPr>
+          <w:ilvl w:val="0"/>
+          <w:numId w:val="12"/>
+        </w:numPr>
+        <w:tabs>
+          <w:tab w:val="clear" w:pos="709"/>
+          <w:tab w:val="left" w:pos="2370" w:leader="none"/>
+        </w:tabs>
+        <w:bidi w:val="0"/>
+        <w:jc w:val="start"/>
+        <w:rPr>
+          <w:b w:val="false"/>
+          <w:bCs w:val="false"/>
+          <w:sz w:val="24"/>
+          <w:szCs w:val="24"/>
+          <w:u w:val="none"/>
+          <w:lang w:val="hu-HU"/>
+        </w:rPr>
+      </w:pPr>
+      <w:r>
+        <w:rPr>
+          <w:b w:val="false"/>
+          <w:bCs w:val="false"/>
+          <w:sz w:val="24"/>
+          <w:szCs w:val="24"/>
+          <w:u w:val="none"/>
+          <w:lang w:val="hu-HU"/>
+        </w:rPr>
+        <w:t>Vezetőkben az elektronok könnyen elmozdulnak → emiatt alakul ki a töltésmegosztás.</w:t>
+      </w:r>
+    </w:p>
+    <w:p>
+      <w:pPr>
+        <w:pStyle w:val="Normal"/>
+        <w:numPr>
+          <w:ilvl w:val="0"/>
+          <w:numId w:val="12"/>
+        </w:numPr>
+        <w:tabs>
+          <w:tab w:val="clear" w:pos="709"/>
+          <w:tab w:val="left" w:pos="2370" w:leader="none"/>
+        </w:tabs>
+        <w:bidi w:val="0"/>
+        <w:jc w:val="start"/>
+        <w:rPr>
+          <w:b w:val="false"/>
+          <w:bCs w:val="false"/>
+          <w:sz w:val="24"/>
+          <w:szCs w:val="24"/>
+          <w:u w:val="none"/>
+          <w:lang w:val="hu-HU"/>
+        </w:rPr>
+      </w:pPr>
+      <w:r>
+        <w:rPr>
+          <w:b w:val="false"/>
+          <w:bCs w:val="false"/>
+          <w:sz w:val="24"/>
+          <w:szCs w:val="24"/>
+          <w:u w:val="none"/>
+          <w:lang w:val="hu-HU"/>
+        </w:rPr>
+        <w:t>A vezető belseje mindig árnyékolt (nincs térerősség).</w:t>
+      </w:r>
+    </w:p>
+    <w:p>
+      <w:pPr>
+        <w:pStyle w:val="Normal"/>
+        <w:numPr>
+          <w:ilvl w:val="0"/>
+          <w:numId w:val="12"/>
+        </w:numPr>
+        <w:tabs>
+          <w:tab w:val="clear" w:pos="709"/>
+          <w:tab w:val="left" w:pos="2370" w:leader="none"/>
+        </w:tabs>
+        <w:bidi w:val="0"/>
+        <w:jc w:val="start"/>
+        <w:rPr>
+          <w:b w:val="false"/>
+          <w:bCs w:val="false"/>
+          <w:sz w:val="24"/>
+          <w:szCs w:val="24"/>
+          <w:u w:val="none"/>
+          <w:lang w:val="hu-HU"/>
+        </w:rPr>
+      </w:pPr>
+      <w:r>
+        <w:rPr>
+          <w:b w:val="false"/>
+          <w:bCs w:val="false"/>
+          <w:sz w:val="24"/>
+          <w:szCs w:val="24"/>
+          <w:u w:val="none"/>
+          <w:lang w:val="hu-HU"/>
+        </w:rPr>
+        <w:t>A fémfelület minden pontja azonos potenciálú.</w:t>
+      </w:r>
+    </w:p>
+    <w:p>
+      <w:pPr>
+        <w:pStyle w:val="Normal"/>
+        <w:numPr>
+          <w:ilvl w:val="0"/>
+          <w:numId w:val="12"/>
+        </w:numPr>
+        <w:tabs>
+          <w:tab w:val="clear" w:pos="709"/>
+          <w:tab w:val="left" w:pos="2370" w:leader="none"/>
+        </w:tabs>
+        <w:bidi w:val="0"/>
+        <w:jc w:val="start"/>
+        <w:rPr>
+          <w:b w:val="false"/>
+          <w:bCs w:val="false"/>
+          <w:sz w:val="24"/>
+          <w:szCs w:val="24"/>
+          <w:u w:val="none"/>
+          <w:lang w:val="hu-HU"/>
+        </w:rPr>
+      </w:pPr>
+      <w:r>
+        <w:rPr>
+          <w:b w:val="false"/>
+          <w:bCs w:val="false"/>
+          <w:sz w:val="24"/>
+          <w:szCs w:val="24"/>
+          <w:u w:val="none"/>
+          <w:lang w:val="hu-HU"/>
+        </w:rPr>
+        <w:t>Ezért autóban és repülőben is biztonságban vagyunk villámcsapáskor: a fém test elvezeti, árnyékolja a belsejét.</w:t>
+      </w:r>
+    </w:p>
+    <w:p>
+      <w:pPr>
+        <w:pStyle w:val="Normal"/>
+        <w:tabs>
+          <w:tab w:val="clear" w:pos="709"/>
+          <w:tab w:val="left" w:pos="2370" w:leader="none"/>
+        </w:tabs>
+        <w:bidi w:val="0"/>
+        <w:jc w:val="start"/>
+        <w:rPr>
+          <w:b w:val="false"/>
+          <w:bCs w:val="false"/>
+          <w:sz w:val="24"/>
+          <w:szCs w:val="24"/>
+          <w:u w:val="none"/>
+          <w:lang w:val="hu-HU"/>
+        </w:rPr>
+      </w:pPr>
+      <w:r>
+        <w:rPr>
+          <w:b w:val="false"/>
+          <w:bCs w:val="false"/>
+          <w:sz w:val="24"/>
+          <w:szCs w:val="24"/>
+          <w:u w:val="none"/>
+          <w:lang w:val="hu-HU"/>
+        </w:rPr>
+      </w:r>
+    </w:p>
+    <w:p>
+      <w:pPr>
+        <w:pStyle w:val="Normal"/>
+        <w:tabs>
+          <w:tab w:val="clear" w:pos="709"/>
+          <w:tab w:val="left" w:pos="2370" w:leader="none"/>
+        </w:tabs>
+        <w:bidi w:val="0"/>
+        <w:jc w:val="start"/>
+        <w:rPr>
+          <w:b/>
+          <w:bCs/>
+          <w:sz w:val="24"/>
+          <w:szCs w:val="24"/>
+          <w:u w:val="none"/>
+          <w:lang w:val="hu-HU"/>
+        </w:rPr>
+      </w:pPr>
+      <w:r>
+        <w:rPr>
+          <w:b/>
+          <w:bCs/>
+          <w:sz w:val="24"/>
+          <w:szCs w:val="24"/>
+          <w:u w:val="none"/>
+          <w:lang w:val="hu-HU"/>
+        </w:rPr>
+        <w:t>Elektromos árnyékolás:</w:t>
+      </w:r>
+    </w:p>
+    <w:p>
+      <w:pPr>
+        <w:pStyle w:val="Normal"/>
+        <w:tabs>
+          <w:tab w:val="clear" w:pos="709"/>
+          <w:tab w:val="left" w:pos="2370" w:leader="none"/>
+        </w:tabs>
+        <w:bidi w:val="0"/>
+        <w:jc w:val="start"/>
+        <w:rPr>
+          <w:b/>
+          <w:bCs/>
+          <w:sz w:val="24"/>
+          <w:szCs w:val="24"/>
+          <w:u w:val="none"/>
+          <w:lang w:val="hu-HU"/>
+        </w:rPr>
+      </w:pPr>
+      <w:r>
+        <w:rPr>
+          <w:b/>
+          <w:bCs/>
+          <w:sz w:val="24"/>
+          <w:szCs w:val="24"/>
+          <w:u w:val="none"/>
+          <w:lang w:val="hu-HU"/>
+        </w:rPr>
+      </w:r>
+    </w:p>
+    <w:p>
+      <w:pPr>
+        <w:pStyle w:val="Normal"/>
+        <w:numPr>
+          <w:ilvl w:val="0"/>
+          <w:numId w:val="13"/>
+        </w:numPr>
+        <w:tabs>
+          <w:tab w:val="clear" w:pos="709"/>
+          <w:tab w:val="left" w:pos="2370" w:leader="none"/>
+        </w:tabs>
+        <w:bidi w:val="0"/>
+        <w:jc w:val="start"/>
+        <w:rPr>
+          <w:b w:val="false"/>
+          <w:bCs w:val="false"/>
+          <w:sz w:val="24"/>
+          <w:szCs w:val="24"/>
+          <w:u w:val="none"/>
+          <w:lang w:val="hu-HU"/>
+        </w:rPr>
+      </w:pPr>
+      <w:r>
+        <w:rPr>
+          <w:b w:val="false"/>
+          <w:bCs w:val="false"/>
+          <w:sz w:val="24"/>
+          <w:szCs w:val="24"/>
+          <w:u w:val="none"/>
+          <w:lang w:val="hu-HU"/>
+        </w:rPr>
+        <w:t>A fémhálóval vagy fémburkolattal körbevett zárt térrészbe a külső elektromos mező nem hatol be.</w:t>
+      </w:r>
+    </w:p>
+    <w:p>
+      <w:pPr>
+        <w:pStyle w:val="Normal"/>
+        <w:numPr>
+          <w:ilvl w:val="0"/>
+          <w:numId w:val="13"/>
+        </w:numPr>
+        <w:tabs>
+          <w:tab w:val="clear" w:pos="709"/>
+          <w:tab w:val="left" w:pos="2370" w:leader="none"/>
+        </w:tabs>
+        <w:bidi w:val="0"/>
+        <w:jc w:val="start"/>
+        <w:rPr>
+          <w:b w:val="false"/>
+          <w:bCs w:val="false"/>
+          <w:sz w:val="24"/>
+          <w:szCs w:val="24"/>
+          <w:u w:val="none"/>
+          <w:lang w:val="hu-HU"/>
+        </w:rPr>
+      </w:pPr>
+      <w:r>
+        <w:rPr>
+          <w:b w:val="false"/>
+          <w:bCs w:val="false"/>
+          <w:sz w:val="24"/>
+          <w:szCs w:val="24"/>
+          <w:u w:val="none"/>
+          <w:lang w:val="hu-HU"/>
+        </w:rPr>
+        <w:drawing>
+          <wp:anchor behindDoc="0" distT="0" distB="0" distL="0" distR="0" simplePos="0" locked="0" layoutInCell="0" allowOverlap="1" relativeHeight="7">
+            <wp:simplePos x="0" y="0"/>
+            <wp:positionH relativeFrom="column">
+              <wp:posOffset>4434840</wp:posOffset>
+            </wp:positionH>
+            <wp:positionV relativeFrom="paragraph">
+              <wp:posOffset>6985</wp:posOffset>
+            </wp:positionV>
+            <wp:extent cx="1703070" cy="2288540"/>
+            <wp:effectExtent l="0" t="0" r="0" b="0"/>
+            <wp:wrapSquare wrapText="largest"/>
+            <wp:docPr id="6" name="Image6" descr="" title=""/>
+            <wp:cNvGraphicFramePr>
+              <a:graphicFrameLocks xmlns:a="http://schemas.openxmlformats.org/drawingml/2006/main" noChangeAspect="1"/>
+            </wp:cNvGraphicFramePr>
+            <a:graphic xmlns:a="http://schemas.openxmlformats.org/drawingml/2006/main">
+              <a:graphicData uri="http://schemas.openxmlformats.org/drawingml/2006/picture">
+                <pic:pic xmlns:pic="http://schemas.openxmlformats.org/drawingml/2006/picture">
+                  <pic:nvPicPr>
+                    <pic:cNvPr id="6" name="Image6" descr="" title=""/>
+                    <pic:cNvPicPr>
+                      <a:picLocks noChangeAspect="1" noChangeArrowheads="1"/>
+                    </pic:cNvPicPr>
+                  </pic:nvPicPr>
+                  <pic:blipFill>
+                    <a:blip r:embed="rId7"/>
+                    <a:stretch>
+                      <a:fillRect/>
+                    </a:stretch>
+                  </pic:blipFill>
+                  <pic:spPr bwMode="auto">
+                    <a:xfrm>
+                      <a:off x="0" y="0"/>
+                      <a:ext cx="1703070" cy="2288540"/>
+                    </a:xfrm>
+                    <a:prstGeom prst="rect">
+                      <a:avLst/>
+                    </a:prstGeom>
+                    <a:noFill/>
+                  </pic:spPr>
+                </pic:pic>
+              </a:graphicData>
+            </a:graphic>
+          </wp:anchor>
+        </w:drawing>
+      </w:r>
+      <w:r>
+        <w:rPr>
+          <w:b w:val="false"/>
+          <w:bCs w:val="false"/>
+          <w:sz w:val="24"/>
+          <w:szCs w:val="24"/>
+          <w:u w:val="none"/>
+          <w:lang w:val="hu-HU"/>
+        </w:rPr>
+        <w:t>Ez a jelenség a Faraday-kalitka működésének alapja.</w:t>
+      </w:r>
+    </w:p>
+    <w:p>
+      <w:pPr>
+        <w:pStyle w:val="Normal"/>
+        <w:tabs>
+          <w:tab w:val="clear" w:pos="709"/>
+          <w:tab w:val="left" w:pos="2370" w:leader="none"/>
+        </w:tabs>
+        <w:bidi w:val="0"/>
+        <w:jc w:val="start"/>
+        <w:rPr>
+          <w:b w:val="false"/>
+          <w:bCs w:val="false"/>
+          <w:sz w:val="24"/>
+          <w:szCs w:val="24"/>
+          <w:u w:val="none"/>
+          <w:lang w:val="hu-HU"/>
+        </w:rPr>
+      </w:pPr>
+      <w:r>
+        <w:rPr>
+          <w:b w:val="false"/>
+          <w:bCs w:val="false"/>
+          <w:sz w:val="24"/>
+          <w:szCs w:val="24"/>
+          <w:u w:val="none"/>
+          <w:lang w:val="hu-HU"/>
+        </w:rPr>
+      </w:r>
+    </w:p>
+    <w:p>
+      <w:pPr>
+        <w:pStyle w:val="Normal"/>
+        <w:tabs>
+          <w:tab w:val="clear" w:pos="709"/>
+          <w:tab w:val="left" w:pos="2370" w:leader="none"/>
+        </w:tabs>
+        <w:bidi w:val="0"/>
+        <w:jc w:val="start"/>
+        <w:rPr>
+          <w:b/>
+          <w:bCs/>
+          <w:sz w:val="24"/>
+          <w:szCs w:val="24"/>
+          <w:u w:val="none"/>
+          <w:lang w:val="hu-HU"/>
+        </w:rPr>
+      </w:pPr>
+      <w:r>
+        <w:rPr>
+          <w:b/>
+          <w:bCs/>
+          <w:sz w:val="24"/>
+          <w:szCs w:val="24"/>
+          <w:u w:val="none"/>
+          <w:lang w:val="hu-HU"/>
+        </w:rPr>
+        <w:t>Kísérlet:</w:t>
+      </w:r>
+    </w:p>
+    <w:p>
+      <w:pPr>
+        <w:pStyle w:val="Normal"/>
+        <w:tabs>
+          <w:tab w:val="clear" w:pos="709"/>
+          <w:tab w:val="left" w:pos="2370" w:leader="none"/>
+        </w:tabs>
+        <w:bidi w:val="0"/>
+        <w:jc w:val="start"/>
+        <w:rPr>
+          <w:b w:val="false"/>
+          <w:bCs w:val="false"/>
+          <w:sz w:val="24"/>
+          <w:szCs w:val="24"/>
+          <w:u w:val="none"/>
+          <w:lang w:val="hu-HU"/>
+        </w:rPr>
+      </w:pPr>
+      <w:r>
+        <w:rPr>
+          <w:b w:val="false"/>
+          <w:bCs w:val="false"/>
+          <w:sz w:val="24"/>
+          <w:szCs w:val="24"/>
+          <w:u w:val="none"/>
+          <w:lang w:val="hu-HU"/>
+        </w:rPr>
+      </w:r>
+    </w:p>
+    <w:p>
+      <w:pPr>
+        <w:pStyle w:val="Normal"/>
+        <w:numPr>
+          <w:ilvl w:val="0"/>
+          <w:numId w:val="14"/>
+        </w:numPr>
+        <w:tabs>
+          <w:tab w:val="clear" w:pos="709"/>
+          <w:tab w:val="left" w:pos="2370" w:leader="none"/>
+        </w:tabs>
+        <w:bidi w:val="0"/>
+        <w:jc w:val="start"/>
+        <w:rPr>
+          <w:b w:val="false"/>
+          <w:bCs w:val="false"/>
+          <w:sz w:val="24"/>
+          <w:szCs w:val="24"/>
+          <w:u w:val="none"/>
+          <w:lang w:val="hu-HU"/>
+        </w:rPr>
+      </w:pPr>
+      <w:r>
+        <w:rPr>
+          <w:b w:val="false"/>
+          <w:bCs w:val="false"/>
+          <w:sz w:val="24"/>
+          <w:szCs w:val="24"/>
+          <w:u w:val="none"/>
+          <w:lang w:val="hu-HU"/>
+        </w:rPr>
+        <w:t>Habszivacs ingát veszünk körbe fémből készült hálóval.</w:t>
+      </w:r>
+    </w:p>
+    <w:p>
+      <w:pPr>
+        <w:pStyle w:val="Normal"/>
+        <w:numPr>
+          <w:ilvl w:val="0"/>
+          <w:numId w:val="14"/>
+        </w:numPr>
+        <w:tabs>
+          <w:tab w:val="clear" w:pos="709"/>
+          <w:tab w:val="left" w:pos="2370" w:leader="none"/>
+        </w:tabs>
+        <w:bidi w:val="0"/>
+        <w:jc w:val="start"/>
+        <w:rPr>
+          <w:b w:val="false"/>
+          <w:bCs w:val="false"/>
+          <w:sz w:val="24"/>
+          <w:szCs w:val="24"/>
+          <w:u w:val="none"/>
+          <w:lang w:val="hu-HU"/>
+        </w:rPr>
+      </w:pPr>
+      <w:r>
+        <w:rPr>
+          <w:b w:val="false"/>
+          <w:bCs w:val="false"/>
+          <w:sz w:val="24"/>
+          <w:szCs w:val="24"/>
+          <w:u w:val="none"/>
+          <w:lang w:val="hu-HU"/>
+        </w:rPr>
+        <w:t>Ha a feltöltött rúd belül van, az inga kitér.</w:t>
+      </w:r>
+    </w:p>
+    <w:p>
+      <w:pPr>
+        <w:pStyle w:val="Normal"/>
+        <w:numPr>
+          <w:ilvl w:val="0"/>
+          <w:numId w:val="14"/>
+        </w:numPr>
+        <w:tabs>
+          <w:tab w:val="clear" w:pos="709"/>
+          <w:tab w:val="left" w:pos="2370" w:leader="none"/>
+        </w:tabs>
+        <w:bidi w:val="0"/>
+        <w:jc w:val="start"/>
+        <w:rPr>
+          <w:b w:val="false"/>
+          <w:bCs w:val="false"/>
+          <w:sz w:val="24"/>
+          <w:szCs w:val="24"/>
+          <w:u w:val="none"/>
+          <w:lang w:val="hu-HU"/>
+        </w:rPr>
+      </w:pPr>
+      <w:r>
+        <w:rPr>
+          <w:b w:val="false"/>
+          <w:bCs w:val="false"/>
+          <w:sz w:val="24"/>
+          <w:szCs w:val="24"/>
+          <w:u w:val="none"/>
+          <w:lang w:val="hu-HU"/>
+        </w:rPr>
+        <w:t>Ha a feltöltött rúd kívül van, az inga nem tér ki → a kalitka árnyékol.</w:t>
+      </w:r>
+    </w:p>
+    <w:p>
+      <w:pPr>
+        <w:pStyle w:val="Normal"/>
+        <w:tabs>
+          <w:tab w:val="clear" w:pos="709"/>
+          <w:tab w:val="left" w:pos="2370" w:leader="none"/>
+        </w:tabs>
+        <w:bidi w:val="0"/>
+        <w:jc w:val="start"/>
+        <w:rPr>
+          <w:b w:val="false"/>
+          <w:bCs w:val="false"/>
+          <w:sz w:val="24"/>
+          <w:szCs w:val="24"/>
+          <w:u w:val="none"/>
+          <w:lang w:val="hu-HU"/>
+        </w:rPr>
+      </w:pPr>
+      <w:r>
+        <w:rPr>
+          <w:b w:val="false"/>
+          <w:bCs w:val="false"/>
+          <w:sz w:val="24"/>
+          <w:szCs w:val="24"/>
+          <w:u w:val="none"/>
+          <w:lang w:val="hu-HU"/>
+        </w:rPr>
+      </w:r>
+    </w:p>
+    <w:p>
+      <w:pPr>
+        <w:pStyle w:val="Normal"/>
+        <w:tabs>
+          <w:tab w:val="clear" w:pos="709"/>
+          <w:tab w:val="left" w:pos="2370" w:leader="none"/>
+        </w:tabs>
+        <w:bidi w:val="0"/>
+        <w:jc w:val="start"/>
+        <w:rPr>
+          <w:b/>
+          <w:bCs/>
+          <w:sz w:val="24"/>
+          <w:szCs w:val="24"/>
+          <w:u w:val="none"/>
+          <w:lang w:val="hu-HU"/>
+        </w:rPr>
+      </w:pPr>
+      <w:r>
+        <w:rPr>
+          <w:b/>
+          <w:bCs/>
+          <w:sz w:val="24"/>
+          <w:szCs w:val="24"/>
+          <w:u w:val="none"/>
+          <w:lang w:val="hu-HU"/>
+        </w:rPr>
+        <w:t>Következmények a mindennapokban:</w:t>
+      </w:r>
+    </w:p>
+    <w:p>
+      <w:pPr>
+        <w:pStyle w:val="Normal"/>
+        <w:tabs>
+          <w:tab w:val="clear" w:pos="709"/>
+          <w:tab w:val="left" w:pos="2370" w:leader="none"/>
+        </w:tabs>
+        <w:bidi w:val="0"/>
+        <w:jc w:val="start"/>
+        <w:rPr>
+          <w:b w:val="false"/>
+          <w:bCs w:val="false"/>
+          <w:sz w:val="24"/>
+          <w:szCs w:val="24"/>
+          <w:u w:val="none"/>
+          <w:lang w:val="hu-HU"/>
+        </w:rPr>
+      </w:pPr>
+      <w:r>
+        <w:rPr>
+          <w:b w:val="false"/>
+          <w:bCs w:val="false"/>
+          <w:sz w:val="24"/>
+          <w:szCs w:val="24"/>
+          <w:u w:val="none"/>
+          <w:lang w:val="hu-HU"/>
+        </w:rPr>
+      </w:r>
+    </w:p>
+    <w:p>
+      <w:pPr>
+        <w:pStyle w:val="Normal"/>
+        <w:numPr>
+          <w:ilvl w:val="0"/>
+          <w:numId w:val="17"/>
+        </w:numPr>
+        <w:tabs>
+          <w:tab w:val="clear" w:pos="709"/>
+          <w:tab w:val="left" w:pos="2370" w:leader="none"/>
+        </w:tabs>
+        <w:bidi w:val="0"/>
+        <w:jc w:val="start"/>
+        <w:rPr>
+          <w:b w:val="false"/>
+          <w:bCs w:val="false"/>
+          <w:sz w:val="24"/>
+          <w:szCs w:val="24"/>
+          <w:u w:val="none"/>
+          <w:lang w:val="hu-HU"/>
+        </w:rPr>
+      </w:pPr>
+      <w:r>
+        <w:rPr>
+          <w:b w:val="false"/>
+          <w:bCs w:val="false"/>
+          <w:sz w:val="24"/>
+          <w:szCs w:val="24"/>
+          <w:u w:val="none"/>
+          <w:lang w:val="hu-HU"/>
+        </w:rPr>
+        <w:t>Árnyékolással védenek:</w:t>
+      </w:r>
+    </w:p>
+    <w:p>
+      <w:pPr>
+        <w:pStyle w:val="Normal"/>
+        <w:numPr>
+          <w:ilvl w:val="1"/>
+          <w:numId w:val="15"/>
+        </w:numPr>
+        <w:tabs>
+          <w:tab w:val="clear" w:pos="709"/>
+          <w:tab w:val="left" w:pos="2370" w:leader="none"/>
+        </w:tabs>
+        <w:bidi w:val="0"/>
+        <w:jc w:val="start"/>
+        <w:rPr>
+          <w:b w:val="false"/>
+          <w:bCs w:val="false"/>
+          <w:sz w:val="24"/>
+          <w:szCs w:val="24"/>
+          <w:u w:val="none"/>
+          <w:lang w:val="hu-HU"/>
+        </w:rPr>
+      </w:pPr>
+      <w:r>
+        <w:rPr>
+          <w:b w:val="false"/>
+          <w:bCs w:val="false"/>
+          <w:sz w:val="24"/>
+          <w:szCs w:val="24"/>
+          <w:u w:val="none"/>
+          <w:lang w:val="hu-HU"/>
+        </w:rPr>
+        <w:t>lőszerraktárakat,</w:t>
+      </w:r>
+    </w:p>
+    <w:p>
+      <w:pPr>
+        <w:pStyle w:val="Normal"/>
+        <w:numPr>
+          <w:ilvl w:val="1"/>
+          <w:numId w:val="15"/>
+        </w:numPr>
+        <w:tabs>
+          <w:tab w:val="clear" w:pos="709"/>
+          <w:tab w:val="left" w:pos="2370" w:leader="none"/>
+        </w:tabs>
+        <w:bidi w:val="0"/>
+        <w:jc w:val="start"/>
+        <w:rPr>
+          <w:b w:val="false"/>
+          <w:bCs w:val="false"/>
+          <w:sz w:val="24"/>
+          <w:szCs w:val="24"/>
+          <w:u w:val="none"/>
+          <w:lang w:val="hu-HU"/>
+        </w:rPr>
+      </w:pPr>
+      <w:r>
+        <w:rPr>
+          <w:b w:val="false"/>
+          <w:bCs w:val="false"/>
+          <w:sz w:val="24"/>
+          <w:szCs w:val="24"/>
+          <w:u w:val="none"/>
+          <w:lang w:val="hu-HU"/>
+        </w:rPr>
+        <w:t>autókat és repülőket villámcsapás ellen,</w:t>
+      </w:r>
+    </w:p>
+    <w:p>
+      <w:pPr>
+        <w:pStyle w:val="Normal"/>
+        <w:numPr>
+          <w:ilvl w:val="1"/>
+          <w:numId w:val="15"/>
+        </w:numPr>
+        <w:tabs>
+          <w:tab w:val="clear" w:pos="709"/>
+          <w:tab w:val="left" w:pos="2370" w:leader="none"/>
+        </w:tabs>
+        <w:bidi w:val="0"/>
+        <w:jc w:val="start"/>
+        <w:rPr>
+          <w:b w:val="false"/>
+          <w:bCs w:val="false"/>
+          <w:sz w:val="24"/>
+          <w:szCs w:val="24"/>
+          <w:u w:val="none"/>
+          <w:lang w:val="hu-HU"/>
+        </w:rPr>
+      </w:pPr>
+      <w:r>
+        <w:rPr>
+          <w:b w:val="false"/>
+          <w:bCs w:val="false"/>
+          <w:sz w:val="24"/>
+          <w:szCs w:val="24"/>
+          <w:u w:val="none"/>
+          <w:lang w:val="hu-HU"/>
+        </w:rPr>
+        <w:t>mikrofonokat, rádióvezetékeket elektromos zavarok ellen.</w:t>
+      </w:r>
+    </w:p>
+    <w:p>
+      <w:pPr>
+        <w:pStyle w:val="Normal"/>
+        <w:numPr>
+          <w:ilvl w:val="1"/>
+          <w:numId w:val="15"/>
+        </w:numPr>
+        <w:tabs>
+          <w:tab w:val="clear" w:pos="709"/>
+          <w:tab w:val="left" w:pos="2370" w:leader="none"/>
+        </w:tabs>
+        <w:bidi w:val="0"/>
+        <w:jc w:val="start"/>
+        <w:rPr>
+          <w:b w:val="false"/>
+          <w:bCs w:val="false"/>
+          <w:sz w:val="24"/>
+          <w:szCs w:val="24"/>
+          <w:u w:val="none"/>
+          <w:lang w:val="hu-HU"/>
+        </w:rPr>
+      </w:pPr>
+      <w:r>
+        <w:rPr>
+          <w:b w:val="false"/>
+          <w:bCs w:val="false"/>
+          <w:sz w:val="24"/>
+          <w:szCs w:val="24"/>
+          <w:u w:val="none"/>
+          <w:lang w:val="hu-HU"/>
+        </w:rPr>
+        <w:t>Villámláskor az autó és a repülő Faraday-kalitkaként működik: a külső elektromos mező nem jut be.</w:t>
+      </w:r>
+    </w:p>
+    <w:p>
+      <w:pPr>
+        <w:pStyle w:val="Normal"/>
+        <w:numPr>
+          <w:ilvl w:val="1"/>
+          <w:numId w:val="15"/>
+        </w:numPr>
+        <w:tabs>
+          <w:tab w:val="clear" w:pos="709"/>
+          <w:tab w:val="left" w:pos="2370" w:leader="none"/>
+        </w:tabs>
+        <w:bidi w:val="0"/>
+        <w:jc w:val="start"/>
+        <w:rPr>
+          <w:b w:val="false"/>
+          <w:bCs w:val="false"/>
+          <w:sz w:val="24"/>
+          <w:szCs w:val="24"/>
+          <w:u w:val="none"/>
+          <w:lang w:val="hu-HU"/>
+        </w:rPr>
+      </w:pPr>
+      <w:r>
+        <w:rPr>
+          <w:b w:val="false"/>
+          <w:bCs w:val="false"/>
+          <w:sz w:val="24"/>
+          <w:szCs w:val="24"/>
+          <w:u w:val="none"/>
+          <w:lang w:val="hu-HU"/>
+        </w:rPr>
+        <w:t>A töltések elhelyezkedése vezetőkön</w:t>
+      </w:r>
+    </w:p>
+    <w:p>
+      <w:pPr>
+        <w:pStyle w:val="Normal"/>
+        <w:numPr>
+          <w:ilvl w:val="1"/>
+          <w:numId w:val="15"/>
+        </w:numPr>
+        <w:tabs>
+          <w:tab w:val="clear" w:pos="709"/>
+          <w:tab w:val="left" w:pos="2370" w:leader="none"/>
+        </w:tabs>
+        <w:bidi w:val="0"/>
+        <w:jc w:val="start"/>
+        <w:rPr>
+          <w:b w:val="false"/>
+          <w:bCs w:val="false"/>
+          <w:sz w:val="24"/>
+          <w:szCs w:val="24"/>
+          <w:u w:val="none"/>
+          <w:lang w:val="hu-HU"/>
+        </w:rPr>
+      </w:pPr>
+      <w:r>
+        <w:rPr>
+          <w:b w:val="false"/>
+          <w:bCs w:val="false"/>
+          <w:sz w:val="24"/>
+          <w:szCs w:val="24"/>
+          <w:u w:val="none"/>
+          <w:lang w:val="hu-HU"/>
+        </w:rPr>
+        <w:t>Ha a vezetőt feltöltjük, a többlettöltések a külső felületen helyezkednek el.</w:t>
+      </w:r>
+    </w:p>
+    <w:p>
+      <w:pPr>
+        <w:pStyle w:val="Normal"/>
+        <w:numPr>
+          <w:ilvl w:val="1"/>
+          <w:numId w:val="15"/>
+        </w:numPr>
+        <w:tabs>
+          <w:tab w:val="clear" w:pos="709"/>
+          <w:tab w:val="left" w:pos="2370" w:leader="none"/>
+        </w:tabs>
+        <w:bidi w:val="0"/>
+        <w:jc w:val="start"/>
+        <w:rPr>
+          <w:b w:val="false"/>
+          <w:bCs w:val="false"/>
+          <w:sz w:val="24"/>
+          <w:szCs w:val="24"/>
+          <w:u w:val="none"/>
+          <w:lang w:val="hu-HU"/>
+        </w:rPr>
+      </w:pPr>
+      <w:r>
+        <w:rPr>
+          <w:b w:val="false"/>
+          <w:bCs w:val="false"/>
+          <w:sz w:val="24"/>
+          <w:szCs w:val="24"/>
+          <w:u w:val="none"/>
+          <w:lang w:val="hu-HU"/>
+        </w:rPr>
+        <w:t>Kísérletek tanulságai:</w:t>
+      </w:r>
+    </w:p>
+    <w:p>
+      <w:pPr>
+        <w:pStyle w:val="Normal"/>
+        <w:numPr>
+          <w:ilvl w:val="1"/>
+          <w:numId w:val="15"/>
+        </w:numPr>
+        <w:tabs>
+          <w:tab w:val="clear" w:pos="709"/>
+          <w:tab w:val="left" w:pos="2370" w:leader="none"/>
+        </w:tabs>
+        <w:bidi w:val="0"/>
+        <w:jc w:val="start"/>
+        <w:rPr>
+          <w:b w:val="false"/>
+          <w:bCs w:val="false"/>
+          <w:sz w:val="24"/>
+          <w:szCs w:val="24"/>
+          <w:u w:val="none"/>
+          <w:lang w:val="hu-HU"/>
+        </w:rPr>
+      </w:pPr>
+      <w:r>
+        <w:rPr>
+          <w:b w:val="false"/>
+          <w:bCs w:val="false"/>
+          <w:sz w:val="24"/>
+          <w:szCs w:val="24"/>
+          <w:u w:val="none"/>
+          <w:lang w:val="hu-HU"/>
+        </w:rPr>
+        <w:t>Feltöltött fémhálón mindig csak a külső oldalon jeleznek elektroszkópok.</w:t>
+      </w:r>
+    </w:p>
+    <w:p>
+      <w:pPr>
+        <w:pStyle w:val="Normal"/>
+        <w:numPr>
+          <w:ilvl w:val="1"/>
+          <w:numId w:val="15"/>
+        </w:numPr>
+        <w:tabs>
+          <w:tab w:val="clear" w:pos="709"/>
+          <w:tab w:val="left" w:pos="2370" w:leader="none"/>
+        </w:tabs>
+        <w:bidi w:val="0"/>
+        <w:jc w:val="start"/>
+        <w:rPr>
+          <w:b w:val="false"/>
+          <w:bCs w:val="false"/>
+          <w:sz w:val="24"/>
+          <w:szCs w:val="24"/>
+          <w:u w:val="none"/>
+          <w:lang w:val="hu-HU"/>
+        </w:rPr>
+      </w:pPr>
+      <w:r>
+        <w:rPr>
+          <w:b w:val="false"/>
+          <w:bCs w:val="false"/>
+          <w:sz w:val="24"/>
+          <w:szCs w:val="24"/>
+          <w:u w:val="none"/>
+          <w:lang w:val="hu-HU"/>
+        </w:rPr>
+        <w:t>Feltöltött fémedényből töltés csak a külső falról vihető át elektroszkópra.</w:t>
+      </w:r>
+    </w:p>
+    <w:p>
+      <w:pPr>
+        <w:pStyle w:val="Normal"/>
+        <w:numPr>
+          <w:ilvl w:val="1"/>
+          <w:numId w:val="15"/>
+        </w:numPr>
+        <w:tabs>
+          <w:tab w:val="clear" w:pos="709"/>
+          <w:tab w:val="left" w:pos="2370" w:leader="none"/>
+        </w:tabs>
+        <w:bidi w:val="0"/>
+        <w:jc w:val="start"/>
+        <w:rPr>
+          <w:b w:val="false"/>
+          <w:bCs w:val="false"/>
+          <w:sz w:val="24"/>
+          <w:szCs w:val="24"/>
+          <w:u w:val="none"/>
+          <w:lang w:val="hu-HU"/>
+        </w:rPr>
+      </w:pPr>
+      <w:r>
+        <w:rPr>
+          <w:b w:val="false"/>
+          <w:bCs w:val="false"/>
+          <w:sz w:val="24"/>
+          <w:szCs w:val="24"/>
+          <w:u w:val="none"/>
+          <w:lang w:val="hu-HU"/>
+        </w:rPr>
+        <w:t>A belső falon nincs többlettöltés.</w:t>
+      </w:r>
+    </w:p>
+    <w:p>
+      <w:pPr>
+        <w:pStyle w:val="Normal"/>
+        <w:tabs>
+          <w:tab w:val="clear" w:pos="709"/>
+          <w:tab w:val="left" w:pos="2370" w:leader="none"/>
+        </w:tabs>
+        <w:bidi w:val="0"/>
+        <w:jc w:val="start"/>
+        <w:rPr>
+          <w:b w:val="false"/>
+          <w:bCs w:val="false"/>
+          <w:sz w:val="24"/>
+          <w:szCs w:val="24"/>
+          <w:u w:val="none"/>
+          <w:lang w:val="hu-HU"/>
+        </w:rPr>
+      </w:pPr>
+      <w:r>
+        <w:rPr>
+          <w:b w:val="false"/>
+          <w:bCs w:val="false"/>
+          <w:sz w:val="24"/>
+          <w:szCs w:val="24"/>
+          <w:u w:val="none"/>
+          <w:lang w:val="hu-HU"/>
+        </w:rPr>
+      </w:r>
+    </w:p>
+    <w:p>
+      <w:pPr>
+        <w:pStyle w:val="Normal"/>
+        <w:tabs>
+          <w:tab w:val="clear" w:pos="709"/>
+          <w:tab w:val="left" w:pos="2370" w:leader="none"/>
+        </w:tabs>
+        <w:bidi w:val="0"/>
+        <w:jc w:val="start"/>
+        <w:rPr>
+          <w:b/>
+          <w:bCs/>
+          <w:sz w:val="24"/>
+          <w:szCs w:val="24"/>
+          <w:u w:val="none"/>
+          <w:lang w:val="hu-HU"/>
+        </w:rPr>
+      </w:pPr>
+      <w:r>
+        <w:rPr>
+          <w:b/>
+          <w:bCs/>
+          <w:sz w:val="24"/>
+          <w:szCs w:val="24"/>
+          <w:u w:val="none"/>
+          <w:lang w:val="hu-HU"/>
+        </w:rPr>
+        <w:t>Következtetés:</w:t>
+      </w:r>
+    </w:p>
+    <w:p>
+      <w:pPr>
+        <w:pStyle w:val="Normal"/>
+        <w:tabs>
+          <w:tab w:val="clear" w:pos="709"/>
+          <w:tab w:val="left" w:pos="2370" w:leader="none"/>
+        </w:tabs>
+        <w:bidi w:val="0"/>
+        <w:jc w:val="start"/>
+        <w:rPr>
+          <w:b w:val="false"/>
+          <w:bCs w:val="false"/>
+          <w:sz w:val="24"/>
+          <w:szCs w:val="24"/>
+          <w:u w:val="none"/>
+          <w:lang w:val="hu-HU"/>
+        </w:rPr>
+      </w:pPr>
+      <w:r>
+        <w:rPr>
+          <w:b w:val="false"/>
+          <w:bCs w:val="false"/>
+          <w:sz w:val="24"/>
+          <w:szCs w:val="24"/>
+          <w:u w:val="none"/>
+          <w:lang w:val="hu-HU"/>
+        </w:rPr>
+      </w:r>
+    </w:p>
+    <w:p>
+      <w:pPr>
+        <w:pStyle w:val="Normal"/>
+        <w:numPr>
+          <w:ilvl w:val="0"/>
+          <w:numId w:val="16"/>
+        </w:numPr>
+        <w:tabs>
+          <w:tab w:val="clear" w:pos="709"/>
+          <w:tab w:val="left" w:pos="2370" w:leader="none"/>
+        </w:tabs>
+        <w:bidi w:val="0"/>
+        <w:jc w:val="start"/>
+        <w:rPr>
+          <w:b w:val="false"/>
+          <w:bCs w:val="false"/>
+          <w:sz w:val="24"/>
+          <w:szCs w:val="24"/>
+          <w:u w:val="none"/>
+          <w:lang w:val="hu-HU"/>
+        </w:rPr>
+      </w:pPr>
+      <w:r>
+        <w:rPr>
+          <w:b w:val="false"/>
+          <w:bCs w:val="false"/>
+          <w:sz w:val="24"/>
+          <w:szCs w:val="24"/>
+          <w:u w:val="none"/>
+          <w:lang w:val="hu-HU"/>
+        </w:rPr>
+        <w:t>A többlettöltés mindig a vezető külső, domború felületén helyezkedik el.</w:t>
+      </w:r>
+    </w:p>
+    <w:p>
+      <w:pPr>
+        <w:pStyle w:val="Normal"/>
+        <w:numPr>
+          <w:ilvl w:val="0"/>
+          <w:numId w:val="16"/>
+        </w:numPr>
+        <w:tabs>
+          <w:tab w:val="clear" w:pos="709"/>
+          <w:tab w:val="left" w:pos="2370" w:leader="none"/>
+        </w:tabs>
+        <w:bidi w:val="0"/>
+        <w:jc w:val="start"/>
+        <w:rPr>
+          <w:b w:val="false"/>
+          <w:bCs w:val="false"/>
+          <w:sz w:val="24"/>
+          <w:szCs w:val="24"/>
+          <w:u w:val="none"/>
+          <w:lang w:val="hu-HU"/>
+        </w:rPr>
+      </w:pPr>
+      <w:r>
+        <w:rPr>
+          <w:b w:val="false"/>
+          <w:bCs w:val="false"/>
+          <w:sz w:val="24"/>
+          <w:szCs w:val="24"/>
+          <w:u w:val="none"/>
+          <w:lang w:val="hu-HU"/>
+        </w:rPr>
+        <w:t>A fém belsejében a térerősség zérus.</w:t>
+      </w:r>
+    </w:p>
+    <w:p>
+      <w:pPr>
+        <w:pStyle w:val="Normal"/>
+        <w:numPr>
+          <w:ilvl w:val="0"/>
+          <w:numId w:val="16"/>
+        </w:numPr>
+        <w:tabs>
+          <w:tab w:val="clear" w:pos="709"/>
+          <w:tab w:val="left" w:pos="2370" w:leader="none"/>
+        </w:tabs>
+        <w:bidi w:val="0"/>
+        <w:jc w:val="start"/>
+        <w:rPr>
+          <w:b w:val="false"/>
+          <w:bCs w:val="false"/>
+          <w:sz w:val="24"/>
+          <w:szCs w:val="24"/>
+          <w:u w:val="none"/>
+          <w:lang w:val="hu-HU"/>
+        </w:rPr>
+      </w:pPr>
+      <w:r>
+        <w:rPr>
+          <w:b w:val="false"/>
+          <w:bCs w:val="false"/>
+          <w:sz w:val="24"/>
+          <w:szCs w:val="24"/>
+          <w:u w:val="none"/>
+          <w:lang w:val="hu-HU"/>
+        </w:rPr>
+        <w:t>A fémfelületen az elektromos erővonalak mindig merőlegesek.</w:t>
+      </w:r>
+    </w:p>
+    <w:p>
+      <w:pPr>
+        <w:pStyle w:val="Normal"/>
+        <w:numPr>
+          <w:ilvl w:val="0"/>
+          <w:numId w:val="16"/>
+        </w:numPr>
+        <w:tabs>
+          <w:tab w:val="clear" w:pos="709"/>
+          <w:tab w:val="left" w:pos="2370" w:leader="none"/>
+        </w:tabs>
+        <w:bidi w:val="0"/>
+        <w:jc w:val="start"/>
+        <w:rPr>
+          <w:b w:val="false"/>
+          <w:bCs w:val="false"/>
+          <w:sz w:val="24"/>
+          <w:szCs w:val="24"/>
+          <w:u w:val="none"/>
+          <w:lang w:val="hu-HU"/>
+        </w:rPr>
+      </w:pPr>
+      <w:r>
+        <w:rPr>
+          <w:b w:val="false"/>
+          <w:bCs w:val="false"/>
+          <w:sz w:val="24"/>
+          <w:szCs w:val="24"/>
+          <w:u w:val="none"/>
+          <w:lang w:val="hu-HU"/>
+        </w:rPr>
+        <w:t>A vezető minden pontja azonos potenciálú (ekvipotenciális).</w:t>
+      </w:r>
+    </w:p>
+    <w:p>
+      <w:pPr>
+        <w:pStyle w:val="Normal"/>
+        <w:tabs>
+          <w:tab w:val="clear" w:pos="709"/>
+          <w:tab w:val="left" w:pos="2370" w:leader="none"/>
+        </w:tabs>
+        <w:bidi w:val="0"/>
+        <w:jc w:val="start"/>
+        <w:rPr>
+          <w:b w:val="false"/>
+          <w:bCs w:val="false"/>
+          <w:sz w:val="24"/>
+          <w:szCs w:val="24"/>
+          <w:u w:val="none"/>
+          <w:lang w:val="hu-HU"/>
+        </w:rPr>
+      </w:pPr>
+      <w:r>
+        <w:rPr>
+          <w:b w:val="false"/>
+          <w:bCs w:val="false"/>
+          <w:sz w:val="24"/>
+          <w:szCs w:val="24"/>
+          <w:u w:val="none"/>
+          <w:lang w:val="hu-HU"/>
+        </w:rPr>
       </w:r>
     </w:p>
     <w:sectPr>
@@ -6414,6 +8889,1102 @@
     </w:lvl>
   </w:abstractNum>
   <w:abstractNum w:abstractNumId="10">
+    <w:lvl w:ilvl="0">
+      <w:start w:val="1"/>
+      <w:numFmt w:val="bullet"/>
+      <w:lvlText w:val=""/>
+      <w:lvlJc w:val="start"/>
+      <w:pPr>
+        <w:tabs>
+          <w:tab w:val="num" w:pos="720"/>
+        </w:tabs>
+        <w:ind w:start="720" w:hanging="360"/>
+      </w:pPr>
+      <w:rPr>
+        <w:rFonts w:ascii="Symbol" w:hAnsi="Symbol" w:cs="Symbol" w:hint="default"/>
+      </w:rPr>
+    </w:lvl>
+    <w:lvl w:ilvl="1">
+      <w:start w:val="1"/>
+      <w:numFmt w:val="bullet"/>
+      <w:lvlText w:val=""/>
+      <w:lvlJc w:val="start"/>
+      <w:pPr>
+        <w:tabs>
+          <w:tab w:val="num" w:pos="1080"/>
+        </w:tabs>
+        <w:ind w:start="1080" w:hanging="360"/>
+      </w:pPr>
+      <w:rPr>
+        <w:rFonts w:ascii="Symbol" w:hAnsi="Symbol" w:cs="Symbol" w:hint="default"/>
+      </w:rPr>
+    </w:lvl>
+    <w:lvl w:ilvl="2">
+      <w:start w:val="1"/>
+      <w:numFmt w:val="bullet"/>
+      <w:lvlText w:val=""/>
+      <w:lvlJc w:val="start"/>
+      <w:pPr>
+        <w:tabs>
+          <w:tab w:val="num" w:pos="1440"/>
+        </w:tabs>
+        <w:ind w:start="1440" w:hanging="360"/>
+      </w:pPr>
+      <w:rPr>
+        <w:rFonts w:ascii="Symbol" w:hAnsi="Symbol" w:cs="Symbol" w:hint="default"/>
+      </w:rPr>
+    </w:lvl>
+    <w:lvl w:ilvl="3">
+      <w:start w:val="1"/>
+      <w:numFmt w:val="bullet"/>
+      <w:lvlText w:val=""/>
+      <w:lvlJc w:val="start"/>
+      <w:pPr>
+        <w:tabs>
+          <w:tab w:val="num" w:pos="1800"/>
+        </w:tabs>
+        <w:ind w:start="1800" w:hanging="360"/>
+      </w:pPr>
+      <w:rPr>
+        <w:rFonts w:ascii="Symbol" w:hAnsi="Symbol" w:cs="Symbol" w:hint="default"/>
+      </w:rPr>
+    </w:lvl>
+    <w:lvl w:ilvl="4">
+      <w:start w:val="1"/>
+      <w:numFmt w:val="bullet"/>
+      <w:lvlText w:val=""/>
+      <w:lvlJc w:val="start"/>
+      <w:pPr>
+        <w:tabs>
+          <w:tab w:val="num" w:pos="2160"/>
+        </w:tabs>
+        <w:ind w:start="2160" w:hanging="360"/>
+      </w:pPr>
+      <w:rPr>
+        <w:rFonts w:ascii="Symbol" w:hAnsi="Symbol" w:cs="Symbol" w:hint="default"/>
+      </w:rPr>
+    </w:lvl>
+    <w:lvl w:ilvl="5">
+      <w:start w:val="1"/>
+      <w:numFmt w:val="bullet"/>
+      <w:lvlText w:val=""/>
+      <w:lvlJc w:val="start"/>
+      <w:pPr>
+        <w:tabs>
+          <w:tab w:val="num" w:pos="2520"/>
+        </w:tabs>
+        <w:ind w:start="2520" w:hanging="360"/>
+      </w:pPr>
+      <w:rPr>
+        <w:rFonts w:ascii="Symbol" w:hAnsi="Symbol" w:cs="Symbol" w:hint="default"/>
+      </w:rPr>
+    </w:lvl>
+    <w:lvl w:ilvl="6">
+      <w:start w:val="1"/>
+      <w:numFmt w:val="bullet"/>
+      <w:lvlText w:val=""/>
+      <w:lvlJc w:val="start"/>
+      <w:pPr>
+        <w:tabs>
+          <w:tab w:val="num" w:pos="2880"/>
+        </w:tabs>
+        <w:ind w:start="2880" w:hanging="360"/>
+      </w:pPr>
+      <w:rPr>
+        <w:rFonts w:ascii="Symbol" w:hAnsi="Symbol" w:cs="Symbol" w:hint="default"/>
+      </w:rPr>
+    </w:lvl>
+    <w:lvl w:ilvl="7">
+      <w:start w:val="1"/>
+      <w:numFmt w:val="bullet"/>
+      <w:lvlText w:val=""/>
+      <w:lvlJc w:val="start"/>
+      <w:pPr>
+        <w:tabs>
+          <w:tab w:val="num" w:pos="3240"/>
+        </w:tabs>
+        <w:ind w:start="3240" w:hanging="360"/>
+      </w:pPr>
+      <w:rPr>
+        <w:rFonts w:ascii="Symbol" w:hAnsi="Symbol" w:cs="Symbol" w:hint="default"/>
+      </w:rPr>
+    </w:lvl>
+    <w:lvl w:ilvl="8">
+      <w:start w:val="1"/>
+      <w:numFmt w:val="bullet"/>
+      <w:lvlText w:val=""/>
+      <w:lvlJc w:val="start"/>
+      <w:pPr>
+        <w:tabs>
+          <w:tab w:val="num" w:pos="3600"/>
+        </w:tabs>
+        <w:ind w:start="3600" w:hanging="360"/>
+      </w:pPr>
+      <w:rPr>
+        <w:rFonts w:ascii="Symbol" w:hAnsi="Symbol" w:cs="Symbol" w:hint="default"/>
+      </w:rPr>
+    </w:lvl>
+  </w:abstractNum>
+  <w:abstractNum w:abstractNumId="11">
+    <w:lvl w:ilvl="0">
+      <w:start w:val="1"/>
+      <w:numFmt w:val="bullet"/>
+      <w:lvlText w:val=""/>
+      <w:lvlJc w:val="start"/>
+      <w:pPr>
+        <w:tabs>
+          <w:tab w:val="num" w:pos="720"/>
+        </w:tabs>
+        <w:ind w:start="720" w:hanging="360"/>
+      </w:pPr>
+      <w:rPr>
+        <w:rFonts w:ascii="Symbol" w:hAnsi="Symbol" w:cs="Symbol" w:hint="default"/>
+      </w:rPr>
+    </w:lvl>
+    <w:lvl w:ilvl="1">
+      <w:start w:val="1"/>
+      <w:numFmt w:val="bullet"/>
+      <w:lvlText w:val=""/>
+      <w:lvlJc w:val="start"/>
+      <w:pPr>
+        <w:tabs>
+          <w:tab w:val="num" w:pos="1080"/>
+        </w:tabs>
+        <w:ind w:start="1080" w:hanging="360"/>
+      </w:pPr>
+      <w:rPr>
+        <w:rFonts w:ascii="Symbol" w:hAnsi="Symbol" w:cs="Symbol" w:hint="default"/>
+      </w:rPr>
+    </w:lvl>
+    <w:lvl w:ilvl="2">
+      <w:start w:val="1"/>
+      <w:numFmt w:val="bullet"/>
+      <w:lvlText w:val=""/>
+      <w:lvlJc w:val="start"/>
+      <w:pPr>
+        <w:tabs>
+          <w:tab w:val="num" w:pos="1440"/>
+        </w:tabs>
+        <w:ind w:start="1440" w:hanging="360"/>
+      </w:pPr>
+      <w:rPr>
+        <w:rFonts w:ascii="Symbol" w:hAnsi="Symbol" w:cs="Symbol" w:hint="default"/>
+      </w:rPr>
+    </w:lvl>
+    <w:lvl w:ilvl="3">
+      <w:start w:val="1"/>
+      <w:numFmt w:val="bullet"/>
+      <w:lvlText w:val=""/>
+      <w:lvlJc w:val="start"/>
+      <w:pPr>
+        <w:tabs>
+          <w:tab w:val="num" w:pos="1800"/>
+        </w:tabs>
+        <w:ind w:start="1800" w:hanging="360"/>
+      </w:pPr>
+      <w:rPr>
+        <w:rFonts w:ascii="Symbol" w:hAnsi="Symbol" w:cs="Symbol" w:hint="default"/>
+      </w:rPr>
+    </w:lvl>
+    <w:lvl w:ilvl="4">
+      <w:start w:val="1"/>
+      <w:numFmt w:val="bullet"/>
+      <w:lvlText w:val=""/>
+      <w:lvlJc w:val="start"/>
+      <w:pPr>
+        <w:tabs>
+          <w:tab w:val="num" w:pos="2160"/>
+        </w:tabs>
+        <w:ind w:start="2160" w:hanging="360"/>
+      </w:pPr>
+      <w:rPr>
+        <w:rFonts w:ascii="Symbol" w:hAnsi="Symbol" w:cs="Symbol" w:hint="default"/>
+      </w:rPr>
+    </w:lvl>
+    <w:lvl w:ilvl="5">
+      <w:start w:val="1"/>
+      <w:numFmt w:val="bullet"/>
+      <w:lvlText w:val=""/>
+      <w:lvlJc w:val="start"/>
+      <w:pPr>
+        <w:tabs>
+          <w:tab w:val="num" w:pos="2520"/>
+        </w:tabs>
+        <w:ind w:start="2520" w:hanging="360"/>
+      </w:pPr>
+      <w:rPr>
+        <w:rFonts w:ascii="Symbol" w:hAnsi="Symbol" w:cs="Symbol" w:hint="default"/>
+      </w:rPr>
+    </w:lvl>
+    <w:lvl w:ilvl="6">
+      <w:start w:val="1"/>
+      <w:numFmt w:val="bullet"/>
+      <w:lvlText w:val=""/>
+      <w:lvlJc w:val="start"/>
+      <w:pPr>
+        <w:tabs>
+          <w:tab w:val="num" w:pos="2880"/>
+        </w:tabs>
+        <w:ind w:start="2880" w:hanging="360"/>
+      </w:pPr>
+      <w:rPr>
+        <w:rFonts w:ascii="Symbol" w:hAnsi="Symbol" w:cs="Symbol" w:hint="default"/>
+      </w:rPr>
+    </w:lvl>
+    <w:lvl w:ilvl="7">
+      <w:start w:val="1"/>
+      <w:numFmt w:val="bullet"/>
+      <w:lvlText w:val=""/>
+      <w:lvlJc w:val="start"/>
+      <w:pPr>
+        <w:tabs>
+          <w:tab w:val="num" w:pos="3240"/>
+        </w:tabs>
+        <w:ind w:start="3240" w:hanging="360"/>
+      </w:pPr>
+      <w:rPr>
+        <w:rFonts w:ascii="Symbol" w:hAnsi="Symbol" w:cs="Symbol" w:hint="default"/>
+      </w:rPr>
+    </w:lvl>
+    <w:lvl w:ilvl="8">
+      <w:start w:val="1"/>
+      <w:numFmt w:val="bullet"/>
+      <w:lvlText w:val=""/>
+      <w:lvlJc w:val="start"/>
+      <w:pPr>
+        <w:tabs>
+          <w:tab w:val="num" w:pos="3600"/>
+        </w:tabs>
+        <w:ind w:start="3600" w:hanging="360"/>
+      </w:pPr>
+      <w:rPr>
+        <w:rFonts w:ascii="Symbol" w:hAnsi="Symbol" w:cs="Symbol" w:hint="default"/>
+      </w:rPr>
+    </w:lvl>
+  </w:abstractNum>
+  <w:abstractNum w:abstractNumId="12">
+    <w:lvl w:ilvl="0">
+      <w:start w:val="1"/>
+      <w:numFmt w:val="bullet"/>
+      <w:lvlText w:val=""/>
+      <w:lvlJc w:val="start"/>
+      <w:pPr>
+        <w:tabs>
+          <w:tab w:val="num" w:pos="720"/>
+        </w:tabs>
+        <w:ind w:start="720" w:hanging="360"/>
+      </w:pPr>
+      <w:rPr>
+        <w:rFonts w:ascii="Symbol" w:hAnsi="Symbol" w:cs="Symbol" w:hint="default"/>
+      </w:rPr>
+    </w:lvl>
+    <w:lvl w:ilvl="1">
+      <w:start w:val="1"/>
+      <w:numFmt w:val="bullet"/>
+      <w:lvlText w:val=""/>
+      <w:lvlJc w:val="start"/>
+      <w:pPr>
+        <w:tabs>
+          <w:tab w:val="num" w:pos="1080"/>
+        </w:tabs>
+        <w:ind w:start="1080" w:hanging="360"/>
+      </w:pPr>
+      <w:rPr>
+        <w:rFonts w:ascii="Symbol" w:hAnsi="Symbol" w:cs="Symbol" w:hint="default"/>
+      </w:rPr>
+    </w:lvl>
+    <w:lvl w:ilvl="2">
+      <w:start w:val="1"/>
+      <w:numFmt w:val="bullet"/>
+      <w:lvlText w:val=""/>
+      <w:lvlJc w:val="start"/>
+      <w:pPr>
+        <w:tabs>
+          <w:tab w:val="num" w:pos="1440"/>
+        </w:tabs>
+        <w:ind w:start="1440" w:hanging="360"/>
+      </w:pPr>
+      <w:rPr>
+        <w:rFonts w:ascii="Symbol" w:hAnsi="Symbol" w:cs="Symbol" w:hint="default"/>
+      </w:rPr>
+    </w:lvl>
+    <w:lvl w:ilvl="3">
+      <w:start w:val="1"/>
+      <w:numFmt w:val="bullet"/>
+      <w:lvlText w:val=""/>
+      <w:lvlJc w:val="start"/>
+      <w:pPr>
+        <w:tabs>
+          <w:tab w:val="num" w:pos="1800"/>
+        </w:tabs>
+        <w:ind w:start="1800" w:hanging="360"/>
+      </w:pPr>
+      <w:rPr>
+        <w:rFonts w:ascii="Symbol" w:hAnsi="Symbol" w:cs="Symbol" w:hint="default"/>
+      </w:rPr>
+    </w:lvl>
+    <w:lvl w:ilvl="4">
+      <w:start w:val="1"/>
+      <w:numFmt w:val="bullet"/>
+      <w:lvlText w:val=""/>
+      <w:lvlJc w:val="start"/>
+      <w:pPr>
+        <w:tabs>
+          <w:tab w:val="num" w:pos="2160"/>
+        </w:tabs>
+        <w:ind w:start="2160" w:hanging="360"/>
+      </w:pPr>
+      <w:rPr>
+        <w:rFonts w:ascii="Symbol" w:hAnsi="Symbol" w:cs="Symbol" w:hint="default"/>
+      </w:rPr>
+    </w:lvl>
+    <w:lvl w:ilvl="5">
+      <w:start w:val="1"/>
+      <w:numFmt w:val="bullet"/>
+      <w:lvlText w:val=""/>
+      <w:lvlJc w:val="start"/>
+      <w:pPr>
+        <w:tabs>
+          <w:tab w:val="num" w:pos="2520"/>
+        </w:tabs>
+        <w:ind w:start="2520" w:hanging="360"/>
+      </w:pPr>
+      <w:rPr>
+        <w:rFonts w:ascii="Symbol" w:hAnsi="Symbol" w:cs="Symbol" w:hint="default"/>
+      </w:rPr>
+    </w:lvl>
+    <w:lvl w:ilvl="6">
+      <w:start w:val="1"/>
+      <w:numFmt w:val="bullet"/>
+      <w:lvlText w:val=""/>
+      <w:lvlJc w:val="start"/>
+      <w:pPr>
+        <w:tabs>
+          <w:tab w:val="num" w:pos="2880"/>
+        </w:tabs>
+        <w:ind w:start="2880" w:hanging="360"/>
+      </w:pPr>
+      <w:rPr>
+        <w:rFonts w:ascii="Symbol" w:hAnsi="Symbol" w:cs="Symbol" w:hint="default"/>
+      </w:rPr>
+    </w:lvl>
+    <w:lvl w:ilvl="7">
+      <w:start w:val="1"/>
+      <w:numFmt w:val="bullet"/>
+      <w:lvlText w:val=""/>
+      <w:lvlJc w:val="start"/>
+      <w:pPr>
+        <w:tabs>
+          <w:tab w:val="num" w:pos="3240"/>
+        </w:tabs>
+        <w:ind w:start="3240" w:hanging="360"/>
+      </w:pPr>
+      <w:rPr>
+        <w:rFonts w:ascii="Symbol" w:hAnsi="Symbol" w:cs="Symbol" w:hint="default"/>
+      </w:rPr>
+    </w:lvl>
+    <w:lvl w:ilvl="8">
+      <w:start w:val="1"/>
+      <w:numFmt w:val="bullet"/>
+      <w:lvlText w:val=""/>
+      <w:lvlJc w:val="start"/>
+      <w:pPr>
+        <w:tabs>
+          <w:tab w:val="num" w:pos="3600"/>
+        </w:tabs>
+        <w:ind w:start="3600" w:hanging="360"/>
+      </w:pPr>
+      <w:rPr>
+        <w:rFonts w:ascii="Symbol" w:hAnsi="Symbol" w:cs="Symbol" w:hint="default"/>
+      </w:rPr>
+    </w:lvl>
+  </w:abstractNum>
+  <w:abstractNum w:abstractNumId="13">
+    <w:lvl w:ilvl="0">
+      <w:start w:val="1"/>
+      <w:numFmt w:val="bullet"/>
+      <w:lvlText w:val=""/>
+      <w:lvlJc w:val="start"/>
+      <w:pPr>
+        <w:tabs>
+          <w:tab w:val="num" w:pos="720"/>
+        </w:tabs>
+        <w:ind w:start="720" w:hanging="360"/>
+      </w:pPr>
+      <w:rPr>
+        <w:rFonts w:ascii="Symbol" w:hAnsi="Symbol" w:cs="Symbol" w:hint="default"/>
+      </w:rPr>
+    </w:lvl>
+    <w:lvl w:ilvl="1">
+      <w:start w:val="1"/>
+      <w:numFmt w:val="bullet"/>
+      <w:lvlText w:val=""/>
+      <w:lvlJc w:val="start"/>
+      <w:pPr>
+        <w:tabs>
+          <w:tab w:val="num" w:pos="1080"/>
+        </w:tabs>
+        <w:ind w:start="1080" w:hanging="360"/>
+      </w:pPr>
+      <w:rPr>
+        <w:rFonts w:ascii="Symbol" w:hAnsi="Symbol" w:cs="Symbol" w:hint="default"/>
+      </w:rPr>
+    </w:lvl>
+    <w:lvl w:ilvl="2">
+      <w:start w:val="1"/>
+      <w:numFmt w:val="bullet"/>
+      <w:lvlText w:val=""/>
+      <w:lvlJc w:val="start"/>
+      <w:pPr>
+        <w:tabs>
+          <w:tab w:val="num" w:pos="1440"/>
+        </w:tabs>
+        <w:ind w:start="1440" w:hanging="360"/>
+      </w:pPr>
+      <w:rPr>
+        <w:rFonts w:ascii="Symbol" w:hAnsi="Symbol" w:cs="Symbol" w:hint="default"/>
+      </w:rPr>
+    </w:lvl>
+    <w:lvl w:ilvl="3">
+      <w:start w:val="1"/>
+      <w:numFmt w:val="bullet"/>
+      <w:lvlText w:val=""/>
+      <w:lvlJc w:val="start"/>
+      <w:pPr>
+        <w:tabs>
+          <w:tab w:val="num" w:pos="1800"/>
+        </w:tabs>
+        <w:ind w:start="1800" w:hanging="360"/>
+      </w:pPr>
+      <w:rPr>
+        <w:rFonts w:ascii="Symbol" w:hAnsi="Symbol" w:cs="Symbol" w:hint="default"/>
+      </w:rPr>
+    </w:lvl>
+    <w:lvl w:ilvl="4">
+      <w:start w:val="1"/>
+      <w:numFmt w:val="bullet"/>
+      <w:lvlText w:val=""/>
+      <w:lvlJc w:val="start"/>
+      <w:pPr>
+        <w:tabs>
+          <w:tab w:val="num" w:pos="2160"/>
+        </w:tabs>
+        <w:ind w:start="2160" w:hanging="360"/>
+      </w:pPr>
+      <w:rPr>
+        <w:rFonts w:ascii="Symbol" w:hAnsi="Symbol" w:cs="Symbol" w:hint="default"/>
+      </w:rPr>
+    </w:lvl>
+    <w:lvl w:ilvl="5">
+      <w:start w:val="1"/>
+      <w:numFmt w:val="bullet"/>
+      <w:lvlText w:val=""/>
+      <w:lvlJc w:val="start"/>
+      <w:pPr>
+        <w:tabs>
+          <w:tab w:val="num" w:pos="2520"/>
+        </w:tabs>
+        <w:ind w:start="2520" w:hanging="360"/>
+      </w:pPr>
+      <w:rPr>
+        <w:rFonts w:ascii="Symbol" w:hAnsi="Symbol" w:cs="Symbol" w:hint="default"/>
+      </w:rPr>
+    </w:lvl>
+    <w:lvl w:ilvl="6">
+      <w:start w:val="1"/>
+      <w:numFmt w:val="bullet"/>
+      <w:lvlText w:val=""/>
+      <w:lvlJc w:val="start"/>
+      <w:pPr>
+        <w:tabs>
+          <w:tab w:val="num" w:pos="2880"/>
+        </w:tabs>
+        <w:ind w:start="2880" w:hanging="360"/>
+      </w:pPr>
+      <w:rPr>
+        <w:rFonts w:ascii="Symbol" w:hAnsi="Symbol" w:cs="Symbol" w:hint="default"/>
+      </w:rPr>
+    </w:lvl>
+    <w:lvl w:ilvl="7">
+      <w:start w:val="1"/>
+      <w:numFmt w:val="bullet"/>
+      <w:lvlText w:val=""/>
+      <w:lvlJc w:val="start"/>
+      <w:pPr>
+        <w:tabs>
+          <w:tab w:val="num" w:pos="3240"/>
+        </w:tabs>
+        <w:ind w:start="3240" w:hanging="360"/>
+      </w:pPr>
+      <w:rPr>
+        <w:rFonts w:ascii="Symbol" w:hAnsi="Symbol" w:cs="Symbol" w:hint="default"/>
+      </w:rPr>
+    </w:lvl>
+    <w:lvl w:ilvl="8">
+      <w:start w:val="1"/>
+      <w:numFmt w:val="bullet"/>
+      <w:lvlText w:val=""/>
+      <w:lvlJc w:val="start"/>
+      <w:pPr>
+        <w:tabs>
+          <w:tab w:val="num" w:pos="3600"/>
+        </w:tabs>
+        <w:ind w:start="3600" w:hanging="360"/>
+      </w:pPr>
+      <w:rPr>
+        <w:rFonts w:ascii="Symbol" w:hAnsi="Symbol" w:cs="Symbol" w:hint="default"/>
+      </w:rPr>
+    </w:lvl>
+  </w:abstractNum>
+  <w:abstractNum w:abstractNumId="14">
+    <w:lvl w:ilvl="0">
+      <w:start w:val="1"/>
+      <w:numFmt w:val="bullet"/>
+      <w:lvlText w:val=""/>
+      <w:lvlJc w:val="start"/>
+      <w:pPr>
+        <w:tabs>
+          <w:tab w:val="num" w:pos="720"/>
+        </w:tabs>
+        <w:ind w:start="720" w:hanging="360"/>
+      </w:pPr>
+      <w:rPr>
+        <w:rFonts w:ascii="Symbol" w:hAnsi="Symbol" w:cs="Symbol" w:hint="default"/>
+      </w:rPr>
+    </w:lvl>
+    <w:lvl w:ilvl="1">
+      <w:start w:val="1"/>
+      <w:numFmt w:val="bullet"/>
+      <w:lvlText w:val=""/>
+      <w:lvlJc w:val="start"/>
+      <w:pPr>
+        <w:tabs>
+          <w:tab w:val="num" w:pos="1080"/>
+        </w:tabs>
+        <w:ind w:start="1080" w:hanging="360"/>
+      </w:pPr>
+      <w:rPr>
+        <w:rFonts w:ascii="Symbol" w:hAnsi="Symbol" w:cs="Symbol" w:hint="default"/>
+      </w:rPr>
+    </w:lvl>
+    <w:lvl w:ilvl="2">
+      <w:start w:val="1"/>
+      <w:numFmt w:val="bullet"/>
+      <w:lvlText w:val=""/>
+      <w:lvlJc w:val="start"/>
+      <w:pPr>
+        <w:tabs>
+          <w:tab w:val="num" w:pos="1440"/>
+        </w:tabs>
+        <w:ind w:start="1440" w:hanging="360"/>
+      </w:pPr>
+      <w:rPr>
+        <w:rFonts w:ascii="Symbol" w:hAnsi="Symbol" w:cs="Symbol" w:hint="default"/>
+      </w:rPr>
+    </w:lvl>
+    <w:lvl w:ilvl="3">
+      <w:start w:val="1"/>
+      <w:numFmt w:val="bullet"/>
+      <w:lvlText w:val=""/>
+      <w:lvlJc w:val="start"/>
+      <w:pPr>
+        <w:tabs>
+          <w:tab w:val="num" w:pos="1800"/>
+        </w:tabs>
+        <w:ind w:start="1800" w:hanging="360"/>
+      </w:pPr>
+      <w:rPr>
+        <w:rFonts w:ascii="Symbol" w:hAnsi="Symbol" w:cs="Symbol" w:hint="default"/>
+      </w:rPr>
+    </w:lvl>
+    <w:lvl w:ilvl="4">
+      <w:start w:val="1"/>
+      <w:numFmt w:val="bullet"/>
+      <w:lvlText w:val=""/>
+      <w:lvlJc w:val="start"/>
+      <w:pPr>
+        <w:tabs>
+          <w:tab w:val="num" w:pos="2160"/>
+        </w:tabs>
+        <w:ind w:start="2160" w:hanging="360"/>
+      </w:pPr>
+      <w:rPr>
+        <w:rFonts w:ascii="Symbol" w:hAnsi="Symbol" w:cs="Symbol" w:hint="default"/>
+      </w:rPr>
+    </w:lvl>
+    <w:lvl w:ilvl="5">
+      <w:start w:val="1"/>
+      <w:numFmt w:val="bullet"/>
+      <w:lvlText w:val=""/>
+      <w:lvlJc w:val="start"/>
+      <w:pPr>
+        <w:tabs>
+          <w:tab w:val="num" w:pos="2520"/>
+        </w:tabs>
+        <w:ind w:start="2520" w:hanging="360"/>
+      </w:pPr>
+      <w:rPr>
+        <w:rFonts w:ascii="Symbol" w:hAnsi="Symbol" w:cs="Symbol" w:hint="default"/>
+      </w:rPr>
+    </w:lvl>
+    <w:lvl w:ilvl="6">
+      <w:start w:val="1"/>
+      <w:numFmt w:val="bullet"/>
+      <w:lvlText w:val=""/>
+      <w:lvlJc w:val="start"/>
+      <w:pPr>
+        <w:tabs>
+          <w:tab w:val="num" w:pos="2880"/>
+        </w:tabs>
+        <w:ind w:start="2880" w:hanging="360"/>
+      </w:pPr>
+      <w:rPr>
+        <w:rFonts w:ascii="Symbol" w:hAnsi="Symbol" w:cs="Symbol" w:hint="default"/>
+      </w:rPr>
+    </w:lvl>
+    <w:lvl w:ilvl="7">
+      <w:start w:val="1"/>
+      <w:numFmt w:val="bullet"/>
+      <w:lvlText w:val=""/>
+      <w:lvlJc w:val="start"/>
+      <w:pPr>
+        <w:tabs>
+          <w:tab w:val="num" w:pos="3240"/>
+        </w:tabs>
+        <w:ind w:start="3240" w:hanging="360"/>
+      </w:pPr>
+      <w:rPr>
+        <w:rFonts w:ascii="Symbol" w:hAnsi="Symbol" w:cs="Symbol" w:hint="default"/>
+      </w:rPr>
+    </w:lvl>
+    <w:lvl w:ilvl="8">
+      <w:start w:val="1"/>
+      <w:numFmt w:val="bullet"/>
+      <w:lvlText w:val=""/>
+      <w:lvlJc w:val="start"/>
+      <w:pPr>
+        <w:tabs>
+          <w:tab w:val="num" w:pos="3600"/>
+        </w:tabs>
+        <w:ind w:start="3600" w:hanging="360"/>
+      </w:pPr>
+      <w:rPr>
+        <w:rFonts w:ascii="Symbol" w:hAnsi="Symbol" w:cs="Symbol" w:hint="default"/>
+      </w:rPr>
+    </w:lvl>
+  </w:abstractNum>
+  <w:abstractNum w:abstractNumId="15">
+    <w:lvl w:ilvl="0">
+      <w:start w:val="1"/>
+      <w:numFmt w:val="bullet"/>
+      <w:lvlText w:val=""/>
+      <w:lvlJc w:val="start"/>
+      <w:pPr>
+        <w:tabs>
+          <w:tab w:val="num" w:pos="720"/>
+        </w:tabs>
+        <w:ind w:start="720" w:hanging="360"/>
+      </w:pPr>
+      <w:rPr>
+        <w:rFonts w:ascii="Symbol" w:hAnsi="Symbol" w:cs="Symbol" w:hint="default"/>
+      </w:rPr>
+    </w:lvl>
+    <w:lvl w:ilvl="1">
+      <w:start w:val="1"/>
+      <w:numFmt w:val="bullet"/>
+      <w:lvlText w:val=""/>
+      <w:lvlJc w:val="start"/>
+      <w:pPr>
+        <w:tabs>
+          <w:tab w:val="num" w:pos="1080"/>
+        </w:tabs>
+        <w:ind w:start="1080" w:hanging="360"/>
+      </w:pPr>
+      <w:rPr>
+        <w:rFonts w:ascii="Symbol" w:hAnsi="Symbol" w:cs="Symbol" w:hint="default"/>
+      </w:rPr>
+    </w:lvl>
+    <w:lvl w:ilvl="2">
+      <w:start w:val="1"/>
+      <w:numFmt w:val="bullet"/>
+      <w:lvlText w:val=""/>
+      <w:lvlJc w:val="start"/>
+      <w:pPr>
+        <w:tabs>
+          <w:tab w:val="num" w:pos="1440"/>
+        </w:tabs>
+        <w:ind w:start="1440" w:hanging="360"/>
+      </w:pPr>
+      <w:rPr>
+        <w:rFonts w:ascii="Symbol" w:hAnsi="Symbol" w:cs="Symbol" w:hint="default"/>
+      </w:rPr>
+    </w:lvl>
+    <w:lvl w:ilvl="3">
+      <w:start w:val="1"/>
+      <w:numFmt w:val="bullet"/>
+      <w:lvlText w:val=""/>
+      <w:lvlJc w:val="start"/>
+      <w:pPr>
+        <w:tabs>
+          <w:tab w:val="num" w:pos="1800"/>
+        </w:tabs>
+        <w:ind w:start="1800" w:hanging="360"/>
+      </w:pPr>
+      <w:rPr>
+        <w:rFonts w:ascii="Symbol" w:hAnsi="Symbol" w:cs="Symbol" w:hint="default"/>
+      </w:rPr>
+    </w:lvl>
+    <w:lvl w:ilvl="4">
+      <w:start w:val="1"/>
+      <w:numFmt w:val="bullet"/>
+      <w:lvlText w:val=""/>
+      <w:lvlJc w:val="start"/>
+      <w:pPr>
+        <w:tabs>
+          <w:tab w:val="num" w:pos="2160"/>
+        </w:tabs>
+        <w:ind w:start="2160" w:hanging="360"/>
+      </w:pPr>
+      <w:rPr>
+        <w:rFonts w:ascii="Symbol" w:hAnsi="Symbol" w:cs="Symbol" w:hint="default"/>
+      </w:rPr>
+    </w:lvl>
+    <w:lvl w:ilvl="5">
+      <w:start w:val="1"/>
+      <w:numFmt w:val="bullet"/>
+      <w:lvlText w:val=""/>
+      <w:lvlJc w:val="start"/>
+      <w:pPr>
+        <w:tabs>
+          <w:tab w:val="num" w:pos="2520"/>
+        </w:tabs>
+        <w:ind w:start="2520" w:hanging="360"/>
+      </w:pPr>
+      <w:rPr>
+        <w:rFonts w:ascii="Symbol" w:hAnsi="Symbol" w:cs="Symbol" w:hint="default"/>
+      </w:rPr>
+    </w:lvl>
+    <w:lvl w:ilvl="6">
+      <w:start w:val="1"/>
+      <w:numFmt w:val="bullet"/>
+      <w:lvlText w:val=""/>
+      <w:lvlJc w:val="start"/>
+      <w:pPr>
+        <w:tabs>
+          <w:tab w:val="num" w:pos="2880"/>
+        </w:tabs>
+        <w:ind w:start="2880" w:hanging="360"/>
+      </w:pPr>
+      <w:rPr>
+        <w:rFonts w:ascii="Symbol" w:hAnsi="Symbol" w:cs="Symbol" w:hint="default"/>
+      </w:rPr>
+    </w:lvl>
+    <w:lvl w:ilvl="7">
+      <w:start w:val="1"/>
+      <w:numFmt w:val="bullet"/>
+      <w:lvlText w:val=""/>
+      <w:lvlJc w:val="start"/>
+      <w:pPr>
+        <w:tabs>
+          <w:tab w:val="num" w:pos="3240"/>
+        </w:tabs>
+        <w:ind w:start="3240" w:hanging="360"/>
+      </w:pPr>
+      <w:rPr>
+        <w:rFonts w:ascii="Symbol" w:hAnsi="Symbol" w:cs="Symbol" w:hint="default"/>
+      </w:rPr>
+    </w:lvl>
+    <w:lvl w:ilvl="8">
+      <w:start w:val="1"/>
+      <w:numFmt w:val="bullet"/>
+      <w:lvlText w:val=""/>
+      <w:lvlJc w:val="start"/>
+      <w:pPr>
+        <w:tabs>
+          <w:tab w:val="num" w:pos="3600"/>
+        </w:tabs>
+        <w:ind w:start="3600" w:hanging="360"/>
+      </w:pPr>
+      <w:rPr>
+        <w:rFonts w:ascii="Symbol" w:hAnsi="Symbol" w:cs="Symbol" w:hint="default"/>
+      </w:rPr>
+    </w:lvl>
+  </w:abstractNum>
+  <w:abstractNum w:abstractNumId="16">
+    <w:lvl w:ilvl="0">
+      <w:start w:val="1"/>
+      <w:numFmt w:val="bullet"/>
+      <w:lvlText w:val=""/>
+      <w:lvlJc w:val="start"/>
+      <w:pPr>
+        <w:tabs>
+          <w:tab w:val="num" w:pos="720"/>
+        </w:tabs>
+        <w:ind w:start="720" w:hanging="360"/>
+      </w:pPr>
+      <w:rPr>
+        <w:rFonts w:ascii="Symbol" w:hAnsi="Symbol" w:cs="Symbol" w:hint="default"/>
+      </w:rPr>
+    </w:lvl>
+    <w:lvl w:ilvl="1">
+      <w:start w:val="1"/>
+      <w:numFmt w:val="bullet"/>
+      <w:lvlText w:val=""/>
+      <w:lvlJc w:val="start"/>
+      <w:pPr>
+        <w:tabs>
+          <w:tab w:val="num" w:pos="1080"/>
+        </w:tabs>
+        <w:ind w:start="1080" w:hanging="360"/>
+      </w:pPr>
+      <w:rPr>
+        <w:rFonts w:ascii="Symbol" w:hAnsi="Symbol" w:cs="Symbol" w:hint="default"/>
+      </w:rPr>
+    </w:lvl>
+    <w:lvl w:ilvl="2">
+      <w:start w:val="1"/>
+      <w:numFmt w:val="bullet"/>
+      <w:lvlText w:val=""/>
+      <w:lvlJc w:val="start"/>
+      <w:pPr>
+        <w:tabs>
+          <w:tab w:val="num" w:pos="1440"/>
+        </w:tabs>
+        <w:ind w:start="1440" w:hanging="360"/>
+      </w:pPr>
+      <w:rPr>
+        <w:rFonts w:ascii="Symbol" w:hAnsi="Symbol" w:cs="Symbol" w:hint="default"/>
+      </w:rPr>
+    </w:lvl>
+    <w:lvl w:ilvl="3">
+      <w:start w:val="1"/>
+      <w:numFmt w:val="bullet"/>
+      <w:lvlText w:val=""/>
+      <w:lvlJc w:val="start"/>
+      <w:pPr>
+        <w:tabs>
+          <w:tab w:val="num" w:pos="1800"/>
+        </w:tabs>
+        <w:ind w:start="1800" w:hanging="360"/>
+      </w:pPr>
+      <w:rPr>
+        <w:rFonts w:ascii="Symbol" w:hAnsi="Symbol" w:cs="Symbol" w:hint="default"/>
+      </w:rPr>
+    </w:lvl>
+    <w:lvl w:ilvl="4">
+      <w:start w:val="1"/>
+      <w:numFmt w:val="bullet"/>
+      <w:lvlText w:val=""/>
+      <w:lvlJc w:val="start"/>
+      <w:pPr>
+        <w:tabs>
+          <w:tab w:val="num" w:pos="2160"/>
+        </w:tabs>
+        <w:ind w:start="2160" w:hanging="360"/>
+      </w:pPr>
+      <w:rPr>
+        <w:rFonts w:ascii="Symbol" w:hAnsi="Symbol" w:cs="Symbol" w:hint="default"/>
+      </w:rPr>
+    </w:lvl>
+    <w:lvl w:ilvl="5">
+      <w:start w:val="1"/>
+      <w:numFmt w:val="bullet"/>
+      <w:lvlText w:val=""/>
+      <w:lvlJc w:val="start"/>
+      <w:pPr>
+        <w:tabs>
+          <w:tab w:val="num" w:pos="2520"/>
+        </w:tabs>
+        <w:ind w:start="2520" w:hanging="360"/>
+      </w:pPr>
+      <w:rPr>
+        <w:rFonts w:ascii="Symbol" w:hAnsi="Symbol" w:cs="Symbol" w:hint="default"/>
+      </w:rPr>
+    </w:lvl>
+    <w:lvl w:ilvl="6">
+      <w:start w:val="1"/>
+      <w:numFmt w:val="bullet"/>
+      <w:lvlText w:val=""/>
+      <w:lvlJc w:val="start"/>
+      <w:pPr>
+        <w:tabs>
+          <w:tab w:val="num" w:pos="2880"/>
+        </w:tabs>
+        <w:ind w:start="2880" w:hanging="360"/>
+      </w:pPr>
+      <w:rPr>
+        <w:rFonts w:ascii="Symbol" w:hAnsi="Symbol" w:cs="Symbol" w:hint="default"/>
+      </w:rPr>
+    </w:lvl>
+    <w:lvl w:ilvl="7">
+      <w:start w:val="1"/>
+      <w:numFmt w:val="bullet"/>
+      <w:lvlText w:val=""/>
+      <w:lvlJc w:val="start"/>
+      <w:pPr>
+        <w:tabs>
+          <w:tab w:val="num" w:pos="3240"/>
+        </w:tabs>
+        <w:ind w:start="3240" w:hanging="360"/>
+      </w:pPr>
+      <w:rPr>
+        <w:rFonts w:ascii="Symbol" w:hAnsi="Symbol" w:cs="Symbol" w:hint="default"/>
+      </w:rPr>
+    </w:lvl>
+    <w:lvl w:ilvl="8">
+      <w:start w:val="1"/>
+      <w:numFmt w:val="bullet"/>
+      <w:lvlText w:val=""/>
+      <w:lvlJc w:val="start"/>
+      <w:pPr>
+        <w:tabs>
+          <w:tab w:val="num" w:pos="3600"/>
+        </w:tabs>
+        <w:ind w:start="3600" w:hanging="360"/>
+      </w:pPr>
+      <w:rPr>
+        <w:rFonts w:ascii="Symbol" w:hAnsi="Symbol" w:cs="Symbol" w:hint="default"/>
+      </w:rPr>
+    </w:lvl>
+  </w:abstractNum>
+  <w:abstractNum w:abstractNumId="17">
+    <w:lvl w:ilvl="0">
+      <w:start w:val="1"/>
+      <w:numFmt w:val="bullet"/>
+      <w:lvlText w:val=""/>
+      <w:lvlJc w:val="start"/>
+      <w:pPr>
+        <w:tabs>
+          <w:tab w:val="num" w:pos="720"/>
+        </w:tabs>
+        <w:ind w:start="720" w:hanging="360"/>
+      </w:pPr>
+      <w:rPr>
+        <w:rFonts w:ascii="Symbol" w:hAnsi="Symbol" w:cs="Symbol" w:hint="default"/>
+      </w:rPr>
+    </w:lvl>
+    <w:lvl w:ilvl="1">
+      <w:start w:val="1"/>
+      <w:numFmt w:val="bullet"/>
+      <w:lvlText w:val=""/>
+      <w:lvlJc w:val="start"/>
+      <w:pPr>
+        <w:tabs>
+          <w:tab w:val="num" w:pos="1080"/>
+        </w:tabs>
+        <w:ind w:start="1080" w:hanging="360"/>
+      </w:pPr>
+      <w:rPr>
+        <w:rFonts w:ascii="Symbol" w:hAnsi="Symbol" w:cs="Symbol" w:hint="default"/>
+      </w:rPr>
+    </w:lvl>
+    <w:lvl w:ilvl="2">
+      <w:start w:val="1"/>
+      <w:numFmt w:val="bullet"/>
+      <w:lvlText w:val=""/>
+      <w:lvlJc w:val="start"/>
+      <w:pPr>
+        <w:tabs>
+          <w:tab w:val="num" w:pos="1440"/>
+        </w:tabs>
+        <w:ind w:start="1440" w:hanging="360"/>
+      </w:pPr>
+      <w:rPr>
+        <w:rFonts w:ascii="Symbol" w:hAnsi="Symbol" w:cs="Symbol" w:hint="default"/>
+      </w:rPr>
+    </w:lvl>
+    <w:lvl w:ilvl="3">
+      <w:start w:val="1"/>
+      <w:numFmt w:val="bullet"/>
+      <w:lvlText w:val=""/>
+      <w:lvlJc w:val="start"/>
+      <w:pPr>
+        <w:tabs>
+          <w:tab w:val="num" w:pos="1800"/>
+        </w:tabs>
+        <w:ind w:start="1800" w:hanging="360"/>
+      </w:pPr>
+      <w:rPr>
+        <w:rFonts w:ascii="Symbol" w:hAnsi="Symbol" w:cs="Symbol" w:hint="default"/>
+      </w:rPr>
+    </w:lvl>
+    <w:lvl w:ilvl="4">
+      <w:start w:val="1"/>
+      <w:numFmt w:val="bullet"/>
+      <w:lvlText w:val=""/>
+      <w:lvlJc w:val="start"/>
+      <w:pPr>
+        <w:tabs>
+          <w:tab w:val="num" w:pos="2160"/>
+        </w:tabs>
+        <w:ind w:start="2160" w:hanging="360"/>
+      </w:pPr>
+      <w:rPr>
+        <w:rFonts w:ascii="Symbol" w:hAnsi="Symbol" w:cs="Symbol" w:hint="default"/>
+      </w:rPr>
+    </w:lvl>
+    <w:lvl w:ilvl="5">
+      <w:start w:val="1"/>
+      <w:numFmt w:val="bullet"/>
+      <w:lvlText w:val=""/>
+      <w:lvlJc w:val="start"/>
+      <w:pPr>
+        <w:tabs>
+          <w:tab w:val="num" w:pos="2520"/>
+        </w:tabs>
+        <w:ind w:start="2520" w:hanging="360"/>
+      </w:pPr>
+      <w:rPr>
+        <w:rFonts w:ascii="Symbol" w:hAnsi="Symbol" w:cs="Symbol" w:hint="default"/>
+      </w:rPr>
+    </w:lvl>
+    <w:lvl w:ilvl="6">
+      <w:start w:val="1"/>
+      <w:numFmt w:val="bullet"/>
+      <w:lvlText w:val=""/>
+      <w:lvlJc w:val="start"/>
+      <w:pPr>
+        <w:tabs>
+          <w:tab w:val="num" w:pos="2880"/>
+        </w:tabs>
+        <w:ind w:start="2880" w:hanging="360"/>
+      </w:pPr>
+      <w:rPr>
+        <w:rFonts w:ascii="Symbol" w:hAnsi="Symbol" w:cs="Symbol" w:hint="default"/>
+      </w:rPr>
+    </w:lvl>
+    <w:lvl w:ilvl="7">
+      <w:start w:val="1"/>
+      <w:numFmt w:val="bullet"/>
+      <w:lvlText w:val=""/>
+      <w:lvlJc w:val="start"/>
+      <w:pPr>
+        <w:tabs>
+          <w:tab w:val="num" w:pos="3240"/>
+        </w:tabs>
+        <w:ind w:start="3240" w:hanging="360"/>
+      </w:pPr>
+      <w:rPr>
+        <w:rFonts w:ascii="Symbol" w:hAnsi="Symbol" w:cs="Symbol" w:hint="default"/>
+      </w:rPr>
+    </w:lvl>
+    <w:lvl w:ilvl="8">
+      <w:start w:val="1"/>
+      <w:numFmt w:val="bullet"/>
+      <w:lvlText w:val=""/>
+      <w:lvlJc w:val="start"/>
+      <w:pPr>
+        <w:tabs>
+          <w:tab w:val="num" w:pos="3600"/>
+        </w:tabs>
+        <w:ind w:start="3600" w:hanging="360"/>
+      </w:pPr>
+      <w:rPr>
+        <w:rFonts w:ascii="Symbol" w:hAnsi="Symbol" w:cs="Symbol" w:hint="default"/>
+      </w:rPr>
+    </w:lvl>
+  </w:abstractNum>
+  <w:abstractNum w:abstractNumId="18">
     <w:lvl w:ilvl="0">
       <w:start w:val="1"/>
       <w:numFmt w:val="none"/>
@@ -6562,6 +10133,30 @@
   <w:num w:numId="10">
     <w:abstractNumId w:val="10"/>
   </w:num>
+  <w:num w:numId="11">
+    <w:abstractNumId w:val="11"/>
+  </w:num>
+  <w:num w:numId="12">
+    <w:abstractNumId w:val="12"/>
+  </w:num>
+  <w:num w:numId="13">
+    <w:abstractNumId w:val="13"/>
+  </w:num>
+  <w:num w:numId="14">
+    <w:abstractNumId w:val="14"/>
+  </w:num>
+  <w:num w:numId="15">
+    <w:abstractNumId w:val="15"/>
+  </w:num>
+  <w:num w:numId="16">
+    <w:abstractNumId w:val="16"/>
+  </w:num>
+  <w:num w:numId="17">
+    <w:abstractNumId w:val="17"/>
+  </w:num>
+  <w:num w:numId="18">
+    <w:abstractNumId w:val="18"/>
+  </w:num>
 </w:numbering>
 </file>
 
@@ -6589,7 +10184,7 @@
     <w:pPr>
       <w:widowControl/>
       <w:suppressAutoHyphens w:val="true"/>
-      <w:overflowPunct w:val="true"/>
+      <w:overflowPunct w:val="false"/>
       <w:bidi w:val="0"/>
       <w:spacing w:before="0" w:after="0"/>
       <w:jc w:val="start"/>
@@ -6603,15 +10198,15 @@
       <w:lang w:val="en-US" w:eastAsia="zh-CN" w:bidi="hi-IN"/>
     </w:rPr>
   </w:style>
-  <w:style w:type="character" w:styleId="Bulletsuser">
-    <w:name w:val="Bullets (user)"/>
+  <w:style w:type="character" w:styleId="Bullets">
+    <w:name w:val="Bullets"/>
     <w:qFormat/>
     <w:rPr>
       <w:rFonts w:ascii="OpenSymbol" w:hAnsi="OpenSymbol" w:eastAsia="OpenSymbol" w:cs="OpenSymbol"/>
     </w:rPr>
   </w:style>
-  <w:style w:type="character" w:styleId="Bullets">
-    <w:name w:val="Bullets"/>
+  <w:style w:type="character" w:styleId="Bulletsuser">
+    <w:name w:val="Bullets (user)"/>
     <w:qFormat/>
     <w:rPr>
       <w:rFonts w:ascii="OpenSymbol" w:hAnsi="OpenSymbol" w:eastAsia="OpenSymbol" w:cs="OpenSymbol"/>

--- a/fizika11.docx
+++ b/fizika11.docx
@@ -4149,7 +4149,7 @@
         <w:pStyle w:val="Normal"/>
         <w:widowControl/>
         <w:suppressAutoHyphens w:val="true"/>
-        <w:overflowPunct w:val="false"/>
+        <w:overflowPunct w:val="true"/>
         <w:bidi w:val="0"/>
         <w:spacing w:before="0" w:after="0"/>
         <w:ind w:hanging="0" w:start="0" w:end="0"/>
@@ -5458,14 +5458,6 @@
         </w:rPr>
       </w:pPr>
       <w:r>
-        <w:rPr>
-          <w:b w:val="false"/>
-          <w:bCs w:val="false"/>
-          <w:sz w:val="24"/>
-          <w:szCs w:val="24"/>
-          <w:u w:val="none"/>
-          <w:lang w:val="hu-HU"/>
-        </w:rPr>
         <w:drawing>
           <wp:anchor behindDoc="0" distT="0" distB="0" distL="0" distR="0" simplePos="0" locked="0" layoutInCell="0" allowOverlap="1" relativeHeight="6">
             <wp:simplePos x="0" y="0"/>
@@ -6668,14 +6660,6 @@
         </w:rPr>
       </w:pPr>
       <w:r>
-        <w:rPr>
-          <w:b w:val="false"/>
-          <w:bCs w:val="false"/>
-          <w:sz w:val="24"/>
-          <w:szCs w:val="24"/>
-          <w:u w:val="none"/>
-          <w:lang w:val="hu-HU"/>
-        </w:rPr>
         <w:drawing>
           <wp:anchor behindDoc="0" distT="0" distB="0" distL="0" distR="0" simplePos="0" locked="0" layoutInCell="0" allowOverlap="1" relativeHeight="7">
             <wp:simplePos x="0" y="0"/>
@@ -7640,6 +7624,350 @@
         </w:rPr>
       </w:r>
     </w:p>
+    <w:p>
+      <w:pPr>
+        <w:pStyle w:val="Normal"/>
+        <w:tabs>
+          <w:tab w:val="clear" w:pos="709"/>
+          <w:tab w:val="left" w:pos="2370" w:leader="none"/>
+        </w:tabs>
+        <w:bidi w:val="0"/>
+        <w:jc w:val="center"/>
+        <w:rPr>
+          <w:b/>
+          <w:bCs/>
+          <w:sz w:val="36"/>
+          <w:szCs w:val="36"/>
+          <w:u w:val="none"/>
+          <w:lang w:val="hu-HU"/>
+        </w:rPr>
+      </w:pPr>
+      <w:r>
+        <w:rPr>
+          <w:b/>
+          <w:bCs/>
+          <w:sz w:val="36"/>
+          <w:szCs w:val="36"/>
+          <w:u w:val="none"/>
+          <w:lang w:val="hu-HU"/>
+        </w:rPr>
+        <w:t>Kondenzátor</w:t>
+      </w:r>
+    </w:p>
+    <w:p>
+      <w:pPr>
+        <w:pStyle w:val="Normal"/>
+        <w:tabs>
+          <w:tab w:val="clear" w:pos="709"/>
+          <w:tab w:val="left" w:pos="2370" w:leader="none"/>
+        </w:tabs>
+        <w:bidi w:val="0"/>
+        <w:jc w:val="start"/>
+        <w:rPr>
+          <w:b w:val="false"/>
+          <w:bCs w:val="false"/>
+          <w:sz w:val="24"/>
+          <w:szCs w:val="24"/>
+          <w:u w:val="none"/>
+          <w:lang w:val="hu-HU"/>
+        </w:rPr>
+      </w:pPr>
+      <w:r>
+        <w:rPr>
+          <w:b w:val="false"/>
+          <w:bCs w:val="false"/>
+          <w:sz w:val="24"/>
+          <w:szCs w:val="24"/>
+          <w:u w:val="none"/>
+          <w:lang w:val="hu-HU"/>
+        </w:rPr>
+      </w:r>
+    </w:p>
+    <w:p>
+      <w:pPr>
+        <w:pStyle w:val="Normal"/>
+        <w:numPr>
+          <w:ilvl w:val="0"/>
+          <w:numId w:val="18"/>
+        </w:numPr>
+        <w:tabs>
+          <w:tab w:val="clear" w:pos="709"/>
+          <w:tab w:val="left" w:pos="2370" w:leader="none"/>
+        </w:tabs>
+        <w:bidi w:val="0"/>
+        <w:jc w:val="start"/>
+        <w:rPr>
+          <w:b w:val="false"/>
+          <w:bCs w:val="false"/>
+          <w:sz w:val="24"/>
+          <w:szCs w:val="24"/>
+          <w:u w:val="none"/>
+          <w:lang w:val="hu-HU"/>
+        </w:rPr>
+      </w:pPr>
+      <w:r>
+        <w:rPr>
+          <w:b w:val="false"/>
+          <w:bCs w:val="false"/>
+          <w:sz w:val="24"/>
+          <w:szCs w:val="24"/>
+          <w:u w:val="none"/>
+          <w:lang w:val="hu-HU"/>
+        </w:rPr>
+        <w:t>Elektromos töltések felhslmozására, sűrítésére szolgáló eszköz</w:t>
+      </w:r>
+    </w:p>
+    <w:p>
+      <w:pPr>
+        <w:pStyle w:val="Normal"/>
+        <w:numPr>
+          <w:ilvl w:val="0"/>
+          <w:numId w:val="18"/>
+        </w:numPr>
+        <w:tabs>
+          <w:tab w:val="clear" w:pos="709"/>
+          <w:tab w:val="left" w:pos="2370" w:leader="none"/>
+        </w:tabs>
+        <w:bidi w:val="0"/>
+        <w:jc w:val="start"/>
+        <w:rPr>
+          <w:b w:val="false"/>
+          <w:bCs w:val="false"/>
+          <w:sz w:val="24"/>
+          <w:szCs w:val="24"/>
+          <w:u w:val="none"/>
+          <w:lang w:val="hu-HU"/>
+        </w:rPr>
+      </w:pPr>
+      <w:r>
+        <w:rPr>
+          <w:b w:val="false"/>
+          <w:bCs w:val="false"/>
+          <w:sz w:val="24"/>
+          <w:szCs w:val="24"/>
+          <w:u w:val="none"/>
+          <w:lang w:val="hu-HU"/>
+        </w:rPr>
+        <w:t>Legegyszerűbb fajtája a síkkondenzátor, amely két egymástól elszigetelt, párhuzamos lemezből (fegyverzetből) áll.</w:t>
+      </w:r>
+    </w:p>
+    <w:p>
+      <w:pPr>
+        <w:pStyle w:val="Normal"/>
+        <w:numPr>
+          <w:ilvl w:val="0"/>
+          <w:numId w:val="18"/>
+        </w:numPr>
+        <w:tabs>
+          <w:tab w:val="clear" w:pos="709"/>
+          <w:tab w:val="left" w:pos="2370" w:leader="none"/>
+        </w:tabs>
+        <w:bidi w:val="0"/>
+        <w:jc w:val="start"/>
+        <w:rPr>
+          <w:b w:val="false"/>
+          <w:bCs w:val="false"/>
+          <w:sz w:val="24"/>
+          <w:szCs w:val="24"/>
+          <w:u w:val="none"/>
+          <w:lang w:val="hu-HU"/>
+        </w:rPr>
+      </w:pPr>
+      <w:r>
+        <w:drawing>
+          <wp:anchor behindDoc="0" distT="0" distB="0" distL="0" distR="0" simplePos="0" locked="0" layoutInCell="0" allowOverlap="1" relativeHeight="8">
+            <wp:simplePos x="0" y="0"/>
+            <wp:positionH relativeFrom="column">
+              <wp:posOffset>3346450</wp:posOffset>
+            </wp:positionH>
+            <wp:positionV relativeFrom="paragraph">
+              <wp:posOffset>278130</wp:posOffset>
+            </wp:positionV>
+            <wp:extent cx="3150235" cy="1560195"/>
+            <wp:effectExtent l="0" t="0" r="0" b="0"/>
+            <wp:wrapSquare wrapText="largest"/>
+            <wp:docPr id="7" name="Image7" descr="" title=""/>
+            <wp:cNvGraphicFramePr>
+              <a:graphicFrameLocks xmlns:a="http://schemas.openxmlformats.org/drawingml/2006/main" noChangeAspect="1"/>
+            </wp:cNvGraphicFramePr>
+            <a:graphic xmlns:a="http://schemas.openxmlformats.org/drawingml/2006/main">
+              <a:graphicData uri="http://schemas.openxmlformats.org/drawingml/2006/picture">
+                <pic:pic xmlns:pic="http://schemas.openxmlformats.org/drawingml/2006/picture">
+                  <pic:nvPicPr>
+                    <pic:cNvPr id="7" name="Image7" descr="" title=""/>
+                    <pic:cNvPicPr>
+                      <a:picLocks noChangeAspect="1" noChangeArrowheads="1"/>
+                    </pic:cNvPicPr>
+                  </pic:nvPicPr>
+                  <pic:blipFill>
+                    <a:blip r:embed="rId8"/>
+                    <a:stretch>
+                      <a:fillRect/>
+                    </a:stretch>
+                  </pic:blipFill>
+                  <pic:spPr bwMode="auto">
+                    <a:xfrm>
+                      <a:off x="0" y="0"/>
+                      <a:ext cx="3150235" cy="1560195"/>
+                    </a:xfrm>
+                    <a:prstGeom prst="rect">
+                      <a:avLst/>
+                    </a:prstGeom>
+                    <a:noFill/>
+                  </pic:spPr>
+                </pic:pic>
+              </a:graphicData>
+            </a:graphic>
+          </wp:anchor>
+        </w:drawing>
+      </w:r>
+      <w:r>
+        <w:rPr>
+          <w:b w:val="false"/>
+          <w:bCs w:val="false"/>
+          <w:sz w:val="24"/>
+          <w:szCs w:val="24"/>
+          <w:u w:val="none"/>
+          <w:lang w:val="hu-HU"/>
+        </w:rPr>
+        <w:t>A feltöltött kondenzátor fegyverzetei között homogén alaktromos mező van.</w:t>
+      </w:r>
+    </w:p>
+    <w:p>
+      <w:pPr>
+        <w:pStyle w:val="Normal"/>
+        <w:numPr>
+          <w:ilvl w:val="0"/>
+          <w:numId w:val="18"/>
+        </w:numPr>
+        <w:tabs>
+          <w:tab w:val="clear" w:pos="709"/>
+          <w:tab w:val="left" w:pos="2370" w:leader="none"/>
+        </w:tabs>
+        <w:bidi w:val="0"/>
+        <w:jc w:val="start"/>
+        <w:rPr>
+          <w:b w:val="false"/>
+          <w:bCs w:val="false"/>
+          <w:sz w:val="24"/>
+          <w:szCs w:val="24"/>
+          <w:u w:val="none"/>
+          <w:lang w:val="hu-HU"/>
+        </w:rPr>
+      </w:pPr>
+      <w:r>
+        <w:rPr>
+          <w:b w:val="false"/>
+          <w:bCs w:val="false"/>
+          <w:sz w:val="24"/>
+          <w:szCs w:val="24"/>
+          <w:u w:val="none"/>
+          <w:lang w:val="hu-HU"/>
+        </w:rPr>
+        <w:t>A lemezek között feszültség van.</w:t>
+      </w:r>
+    </w:p>
+    <w:p>
+      <w:pPr>
+        <w:pStyle w:val="Normal"/>
+        <w:numPr>
+          <w:ilvl w:val="0"/>
+          <w:numId w:val="18"/>
+        </w:numPr>
+        <w:tabs>
+          <w:tab w:val="clear" w:pos="709"/>
+          <w:tab w:val="left" w:pos="2370" w:leader="none"/>
+        </w:tabs>
+        <w:bidi w:val="0"/>
+        <w:jc w:val="start"/>
+        <w:rPr>
+          <w:b w:val="false"/>
+          <w:bCs w:val="false"/>
+          <w:sz w:val="24"/>
+          <w:szCs w:val="24"/>
+          <w:u w:val="none"/>
+          <w:lang w:val="hu-HU"/>
+        </w:rPr>
+      </w:pPr>
+      <w:r>
+        <w:rPr>
+          <w:b w:val="false"/>
+          <w:bCs w:val="false"/>
+          <w:sz w:val="24"/>
+          <w:szCs w:val="24"/>
+          <w:u w:val="none"/>
+          <w:lang w:val="hu-HU"/>
+        </w:rPr>
+        <w:t>A kondenzátor kapacitása az egyik lemez töltésének és a feszültségnek a hányadosa.</w:t>
+      </w:r>
+    </w:p>
+    <w:p>
+      <w:pPr>
+        <w:pStyle w:val="Normal"/>
+        <w:numPr>
+          <w:ilvl w:val="0"/>
+          <w:numId w:val="18"/>
+        </w:numPr>
+        <w:tabs>
+          <w:tab w:val="clear" w:pos="709"/>
+          <w:tab w:val="left" w:pos="2370" w:leader="none"/>
+        </w:tabs>
+        <w:bidi w:val="0"/>
+        <w:jc w:val="start"/>
+        <w:rPr>
+          <w:b w:val="false"/>
+          <w:bCs w:val="false"/>
+          <w:sz w:val="24"/>
+          <w:szCs w:val="24"/>
+          <w:u w:val="none"/>
+          <w:lang w:val="hu-HU"/>
+        </w:rPr>
+      </w:pPr>
+      <w:r>
+        <w:rPr>
+          <w:b w:val="false"/>
+          <w:bCs w:val="false"/>
+          <w:sz w:val="24"/>
+          <w:szCs w:val="24"/>
+          <w:u w:val="none"/>
+          <w:lang w:val="hu-HU"/>
+        </w:rPr>
+        <w:t>Jele: C</w:t>
+      </w:r>
+    </w:p>
+    <w:p>
+      <w:pPr>
+        <w:pStyle w:val="Normal"/>
+        <w:numPr>
+          <w:ilvl w:val="0"/>
+          <w:numId w:val="18"/>
+        </w:numPr>
+        <w:tabs>
+          <w:tab w:val="clear" w:pos="709"/>
+          <w:tab w:val="left" w:pos="2370" w:leader="none"/>
+        </w:tabs>
+        <w:bidi w:val="0"/>
+        <w:jc w:val="start"/>
+        <w:rPr>
+          <w:b w:val="false"/>
+          <w:bCs w:val="false"/>
+          <w:sz w:val="24"/>
+          <w:szCs w:val="24"/>
+          <w:u w:val="none"/>
+          <w:lang w:val="hu-HU"/>
+        </w:rPr>
+      </w:pPr>
+      <w:r>
+        <w:rPr>
+          <w:b w:val="false"/>
+          <w:bCs w:val="false"/>
+          <w:sz w:val="24"/>
+          <w:szCs w:val="24"/>
+          <w:u w:val="none"/>
+          <w:lang w:val="hu-HU"/>
+        </w:rPr>
+      </w:r>
+    </w:p>
     <w:sectPr>
       <w:type w:val="nextPage"/>
       <w:pgSz w:w="12240" w:h="15840"/>
@@ -9985,6 +10313,143 @@
     </w:lvl>
   </w:abstractNum>
   <w:abstractNum w:abstractNumId="18">
+    <w:lvl w:ilvl="0">
+      <w:start w:val="1"/>
+      <w:numFmt w:val="bullet"/>
+      <w:lvlText w:val=""/>
+      <w:lvlJc w:val="start"/>
+      <w:pPr>
+        <w:tabs>
+          <w:tab w:val="num" w:pos="720"/>
+        </w:tabs>
+        <w:ind w:start="720" w:hanging="360"/>
+      </w:pPr>
+      <w:rPr>
+        <w:rFonts w:ascii="Symbol" w:hAnsi="Symbol" w:cs="Symbol" w:hint="default"/>
+      </w:rPr>
+    </w:lvl>
+    <w:lvl w:ilvl="1">
+      <w:start w:val="1"/>
+      <w:numFmt w:val="bullet"/>
+      <w:lvlText w:val=""/>
+      <w:lvlJc w:val="start"/>
+      <w:pPr>
+        <w:tabs>
+          <w:tab w:val="num" w:pos="1080"/>
+        </w:tabs>
+        <w:ind w:start="1080" w:hanging="360"/>
+      </w:pPr>
+      <w:rPr>
+        <w:rFonts w:ascii="Symbol" w:hAnsi="Symbol" w:cs="Symbol" w:hint="default"/>
+      </w:rPr>
+    </w:lvl>
+    <w:lvl w:ilvl="2">
+      <w:start w:val="1"/>
+      <w:numFmt w:val="bullet"/>
+      <w:lvlText w:val=""/>
+      <w:lvlJc w:val="start"/>
+      <w:pPr>
+        <w:tabs>
+          <w:tab w:val="num" w:pos="1440"/>
+        </w:tabs>
+        <w:ind w:start="1440" w:hanging="360"/>
+      </w:pPr>
+      <w:rPr>
+        <w:rFonts w:ascii="Symbol" w:hAnsi="Symbol" w:cs="Symbol" w:hint="default"/>
+      </w:rPr>
+    </w:lvl>
+    <w:lvl w:ilvl="3">
+      <w:start w:val="1"/>
+      <w:numFmt w:val="bullet"/>
+      <w:lvlText w:val=""/>
+      <w:lvlJc w:val="start"/>
+      <w:pPr>
+        <w:tabs>
+          <w:tab w:val="num" w:pos="1800"/>
+        </w:tabs>
+        <w:ind w:start="1800" w:hanging="360"/>
+      </w:pPr>
+      <w:rPr>
+        <w:rFonts w:ascii="Symbol" w:hAnsi="Symbol" w:cs="Symbol" w:hint="default"/>
+      </w:rPr>
+    </w:lvl>
+    <w:lvl w:ilvl="4">
+      <w:start w:val="1"/>
+      <w:numFmt w:val="bullet"/>
+      <w:lvlText w:val=""/>
+      <w:lvlJc w:val="start"/>
+      <w:pPr>
+        <w:tabs>
+          <w:tab w:val="num" w:pos="2160"/>
+        </w:tabs>
+        <w:ind w:start="2160" w:hanging="360"/>
+      </w:pPr>
+      <w:rPr>
+        <w:rFonts w:ascii="Symbol" w:hAnsi="Symbol" w:cs="Symbol" w:hint="default"/>
+      </w:rPr>
+    </w:lvl>
+    <w:lvl w:ilvl="5">
+      <w:start w:val="1"/>
+      <w:numFmt w:val="bullet"/>
+      <w:lvlText w:val=""/>
+      <w:lvlJc w:val="start"/>
+      <w:pPr>
+        <w:tabs>
+          <w:tab w:val="num" w:pos="2520"/>
+        </w:tabs>
+        <w:ind w:start="2520" w:hanging="360"/>
+      </w:pPr>
+      <w:rPr>
+        <w:rFonts w:ascii="Symbol" w:hAnsi="Symbol" w:cs="Symbol" w:hint="default"/>
+      </w:rPr>
+    </w:lvl>
+    <w:lvl w:ilvl="6">
+      <w:start w:val="1"/>
+      <w:numFmt w:val="bullet"/>
+      <w:lvlText w:val=""/>
+      <w:lvlJc w:val="start"/>
+      <w:pPr>
+        <w:tabs>
+          <w:tab w:val="num" w:pos="2880"/>
+        </w:tabs>
+        <w:ind w:start="2880" w:hanging="360"/>
+      </w:pPr>
+      <w:rPr>
+        <w:rFonts w:ascii="Symbol" w:hAnsi="Symbol" w:cs="Symbol" w:hint="default"/>
+      </w:rPr>
+    </w:lvl>
+    <w:lvl w:ilvl="7">
+      <w:start w:val="1"/>
+      <w:numFmt w:val="bullet"/>
+      <w:lvlText w:val=""/>
+      <w:lvlJc w:val="start"/>
+      <w:pPr>
+        <w:tabs>
+          <w:tab w:val="num" w:pos="3240"/>
+        </w:tabs>
+        <w:ind w:start="3240" w:hanging="360"/>
+      </w:pPr>
+      <w:rPr>
+        <w:rFonts w:ascii="Symbol" w:hAnsi="Symbol" w:cs="Symbol" w:hint="default"/>
+      </w:rPr>
+    </w:lvl>
+    <w:lvl w:ilvl="8">
+      <w:start w:val="1"/>
+      <w:numFmt w:val="bullet"/>
+      <w:lvlText w:val=""/>
+      <w:lvlJc w:val="start"/>
+      <w:pPr>
+        <w:tabs>
+          <w:tab w:val="num" w:pos="3600"/>
+        </w:tabs>
+        <w:ind w:start="3600" w:hanging="360"/>
+      </w:pPr>
+      <w:rPr>
+        <w:rFonts w:ascii="Symbol" w:hAnsi="Symbol" w:cs="Symbol" w:hint="default"/>
+      </w:rPr>
+    </w:lvl>
+  </w:abstractNum>
+  <w:abstractNum w:abstractNumId="19">
     <w:lvl w:ilvl="0">
       <w:start w:val="1"/>
       <w:numFmt w:val="none"/>
@@ -10157,6 +10622,9 @@
   <w:num w:numId="18">
     <w:abstractNumId w:val="18"/>
   </w:num>
+  <w:num w:numId="19">
+    <w:abstractNumId w:val="19"/>
+  </w:num>
 </w:numbering>
 </file>
 
@@ -10184,7 +10652,7 @@
     <w:pPr>
       <w:widowControl/>
       <w:suppressAutoHyphens w:val="true"/>
-      <w:overflowPunct w:val="false"/>
+      <w:overflowPunct w:val="true"/>
       <w:bidi w:val="0"/>
       <w:spacing w:before="0" w:after="0"/>
       <w:jc w:val="start"/>
@@ -10198,15 +10666,15 @@
       <w:lang w:val="en-US" w:eastAsia="zh-CN" w:bidi="hi-IN"/>
     </w:rPr>
   </w:style>
-  <w:style w:type="character" w:styleId="Bullets">
-    <w:name w:val="Bullets"/>
+  <w:style w:type="character" w:styleId="Bulletsuser">
+    <w:name w:val="Bullets (user)"/>
     <w:qFormat/>
     <w:rPr>
       <w:rFonts w:ascii="OpenSymbol" w:hAnsi="OpenSymbol" w:eastAsia="OpenSymbol" w:cs="OpenSymbol"/>
     </w:rPr>
   </w:style>
-  <w:style w:type="character" w:styleId="Bulletsuser">
-    <w:name w:val="Bullets (user)"/>
+  <w:style w:type="character" w:styleId="Bullets">
+    <w:name w:val="Bullets"/>
     <w:qFormat/>
     <w:rPr>
       <w:rFonts w:ascii="OpenSymbol" w:hAnsi="OpenSymbol" w:eastAsia="OpenSymbol" w:cs="OpenSymbol"/>

--- a/fizika11.docx
+++ b/fizika11.docx
@@ -4149,7 +4149,7 @@
         <w:pStyle w:val="Normal"/>
         <w:widowControl/>
         <w:suppressAutoHyphens w:val="true"/>
-        <w:overflowPunct w:val="true"/>
+        <w:overflowPunct w:val="false"/>
         <w:bidi w:val="0"/>
         <w:spacing w:before="0" w:after="0"/>
         <w:ind w:hanging="0" w:start="0" w:end="0"/>
@@ -7951,9 +7951,367 @@
         <w:rPr>
           <w:b w:val="false"/>
           <w:bCs w:val="false"/>
-          <w:sz w:val="24"/>
-          <w:szCs w:val="24"/>
-          <w:u w:val="none"/>
+          <w:position w:val="0"/>
+          <w:sz w:val="24"/>
+          <w:sz w:val="24"/>
+          <w:szCs w:val="24"/>
+          <w:u w:val="none"/>
+          <w:vertAlign w:val="baseline"/>
+          <w:lang w:val="hu-HU"/>
+        </w:rPr>
+      </w:pPr>
+      <w:r>
+        <w:rPr>
+          <w:b w:val="false"/>
+          <w:bCs w:val="false"/>
+          <w:sz w:val="24"/>
+          <w:szCs w:val="24"/>
+          <w:u w:val="none"/>
+          <w:lang w:val="hu-HU"/>
+        </w:rPr>
+        <w:t>Q/u=1C/1V=1F=</w:t>
+      </w:r>
+      <w:r>
+        <w:rPr>
+          <w:b w:val="false"/>
+          <w:bCs w:val="false"/>
+          <w:position w:val="0"/>
+          <w:sz w:val="24"/>
+          <w:sz w:val="24"/>
+          <w:szCs w:val="24"/>
+          <w:u w:val="none"/>
+          <w:vertAlign w:val="baseline"/>
+          <w:lang w:val="hu-HU"/>
+        </w:rPr>
+        <w:t>10</w:t>
+      </w:r>
+      <w:r>
+        <w:rPr>
+          <w:b w:val="false"/>
+          <w:bCs w:val="false"/>
+          <w:sz w:val="24"/>
+          <w:szCs w:val="24"/>
+          <w:u w:val="none"/>
+          <w:vertAlign w:val="superscript"/>
+          <w:lang w:val="hu-HU"/>
+        </w:rPr>
+        <w:t>6</w:t>
+      </w:r>
+      <w:r>
+        <w:rPr>
+          <w:b w:val="false"/>
+          <w:bCs w:val="false"/>
+          <w:position w:val="0"/>
+          <w:sz w:val="24"/>
+          <w:sz w:val="24"/>
+          <w:szCs w:val="24"/>
+          <w:u w:val="none"/>
+          <w:vertAlign w:val="baseline"/>
+          <w:lang w:val="hu-HU"/>
+        </w:rPr>
+        <w:t>uF=10</w:t>
+      </w:r>
+      <w:r>
+        <w:rPr>
+          <w:b w:val="false"/>
+          <w:bCs w:val="false"/>
+          <w:sz w:val="24"/>
+          <w:szCs w:val="24"/>
+          <w:u w:val="none"/>
+          <w:vertAlign w:val="superscript"/>
+          <w:lang w:val="hu-HU"/>
+        </w:rPr>
+        <w:t>9</w:t>
+      </w:r>
+      <w:r>
+        <w:rPr>
+          <w:b w:val="false"/>
+          <w:bCs w:val="false"/>
+          <w:position w:val="0"/>
+          <w:sz w:val="24"/>
+          <w:sz w:val="24"/>
+          <w:szCs w:val="24"/>
+          <w:u w:val="none"/>
+          <w:vertAlign w:val="baseline"/>
+          <w:lang w:val="hu-HU"/>
+        </w:rPr>
+        <w:t>nF=10</w:t>
+      </w:r>
+      <w:r>
+        <w:rPr>
+          <w:b w:val="false"/>
+          <w:bCs w:val="false"/>
+          <w:sz w:val="24"/>
+          <w:szCs w:val="24"/>
+          <w:u w:val="none"/>
+          <w:vertAlign w:val="superscript"/>
+          <w:lang w:val="hu-HU"/>
+        </w:rPr>
+        <w:t>12</w:t>
+      </w:r>
+      <w:r>
+        <w:rPr>
+          <w:b w:val="false"/>
+          <w:bCs w:val="false"/>
+          <w:position w:val="0"/>
+          <w:sz w:val="24"/>
+          <w:sz w:val="24"/>
+          <w:szCs w:val="24"/>
+          <w:u w:val="none"/>
+          <w:vertAlign w:val="baseline"/>
+          <w:lang w:val="hu-HU"/>
+        </w:rPr>
+        <w:t>pF</w:t>
+      </w:r>
+    </w:p>
+    <w:p>
+      <w:pPr>
+        <w:pStyle w:val="Normal"/>
+        <w:numPr>
+          <w:ilvl w:val="0"/>
+          <w:numId w:val="18"/>
+        </w:numPr>
+        <w:tabs>
+          <w:tab w:val="clear" w:pos="709"/>
+          <w:tab w:val="left" w:pos="2370" w:leader="none"/>
+        </w:tabs>
+        <w:bidi w:val="0"/>
+        <w:jc w:val="start"/>
+        <w:rPr>
+          <w:b w:val="false"/>
+          <w:bCs w:val="false"/>
+          <w:position w:val="0"/>
+          <w:sz w:val="24"/>
+          <w:sz w:val="24"/>
+          <w:szCs w:val="24"/>
+          <w:u w:val="none"/>
+          <w:vertAlign w:val="baseline"/>
+          <w:lang w:val="hu-HU"/>
+        </w:rPr>
+      </w:pPr>
+      <w:r>
+        <w:rPr>
+          <w:b w:val="false"/>
+          <w:bCs w:val="false"/>
+          <w:sz w:val="24"/>
+          <w:szCs w:val="24"/>
+          <w:u w:val="none"/>
+          <w:lang w:val="hu-HU"/>
+        </w:rPr>
+        <w:t>A kondenzátorban lévő elektromos mező energiája: W= (1/2)*C*u</w:t>
+      </w:r>
+      <w:r>
+        <w:rPr>
+          <w:b w:val="false"/>
+          <w:bCs w:val="false"/>
+          <w:sz w:val="24"/>
+          <w:szCs w:val="24"/>
+          <w:u w:val="none"/>
+          <w:vertAlign w:val="superscript"/>
+          <w:lang w:val="hu-HU"/>
+        </w:rPr>
+        <w:t>2</w:t>
+      </w:r>
+      <w:r>
+        <w:rPr>
+          <w:b w:val="false"/>
+          <w:bCs w:val="false"/>
+          <w:position w:val="0"/>
+          <w:sz w:val="24"/>
+          <w:sz w:val="24"/>
+          <w:szCs w:val="24"/>
+          <w:u w:val="none"/>
+          <w:vertAlign w:val="baseline"/>
+          <w:lang w:val="hu-HU"/>
+        </w:rPr>
+        <w:t>; W-munka = energia</w:t>
+      </w:r>
+    </w:p>
+    <w:p>
+      <w:pPr>
+        <w:pStyle w:val="Normal"/>
+        <w:numPr>
+          <w:ilvl w:val="0"/>
+          <w:numId w:val="18"/>
+        </w:numPr>
+        <w:tabs>
+          <w:tab w:val="clear" w:pos="709"/>
+          <w:tab w:val="left" w:pos="2370" w:leader="none"/>
+        </w:tabs>
+        <w:bidi w:val="0"/>
+        <w:jc w:val="start"/>
+        <w:rPr>
+          <w:b w:val="false"/>
+          <w:bCs w:val="false"/>
+          <w:position w:val="0"/>
+          <w:sz w:val="24"/>
+          <w:sz w:val="24"/>
+          <w:szCs w:val="24"/>
+          <w:u w:val="none"/>
+          <w:vertAlign w:val="baseline"/>
+          <w:lang w:val="hu-HU"/>
+        </w:rPr>
+      </w:pPr>
+      <w:r>
+        <w:rPr>
+          <w:b w:val="false"/>
+          <w:bCs w:val="false"/>
+          <w:sz w:val="24"/>
+          <w:szCs w:val="24"/>
+          <w:u w:val="none"/>
+          <w:lang w:val="hu-HU"/>
+        </w:rPr>
+        <w:t>A kondenzátor lapjai között a térerősség: E = (u/d) pl. Távolság két fémlap között</w:t>
+      </w:r>
+    </w:p>
+    <w:p>
+      <w:pPr>
+        <w:pStyle w:val="Normal"/>
+        <w:numPr>
+          <w:ilvl w:val="0"/>
+          <w:numId w:val="18"/>
+        </w:numPr>
+        <w:tabs>
+          <w:tab w:val="clear" w:pos="709"/>
+          <w:tab w:val="left" w:pos="2370" w:leader="none"/>
+        </w:tabs>
+        <w:bidi w:val="0"/>
+        <w:jc w:val="start"/>
+        <w:rPr>
+          <w:b w:val="false"/>
+          <w:bCs w:val="false"/>
+          <w:position w:val="0"/>
+          <w:sz w:val="24"/>
+          <w:sz w:val="24"/>
+          <w:szCs w:val="24"/>
+          <w:u w:val="none"/>
+          <w:vertAlign w:val="baseline"/>
+          <w:lang w:val="hu-HU"/>
+        </w:rPr>
+      </w:pPr>
+      <w:r>
+        <w:rPr>
+          <w:b w:val="false"/>
+          <w:bCs w:val="false"/>
+          <w:sz w:val="24"/>
+          <w:szCs w:val="24"/>
+          <w:u w:val="none"/>
+          <w:lang w:val="hu-HU"/>
+        </w:rPr>
+        <w:t>PL.: mennyi annak a kondenzátornak a kapacitása amelyre 6V feszültségű áramforrást kapcsolva az egyik lemezen 2*10</w:t>
+      </w:r>
+      <w:r>
+        <w:rPr>
+          <w:b w:val="false"/>
+          <w:bCs w:val="false"/>
+          <w:sz w:val="24"/>
+          <w:szCs w:val="24"/>
+          <w:u w:val="none"/>
+          <w:vertAlign w:val="superscript"/>
+          <w:lang w:val="hu-HU"/>
+        </w:rPr>
+        <w:t>-7</w:t>
+      </w:r>
+      <w:r>
+        <w:rPr>
+          <w:b w:val="false"/>
+          <w:bCs w:val="false"/>
+          <w:position w:val="0"/>
+          <w:sz w:val="24"/>
+          <w:sz w:val="24"/>
+          <w:szCs w:val="24"/>
+          <w:u w:val="none"/>
+          <w:vertAlign w:val="baseline"/>
+          <w:lang w:val="hu-HU"/>
+        </w:rPr>
+        <w:t>C, A MÁSIK LEMEZEN 2*10</w:t>
+      </w:r>
+      <w:r>
+        <w:rPr>
+          <w:b w:val="false"/>
+          <w:bCs w:val="false"/>
+          <w:sz w:val="24"/>
+          <w:szCs w:val="24"/>
+          <w:u w:val="none"/>
+          <w:vertAlign w:val="superscript"/>
+          <w:lang w:val="hu-HU"/>
+        </w:rPr>
+        <w:t>-7</w:t>
+      </w:r>
+      <w:r>
+        <w:rPr>
+          <w:b w:val="false"/>
+          <w:bCs w:val="false"/>
+          <w:position w:val="0"/>
+          <w:sz w:val="24"/>
+          <w:sz w:val="24"/>
+          <w:szCs w:val="24"/>
+          <w:u w:val="none"/>
+          <w:vertAlign w:val="baseline"/>
+          <w:lang w:val="hu-HU"/>
+        </w:rPr>
+        <w:t>C töltések jelenik meg?</w:t>
+      </w:r>
+    </w:p>
+    <w:p>
+      <w:pPr>
+        <w:pStyle w:val="Normal"/>
+        <w:numPr>
+          <w:ilvl w:val="0"/>
+          <w:numId w:val="18"/>
+        </w:numPr>
+        <w:tabs>
+          <w:tab w:val="clear" w:pos="709"/>
+          <w:tab w:val="left" w:pos="2370" w:leader="none"/>
+        </w:tabs>
+        <w:bidi w:val="0"/>
+        <w:jc w:val="start"/>
+        <w:rPr>
+          <w:b w:val="false"/>
+          <w:bCs w:val="false"/>
+          <w:position w:val="0"/>
+          <w:sz w:val="24"/>
+          <w:sz w:val="24"/>
+          <w:szCs w:val="24"/>
+          <w:u w:val="none"/>
+          <w:vertAlign w:val="baseline"/>
+          <w:lang w:val="hu-HU"/>
+        </w:rPr>
+      </w:pPr>
+      <w:r>
+        <w:rPr>
+          <w:b w:val="false"/>
+          <w:bCs w:val="false"/>
+          <w:sz w:val="24"/>
+          <w:szCs w:val="24"/>
+          <w:u w:val="none"/>
+          <w:lang w:val="hu-HU"/>
+        </w:rPr>
+        <w:t>Áramköri jele: -||-</w:t>
+      </w:r>
+    </w:p>
+    <w:p>
+      <w:pPr>
+        <w:pStyle w:val="Normal"/>
+        <w:numPr>
+          <w:ilvl w:val="0"/>
+          <w:numId w:val="18"/>
+        </w:numPr>
+        <w:tabs>
+          <w:tab w:val="clear" w:pos="709"/>
+          <w:tab w:val="left" w:pos="2370" w:leader="none"/>
+        </w:tabs>
+        <w:bidi w:val="0"/>
+        <w:jc w:val="start"/>
+        <w:rPr>
+          <w:b w:val="false"/>
+          <w:bCs w:val="false"/>
+          <w:position w:val="0"/>
+          <w:sz w:val="24"/>
+          <w:sz w:val="24"/>
+          <w:szCs w:val="24"/>
+          <w:u w:val="none"/>
+          <w:vertAlign w:val="baseline"/>
           <w:lang w:val="hu-HU"/>
         </w:rPr>
       </w:pPr>
@@ -10652,7 +11010,7 @@
     <w:pPr>
       <w:widowControl/>
       <w:suppressAutoHyphens w:val="true"/>
-      <w:overflowPunct w:val="true"/>
+      <w:overflowPunct w:val="false"/>
       <w:bidi w:val="0"/>
       <w:spacing w:before="0" w:after="0"/>
       <w:jc w:val="start"/>
@@ -10666,15 +11024,15 @@
       <w:lang w:val="en-US" w:eastAsia="zh-CN" w:bidi="hi-IN"/>
     </w:rPr>
   </w:style>
-  <w:style w:type="character" w:styleId="Bulletsuser">
-    <w:name w:val="Bullets (user)"/>
+  <w:style w:type="character" w:styleId="Bullets">
+    <w:name w:val="Bullets"/>
     <w:qFormat/>
     <w:rPr>
       <w:rFonts w:ascii="OpenSymbol" w:hAnsi="OpenSymbol" w:eastAsia="OpenSymbol" w:cs="OpenSymbol"/>
     </w:rPr>
   </w:style>
-  <w:style w:type="character" w:styleId="Bullets">
-    <w:name w:val="Bullets"/>
+  <w:style w:type="character" w:styleId="Bulletsuser">
+    <w:name w:val="Bullets (user)"/>
     <w:qFormat/>
     <w:rPr>
       <w:rFonts w:ascii="OpenSymbol" w:hAnsi="OpenSymbol" w:eastAsia="OpenSymbol" w:cs="OpenSymbol"/>

--- a/fizika11.docx
+++ b/fizika11.docx
@@ -4149,7 +4149,7 @@
         <w:pStyle w:val="Normal"/>
         <w:widowControl/>
         <w:suppressAutoHyphens w:val="true"/>
-        <w:overflowPunct w:val="false"/>
+        <w:overflowPunct w:val="true"/>
         <w:bidi w:val="0"/>
         <w:spacing w:before="0" w:after="0"/>
         <w:ind w:hanging="0" w:start="0" w:end="0"/>
@@ -8257,7 +8257,7 @@
       <w:pPr>
         <w:pStyle w:val="Normal"/>
         <w:numPr>
-          <w:ilvl w:val="0"/>
+          <w:ilvl w:val="1"/>
           <w:numId w:val="18"/>
         </w:numPr>
         <w:tabs>
@@ -8287,7 +8287,345 @@
           <w:u w:val="none"/>
           <w:lang w:val="hu-HU"/>
         </w:rPr>
-        <w:t>Áramköri jele: -||-</w:t>
+        <w:t>Q= -2*10</w:t>
+      </w:r>
+      <w:r>
+        <w:rPr>
+          <w:b w:val="false"/>
+          <w:bCs w:val="false"/>
+          <w:sz w:val="24"/>
+          <w:szCs w:val="24"/>
+          <w:u w:val="none"/>
+          <w:vertAlign w:val="superscript"/>
+          <w:lang w:val="hu-HU"/>
+        </w:rPr>
+        <w:t>-7</w:t>
+      </w:r>
+      <w:r>
+        <w:rPr>
+          <w:b w:val="false"/>
+          <w:bCs w:val="false"/>
+          <w:position w:val="0"/>
+          <w:sz w:val="24"/>
+          <w:sz w:val="24"/>
+          <w:szCs w:val="24"/>
+          <w:u w:val="none"/>
+          <w:vertAlign w:val="baseline"/>
+          <w:lang w:val="hu-HU"/>
+        </w:rPr>
+        <w:t>C</w:t>
+      </w:r>
+    </w:p>
+    <w:p>
+      <w:pPr>
+        <w:pStyle w:val="Normal"/>
+        <w:numPr>
+          <w:ilvl w:val="1"/>
+          <w:numId w:val="18"/>
+        </w:numPr>
+        <w:tabs>
+          <w:tab w:val="clear" w:pos="709"/>
+          <w:tab w:val="left" w:pos="2370" w:leader="none"/>
+        </w:tabs>
+        <w:bidi w:val="0"/>
+        <w:jc w:val="start"/>
+        <w:rPr>
+          <w:b w:val="false"/>
+          <w:bCs w:val="false"/>
+          <w:position w:val="0"/>
+          <w:sz w:val="24"/>
+          <w:sz w:val="24"/>
+          <w:szCs w:val="24"/>
+          <w:u w:val="none"/>
+          <w:vertAlign w:val="baseline"/>
+          <w:lang w:val="hu-HU"/>
+        </w:rPr>
+      </w:pPr>
+      <w:r>
+        <w:rPr>
+          <w:b w:val="false"/>
+          <w:bCs w:val="false"/>
+          <w:sz w:val="24"/>
+          <w:szCs w:val="24"/>
+          <w:u w:val="none"/>
+          <w:lang w:val="hu-HU"/>
+        </w:rPr>
+        <w:t>U=6V</w:t>
+      </w:r>
+    </w:p>
+    <w:p>
+      <w:pPr>
+        <w:pStyle w:val="Normal"/>
+        <w:numPr>
+          <w:ilvl w:val="1"/>
+          <w:numId w:val="18"/>
+        </w:numPr>
+        <w:tabs>
+          <w:tab w:val="clear" w:pos="709"/>
+          <w:tab w:val="left" w:pos="2370" w:leader="none"/>
+        </w:tabs>
+        <w:bidi w:val="0"/>
+        <w:jc w:val="start"/>
+        <w:rPr>
+          <w:b w:val="false"/>
+          <w:bCs w:val="false"/>
+          <w:position w:val="0"/>
+          <w:sz w:val="24"/>
+          <w:sz w:val="24"/>
+          <w:szCs w:val="24"/>
+          <w:u w:val="none"/>
+          <w:vertAlign w:val="baseline"/>
+          <w:lang w:val="hu-HU"/>
+        </w:rPr>
+      </w:pPr>
+      <w:r>
+        <w:rPr>
+          <w:b w:val="false"/>
+          <w:bCs w:val="false"/>
+          <w:sz w:val="24"/>
+          <w:szCs w:val="24"/>
+          <w:u w:val="none"/>
+          <w:lang w:val="hu-HU"/>
+        </w:rPr>
+        <w:t>C=?</w:t>
+      </w:r>
+    </w:p>
+    <w:p>
+      <w:pPr>
+        <w:pStyle w:val="Normal"/>
+        <w:numPr>
+          <w:ilvl w:val="1"/>
+          <w:numId w:val="18"/>
+        </w:numPr>
+        <w:tabs>
+          <w:tab w:val="clear" w:pos="709"/>
+          <w:tab w:val="left" w:pos="2370" w:leader="none"/>
+        </w:tabs>
+        <w:bidi w:val="0"/>
+        <w:jc w:val="start"/>
+        <w:rPr>
+          <w:b w:val="false"/>
+          <w:bCs w:val="false"/>
+          <w:position w:val="0"/>
+          <w:sz w:val="24"/>
+          <w:sz w:val="24"/>
+          <w:szCs w:val="24"/>
+          <w:u w:val="none"/>
+          <w:vertAlign w:val="baseline"/>
+          <w:lang w:val="hu-HU"/>
+        </w:rPr>
+      </w:pPr>
+      <w:r>
+        <w:rPr>
+          <w:b w:val="false"/>
+          <w:bCs w:val="false"/>
+          <w:sz w:val="24"/>
+          <w:szCs w:val="24"/>
+          <w:u w:val="none"/>
+          <w:lang w:val="hu-HU"/>
+        </w:rPr>
+        <w:t>C=Q/U=-2*10</w:t>
+      </w:r>
+      <w:r>
+        <w:rPr>
+          <w:b w:val="false"/>
+          <w:bCs w:val="false"/>
+          <w:sz w:val="24"/>
+          <w:szCs w:val="24"/>
+          <w:u w:val="none"/>
+          <w:vertAlign w:val="superscript"/>
+          <w:lang w:val="hu-HU"/>
+        </w:rPr>
+        <w:t>-7</w:t>
+      </w:r>
+      <w:r>
+        <w:rPr>
+          <w:b w:val="false"/>
+          <w:bCs w:val="false"/>
+          <w:position w:val="0"/>
+          <w:sz w:val="24"/>
+          <w:sz w:val="24"/>
+          <w:szCs w:val="24"/>
+          <w:u w:val="none"/>
+          <w:vertAlign w:val="baseline"/>
+          <w:lang w:val="hu-HU"/>
+        </w:rPr>
+        <w:t>/6=(1/3)*10</w:t>
+      </w:r>
+      <w:r>
+        <w:rPr>
+          <w:b w:val="false"/>
+          <w:bCs w:val="false"/>
+          <w:sz w:val="24"/>
+          <w:szCs w:val="24"/>
+          <w:u w:val="none"/>
+          <w:vertAlign w:val="superscript"/>
+          <w:lang w:val="hu-HU"/>
+        </w:rPr>
+        <w:t>-8</w:t>
+      </w:r>
+    </w:p>
+    <w:p>
+      <w:pPr>
+        <w:pStyle w:val="Normal"/>
+        <w:numPr>
+          <w:ilvl w:val="1"/>
+          <w:numId w:val="18"/>
+        </w:numPr>
+        <w:tabs>
+          <w:tab w:val="clear" w:pos="709"/>
+          <w:tab w:val="left" w:pos="2370" w:leader="none"/>
+        </w:tabs>
+        <w:bidi w:val="0"/>
+        <w:jc w:val="start"/>
+        <w:rPr>
+          <w:b w:val="false"/>
+          <w:bCs w:val="false"/>
+          <w:position w:val="0"/>
+          <w:sz w:val="24"/>
+          <w:sz w:val="24"/>
+          <w:szCs w:val="24"/>
+          <w:u w:val="none"/>
+          <w:vertAlign w:val="baseline"/>
+          <w:lang w:val="hu-HU"/>
+        </w:rPr>
+      </w:pPr>
+      <w:r>
+        <w:rPr>
+          <w:b w:val="false"/>
+          <w:bCs w:val="false"/>
+          <w:sz w:val="24"/>
+          <w:szCs w:val="24"/>
+          <w:u w:val="none"/>
+          <w:lang w:val="hu-HU"/>
+        </w:rPr>
+        <w:t>C=(1/3)*1</w:t>
+      </w:r>
+      <w:r>
+        <w:rPr>
+          <w:b w:val="false"/>
+          <w:bCs w:val="false"/>
+          <w:position w:val="0"/>
+          <w:sz w:val="24"/>
+          <w:sz w:val="24"/>
+          <w:szCs w:val="24"/>
+          <w:u w:val="none"/>
+          <w:vertAlign w:val="baseline"/>
+          <w:lang w:val="hu-HU"/>
+        </w:rPr>
+        <w:t>0</w:t>
+      </w:r>
+      <w:r>
+        <w:rPr>
+          <w:b w:val="false"/>
+          <w:bCs w:val="false"/>
+          <w:sz w:val="24"/>
+          <w:szCs w:val="24"/>
+          <w:u w:val="none"/>
+          <w:vertAlign w:val="superscript"/>
+          <w:lang w:val="hu-HU"/>
+        </w:rPr>
+        <w:t>-8</w:t>
+      </w:r>
+      <w:r>
+        <w:rPr>
+          <w:b w:val="false"/>
+          <w:bCs w:val="false"/>
+          <w:position w:val="0"/>
+          <w:sz w:val="24"/>
+          <w:sz w:val="24"/>
+          <w:szCs w:val="24"/>
+          <w:u w:val="none"/>
+          <w:vertAlign w:val="baseline"/>
+          <w:lang w:val="hu-HU"/>
+        </w:rPr>
+        <w:t>F  (farad)</w:t>
+      </w:r>
+    </w:p>
+    <w:p>
+      <w:pPr>
+        <w:pStyle w:val="Normal"/>
+        <w:numPr>
+          <w:ilvl w:val="1"/>
+          <w:numId w:val="18"/>
+        </w:numPr>
+        <w:tabs>
+          <w:tab w:val="clear" w:pos="709"/>
+          <w:tab w:val="left" w:pos="2370" w:leader="none"/>
+        </w:tabs>
+        <w:bidi w:val="0"/>
+        <w:jc w:val="start"/>
+        <w:rPr>
+          <w:b w:val="false"/>
+          <w:bCs w:val="false"/>
+          <w:position w:val="0"/>
+          <w:sz w:val="24"/>
+          <w:sz w:val="24"/>
+          <w:szCs w:val="24"/>
+          <w:u w:val="none"/>
+          <w:vertAlign w:val="baseline"/>
+          <w:lang w:val="hu-HU"/>
+        </w:rPr>
+      </w:pPr>
+      <w:r>
+        <w:rPr>
+          <w:b w:val="false"/>
+          <w:bCs w:val="false"/>
+          <w:sz w:val="24"/>
+          <w:szCs w:val="24"/>
+          <w:u w:val="none"/>
+          <w:lang w:val="hu-HU"/>
+        </w:rPr>
+        <w:t>(a tanár picit butuska és azt hiszi hogy 0.3*10</w:t>
+      </w:r>
+      <w:r>
+        <w:rPr>
+          <w:b w:val="false"/>
+          <w:bCs w:val="false"/>
+          <w:sz w:val="24"/>
+          <w:szCs w:val="24"/>
+          <w:u w:val="none"/>
+          <w:vertAlign w:val="superscript"/>
+          <w:lang w:val="hu-HU"/>
+        </w:rPr>
+        <w:t>-7</w:t>
+      </w:r>
+      <w:r>
+        <w:rPr>
+          <w:b w:val="false"/>
+          <w:bCs w:val="false"/>
+          <w:position w:val="0"/>
+          <w:sz w:val="24"/>
+          <w:sz w:val="24"/>
+          <w:szCs w:val="24"/>
+          <w:u w:val="none"/>
+          <w:vertAlign w:val="baseline"/>
+          <w:lang w:val="hu-HU"/>
+        </w:rPr>
+        <w:t>=3*10</w:t>
+      </w:r>
+      <w:r>
+        <w:rPr>
+          <w:b w:val="false"/>
+          <w:bCs w:val="false"/>
+          <w:sz w:val="24"/>
+          <w:szCs w:val="24"/>
+          <w:u w:val="none"/>
+          <w:vertAlign w:val="superscript"/>
+          <w:lang w:val="hu-HU"/>
+        </w:rPr>
+        <w:t>-6</w:t>
+      </w:r>
+      <w:r>
+        <w:rPr>
+          <w:b w:val="false"/>
+          <w:bCs w:val="false"/>
+          <w:sz w:val="24"/>
+          <w:szCs w:val="24"/>
+          <w:u w:val="none"/>
+          <w:lang w:val="hu-HU"/>
+        </w:rPr>
+        <w:t>)</w:t>
       </w:r>
     </w:p>
     <w:p>
@@ -8306,6 +8644,74 @@
         <w:rPr>
           <w:b w:val="false"/>
           <w:bCs w:val="false"/>
+          <w:sz w:val="24"/>
+          <w:szCs w:val="24"/>
+          <w:u w:val="none"/>
+          <w:lang w:val="hu-HU"/>
+        </w:rPr>
+      </w:pPr>
+      <w:r>
+        <w:rPr>
+          <w:b w:val="false"/>
+          <w:bCs w:val="false"/>
+          <w:sz w:val="24"/>
+          <w:szCs w:val="24"/>
+          <w:u w:val="none"/>
+          <w:lang w:val="hu-HU"/>
+        </w:rPr>
+        <w:t>600 microF = 0.0006F</w:t>
+      </w:r>
+    </w:p>
+    <w:p>
+      <w:pPr>
+        <w:pStyle w:val="Normal"/>
+        <w:numPr>
+          <w:ilvl w:val="0"/>
+          <w:numId w:val="18"/>
+        </w:numPr>
+        <w:tabs>
+          <w:tab w:val="clear" w:pos="709"/>
+          <w:tab w:val="left" w:pos="2370" w:leader="none"/>
+        </w:tabs>
+        <w:bidi w:val="0"/>
+        <w:jc w:val="start"/>
+        <w:rPr>
+          <w:b w:val="false"/>
+          <w:bCs w:val="false"/>
+          <w:sz w:val="24"/>
+          <w:szCs w:val="24"/>
+          <w:u w:val="none"/>
+          <w:lang w:val="hu-HU"/>
+        </w:rPr>
+      </w:pPr>
+      <w:r>
+        <w:rPr>
+          <w:b w:val="false"/>
+          <w:bCs w:val="false"/>
+          <w:sz w:val="24"/>
+          <w:szCs w:val="24"/>
+          <w:u w:val="none"/>
+          <w:lang w:val="hu-HU"/>
+        </w:rPr>
+        <w:t>50000picoF = 0.000000005F</w:t>
+      </w:r>
+    </w:p>
+    <w:p>
+      <w:pPr>
+        <w:pStyle w:val="Normal"/>
+        <w:numPr>
+          <w:ilvl w:val="0"/>
+          <w:numId w:val="18"/>
+        </w:numPr>
+        <w:tabs>
+          <w:tab w:val="clear" w:pos="709"/>
+          <w:tab w:val="left" w:pos="2370" w:leader="none"/>
+        </w:tabs>
+        <w:bidi w:val="0"/>
+        <w:jc w:val="start"/>
+        <w:rPr>
+          <w:b w:val="false"/>
+          <w:bCs w:val="false"/>
           <w:position w:val="0"/>
           <w:sz w:val="24"/>
           <w:sz w:val="24"/>
@@ -8322,6 +8728,46 @@
           <w:sz w:val="24"/>
           <w:szCs w:val="24"/>
           <w:u w:val="none"/>
+          <w:lang w:val="hu-HU"/>
+        </w:rPr>
+        <w:t>Áramköri jele: -||-</w:t>
+      </w:r>
+    </w:p>
+    <w:p>
+      <w:pPr>
+        <w:pStyle w:val="Normal"/>
+        <w:numPr>
+          <w:ilvl w:val="0"/>
+          <w:numId w:val="18"/>
+        </w:numPr>
+        <w:tabs>
+          <w:tab w:val="clear" w:pos="709"/>
+          <w:tab w:val="left" w:pos="2370" w:leader="none"/>
+        </w:tabs>
+        <w:bidi w:val="0"/>
+        <w:jc w:val="start"/>
+        <w:rPr>
+          <w:b w:val="false"/>
+          <w:bCs w:val="false"/>
+          <w:position w:val="0"/>
+          <w:sz w:val="24"/>
+          <w:sz w:val="24"/>
+          <w:szCs w:val="24"/>
+          <w:u w:val="none"/>
+          <w:vertAlign w:val="baseline"/>
+          <w:lang w:val="hu-HU"/>
+        </w:rPr>
+      </w:pPr>
+      <w:r>
+        <w:rPr>
+          <w:b w:val="false"/>
+          <w:bCs w:val="false"/>
+          <w:position w:val="0"/>
+          <w:sz w:val="24"/>
+          <w:sz w:val="24"/>
+          <w:szCs w:val="24"/>
+          <w:u w:val="none"/>
+          <w:vertAlign w:val="baseline"/>
           <w:lang w:val="hu-HU"/>
         </w:rPr>
       </w:r>
@@ -11010,7 +11456,7 @@
     <w:pPr>
       <w:widowControl/>
       <w:suppressAutoHyphens w:val="true"/>
-      <w:overflowPunct w:val="false"/>
+      <w:overflowPunct w:val="true"/>
       <w:bidi w:val="0"/>
       <w:spacing w:before="0" w:after="0"/>
       <w:jc w:val="start"/>
@@ -11024,15 +11470,15 @@
       <w:lang w:val="en-US" w:eastAsia="zh-CN" w:bidi="hi-IN"/>
     </w:rPr>
   </w:style>
-  <w:style w:type="character" w:styleId="Bullets">
-    <w:name w:val="Bullets"/>
+  <w:style w:type="character" w:styleId="Bulletsuser">
+    <w:name w:val="Bullets (user)"/>
     <w:qFormat/>
     <w:rPr>
       <w:rFonts w:ascii="OpenSymbol" w:hAnsi="OpenSymbol" w:eastAsia="OpenSymbol" w:cs="OpenSymbol"/>
     </w:rPr>
   </w:style>
-  <w:style w:type="character" w:styleId="Bulletsuser">
-    <w:name w:val="Bullets (user)"/>
+  <w:style w:type="character" w:styleId="Bullets">
+    <w:name w:val="Bullets"/>
     <w:qFormat/>
     <w:rPr>
       <w:rFonts w:ascii="OpenSymbol" w:hAnsi="OpenSymbol" w:eastAsia="OpenSymbol" w:cs="OpenSymbol"/>

--- a/fizika11.docx
+++ b/fizika11.docx
@@ -4149,7 +4149,7 @@
         <w:pStyle w:val="Normal"/>
         <w:widowControl/>
         <w:suppressAutoHyphens w:val="true"/>
-        <w:overflowPunct w:val="true"/>
+        <w:overflowPunct w:val="false"/>
         <w:bidi w:val="0"/>
         <w:spacing w:before="0" w:after="0"/>
         <w:ind w:hanging="0" w:start="0" w:end="0"/>
@@ -8736,9 +8736,161 @@
     <w:p>
       <w:pPr>
         <w:pStyle w:val="Normal"/>
+        <w:tabs>
+          <w:tab w:val="clear" w:pos="709"/>
+          <w:tab w:val="left" w:pos="2370" w:leader="none"/>
+        </w:tabs>
+        <w:bidi w:val="0"/>
+        <w:jc w:val="start"/>
+        <w:rPr>
+          <w:b w:val="false"/>
+          <w:bCs w:val="false"/>
+          <w:position w:val="0"/>
+          <w:sz w:val="24"/>
+          <w:sz w:val="24"/>
+          <w:szCs w:val="24"/>
+          <w:u w:val="none"/>
+          <w:vertAlign w:val="baseline"/>
+          <w:lang w:val="hu-HU"/>
+        </w:rPr>
+      </w:pPr>
+      <w:r>
+        <w:rPr>
+          <w:b w:val="false"/>
+          <w:bCs w:val="false"/>
+          <w:position w:val="0"/>
+          <w:sz w:val="24"/>
+          <w:sz w:val="24"/>
+          <w:szCs w:val="24"/>
+          <w:u w:val="none"/>
+          <w:vertAlign w:val="baseline"/>
+          <w:lang w:val="hu-HU"/>
+        </w:rPr>
+      </w:r>
+    </w:p>
+    <w:p>
+      <w:pPr>
+        <w:pStyle w:val="Normal"/>
+        <w:tabs>
+          <w:tab w:val="clear" w:pos="709"/>
+          <w:tab w:val="left" w:pos="2370" w:leader="none"/>
+        </w:tabs>
+        <w:bidi w:val="0"/>
+        <w:jc w:val="center"/>
+        <w:rPr>
+          <w:b/>
+          <w:bCs/>
+          <w:position w:val="0"/>
+          <w:sz w:val="36"/>
+          <w:sz w:val="36"/>
+          <w:szCs w:val="36"/>
+          <w:u w:val="none"/>
+          <w:vertAlign w:val="baseline"/>
+          <w:lang w:val="hu-HU"/>
+        </w:rPr>
+      </w:pPr>
+      <w:r>
+        <w:rPr>
+          <w:b/>
+          <w:bCs/>
+          <w:position w:val="0"/>
+          <w:sz w:val="36"/>
+          <w:sz w:val="36"/>
+          <w:szCs w:val="36"/>
+          <w:u w:val="none"/>
+          <w:vertAlign w:val="baseline"/>
+          <w:lang w:val="hu-HU"/>
+        </w:rPr>
+        <w:t>Elektromos áram</w:t>
+      </w:r>
+    </w:p>
+    <w:p>
+      <w:pPr>
+        <w:pStyle w:val="Normal"/>
+        <w:tabs>
+          <w:tab w:val="clear" w:pos="709"/>
+          <w:tab w:val="left" w:pos="2370" w:leader="none"/>
+        </w:tabs>
+        <w:bidi w:val="0"/>
+        <w:jc w:val="start"/>
+        <w:rPr>
+          <w:b w:val="false"/>
+          <w:bCs w:val="false"/>
+          <w:position w:val="0"/>
+          <w:sz w:val="24"/>
+          <w:sz w:val="24"/>
+          <w:szCs w:val="24"/>
+          <w:u w:val="none"/>
+          <w:vertAlign w:val="baseline"/>
+          <w:lang w:val="hu-HU"/>
+        </w:rPr>
+      </w:pPr>
+      <w:r>
+        <w:rPr>
+          <w:b w:val="false"/>
+          <w:bCs w:val="false"/>
+          <w:position w:val="0"/>
+          <w:sz w:val="24"/>
+          <w:sz w:val="24"/>
+          <w:szCs w:val="24"/>
+          <w:u w:val="none"/>
+          <w:vertAlign w:val="baseline"/>
+          <w:lang w:val="hu-HU"/>
+        </w:rPr>
+        <w:drawing>
+          <wp:anchor behindDoc="0" distT="0" distB="0" distL="0" distR="0" simplePos="0" locked="0" layoutInCell="0" allowOverlap="1" relativeHeight="9">
+            <wp:simplePos x="0" y="0"/>
+            <wp:positionH relativeFrom="column">
+              <wp:posOffset>4031615</wp:posOffset>
+            </wp:positionH>
+            <wp:positionV relativeFrom="paragraph">
+              <wp:posOffset>104775</wp:posOffset>
+            </wp:positionV>
+            <wp:extent cx="2304415" cy="1790065"/>
+            <wp:effectExtent l="0" t="0" r="0" b="0"/>
+            <wp:wrapSquare wrapText="largest"/>
+            <wp:docPr id="8" name="Image8" descr="" title=""/>
+            <wp:cNvGraphicFramePr>
+              <a:graphicFrameLocks xmlns:a="http://schemas.openxmlformats.org/drawingml/2006/main" noChangeAspect="1"/>
+            </wp:cNvGraphicFramePr>
+            <a:graphic xmlns:a="http://schemas.openxmlformats.org/drawingml/2006/main">
+              <a:graphicData uri="http://schemas.openxmlformats.org/drawingml/2006/picture">
+                <pic:pic xmlns:pic="http://schemas.openxmlformats.org/drawingml/2006/picture">
+                  <pic:nvPicPr>
+                    <pic:cNvPr id="8" name="Image8" descr="" title=""/>
+                    <pic:cNvPicPr>
+                      <a:picLocks noChangeAspect="1" noChangeArrowheads="1"/>
+                    </pic:cNvPicPr>
+                  </pic:nvPicPr>
+                  <pic:blipFill>
+                    <a:blip r:embed="rId9"/>
+                    <a:stretch>
+                      <a:fillRect/>
+                    </a:stretch>
+                  </pic:blipFill>
+                  <pic:spPr bwMode="auto">
+                    <a:xfrm>
+                      <a:off x="0" y="0"/>
+                      <a:ext cx="2304415" cy="1790065"/>
+                    </a:xfrm>
+                    <a:prstGeom prst="rect">
+                      <a:avLst/>
+                    </a:prstGeom>
+                    <a:noFill/>
+                  </pic:spPr>
+                </pic:pic>
+              </a:graphicData>
+            </a:graphic>
+          </wp:anchor>
+        </w:drawing>
+      </w:r>
+    </w:p>
+    <w:p>
+      <w:pPr>
+        <w:pStyle w:val="Normal"/>
         <w:numPr>
           <w:ilvl w:val="0"/>
-          <w:numId w:val="18"/>
+          <w:numId w:val="19"/>
         </w:numPr>
         <w:tabs>
           <w:tab w:val="clear" w:pos="709"/>
@@ -8749,25 +8901,98 @@
         <w:rPr>
           <w:b w:val="false"/>
           <w:bCs w:val="false"/>
-          <w:position w:val="0"/>
-          <w:sz w:val="24"/>
-          <w:sz w:val="24"/>
-          <w:szCs w:val="24"/>
-          <w:u w:val="none"/>
-          <w:vertAlign w:val="baseline"/>
-          <w:lang w:val="hu-HU"/>
-        </w:rPr>
-      </w:pPr>
-      <w:r>
-        <w:rPr>
-          <w:b w:val="false"/>
-          <w:bCs w:val="false"/>
-          <w:position w:val="0"/>
-          <w:sz w:val="24"/>
-          <w:sz w:val="24"/>
-          <w:szCs w:val="24"/>
-          <w:u w:val="none"/>
-          <w:vertAlign w:val="baseline"/>
+          <w:sz w:val="24"/>
+          <w:szCs w:val="24"/>
+          <w:u w:val="none"/>
+          <w:lang w:val="hu-HU"/>
+        </w:rPr>
+      </w:pPr>
+      <w:r>
+        <w:rPr>
+          <w:b w:val="false"/>
+          <w:bCs w:val="false"/>
+          <w:sz w:val="24"/>
+          <w:szCs w:val="24"/>
+          <w:u w:val="none"/>
+          <w:lang w:val="hu-HU"/>
+        </w:rPr>
+        <w:t xml:space="preserve"> </w:t>
+      </w:r>
+      <w:r>
+        <w:rPr>
+          <w:b w:val="false"/>
+          <w:bCs w:val="false"/>
+          <w:sz w:val="24"/>
+          <w:szCs w:val="24"/>
+          <w:u w:val="none"/>
+          <w:lang w:val="hu-HU"/>
+        </w:rPr>
+        <w:t>Az elektromos töltéshordozók meghatározott irányú rendezett mozgását elektromos áramnak nevezzük.</w:t>
+      </w:r>
+    </w:p>
+    <w:p>
+      <w:pPr>
+        <w:pStyle w:val="Normal"/>
+        <w:numPr>
+          <w:ilvl w:val="0"/>
+          <w:numId w:val="19"/>
+        </w:numPr>
+        <w:tabs>
+          <w:tab w:val="clear" w:pos="709"/>
+          <w:tab w:val="left" w:pos="2370" w:leader="none"/>
+        </w:tabs>
+        <w:bidi w:val="0"/>
+        <w:jc w:val="start"/>
+        <w:rPr>
+          <w:b w:val="false"/>
+          <w:bCs w:val="false"/>
+          <w:sz w:val="24"/>
+          <w:szCs w:val="24"/>
+          <w:u w:val="none"/>
+          <w:lang w:val="hu-HU"/>
+        </w:rPr>
+      </w:pPr>
+      <w:r>
+        <w:rPr>
+          <w:b w:val="false"/>
+          <w:bCs w:val="false"/>
+          <w:sz w:val="24"/>
+          <w:szCs w:val="24"/>
+          <w:u w:val="none"/>
+          <w:lang w:val="hu-HU"/>
+        </w:rPr>
+        <w:t>Az elektromos áramot az áramerősség jellemzi. Megmutatja, hogy egységnyi idő alatt mennyi elektromos töltés heled keresztül a vezető keresztmetszetén.</w:t>
+      </w:r>
+    </w:p>
+    <w:p>
+      <w:pPr>
+        <w:pStyle w:val="Normal"/>
+        <w:numPr>
+          <w:ilvl w:val="0"/>
+          <w:numId w:val="19"/>
+        </w:numPr>
+        <w:tabs>
+          <w:tab w:val="clear" w:pos="709"/>
+          <w:tab w:val="left" w:pos="2370" w:leader="none"/>
+        </w:tabs>
+        <w:bidi w:val="0"/>
+        <w:jc w:val="start"/>
+        <w:rPr>
+          <w:b w:val="false"/>
+          <w:bCs w:val="false"/>
+          <w:sz w:val="24"/>
+          <w:szCs w:val="24"/>
+          <w:u w:val="none"/>
+          <w:lang w:val="hu-HU"/>
+        </w:rPr>
+      </w:pPr>
+      <w:r>
+        <w:rPr>
+          <w:b w:val="false"/>
+          <w:bCs w:val="false"/>
+          <w:sz w:val="24"/>
+          <w:szCs w:val="24"/>
+          <w:u w:val="none"/>
           <w:lang w:val="hu-HU"/>
         </w:rPr>
       </w:r>
@@ -11254,6 +11479,143 @@
     </w:lvl>
   </w:abstractNum>
   <w:abstractNum w:abstractNumId="19">
+    <w:lvl w:ilvl="0">
+      <w:start w:val="1"/>
+      <w:numFmt w:val="bullet"/>
+      <w:lvlText w:val=""/>
+      <w:lvlJc w:val="start"/>
+      <w:pPr>
+        <w:tabs>
+          <w:tab w:val="num" w:pos="720"/>
+        </w:tabs>
+        <w:ind w:start="720" w:hanging="360"/>
+      </w:pPr>
+      <w:rPr>
+        <w:rFonts w:ascii="Symbol" w:hAnsi="Symbol" w:cs="Symbol" w:hint="default"/>
+      </w:rPr>
+    </w:lvl>
+    <w:lvl w:ilvl="1">
+      <w:start w:val="1"/>
+      <w:numFmt w:val="bullet"/>
+      <w:lvlText w:val=""/>
+      <w:lvlJc w:val="start"/>
+      <w:pPr>
+        <w:tabs>
+          <w:tab w:val="num" w:pos="1080"/>
+        </w:tabs>
+        <w:ind w:start="1080" w:hanging="360"/>
+      </w:pPr>
+      <w:rPr>
+        <w:rFonts w:ascii="Symbol" w:hAnsi="Symbol" w:cs="Symbol" w:hint="default"/>
+      </w:rPr>
+    </w:lvl>
+    <w:lvl w:ilvl="2">
+      <w:start w:val="1"/>
+      <w:numFmt w:val="bullet"/>
+      <w:lvlText w:val=""/>
+      <w:lvlJc w:val="start"/>
+      <w:pPr>
+        <w:tabs>
+          <w:tab w:val="num" w:pos="1440"/>
+        </w:tabs>
+        <w:ind w:start="1440" w:hanging="360"/>
+      </w:pPr>
+      <w:rPr>
+        <w:rFonts w:ascii="Symbol" w:hAnsi="Symbol" w:cs="Symbol" w:hint="default"/>
+      </w:rPr>
+    </w:lvl>
+    <w:lvl w:ilvl="3">
+      <w:start w:val="1"/>
+      <w:numFmt w:val="bullet"/>
+      <w:lvlText w:val=""/>
+      <w:lvlJc w:val="start"/>
+      <w:pPr>
+        <w:tabs>
+          <w:tab w:val="num" w:pos="1800"/>
+        </w:tabs>
+        <w:ind w:start="1800" w:hanging="360"/>
+      </w:pPr>
+      <w:rPr>
+        <w:rFonts w:ascii="Symbol" w:hAnsi="Symbol" w:cs="Symbol" w:hint="default"/>
+      </w:rPr>
+    </w:lvl>
+    <w:lvl w:ilvl="4">
+      <w:start w:val="1"/>
+      <w:numFmt w:val="bullet"/>
+      <w:lvlText w:val=""/>
+      <w:lvlJc w:val="start"/>
+      <w:pPr>
+        <w:tabs>
+          <w:tab w:val="num" w:pos="2160"/>
+        </w:tabs>
+        <w:ind w:start="2160" w:hanging="360"/>
+      </w:pPr>
+      <w:rPr>
+        <w:rFonts w:ascii="Symbol" w:hAnsi="Symbol" w:cs="Symbol" w:hint="default"/>
+      </w:rPr>
+    </w:lvl>
+    <w:lvl w:ilvl="5">
+      <w:start w:val="1"/>
+      <w:numFmt w:val="bullet"/>
+      <w:lvlText w:val=""/>
+      <w:lvlJc w:val="start"/>
+      <w:pPr>
+        <w:tabs>
+          <w:tab w:val="num" w:pos="2520"/>
+        </w:tabs>
+        <w:ind w:start="2520" w:hanging="360"/>
+      </w:pPr>
+      <w:rPr>
+        <w:rFonts w:ascii="Symbol" w:hAnsi="Symbol" w:cs="Symbol" w:hint="default"/>
+      </w:rPr>
+    </w:lvl>
+    <w:lvl w:ilvl="6">
+      <w:start w:val="1"/>
+      <w:numFmt w:val="bullet"/>
+      <w:lvlText w:val=""/>
+      <w:lvlJc w:val="start"/>
+      <w:pPr>
+        <w:tabs>
+          <w:tab w:val="num" w:pos="2880"/>
+        </w:tabs>
+        <w:ind w:start="2880" w:hanging="360"/>
+      </w:pPr>
+      <w:rPr>
+        <w:rFonts w:ascii="Symbol" w:hAnsi="Symbol" w:cs="Symbol" w:hint="default"/>
+      </w:rPr>
+    </w:lvl>
+    <w:lvl w:ilvl="7">
+      <w:start w:val="1"/>
+      <w:numFmt w:val="bullet"/>
+      <w:lvlText w:val=""/>
+      <w:lvlJc w:val="start"/>
+      <w:pPr>
+        <w:tabs>
+          <w:tab w:val="num" w:pos="3240"/>
+        </w:tabs>
+        <w:ind w:start="3240" w:hanging="360"/>
+      </w:pPr>
+      <w:rPr>
+        <w:rFonts w:ascii="Symbol" w:hAnsi="Symbol" w:cs="Symbol" w:hint="default"/>
+      </w:rPr>
+    </w:lvl>
+    <w:lvl w:ilvl="8">
+      <w:start w:val="1"/>
+      <w:numFmt w:val="bullet"/>
+      <w:lvlText w:val=""/>
+      <w:lvlJc w:val="start"/>
+      <w:pPr>
+        <w:tabs>
+          <w:tab w:val="num" w:pos="3600"/>
+        </w:tabs>
+        <w:ind w:start="3600" w:hanging="360"/>
+      </w:pPr>
+      <w:rPr>
+        <w:rFonts w:ascii="Symbol" w:hAnsi="Symbol" w:cs="Symbol" w:hint="default"/>
+      </w:rPr>
+    </w:lvl>
+  </w:abstractNum>
+  <w:abstractNum w:abstractNumId="20">
     <w:lvl w:ilvl="0">
       <w:start w:val="1"/>
       <w:numFmt w:val="none"/>
@@ -11429,6 +11791,9 @@
   <w:num w:numId="19">
     <w:abstractNumId w:val="19"/>
   </w:num>
+  <w:num w:numId="20">
+    <w:abstractNumId w:val="20"/>
+  </w:num>
 </w:numbering>
 </file>
 
@@ -11456,7 +11821,7 @@
     <w:pPr>
       <w:widowControl/>
       <w:suppressAutoHyphens w:val="true"/>
-      <w:overflowPunct w:val="true"/>
+      <w:overflowPunct w:val="false"/>
       <w:bidi w:val="0"/>
       <w:spacing w:before="0" w:after="0"/>
       <w:jc w:val="start"/>
@@ -11470,15 +11835,15 @@
       <w:lang w:val="en-US" w:eastAsia="zh-CN" w:bidi="hi-IN"/>
     </w:rPr>
   </w:style>
-  <w:style w:type="character" w:styleId="Bulletsuser">
-    <w:name w:val="Bullets (user)"/>
+  <w:style w:type="character" w:styleId="Bullets">
+    <w:name w:val="Bullets"/>
     <w:qFormat/>
     <w:rPr>
       <w:rFonts w:ascii="OpenSymbol" w:hAnsi="OpenSymbol" w:eastAsia="OpenSymbol" w:cs="OpenSymbol"/>
     </w:rPr>
   </w:style>
-  <w:style w:type="character" w:styleId="Bullets">
-    <w:name w:val="Bullets"/>
+  <w:style w:type="character" w:styleId="Bulletsuser">
+    <w:name w:val="Bullets (user)"/>
     <w:qFormat/>
     <w:rPr>
       <w:rFonts w:ascii="OpenSymbol" w:hAnsi="OpenSymbol" w:eastAsia="OpenSymbol" w:cs="OpenSymbol"/>

--- a/fizika11.docx
+++ b/fizika11.docx
@@ -8801,50 +8801,14 @@
           <w:vertAlign w:val="baseline"/>
           <w:lang w:val="hu-HU"/>
         </w:rPr>
-        <w:t>Elektromos áram</w:t>
-      </w:r>
-    </w:p>
-    <w:p>
-      <w:pPr>
-        <w:pStyle w:val="Normal"/>
-        <w:tabs>
-          <w:tab w:val="clear" w:pos="709"/>
-          <w:tab w:val="left" w:pos="2370" w:leader="none"/>
-        </w:tabs>
-        <w:bidi w:val="0"/>
-        <w:jc w:val="start"/>
-        <w:rPr>
-          <w:b w:val="false"/>
-          <w:bCs w:val="false"/>
-          <w:position w:val="0"/>
-          <w:sz w:val="24"/>
-          <w:sz w:val="24"/>
-          <w:szCs w:val="24"/>
-          <w:u w:val="none"/>
-          <w:vertAlign w:val="baseline"/>
-          <w:lang w:val="hu-HU"/>
-        </w:rPr>
-      </w:pPr>
-      <w:r>
-        <w:rPr>
-          <w:b w:val="false"/>
-          <w:bCs w:val="false"/>
-          <w:position w:val="0"/>
-          <w:sz w:val="24"/>
-          <w:sz w:val="24"/>
-          <w:szCs w:val="24"/>
-          <w:u w:val="none"/>
-          <w:vertAlign w:val="baseline"/>
-          <w:lang w:val="hu-HU"/>
-        </w:rPr>
         <w:drawing>
           <wp:anchor behindDoc="0" distT="0" distB="0" distL="0" distR="0" simplePos="0" locked="0" layoutInCell="0" allowOverlap="1" relativeHeight="9">
             <wp:simplePos x="0" y="0"/>
             <wp:positionH relativeFrom="column">
-              <wp:posOffset>4031615</wp:posOffset>
+              <wp:posOffset>4403090</wp:posOffset>
             </wp:positionH>
             <wp:positionV relativeFrom="paragraph">
-              <wp:posOffset>104775</wp:posOffset>
+              <wp:posOffset>55880</wp:posOffset>
             </wp:positionV>
             <wp:extent cx="2304415" cy="1790065"/>
             <wp:effectExtent l="0" t="0" r="0" b="0"/>
@@ -8884,6 +8848,55 @@
           </wp:anchor>
         </w:drawing>
       </w:r>
+      <w:r>
+        <w:rPr>
+          <w:b/>
+          <w:bCs/>
+          <w:position w:val="0"/>
+          <w:sz w:val="36"/>
+          <w:sz w:val="36"/>
+          <w:szCs w:val="36"/>
+          <w:u w:val="none"/>
+          <w:vertAlign w:val="baseline"/>
+          <w:lang w:val="hu-HU"/>
+        </w:rPr>
+        <w:t>Elektromos áram</w:t>
+      </w:r>
+    </w:p>
+    <w:p>
+      <w:pPr>
+        <w:pStyle w:val="Normal"/>
+        <w:tabs>
+          <w:tab w:val="clear" w:pos="709"/>
+          <w:tab w:val="left" w:pos="2370" w:leader="none"/>
+        </w:tabs>
+        <w:bidi w:val="0"/>
+        <w:jc w:val="start"/>
+        <w:rPr>
+          <w:b w:val="false"/>
+          <w:bCs w:val="false"/>
+          <w:position w:val="0"/>
+          <w:sz w:val="24"/>
+          <w:sz w:val="24"/>
+          <w:szCs w:val="24"/>
+          <w:u w:val="none"/>
+          <w:vertAlign w:val="baseline"/>
+          <w:lang w:val="hu-HU"/>
+        </w:rPr>
+      </w:pPr>
+      <w:r>
+        <w:rPr>
+          <w:b w:val="false"/>
+          <w:bCs w:val="false"/>
+          <w:position w:val="0"/>
+          <w:sz w:val="24"/>
+          <w:sz w:val="24"/>
+          <w:szCs w:val="24"/>
+          <w:u w:val="none"/>
+          <w:vertAlign w:val="baseline"/>
+          <w:lang w:val="hu-HU"/>
+        </w:rPr>
+      </w:r>
     </w:p>
     <w:p>
       <w:pPr>
@@ -8961,7 +8974,7 @@
           <w:u w:val="none"/>
           <w:lang w:val="hu-HU"/>
         </w:rPr>
-        <w:t>Az elektromos áramot az áramerősség jellemzi. Megmutatja, hogy egységnyi idő alatt mennyi elektromos töltés heled keresztül a vezető keresztmetszetén.</w:t>
+        <w:t>Az elektromos áramot az áramerősség jellemzi. Megmutatja, hogy egységnyi idő alatt mennyi elektromos töltés halad keresztül a vezető keresztmetszetén.</w:t>
       </w:r>
     </w:p>
     <w:p>
@@ -8971,6 +8984,545 @@
           <w:ilvl w:val="0"/>
           <w:numId w:val="19"/>
         </w:numPr>
+        <w:tabs>
+          <w:tab w:val="clear" w:pos="709"/>
+          <w:tab w:val="left" w:pos="2370" w:leader="none"/>
+        </w:tabs>
+        <w:bidi w:val="0"/>
+        <w:jc w:val="start"/>
+        <w:rPr>
+          <w:b w:val="false"/>
+          <w:bCs w:val="false"/>
+          <w:sz w:val="24"/>
+          <w:szCs w:val="24"/>
+          <w:u w:val="none"/>
+          <w:lang w:val="hu-HU"/>
+        </w:rPr>
+      </w:pPr>
+      <w:r>
+        <w:rPr>
+          <w:b w:val="false"/>
+          <w:bCs w:val="false"/>
+          <w:sz w:val="24"/>
+          <w:szCs w:val="24"/>
+          <w:u w:val="none"/>
+          <w:lang w:val="hu-HU"/>
+        </w:rPr>
+        <w:t>Jele: I; Képlete: I = Q/t</w:t>
+      </w:r>
+    </w:p>
+    <w:p>
+      <w:pPr>
+        <w:pStyle w:val="Normal"/>
+        <w:numPr>
+          <w:ilvl w:val="0"/>
+          <w:numId w:val="19"/>
+        </w:numPr>
+        <w:tabs>
+          <w:tab w:val="clear" w:pos="709"/>
+          <w:tab w:val="left" w:pos="2370" w:leader="none"/>
+        </w:tabs>
+        <w:bidi w:val="0"/>
+        <w:jc w:val="start"/>
+        <w:rPr>
+          <w:b w:val="false"/>
+          <w:bCs w:val="false"/>
+          <w:sz w:val="24"/>
+          <w:szCs w:val="24"/>
+          <w:u w:val="none"/>
+          <w:lang w:val="hu-HU"/>
+        </w:rPr>
+      </w:pPr>
+      <w:r>
+        <w:rPr>
+          <w:b w:val="false"/>
+          <w:bCs w:val="false"/>
+          <w:sz w:val="24"/>
+          <w:szCs w:val="24"/>
+          <w:u w:val="none"/>
+          <w:lang w:val="hu-HU"/>
+        </w:rPr>
+        <w:t>Mértékegysége: 1 (C/s) = 1A (Amper)</w:t>
+      </w:r>
+    </w:p>
+    <w:p>
+      <w:pPr>
+        <w:pStyle w:val="Normal"/>
+        <w:numPr>
+          <w:ilvl w:val="0"/>
+          <w:numId w:val="19"/>
+        </w:numPr>
+        <w:tabs>
+          <w:tab w:val="clear" w:pos="709"/>
+          <w:tab w:val="left" w:pos="2370" w:leader="none"/>
+        </w:tabs>
+        <w:bidi w:val="0"/>
+        <w:jc w:val="start"/>
+        <w:rPr>
+          <w:b w:val="false"/>
+          <w:bCs w:val="false"/>
+          <w:sz w:val="24"/>
+          <w:szCs w:val="24"/>
+          <w:u w:val="none"/>
+          <w:lang w:val="hu-HU"/>
+        </w:rPr>
+      </w:pPr>
+      <w:r>
+        <w:rPr>
+          <w:b w:val="false"/>
+          <w:bCs w:val="false"/>
+          <w:sz w:val="24"/>
+          <w:szCs w:val="24"/>
+          <w:u w:val="none"/>
+          <w:lang w:val="hu-HU"/>
+        </w:rPr>
+        <w:t>Az áramerősséget amperővel mérjük (méréshatár)</w:t>
+      </w:r>
+    </w:p>
+    <w:p>
+      <w:pPr>
+        <w:pStyle w:val="Normal"/>
+        <w:numPr>
+          <w:ilvl w:val="0"/>
+          <w:numId w:val="19"/>
+        </w:numPr>
+        <w:tabs>
+          <w:tab w:val="clear" w:pos="709"/>
+          <w:tab w:val="left" w:pos="2370" w:leader="none"/>
+        </w:tabs>
+        <w:bidi w:val="0"/>
+        <w:jc w:val="start"/>
+        <w:rPr>
+          <w:b w:val="false"/>
+          <w:bCs w:val="false"/>
+          <w:sz w:val="24"/>
+          <w:szCs w:val="24"/>
+          <w:u w:val="none"/>
+          <w:lang w:val="hu-HU"/>
+        </w:rPr>
+      </w:pPr>
+      <w:r>
+        <w:rPr>
+          <w:b w:val="false"/>
+          <w:bCs w:val="false"/>
+          <w:sz w:val="24"/>
+          <w:szCs w:val="24"/>
+          <w:u w:val="none"/>
+          <w:lang w:val="hu-HU"/>
+        </w:rPr>
+        <w:t>Ha az áram erőssége nem változik, akkor egyenáramról beszálünk, ha változik akkor váltakozó áramról.</w:t>
+      </w:r>
+    </w:p>
+    <w:p>
+      <w:pPr>
+        <w:pStyle w:val="Normal"/>
+        <w:numPr>
+          <w:ilvl w:val="0"/>
+          <w:numId w:val="19"/>
+        </w:numPr>
+        <w:tabs>
+          <w:tab w:val="clear" w:pos="709"/>
+          <w:tab w:val="left" w:pos="2370" w:leader="none"/>
+        </w:tabs>
+        <w:bidi w:val="0"/>
+        <w:jc w:val="start"/>
+        <w:rPr>
+          <w:b w:val="false"/>
+          <w:bCs w:val="false"/>
+          <w:sz w:val="24"/>
+          <w:szCs w:val="24"/>
+          <w:u w:val="none"/>
+          <w:lang w:val="hu-HU"/>
+        </w:rPr>
+      </w:pPr>
+      <w:r>
+        <w:rPr>
+          <w:b w:val="false"/>
+          <w:bCs w:val="false"/>
+          <w:sz w:val="24"/>
+          <w:szCs w:val="24"/>
+          <w:u w:val="none"/>
+          <w:lang w:val="hu-HU"/>
+        </w:rPr>
+        <w:drawing>
+          <wp:anchor behindDoc="0" distT="0" distB="0" distL="0" distR="0" simplePos="0" locked="0" layoutInCell="0" allowOverlap="1" relativeHeight="10">
+            <wp:simplePos x="0" y="0"/>
+            <wp:positionH relativeFrom="column">
+              <wp:posOffset>4413885</wp:posOffset>
+            </wp:positionH>
+            <wp:positionV relativeFrom="paragraph">
+              <wp:posOffset>52070</wp:posOffset>
+            </wp:positionV>
+            <wp:extent cx="2271395" cy="2627630"/>
+            <wp:effectExtent l="0" t="0" r="0" b="0"/>
+            <wp:wrapSquare wrapText="largest"/>
+            <wp:docPr id="9" name="Image9" descr="" title=""/>
+            <wp:cNvGraphicFramePr>
+              <a:graphicFrameLocks xmlns:a="http://schemas.openxmlformats.org/drawingml/2006/main" noChangeAspect="1"/>
+            </wp:cNvGraphicFramePr>
+            <a:graphic xmlns:a="http://schemas.openxmlformats.org/drawingml/2006/main">
+              <a:graphicData uri="http://schemas.openxmlformats.org/drawingml/2006/picture">
+                <pic:pic xmlns:pic="http://schemas.openxmlformats.org/drawingml/2006/picture">
+                  <pic:nvPicPr>
+                    <pic:cNvPr id="9" name="Image9" descr="" title=""/>
+                    <pic:cNvPicPr>
+                      <a:picLocks noChangeAspect="1" noChangeArrowheads="1"/>
+                    </pic:cNvPicPr>
+                  </pic:nvPicPr>
+                  <pic:blipFill>
+                    <a:blip r:embed="rId10"/>
+                    <a:stretch>
+                      <a:fillRect/>
+                    </a:stretch>
+                  </pic:blipFill>
+                  <pic:spPr bwMode="auto">
+                    <a:xfrm>
+                      <a:off x="0" y="0"/>
+                      <a:ext cx="2271395" cy="2627630"/>
+                    </a:xfrm>
+                    <a:prstGeom prst="rect">
+                      <a:avLst/>
+                    </a:prstGeom>
+                    <a:noFill/>
+                  </pic:spPr>
+                </pic:pic>
+              </a:graphicData>
+            </a:graphic>
+          </wp:anchor>
+        </w:drawing>
+      </w:r>
+      <w:r>
+        <w:rPr>
+          <w:b w:val="false"/>
+          <w:bCs w:val="false"/>
+          <w:sz w:val="24"/>
+          <w:szCs w:val="24"/>
+          <w:u w:val="none"/>
+          <w:lang w:val="hu-HU"/>
+        </w:rPr>
+        <w:t>A fémeken a töltéshordozók az elektronok</w:t>
+      </w:r>
+    </w:p>
+    <w:p>
+      <w:pPr>
+        <w:pStyle w:val="Normal"/>
+        <w:numPr>
+          <w:ilvl w:val="0"/>
+          <w:numId w:val="19"/>
+        </w:numPr>
+        <w:tabs>
+          <w:tab w:val="clear" w:pos="709"/>
+          <w:tab w:val="left" w:pos="2370" w:leader="none"/>
+        </w:tabs>
+        <w:bidi w:val="0"/>
+        <w:jc w:val="start"/>
+        <w:rPr>
+          <w:b w:val="false"/>
+          <w:bCs w:val="false"/>
+          <w:sz w:val="24"/>
+          <w:szCs w:val="24"/>
+          <w:u w:val="none"/>
+          <w:lang w:val="hu-HU"/>
+        </w:rPr>
+      </w:pPr>
+      <w:r>
+        <w:rPr>
+          <w:b w:val="false"/>
+          <w:bCs w:val="false"/>
+          <w:sz w:val="24"/>
+          <w:szCs w:val="24"/>
+          <w:u w:val="none"/>
+          <w:lang w:val="hu-HU"/>
+        </w:rPr>
+        <w:t>Az elektronok csak feszültség hatására tudnak mozogni. A feszültséget az áramforrás szolgáltatja. (szebtelep, akkumulátor, hálózati áramforrás)</w:t>
+      </w:r>
+    </w:p>
+    <w:p>
+      <w:pPr>
+        <w:pStyle w:val="Normal"/>
+        <w:numPr>
+          <w:ilvl w:val="0"/>
+          <w:numId w:val="19"/>
+        </w:numPr>
+        <w:tabs>
+          <w:tab w:val="clear" w:pos="709"/>
+          <w:tab w:val="left" w:pos="2370" w:leader="none"/>
+        </w:tabs>
+        <w:bidi w:val="0"/>
+        <w:jc w:val="start"/>
+        <w:rPr>
+          <w:b w:val="false"/>
+          <w:bCs w:val="false"/>
+          <w:sz w:val="24"/>
+          <w:szCs w:val="24"/>
+          <w:u w:val="none"/>
+          <w:lang w:val="hu-HU"/>
+        </w:rPr>
+      </w:pPr>
+      <w:r>
+        <w:rPr>
+          <w:b w:val="false"/>
+          <w:bCs w:val="false"/>
+          <w:sz w:val="24"/>
+          <w:szCs w:val="24"/>
+          <w:u w:val="none"/>
+          <w:lang w:val="hu-HU"/>
+        </w:rPr>
+        <w:t>Áram csak zárt áramkörökben folyik. Az áram iránya megeggyezik a pozitív töltéshordozók irányával!</w:t>
+      </w:r>
+    </w:p>
+    <w:p>
+      <w:pPr>
+        <w:pStyle w:val="Normal"/>
+        <w:tabs>
+          <w:tab w:val="clear" w:pos="709"/>
+          <w:tab w:val="left" w:pos="2370" w:leader="none"/>
+        </w:tabs>
+        <w:bidi w:val="0"/>
+        <w:jc w:val="start"/>
+        <w:rPr>
+          <w:b w:val="false"/>
+          <w:bCs w:val="false"/>
+          <w:sz w:val="24"/>
+          <w:szCs w:val="24"/>
+          <w:u w:val="none"/>
+          <w:lang w:val="hu-HU"/>
+        </w:rPr>
+      </w:pPr>
+      <w:r>
+        <w:rPr>
+          <w:b w:val="false"/>
+          <w:bCs w:val="false"/>
+          <w:sz w:val="24"/>
+          <w:szCs w:val="24"/>
+          <w:u w:val="none"/>
+          <w:lang w:val="hu-HU"/>
+        </w:rPr>
+        <w:drawing>
+          <wp:anchor behindDoc="0" distT="0" distB="0" distL="0" distR="0" simplePos="0" locked="0" layoutInCell="0" allowOverlap="1" relativeHeight="11">
+            <wp:simplePos x="0" y="0"/>
+            <wp:positionH relativeFrom="column">
+              <wp:posOffset>647065</wp:posOffset>
+            </wp:positionH>
+            <wp:positionV relativeFrom="paragraph">
+              <wp:posOffset>128270</wp:posOffset>
+            </wp:positionV>
+            <wp:extent cx="1873885" cy="1243965"/>
+            <wp:effectExtent l="0" t="0" r="0" b="0"/>
+            <wp:wrapSquare wrapText="largest"/>
+            <wp:docPr id="10" name="Image10" descr="" title=""/>
+            <wp:cNvGraphicFramePr>
+              <a:graphicFrameLocks xmlns:a="http://schemas.openxmlformats.org/drawingml/2006/main" noChangeAspect="1"/>
+            </wp:cNvGraphicFramePr>
+            <a:graphic xmlns:a="http://schemas.openxmlformats.org/drawingml/2006/main">
+              <a:graphicData uri="http://schemas.openxmlformats.org/drawingml/2006/picture">
+                <pic:pic xmlns:pic="http://schemas.openxmlformats.org/drawingml/2006/picture">
+                  <pic:nvPicPr>
+                    <pic:cNvPr id="10" name="Image10" descr="" title=""/>
+                    <pic:cNvPicPr>
+                      <a:picLocks noChangeAspect="1" noChangeArrowheads="1"/>
+                    </pic:cNvPicPr>
+                  </pic:nvPicPr>
+                  <pic:blipFill>
+                    <a:blip r:embed="rId11"/>
+                    <a:stretch>
+                      <a:fillRect/>
+                    </a:stretch>
+                  </pic:blipFill>
+                  <pic:spPr bwMode="auto">
+                    <a:xfrm>
+                      <a:off x="0" y="0"/>
+                      <a:ext cx="1873885" cy="1243965"/>
+                    </a:xfrm>
+                    <a:prstGeom prst="rect">
+                      <a:avLst/>
+                    </a:prstGeom>
+                    <a:noFill/>
+                  </pic:spPr>
+                </pic:pic>
+              </a:graphicData>
+            </a:graphic>
+          </wp:anchor>
+        </w:drawing>
+      </w:r>
+    </w:p>
+    <w:p>
+      <w:pPr>
+        <w:pStyle w:val="Normal"/>
+        <w:tabs>
+          <w:tab w:val="clear" w:pos="709"/>
+          <w:tab w:val="left" w:pos="2370" w:leader="none"/>
+        </w:tabs>
+        <w:bidi w:val="0"/>
+        <w:jc w:val="start"/>
+        <w:rPr>
+          <w:b w:val="false"/>
+          <w:bCs w:val="false"/>
+          <w:sz w:val="24"/>
+          <w:szCs w:val="24"/>
+          <w:u w:val="none"/>
+          <w:lang w:val="hu-HU"/>
+        </w:rPr>
+      </w:pPr>
+      <w:r>
+        <w:rPr>
+          <w:b w:val="false"/>
+          <w:bCs w:val="false"/>
+          <w:sz w:val="24"/>
+          <w:szCs w:val="24"/>
+          <w:u w:val="none"/>
+          <w:lang w:val="hu-HU"/>
+        </w:rPr>
+      </w:r>
+    </w:p>
+    <w:p>
+      <w:pPr>
+        <w:pStyle w:val="Normal"/>
+        <w:tabs>
+          <w:tab w:val="clear" w:pos="709"/>
+          <w:tab w:val="left" w:pos="2370" w:leader="none"/>
+        </w:tabs>
+        <w:bidi w:val="0"/>
+        <w:jc w:val="start"/>
+        <w:rPr>
+          <w:b w:val="false"/>
+          <w:bCs w:val="false"/>
+          <w:sz w:val="24"/>
+          <w:szCs w:val="24"/>
+          <w:u w:val="none"/>
+          <w:lang w:val="hu-HU"/>
+        </w:rPr>
+      </w:pPr>
+      <w:r>
+        <w:rPr>
+          <w:b w:val="false"/>
+          <w:bCs w:val="false"/>
+          <w:sz w:val="24"/>
+          <w:szCs w:val="24"/>
+          <w:u w:val="none"/>
+          <w:lang w:val="hu-HU"/>
+        </w:rPr>
+      </w:r>
+    </w:p>
+    <w:p>
+      <w:pPr>
+        <w:pStyle w:val="Normal"/>
+        <w:tabs>
+          <w:tab w:val="clear" w:pos="709"/>
+          <w:tab w:val="left" w:pos="2370" w:leader="none"/>
+        </w:tabs>
+        <w:bidi w:val="0"/>
+        <w:jc w:val="start"/>
+        <w:rPr>
+          <w:b w:val="false"/>
+          <w:bCs w:val="false"/>
+          <w:sz w:val="24"/>
+          <w:szCs w:val="24"/>
+          <w:u w:val="none"/>
+          <w:lang w:val="hu-HU"/>
+        </w:rPr>
+      </w:pPr>
+      <w:r>
+        <w:rPr>
+          <w:b w:val="false"/>
+          <w:bCs w:val="false"/>
+          <w:sz w:val="24"/>
+          <w:szCs w:val="24"/>
+          <w:u w:val="none"/>
+          <w:lang w:val="hu-HU"/>
+        </w:rPr>
+      </w:r>
+    </w:p>
+    <w:p>
+      <w:pPr>
+        <w:pStyle w:val="Normal"/>
+        <w:tabs>
+          <w:tab w:val="clear" w:pos="709"/>
+          <w:tab w:val="left" w:pos="2370" w:leader="none"/>
+        </w:tabs>
+        <w:bidi w:val="0"/>
+        <w:jc w:val="start"/>
+        <w:rPr>
+          <w:b w:val="false"/>
+          <w:bCs w:val="false"/>
+          <w:sz w:val="24"/>
+          <w:szCs w:val="24"/>
+          <w:u w:val="none"/>
+          <w:lang w:val="hu-HU"/>
+        </w:rPr>
+      </w:pPr>
+      <w:r>
+        <w:rPr>
+          <w:b w:val="false"/>
+          <w:bCs w:val="false"/>
+          <w:sz w:val="24"/>
+          <w:szCs w:val="24"/>
+          <w:u w:val="none"/>
+          <w:lang w:val="hu-HU"/>
+        </w:rPr>
+      </w:r>
+    </w:p>
+    <w:p>
+      <w:pPr>
+        <w:pStyle w:val="Normal"/>
+        <w:tabs>
+          <w:tab w:val="clear" w:pos="709"/>
+          <w:tab w:val="left" w:pos="2370" w:leader="none"/>
+        </w:tabs>
+        <w:bidi w:val="0"/>
+        <w:jc w:val="start"/>
+        <w:rPr>
+          <w:b w:val="false"/>
+          <w:bCs w:val="false"/>
+          <w:sz w:val="24"/>
+          <w:szCs w:val="24"/>
+          <w:u w:val="none"/>
+          <w:lang w:val="hu-HU"/>
+        </w:rPr>
+      </w:pPr>
+      <w:r>
+        <w:rPr>
+          <w:b w:val="false"/>
+          <w:bCs w:val="false"/>
+          <w:sz w:val="24"/>
+          <w:szCs w:val="24"/>
+          <w:u w:val="none"/>
+          <w:lang w:val="hu-HU"/>
+        </w:rPr>
+      </w:r>
+    </w:p>
+    <w:p>
+      <w:pPr>
+        <w:pStyle w:val="Normal"/>
+        <w:tabs>
+          <w:tab w:val="clear" w:pos="709"/>
+          <w:tab w:val="left" w:pos="2370" w:leader="none"/>
+        </w:tabs>
+        <w:bidi w:val="0"/>
+        <w:jc w:val="start"/>
+        <w:rPr>
+          <w:b w:val="false"/>
+          <w:bCs w:val="false"/>
+          <w:sz w:val="24"/>
+          <w:szCs w:val="24"/>
+          <w:u w:val="none"/>
+          <w:lang w:val="hu-HU"/>
+        </w:rPr>
+      </w:pPr>
+      <w:r>
+        <w:rPr>
+          <w:b w:val="false"/>
+          <w:bCs w:val="false"/>
+          <w:sz w:val="24"/>
+          <w:szCs w:val="24"/>
+          <w:u w:val="none"/>
+          <w:lang w:val="hu-HU"/>
+        </w:rPr>
+      </w:r>
+    </w:p>
+    <w:p>
+      <w:pPr>
+        <w:pStyle w:val="Normal"/>
         <w:tabs>
           <w:tab w:val="clear" w:pos="709"/>
           <w:tab w:val="left" w:pos="2370" w:leader="none"/>

--- a/fizika11.docx
+++ b/fizika11.docx
@@ -4149,7 +4149,7 @@
         <w:pStyle w:val="Normal"/>
         <w:widowControl/>
         <w:suppressAutoHyphens w:val="true"/>
-        <w:overflowPunct w:val="false"/>
+        <w:overflowPunct w:val="true"/>
         <w:bidi w:val="0"/>
         <w:spacing w:before="0" w:after="0"/>
         <w:ind w:hanging="0" w:start="0" w:end="0"/>
@@ -8790,17 +8790,6 @@
         </w:rPr>
       </w:pPr>
       <w:r>
-        <w:rPr>
-          <w:b/>
-          <w:bCs/>
-          <w:position w:val="0"/>
-          <w:sz w:val="36"/>
-          <w:sz w:val="36"/>
-          <w:szCs w:val="36"/>
-          <w:u w:val="none"/>
-          <w:vertAlign w:val="baseline"/>
-          <w:lang w:val="hu-HU"/>
-        </w:rPr>
         <w:drawing>
           <wp:anchor behindDoc="0" distT="0" distB="0" distL="0" distR="0" simplePos="0" locked="0" layoutInCell="0" allowOverlap="1" relativeHeight="9">
             <wp:simplePos x="0" y="0"/>
@@ -9136,14 +9125,6 @@
         </w:rPr>
       </w:pPr>
       <w:r>
-        <w:rPr>
-          <w:b w:val="false"/>
-          <w:bCs w:val="false"/>
-          <w:sz w:val="24"/>
-          <w:szCs w:val="24"/>
-          <w:u w:val="none"/>
-          <w:lang w:val="hu-HU"/>
-        </w:rPr>
         <w:drawing>
           <wp:anchor behindDoc="0" distT="0" distB="0" distL="0" distR="0" simplePos="0" locked="0" layoutInCell="0" allowOverlap="1" relativeHeight="10">
             <wp:simplePos x="0" y="0"/>
@@ -9539,6 +9520,356 @@
         </w:rPr>
       </w:pPr>
       <w:r>
+        <w:drawing>
+          <wp:anchor behindDoc="0" distT="0" distB="0" distL="0" distR="0" simplePos="0" locked="0" layoutInCell="0" allowOverlap="1" relativeHeight="12">
+            <wp:simplePos x="0" y="0"/>
+            <wp:positionH relativeFrom="column">
+              <wp:posOffset>4638675</wp:posOffset>
+            </wp:positionH>
+            <wp:positionV relativeFrom="paragraph">
+              <wp:posOffset>76200</wp:posOffset>
+            </wp:positionV>
+            <wp:extent cx="1490980" cy="1350645"/>
+            <wp:effectExtent l="0" t="0" r="0" b="0"/>
+            <wp:wrapSquare wrapText="largest"/>
+            <wp:docPr id="11" name="Image11" descr="" title=""/>
+            <wp:cNvGraphicFramePr>
+              <a:graphicFrameLocks xmlns:a="http://schemas.openxmlformats.org/drawingml/2006/main" noChangeAspect="1"/>
+            </wp:cNvGraphicFramePr>
+            <a:graphic xmlns:a="http://schemas.openxmlformats.org/drawingml/2006/main">
+              <a:graphicData uri="http://schemas.openxmlformats.org/drawingml/2006/picture">
+                <pic:pic xmlns:pic="http://schemas.openxmlformats.org/drawingml/2006/picture">
+                  <pic:nvPicPr>
+                    <pic:cNvPr id="11" name="Image11" descr="" title=""/>
+                    <pic:cNvPicPr>
+                      <a:picLocks noChangeAspect="1" noChangeArrowheads="1"/>
+                    </pic:cNvPicPr>
+                  </pic:nvPicPr>
+                  <pic:blipFill>
+                    <a:blip r:embed="rId12"/>
+                    <a:stretch>
+                      <a:fillRect/>
+                    </a:stretch>
+                  </pic:blipFill>
+                  <pic:spPr bwMode="auto">
+                    <a:xfrm>
+                      <a:off x="0" y="0"/>
+                      <a:ext cx="1490980" cy="1350645"/>
+                    </a:xfrm>
+                    <a:prstGeom prst="rect">
+                      <a:avLst/>
+                    </a:prstGeom>
+                    <a:noFill/>
+                  </pic:spPr>
+                </pic:pic>
+              </a:graphicData>
+            </a:graphic>
+          </wp:anchor>
+        </w:drawing>
+      </w:r>
+      <w:r>
+        <w:rPr>
+          <w:b w:val="false"/>
+          <w:bCs w:val="false"/>
+          <w:sz w:val="24"/>
+          <w:szCs w:val="24"/>
+          <w:u w:val="none"/>
+          <w:lang w:val="hu-HU"/>
+        </w:rPr>
+        <w:t>Az áram vegyi hatása</w:t>
+      </w:r>
+    </w:p>
+    <w:p>
+      <w:pPr>
+        <w:pStyle w:val="Normal"/>
+        <w:numPr>
+          <w:ilvl w:val="0"/>
+          <w:numId w:val="20"/>
+        </w:numPr>
+        <w:tabs>
+          <w:tab w:val="clear" w:pos="709"/>
+          <w:tab w:val="left" w:pos="2370" w:leader="none"/>
+        </w:tabs>
+        <w:bidi w:val="0"/>
+        <w:jc w:val="start"/>
+        <w:rPr>
+          <w:b w:val="false"/>
+          <w:bCs w:val="false"/>
+          <w:sz w:val="24"/>
+          <w:szCs w:val="24"/>
+          <w:u w:val="none"/>
+          <w:lang w:val="hu-HU"/>
+        </w:rPr>
+      </w:pPr>
+      <w:r>
+        <w:rPr>
+          <w:b w:val="false"/>
+          <w:bCs w:val="false"/>
+          <w:sz w:val="24"/>
+          <w:szCs w:val="24"/>
+          <w:u w:val="none"/>
+          <w:lang w:val="hu-HU"/>
+        </w:rPr>
+        <w:t>Az elektrolit sók, savak vizes oldata</w:t>
+      </w:r>
+    </w:p>
+    <w:p>
+      <w:pPr>
+        <w:pStyle w:val="Normal"/>
+        <w:numPr>
+          <w:ilvl w:val="0"/>
+          <w:numId w:val="20"/>
+        </w:numPr>
+        <w:tabs>
+          <w:tab w:val="clear" w:pos="709"/>
+          <w:tab w:val="left" w:pos="2370" w:leader="none"/>
+        </w:tabs>
+        <w:bidi w:val="0"/>
+        <w:jc w:val="start"/>
+        <w:rPr>
+          <w:b w:val="false"/>
+          <w:bCs w:val="false"/>
+          <w:sz w:val="24"/>
+          <w:szCs w:val="24"/>
+          <w:u w:val="none"/>
+          <w:lang w:val="hu-HU"/>
+        </w:rPr>
+      </w:pPr>
+      <w:r>
+        <w:rPr>
+          <w:b w:val="false"/>
+          <w:bCs w:val="false"/>
+          <w:sz w:val="24"/>
+          <w:szCs w:val="24"/>
+          <w:u w:val="none"/>
+          <w:lang w:val="hu-HU"/>
+        </w:rPr>
+        <w:t>+ anód</w:t>
+      </w:r>
+    </w:p>
+    <w:p>
+      <w:pPr>
+        <w:pStyle w:val="Normal"/>
+        <w:numPr>
+          <w:ilvl w:val="0"/>
+          <w:numId w:val="20"/>
+        </w:numPr>
+        <w:tabs>
+          <w:tab w:val="clear" w:pos="709"/>
+          <w:tab w:val="left" w:pos="2370" w:leader="none"/>
+        </w:tabs>
+        <w:bidi w:val="0"/>
+        <w:jc w:val="start"/>
+        <w:rPr>
+          <w:b w:val="false"/>
+          <w:bCs w:val="false"/>
+          <w:sz w:val="24"/>
+          <w:szCs w:val="24"/>
+          <w:u w:val="none"/>
+          <w:lang w:val="hu-HU"/>
+        </w:rPr>
+      </w:pPr>
+      <w:r>
+        <w:rPr>
+          <w:b w:val="false"/>
+          <w:bCs w:val="false"/>
+          <w:sz w:val="24"/>
+          <w:szCs w:val="24"/>
+          <w:u w:val="none"/>
+          <w:lang w:val="hu-HU"/>
+        </w:rPr>
+        <w:t>- katód</w:t>
+      </w:r>
+    </w:p>
+    <w:p>
+      <w:pPr>
+        <w:pStyle w:val="Normal"/>
+        <w:numPr>
+          <w:ilvl w:val="0"/>
+          <w:numId w:val="20"/>
+        </w:numPr>
+        <w:tabs>
+          <w:tab w:val="clear" w:pos="709"/>
+          <w:tab w:val="left" w:pos="2370" w:leader="none"/>
+        </w:tabs>
+        <w:bidi w:val="0"/>
+        <w:jc w:val="start"/>
+        <w:rPr>
+          <w:b w:val="false"/>
+          <w:bCs w:val="false"/>
+          <w:sz w:val="24"/>
+          <w:szCs w:val="24"/>
+          <w:u w:val="none"/>
+          <w:lang w:val="hu-HU"/>
+        </w:rPr>
+      </w:pPr>
+      <w:r>
+        <w:rPr>
+          <w:b w:val="false"/>
+          <w:bCs w:val="false"/>
+          <w:sz w:val="24"/>
+          <w:szCs w:val="24"/>
+          <w:u w:val="none"/>
+          <w:lang w:val="hu-HU"/>
+        </w:rPr>
+        <w:t>Az elektromos ionok (anión, katión) vezetik az elektromos áramot.</w:t>
+      </w:r>
+    </w:p>
+    <w:p>
+      <w:pPr>
+        <w:pStyle w:val="Normal"/>
+        <w:numPr>
+          <w:ilvl w:val="0"/>
+          <w:numId w:val="20"/>
+        </w:numPr>
+        <w:tabs>
+          <w:tab w:val="clear" w:pos="709"/>
+          <w:tab w:val="left" w:pos="2370" w:leader="none"/>
+        </w:tabs>
+        <w:bidi w:val="0"/>
+        <w:jc w:val="start"/>
+        <w:rPr>
+          <w:b w:val="false"/>
+          <w:bCs w:val="false"/>
+          <w:sz w:val="24"/>
+          <w:szCs w:val="24"/>
+          <w:u w:val="none"/>
+          <w:lang w:val="hu-HU"/>
+        </w:rPr>
+      </w:pPr>
+      <w:r>
+        <w:rPr>
+          <w:b w:val="false"/>
+          <w:bCs w:val="false"/>
+          <w:sz w:val="24"/>
+          <w:szCs w:val="24"/>
+          <w:u w:val="none"/>
+          <w:lang w:val="hu-HU"/>
+        </w:rPr>
+        <w:t>Anód-pozitív elektróda; Katód- a negatív elektróda</w:t>
+      </w:r>
+    </w:p>
+    <w:p>
+      <w:pPr>
+        <w:pStyle w:val="Normal"/>
+        <w:numPr>
+          <w:ilvl w:val="0"/>
+          <w:numId w:val="20"/>
+        </w:numPr>
+        <w:tabs>
+          <w:tab w:val="clear" w:pos="709"/>
+          <w:tab w:val="left" w:pos="2370" w:leader="none"/>
+        </w:tabs>
+        <w:bidi w:val="0"/>
+        <w:jc w:val="start"/>
+        <w:rPr>
+          <w:b w:val="false"/>
+          <w:bCs w:val="false"/>
+          <w:sz w:val="24"/>
+          <w:szCs w:val="24"/>
+          <w:u w:val="none"/>
+          <w:lang w:val="hu-HU"/>
+        </w:rPr>
+      </w:pPr>
+      <w:r>
+        <w:rPr>
+          <w:b w:val="false"/>
+          <w:bCs w:val="false"/>
+          <w:sz w:val="24"/>
+          <w:szCs w:val="24"/>
+          <w:u w:val="none"/>
+          <w:lang w:val="hu-HU"/>
+        </w:rPr>
+        <w:t>fényhatás: villámlás, fénycsövek, izzó</w:t>
+      </w:r>
+    </w:p>
+    <w:p>
+      <w:pPr>
+        <w:pStyle w:val="Normal"/>
+        <w:numPr>
+          <w:ilvl w:val="0"/>
+          <w:numId w:val="20"/>
+        </w:numPr>
+        <w:tabs>
+          <w:tab w:val="clear" w:pos="709"/>
+          <w:tab w:val="left" w:pos="2370" w:leader="none"/>
+        </w:tabs>
+        <w:bidi w:val="0"/>
+        <w:jc w:val="start"/>
+        <w:rPr>
+          <w:b w:val="false"/>
+          <w:bCs w:val="false"/>
+          <w:sz w:val="24"/>
+          <w:szCs w:val="24"/>
+          <w:u w:val="none"/>
+          <w:lang w:val="hu-HU"/>
+        </w:rPr>
+      </w:pPr>
+      <w:r>
+        <w:rPr>
+          <w:b w:val="false"/>
+          <w:bCs w:val="false"/>
+          <w:sz w:val="24"/>
+          <w:szCs w:val="24"/>
+          <w:u w:val="none"/>
+          <w:lang w:val="hu-HU"/>
+        </w:rPr>
+        <w:t>Mágneses hatás: elektromágneses daru, árammérő mőszerek</w:t>
+      </w:r>
+    </w:p>
+    <w:p>
+      <w:pPr>
+        <w:pStyle w:val="Normal"/>
+        <w:numPr>
+          <w:ilvl w:val="0"/>
+          <w:numId w:val="20"/>
+        </w:numPr>
+        <w:tabs>
+          <w:tab w:val="clear" w:pos="709"/>
+          <w:tab w:val="left" w:pos="2370" w:leader="none"/>
+        </w:tabs>
+        <w:bidi w:val="0"/>
+        <w:jc w:val="start"/>
+        <w:rPr>
+          <w:b w:val="false"/>
+          <w:bCs w:val="false"/>
+          <w:sz w:val="24"/>
+          <w:szCs w:val="24"/>
+          <w:u w:val="none"/>
+          <w:lang w:val="hu-HU"/>
+        </w:rPr>
+      </w:pPr>
+      <w:r>
+        <w:rPr>
+          <w:b w:val="false"/>
+          <w:bCs w:val="false"/>
+          <w:sz w:val="24"/>
+          <w:szCs w:val="24"/>
+          <w:u w:val="none"/>
+          <w:lang w:val="hu-HU"/>
+        </w:rPr>
+        <w:t>biológiai hatás: fizikoterápiás kezelés</w:t>
+      </w:r>
+    </w:p>
+    <w:p>
+      <w:pPr>
+        <w:pStyle w:val="Normal"/>
+        <w:tabs>
+          <w:tab w:val="clear" w:pos="709"/>
+          <w:tab w:val="left" w:pos="2370" w:leader="none"/>
+        </w:tabs>
+        <w:bidi w:val="0"/>
+        <w:jc w:val="start"/>
+        <w:rPr>
+          <w:b w:val="false"/>
+          <w:bCs w:val="false"/>
+          <w:sz w:val="24"/>
+          <w:szCs w:val="24"/>
+          <w:u w:val="none"/>
+          <w:lang w:val="hu-HU"/>
+        </w:rPr>
+      </w:pPr>
+      <w:r>
         <w:rPr>
           <w:b w:val="false"/>
           <w:bCs w:val="false"/>
@@ -12168,6 +12499,143 @@
     </w:lvl>
   </w:abstractNum>
   <w:abstractNum w:abstractNumId="20">
+    <w:lvl w:ilvl="0">
+      <w:start w:val="1"/>
+      <w:numFmt w:val="bullet"/>
+      <w:lvlText w:val=""/>
+      <w:lvlJc w:val="start"/>
+      <w:pPr>
+        <w:tabs>
+          <w:tab w:val="num" w:pos="720"/>
+        </w:tabs>
+        <w:ind w:start="720" w:hanging="360"/>
+      </w:pPr>
+      <w:rPr>
+        <w:rFonts w:ascii="Symbol" w:hAnsi="Symbol" w:cs="Symbol" w:hint="default"/>
+      </w:rPr>
+    </w:lvl>
+    <w:lvl w:ilvl="1">
+      <w:start w:val="1"/>
+      <w:numFmt w:val="bullet"/>
+      <w:lvlText w:val=""/>
+      <w:lvlJc w:val="start"/>
+      <w:pPr>
+        <w:tabs>
+          <w:tab w:val="num" w:pos="1080"/>
+        </w:tabs>
+        <w:ind w:start="1080" w:hanging="360"/>
+      </w:pPr>
+      <w:rPr>
+        <w:rFonts w:ascii="Symbol" w:hAnsi="Symbol" w:cs="Symbol" w:hint="default"/>
+      </w:rPr>
+    </w:lvl>
+    <w:lvl w:ilvl="2">
+      <w:start w:val="1"/>
+      <w:numFmt w:val="bullet"/>
+      <w:lvlText w:val=""/>
+      <w:lvlJc w:val="start"/>
+      <w:pPr>
+        <w:tabs>
+          <w:tab w:val="num" w:pos="1440"/>
+        </w:tabs>
+        <w:ind w:start="1440" w:hanging="360"/>
+      </w:pPr>
+      <w:rPr>
+        <w:rFonts w:ascii="Symbol" w:hAnsi="Symbol" w:cs="Symbol" w:hint="default"/>
+      </w:rPr>
+    </w:lvl>
+    <w:lvl w:ilvl="3">
+      <w:start w:val="1"/>
+      <w:numFmt w:val="bullet"/>
+      <w:lvlText w:val=""/>
+      <w:lvlJc w:val="start"/>
+      <w:pPr>
+        <w:tabs>
+          <w:tab w:val="num" w:pos="1800"/>
+        </w:tabs>
+        <w:ind w:start="1800" w:hanging="360"/>
+      </w:pPr>
+      <w:rPr>
+        <w:rFonts w:ascii="Symbol" w:hAnsi="Symbol" w:cs="Symbol" w:hint="default"/>
+      </w:rPr>
+    </w:lvl>
+    <w:lvl w:ilvl="4">
+      <w:start w:val="1"/>
+      <w:numFmt w:val="bullet"/>
+      <w:lvlText w:val=""/>
+      <w:lvlJc w:val="start"/>
+      <w:pPr>
+        <w:tabs>
+          <w:tab w:val="num" w:pos="2160"/>
+        </w:tabs>
+        <w:ind w:start="2160" w:hanging="360"/>
+      </w:pPr>
+      <w:rPr>
+        <w:rFonts w:ascii="Symbol" w:hAnsi="Symbol" w:cs="Symbol" w:hint="default"/>
+      </w:rPr>
+    </w:lvl>
+    <w:lvl w:ilvl="5">
+      <w:start w:val="1"/>
+      <w:numFmt w:val="bullet"/>
+      <w:lvlText w:val=""/>
+      <w:lvlJc w:val="start"/>
+      <w:pPr>
+        <w:tabs>
+          <w:tab w:val="num" w:pos="2520"/>
+        </w:tabs>
+        <w:ind w:start="2520" w:hanging="360"/>
+      </w:pPr>
+      <w:rPr>
+        <w:rFonts w:ascii="Symbol" w:hAnsi="Symbol" w:cs="Symbol" w:hint="default"/>
+      </w:rPr>
+    </w:lvl>
+    <w:lvl w:ilvl="6">
+      <w:start w:val="1"/>
+      <w:numFmt w:val="bullet"/>
+      <w:lvlText w:val=""/>
+      <w:lvlJc w:val="start"/>
+      <w:pPr>
+        <w:tabs>
+          <w:tab w:val="num" w:pos="2880"/>
+        </w:tabs>
+        <w:ind w:start="2880" w:hanging="360"/>
+      </w:pPr>
+      <w:rPr>
+        <w:rFonts w:ascii="Symbol" w:hAnsi="Symbol" w:cs="Symbol" w:hint="default"/>
+      </w:rPr>
+    </w:lvl>
+    <w:lvl w:ilvl="7">
+      <w:start w:val="1"/>
+      <w:numFmt w:val="bullet"/>
+      <w:lvlText w:val=""/>
+      <w:lvlJc w:val="start"/>
+      <w:pPr>
+        <w:tabs>
+          <w:tab w:val="num" w:pos="3240"/>
+        </w:tabs>
+        <w:ind w:start="3240" w:hanging="360"/>
+      </w:pPr>
+      <w:rPr>
+        <w:rFonts w:ascii="Symbol" w:hAnsi="Symbol" w:cs="Symbol" w:hint="default"/>
+      </w:rPr>
+    </w:lvl>
+    <w:lvl w:ilvl="8">
+      <w:start w:val="1"/>
+      <w:numFmt w:val="bullet"/>
+      <w:lvlText w:val=""/>
+      <w:lvlJc w:val="start"/>
+      <w:pPr>
+        <w:tabs>
+          <w:tab w:val="num" w:pos="3600"/>
+        </w:tabs>
+        <w:ind w:start="3600" w:hanging="360"/>
+      </w:pPr>
+      <w:rPr>
+        <w:rFonts w:ascii="Symbol" w:hAnsi="Symbol" w:cs="Symbol" w:hint="default"/>
+      </w:rPr>
+    </w:lvl>
+  </w:abstractNum>
+  <w:abstractNum w:abstractNumId="21">
     <w:lvl w:ilvl="0">
       <w:start w:val="1"/>
       <w:numFmt w:val="none"/>
@@ -12346,6 +12814,9 @@
   <w:num w:numId="20">
     <w:abstractNumId w:val="20"/>
   </w:num>
+  <w:num w:numId="21">
+    <w:abstractNumId w:val="21"/>
+  </w:num>
 </w:numbering>
 </file>
 
@@ -12373,7 +12844,7 @@
     <w:pPr>
       <w:widowControl/>
       <w:suppressAutoHyphens w:val="true"/>
-      <w:overflowPunct w:val="false"/>
+      <w:overflowPunct w:val="true"/>
       <w:bidi w:val="0"/>
       <w:spacing w:before="0" w:after="0"/>
       <w:jc w:val="start"/>
@@ -12387,15 +12858,15 @@
       <w:lang w:val="en-US" w:eastAsia="zh-CN" w:bidi="hi-IN"/>
     </w:rPr>
   </w:style>
-  <w:style w:type="character" w:styleId="Bullets">
-    <w:name w:val="Bullets"/>
+  <w:style w:type="character" w:styleId="Bulletsuser">
+    <w:name w:val="Bullets (user)"/>
     <w:qFormat/>
     <w:rPr>
       <w:rFonts w:ascii="OpenSymbol" w:hAnsi="OpenSymbol" w:eastAsia="OpenSymbol" w:cs="OpenSymbol"/>
     </w:rPr>
   </w:style>
-  <w:style w:type="character" w:styleId="Bulletsuser">
-    <w:name w:val="Bullets (user)"/>
+  <w:style w:type="character" w:styleId="Bullets">
+    <w:name w:val="Bullets"/>
     <w:qFormat/>
     <w:rPr>
       <w:rFonts w:ascii="OpenSymbol" w:hAnsi="OpenSymbol" w:eastAsia="OpenSymbol" w:cs="OpenSymbol"/>

--- a/fizika11.docx
+++ b/fizika11.docx
@@ -4149,7 +4149,7 @@
         <w:pStyle w:val="Normal"/>
         <w:widowControl/>
         <w:suppressAutoHyphens w:val="true"/>
-        <w:overflowPunct w:val="true"/>
+        <w:overflowPunct w:val="false"/>
         <w:bidi w:val="0"/>
         <w:spacing w:before="0" w:after="0"/>
         <w:ind w:hanging="0" w:start="0" w:end="0"/>
@@ -9854,6 +9854,162 @@
     <w:p>
       <w:pPr>
         <w:pStyle w:val="Normal"/>
+        <w:numPr>
+          <w:ilvl w:val="0"/>
+          <w:numId w:val="20"/>
+        </w:numPr>
+        <w:tabs>
+          <w:tab w:val="clear" w:pos="709"/>
+          <w:tab w:val="left" w:pos="2370" w:leader="none"/>
+        </w:tabs>
+        <w:bidi w:val="0"/>
+        <w:jc w:val="start"/>
+        <w:rPr>
+          <w:b w:val="false"/>
+          <w:bCs w:val="false"/>
+          <w:sz w:val="24"/>
+          <w:szCs w:val="24"/>
+          <w:u w:val="none"/>
+          <w:lang w:val="hu-HU"/>
+        </w:rPr>
+      </w:pPr>
+      <w:r>
+        <w:rPr>
+          <w:b w:val="false"/>
+          <w:bCs w:val="false"/>
+          <w:sz w:val="24"/>
+          <w:szCs w:val="24"/>
+          <w:u w:val="none"/>
+          <w:lang w:val="hu-HU"/>
+        </w:rPr>
+        <w:t>100mA halálos</w:t>
+        <w:tab/>
+      </w:r>
+    </w:p>
+    <w:p>
+      <w:pPr>
+        <w:pStyle w:val="Normal"/>
+        <w:tabs>
+          <w:tab w:val="clear" w:pos="709"/>
+          <w:tab w:val="left" w:pos="2370" w:leader="none"/>
+        </w:tabs>
+        <w:bidi w:val="0"/>
+        <w:jc w:val="start"/>
+        <w:rPr>
+          <w:b/>
+          <w:bCs/>
+          <w:sz w:val="24"/>
+          <w:szCs w:val="24"/>
+          <w:u w:val="none"/>
+          <w:lang w:val="hu-HU"/>
+        </w:rPr>
+      </w:pPr>
+      <w:r>
+        <w:rPr>
+          <w:b/>
+          <w:bCs/>
+          <w:sz w:val="24"/>
+          <w:szCs w:val="24"/>
+          <w:u w:val="none"/>
+          <w:lang w:val="hu-HU"/>
+        </w:rPr>
+        <w:t xml:space="preserve">Ohm törvénye: </w:t>
+      </w:r>
+      <w:r>
+        <w:rPr>
+          <w:b w:val="false"/>
+          <w:bCs w:val="false"/>
+          <w:sz w:val="24"/>
+          <w:szCs w:val="24"/>
+          <w:u w:val="none"/>
+          <w:lang w:val="hu-HU"/>
+        </w:rPr>
+        <w:t>elekromos ellenállás</w:t>
+      </w:r>
+    </w:p>
+    <w:p>
+      <w:pPr>
+        <w:pStyle w:val="Normal"/>
+        <w:numPr>
+          <w:ilvl w:val="0"/>
+          <w:numId w:val="21"/>
+        </w:numPr>
+        <w:tabs>
+          <w:tab w:val="clear" w:pos="709"/>
+          <w:tab w:val="left" w:pos="2370" w:leader="none"/>
+        </w:tabs>
+        <w:bidi w:val="0"/>
+        <w:jc w:val="start"/>
+        <w:rPr>
+          <w:b w:val="false"/>
+          <w:bCs w:val="false"/>
+          <w:sz w:val="24"/>
+          <w:szCs w:val="24"/>
+          <w:u w:val="none"/>
+          <w:lang w:val="hu-HU"/>
+        </w:rPr>
+      </w:pPr>
+      <w:r>
+        <w:rPr>
+          <w:b w:val="false"/>
+          <w:bCs w:val="false"/>
+          <w:sz w:val="24"/>
+          <w:szCs w:val="24"/>
+          <w:u w:val="none"/>
+          <w:lang w:val="hu-HU"/>
+        </w:rPr>
+        <w:t>megmutatja, hogy milyen mértékben akadályozza a fogyasztó az elektronok mozgását</w:t>
+      </w:r>
+    </w:p>
+    <w:p>
+      <w:pPr>
+        <w:pStyle w:val="Normal"/>
+        <w:numPr>
+          <w:ilvl w:val="0"/>
+          <w:numId w:val="21"/>
+        </w:numPr>
+        <w:tabs>
+          <w:tab w:val="clear" w:pos="709"/>
+          <w:tab w:val="left" w:pos="2370" w:leader="none"/>
+        </w:tabs>
+        <w:bidi w:val="0"/>
+        <w:jc w:val="start"/>
+        <w:rPr>
+          <w:b w:val="false"/>
+          <w:bCs w:val="false"/>
+          <w:sz w:val="24"/>
+          <w:szCs w:val="24"/>
+          <w:u w:val="none"/>
+          <w:lang w:val="hu-HU"/>
+        </w:rPr>
+      </w:pPr>
+      <w:r>
+        <w:rPr>
+          <w:b w:val="false"/>
+          <w:bCs w:val="false"/>
+          <w:sz w:val="24"/>
+          <w:szCs w:val="24"/>
+          <w:u w:val="none"/>
+          <w:lang w:val="hu-HU"/>
+        </w:rPr>
+        <w:t xml:space="preserve">Jele: R; Mértékegység: </w:t>
+      </w:r>
+      <w:r>
+        <w:rPr>
+          <w:rFonts w:eastAsia="Noto Serif CJK SC" w:cs="Noto Sans Devanagari" w:ascii="Liberation Serif" w:hAnsi="Liberation Serif"/>
+          <w:b w:val="false"/>
+          <w:bCs w:val="false"/>
+          <w:sz w:val="24"/>
+          <w:szCs w:val="24"/>
+          <w:u w:val="none"/>
+          <w:lang w:val="hu-HU"/>
+        </w:rPr>
+        <w:t>Ω (ohm)</w:t>
+      </w:r>
+    </w:p>
+    <w:p>
+      <w:pPr>
+        <w:pStyle w:val="Normal"/>
         <w:tabs>
           <w:tab w:val="clear" w:pos="709"/>
           <w:tab w:val="left" w:pos="2370" w:leader="none"/>
@@ -12636,6 +12792,143 @@
     </w:lvl>
   </w:abstractNum>
   <w:abstractNum w:abstractNumId="21">
+    <w:lvl w:ilvl="0">
+      <w:start w:val="1"/>
+      <w:numFmt w:val="bullet"/>
+      <w:lvlText w:val=""/>
+      <w:lvlJc w:val="start"/>
+      <w:pPr>
+        <w:tabs>
+          <w:tab w:val="num" w:pos="720"/>
+        </w:tabs>
+        <w:ind w:start="720" w:hanging="360"/>
+      </w:pPr>
+      <w:rPr>
+        <w:rFonts w:ascii="Symbol" w:hAnsi="Symbol" w:cs="Symbol" w:hint="default"/>
+      </w:rPr>
+    </w:lvl>
+    <w:lvl w:ilvl="1">
+      <w:start w:val="1"/>
+      <w:numFmt w:val="bullet"/>
+      <w:lvlText w:val=""/>
+      <w:lvlJc w:val="start"/>
+      <w:pPr>
+        <w:tabs>
+          <w:tab w:val="num" w:pos="1080"/>
+        </w:tabs>
+        <w:ind w:start="1080" w:hanging="360"/>
+      </w:pPr>
+      <w:rPr>
+        <w:rFonts w:ascii="Symbol" w:hAnsi="Symbol" w:cs="Symbol" w:hint="default"/>
+      </w:rPr>
+    </w:lvl>
+    <w:lvl w:ilvl="2">
+      <w:start w:val="1"/>
+      <w:numFmt w:val="bullet"/>
+      <w:lvlText w:val=""/>
+      <w:lvlJc w:val="start"/>
+      <w:pPr>
+        <w:tabs>
+          <w:tab w:val="num" w:pos="1440"/>
+        </w:tabs>
+        <w:ind w:start="1440" w:hanging="360"/>
+      </w:pPr>
+      <w:rPr>
+        <w:rFonts w:ascii="Symbol" w:hAnsi="Symbol" w:cs="Symbol" w:hint="default"/>
+      </w:rPr>
+    </w:lvl>
+    <w:lvl w:ilvl="3">
+      <w:start w:val="1"/>
+      <w:numFmt w:val="bullet"/>
+      <w:lvlText w:val=""/>
+      <w:lvlJc w:val="start"/>
+      <w:pPr>
+        <w:tabs>
+          <w:tab w:val="num" w:pos="1800"/>
+        </w:tabs>
+        <w:ind w:start="1800" w:hanging="360"/>
+      </w:pPr>
+      <w:rPr>
+        <w:rFonts w:ascii="Symbol" w:hAnsi="Symbol" w:cs="Symbol" w:hint="default"/>
+      </w:rPr>
+    </w:lvl>
+    <w:lvl w:ilvl="4">
+      <w:start w:val="1"/>
+      <w:numFmt w:val="bullet"/>
+      <w:lvlText w:val=""/>
+      <w:lvlJc w:val="start"/>
+      <w:pPr>
+        <w:tabs>
+          <w:tab w:val="num" w:pos="2160"/>
+        </w:tabs>
+        <w:ind w:start="2160" w:hanging="360"/>
+      </w:pPr>
+      <w:rPr>
+        <w:rFonts w:ascii="Symbol" w:hAnsi="Symbol" w:cs="Symbol" w:hint="default"/>
+      </w:rPr>
+    </w:lvl>
+    <w:lvl w:ilvl="5">
+      <w:start w:val="1"/>
+      <w:numFmt w:val="bullet"/>
+      <w:lvlText w:val=""/>
+      <w:lvlJc w:val="start"/>
+      <w:pPr>
+        <w:tabs>
+          <w:tab w:val="num" w:pos="2520"/>
+        </w:tabs>
+        <w:ind w:start="2520" w:hanging="360"/>
+      </w:pPr>
+      <w:rPr>
+        <w:rFonts w:ascii="Symbol" w:hAnsi="Symbol" w:cs="Symbol" w:hint="default"/>
+      </w:rPr>
+    </w:lvl>
+    <w:lvl w:ilvl="6">
+      <w:start w:val="1"/>
+      <w:numFmt w:val="bullet"/>
+      <w:lvlText w:val=""/>
+      <w:lvlJc w:val="start"/>
+      <w:pPr>
+        <w:tabs>
+          <w:tab w:val="num" w:pos="2880"/>
+        </w:tabs>
+        <w:ind w:start="2880" w:hanging="360"/>
+      </w:pPr>
+      <w:rPr>
+        <w:rFonts w:ascii="Symbol" w:hAnsi="Symbol" w:cs="Symbol" w:hint="default"/>
+      </w:rPr>
+    </w:lvl>
+    <w:lvl w:ilvl="7">
+      <w:start w:val="1"/>
+      <w:numFmt w:val="bullet"/>
+      <w:lvlText w:val=""/>
+      <w:lvlJc w:val="start"/>
+      <w:pPr>
+        <w:tabs>
+          <w:tab w:val="num" w:pos="3240"/>
+        </w:tabs>
+        <w:ind w:start="3240" w:hanging="360"/>
+      </w:pPr>
+      <w:rPr>
+        <w:rFonts w:ascii="Symbol" w:hAnsi="Symbol" w:cs="Symbol" w:hint="default"/>
+      </w:rPr>
+    </w:lvl>
+    <w:lvl w:ilvl="8">
+      <w:start w:val="1"/>
+      <w:numFmt w:val="bullet"/>
+      <w:lvlText w:val=""/>
+      <w:lvlJc w:val="start"/>
+      <w:pPr>
+        <w:tabs>
+          <w:tab w:val="num" w:pos="3600"/>
+        </w:tabs>
+        <w:ind w:start="3600" w:hanging="360"/>
+      </w:pPr>
+      <w:rPr>
+        <w:rFonts w:ascii="Symbol" w:hAnsi="Symbol" w:cs="Symbol" w:hint="default"/>
+      </w:rPr>
+    </w:lvl>
+  </w:abstractNum>
+  <w:abstractNum w:abstractNumId="22">
     <w:lvl w:ilvl="0">
       <w:start w:val="1"/>
       <w:numFmt w:val="none"/>
@@ -12817,6 +13110,9 @@
   <w:num w:numId="21">
     <w:abstractNumId w:val="21"/>
   </w:num>
+  <w:num w:numId="22">
+    <w:abstractNumId w:val="22"/>
+  </w:num>
 </w:numbering>
 </file>
 
@@ -12844,7 +13140,7 @@
     <w:pPr>
       <w:widowControl/>
       <w:suppressAutoHyphens w:val="true"/>
-      <w:overflowPunct w:val="true"/>
+      <w:overflowPunct w:val="false"/>
       <w:bidi w:val="0"/>
       <w:spacing w:before="0" w:after="0"/>
       <w:jc w:val="start"/>
@@ -12858,15 +13154,15 @@
       <w:lang w:val="en-US" w:eastAsia="zh-CN" w:bidi="hi-IN"/>
     </w:rPr>
   </w:style>
-  <w:style w:type="character" w:styleId="Bulletsuser">
-    <w:name w:val="Bullets (user)"/>
+  <w:style w:type="character" w:styleId="Bullets">
+    <w:name w:val="Bullets"/>
     <w:qFormat/>
     <w:rPr>
       <w:rFonts w:ascii="OpenSymbol" w:hAnsi="OpenSymbol" w:eastAsia="OpenSymbol" w:cs="OpenSymbol"/>
     </w:rPr>
   </w:style>
-  <w:style w:type="character" w:styleId="Bullets">
-    <w:name w:val="Bullets"/>
+  <w:style w:type="character" w:styleId="Bulletsuser">
+    <w:name w:val="Bullets (user)"/>
     <w:qFormat/>
     <w:rPr>
       <w:rFonts w:ascii="OpenSymbol" w:hAnsi="OpenSymbol" w:eastAsia="OpenSymbol" w:cs="OpenSymbol"/>

--- a/fizika11.docx
+++ b/fizika11.docx
@@ -984,7 +984,7 @@
             <wp:extent cx="1521460" cy="2156460"/>
             <wp:effectExtent l="0" t="0" r="0" b="0"/>
             <wp:wrapSquare wrapText="largest"/>
-            <wp:docPr id="1" name="Image1" descr="" title=""/>
+            <wp:docPr id="1" name="Image1"/>
             <wp:cNvGraphicFramePr>
               <a:graphicFrameLocks xmlns:a="http://schemas.openxmlformats.org/drawingml/2006/main" noChangeAspect="1"/>
             </wp:cNvGraphicFramePr>
@@ -992,7 +992,7 @@
               <a:graphicData uri="http://schemas.openxmlformats.org/drawingml/2006/picture">
                 <pic:pic xmlns:pic="http://schemas.openxmlformats.org/drawingml/2006/picture">
                   <pic:nvPicPr>
-                    <pic:cNvPr id="1" name="Image1" descr="" title=""/>
+                    <pic:cNvPr id="1" name="Image1"/>
                     <pic:cNvPicPr>
                       <a:picLocks noChangeAspect="1" noChangeArrowheads="1"/>
                     </pic:cNvPicPr>
@@ -3349,7 +3349,7 @@
             <wp:extent cx="2252980" cy="1252855"/>
             <wp:effectExtent l="0" t="0" r="0" b="0"/>
             <wp:wrapSquare wrapText="largest"/>
-            <wp:docPr id="2" name="Image2" descr="" title=""/>
+            <wp:docPr id="2" name="Image2"/>
             <wp:cNvGraphicFramePr>
               <a:graphicFrameLocks xmlns:a="http://schemas.openxmlformats.org/drawingml/2006/main" noChangeAspect="1"/>
             </wp:cNvGraphicFramePr>
@@ -3357,7 +3357,7 @@
               <a:graphicData uri="http://schemas.openxmlformats.org/drawingml/2006/picture">
                 <pic:pic xmlns:pic="http://schemas.openxmlformats.org/drawingml/2006/picture">
                   <pic:nvPicPr>
-                    <pic:cNvPr id="2" name="Image2" descr="" title=""/>
+                    <pic:cNvPr id="2" name="Image2"/>
                     <pic:cNvPicPr>
                       <a:picLocks noChangeAspect="1" noChangeArrowheads="1"/>
                     </pic:cNvPicPr>
@@ -3511,7 +3511,7 @@
             <wp:extent cx="2261235" cy="2355215"/>
             <wp:effectExtent l="0" t="0" r="0" b="0"/>
             <wp:wrapSquare wrapText="largest"/>
-            <wp:docPr id="3" name="Image3" descr="" title=""/>
+            <wp:docPr id="3" name="Image3"/>
             <wp:cNvGraphicFramePr>
               <a:graphicFrameLocks xmlns:a="http://schemas.openxmlformats.org/drawingml/2006/main" noChangeAspect="1"/>
             </wp:cNvGraphicFramePr>
@@ -3519,7 +3519,7 @@
               <a:graphicData uri="http://schemas.openxmlformats.org/drawingml/2006/picture">
                 <pic:pic xmlns:pic="http://schemas.openxmlformats.org/drawingml/2006/picture">
                   <pic:nvPicPr>
-                    <pic:cNvPr id="3" name="Image3" descr="" title=""/>
+                    <pic:cNvPr id="3" name="Image3"/>
                     <pic:cNvPicPr>
                       <a:picLocks noChangeAspect="1" noChangeArrowheads="1"/>
                     </pic:cNvPicPr>
@@ -3709,7 +3709,7 @@
             <wp:extent cx="1983105" cy="1696085"/>
             <wp:effectExtent l="0" t="0" r="0" b="0"/>
             <wp:wrapSquare wrapText="largest"/>
-            <wp:docPr id="4" name="Image4" descr="" title=""/>
+            <wp:docPr id="4" name="Image4"/>
             <wp:cNvGraphicFramePr>
               <a:graphicFrameLocks xmlns:a="http://schemas.openxmlformats.org/drawingml/2006/main" noChangeAspect="1"/>
             </wp:cNvGraphicFramePr>
@@ -3717,7 +3717,7 @@
               <a:graphicData uri="http://schemas.openxmlformats.org/drawingml/2006/picture">
                 <pic:pic xmlns:pic="http://schemas.openxmlformats.org/drawingml/2006/picture">
                   <pic:nvPicPr>
-                    <pic:cNvPr id="4" name="Image4" descr="" title=""/>
+                    <pic:cNvPr id="4" name="Image4"/>
                     <pic:cNvPicPr>
                       <a:picLocks noChangeAspect="1" noChangeArrowheads="1"/>
                     </pic:cNvPicPr>
@@ -4149,7 +4149,7 @@
         <w:pStyle w:val="Normal"/>
         <w:widowControl/>
         <w:suppressAutoHyphens w:val="true"/>
-        <w:overflowPunct w:val="false"/>
+        <w:overflowPunct w:val="true"/>
         <w:bidi w:val="0"/>
         <w:spacing w:before="0" w:after="0"/>
         <w:ind w:hanging="0" w:start="0" w:end="0"/>
@@ -5470,7 +5470,7 @@
             <wp:extent cx="1942465" cy="2685415"/>
             <wp:effectExtent l="0" t="0" r="0" b="0"/>
             <wp:wrapSquare wrapText="largest"/>
-            <wp:docPr id="5" name="Image5" descr="" title=""/>
+            <wp:docPr id="5" name="Image5"/>
             <wp:cNvGraphicFramePr>
               <a:graphicFrameLocks xmlns:a="http://schemas.openxmlformats.org/drawingml/2006/main" noChangeAspect="1"/>
             </wp:cNvGraphicFramePr>
@@ -5478,7 +5478,7 @@
               <a:graphicData uri="http://schemas.openxmlformats.org/drawingml/2006/picture">
                 <pic:pic xmlns:pic="http://schemas.openxmlformats.org/drawingml/2006/picture">
                   <pic:nvPicPr>
-                    <pic:cNvPr id="5" name="Image5" descr="" title=""/>
+                    <pic:cNvPr id="5" name="Image5"/>
                     <pic:cNvPicPr>
                       <a:picLocks noChangeAspect="1" noChangeArrowheads="1"/>
                     </pic:cNvPicPr>
@@ -6672,7 +6672,7 @@
             <wp:extent cx="1703070" cy="2288540"/>
             <wp:effectExtent l="0" t="0" r="0" b="0"/>
             <wp:wrapSquare wrapText="largest"/>
-            <wp:docPr id="6" name="Image6" descr="" title=""/>
+            <wp:docPr id="6" name="Image6"/>
             <wp:cNvGraphicFramePr>
               <a:graphicFrameLocks xmlns:a="http://schemas.openxmlformats.org/drawingml/2006/main" noChangeAspect="1"/>
             </wp:cNvGraphicFramePr>
@@ -6680,7 +6680,7 @@
               <a:graphicData uri="http://schemas.openxmlformats.org/drawingml/2006/picture">
                 <pic:pic xmlns:pic="http://schemas.openxmlformats.org/drawingml/2006/picture">
                   <pic:nvPicPr>
-                    <pic:cNvPr id="6" name="Image6" descr="" title=""/>
+                    <pic:cNvPr id="6" name="Image6"/>
                     <pic:cNvPicPr>
                       <a:picLocks noChangeAspect="1" noChangeArrowheads="1"/>
                     </pic:cNvPicPr>
@@ -7786,7 +7786,7 @@
             <wp:extent cx="3150235" cy="1560195"/>
             <wp:effectExtent l="0" t="0" r="0" b="0"/>
             <wp:wrapSquare wrapText="largest"/>
-            <wp:docPr id="7" name="Image7" descr="" title=""/>
+            <wp:docPr id="7" name="Image7"/>
             <wp:cNvGraphicFramePr>
               <a:graphicFrameLocks xmlns:a="http://schemas.openxmlformats.org/drawingml/2006/main" noChangeAspect="1"/>
             </wp:cNvGraphicFramePr>
@@ -7794,7 +7794,7 @@
               <a:graphicData uri="http://schemas.openxmlformats.org/drawingml/2006/picture">
                 <pic:pic xmlns:pic="http://schemas.openxmlformats.org/drawingml/2006/picture">
                   <pic:nvPicPr>
-                    <pic:cNvPr id="7" name="Image7" descr="" title=""/>
+                    <pic:cNvPr id="7" name="Image7"/>
                     <pic:cNvPicPr>
                       <a:picLocks noChangeAspect="1" noChangeArrowheads="1"/>
                     </pic:cNvPicPr>
@@ -8802,7 +8802,7 @@
             <wp:extent cx="2304415" cy="1790065"/>
             <wp:effectExtent l="0" t="0" r="0" b="0"/>
             <wp:wrapSquare wrapText="largest"/>
-            <wp:docPr id="8" name="Image8" descr="" title=""/>
+            <wp:docPr id="8" name="Image8"/>
             <wp:cNvGraphicFramePr>
               <a:graphicFrameLocks xmlns:a="http://schemas.openxmlformats.org/drawingml/2006/main" noChangeAspect="1"/>
             </wp:cNvGraphicFramePr>
@@ -8810,7 +8810,7 @@
               <a:graphicData uri="http://schemas.openxmlformats.org/drawingml/2006/picture">
                 <pic:pic xmlns:pic="http://schemas.openxmlformats.org/drawingml/2006/picture">
                   <pic:nvPicPr>
-                    <pic:cNvPr id="8" name="Image8" descr="" title=""/>
+                    <pic:cNvPr id="8" name="Image8"/>
                     <pic:cNvPicPr>
                       <a:picLocks noChangeAspect="1" noChangeArrowheads="1"/>
                     </pic:cNvPicPr>
@@ -9137,7 +9137,7 @@
             <wp:extent cx="2271395" cy="2627630"/>
             <wp:effectExtent l="0" t="0" r="0" b="0"/>
             <wp:wrapSquare wrapText="largest"/>
-            <wp:docPr id="9" name="Image9" descr="" title=""/>
+            <wp:docPr id="9" name="Image9"/>
             <wp:cNvGraphicFramePr>
               <a:graphicFrameLocks xmlns:a="http://schemas.openxmlformats.org/drawingml/2006/main" noChangeAspect="1"/>
             </wp:cNvGraphicFramePr>
@@ -9145,7 +9145,7 @@
               <a:graphicData uri="http://schemas.openxmlformats.org/drawingml/2006/picture">
                 <pic:pic xmlns:pic="http://schemas.openxmlformats.org/drawingml/2006/picture">
                   <pic:nvPicPr>
-                    <pic:cNvPr id="9" name="Image9" descr="" title=""/>
+                    <pic:cNvPr id="9" name="Image9"/>
                     <pic:cNvPicPr>
                       <a:picLocks noChangeAspect="1" noChangeArrowheads="1"/>
                     </pic:cNvPicPr>
@@ -9291,7 +9291,7 @@
             <wp:extent cx="1873885" cy="1243965"/>
             <wp:effectExtent l="0" t="0" r="0" b="0"/>
             <wp:wrapSquare wrapText="largest"/>
-            <wp:docPr id="10" name="Image10" descr="" title=""/>
+            <wp:docPr id="10" name="Image10"/>
             <wp:cNvGraphicFramePr>
               <a:graphicFrameLocks xmlns:a="http://schemas.openxmlformats.org/drawingml/2006/main" noChangeAspect="1"/>
             </wp:cNvGraphicFramePr>
@@ -9299,7 +9299,7 @@
               <a:graphicData uri="http://schemas.openxmlformats.org/drawingml/2006/picture">
                 <pic:pic xmlns:pic="http://schemas.openxmlformats.org/drawingml/2006/picture">
                   <pic:nvPicPr>
-                    <pic:cNvPr id="10" name="Image10" descr="" title=""/>
+                    <pic:cNvPr id="10" name="Image10"/>
                     <pic:cNvPicPr>
                       <a:picLocks noChangeAspect="1" noChangeArrowheads="1"/>
                     </pic:cNvPicPr>
@@ -9532,7 +9532,7 @@
             <wp:extent cx="1490980" cy="1350645"/>
             <wp:effectExtent l="0" t="0" r="0" b="0"/>
             <wp:wrapSquare wrapText="largest"/>
-            <wp:docPr id="11" name="Image11" descr="" title=""/>
+            <wp:docPr id="11" name="Image11"/>
             <wp:cNvGraphicFramePr>
               <a:graphicFrameLocks xmlns:a="http://schemas.openxmlformats.org/drawingml/2006/main" noChangeAspect="1"/>
             </wp:cNvGraphicFramePr>
@@ -9540,7 +9540,7 @@
               <a:graphicData uri="http://schemas.openxmlformats.org/drawingml/2006/picture">
                 <pic:pic xmlns:pic="http://schemas.openxmlformats.org/drawingml/2006/picture">
                   <pic:nvPicPr>
-                    <pic:cNvPr id="11" name="Image11" descr="" title=""/>
+                    <pic:cNvPr id="11" name="Image11"/>
                     <pic:cNvPicPr>
                       <a:picLocks noChangeAspect="1" noChangeArrowheads="1"/>
                     </pic:cNvPicPr>
@@ -9814,7 +9814,29 @@
           <w:u w:val="none"/>
           <w:lang w:val="hu-HU"/>
         </w:rPr>
-        <w:t>Mágneses hatás: elektromágneses daru, árammérő mőszerek</w:t>
+        <w:t>Mágneses hatás: elektromágneses daru, árammérő m</w:t>
+      </w:r>
+      <w:r>
+        <w:rPr>
+          <w:b w:val="false"/>
+          <w:bCs w:val="false"/>
+          <w:sz w:val="24"/>
+          <w:szCs w:val="24"/>
+          <w:u w:val="none"/>
+          <w:lang w:val="hu-HU"/>
+        </w:rPr>
+        <w:t>ű</w:t>
+      </w:r>
+      <w:r>
+        <w:rPr>
+          <w:b w:val="false"/>
+          <w:bCs w:val="false"/>
+          <w:sz w:val="24"/>
+          <w:szCs w:val="24"/>
+          <w:u w:val="none"/>
+          <w:lang w:val="hu-HU"/>
+        </w:rPr>
+        <w:t>szerek</w:t>
       </w:r>
     </w:p>
     <w:p>
@@ -9996,7 +10018,64 @@
       </w:r>
       <w:r>
         <w:rPr>
-          <w:rFonts w:eastAsia="Noto Serif CJK SC" w:cs="Noto Sans Devanagari" w:ascii="Liberation Serif" w:hAnsi="Liberation Serif"/>
+          <w:rFonts w:eastAsia="Noto Serif CJK SC" w:cs="Noto Sans Devanagari"/>
+          <w:b w:val="false"/>
+          <w:bCs w:val="false"/>
+          <w:sz w:val="24"/>
+          <w:szCs w:val="24"/>
+          <w:u w:val="none"/>
+          <w:lang w:val="hu-HU"/>
+        </w:rPr>
+        <w:drawing>
+          <wp:anchor behindDoc="0" distT="0" distB="0" distL="0" distR="0" simplePos="0" locked="0" layoutInCell="0" allowOverlap="1" relativeHeight="13">
+            <wp:simplePos x="0" y="0"/>
+            <wp:positionH relativeFrom="column">
+              <wp:posOffset>4541520</wp:posOffset>
+            </wp:positionH>
+            <wp:positionV relativeFrom="paragraph">
+              <wp:posOffset>173355</wp:posOffset>
+            </wp:positionV>
+            <wp:extent cx="2385060" cy="1776730"/>
+            <wp:effectExtent l="0" t="0" r="0" b="0"/>
+            <wp:wrapSquare wrapText="largest"/>
+            <wp:docPr id="12" name="Image12"/>
+            <wp:cNvGraphicFramePr>
+              <a:graphicFrameLocks xmlns:a="http://schemas.openxmlformats.org/drawingml/2006/main" noChangeAspect="1"/>
+            </wp:cNvGraphicFramePr>
+            <a:graphic xmlns:a="http://schemas.openxmlformats.org/drawingml/2006/main">
+              <a:graphicData uri="http://schemas.openxmlformats.org/drawingml/2006/picture">
+                <pic:pic xmlns:pic="http://schemas.openxmlformats.org/drawingml/2006/picture">
+                  <pic:nvPicPr>
+                    <pic:cNvPr id="12" name="Image12"/>
+                    <pic:cNvPicPr>
+                      <a:picLocks noChangeAspect="1" noChangeArrowheads="1"/>
+                    </pic:cNvPicPr>
+                  </pic:nvPicPr>
+                  <pic:blipFill>
+                    <a:blip r:embed="rId13"/>
+                    <a:stretch>
+                      <a:fillRect/>
+                    </a:stretch>
+                  </pic:blipFill>
+                  <pic:spPr bwMode="auto">
+                    <a:xfrm>
+                      <a:off x="0" y="0"/>
+                      <a:ext cx="2385060" cy="1776730"/>
+                    </a:xfrm>
+                    <a:prstGeom prst="rect">
+                      <a:avLst/>
+                    </a:prstGeom>
+                    <a:noFill/>
+                  </pic:spPr>
+                </pic:pic>
+              </a:graphicData>
+            </a:graphic>
+          </wp:anchor>
+        </w:drawing>
+      </w:r>
+      <w:r>
+        <w:rPr>
+          <w:rFonts w:eastAsia="Noto Serif CJK SC" w:cs="Noto Sans Devanagari"/>
           <w:b w:val="false"/>
           <w:bCs w:val="false"/>
           <w:sz w:val="24"/>
@@ -10010,30 +10089,426 @@
     <w:p>
       <w:pPr>
         <w:pStyle w:val="Normal"/>
-        <w:tabs>
-          <w:tab w:val="clear" w:pos="709"/>
-          <w:tab w:val="left" w:pos="2370" w:leader="none"/>
-        </w:tabs>
-        <w:bidi w:val="0"/>
-        <w:jc w:val="start"/>
-        <w:rPr>
-          <w:b w:val="false"/>
-          <w:bCs w:val="false"/>
-          <w:sz w:val="24"/>
-          <w:szCs w:val="24"/>
-          <w:u w:val="none"/>
-          <w:lang w:val="hu-HU"/>
-        </w:rPr>
-      </w:pPr>
-      <w:r>
-        <w:rPr>
-          <w:b w:val="false"/>
-          <w:bCs w:val="false"/>
-          <w:sz w:val="24"/>
-          <w:szCs w:val="24"/>
-          <w:u w:val="none"/>
-          <w:lang w:val="hu-HU"/>
-        </w:rPr>
+        <w:numPr>
+          <w:ilvl w:val="0"/>
+          <w:numId w:val="21"/>
+        </w:numPr>
+        <w:tabs>
+          <w:tab w:val="clear" w:pos="709"/>
+          <w:tab w:val="left" w:pos="2370" w:leader="none"/>
+        </w:tabs>
+        <w:bidi w:val="0"/>
+        <w:jc w:val="start"/>
+        <w:rPr>
+          <w:b w:val="false"/>
+          <w:bCs w:val="false"/>
+          <w:sz w:val="24"/>
+          <w:szCs w:val="24"/>
+          <w:u w:val="none"/>
+          <w:lang w:val="hu-HU"/>
+        </w:rPr>
+      </w:pPr>
+      <w:r>
+        <w:rPr>
+          <w:rFonts w:eastAsia="Noto Serif CJK SC" w:cs="Noto Sans Devanagari"/>
+          <w:b w:val="false"/>
+          <w:bCs w:val="false"/>
+          <w:sz w:val="24"/>
+          <w:szCs w:val="24"/>
+          <w:u w:val="none"/>
+          <w:lang w:val="hu-HU"/>
+        </w:rPr>
+        <w:t>Képlete: R = U/I</w:t>
+      </w:r>
+    </w:p>
+    <w:p>
+      <w:pPr>
+        <w:pStyle w:val="Normal"/>
+        <w:numPr>
+          <w:ilvl w:val="0"/>
+          <w:numId w:val="21"/>
+        </w:numPr>
+        <w:tabs>
+          <w:tab w:val="clear" w:pos="709"/>
+          <w:tab w:val="left" w:pos="2370" w:leader="none"/>
+        </w:tabs>
+        <w:bidi w:val="0"/>
+        <w:jc w:val="start"/>
+        <w:rPr>
+          <w:b w:val="false"/>
+          <w:bCs w:val="false"/>
+          <w:sz w:val="24"/>
+          <w:szCs w:val="24"/>
+          <w:u w:val="none"/>
+          <w:lang w:val="hu-HU"/>
+        </w:rPr>
+      </w:pPr>
+      <w:r>
+        <w:rPr>
+          <w:rFonts w:eastAsia="Noto Serif CJK SC" w:cs="Noto Sans Devanagari"/>
+          <w:b w:val="false"/>
+          <w:bCs w:val="false"/>
+          <w:sz w:val="24"/>
+          <w:szCs w:val="24"/>
+          <w:u w:val="none"/>
+          <w:lang w:val="hu-HU"/>
+        </w:rPr>
+        <w:t>Mértékegysége: V/A = 10hm = 1Ω</w:t>
+      </w:r>
+    </w:p>
+    <w:p>
+      <w:pPr>
+        <w:pStyle w:val="Normal"/>
+        <w:numPr>
+          <w:ilvl w:val="0"/>
+          <w:numId w:val="21"/>
+        </w:numPr>
+        <w:tabs>
+          <w:tab w:val="clear" w:pos="709"/>
+          <w:tab w:val="left" w:pos="2370" w:leader="none"/>
+        </w:tabs>
+        <w:bidi w:val="0"/>
+        <w:jc w:val="start"/>
+        <w:rPr>
+          <w:b w:val="false"/>
+          <w:bCs w:val="false"/>
+          <w:sz w:val="24"/>
+          <w:szCs w:val="24"/>
+          <w:u w:val="none"/>
+          <w:lang w:val="hu-HU"/>
+        </w:rPr>
+      </w:pPr>
+      <w:r>
+        <w:rPr>
+          <w:rFonts w:eastAsia="Noto Serif CJK SC" w:cs="Noto Sans Devanagari"/>
+          <w:b w:val="false"/>
+          <w:bCs w:val="false"/>
+          <w:sz w:val="24"/>
+          <w:szCs w:val="24"/>
+          <w:u w:val="none"/>
+          <w:lang w:val="hu-HU"/>
+        </w:rPr>
+        <w:t>Egy fogyasztón átfolyó elektromos áram erőssége egyenesen arányos a fogyasztó kivezetései között mért feszültségével.</w:t>
+      </w:r>
+    </w:p>
+    <w:p>
+      <w:pPr>
+        <w:pStyle w:val="Normal"/>
+        <w:numPr>
+          <w:ilvl w:val="0"/>
+          <w:numId w:val="21"/>
+        </w:numPr>
+        <w:tabs>
+          <w:tab w:val="clear" w:pos="709"/>
+          <w:tab w:val="left" w:pos="2370" w:leader="none"/>
+        </w:tabs>
+        <w:bidi w:val="0"/>
+        <w:jc w:val="start"/>
+        <w:rPr>
+          <w:b w:val="false"/>
+          <w:bCs w:val="false"/>
+          <w:sz w:val="24"/>
+          <w:szCs w:val="24"/>
+          <w:u w:val="none"/>
+          <w:lang w:val="hu-HU"/>
+        </w:rPr>
+      </w:pPr>
+      <w:r>
+        <w:rPr>
+          <w:rFonts w:eastAsia="Noto Serif CJK SC" w:cs="Noto Sans Devanagari"/>
+          <w:b w:val="false"/>
+          <w:bCs w:val="false"/>
+          <w:sz w:val="24"/>
+          <w:szCs w:val="24"/>
+          <w:u w:val="none"/>
+          <w:lang w:val="hu-HU"/>
+        </w:rPr>
+      </w:r>
+    </w:p>
+    <w:p>
+      <w:pPr>
+        <w:pStyle w:val="Normal"/>
+        <w:tabs>
+          <w:tab w:val="clear" w:pos="709"/>
+          <w:tab w:val="left" w:pos="2370" w:leader="none"/>
+        </w:tabs>
+        <w:bidi w:val="0"/>
+        <w:jc w:val="start"/>
+        <w:rPr>
+          <w:b w:val="false"/>
+          <w:bCs w:val="false"/>
+          <w:sz w:val="24"/>
+          <w:szCs w:val="24"/>
+          <w:u w:val="none"/>
+          <w:lang w:val="hu-HU"/>
+        </w:rPr>
+      </w:pPr>
+      <w:r>
+        <w:rPr>
+          <w:rFonts w:eastAsia="Noto Serif CJK SC" w:cs="Noto Sans Devanagari"/>
+          <w:b w:val="false"/>
+          <w:bCs w:val="false"/>
+          <w:sz w:val="24"/>
+          <w:szCs w:val="24"/>
+          <w:u w:val="none"/>
+          <w:lang w:val="hu-HU"/>
+        </w:rPr>
+      </w:r>
+    </w:p>
+    <w:p>
+      <w:pPr>
+        <w:pStyle w:val="Normal"/>
+        <w:tabs>
+          <w:tab w:val="clear" w:pos="709"/>
+          <w:tab w:val="left" w:pos="2370" w:leader="none"/>
+        </w:tabs>
+        <w:bidi w:val="0"/>
+        <w:jc w:val="start"/>
+        <w:rPr>
+          <w:b w:val="false"/>
+          <w:bCs w:val="false"/>
+          <w:sz w:val="24"/>
+          <w:szCs w:val="24"/>
+          <w:u w:val="none"/>
+          <w:lang w:val="hu-HU"/>
+        </w:rPr>
+      </w:pPr>
+      <w:r>
+        <w:rPr>
+          <w:rFonts w:eastAsia="Noto Serif CJK SC" w:cs="Noto Sans Devanagari"/>
+          <w:b w:val="false"/>
+          <w:bCs w:val="false"/>
+          <w:sz w:val="24"/>
+          <w:szCs w:val="24"/>
+          <w:u w:val="none"/>
+          <w:lang w:val="hu-HU"/>
+        </w:rPr>
+      </w:r>
+    </w:p>
+    <w:p>
+      <w:pPr>
+        <w:pStyle w:val="Normal"/>
+        <w:tabs>
+          <w:tab w:val="clear" w:pos="709"/>
+          <w:tab w:val="left" w:pos="2370" w:leader="none"/>
+        </w:tabs>
+        <w:bidi w:val="0"/>
+        <w:jc w:val="start"/>
+        <w:rPr>
+          <w:b w:val="false"/>
+          <w:bCs w:val="false"/>
+          <w:sz w:val="24"/>
+          <w:szCs w:val="24"/>
+          <w:u w:val="none"/>
+          <w:lang w:val="hu-HU"/>
+        </w:rPr>
+      </w:pPr>
+      <w:r>
+        <w:rPr>
+          <w:rFonts w:eastAsia="Noto Serif CJK SC" w:cs="Noto Sans Devanagari"/>
+          <w:b w:val="false"/>
+          <w:bCs w:val="false"/>
+          <w:sz w:val="24"/>
+          <w:szCs w:val="24"/>
+          <w:u w:val="none"/>
+          <w:lang w:val="hu-HU"/>
+        </w:rPr>
+      </w:r>
+    </w:p>
+    <w:p>
+      <w:pPr>
+        <w:pStyle w:val="Normal"/>
+        <w:tabs>
+          <w:tab w:val="clear" w:pos="709"/>
+          <w:tab w:val="left" w:pos="2370" w:leader="none"/>
+        </w:tabs>
+        <w:bidi w:val="0"/>
+        <w:jc w:val="start"/>
+        <w:rPr>
+          <w:b w:val="false"/>
+          <w:bCs w:val="false"/>
+          <w:sz w:val="24"/>
+          <w:szCs w:val="24"/>
+          <w:u w:val="none"/>
+          <w:lang w:val="hu-HU"/>
+        </w:rPr>
+      </w:pPr>
+      <w:r>
+        <w:rPr>
+          <w:rFonts w:eastAsia="Noto Serif CJK SC" w:cs="Noto Sans Devanagari"/>
+          <w:b w:val="false"/>
+          <w:bCs w:val="false"/>
+          <w:sz w:val="24"/>
+          <w:szCs w:val="24"/>
+          <w:u w:val="none"/>
+          <w:lang w:val="hu-HU"/>
+        </w:rPr>
+      </w:r>
+    </w:p>
+    <w:p>
+      <w:pPr>
+        <w:pStyle w:val="Normal"/>
+        <w:tabs>
+          <w:tab w:val="clear" w:pos="709"/>
+          <w:tab w:val="left" w:pos="2370" w:leader="none"/>
+        </w:tabs>
+        <w:bidi w:val="0"/>
+        <w:jc w:val="start"/>
+        <w:rPr>
+          <w:b w:val="false"/>
+          <w:bCs w:val="false"/>
+          <w:sz w:val="24"/>
+          <w:szCs w:val="24"/>
+          <w:u w:val="none"/>
+          <w:lang w:val="hu-HU"/>
+        </w:rPr>
+      </w:pPr>
+      <w:r>
+        <w:rPr>
+          <w:rFonts w:eastAsia="Noto Serif CJK SC" w:cs="Noto Sans Devanagari"/>
+          <w:b w:val="false"/>
+          <w:bCs w:val="false"/>
+          <w:sz w:val="24"/>
+          <w:szCs w:val="24"/>
+          <w:u w:val="none"/>
+          <w:lang w:val="hu-HU"/>
+        </w:rPr>
+      </w:r>
+    </w:p>
+    <w:p>
+      <w:pPr>
+        <w:pStyle w:val="Normal"/>
+        <w:tabs>
+          <w:tab w:val="clear" w:pos="709"/>
+          <w:tab w:val="left" w:pos="2370" w:leader="none"/>
+        </w:tabs>
+        <w:bidi w:val="0"/>
+        <w:jc w:val="start"/>
+        <w:rPr>
+          <w:b w:val="false"/>
+          <w:bCs w:val="false"/>
+          <w:sz w:val="24"/>
+          <w:szCs w:val="24"/>
+          <w:u w:val="none"/>
+          <w:lang w:val="hu-HU"/>
+        </w:rPr>
+      </w:pPr>
+      <w:r>
+        <w:rPr>
+          <w:rFonts w:eastAsia="Noto Serif CJK SC" w:cs="Noto Sans Devanagari"/>
+          <w:b w:val="false"/>
+          <w:bCs w:val="false"/>
+          <w:sz w:val="24"/>
+          <w:szCs w:val="24"/>
+          <w:u w:val="none"/>
+          <w:lang w:val="hu-HU"/>
+        </w:rPr>
+      </w:r>
+    </w:p>
+    <w:p>
+      <w:pPr>
+        <w:pStyle w:val="Normal"/>
+        <w:tabs>
+          <w:tab w:val="clear" w:pos="709"/>
+          <w:tab w:val="left" w:pos="2370" w:leader="none"/>
+        </w:tabs>
+        <w:bidi w:val="0"/>
+        <w:jc w:val="start"/>
+        <w:rPr>
+          <w:b w:val="false"/>
+          <w:bCs w:val="false"/>
+          <w:sz w:val="24"/>
+          <w:szCs w:val="24"/>
+          <w:u w:val="none"/>
+          <w:lang w:val="hu-HU"/>
+        </w:rPr>
+      </w:pPr>
+      <w:r>
+        <w:rPr>
+          <w:rFonts w:eastAsia="Noto Serif CJK SC" w:cs="Noto Sans Devanagari"/>
+          <w:b w:val="false"/>
+          <w:bCs w:val="false"/>
+          <w:sz w:val="24"/>
+          <w:szCs w:val="24"/>
+          <w:u w:val="none"/>
+          <w:lang w:val="hu-HU"/>
+        </w:rPr>
+      </w:r>
+    </w:p>
+    <w:p>
+      <w:pPr>
+        <w:pStyle w:val="Normal"/>
+        <w:tabs>
+          <w:tab w:val="clear" w:pos="709"/>
+          <w:tab w:val="left" w:pos="2370" w:leader="none"/>
+        </w:tabs>
+        <w:bidi w:val="0"/>
+        <w:jc w:val="start"/>
+        <w:rPr>
+          <w:b w:val="false"/>
+          <w:bCs w:val="false"/>
+          <w:sz w:val="24"/>
+          <w:szCs w:val="24"/>
+          <w:u w:val="none"/>
+          <w:lang w:val="hu-HU"/>
+        </w:rPr>
+      </w:pPr>
+      <w:r>
+        <w:rPr>
+          <w:rFonts w:eastAsia="Noto Serif CJK SC" w:cs="Noto Sans Devanagari"/>
+          <w:b w:val="false"/>
+          <w:bCs w:val="false"/>
+          <w:sz w:val="24"/>
+          <w:szCs w:val="24"/>
+          <w:u w:val="none"/>
+          <w:lang w:val="hu-HU"/>
+        </w:rPr>
+        <w:drawing>
+          <wp:anchor behindDoc="0" distT="0" distB="0" distL="0" distR="0" simplePos="0" locked="0" layoutInCell="0" allowOverlap="1" relativeHeight="14">
+            <wp:simplePos x="0" y="0"/>
+            <wp:positionH relativeFrom="column">
+              <wp:posOffset>5417185</wp:posOffset>
+            </wp:positionH>
+            <wp:positionV relativeFrom="paragraph">
+              <wp:posOffset>1431290</wp:posOffset>
+            </wp:positionV>
+            <wp:extent cx="1407795" cy="1011555"/>
+            <wp:effectExtent l="0" t="0" r="0" b="0"/>
+            <wp:wrapSquare wrapText="largest"/>
+            <wp:docPr id="13" name="Image13"/>
+            <wp:cNvGraphicFramePr>
+              <a:graphicFrameLocks xmlns:a="http://schemas.openxmlformats.org/drawingml/2006/main" noChangeAspect="1"/>
+            </wp:cNvGraphicFramePr>
+            <a:graphic xmlns:a="http://schemas.openxmlformats.org/drawingml/2006/main">
+              <a:graphicData uri="http://schemas.openxmlformats.org/drawingml/2006/picture">
+                <pic:pic xmlns:pic="http://schemas.openxmlformats.org/drawingml/2006/picture">
+                  <pic:nvPicPr>
+                    <pic:cNvPr id="13" name="Image13"/>
+                    <pic:cNvPicPr>
+                      <a:picLocks noChangeAspect="1" noChangeArrowheads="1"/>
+                    </pic:cNvPicPr>
+                  </pic:nvPicPr>
+                  <pic:blipFill>
+                    <a:blip r:embed="rId14"/>
+                    <a:stretch>
+                      <a:fillRect/>
+                    </a:stretch>
+                  </pic:blipFill>
+                  <pic:spPr bwMode="auto">
+                    <a:xfrm>
+                      <a:off x="0" y="0"/>
+                      <a:ext cx="1407795" cy="1011555"/>
+                    </a:xfrm>
+                    <a:prstGeom prst="rect">
+                      <a:avLst/>
+                    </a:prstGeom>
+                    <a:noFill/>
+                  </pic:spPr>
+                </pic:pic>
+              </a:graphicData>
+            </a:graphic>
+          </wp:anchor>
+        </w:drawing>
       </w:r>
     </w:p>
     <w:sectPr>
@@ -13140,7 +13615,7 @@
     <w:pPr>
       <w:widowControl/>
       <w:suppressAutoHyphens w:val="true"/>
-      <w:overflowPunct w:val="false"/>
+      <w:overflowPunct w:val="true"/>
       <w:bidi w:val="0"/>
       <w:spacing w:before="0" w:after="0"/>
       <w:jc w:val="start"/>
@@ -13154,15 +13629,15 @@
       <w:lang w:val="en-US" w:eastAsia="zh-CN" w:bidi="hi-IN"/>
     </w:rPr>
   </w:style>
-  <w:style w:type="character" w:styleId="Bullets">
-    <w:name w:val="Bullets"/>
+  <w:style w:type="character" w:styleId="Bulletsuser">
+    <w:name w:val="Bullets (user)"/>
     <w:qFormat/>
     <w:rPr>
       <w:rFonts w:ascii="OpenSymbol" w:hAnsi="OpenSymbol" w:eastAsia="OpenSymbol" w:cs="OpenSymbol"/>
     </w:rPr>
   </w:style>
-  <w:style w:type="character" w:styleId="Bulletsuser">
-    <w:name w:val="Bullets (user)"/>
+  <w:style w:type="character" w:styleId="Bullets">
+    <w:name w:val="Bullets"/>
     <w:qFormat/>
     <w:rPr>
       <w:rFonts w:ascii="OpenSymbol" w:hAnsi="OpenSymbol" w:eastAsia="OpenSymbol" w:cs="OpenSymbol"/>

--- a/fizika11.docx
+++ b/fizika11.docx
@@ -4149,7 +4149,7 @@
         <w:pStyle w:val="Normal"/>
         <w:widowControl/>
         <w:suppressAutoHyphens w:val="true"/>
-        <w:overflowPunct w:val="true"/>
+        <w:overflowPunct w:val="false"/>
         <w:bidi w:val="0"/>
         <w:spacing w:before="0" w:after="0"/>
         <w:ind w:hanging="0" w:start="0" w:end="0"/>
@@ -9814,29 +9814,7 @@
           <w:u w:val="none"/>
           <w:lang w:val="hu-HU"/>
         </w:rPr>
-        <w:t>Mágneses hatás: elektromágneses daru, árammérő m</w:t>
-      </w:r>
-      <w:r>
-        <w:rPr>
-          <w:b w:val="false"/>
-          <w:bCs w:val="false"/>
-          <w:sz w:val="24"/>
-          <w:szCs w:val="24"/>
-          <w:u w:val="none"/>
-          <w:lang w:val="hu-HU"/>
-        </w:rPr>
-        <w:t>ű</w:t>
-      </w:r>
-      <w:r>
-        <w:rPr>
-          <w:b w:val="false"/>
-          <w:bCs w:val="false"/>
-          <w:sz w:val="24"/>
-          <w:szCs w:val="24"/>
-          <w:u w:val="none"/>
-          <w:lang w:val="hu-HU"/>
-        </w:rPr>
-        <w:t>szerek</w:t>
+        <w:t>Mágneses hatás: elektromágneses daru, árammérő műszerek</w:t>
       </w:r>
     </w:p>
     <w:p>
@@ -10017,15 +9995,6 @@
         <w:t xml:space="preserve">Jele: R; Mértékegység: </w:t>
       </w:r>
       <w:r>
-        <w:rPr>
-          <w:rFonts w:eastAsia="Noto Serif CJK SC" w:cs="Noto Sans Devanagari"/>
-          <w:b w:val="false"/>
-          <w:bCs w:val="false"/>
-          <w:sz w:val="24"/>
-          <w:szCs w:val="24"/>
-          <w:u w:val="none"/>
-          <w:lang w:val="hu-HU"/>
-        </w:rPr>
         <w:drawing>
           <wp:anchor behindDoc="0" distT="0" distB="0" distL="0" distR="0" simplePos="0" locked="0" layoutInCell="0" allowOverlap="1" relativeHeight="13">
             <wp:simplePos x="0" y="0"/>
@@ -10215,6 +10184,163 @@
       </w:pPr>
       <w:r>
         <w:rPr>
+          <w:b w:val="false"/>
+          <w:bCs w:val="false"/>
+          <w:sz w:val="24"/>
+          <w:szCs w:val="24"/>
+          <w:u w:val="none"/>
+          <w:lang w:val="hu-HU"/>
+        </w:rPr>
+      </w:r>
+    </w:p>
+    <w:p>
+      <w:pPr>
+        <w:pStyle w:val="Normal"/>
+        <w:tabs>
+          <w:tab w:val="clear" w:pos="709"/>
+          <w:tab w:val="left" w:pos="2370" w:leader="none"/>
+        </w:tabs>
+        <w:bidi w:val="0"/>
+        <w:jc w:val="start"/>
+        <w:rPr>
+          <w:b w:val="false"/>
+          <w:bCs w:val="false"/>
+          <w:sz w:val="24"/>
+          <w:szCs w:val="24"/>
+          <w:u w:val="none"/>
+          <w:lang w:val="hu-HU"/>
+        </w:rPr>
+      </w:pPr>
+      <w:r>
+        <w:rPr>
+          <w:b w:val="false"/>
+          <w:bCs w:val="false"/>
+          <w:sz w:val="24"/>
+          <w:szCs w:val="24"/>
+          <w:u w:val="none"/>
+          <w:lang w:val="hu-HU"/>
+        </w:rPr>
+      </w:r>
+    </w:p>
+    <w:p>
+      <w:pPr>
+        <w:pStyle w:val="Normal"/>
+        <w:tabs>
+          <w:tab w:val="clear" w:pos="709"/>
+          <w:tab w:val="left" w:pos="2370" w:leader="none"/>
+        </w:tabs>
+        <w:bidi w:val="0"/>
+        <w:jc w:val="start"/>
+        <w:rPr>
+          <w:b w:val="false"/>
+          <w:bCs w:val="false"/>
+          <w:sz w:val="24"/>
+          <w:szCs w:val="24"/>
+          <w:u w:val="none"/>
+          <w:lang w:val="hu-HU"/>
+        </w:rPr>
+      </w:pPr>
+      <w:r>
+        <w:rPr>
+          <w:b w:val="false"/>
+          <w:bCs w:val="false"/>
+          <w:sz w:val="24"/>
+          <w:szCs w:val="24"/>
+          <w:u w:val="none"/>
+          <w:lang w:val="hu-HU"/>
+        </w:rPr>
+      </w:r>
+    </w:p>
+    <w:p>
+      <w:pPr>
+        <w:pStyle w:val="Normal"/>
+        <w:tabs>
+          <w:tab w:val="clear" w:pos="709"/>
+          <w:tab w:val="left" w:pos="2370" w:leader="none"/>
+        </w:tabs>
+        <w:bidi w:val="0"/>
+        <w:jc w:val="start"/>
+        <w:rPr>
+          <w:b w:val="false"/>
+          <w:bCs w:val="false"/>
+          <w:sz w:val="24"/>
+          <w:szCs w:val="24"/>
+          <w:u w:val="none"/>
+          <w:lang w:val="hu-HU"/>
+        </w:rPr>
+      </w:pPr>
+      <w:r>
+        <w:rPr>
+          <w:b w:val="false"/>
+          <w:bCs w:val="false"/>
+          <w:sz w:val="24"/>
+          <w:szCs w:val="24"/>
+          <w:u w:val="none"/>
+          <w:lang w:val="hu-HU"/>
+        </w:rPr>
+      </w:r>
+    </w:p>
+    <w:p>
+      <w:pPr>
+        <w:pStyle w:val="Normal"/>
+        <w:tabs>
+          <w:tab w:val="clear" w:pos="709"/>
+          <w:tab w:val="left" w:pos="2370" w:leader="none"/>
+        </w:tabs>
+        <w:bidi w:val="0"/>
+        <w:jc w:val="start"/>
+        <w:rPr>
+          <w:b w:val="false"/>
+          <w:bCs w:val="false"/>
+          <w:sz w:val="24"/>
+          <w:szCs w:val="24"/>
+          <w:u w:val="none"/>
+          <w:lang w:val="hu-HU"/>
+        </w:rPr>
+      </w:pPr>
+      <w:r>
+        <w:rPr>
+          <w:b w:val="false"/>
+          <w:bCs w:val="false"/>
+          <w:sz w:val="24"/>
+          <w:szCs w:val="24"/>
+          <w:u w:val="none"/>
+          <w:lang w:val="hu-HU"/>
+        </w:rPr>
+        <w:t>Feledatok:</w:t>
+      </w:r>
+    </w:p>
+    <w:p>
+      <w:pPr>
+        <w:pStyle w:val="Normal"/>
+        <w:tabs>
+          <w:tab w:val="clear" w:pos="709"/>
+          <w:tab w:val="left" w:pos="2370" w:leader="none"/>
+        </w:tabs>
+        <w:bidi w:val="0"/>
+        <w:jc w:val="start"/>
+        <w:rPr>
+          <w:b w:val="false"/>
+          <w:bCs w:val="false"/>
+          <w:sz w:val="24"/>
+          <w:szCs w:val="24"/>
+          <w:u w:val="none"/>
+          <w:lang w:val="hu-HU"/>
+        </w:rPr>
+      </w:pPr>
+      <w:r>
+        <w:rPr>
+          <w:b w:val="false"/>
+          <w:bCs w:val="false"/>
+          <w:sz w:val="24"/>
+          <w:szCs w:val="24"/>
+          <w:u w:val="none"/>
+          <w:lang w:val="hu-HU"/>
+        </w:rPr>
+        <w:t>1. Egy zseblámpa ellenállása 17.5</w:t>
+      </w:r>
+      <w:r>
+        <w:rPr>
           <w:rFonts w:eastAsia="Noto Serif CJK SC" w:cs="Noto Sans Devanagari"/>
           <w:b w:val="false"/>
           <w:bCs w:val="false"/>
@@ -10223,26 +10349,68 @@
           <w:u w:val="none"/>
           <w:lang w:val="hu-HU"/>
         </w:rPr>
-      </w:r>
-    </w:p>
-    <w:p>
-      <w:pPr>
-        <w:pStyle w:val="Normal"/>
-        <w:tabs>
-          <w:tab w:val="clear" w:pos="709"/>
-          <w:tab w:val="left" w:pos="2370" w:leader="none"/>
-        </w:tabs>
-        <w:bidi w:val="0"/>
-        <w:jc w:val="start"/>
-        <w:rPr>
-          <w:b w:val="false"/>
-          <w:bCs w:val="false"/>
-          <w:sz w:val="24"/>
-          <w:szCs w:val="24"/>
-          <w:u w:val="none"/>
-          <w:lang w:val="hu-HU"/>
-        </w:rPr>
-      </w:pPr>
+        <w:t>Ω, áramerőssége 200mA.</w:t>
+      </w:r>
+    </w:p>
+    <w:p>
+      <w:pPr>
+        <w:pStyle w:val="Normal"/>
+        <w:tabs>
+          <w:tab w:val="clear" w:pos="709"/>
+          <w:tab w:val="left" w:pos="2370" w:leader="none"/>
+        </w:tabs>
+        <w:bidi w:val="0"/>
+        <w:jc w:val="start"/>
+        <w:rPr>
+          <w:b w:val="false"/>
+          <w:bCs w:val="false"/>
+          <w:sz w:val="24"/>
+          <w:szCs w:val="24"/>
+          <w:u w:val="none"/>
+          <w:lang w:val="hu-HU"/>
+        </w:rPr>
+      </w:pPr>
+      <w:r>
+        <w:rPr>
+          <w:b w:val="false"/>
+          <w:bCs w:val="false"/>
+          <w:sz w:val="24"/>
+          <w:szCs w:val="24"/>
+          <w:u w:val="none"/>
+          <w:lang w:val="hu-HU"/>
+        </w:rPr>
+        <w:t>Mekkora az izzószál két végpontja közötti feszültség?</w:t>
+      </w:r>
+    </w:p>
+    <w:p>
+      <w:pPr>
+        <w:pStyle w:val="Normal"/>
+        <w:tabs>
+          <w:tab w:val="clear" w:pos="709"/>
+          <w:tab w:val="left" w:pos="2370" w:leader="none"/>
+        </w:tabs>
+        <w:bidi w:val="0"/>
+        <w:jc w:val="start"/>
+        <w:rPr>
+          <w:b w:val="false"/>
+          <w:bCs w:val="false"/>
+          <w:sz w:val="24"/>
+          <w:szCs w:val="24"/>
+          <w:u w:val="none"/>
+          <w:lang w:val="hu-HU"/>
+        </w:rPr>
+      </w:pPr>
+      <w:r>
+        <w:rPr>
+          <w:b w:val="false"/>
+          <w:bCs w:val="false"/>
+          <w:sz w:val="24"/>
+          <w:szCs w:val="24"/>
+          <w:u w:val="none"/>
+          <w:lang w:val="hu-HU"/>
+        </w:rPr>
+        <w:t>R=17.5</w:t>
+      </w:r>
       <w:r>
         <w:rPr>
           <w:rFonts w:eastAsia="Noto Serif CJK SC" w:cs="Noto Sans Devanagari"/>
@@ -10253,6 +10421,7 @@
           <w:u w:val="none"/>
           <w:lang w:val="hu-HU"/>
         </w:rPr>
+        <w:t>Ω</w:t>
       </w:r>
     </w:p>
     <w:p>
@@ -10283,6 +10452,7 @@
           <w:u w:val="none"/>
           <w:lang w:val="hu-HU"/>
         </w:rPr>
+        <w:t>I= 200mA = 0.2A</w:t>
       </w:r>
     </w:p>
     <w:p>
@@ -10313,6 +10483,7 @@
           <w:u w:val="none"/>
           <w:lang w:val="hu-HU"/>
         </w:rPr>
+        <w:t>U=R/I</w:t>
       </w:r>
     </w:p>
     <w:p>
@@ -10343,26 +10514,278 @@
           <w:u w:val="none"/>
           <w:lang w:val="hu-HU"/>
         </w:rPr>
-      </w:r>
-    </w:p>
-    <w:p>
-      <w:pPr>
-        <w:pStyle w:val="Normal"/>
-        <w:tabs>
-          <w:tab w:val="clear" w:pos="709"/>
-          <w:tab w:val="left" w:pos="2370" w:leader="none"/>
-        </w:tabs>
-        <w:bidi w:val="0"/>
-        <w:jc w:val="start"/>
-        <w:rPr>
-          <w:b w:val="false"/>
-          <w:bCs w:val="false"/>
-          <w:sz w:val="24"/>
-          <w:szCs w:val="24"/>
-          <w:u w:val="none"/>
-          <w:lang w:val="hu-HU"/>
-        </w:rPr>
-      </w:pPr>
+        <w:t>U=3.5V</w:t>
+      </w:r>
+    </w:p>
+    <w:p>
+      <w:pPr>
+        <w:pStyle w:val="Normal"/>
+        <w:tabs>
+          <w:tab w:val="clear" w:pos="709"/>
+          <w:tab w:val="left" w:pos="2370" w:leader="none"/>
+        </w:tabs>
+        <w:bidi w:val="0"/>
+        <w:jc w:val="start"/>
+        <w:rPr>
+          <w:b w:val="false"/>
+          <w:bCs w:val="false"/>
+          <w:sz w:val="24"/>
+          <w:szCs w:val="24"/>
+          <w:u w:val="none"/>
+          <w:lang w:val="hu-HU"/>
+        </w:rPr>
+      </w:pPr>
+      <w:r>
+        <w:rPr>
+          <w:b w:val="false"/>
+          <w:bCs w:val="false"/>
+          <w:sz w:val="24"/>
+          <w:szCs w:val="24"/>
+          <w:u w:val="none"/>
+          <w:lang w:val="hu-HU"/>
+        </w:rPr>
+        <w:t>2. Egy villanyvasalón 220V-os feszültség esetén 2.7A erősségű áram folyik</w:t>
+      </w:r>
+    </w:p>
+    <w:p>
+      <w:pPr>
+        <w:pStyle w:val="Normal"/>
+        <w:tabs>
+          <w:tab w:val="clear" w:pos="709"/>
+          <w:tab w:val="left" w:pos="2370" w:leader="none"/>
+        </w:tabs>
+        <w:bidi w:val="0"/>
+        <w:jc w:val="start"/>
+        <w:rPr>
+          <w:b w:val="false"/>
+          <w:bCs w:val="false"/>
+          <w:sz w:val="24"/>
+          <w:szCs w:val="24"/>
+          <w:u w:val="none"/>
+          <w:lang w:val="hu-HU"/>
+        </w:rPr>
+      </w:pPr>
+      <w:r>
+        <w:rPr>
+          <w:b w:val="false"/>
+          <w:bCs w:val="false"/>
+          <w:sz w:val="24"/>
+          <w:szCs w:val="24"/>
+          <w:u w:val="none"/>
+          <w:lang w:val="hu-HU"/>
+        </w:rPr>
+        <w:t>a.) Mennyi idő alatt áramlik át rajta 1C töltés?</w:t>
+      </w:r>
+    </w:p>
+    <w:p>
+      <w:pPr>
+        <w:pStyle w:val="Normal"/>
+        <w:tabs>
+          <w:tab w:val="clear" w:pos="709"/>
+          <w:tab w:val="left" w:pos="2370" w:leader="none"/>
+        </w:tabs>
+        <w:bidi w:val="0"/>
+        <w:jc w:val="start"/>
+        <w:rPr>
+          <w:b w:val="false"/>
+          <w:bCs w:val="false"/>
+          <w:sz w:val="24"/>
+          <w:szCs w:val="24"/>
+          <w:u w:val="none"/>
+          <w:lang w:val="hu-HU"/>
+        </w:rPr>
+      </w:pPr>
+      <w:r>
+        <w:rPr>
+          <w:b w:val="false"/>
+          <w:bCs w:val="false"/>
+          <w:sz w:val="24"/>
+          <w:szCs w:val="24"/>
+          <w:u w:val="none"/>
+          <w:lang w:val="hu-HU"/>
+        </w:rPr>
+        <w:t>t=Q/I</w:t>
+      </w:r>
+    </w:p>
+    <w:p>
+      <w:pPr>
+        <w:pStyle w:val="Normal"/>
+        <w:tabs>
+          <w:tab w:val="clear" w:pos="709"/>
+          <w:tab w:val="left" w:pos="2370" w:leader="none"/>
+        </w:tabs>
+        <w:bidi w:val="0"/>
+        <w:jc w:val="start"/>
+        <w:rPr>
+          <w:b w:val="false"/>
+          <w:bCs w:val="false"/>
+          <w:sz w:val="24"/>
+          <w:szCs w:val="24"/>
+          <w:u w:val="none"/>
+          <w:lang w:val="hu-HU"/>
+        </w:rPr>
+      </w:pPr>
+      <w:r>
+        <w:rPr>
+          <w:b w:val="false"/>
+          <w:bCs w:val="false"/>
+          <w:sz w:val="24"/>
+          <w:szCs w:val="24"/>
+          <w:u w:val="none"/>
+          <w:lang w:val="hu-HU"/>
+        </w:rPr>
+        <w:t>t=1/2.7</w:t>
+      </w:r>
+    </w:p>
+    <w:p>
+      <w:pPr>
+        <w:pStyle w:val="Normal"/>
+        <w:tabs>
+          <w:tab w:val="clear" w:pos="709"/>
+          <w:tab w:val="left" w:pos="2370" w:leader="none"/>
+        </w:tabs>
+        <w:bidi w:val="0"/>
+        <w:jc w:val="start"/>
+        <w:rPr>
+          <w:b w:val="false"/>
+          <w:bCs w:val="false"/>
+          <w:sz w:val="24"/>
+          <w:szCs w:val="24"/>
+          <w:u w:val="none"/>
+          <w:lang w:val="hu-HU"/>
+        </w:rPr>
+      </w:pPr>
+      <w:r>
+        <w:rPr>
+          <w:b w:val="false"/>
+          <w:bCs w:val="false"/>
+          <w:sz w:val="24"/>
+          <w:szCs w:val="24"/>
+          <w:u w:val="none"/>
+          <w:lang w:val="hu-HU"/>
+        </w:rPr>
+        <w:t>t=0.370°</w:t>
+      </w:r>
+    </w:p>
+    <w:p>
+      <w:pPr>
+        <w:pStyle w:val="Normal"/>
+        <w:tabs>
+          <w:tab w:val="clear" w:pos="709"/>
+          <w:tab w:val="left" w:pos="2370" w:leader="none"/>
+        </w:tabs>
+        <w:bidi w:val="0"/>
+        <w:jc w:val="start"/>
+        <w:rPr>
+          <w:b w:val="false"/>
+          <w:bCs w:val="false"/>
+          <w:sz w:val="24"/>
+          <w:szCs w:val="24"/>
+          <w:u w:val="none"/>
+          <w:lang w:val="hu-HU"/>
+        </w:rPr>
+      </w:pPr>
+      <w:r>
+        <w:rPr>
+          <w:b w:val="false"/>
+          <w:bCs w:val="false"/>
+          <w:sz w:val="24"/>
+          <w:szCs w:val="24"/>
+          <w:u w:val="none"/>
+          <w:lang w:val="hu-HU"/>
+        </w:rPr>
+        <w:t>b.) Mennyi a fűtőszál ellenllása?</w:t>
+      </w:r>
+    </w:p>
+    <w:p>
+      <w:pPr>
+        <w:pStyle w:val="Normal"/>
+        <w:tabs>
+          <w:tab w:val="clear" w:pos="709"/>
+          <w:tab w:val="left" w:pos="2370" w:leader="none"/>
+        </w:tabs>
+        <w:bidi w:val="0"/>
+        <w:jc w:val="start"/>
+        <w:rPr>
+          <w:b w:val="false"/>
+          <w:bCs w:val="false"/>
+          <w:sz w:val="24"/>
+          <w:szCs w:val="24"/>
+          <w:u w:val="none"/>
+          <w:lang w:val="hu-HU"/>
+        </w:rPr>
+      </w:pPr>
+      <w:r>
+        <w:rPr>
+          <w:b w:val="false"/>
+          <w:bCs w:val="false"/>
+          <w:sz w:val="24"/>
+          <w:szCs w:val="24"/>
+          <w:u w:val="none"/>
+          <w:lang w:val="hu-HU"/>
+        </w:rPr>
+        <w:t>220*2.7</w:t>
+      </w:r>
+    </w:p>
+    <w:p>
+      <w:pPr>
+        <w:pStyle w:val="Normal"/>
+        <w:tabs>
+          <w:tab w:val="clear" w:pos="709"/>
+          <w:tab w:val="left" w:pos="2370" w:leader="none"/>
+        </w:tabs>
+        <w:bidi w:val="0"/>
+        <w:jc w:val="start"/>
+        <w:rPr>
+          <w:b w:val="false"/>
+          <w:bCs w:val="false"/>
+          <w:sz w:val="24"/>
+          <w:szCs w:val="24"/>
+          <w:u w:val="none"/>
+          <w:lang w:val="hu-HU"/>
+        </w:rPr>
+      </w:pPr>
+      <w:r>
+        <w:rPr>
+          <w:b w:val="false"/>
+          <w:bCs w:val="false"/>
+          <w:sz w:val="24"/>
+          <w:szCs w:val="24"/>
+          <w:u w:val="none"/>
+          <w:lang w:val="hu-HU"/>
+        </w:rPr>
+        <w:t>440+154</w:t>
+      </w:r>
+    </w:p>
+    <w:p>
+      <w:pPr>
+        <w:pStyle w:val="Normal"/>
+        <w:tabs>
+          <w:tab w:val="clear" w:pos="709"/>
+          <w:tab w:val="left" w:pos="2370" w:leader="none"/>
+        </w:tabs>
+        <w:bidi w:val="0"/>
+        <w:jc w:val="start"/>
+        <w:rPr>
+          <w:b w:val="false"/>
+          <w:bCs w:val="false"/>
+          <w:sz w:val="24"/>
+          <w:szCs w:val="24"/>
+          <w:u w:val="none"/>
+          <w:lang w:val="hu-HU"/>
+        </w:rPr>
+      </w:pPr>
+      <w:r>
+        <w:rPr>
+          <w:b w:val="false"/>
+          <w:bCs w:val="false"/>
+          <w:sz w:val="24"/>
+          <w:szCs w:val="24"/>
+          <w:u w:val="none"/>
+          <w:lang w:val="hu-HU"/>
+        </w:rPr>
+        <w:t>594</w:t>
+      </w:r>
       <w:r>
         <w:rPr>
           <w:rFonts w:eastAsia="Noto Serif CJK SC" w:cs="Noto Sans Devanagari"/>
@@ -10373,89 +10796,224 @@
           <w:u w:val="none"/>
           <w:lang w:val="hu-HU"/>
         </w:rPr>
-      </w:r>
-    </w:p>
-    <w:p>
-      <w:pPr>
-        <w:pStyle w:val="Normal"/>
-        <w:tabs>
-          <w:tab w:val="clear" w:pos="709"/>
-          <w:tab w:val="left" w:pos="2370" w:leader="none"/>
-        </w:tabs>
-        <w:bidi w:val="0"/>
-        <w:jc w:val="start"/>
-        <w:rPr>
-          <w:b w:val="false"/>
-          <w:bCs w:val="false"/>
-          <w:sz w:val="24"/>
-          <w:szCs w:val="24"/>
-          <w:u w:val="none"/>
-          <w:lang w:val="hu-HU"/>
-        </w:rPr>
-      </w:pPr>
-      <w:r>
-        <w:rPr>
-          <w:rFonts w:eastAsia="Noto Serif CJK SC" w:cs="Noto Sans Devanagari"/>
-          <w:b w:val="false"/>
-          <w:bCs w:val="false"/>
-          <w:sz w:val="24"/>
-          <w:szCs w:val="24"/>
-          <w:u w:val="none"/>
-          <w:lang w:val="hu-HU"/>
-        </w:rPr>
-      </w:r>
-    </w:p>
-    <w:p>
-      <w:pPr>
-        <w:pStyle w:val="Normal"/>
-        <w:tabs>
-          <w:tab w:val="clear" w:pos="709"/>
-          <w:tab w:val="left" w:pos="2370" w:leader="none"/>
-        </w:tabs>
-        <w:bidi w:val="0"/>
-        <w:jc w:val="start"/>
-        <w:rPr>
-          <w:b w:val="false"/>
-          <w:bCs w:val="false"/>
-          <w:sz w:val="24"/>
-          <w:szCs w:val="24"/>
-          <w:u w:val="none"/>
-          <w:lang w:val="hu-HU"/>
-        </w:rPr>
-      </w:pPr>
-      <w:r>
-        <w:rPr>
-          <w:rFonts w:eastAsia="Noto Serif CJK SC" w:cs="Noto Sans Devanagari"/>
-          <w:b w:val="false"/>
-          <w:bCs w:val="false"/>
-          <w:sz w:val="24"/>
-          <w:szCs w:val="24"/>
-          <w:u w:val="none"/>
-          <w:lang w:val="hu-HU"/>
-        </w:rPr>
-      </w:r>
-    </w:p>
-    <w:p>
-      <w:pPr>
-        <w:pStyle w:val="Normal"/>
-        <w:tabs>
-          <w:tab w:val="clear" w:pos="709"/>
-          <w:tab w:val="left" w:pos="2370" w:leader="none"/>
-        </w:tabs>
-        <w:bidi w:val="0"/>
-        <w:jc w:val="start"/>
-        <w:rPr>
-          <w:b w:val="false"/>
-          <w:bCs w:val="false"/>
-          <w:sz w:val="24"/>
-          <w:szCs w:val="24"/>
-          <w:u w:val="none"/>
-          <w:lang w:val="hu-HU"/>
-        </w:rPr>
-      </w:pPr>
-      <w:r>
-        <w:rPr>
-          <w:rFonts w:eastAsia="Noto Serif CJK SC" w:cs="Noto Sans Devanagari"/>
+        <w:t>Ω</w:t>
+      </w:r>
+    </w:p>
+    <w:p>
+      <w:pPr>
+        <w:pStyle w:val="Normal"/>
+        <w:tabs>
+          <w:tab w:val="clear" w:pos="709"/>
+          <w:tab w:val="left" w:pos="2370" w:leader="none"/>
+        </w:tabs>
+        <w:bidi w:val="0"/>
+        <w:jc w:val="start"/>
+        <w:rPr>
+          <w:b/>
+          <w:bCs/>
+          <w:sz w:val="24"/>
+          <w:szCs w:val="24"/>
+          <w:u w:val="none"/>
+          <w:lang w:val="hu-HU"/>
+        </w:rPr>
+      </w:pPr>
+      <w:r>
+        <w:rPr>
+          <w:b/>
+          <w:bCs/>
+          <w:sz w:val="24"/>
+          <w:szCs w:val="24"/>
+          <w:u w:val="none"/>
+          <w:lang w:val="hu-HU"/>
+        </w:rPr>
+        <w:t>Mitől fog a vezeték ellenállása?</w:t>
+      </w:r>
+    </w:p>
+    <w:p>
+      <w:pPr>
+        <w:pStyle w:val="Normal"/>
+        <w:numPr>
+          <w:ilvl w:val="0"/>
+          <w:numId w:val="22"/>
+        </w:numPr>
+        <w:tabs>
+          <w:tab w:val="clear" w:pos="709"/>
+          <w:tab w:val="left" w:pos="2370" w:leader="none"/>
+        </w:tabs>
+        <w:bidi w:val="0"/>
+        <w:jc w:val="start"/>
+        <w:rPr>
+          <w:b w:val="false"/>
+          <w:bCs w:val="false"/>
+          <w:sz w:val="24"/>
+          <w:szCs w:val="24"/>
+          <w:u w:val="none"/>
+          <w:lang w:val="hu-HU"/>
+        </w:rPr>
+      </w:pPr>
+      <w:r>
+        <w:rPr>
+          <w:b w:val="false"/>
+          <w:bCs w:val="false"/>
+          <w:sz w:val="24"/>
+          <w:szCs w:val="24"/>
+          <w:u w:val="none"/>
+          <w:lang w:val="hu-HU"/>
+        </w:rPr>
+        <w:t>Egyenesen arányos a vezető hosszával</w:t>
+      </w:r>
+    </w:p>
+    <w:p>
+      <w:pPr>
+        <w:pStyle w:val="Normal"/>
+        <w:numPr>
+          <w:ilvl w:val="0"/>
+          <w:numId w:val="22"/>
+        </w:numPr>
+        <w:tabs>
+          <w:tab w:val="clear" w:pos="709"/>
+          <w:tab w:val="left" w:pos="2370" w:leader="none"/>
+        </w:tabs>
+        <w:bidi w:val="0"/>
+        <w:jc w:val="start"/>
+        <w:rPr>
+          <w:b w:val="false"/>
+          <w:bCs w:val="false"/>
+          <w:sz w:val="24"/>
+          <w:szCs w:val="24"/>
+          <w:u w:val="none"/>
+          <w:lang w:val="hu-HU"/>
+        </w:rPr>
+      </w:pPr>
+      <w:r>
+        <w:rPr>
+          <w:b w:val="false"/>
+          <w:bCs w:val="false"/>
+          <w:sz w:val="24"/>
+          <w:szCs w:val="24"/>
+          <w:u w:val="none"/>
+          <w:lang w:val="hu-HU"/>
+        </w:rPr>
+        <w:t>Fordítottan aráényos a vezető keresztmetszetével (A)</w:t>
+      </w:r>
+    </w:p>
+    <w:p>
+      <w:pPr>
+        <w:pStyle w:val="Normal"/>
+        <w:numPr>
+          <w:ilvl w:val="0"/>
+          <w:numId w:val="22"/>
+        </w:numPr>
+        <w:tabs>
+          <w:tab w:val="clear" w:pos="709"/>
+          <w:tab w:val="left" w:pos="2370" w:leader="none"/>
+        </w:tabs>
+        <w:bidi w:val="0"/>
+        <w:jc w:val="start"/>
+        <w:rPr>
+          <w:b w:val="false"/>
+          <w:bCs w:val="false"/>
+          <w:sz w:val="24"/>
+          <w:szCs w:val="24"/>
+          <w:u w:val="none"/>
+          <w:lang w:val="hu-HU"/>
+        </w:rPr>
+      </w:pPr>
+      <w:r>
+        <w:rPr>
+          <w:b w:val="false"/>
+          <w:bCs w:val="false"/>
+          <w:sz w:val="24"/>
+          <w:szCs w:val="24"/>
+          <w:u w:val="none"/>
+          <w:lang w:val="hu-HU"/>
+        </w:rPr>
+        <w:t>Függ a vezető anyagi minőségétől (p – fajlagos ellenállás)</w:t>
+      </w:r>
+    </w:p>
+    <w:p>
+      <w:pPr>
+        <w:pStyle w:val="Normal"/>
+        <w:numPr>
+          <w:ilvl w:val="0"/>
+          <w:numId w:val="22"/>
+        </w:numPr>
+        <w:tabs>
+          <w:tab w:val="clear" w:pos="709"/>
+          <w:tab w:val="left" w:pos="2370" w:leader="none"/>
+        </w:tabs>
+        <w:bidi w:val="0"/>
+        <w:jc w:val="start"/>
+        <w:rPr>
+          <w:b w:val="false"/>
+          <w:bCs w:val="false"/>
+          <w:sz w:val="24"/>
+          <w:szCs w:val="24"/>
+          <w:u w:val="none"/>
+          <w:lang w:val="hu-HU"/>
+        </w:rPr>
+      </w:pPr>
+      <w:r>
+        <w:rPr>
+          <w:b w:val="false"/>
+          <w:bCs w:val="false"/>
+          <w:sz w:val="24"/>
+          <w:szCs w:val="24"/>
+          <w:u w:val="none"/>
+          <w:lang w:val="hu-HU"/>
+        </w:rPr>
+        <w:t>R=p*(l/A)</w:t>
+      </w:r>
+    </w:p>
+    <w:p>
+      <w:pPr>
+        <w:pStyle w:val="Normal"/>
+        <w:tabs>
+          <w:tab w:val="clear" w:pos="709"/>
+          <w:tab w:val="left" w:pos="2370" w:leader="none"/>
+        </w:tabs>
+        <w:bidi w:val="0"/>
+        <w:jc w:val="start"/>
+        <w:rPr>
+          <w:b w:val="false"/>
+          <w:bCs w:val="false"/>
+          <w:sz w:val="24"/>
+          <w:szCs w:val="24"/>
+          <w:u w:val="none"/>
+          <w:lang w:val="hu-HU"/>
+        </w:rPr>
+      </w:pPr>
+      <w:r>
+        <w:rPr>
+          <w:b w:val="false"/>
+          <w:bCs w:val="false"/>
+          <w:sz w:val="24"/>
+          <w:szCs w:val="24"/>
+          <w:u w:val="none"/>
+          <w:lang w:val="hu-HU"/>
+        </w:rPr>
+      </w:r>
+    </w:p>
+    <w:p>
+      <w:pPr>
+        <w:pStyle w:val="Normal"/>
+        <w:tabs>
+          <w:tab w:val="clear" w:pos="709"/>
+          <w:tab w:val="left" w:pos="2370" w:leader="none"/>
+        </w:tabs>
+        <w:bidi w:val="0"/>
+        <w:jc w:val="start"/>
+        <w:rPr>
+          <w:b w:val="false"/>
+          <w:bCs w:val="false"/>
+          <w:sz w:val="24"/>
+          <w:szCs w:val="24"/>
+          <w:u w:val="none"/>
+          <w:lang w:val="hu-HU"/>
+        </w:rPr>
+      </w:pPr>
+      <w:r>
+        <w:rPr>
           <w:b w:val="false"/>
           <w:bCs w:val="false"/>
           <w:sz w:val="24"/>
@@ -13404,6 +13962,143 @@
     </w:lvl>
   </w:abstractNum>
   <w:abstractNum w:abstractNumId="22">
+    <w:lvl w:ilvl="0">
+      <w:start w:val="1"/>
+      <w:numFmt w:val="bullet"/>
+      <w:lvlText w:val=""/>
+      <w:lvlJc w:val="start"/>
+      <w:pPr>
+        <w:tabs>
+          <w:tab w:val="num" w:pos="720"/>
+        </w:tabs>
+        <w:ind w:start="720" w:hanging="360"/>
+      </w:pPr>
+      <w:rPr>
+        <w:rFonts w:ascii="Symbol" w:hAnsi="Symbol" w:cs="Symbol" w:hint="default"/>
+      </w:rPr>
+    </w:lvl>
+    <w:lvl w:ilvl="1">
+      <w:start w:val="1"/>
+      <w:numFmt w:val="bullet"/>
+      <w:lvlText w:val=""/>
+      <w:lvlJc w:val="start"/>
+      <w:pPr>
+        <w:tabs>
+          <w:tab w:val="num" w:pos="1080"/>
+        </w:tabs>
+        <w:ind w:start="1080" w:hanging="360"/>
+      </w:pPr>
+      <w:rPr>
+        <w:rFonts w:ascii="Wingdings" w:hAnsi="Wingdings" w:cs="Wingdings" w:hint="default"/>
+      </w:rPr>
+    </w:lvl>
+    <w:lvl w:ilvl="2">
+      <w:start w:val="1"/>
+      <w:numFmt w:val="bullet"/>
+      <w:lvlText w:val=""/>
+      <w:lvlJc w:val="start"/>
+      <w:pPr>
+        <w:tabs>
+          <w:tab w:val="num" w:pos="1440"/>
+        </w:tabs>
+        <w:ind w:start="1440" w:hanging="360"/>
+      </w:pPr>
+      <w:rPr>
+        <w:rFonts w:ascii="Wingdings 2" w:hAnsi="Wingdings 2" w:cs="Wingdings 2" w:hint="default"/>
+      </w:rPr>
+    </w:lvl>
+    <w:lvl w:ilvl="3">
+      <w:start w:val="1"/>
+      <w:numFmt w:val="bullet"/>
+      <w:lvlText w:val=""/>
+      <w:lvlJc w:val="start"/>
+      <w:pPr>
+        <w:tabs>
+          <w:tab w:val="num" w:pos="1800"/>
+        </w:tabs>
+        <w:ind w:start="1800" w:hanging="360"/>
+      </w:pPr>
+      <w:rPr>
+        <w:rFonts w:ascii="MT Extra" w:hAnsi="MT Extra" w:cs="MT Extra" w:hint="default"/>
+      </w:rPr>
+    </w:lvl>
+    <w:lvl w:ilvl="4">
+      <w:start w:val="1"/>
+      <w:numFmt w:val="bullet"/>
+      <w:lvlText w:val="►"/>
+      <w:lvlJc w:val="start"/>
+      <w:pPr>
+        <w:tabs>
+          <w:tab w:val="num" w:pos="2160"/>
+        </w:tabs>
+        <w:ind w:start="2160" w:hanging="360"/>
+      </w:pPr>
+      <w:rPr>
+        <w:rFonts w:ascii="OpenSymbol" w:hAnsi="OpenSymbol" w:cs="OpenSymbol" w:hint="default"/>
+      </w:rPr>
+    </w:lvl>
+    <w:lvl w:ilvl="5">
+      <w:start w:val="1"/>
+      <w:numFmt w:val="bullet"/>
+      <w:lvlText w:val=""/>
+      <w:lvlJc w:val="start"/>
+      <w:pPr>
+        <w:tabs>
+          <w:tab w:val="num" w:pos="2520"/>
+        </w:tabs>
+        <w:ind w:start="2520" w:hanging="360"/>
+      </w:pPr>
+      <w:rPr>
+        <w:rFonts w:ascii="Symbol" w:hAnsi="Symbol" w:cs="Symbol" w:hint="default"/>
+      </w:rPr>
+    </w:lvl>
+    <w:lvl w:ilvl="6">
+      <w:start w:val="1"/>
+      <w:numFmt w:val="bullet"/>
+      <w:lvlText w:val="-"/>
+      <w:lvlJc w:val="start"/>
+      <w:pPr>
+        <w:tabs>
+          <w:tab w:val="num" w:pos="2880"/>
+        </w:tabs>
+        <w:ind w:start="2880" w:hanging="360"/>
+      </w:pPr>
+      <w:rPr>
+        <w:rFonts w:ascii="OpenSymbol" w:hAnsi="OpenSymbol" w:cs="OpenSymbol" w:hint="default"/>
+      </w:rPr>
+    </w:lvl>
+    <w:lvl w:ilvl="7">
+      <w:start w:val="1"/>
+      <w:numFmt w:val="bullet"/>
+      <w:lvlText w:val=""/>
+      <w:lvlJc w:val="start"/>
+      <w:pPr>
+        <w:tabs>
+          <w:tab w:val="num" w:pos="3240"/>
+        </w:tabs>
+        <w:ind w:start="3240" w:hanging="360"/>
+      </w:pPr>
+      <w:rPr>
+        <w:rFonts w:ascii="Symbol" w:hAnsi="Symbol" w:cs="Symbol" w:hint="default"/>
+      </w:rPr>
+    </w:lvl>
+    <w:lvl w:ilvl="8">
+      <w:start w:val="1"/>
+      <w:numFmt w:val="bullet"/>
+      <w:lvlText w:val=""/>
+      <w:lvlJc w:val="start"/>
+      <w:pPr>
+        <w:tabs>
+          <w:tab w:val="num" w:pos="3600"/>
+        </w:tabs>
+        <w:ind w:start="3600" w:hanging="360"/>
+      </w:pPr>
+      <w:rPr>
+        <w:rFonts w:ascii="Symbol" w:hAnsi="Symbol" w:cs="Symbol" w:hint="default"/>
+      </w:rPr>
+    </w:lvl>
+  </w:abstractNum>
+  <w:abstractNum w:abstractNumId="23">
     <w:lvl w:ilvl="0">
       <w:start w:val="1"/>
       <w:numFmt w:val="none"/>
@@ -13588,6 +14283,9 @@
   <w:num w:numId="22">
     <w:abstractNumId w:val="22"/>
   </w:num>
+  <w:num w:numId="23">
+    <w:abstractNumId w:val="23"/>
+  </w:num>
 </w:numbering>
 </file>
 
@@ -13615,7 +14313,7 @@
     <w:pPr>
       <w:widowControl/>
       <w:suppressAutoHyphens w:val="true"/>
-      <w:overflowPunct w:val="true"/>
+      <w:overflowPunct w:val="false"/>
       <w:bidi w:val="0"/>
       <w:spacing w:before="0" w:after="0"/>
       <w:jc w:val="start"/>
@@ -13629,15 +14327,15 @@
       <w:lang w:val="en-US" w:eastAsia="zh-CN" w:bidi="hi-IN"/>
     </w:rPr>
   </w:style>
-  <w:style w:type="character" w:styleId="Bulletsuser">
-    <w:name w:val="Bullets (user)"/>
+  <w:style w:type="character" w:styleId="Bullets">
+    <w:name w:val="Bullets"/>
     <w:qFormat/>
     <w:rPr>
       <w:rFonts w:ascii="OpenSymbol" w:hAnsi="OpenSymbol" w:eastAsia="OpenSymbol" w:cs="OpenSymbol"/>
     </w:rPr>
   </w:style>
-  <w:style w:type="character" w:styleId="Bullets">
-    <w:name w:val="Bullets"/>
+  <w:style w:type="character" w:styleId="Bulletsuser">
+    <w:name w:val="Bullets (user)"/>
     <w:qFormat/>
     <w:rPr>
       <w:rFonts w:ascii="OpenSymbol" w:hAnsi="OpenSymbol" w:eastAsia="OpenSymbol" w:cs="OpenSymbol"/>

--- a/fizika11.docx
+++ b/fizika11.docx
@@ -4149,7 +4149,7 @@
         <w:pStyle w:val="Normal"/>
         <w:widowControl/>
         <w:suppressAutoHyphens w:val="true"/>
-        <w:overflowPunct w:val="false"/>
+        <w:overflowPunct w:val="true"/>
         <w:bidi w:val="0"/>
         <w:spacing w:before="0" w:after="0"/>
         <w:ind w:hanging="0" w:start="0" w:end="0"/>
@@ -14313,7 +14313,7 @@
     <w:pPr>
       <w:widowControl/>
       <w:suppressAutoHyphens w:val="true"/>
-      <w:overflowPunct w:val="false"/>
+      <w:overflowPunct w:val="true"/>
       <w:bidi w:val="0"/>
       <w:spacing w:before="0" w:after="0"/>
       <w:jc w:val="start"/>
@@ -14327,15 +14327,15 @@
       <w:lang w:val="en-US" w:eastAsia="zh-CN" w:bidi="hi-IN"/>
     </w:rPr>
   </w:style>
-  <w:style w:type="character" w:styleId="Bullets">
-    <w:name w:val="Bullets"/>
+  <w:style w:type="character" w:styleId="Bulletsuser">
+    <w:name w:val="Bullets (user)"/>
     <w:qFormat/>
     <w:rPr>
       <w:rFonts w:ascii="OpenSymbol" w:hAnsi="OpenSymbol" w:eastAsia="OpenSymbol" w:cs="OpenSymbol"/>
     </w:rPr>
   </w:style>
-  <w:style w:type="character" w:styleId="Bulletsuser">
-    <w:name w:val="Bullets (user)"/>
+  <w:style w:type="character" w:styleId="Bullets">
+    <w:name w:val="Bullets"/>
     <w:qFormat/>
     <w:rPr>
       <w:rFonts w:ascii="OpenSymbol" w:hAnsi="OpenSymbol" w:eastAsia="OpenSymbol" w:cs="OpenSymbol"/>

--- a/fizika11.docx
+++ b/fizika11.docx
@@ -4149,7 +4149,7 @@
         <w:pStyle w:val="Normal"/>
         <w:widowControl/>
         <w:suppressAutoHyphens w:val="true"/>
-        <w:overflowPunct w:val="true"/>
+        <w:overflowPunct w:val="false"/>
         <w:bidi w:val="0"/>
         <w:spacing w:before="0" w:after="0"/>
         <w:ind w:hanging="0" w:start="0" w:end="0"/>
@@ -10997,30 +10997,26 @@
     <w:p>
       <w:pPr>
         <w:pStyle w:val="Normal"/>
-        <w:tabs>
-          <w:tab w:val="clear" w:pos="709"/>
-          <w:tab w:val="left" w:pos="2370" w:leader="none"/>
-        </w:tabs>
-        <w:bidi w:val="0"/>
-        <w:jc w:val="start"/>
-        <w:rPr>
-          <w:b w:val="false"/>
-          <w:bCs w:val="false"/>
-          <w:sz w:val="24"/>
-          <w:szCs w:val="24"/>
-          <w:u w:val="none"/>
-          <w:lang w:val="hu-HU"/>
-        </w:rPr>
-      </w:pPr>
-      <w:r>
-        <w:rPr>
-          <w:b w:val="false"/>
-          <w:bCs w:val="false"/>
-          <w:sz w:val="24"/>
-          <w:szCs w:val="24"/>
-          <w:u w:val="none"/>
-          <w:lang w:val="hu-HU"/>
-        </w:rPr>
+        <w:numPr>
+          <w:ilvl w:val="0"/>
+          <w:numId w:val="22"/>
+        </w:numPr>
+        <w:tabs>
+          <w:tab w:val="clear" w:pos="709"/>
+          <w:tab w:val="left" w:pos="2370" w:leader="none"/>
+        </w:tabs>
+        <w:bidi w:val="0"/>
+        <w:jc w:val="start"/>
+        <w:rPr>
+          <w:b/>
+          <w:bCs/>
+          <w:sz w:val="24"/>
+          <w:szCs w:val="24"/>
+          <w:u w:val="none"/>
+          <w:lang w:val="hu-HU"/>
+        </w:rPr>
+      </w:pPr>
+      <w:r>
         <w:drawing>
           <wp:anchor behindDoc="0" distT="0" distB="0" distL="0" distR="0" simplePos="0" locked="0" layoutInCell="0" allowOverlap="1" relativeHeight="14">
             <wp:simplePos x="0" y="0"/>
@@ -11068,6 +11064,538 @@
           </wp:anchor>
         </w:drawing>
       </w:r>
+      <w:r>
+        <w:rPr>
+          <w:b/>
+          <w:bCs/>
+          <w:sz w:val="24"/>
+          <w:szCs w:val="24"/>
+          <w:u w:val="none"/>
+          <w:lang w:val="hu-HU"/>
+        </w:rPr>
+        <w:t>Az áram munkája: W=U*Q  W=U.I.t</w:t>
+      </w:r>
+    </w:p>
+    <w:p>
+      <w:pPr>
+        <w:pStyle w:val="Normal"/>
+        <w:numPr>
+          <w:ilvl w:val="0"/>
+          <w:numId w:val="22"/>
+        </w:numPr>
+        <w:tabs>
+          <w:tab w:val="clear" w:pos="709"/>
+          <w:tab w:val="left" w:pos="2370" w:leader="none"/>
+        </w:tabs>
+        <w:bidi w:val="0"/>
+        <w:jc w:val="start"/>
+        <w:rPr>
+          <w:b w:val="false"/>
+          <w:bCs w:val="false"/>
+          <w:sz w:val="24"/>
+          <w:szCs w:val="24"/>
+          <w:u w:val="none"/>
+          <w:lang w:val="hu-HU"/>
+        </w:rPr>
+      </w:pPr>
+      <w:r>
+        <w:rPr>
+          <w:b w:val="false"/>
+          <w:bCs w:val="false"/>
+          <w:sz w:val="24"/>
+          <w:szCs w:val="24"/>
+          <w:u w:val="none"/>
+          <w:lang w:val="hu-HU"/>
+        </w:rPr>
+        <w:t>Elektromos fogyastásmérő óra kWh-ban méri a fogyasztást. 1KWh = 10</w:t>
+      </w:r>
+      <w:r>
+        <w:rPr>
+          <w:b w:val="false"/>
+          <w:bCs w:val="false"/>
+          <w:sz w:val="24"/>
+          <w:szCs w:val="24"/>
+          <w:u w:val="none"/>
+          <w:vertAlign w:val="superscript"/>
+          <w:lang w:val="hu-HU"/>
+        </w:rPr>
+        <w:t>3</w:t>
+      </w:r>
+      <w:r>
+        <w:rPr>
+          <w:b w:val="false"/>
+          <w:bCs w:val="false"/>
+          <w:position w:val="0"/>
+          <w:sz w:val="24"/>
+          <w:sz w:val="24"/>
+          <w:szCs w:val="24"/>
+          <w:u w:val="none"/>
+          <w:vertAlign w:val="baseline"/>
+          <w:lang w:val="hu-HU"/>
+        </w:rPr>
+        <w:t>Wh = 10</w:t>
+      </w:r>
+      <w:r>
+        <w:rPr>
+          <w:b w:val="false"/>
+          <w:bCs w:val="false"/>
+          <w:sz w:val="24"/>
+          <w:szCs w:val="24"/>
+          <w:u w:val="none"/>
+          <w:vertAlign w:val="superscript"/>
+          <w:lang w:val="hu-HU"/>
+        </w:rPr>
+        <w:t>3</w:t>
+      </w:r>
+      <w:r>
+        <w:rPr>
+          <w:b w:val="false"/>
+          <w:bCs w:val="false"/>
+          <w:position w:val="0"/>
+          <w:sz w:val="24"/>
+          <w:sz w:val="24"/>
+          <w:szCs w:val="24"/>
+          <w:u w:val="none"/>
+          <w:vertAlign w:val="baseline"/>
+          <w:lang w:val="hu-HU"/>
+        </w:rPr>
+        <w:t>W * 3600s = 3.6*10</w:t>
+      </w:r>
+      <w:r>
+        <w:rPr>
+          <w:b w:val="false"/>
+          <w:bCs w:val="false"/>
+          <w:sz w:val="24"/>
+          <w:szCs w:val="24"/>
+          <w:u w:val="none"/>
+          <w:vertAlign w:val="superscript"/>
+          <w:lang w:val="hu-HU"/>
+        </w:rPr>
+        <w:t>6</w:t>
+      </w:r>
+      <w:r>
+        <w:rPr>
+          <w:b w:val="false"/>
+          <w:bCs w:val="false"/>
+          <w:position w:val="0"/>
+          <w:sz w:val="24"/>
+          <w:sz w:val="24"/>
+          <w:szCs w:val="24"/>
+          <w:u w:val="none"/>
+          <w:vertAlign w:val="baseline"/>
+          <w:lang w:val="hu-HU"/>
+        </w:rPr>
+        <w:t>J</w:t>
+      </w:r>
+    </w:p>
+    <w:p>
+      <w:pPr>
+        <w:pStyle w:val="Normal"/>
+        <w:tabs>
+          <w:tab w:val="clear" w:pos="709"/>
+          <w:tab w:val="left" w:pos="2370" w:leader="none"/>
+        </w:tabs>
+        <w:bidi w:val="0"/>
+        <w:jc w:val="start"/>
+        <w:rPr>
+          <w:b/>
+          <w:bCs/>
+          <w:sz w:val="24"/>
+          <w:szCs w:val="24"/>
+          <w:u w:val="none"/>
+          <w:lang w:val="hu-HU"/>
+        </w:rPr>
+      </w:pPr>
+      <w:r>
+        <w:rPr>
+          <w:b/>
+          <w:bCs/>
+          <w:sz w:val="24"/>
+          <w:szCs w:val="24"/>
+          <w:u w:val="none"/>
+          <w:lang w:val="hu-HU"/>
+        </w:rPr>
+        <w:t>A fogyasztó mértékegysége:</w:t>
+      </w:r>
+    </w:p>
+    <w:p>
+      <w:pPr>
+        <w:pStyle w:val="Normal"/>
+        <w:numPr>
+          <w:ilvl w:val="0"/>
+          <w:numId w:val="23"/>
+        </w:numPr>
+        <w:tabs>
+          <w:tab w:val="clear" w:pos="709"/>
+          <w:tab w:val="left" w:pos="2370" w:leader="none"/>
+        </w:tabs>
+        <w:bidi w:val="0"/>
+        <w:jc w:val="start"/>
+        <w:rPr>
+          <w:b/>
+          <w:bCs/>
+          <w:sz w:val="24"/>
+          <w:szCs w:val="24"/>
+          <w:u w:val="none"/>
+          <w:lang w:val="hu-HU"/>
+        </w:rPr>
+      </w:pPr>
+      <w:r>
+        <w:rPr>
+          <w:b/>
+          <w:bCs/>
+          <w:sz w:val="24"/>
+          <w:szCs w:val="24"/>
+          <w:u w:val="none"/>
+          <w:lang w:val="hu-HU"/>
+        </w:rPr>
+        <w:t>Mértékegysége: 1VA=1Watt</w:t>
+      </w:r>
+    </w:p>
+    <w:p>
+      <w:pPr>
+        <w:pStyle w:val="Normal"/>
+        <w:numPr>
+          <w:ilvl w:val="0"/>
+          <w:numId w:val="23"/>
+        </w:numPr>
+        <w:tabs>
+          <w:tab w:val="clear" w:pos="709"/>
+          <w:tab w:val="left" w:pos="2370" w:leader="none"/>
+        </w:tabs>
+        <w:bidi w:val="0"/>
+        <w:jc w:val="start"/>
+        <w:rPr>
+          <w:b/>
+          <w:bCs/>
+          <w:sz w:val="24"/>
+          <w:szCs w:val="24"/>
+          <w:u w:val="none"/>
+          <w:lang w:val="hu-HU"/>
+        </w:rPr>
+      </w:pPr>
+      <w:r>
+        <w:rPr>
+          <w:b/>
+          <w:bCs/>
+          <w:sz w:val="24"/>
+          <w:szCs w:val="24"/>
+          <w:u w:val="none"/>
+          <w:lang w:val="hu-HU"/>
+        </w:rPr>
+        <w:t>Ohm törvényével: P = (U</w:t>
+      </w:r>
+      <w:r>
+        <w:rPr>
+          <w:b/>
+          <w:bCs/>
+          <w:sz w:val="24"/>
+          <w:szCs w:val="24"/>
+          <w:u w:val="none"/>
+          <w:vertAlign w:val="superscript"/>
+          <w:lang w:val="hu-HU"/>
+        </w:rPr>
+        <w:t>2</w:t>
+      </w:r>
+      <w:r>
+        <w:rPr>
+          <w:b/>
+          <w:bCs/>
+          <w:position w:val="0"/>
+          <w:sz w:val="24"/>
+          <w:sz w:val="24"/>
+          <w:szCs w:val="24"/>
+          <w:u w:val="none"/>
+          <w:vertAlign w:val="baseline"/>
+          <w:lang w:val="hu-HU"/>
+        </w:rPr>
+        <w:t>/R</w:t>
+      </w:r>
+      <w:r>
+        <w:rPr>
+          <w:b/>
+          <w:bCs/>
+          <w:sz w:val="24"/>
+          <w:szCs w:val="24"/>
+          <w:u w:val="none"/>
+          <w:lang w:val="hu-HU"/>
+        </w:rPr>
+        <w:t>) P=I</w:t>
+      </w:r>
+      <w:r>
+        <w:rPr>
+          <w:b/>
+          <w:bCs/>
+          <w:sz w:val="24"/>
+          <w:szCs w:val="24"/>
+          <w:u w:val="none"/>
+          <w:vertAlign w:val="superscript"/>
+          <w:lang w:val="hu-HU"/>
+        </w:rPr>
+        <w:t>2</w:t>
+      </w:r>
+      <w:r>
+        <w:rPr>
+          <w:b/>
+          <w:bCs/>
+          <w:position w:val="0"/>
+          <w:sz w:val="24"/>
+          <w:sz w:val="24"/>
+          <w:szCs w:val="24"/>
+          <w:u w:val="none"/>
+          <w:vertAlign w:val="baseline"/>
+          <w:lang w:val="hu-HU"/>
+        </w:rPr>
+        <w:t>*R</w:t>
+      </w:r>
+    </w:p>
+    <w:p>
+      <w:pPr>
+        <w:pStyle w:val="Normal"/>
+        <w:numPr>
+          <w:ilvl w:val="0"/>
+          <w:numId w:val="23"/>
+        </w:numPr>
+        <w:tabs>
+          <w:tab w:val="clear" w:pos="709"/>
+          <w:tab w:val="left" w:pos="2370" w:leader="none"/>
+        </w:tabs>
+        <w:bidi w:val="0"/>
+        <w:jc w:val="start"/>
+        <w:rPr>
+          <w:b/>
+          <w:bCs/>
+          <w:sz w:val="24"/>
+          <w:szCs w:val="24"/>
+          <w:u w:val="none"/>
+          <w:lang w:val="hu-HU"/>
+        </w:rPr>
+      </w:pPr>
+      <w:r>
+        <w:rPr>
+          <w:b/>
+          <w:bCs/>
+          <w:sz w:val="24"/>
+          <w:szCs w:val="24"/>
+          <w:u w:val="none"/>
+          <w:lang w:val="hu-HU"/>
+        </w:rPr>
+        <w:t>Névleges feszültség: Az a feszültség, amire az eszközt tervezték</w:t>
+      </w:r>
+    </w:p>
+    <w:p>
+      <w:pPr>
+        <w:pStyle w:val="Normal"/>
+        <w:numPr>
+          <w:ilvl w:val="0"/>
+          <w:numId w:val="23"/>
+        </w:numPr>
+        <w:tabs>
+          <w:tab w:val="clear" w:pos="709"/>
+          <w:tab w:val="left" w:pos="2370" w:leader="none"/>
+        </w:tabs>
+        <w:bidi w:val="0"/>
+        <w:jc w:val="start"/>
+        <w:rPr>
+          <w:b/>
+          <w:bCs/>
+          <w:sz w:val="24"/>
+          <w:szCs w:val="24"/>
+          <w:u w:val="none"/>
+          <w:lang w:val="hu-HU"/>
+        </w:rPr>
+      </w:pPr>
+      <w:r>
+        <w:rPr>
+          <w:b/>
+          <w:bCs/>
+          <w:sz w:val="24"/>
+          <w:szCs w:val="24"/>
+          <w:u w:val="none"/>
+          <w:lang w:val="hu-HU"/>
+        </w:rPr>
+        <w:t>Olvadóbiztosíték: Nagyobb feszültség hatására megolvad és megszakítja az áramkört</w:t>
+      </w:r>
+    </w:p>
+    <w:p>
+      <w:pPr>
+        <w:pStyle w:val="Normal"/>
+        <w:tabs>
+          <w:tab w:val="clear" w:pos="709"/>
+          <w:tab w:val="left" w:pos="2370" w:leader="none"/>
+        </w:tabs>
+        <w:bidi w:val="0"/>
+        <w:jc w:val="start"/>
+        <w:rPr>
+          <w:b w:val="false"/>
+          <w:bCs w:val="false"/>
+          <w:sz w:val="24"/>
+          <w:szCs w:val="24"/>
+          <w:u w:val="none"/>
+          <w:lang w:val="hu-HU"/>
+        </w:rPr>
+      </w:pPr>
+      <w:r>
+        <w:rPr>
+          <w:b w:val="false"/>
+          <w:bCs w:val="false"/>
+          <w:sz w:val="24"/>
+          <w:szCs w:val="24"/>
+          <w:u w:val="none"/>
+          <w:lang w:val="hu-HU"/>
+        </w:rPr>
+        <w:t>Feladat: Egy elektromos főzőlap 230V-os feszültség 2.5A erősségű áramot vesz fel.</w:t>
+      </w:r>
+    </w:p>
+    <w:p>
+      <w:pPr>
+        <w:pStyle w:val="Normal"/>
+        <w:tabs>
+          <w:tab w:val="clear" w:pos="709"/>
+          <w:tab w:val="left" w:pos="2370" w:leader="none"/>
+        </w:tabs>
+        <w:bidi w:val="0"/>
+        <w:jc w:val="start"/>
+        <w:rPr>
+          <w:b w:val="false"/>
+          <w:bCs w:val="false"/>
+          <w:sz w:val="24"/>
+          <w:szCs w:val="24"/>
+          <w:u w:val="none"/>
+          <w:lang w:val="hu-HU"/>
+        </w:rPr>
+      </w:pPr>
+      <w:r>
+        <w:rPr>
+          <w:b w:val="false"/>
+          <w:bCs w:val="false"/>
+          <w:sz w:val="24"/>
+          <w:szCs w:val="24"/>
+          <w:u w:val="none"/>
+          <w:lang w:val="hu-HU"/>
+        </w:rPr>
+        <w:t>a.) Mennyi a főzőlap teljesítménye?</w:t>
+      </w:r>
+    </w:p>
+    <w:p>
+      <w:pPr>
+        <w:pStyle w:val="Normal"/>
+        <w:tabs>
+          <w:tab w:val="clear" w:pos="709"/>
+          <w:tab w:val="left" w:pos="2370" w:leader="none"/>
+        </w:tabs>
+        <w:bidi w:val="0"/>
+        <w:jc w:val="start"/>
+        <w:rPr>
+          <w:b w:val="false"/>
+          <w:bCs w:val="false"/>
+          <w:sz w:val="24"/>
+          <w:szCs w:val="24"/>
+          <w:u w:val="none"/>
+          <w:lang w:val="hu-HU"/>
+        </w:rPr>
+      </w:pPr>
+      <w:r>
+        <w:rPr>
+          <w:b w:val="false"/>
+          <w:bCs w:val="false"/>
+          <w:sz w:val="24"/>
+          <w:szCs w:val="24"/>
+          <w:u w:val="none"/>
+          <w:lang w:val="hu-HU"/>
+        </w:rPr>
+        <w:t>b.) Mennyi hőt ad le főzőlap 20 prec alatt</w:t>
+      </w:r>
+    </w:p>
+    <w:p>
+      <w:pPr>
+        <w:pStyle w:val="Normal"/>
+        <w:tabs>
+          <w:tab w:val="clear" w:pos="709"/>
+          <w:tab w:val="left" w:pos="2370" w:leader="none"/>
+        </w:tabs>
+        <w:bidi w:val="0"/>
+        <w:jc w:val="start"/>
+        <w:rPr>
+          <w:b w:val="false"/>
+          <w:bCs w:val="false"/>
+          <w:sz w:val="24"/>
+          <w:szCs w:val="24"/>
+          <w:u w:val="none"/>
+          <w:lang w:val="hu-HU"/>
+        </w:rPr>
+      </w:pPr>
+      <w:r>
+        <w:rPr>
+          <w:b w:val="false"/>
+          <w:bCs w:val="false"/>
+          <w:sz w:val="24"/>
+          <w:szCs w:val="24"/>
+          <w:u w:val="none"/>
+          <w:lang w:val="hu-HU"/>
+        </w:rPr>
+        <w:t>2. Villanyboiler fűtőszálán 230V feszültség mellett 7.8A erősségű áram folyik.</w:t>
+      </w:r>
+    </w:p>
+    <w:p>
+      <w:pPr>
+        <w:pStyle w:val="Normal"/>
+        <w:tabs>
+          <w:tab w:val="clear" w:pos="709"/>
+          <w:tab w:val="left" w:pos="2370" w:leader="none"/>
+        </w:tabs>
+        <w:bidi w:val="0"/>
+        <w:jc w:val="start"/>
+        <w:rPr>
+          <w:b w:val="false"/>
+          <w:bCs w:val="false"/>
+          <w:sz w:val="24"/>
+          <w:szCs w:val="24"/>
+          <w:u w:val="none"/>
+          <w:lang w:val="hu-HU"/>
+        </w:rPr>
+      </w:pPr>
+      <w:r>
+        <w:rPr>
+          <w:b w:val="false"/>
+          <w:bCs w:val="false"/>
+          <w:sz w:val="24"/>
+          <w:szCs w:val="24"/>
+          <w:u w:val="none"/>
+          <w:lang w:val="hu-HU"/>
+        </w:rPr>
+        <w:t>a.) Mennyi a fűtőszál ellenéllésa?</w:t>
+      </w:r>
+    </w:p>
+    <w:p>
+      <w:pPr>
+        <w:pStyle w:val="Normal"/>
+        <w:tabs>
+          <w:tab w:val="clear" w:pos="709"/>
+          <w:tab w:val="left" w:pos="2370" w:leader="none"/>
+        </w:tabs>
+        <w:bidi w:val="0"/>
+        <w:jc w:val="start"/>
+        <w:rPr>
+          <w:b w:val="false"/>
+          <w:bCs w:val="false"/>
+          <w:sz w:val="24"/>
+          <w:szCs w:val="24"/>
+          <w:u w:val="none"/>
+          <w:lang w:val="hu-HU"/>
+        </w:rPr>
+      </w:pPr>
+      <w:r>
+        <w:rPr>
+          <w:b w:val="false"/>
+          <w:bCs w:val="false"/>
+          <w:sz w:val="24"/>
+          <w:szCs w:val="24"/>
+          <w:u w:val="none"/>
+          <w:lang w:val="hu-HU"/>
+        </w:rPr>
+        <w:t>b.) Mennyi a telesítménye?</w:t>
+      </w:r>
     </w:p>
     <w:sectPr>
       <w:type w:val="nextPage"/>
@@ -14099,6 +14627,143 @@
     </w:lvl>
   </w:abstractNum>
   <w:abstractNum w:abstractNumId="23">
+    <w:lvl w:ilvl="0">
+      <w:start w:val="1"/>
+      <w:numFmt w:val="bullet"/>
+      <w:lvlText w:val=""/>
+      <w:lvlJc w:val="start"/>
+      <w:pPr>
+        <w:tabs>
+          <w:tab w:val="num" w:pos="720"/>
+        </w:tabs>
+        <w:ind w:start="720" w:hanging="360"/>
+      </w:pPr>
+      <w:rPr>
+        <w:rFonts w:ascii="Symbol" w:hAnsi="Symbol" w:cs="Symbol" w:hint="default"/>
+      </w:rPr>
+    </w:lvl>
+    <w:lvl w:ilvl="1">
+      <w:start w:val="1"/>
+      <w:numFmt w:val="bullet"/>
+      <w:lvlText w:val=""/>
+      <w:lvlJc w:val="start"/>
+      <w:pPr>
+        <w:tabs>
+          <w:tab w:val="num" w:pos="1080"/>
+        </w:tabs>
+        <w:ind w:start="1080" w:hanging="360"/>
+      </w:pPr>
+      <w:rPr>
+        <w:rFonts w:ascii="Wingdings" w:hAnsi="Wingdings" w:cs="Wingdings" w:hint="default"/>
+      </w:rPr>
+    </w:lvl>
+    <w:lvl w:ilvl="2">
+      <w:start w:val="1"/>
+      <w:numFmt w:val="bullet"/>
+      <w:lvlText w:val=""/>
+      <w:lvlJc w:val="start"/>
+      <w:pPr>
+        <w:tabs>
+          <w:tab w:val="num" w:pos="1440"/>
+        </w:tabs>
+        <w:ind w:start="1440" w:hanging="360"/>
+      </w:pPr>
+      <w:rPr>
+        <w:rFonts w:ascii="Wingdings 2" w:hAnsi="Wingdings 2" w:cs="Wingdings 2" w:hint="default"/>
+      </w:rPr>
+    </w:lvl>
+    <w:lvl w:ilvl="3">
+      <w:start w:val="1"/>
+      <w:numFmt w:val="bullet"/>
+      <w:lvlText w:val=""/>
+      <w:lvlJc w:val="start"/>
+      <w:pPr>
+        <w:tabs>
+          <w:tab w:val="num" w:pos="1800"/>
+        </w:tabs>
+        <w:ind w:start="1800" w:hanging="360"/>
+      </w:pPr>
+      <w:rPr>
+        <w:rFonts w:ascii="MT Extra" w:hAnsi="MT Extra" w:cs="MT Extra" w:hint="default"/>
+      </w:rPr>
+    </w:lvl>
+    <w:lvl w:ilvl="4">
+      <w:start w:val="1"/>
+      <w:numFmt w:val="bullet"/>
+      <w:lvlText w:val="►"/>
+      <w:lvlJc w:val="start"/>
+      <w:pPr>
+        <w:tabs>
+          <w:tab w:val="num" w:pos="2160"/>
+        </w:tabs>
+        <w:ind w:start="2160" w:hanging="360"/>
+      </w:pPr>
+      <w:rPr>
+        <w:rFonts w:ascii="OpenSymbol" w:hAnsi="OpenSymbol" w:cs="OpenSymbol" w:hint="default"/>
+      </w:rPr>
+    </w:lvl>
+    <w:lvl w:ilvl="5">
+      <w:start w:val="1"/>
+      <w:numFmt w:val="bullet"/>
+      <w:lvlText w:val=""/>
+      <w:lvlJc w:val="start"/>
+      <w:pPr>
+        <w:tabs>
+          <w:tab w:val="num" w:pos="2520"/>
+        </w:tabs>
+        <w:ind w:start="2520" w:hanging="360"/>
+      </w:pPr>
+      <w:rPr>
+        <w:rFonts w:ascii="Symbol" w:hAnsi="Symbol" w:cs="Symbol" w:hint="default"/>
+      </w:rPr>
+    </w:lvl>
+    <w:lvl w:ilvl="6">
+      <w:start w:val="1"/>
+      <w:numFmt w:val="bullet"/>
+      <w:lvlText w:val="-"/>
+      <w:lvlJc w:val="start"/>
+      <w:pPr>
+        <w:tabs>
+          <w:tab w:val="num" w:pos="2880"/>
+        </w:tabs>
+        <w:ind w:start="2880" w:hanging="360"/>
+      </w:pPr>
+      <w:rPr>
+        <w:rFonts w:ascii="OpenSymbol" w:hAnsi="OpenSymbol" w:cs="OpenSymbol" w:hint="default"/>
+      </w:rPr>
+    </w:lvl>
+    <w:lvl w:ilvl="7">
+      <w:start w:val="1"/>
+      <w:numFmt w:val="bullet"/>
+      <w:lvlText w:val=""/>
+      <w:lvlJc w:val="start"/>
+      <w:pPr>
+        <w:tabs>
+          <w:tab w:val="num" w:pos="3240"/>
+        </w:tabs>
+        <w:ind w:start="3240" w:hanging="360"/>
+      </w:pPr>
+      <w:rPr>
+        <w:rFonts w:ascii="Symbol" w:hAnsi="Symbol" w:cs="Symbol" w:hint="default"/>
+      </w:rPr>
+    </w:lvl>
+    <w:lvl w:ilvl="8">
+      <w:start w:val="1"/>
+      <w:numFmt w:val="bullet"/>
+      <w:lvlText w:val=""/>
+      <w:lvlJc w:val="start"/>
+      <w:pPr>
+        <w:tabs>
+          <w:tab w:val="num" w:pos="3600"/>
+        </w:tabs>
+        <w:ind w:start="3600" w:hanging="360"/>
+      </w:pPr>
+      <w:rPr>
+        <w:rFonts w:ascii="Symbol" w:hAnsi="Symbol" w:cs="Symbol" w:hint="default"/>
+      </w:rPr>
+    </w:lvl>
+  </w:abstractNum>
+  <w:abstractNum w:abstractNumId="24">
     <w:lvl w:ilvl="0">
       <w:start w:val="1"/>
       <w:numFmt w:val="none"/>
@@ -14286,6 +14951,9 @@
   <w:num w:numId="23">
     <w:abstractNumId w:val="23"/>
   </w:num>
+  <w:num w:numId="24">
+    <w:abstractNumId w:val="24"/>
+  </w:num>
 </w:numbering>
 </file>
 
@@ -14313,7 +14981,7 @@
     <w:pPr>
       <w:widowControl/>
       <w:suppressAutoHyphens w:val="true"/>
-      <w:overflowPunct w:val="true"/>
+      <w:overflowPunct w:val="false"/>
       <w:bidi w:val="0"/>
       <w:spacing w:before="0" w:after="0"/>
       <w:jc w:val="start"/>
@@ -14327,15 +14995,15 @@
       <w:lang w:val="en-US" w:eastAsia="zh-CN" w:bidi="hi-IN"/>
     </w:rPr>
   </w:style>
-  <w:style w:type="character" w:styleId="Bulletsuser">
-    <w:name w:val="Bullets (user)"/>
+  <w:style w:type="character" w:styleId="Bullets">
+    <w:name w:val="Bullets"/>
     <w:qFormat/>
     <w:rPr>
       <w:rFonts w:ascii="OpenSymbol" w:hAnsi="OpenSymbol" w:eastAsia="OpenSymbol" w:cs="OpenSymbol"/>
     </w:rPr>
   </w:style>
-  <w:style w:type="character" w:styleId="Bullets">
-    <w:name w:val="Bullets"/>
+  <w:style w:type="character" w:styleId="Bulletsuser">
+    <w:name w:val="Bullets (user)"/>
     <w:qFormat/>
     <w:rPr>
       <w:rFonts w:ascii="OpenSymbol" w:hAnsi="OpenSymbol" w:eastAsia="OpenSymbol" w:cs="OpenSymbol"/>

--- a/fizika11.docx
+++ b/fizika11.docx
@@ -4149,7 +4149,7 @@
         <w:pStyle w:val="Normal"/>
         <w:widowControl/>
         <w:suppressAutoHyphens w:val="true"/>
-        <w:overflowPunct w:val="false"/>
+        <w:overflowPunct w:val="true"/>
         <w:bidi w:val="0"/>
         <w:spacing w:before="0" w:after="0"/>
         <w:ind w:hanging="0" w:start="0" w:end="0"/>
@@ -11504,7 +11504,29 @@
           <w:u w:val="none"/>
           <w:lang w:val="hu-HU"/>
         </w:rPr>
-        <w:t>b.) Mennyi hőt ad le főzőlap 20 prec alatt</w:t>
+        <w:t xml:space="preserve">b.) Mennyi hőt ad le főzőlap 20 </w:t>
+      </w:r>
+      <w:r>
+        <w:rPr>
+          <w:b w:val="false"/>
+          <w:bCs w:val="false"/>
+          <w:sz w:val="24"/>
+          <w:szCs w:val="24"/>
+          <w:u w:val="none"/>
+          <w:lang w:val="hu-HU"/>
+        </w:rPr>
+        <w:t>perc</w:t>
+      </w:r>
+      <w:r>
+        <w:rPr>
+          <w:b w:val="false"/>
+          <w:bCs w:val="false"/>
+          <w:sz w:val="24"/>
+          <w:szCs w:val="24"/>
+          <w:u w:val="none"/>
+          <w:lang w:val="hu-HU"/>
+        </w:rPr>
+        <w:t xml:space="preserve"> alatt</w:t>
       </w:r>
     </w:p>
     <w:p>
@@ -14981,7 +15003,7 @@
     <w:pPr>
       <w:widowControl/>
       <w:suppressAutoHyphens w:val="true"/>
-      <w:overflowPunct w:val="false"/>
+      <w:overflowPunct w:val="true"/>
       <w:bidi w:val="0"/>
       <w:spacing w:before="0" w:after="0"/>
       <w:jc w:val="start"/>
@@ -14995,15 +15017,15 @@
       <w:lang w:val="en-US" w:eastAsia="zh-CN" w:bidi="hi-IN"/>
     </w:rPr>
   </w:style>
-  <w:style w:type="character" w:styleId="Bullets">
-    <w:name w:val="Bullets"/>
+  <w:style w:type="character" w:styleId="Bulletsuser">
+    <w:name w:val="Bullets (user)"/>
     <w:qFormat/>
     <w:rPr>
       <w:rFonts w:ascii="OpenSymbol" w:hAnsi="OpenSymbol" w:eastAsia="OpenSymbol" w:cs="OpenSymbol"/>
     </w:rPr>
   </w:style>
-  <w:style w:type="character" w:styleId="Bulletsuser">
-    <w:name w:val="Bullets (user)"/>
+  <w:style w:type="character" w:styleId="Bullets">
+    <w:name w:val="Bullets"/>
     <w:qFormat/>
     <w:rPr>
       <w:rFonts w:ascii="OpenSymbol" w:hAnsi="OpenSymbol" w:eastAsia="OpenSymbol" w:cs="OpenSymbol"/>

--- a/fizika11.docx
+++ b/fizika11.docx
@@ -4149,7 +4149,7 @@
         <w:pStyle w:val="Normal"/>
         <w:widowControl/>
         <w:suppressAutoHyphens w:val="true"/>
-        <w:overflowPunct w:val="true"/>
+        <w:overflowPunct w:val="false"/>
         <w:bidi w:val="0"/>
         <w:spacing w:before="0" w:after="0"/>
         <w:ind w:hanging="0" w:start="0" w:end="0"/>
@@ -11504,29 +11504,7 @@
           <w:u w:val="none"/>
           <w:lang w:val="hu-HU"/>
         </w:rPr>
-        <w:t xml:space="preserve">b.) Mennyi hőt ad le főzőlap 20 </w:t>
-      </w:r>
-      <w:r>
-        <w:rPr>
-          <w:b w:val="false"/>
-          <w:bCs w:val="false"/>
-          <w:sz w:val="24"/>
-          <w:szCs w:val="24"/>
-          <w:u w:val="none"/>
-          <w:lang w:val="hu-HU"/>
-        </w:rPr>
-        <w:t>perc</w:t>
-      </w:r>
-      <w:r>
-        <w:rPr>
-          <w:b w:val="false"/>
-          <w:bCs w:val="false"/>
-          <w:sz w:val="24"/>
-          <w:szCs w:val="24"/>
-          <w:u w:val="none"/>
-          <w:lang w:val="hu-HU"/>
-        </w:rPr>
-        <w:t xml:space="preserve"> alatt</w:t>
+        <w:t>b.) Mennyi hőt ad le főzőlap 20 perc alatt</w:t>
       </w:r>
     </w:p>
     <w:p>
@@ -11617,6 +11595,497 @@
           <w:lang w:val="hu-HU"/>
         </w:rPr>
         <w:t>b.) Mennyi a telesítménye?</w:t>
+      </w:r>
+    </w:p>
+    <w:p>
+      <w:pPr>
+        <w:pStyle w:val="Normal"/>
+        <w:tabs>
+          <w:tab w:val="clear" w:pos="709"/>
+          <w:tab w:val="left" w:pos="2370" w:leader="none"/>
+        </w:tabs>
+        <w:bidi w:val="0"/>
+        <w:jc w:val="start"/>
+        <w:rPr>
+          <w:b w:val="false"/>
+          <w:bCs w:val="false"/>
+          <w:sz w:val="24"/>
+          <w:szCs w:val="24"/>
+          <w:u w:val="none"/>
+          <w:lang w:val="hu-HU"/>
+        </w:rPr>
+      </w:pPr>
+      <w:r>
+        <w:rPr>
+          <w:b w:val="false"/>
+          <w:bCs w:val="false"/>
+          <w:sz w:val="24"/>
+          <w:szCs w:val="24"/>
+          <w:u w:val="none"/>
+          <w:lang w:val="hu-HU"/>
+        </w:rPr>
+      </w:r>
+    </w:p>
+    <w:p>
+      <w:pPr>
+        <w:pStyle w:val="Normal"/>
+        <w:tabs>
+          <w:tab w:val="clear" w:pos="709"/>
+          <w:tab w:val="left" w:pos="2370" w:leader="none"/>
+        </w:tabs>
+        <w:bidi w:val="0"/>
+        <w:jc w:val="start"/>
+        <w:rPr>
+          <w:b/>
+          <w:bCs/>
+          <w:sz w:val="24"/>
+          <w:szCs w:val="24"/>
+          <w:u w:val="none"/>
+          <w:lang w:val="hu-HU"/>
+        </w:rPr>
+      </w:pPr>
+      <w:r>
+        <w:rPr>
+          <w:b/>
+          <w:bCs/>
+          <w:sz w:val="24"/>
+          <w:szCs w:val="24"/>
+          <w:u w:val="none"/>
+          <w:lang w:val="hu-HU"/>
+        </w:rPr>
+        <w:t>Fogyasztók soros és párhuzamos kapcsolása</w:t>
+      </w:r>
+    </w:p>
+    <w:p>
+      <w:pPr>
+        <w:pStyle w:val="Normal"/>
+        <w:numPr>
+          <w:ilvl w:val="0"/>
+          <w:numId w:val="24"/>
+        </w:numPr>
+        <w:tabs>
+          <w:tab w:val="clear" w:pos="709"/>
+          <w:tab w:val="left" w:pos="2370" w:leader="none"/>
+        </w:tabs>
+        <w:bidi w:val="0"/>
+        <w:jc w:val="start"/>
+        <w:rPr>
+          <w:b w:val="false"/>
+          <w:bCs w:val="false"/>
+          <w:sz w:val="24"/>
+          <w:szCs w:val="24"/>
+          <w:u w:val="none"/>
+          <w:lang w:val="hu-HU"/>
+        </w:rPr>
+      </w:pPr>
+      <w:r>
+        <w:rPr>
+          <w:b w:val="false"/>
+          <w:bCs w:val="false"/>
+          <w:sz w:val="24"/>
+          <w:szCs w:val="24"/>
+          <w:u w:val="none"/>
+          <w:lang w:val="hu-HU"/>
+        </w:rPr>
+        <w:t>soros</w:t>
+      </w:r>
+    </w:p>
+    <w:p>
+      <w:pPr>
+        <w:pStyle w:val="Normal"/>
+        <w:numPr>
+          <w:ilvl w:val="1"/>
+          <w:numId w:val="24"/>
+        </w:numPr>
+        <w:tabs>
+          <w:tab w:val="clear" w:pos="709"/>
+          <w:tab w:val="left" w:pos="2370" w:leader="none"/>
+        </w:tabs>
+        <w:bidi w:val="0"/>
+        <w:jc w:val="start"/>
+        <w:rPr>
+          <w:b w:val="false"/>
+          <w:bCs w:val="false"/>
+          <w:sz w:val="24"/>
+          <w:szCs w:val="24"/>
+          <w:u w:val="none"/>
+          <w:lang w:val="hu-HU"/>
+        </w:rPr>
+      </w:pPr>
+      <w:r>
+        <w:rPr>
+          <w:b w:val="false"/>
+          <w:bCs w:val="false"/>
+          <w:sz w:val="24"/>
+          <w:szCs w:val="24"/>
+          <w:u w:val="none"/>
+          <w:lang w:val="hu-HU"/>
+        </w:rPr>
+        <w:t>fogy-fogy</w:t>
+      </w:r>
+    </w:p>
+    <w:p>
+      <w:pPr>
+        <w:pStyle w:val="Normal"/>
+        <w:numPr>
+          <w:ilvl w:val="1"/>
+          <w:numId w:val="24"/>
+        </w:numPr>
+        <w:tabs>
+          <w:tab w:val="clear" w:pos="709"/>
+          <w:tab w:val="left" w:pos="2370" w:leader="none"/>
+        </w:tabs>
+        <w:bidi w:val="0"/>
+        <w:jc w:val="start"/>
+        <w:rPr>
+          <w:b w:val="false"/>
+          <w:bCs w:val="false"/>
+          <w:sz w:val="24"/>
+          <w:szCs w:val="24"/>
+          <w:u w:val="none"/>
+          <w:lang w:val="hu-HU"/>
+        </w:rPr>
+      </w:pPr>
+      <w:r>
+        <w:rPr>
+          <w:b w:val="false"/>
+          <w:bCs w:val="false"/>
+          <w:sz w:val="24"/>
+          <w:szCs w:val="24"/>
+          <w:u w:val="none"/>
+          <w:lang w:val="hu-HU"/>
+        </w:rPr>
+        <w:t>a fogyasztókon eső feszültségek összeadnak</w:t>
+      </w:r>
+    </w:p>
+    <w:p>
+      <w:pPr>
+        <w:pStyle w:val="Normal"/>
+        <w:numPr>
+          <w:ilvl w:val="1"/>
+          <w:numId w:val="24"/>
+        </w:numPr>
+        <w:tabs>
+          <w:tab w:val="clear" w:pos="709"/>
+          <w:tab w:val="left" w:pos="2370" w:leader="none"/>
+        </w:tabs>
+        <w:bidi w:val="0"/>
+        <w:jc w:val="start"/>
+        <w:rPr>
+          <w:b w:val="false"/>
+          <w:bCs w:val="false"/>
+          <w:sz w:val="24"/>
+          <w:szCs w:val="24"/>
+          <w:u w:val="none"/>
+          <w:lang w:val="hu-HU"/>
+        </w:rPr>
+      </w:pPr>
+      <w:r>
+        <w:rPr>
+          <w:b w:val="false"/>
+          <w:bCs w:val="false"/>
+          <w:sz w:val="24"/>
+          <w:szCs w:val="24"/>
+          <w:u w:val="none"/>
+          <w:lang w:val="hu-HU"/>
+        </w:rPr>
+        <w:t>az áramerősség állandó</w:t>
+      </w:r>
+    </w:p>
+    <w:p>
+      <w:pPr>
+        <w:pStyle w:val="Normal"/>
+        <w:numPr>
+          <w:ilvl w:val="1"/>
+          <w:numId w:val="24"/>
+        </w:numPr>
+        <w:tabs>
+          <w:tab w:val="clear" w:pos="709"/>
+          <w:tab w:val="left" w:pos="2370" w:leader="none"/>
+        </w:tabs>
+        <w:bidi w:val="0"/>
+        <w:jc w:val="start"/>
+        <w:rPr>
+          <w:b w:val="false"/>
+          <w:bCs w:val="false"/>
+          <w:sz w:val="24"/>
+          <w:szCs w:val="24"/>
+          <w:u w:val="none"/>
+          <w:lang w:val="hu-HU"/>
+        </w:rPr>
+      </w:pPr>
+      <w:r>
+        <w:rPr>
+          <w:b w:val="false"/>
+          <w:bCs w:val="false"/>
+          <w:sz w:val="24"/>
+          <w:szCs w:val="24"/>
+          <w:u w:val="none"/>
+          <w:lang w:val="hu-HU"/>
+        </w:rPr>
+        <w:t>az eredő ellenállás a részellenállások öszsege</w:t>
+      </w:r>
+    </w:p>
+    <w:p>
+      <w:pPr>
+        <w:pStyle w:val="Normal"/>
+        <w:numPr>
+          <w:ilvl w:val="1"/>
+          <w:numId w:val="24"/>
+        </w:numPr>
+        <w:tabs>
+          <w:tab w:val="clear" w:pos="709"/>
+          <w:tab w:val="left" w:pos="2370" w:leader="none"/>
+        </w:tabs>
+        <w:bidi w:val="0"/>
+        <w:jc w:val="start"/>
+        <w:rPr>
+          <w:b w:val="false"/>
+          <w:bCs w:val="false"/>
+          <w:sz w:val="24"/>
+          <w:szCs w:val="24"/>
+          <w:u w:val="none"/>
+          <w:lang w:val="hu-HU"/>
+        </w:rPr>
+      </w:pPr>
+      <w:r>
+        <w:rPr>
+          <w:b w:val="false"/>
+          <w:bCs w:val="false"/>
+          <w:sz w:val="24"/>
+          <w:szCs w:val="24"/>
+          <w:u w:val="none"/>
+          <w:lang w:val="hu-HU"/>
+        </w:rPr>
+        <w:t>az áramforrás feszültsége az ellenállások aráyában oszlik meg a fogyasztón</w:t>
+      </w:r>
+    </w:p>
+    <w:p>
+      <w:pPr>
+        <w:pStyle w:val="Normal"/>
+        <w:numPr>
+          <w:ilvl w:val="1"/>
+          <w:numId w:val="24"/>
+        </w:numPr>
+        <w:tabs>
+          <w:tab w:val="clear" w:pos="709"/>
+          <w:tab w:val="left" w:pos="2370" w:leader="none"/>
+        </w:tabs>
+        <w:bidi w:val="0"/>
+        <w:jc w:val="start"/>
+        <w:rPr>
+          <w:b w:val="false"/>
+          <w:bCs w:val="false"/>
+          <w:sz w:val="24"/>
+          <w:szCs w:val="24"/>
+          <w:u w:val="none"/>
+          <w:lang w:val="hu-HU"/>
+        </w:rPr>
+      </w:pPr>
+      <w:r>
+        <w:rPr>
+          <w:b w:val="false"/>
+          <w:bCs w:val="false"/>
+          <w:sz w:val="24"/>
+          <w:szCs w:val="24"/>
+          <w:u w:val="none"/>
+          <w:lang w:val="hu-HU"/>
+        </w:rPr>
+        <w:t>példa:</w:t>
+      </w:r>
+    </w:p>
+    <w:p>
+      <w:pPr>
+        <w:pStyle w:val="Normal"/>
+        <w:numPr>
+          <w:ilvl w:val="2"/>
+          <w:numId w:val="24"/>
+        </w:numPr>
+        <w:tabs>
+          <w:tab w:val="clear" w:pos="709"/>
+          <w:tab w:val="left" w:pos="2370" w:leader="none"/>
+        </w:tabs>
+        <w:bidi w:val="0"/>
+        <w:jc w:val="start"/>
+        <w:rPr>
+          <w:b w:val="false"/>
+          <w:bCs w:val="false"/>
+          <w:sz w:val="24"/>
+          <w:szCs w:val="24"/>
+          <w:u w:val="none"/>
+          <w:lang w:val="hu-HU"/>
+        </w:rPr>
+      </w:pPr>
+      <w:r>
+        <w:rPr>
+          <w:b w:val="false"/>
+          <w:bCs w:val="false"/>
+          <w:sz w:val="24"/>
+          <w:szCs w:val="24"/>
+          <w:u w:val="none"/>
+          <w:lang w:val="hu-HU"/>
+        </w:rPr>
+        <w:t>1. Egy 6V-os áramforrás sarkaira sorba kapcsolunk egy 200</w:t>
+      </w:r>
+      <w:r>
+        <w:rPr>
+          <w:rFonts w:eastAsia="Noto Serif CJK SC" w:cs="Noto Sans Devanagari" w:ascii="Liberation Serif" w:hAnsi="Liberation Serif"/>
+          <w:b w:val="false"/>
+          <w:bCs w:val="false"/>
+          <w:sz w:val="24"/>
+          <w:szCs w:val="24"/>
+          <w:u w:val="none"/>
+          <w:lang w:val="hu-HU"/>
+        </w:rPr>
+        <w:t>Ω</w:t>
+      </w:r>
+      <w:r>
+        <w:rPr>
+          <w:b w:val="false"/>
+          <w:bCs w:val="false"/>
+          <w:sz w:val="24"/>
+          <w:szCs w:val="24"/>
+          <w:u w:val="none"/>
+          <w:lang w:val="hu-HU"/>
+        </w:rPr>
+        <w:t xml:space="preserve"> és egy 300</w:t>
+      </w:r>
+      <w:r>
+        <w:rPr>
+          <w:rFonts w:eastAsia="Noto Serif CJK SC" w:cs="Noto Sans Devanagari" w:ascii="Liberation Serif" w:hAnsi="Liberation Serif"/>
+          <w:b w:val="false"/>
+          <w:bCs w:val="false"/>
+          <w:sz w:val="24"/>
+          <w:szCs w:val="24"/>
+          <w:u w:val="none"/>
+          <w:lang w:val="hu-HU"/>
+        </w:rPr>
+        <w:t>Ω</w:t>
+      </w:r>
+      <w:r>
+        <w:rPr>
+          <w:rFonts w:eastAsia="Noto Serif CJK SC" w:cs="Noto Sans Devanagari"/>
+          <w:b w:val="false"/>
+          <w:bCs w:val="false"/>
+          <w:sz w:val="24"/>
+          <w:szCs w:val="24"/>
+          <w:u w:val="none"/>
+          <w:lang w:val="hu-HU"/>
+        </w:rPr>
+        <w:t xml:space="preserve"> ellenállású fogyasztót. Határozzuk meg a fogyasztók áramerősségét és feszültségét.</w:t>
+      </w:r>
+    </w:p>
+    <w:p>
+      <w:pPr>
+        <w:pStyle w:val="Normal"/>
+        <w:numPr>
+          <w:ilvl w:val="0"/>
+          <w:numId w:val="24"/>
+        </w:numPr>
+        <w:tabs>
+          <w:tab w:val="clear" w:pos="709"/>
+          <w:tab w:val="left" w:pos="2370" w:leader="none"/>
+        </w:tabs>
+        <w:bidi w:val="0"/>
+        <w:jc w:val="start"/>
+        <w:rPr>
+          <w:b w:val="false"/>
+          <w:bCs w:val="false"/>
+          <w:sz w:val="24"/>
+          <w:szCs w:val="24"/>
+          <w:u w:val="none"/>
+          <w:lang w:val="hu-HU"/>
+        </w:rPr>
+      </w:pPr>
+      <w:r>
+        <w:rPr>
+          <w:b w:val="false"/>
+          <w:bCs w:val="false"/>
+          <w:sz w:val="24"/>
+          <w:szCs w:val="24"/>
+          <w:u w:val="none"/>
+          <w:lang w:val="hu-HU"/>
+        </w:rPr>
+        <w:t>pérhuzsmos</w:t>
+      </w:r>
+    </w:p>
+    <w:p>
+      <w:pPr>
+        <w:pStyle w:val="Normal"/>
+        <w:numPr>
+          <w:ilvl w:val="1"/>
+          <w:numId w:val="24"/>
+        </w:numPr>
+        <w:tabs>
+          <w:tab w:val="clear" w:pos="709"/>
+          <w:tab w:val="left" w:pos="2370" w:leader="none"/>
+        </w:tabs>
+        <w:bidi w:val="0"/>
+        <w:jc w:val="start"/>
+        <w:rPr>
+          <w:b w:val="false"/>
+          <w:bCs w:val="false"/>
+          <w:sz w:val="24"/>
+          <w:szCs w:val="24"/>
+          <w:u w:val="none"/>
+          <w:lang w:val="hu-HU"/>
+        </w:rPr>
+      </w:pPr>
+      <w:r>
+        <w:rPr>
+          <w:b w:val="false"/>
+          <w:bCs w:val="false"/>
+          <w:sz w:val="24"/>
+          <w:szCs w:val="24"/>
+          <w:u w:val="none"/>
+          <w:lang w:val="hu-HU"/>
+        </w:rPr>
+        <w:t>asd |-fogy-|</w:t>
+      </w:r>
+    </w:p>
+    <w:p>
+      <w:pPr>
+        <w:pStyle w:val="Normal"/>
+        <w:numPr>
+          <w:ilvl w:val="1"/>
+          <w:numId w:val="24"/>
+        </w:numPr>
+        <w:tabs>
+          <w:tab w:val="clear" w:pos="709"/>
+          <w:tab w:val="left" w:pos="2370" w:leader="none"/>
+        </w:tabs>
+        <w:bidi w:val="0"/>
+        <w:jc w:val="start"/>
+        <w:rPr>
+          <w:b w:val="false"/>
+          <w:bCs w:val="false"/>
+          <w:sz w:val="24"/>
+          <w:szCs w:val="24"/>
+          <w:u w:val="none"/>
+          <w:lang w:val="hu-HU"/>
+        </w:rPr>
+      </w:pPr>
+      <w:r>
+        <w:rPr>
+          <w:b w:val="false"/>
+          <w:bCs w:val="false"/>
+          <w:sz w:val="24"/>
+          <w:szCs w:val="24"/>
+          <w:u w:val="none"/>
+          <w:lang w:val="hu-HU"/>
+        </w:rPr>
+        <w:t xml:space="preserve">      </w:t>
+      </w:r>
+      <w:r>
+        <w:rPr>
+          <w:b w:val="false"/>
+          <w:bCs w:val="false"/>
+          <w:sz w:val="24"/>
+          <w:szCs w:val="24"/>
+          <w:u w:val="none"/>
+          <w:lang w:val="hu-HU"/>
+        </w:rPr>
+        <w:t>|-fogy-|</w:t>
       </w:r>
     </w:p>
     <w:sectPr>
@@ -14786,6 +15255,143 @@
     </w:lvl>
   </w:abstractNum>
   <w:abstractNum w:abstractNumId="24">
+    <w:lvl w:ilvl="0">
+      <w:start w:val="1"/>
+      <w:numFmt w:val="bullet"/>
+      <w:lvlText w:val=""/>
+      <w:lvlJc w:val="start"/>
+      <w:pPr>
+        <w:tabs>
+          <w:tab w:val="num" w:pos="720"/>
+        </w:tabs>
+        <w:ind w:start="720" w:hanging="360"/>
+      </w:pPr>
+      <w:rPr>
+        <w:rFonts w:ascii="Symbol" w:hAnsi="Symbol" w:cs="Symbol" w:hint="default"/>
+      </w:rPr>
+    </w:lvl>
+    <w:lvl w:ilvl="1">
+      <w:start w:val="1"/>
+      <w:numFmt w:val="bullet"/>
+      <w:lvlText w:val=""/>
+      <w:lvlJc w:val="start"/>
+      <w:pPr>
+        <w:tabs>
+          <w:tab w:val="num" w:pos="1080"/>
+        </w:tabs>
+        <w:ind w:start="1080" w:hanging="360"/>
+      </w:pPr>
+      <w:rPr>
+        <w:rFonts w:ascii="Wingdings" w:hAnsi="Wingdings" w:cs="Wingdings" w:hint="default"/>
+      </w:rPr>
+    </w:lvl>
+    <w:lvl w:ilvl="2">
+      <w:start w:val="1"/>
+      <w:numFmt w:val="bullet"/>
+      <w:lvlText w:val=""/>
+      <w:lvlJc w:val="start"/>
+      <w:pPr>
+        <w:tabs>
+          <w:tab w:val="num" w:pos="1440"/>
+        </w:tabs>
+        <w:ind w:start="1440" w:hanging="360"/>
+      </w:pPr>
+      <w:rPr>
+        <w:rFonts w:ascii="Wingdings 2" w:hAnsi="Wingdings 2" w:cs="Wingdings 2" w:hint="default"/>
+      </w:rPr>
+    </w:lvl>
+    <w:lvl w:ilvl="3">
+      <w:start w:val="1"/>
+      <w:numFmt w:val="bullet"/>
+      <w:lvlText w:val=""/>
+      <w:lvlJc w:val="start"/>
+      <w:pPr>
+        <w:tabs>
+          <w:tab w:val="num" w:pos="1800"/>
+        </w:tabs>
+        <w:ind w:start="1800" w:hanging="360"/>
+      </w:pPr>
+      <w:rPr>
+        <w:rFonts w:ascii="MT Extra" w:hAnsi="MT Extra" w:cs="MT Extra" w:hint="default"/>
+      </w:rPr>
+    </w:lvl>
+    <w:lvl w:ilvl="4">
+      <w:start w:val="1"/>
+      <w:numFmt w:val="bullet"/>
+      <w:lvlText w:val="►"/>
+      <w:lvlJc w:val="start"/>
+      <w:pPr>
+        <w:tabs>
+          <w:tab w:val="num" w:pos="2160"/>
+        </w:tabs>
+        <w:ind w:start="2160" w:hanging="360"/>
+      </w:pPr>
+      <w:rPr>
+        <w:rFonts w:ascii="OpenSymbol" w:hAnsi="OpenSymbol" w:cs="OpenSymbol" w:hint="default"/>
+      </w:rPr>
+    </w:lvl>
+    <w:lvl w:ilvl="5">
+      <w:start w:val="1"/>
+      <w:numFmt w:val="bullet"/>
+      <w:lvlText w:val=""/>
+      <w:lvlJc w:val="start"/>
+      <w:pPr>
+        <w:tabs>
+          <w:tab w:val="num" w:pos="2520"/>
+        </w:tabs>
+        <w:ind w:start="2520" w:hanging="360"/>
+      </w:pPr>
+      <w:rPr>
+        <w:rFonts w:ascii="Symbol" w:hAnsi="Symbol" w:cs="Symbol" w:hint="default"/>
+      </w:rPr>
+    </w:lvl>
+    <w:lvl w:ilvl="6">
+      <w:start w:val="1"/>
+      <w:numFmt w:val="bullet"/>
+      <w:lvlText w:val="-"/>
+      <w:lvlJc w:val="start"/>
+      <w:pPr>
+        <w:tabs>
+          <w:tab w:val="num" w:pos="2880"/>
+        </w:tabs>
+        <w:ind w:start="2880" w:hanging="360"/>
+      </w:pPr>
+      <w:rPr>
+        <w:rFonts w:ascii="OpenSymbol" w:hAnsi="OpenSymbol" w:cs="OpenSymbol" w:hint="default"/>
+      </w:rPr>
+    </w:lvl>
+    <w:lvl w:ilvl="7">
+      <w:start w:val="1"/>
+      <w:numFmt w:val="bullet"/>
+      <w:lvlText w:val=""/>
+      <w:lvlJc w:val="start"/>
+      <w:pPr>
+        <w:tabs>
+          <w:tab w:val="num" w:pos="3240"/>
+        </w:tabs>
+        <w:ind w:start="3240" w:hanging="360"/>
+      </w:pPr>
+      <w:rPr>
+        <w:rFonts w:ascii="Symbol" w:hAnsi="Symbol" w:cs="Symbol" w:hint="default"/>
+      </w:rPr>
+    </w:lvl>
+    <w:lvl w:ilvl="8">
+      <w:start w:val="1"/>
+      <w:numFmt w:val="bullet"/>
+      <w:lvlText w:val=""/>
+      <w:lvlJc w:val="start"/>
+      <w:pPr>
+        <w:tabs>
+          <w:tab w:val="num" w:pos="3600"/>
+        </w:tabs>
+        <w:ind w:start="3600" w:hanging="360"/>
+      </w:pPr>
+      <w:rPr>
+        <w:rFonts w:ascii="Symbol" w:hAnsi="Symbol" w:cs="Symbol" w:hint="default"/>
+      </w:rPr>
+    </w:lvl>
+  </w:abstractNum>
+  <w:abstractNum w:abstractNumId="25">
     <w:lvl w:ilvl="0">
       <w:start w:val="1"/>
       <w:numFmt w:val="none"/>
@@ -14976,6 +15582,9 @@
   <w:num w:numId="24">
     <w:abstractNumId w:val="24"/>
   </w:num>
+  <w:num w:numId="25">
+    <w:abstractNumId w:val="25"/>
+  </w:num>
 </w:numbering>
 </file>
 
@@ -15003,7 +15612,7 @@
     <w:pPr>
       <w:widowControl/>
       <w:suppressAutoHyphens w:val="true"/>
-      <w:overflowPunct w:val="true"/>
+      <w:overflowPunct w:val="false"/>
       <w:bidi w:val="0"/>
       <w:spacing w:before="0" w:after="0"/>
       <w:jc w:val="start"/>
@@ -15017,15 +15626,15 @@
       <w:lang w:val="en-US" w:eastAsia="zh-CN" w:bidi="hi-IN"/>
     </w:rPr>
   </w:style>
-  <w:style w:type="character" w:styleId="Bulletsuser">
-    <w:name w:val="Bullets (user)"/>
+  <w:style w:type="character" w:styleId="Bullets">
+    <w:name w:val="Bullets"/>
     <w:qFormat/>
     <w:rPr>
       <w:rFonts w:ascii="OpenSymbol" w:hAnsi="OpenSymbol" w:eastAsia="OpenSymbol" w:cs="OpenSymbol"/>
     </w:rPr>
   </w:style>
-  <w:style w:type="character" w:styleId="Bullets">
-    <w:name w:val="Bullets"/>
+  <w:style w:type="character" w:styleId="Bulletsuser">
+    <w:name w:val="Bullets (user)"/>
     <w:qFormat/>
     <w:rPr>
       <w:rFonts w:ascii="OpenSymbol" w:hAnsi="OpenSymbol" w:eastAsia="OpenSymbol" w:cs="OpenSymbol"/>

--- a/fizika11.docx
+++ b/fizika11.docx
@@ -11929,7 +11929,7 @@
       </w:r>
       <w:r>
         <w:rPr>
-          <w:rFonts w:eastAsia="Noto Serif CJK SC" w:cs="Noto Sans Devanagari" w:ascii="Liberation Serif" w:hAnsi="Liberation Serif"/>
+          <w:rFonts w:eastAsia="Noto Serif CJK SC" w:cs="Noto Sans Devanagari"/>
           <w:b w:val="false"/>
           <w:bCs w:val="false"/>
           <w:sz w:val="24"/>
@@ -11952,18 +11952,6 @@
       </w:r>
       <w:r>
         <w:rPr>
-          <w:rFonts w:eastAsia="Noto Serif CJK SC" w:cs="Noto Sans Devanagari" w:ascii="Liberation Serif" w:hAnsi="Liberation Serif"/>
-          <w:b w:val="false"/>
-          <w:bCs w:val="false"/>
-          <w:sz w:val="24"/>
-          <w:szCs w:val="24"/>
-          <w:u w:val="none"/>
-          <w:lang w:val="hu-HU"/>
-        </w:rPr>
-        <w:t>Ω</w:t>
-      </w:r>
-      <w:r>
-        <w:rPr>
           <w:rFonts w:eastAsia="Noto Serif CJK SC" w:cs="Noto Sans Devanagari"/>
           <w:b w:val="false"/>
           <w:bCs w:val="false"/>
@@ -11972,7 +11960,7 @@
           <w:u w:val="none"/>
           <w:lang w:val="hu-HU"/>
         </w:rPr>
-        <w:t xml:space="preserve"> ellenállású fogyasztót. Határozzuk meg a fogyasztók áramerősségét és feszültségét.</w:t>
+        <w:t>Ω ellenállású fogyasztót. Határozzuk meg a fogyasztók áramerősségét és feszültségét.</w:t>
       </w:r>
     </w:p>
     <w:p>

--- a/fizika11.docx
+++ b/fizika11.docx
@@ -4149,7 +4149,7 @@
         <w:pStyle w:val="Normal"/>
         <w:widowControl/>
         <w:suppressAutoHyphens w:val="true"/>
-        <w:overflowPunct w:val="false"/>
+        <w:overflowPunct w:val="true"/>
         <w:bidi w:val="0"/>
         <w:spacing w:before="0" w:after="0"/>
         <w:ind w:hanging="0" w:start="0" w:end="0"/>
@@ -11994,7 +11994,51 @@
           <w:u w:val="none"/>
           <w:lang w:val="hu-HU"/>
         </w:rPr>
-        <w:t>pérhuzsmos</w:t>
+        <w:t>p</w:t>
+      </w:r>
+      <w:r>
+        <w:rPr>
+          <w:b w:val="false"/>
+          <w:bCs w:val="false"/>
+          <w:sz w:val="24"/>
+          <w:szCs w:val="24"/>
+          <w:u w:val="none"/>
+          <w:lang w:val="hu-HU"/>
+        </w:rPr>
+        <w:t>á</w:t>
+      </w:r>
+      <w:r>
+        <w:rPr>
+          <w:b w:val="false"/>
+          <w:bCs w:val="false"/>
+          <w:sz w:val="24"/>
+          <w:szCs w:val="24"/>
+          <w:u w:val="none"/>
+          <w:lang w:val="hu-HU"/>
+        </w:rPr>
+        <w:t>rhuz</w:t>
+      </w:r>
+      <w:r>
+        <w:rPr>
+          <w:b w:val="false"/>
+          <w:bCs w:val="false"/>
+          <w:sz w:val="24"/>
+          <w:szCs w:val="24"/>
+          <w:u w:val="none"/>
+          <w:lang w:val="hu-HU"/>
+        </w:rPr>
+        <w:t>a</w:t>
+      </w:r>
+      <w:r>
+        <w:rPr>
+          <w:b w:val="false"/>
+          <w:bCs w:val="false"/>
+          <w:sz w:val="24"/>
+          <w:szCs w:val="24"/>
+          <w:u w:val="none"/>
+          <w:lang w:val="hu-HU"/>
+        </w:rPr>
+        <w:t>mos</w:t>
       </w:r>
     </w:p>
     <w:p>
@@ -12074,6 +12118,646 @@
           <w:lang w:val="hu-HU"/>
         </w:rPr>
         <w:t>|-fogy-|</w:t>
+      </w:r>
+    </w:p>
+    <w:p>
+      <w:pPr>
+        <w:pStyle w:val="Normal"/>
+        <w:tabs>
+          <w:tab w:val="clear" w:pos="709"/>
+          <w:tab w:val="left" w:pos="2370" w:leader="none"/>
+        </w:tabs>
+        <w:bidi w:val="0"/>
+        <w:jc w:val="start"/>
+        <w:rPr>
+          <w:b w:val="false"/>
+          <w:bCs w:val="false"/>
+          <w:sz w:val="24"/>
+          <w:szCs w:val="24"/>
+          <w:u w:val="none"/>
+          <w:lang w:val="hu-HU"/>
+        </w:rPr>
+      </w:pPr>
+      <w:r>
+        <w:rPr>
+          <w:b w:val="false"/>
+          <w:bCs w:val="false"/>
+          <w:sz w:val="24"/>
+          <w:szCs w:val="24"/>
+          <w:u w:val="none"/>
+          <w:lang w:val="hu-HU"/>
+        </w:rPr>
+      </w:r>
+    </w:p>
+    <w:p>
+      <w:pPr>
+        <w:pStyle w:val="Normal"/>
+        <w:tabs>
+          <w:tab w:val="clear" w:pos="709"/>
+          <w:tab w:val="left" w:pos="2370" w:leader="none"/>
+        </w:tabs>
+        <w:bidi w:val="0"/>
+        <w:jc w:val="start"/>
+        <w:rPr>
+          <w:b w:val="false"/>
+          <w:bCs w:val="false"/>
+          <w:sz w:val="24"/>
+          <w:szCs w:val="24"/>
+          <w:u w:val="none"/>
+          <w:lang w:val="hu-HU"/>
+        </w:rPr>
+      </w:pPr>
+      <w:r>
+        <w:rPr>
+          <w:b w:val="false"/>
+          <w:bCs w:val="false"/>
+          <w:sz w:val="24"/>
+          <w:szCs w:val="24"/>
+          <w:u w:val="none"/>
+          <w:lang w:val="hu-HU"/>
+        </w:rPr>
+        <w:t>u=R*I</w:t>
+      </w:r>
+    </w:p>
+    <w:p>
+      <w:pPr>
+        <w:pStyle w:val="Normal"/>
+        <w:tabs>
+          <w:tab w:val="clear" w:pos="709"/>
+          <w:tab w:val="left" w:pos="2370" w:leader="none"/>
+        </w:tabs>
+        <w:bidi w:val="0"/>
+        <w:jc w:val="start"/>
+        <w:rPr>
+          <w:b w:val="false"/>
+          <w:bCs w:val="false"/>
+          <w:position w:val="0"/>
+          <w:sz w:val="24"/>
+          <w:sz w:val="24"/>
+          <w:szCs w:val="24"/>
+          <w:u w:val="none"/>
+          <w:vertAlign w:val="baseline"/>
+          <w:lang w:val="hu-HU"/>
+        </w:rPr>
+      </w:pPr>
+      <w:r>
+        <w:rPr>
+          <w:b w:val="false"/>
+          <w:bCs w:val="false"/>
+          <w:sz w:val="24"/>
+          <w:szCs w:val="24"/>
+          <w:u w:val="none"/>
+          <w:lang w:val="hu-HU"/>
+        </w:rPr>
+        <w:t>I=U/R</w:t>
+      </w:r>
+      <w:r>
+        <w:rPr>
+          <w:b w:val="false"/>
+          <w:bCs w:val="false"/>
+          <w:sz w:val="24"/>
+          <w:szCs w:val="24"/>
+          <w:u w:val="none"/>
+          <w:vertAlign w:val="superscript"/>
+          <w:lang w:val="hu-HU"/>
+        </w:rPr>
+        <w:t>2</w:t>
+      </w:r>
+    </w:p>
+    <w:p>
+      <w:pPr>
+        <w:pStyle w:val="Normal"/>
+        <w:tabs>
+          <w:tab w:val="clear" w:pos="709"/>
+          <w:tab w:val="left" w:pos="2370" w:leader="none"/>
+        </w:tabs>
+        <w:bidi w:val="0"/>
+        <w:jc w:val="start"/>
+        <w:rPr>
+          <w:b w:val="false"/>
+          <w:bCs w:val="false"/>
+          <w:position w:val="0"/>
+          <w:sz w:val="24"/>
+          <w:sz w:val="24"/>
+          <w:szCs w:val="24"/>
+          <w:u w:val="none"/>
+          <w:vertAlign w:val="baseline"/>
+          <w:lang w:val="hu-HU"/>
+        </w:rPr>
+      </w:pPr>
+      <w:r>
+        <w:rPr>
+          <w:b w:val="false"/>
+          <w:bCs w:val="false"/>
+          <w:sz w:val="24"/>
+          <w:szCs w:val="24"/>
+          <w:u w:val="none"/>
+          <w:lang w:val="hu-HU"/>
+        </w:rPr>
+        <w:t>1/re=1/r1+1/r2</w:t>
+        <w:br/>
+        <w:t>1/re=1/30+1/60</w:t>
+      </w:r>
+    </w:p>
+    <w:p>
+      <w:pPr>
+        <w:pStyle w:val="Normal"/>
+        <w:tabs>
+          <w:tab w:val="clear" w:pos="709"/>
+          <w:tab w:val="left" w:pos="2370" w:leader="none"/>
+        </w:tabs>
+        <w:bidi w:val="0"/>
+        <w:jc w:val="start"/>
+        <w:rPr>
+          <w:b w:val="false"/>
+          <w:bCs w:val="false"/>
+          <w:position w:val="0"/>
+          <w:sz w:val="24"/>
+          <w:sz w:val="24"/>
+          <w:szCs w:val="24"/>
+          <w:u w:val="none"/>
+          <w:vertAlign w:val="baseline"/>
+          <w:lang w:val="hu-HU"/>
+        </w:rPr>
+      </w:pPr>
+      <w:r>
+        <w:rPr>
+          <w:b w:val="false"/>
+          <w:bCs w:val="false"/>
+          <w:sz w:val="24"/>
+          <w:szCs w:val="24"/>
+          <w:u w:val="none"/>
+          <w:lang w:val="hu-HU"/>
+        </w:rPr>
+        <w:t>1/re=3/60</w:t>
+      </w:r>
+    </w:p>
+    <w:p>
+      <w:pPr>
+        <w:pStyle w:val="Normal"/>
+        <w:tabs>
+          <w:tab w:val="clear" w:pos="709"/>
+          <w:tab w:val="left" w:pos="2370" w:leader="none"/>
+        </w:tabs>
+        <w:bidi w:val="0"/>
+        <w:jc w:val="start"/>
+        <w:rPr>
+          <w:b w:val="false"/>
+          <w:bCs w:val="false"/>
+          <w:position w:val="0"/>
+          <w:sz w:val="24"/>
+          <w:sz w:val="24"/>
+          <w:szCs w:val="24"/>
+          <w:u w:val="none"/>
+          <w:vertAlign w:val="baseline"/>
+          <w:lang w:val="hu-HU"/>
+        </w:rPr>
+      </w:pPr>
+      <w:r>
+        <w:rPr>
+          <w:b w:val="false"/>
+          <w:bCs w:val="false"/>
+          <w:sz w:val="24"/>
+          <w:szCs w:val="24"/>
+          <w:u w:val="none"/>
+          <w:lang w:val="hu-HU"/>
+        </w:rPr>
+        <w:t>re=20</w:t>
+      </w:r>
+      <w:r>
+        <w:rPr>
+          <w:rFonts w:eastAsia="Noto Serif CJK SC" w:cs="Noto Sans Devanagari" w:ascii="Liberation Serif" w:hAnsi="Liberation Serif"/>
+          <w:b w:val="false"/>
+          <w:bCs w:val="false"/>
+          <w:sz w:val="24"/>
+          <w:szCs w:val="24"/>
+          <w:u w:val="none"/>
+          <w:lang w:val="hu-HU"/>
+        </w:rPr>
+        <w:t>Ω</w:t>
+      </w:r>
+    </w:p>
+    <w:p>
+      <w:pPr>
+        <w:pStyle w:val="Normal"/>
+        <w:tabs>
+          <w:tab w:val="clear" w:pos="709"/>
+          <w:tab w:val="left" w:pos="2370" w:leader="none"/>
+        </w:tabs>
+        <w:bidi w:val="0"/>
+        <w:jc w:val="start"/>
+        <w:rPr>
+          <w:b w:val="false"/>
+          <w:bCs w:val="false"/>
+          <w:position w:val="0"/>
+          <w:sz w:val="24"/>
+          <w:sz w:val="24"/>
+          <w:szCs w:val="24"/>
+          <w:u w:val="none"/>
+          <w:vertAlign w:val="baseline"/>
+          <w:lang w:val="hu-HU"/>
+        </w:rPr>
+      </w:pPr>
+      <w:r>
+        <w:rPr>
+          <w:rFonts w:eastAsia="Noto Serif CJK SC" w:cs="Noto Sans Devanagari"/>
+          <w:b w:val="false"/>
+          <w:bCs w:val="false"/>
+          <w:sz w:val="24"/>
+          <w:szCs w:val="24"/>
+          <w:u w:val="none"/>
+          <w:lang w:val="hu-HU"/>
+        </w:rPr>
+      </w:r>
+    </w:p>
+    <w:p>
+      <w:pPr>
+        <w:pStyle w:val="Normal"/>
+        <w:tabs>
+          <w:tab w:val="clear" w:pos="709"/>
+          <w:tab w:val="left" w:pos="2370" w:leader="none"/>
+        </w:tabs>
+        <w:bidi w:val="0"/>
+        <w:jc w:val="start"/>
+        <w:rPr>
+          <w:rFonts w:ascii="Liberation Serif" w:hAnsi="Liberation Serif" w:eastAsia="Noto Serif CJK SC" w:cs="Noto Sans Devanagari"/>
+          <w:b/>
+          <w:bCs/>
+          <w:sz w:val="24"/>
+          <w:szCs w:val="24"/>
+          <w:u w:val="none"/>
+          <w:lang w:val="hu-HU"/>
+        </w:rPr>
+      </w:pPr>
+      <w:r>
+        <w:rPr>
+          <w:rFonts w:eastAsia="Noto Serif CJK SC" w:cs="Noto Sans Devanagari"/>
+          <w:b/>
+          <w:bCs/>
+          <w:sz w:val="24"/>
+          <w:szCs w:val="24"/>
+          <w:u w:val="none"/>
+          <w:lang w:val="hu-HU"/>
+        </w:rPr>
+        <w:t>69/5</w:t>
+      </w:r>
+    </w:p>
+    <w:p>
+      <w:pPr>
+        <w:pStyle w:val="Normal"/>
+        <w:tabs>
+          <w:tab w:val="clear" w:pos="709"/>
+          <w:tab w:val="left" w:pos="2370" w:leader="none"/>
+        </w:tabs>
+        <w:bidi w:val="0"/>
+        <w:jc w:val="start"/>
+        <w:rPr>
+          <w:rFonts w:ascii="Liberation Serif" w:hAnsi="Liberation Serif" w:eastAsia="Noto Serif CJK SC" w:cs="Noto Sans Devanagari"/>
+          <w:b w:val="false"/>
+          <w:bCs w:val="false"/>
+          <w:sz w:val="24"/>
+          <w:szCs w:val="24"/>
+          <w:u w:val="none"/>
+          <w:lang w:val="hu-HU"/>
+        </w:rPr>
+      </w:pPr>
+      <w:r>
+        <w:rPr>
+          <w:rFonts w:eastAsia="Noto Serif CJK SC" w:cs="Noto Sans Devanagari"/>
+          <w:b w:val="false"/>
+          <w:bCs w:val="false"/>
+          <w:sz w:val="24"/>
+          <w:szCs w:val="24"/>
+          <w:u w:val="none"/>
+          <w:lang w:val="hu-HU"/>
+        </w:rPr>
+        <w:t>I=?=1A</w:t>
+      </w:r>
+    </w:p>
+    <w:p>
+      <w:pPr>
+        <w:pStyle w:val="Normal"/>
+        <w:tabs>
+          <w:tab w:val="clear" w:pos="709"/>
+          <w:tab w:val="left" w:pos="2370" w:leader="none"/>
+        </w:tabs>
+        <w:bidi w:val="0"/>
+        <w:jc w:val="start"/>
+        <w:rPr>
+          <w:rFonts w:ascii="Liberation Serif" w:hAnsi="Liberation Serif" w:eastAsia="Noto Serif CJK SC" w:cs="Noto Sans Devanagari"/>
+          <w:b w:val="false"/>
+          <w:bCs w:val="false"/>
+          <w:sz w:val="24"/>
+          <w:szCs w:val="24"/>
+          <w:u w:val="none"/>
+          <w:lang w:val="hu-HU"/>
+        </w:rPr>
+      </w:pPr>
+      <w:r>
+        <w:rPr>
+          <w:rFonts w:eastAsia="Noto Serif CJK SC" w:cs="Noto Sans Devanagari"/>
+          <w:b w:val="false"/>
+          <w:bCs w:val="false"/>
+          <w:sz w:val="24"/>
+          <w:szCs w:val="24"/>
+          <w:u w:val="none"/>
+          <w:lang w:val="hu-HU"/>
+        </w:rPr>
+        <w:t>U=24V</w:t>
+        <w:br/>
+        <w:t>R</w:t>
+      </w:r>
+      <w:r>
+        <w:rPr>
+          <w:rFonts w:eastAsia="Noto Serif CJK SC" w:cs="Noto Sans Devanagari"/>
+          <w:b w:val="false"/>
+          <w:bCs w:val="false"/>
+          <w:sz w:val="24"/>
+          <w:szCs w:val="24"/>
+          <w:u w:val="none"/>
+          <w:vertAlign w:val="subscript"/>
+          <w:lang w:val="hu-HU"/>
+        </w:rPr>
+        <w:t>e</w:t>
+      </w:r>
+      <w:r>
+        <w:rPr>
+          <w:rFonts w:eastAsia="Noto Serif CJK SC" w:cs="Noto Sans Devanagari"/>
+          <w:b w:val="false"/>
+          <w:bCs w:val="false"/>
+          <w:sz w:val="24"/>
+          <w:szCs w:val="24"/>
+          <w:u w:val="none"/>
+          <w:lang w:val="hu-HU"/>
+        </w:rPr>
+        <w:t>=24</w:t>
+      </w:r>
+      <w:r>
+        <w:rPr>
+          <w:rFonts w:eastAsia="Noto Serif CJK SC" w:cs="Noto Sans Devanagari" w:ascii="Liberation Serif" w:hAnsi="Liberation Serif"/>
+          <w:b w:val="false"/>
+          <w:bCs w:val="false"/>
+          <w:sz w:val="24"/>
+          <w:szCs w:val="24"/>
+          <w:u w:val="none"/>
+          <w:lang w:val="hu-HU"/>
+        </w:rPr>
+        <w:t>Ω</w:t>
+      </w:r>
+    </w:p>
+    <w:p>
+      <w:pPr>
+        <w:pStyle w:val="Normal"/>
+        <w:tabs>
+          <w:tab w:val="clear" w:pos="709"/>
+          <w:tab w:val="left" w:pos="2370" w:leader="none"/>
+        </w:tabs>
+        <w:bidi w:val="0"/>
+        <w:jc w:val="start"/>
+        <w:rPr>
+          <w:rFonts w:ascii="Liberation Serif" w:hAnsi="Liberation Serif" w:eastAsia="Noto Serif CJK SC" w:cs="Noto Sans Devanagari"/>
+          <w:b w:val="false"/>
+          <w:bCs w:val="false"/>
+          <w:sz w:val="24"/>
+          <w:szCs w:val="24"/>
+          <w:u w:val="none"/>
+          <w:lang w:val="hu-HU"/>
+        </w:rPr>
+      </w:pPr>
+      <w:r>
+        <w:rPr>
+          <w:rFonts w:eastAsia="Noto Serif CJK SC" w:cs="Noto Sans Devanagari" w:ascii="Liberation Serif" w:hAnsi="Liberation Serif"/>
+          <w:b w:val="false"/>
+          <w:bCs w:val="false"/>
+          <w:sz w:val="24"/>
+          <w:szCs w:val="24"/>
+          <w:u w:val="none"/>
+          <w:lang w:val="hu-HU"/>
+        </w:rPr>
+        <w:t>P=?=U*I=24W</w:t>
+      </w:r>
+    </w:p>
+    <w:p>
+      <w:pPr>
+        <w:pStyle w:val="Normal"/>
+        <w:tabs>
+          <w:tab w:val="clear" w:pos="709"/>
+          <w:tab w:val="left" w:pos="2370" w:leader="none"/>
+        </w:tabs>
+        <w:bidi w:val="0"/>
+        <w:jc w:val="start"/>
+        <w:rPr>
+          <w:rFonts w:ascii="Liberation Serif" w:hAnsi="Liberation Serif" w:eastAsia="Noto Serif CJK SC" w:cs="Noto Sans Devanagari"/>
+          <w:b w:val="false"/>
+          <w:bCs w:val="false"/>
+          <w:sz w:val="24"/>
+          <w:szCs w:val="24"/>
+          <w:u w:val="none"/>
+          <w:lang w:val="hu-HU"/>
+        </w:rPr>
+      </w:pPr>
+      <w:r>
+        <w:rPr>
+          <w:rFonts w:eastAsia="Noto Serif CJK SC" w:cs="Noto Sans Devanagari"/>
+          <w:b w:val="false"/>
+          <w:bCs w:val="false"/>
+          <w:sz w:val="24"/>
+          <w:szCs w:val="24"/>
+          <w:u w:val="none"/>
+          <w:lang w:val="hu-HU"/>
+        </w:rPr>
+        <w:t>I=U/R</w:t>
+      </w:r>
+    </w:p>
+    <w:p>
+      <w:pPr>
+        <w:pStyle w:val="Normal"/>
+        <w:tabs>
+          <w:tab w:val="clear" w:pos="709"/>
+          <w:tab w:val="left" w:pos="2370" w:leader="none"/>
+        </w:tabs>
+        <w:bidi w:val="0"/>
+        <w:jc w:val="start"/>
+        <w:rPr>
+          <w:rFonts w:ascii="Liberation Serif" w:hAnsi="Liberation Serif" w:eastAsia="Noto Serif CJK SC" w:cs="Noto Sans Devanagari"/>
+          <w:b w:val="false"/>
+          <w:bCs w:val="false"/>
+          <w:sz w:val="24"/>
+          <w:szCs w:val="24"/>
+          <w:u w:val="none"/>
+          <w:lang w:val="hu-HU"/>
+        </w:rPr>
+      </w:pPr>
+      <w:r>
+        <w:rPr>
+          <w:rFonts w:eastAsia="Noto Serif CJK SC" w:cs="Noto Sans Devanagari"/>
+          <w:b w:val="false"/>
+          <w:bCs w:val="false"/>
+          <w:sz w:val="24"/>
+          <w:szCs w:val="24"/>
+          <w:u w:val="none"/>
+          <w:lang w:val="hu-HU"/>
+        </w:rPr>
+        <w:t>I=U/(R1+(R23))</w:t>
+      </w:r>
+    </w:p>
+    <w:p>
+      <w:pPr>
+        <w:pStyle w:val="Normal"/>
+        <w:tabs>
+          <w:tab w:val="clear" w:pos="709"/>
+          <w:tab w:val="left" w:pos="2370" w:leader="none"/>
+        </w:tabs>
+        <w:bidi w:val="0"/>
+        <w:jc w:val="start"/>
+        <w:rPr>
+          <w:rFonts w:ascii="Liberation Serif" w:hAnsi="Liberation Serif" w:eastAsia="Noto Serif CJK SC" w:cs="Noto Sans Devanagari"/>
+          <w:b w:val="false"/>
+          <w:bCs w:val="false"/>
+          <w:sz w:val="24"/>
+          <w:szCs w:val="24"/>
+          <w:u w:val="none"/>
+          <w:lang w:val="hu-HU"/>
+        </w:rPr>
+      </w:pPr>
+      <w:r>
+        <w:rPr>
+          <w:rFonts w:eastAsia="Noto Serif CJK SC" w:cs="Noto Sans Devanagari"/>
+          <w:b w:val="false"/>
+          <w:bCs w:val="false"/>
+          <w:sz w:val="24"/>
+          <w:szCs w:val="24"/>
+          <w:u w:val="none"/>
+          <w:lang w:val="hu-HU"/>
+        </w:rPr>
+        <w:t>1/R23=1/20+1/30</w:t>
+      </w:r>
+    </w:p>
+    <w:p>
+      <w:pPr>
+        <w:pStyle w:val="Normal"/>
+        <w:tabs>
+          <w:tab w:val="clear" w:pos="709"/>
+          <w:tab w:val="left" w:pos="2370" w:leader="none"/>
+        </w:tabs>
+        <w:bidi w:val="0"/>
+        <w:jc w:val="start"/>
+        <w:rPr>
+          <w:rFonts w:ascii="Liberation Serif" w:hAnsi="Liberation Serif" w:eastAsia="Noto Serif CJK SC" w:cs="Noto Sans Devanagari"/>
+          <w:b w:val="false"/>
+          <w:bCs w:val="false"/>
+          <w:sz w:val="24"/>
+          <w:szCs w:val="24"/>
+          <w:u w:val="none"/>
+          <w:lang w:val="hu-HU"/>
+        </w:rPr>
+      </w:pPr>
+      <w:r>
+        <w:rPr>
+          <w:rFonts w:eastAsia="Noto Serif CJK SC" w:cs="Noto Sans Devanagari"/>
+          <w:b w:val="false"/>
+          <w:bCs w:val="false"/>
+          <w:sz w:val="24"/>
+          <w:szCs w:val="24"/>
+          <w:u w:val="none"/>
+          <w:lang w:val="hu-HU"/>
+        </w:rPr>
+        <w:t>R23=12</w:t>
+      </w:r>
+    </w:p>
+    <w:p>
+      <w:pPr>
+        <w:pStyle w:val="Normal"/>
+        <w:tabs>
+          <w:tab w:val="clear" w:pos="709"/>
+          <w:tab w:val="left" w:pos="2370" w:leader="none"/>
+        </w:tabs>
+        <w:bidi w:val="0"/>
+        <w:jc w:val="start"/>
+        <w:rPr>
+          <w:rFonts w:ascii="Liberation Serif" w:hAnsi="Liberation Serif" w:eastAsia="Noto Serif CJK SC" w:cs="Noto Sans Devanagari"/>
+          <w:b w:val="false"/>
+          <w:bCs w:val="false"/>
+          <w:sz w:val="24"/>
+          <w:szCs w:val="24"/>
+          <w:u w:val="none"/>
+          <w:lang w:val="hu-HU"/>
+        </w:rPr>
+      </w:pPr>
+      <w:r>
+        <w:rPr>
+          <w:rFonts w:eastAsia="Noto Serif CJK SC" w:cs="Noto Sans Devanagari"/>
+          <w:b w:val="false"/>
+          <w:bCs w:val="false"/>
+          <w:sz w:val="24"/>
+          <w:szCs w:val="24"/>
+          <w:u w:val="none"/>
+          <w:lang w:val="hu-HU"/>
+        </w:rPr>
+        <w:t>I=24/(12+(12))</w:t>
+      </w:r>
+    </w:p>
+    <w:p>
+      <w:pPr>
+        <w:pStyle w:val="Normal"/>
+        <w:tabs>
+          <w:tab w:val="clear" w:pos="709"/>
+          <w:tab w:val="left" w:pos="2370" w:leader="none"/>
+        </w:tabs>
+        <w:bidi w:val="0"/>
+        <w:jc w:val="start"/>
+        <w:rPr>
+          <w:rFonts w:ascii="Liberation Serif" w:hAnsi="Liberation Serif" w:eastAsia="Noto Serif CJK SC" w:cs="Noto Sans Devanagari"/>
+          <w:b w:val="false"/>
+          <w:bCs w:val="false"/>
+          <w:sz w:val="24"/>
+          <w:szCs w:val="24"/>
+          <w:u w:val="none"/>
+          <w:lang w:val="hu-HU"/>
+        </w:rPr>
+      </w:pPr>
+      <w:r>
+        <w:rPr>
+          <w:rFonts w:eastAsia="Noto Serif CJK SC" w:cs="Noto Sans Devanagari"/>
+          <w:b w:val="false"/>
+          <w:bCs w:val="false"/>
+          <w:sz w:val="24"/>
+          <w:szCs w:val="24"/>
+          <w:u w:val="none"/>
+          <w:lang w:val="hu-HU"/>
+        </w:rPr>
+        <w:t>I=1</w:t>
+      </w:r>
+    </w:p>
+    <w:p>
+      <w:pPr>
+        <w:pStyle w:val="Normal"/>
+        <w:tabs>
+          <w:tab w:val="clear" w:pos="709"/>
+          <w:tab w:val="left" w:pos="2370" w:leader="none"/>
+        </w:tabs>
+        <w:bidi w:val="0"/>
+        <w:jc w:val="start"/>
+        <w:rPr>
+          <w:rFonts w:ascii="Liberation Serif" w:hAnsi="Liberation Serif" w:eastAsia="Noto Serif CJK SC" w:cs="Noto Sans Devanagari"/>
+          <w:b w:val="false"/>
+          <w:bCs w:val="false"/>
+          <w:sz w:val="24"/>
+          <w:szCs w:val="24"/>
+          <w:u w:val="none"/>
+          <w:lang w:val="hu-HU"/>
+        </w:rPr>
+      </w:pPr>
+      <w:r>
+        <w:rPr>
+          <w:rFonts w:eastAsia="Noto Serif CJK SC" w:cs="Noto Sans Devanagari"/>
+          <w:b w:val="false"/>
+          <w:bCs w:val="false"/>
+          <w:sz w:val="24"/>
+          <w:szCs w:val="24"/>
+          <w:u w:val="none"/>
+          <w:lang w:val="hu-HU"/>
+        </w:rPr>
       </w:r>
     </w:p>
     <w:sectPr>
@@ -15600,7 +16284,7 @@
     <w:pPr>
       <w:widowControl/>
       <w:suppressAutoHyphens w:val="true"/>
-      <w:overflowPunct w:val="false"/>
+      <w:overflowPunct w:val="true"/>
       <w:bidi w:val="0"/>
       <w:spacing w:before="0" w:after="0"/>
       <w:jc w:val="start"/>
@@ -15614,15 +16298,15 @@
       <w:lang w:val="en-US" w:eastAsia="zh-CN" w:bidi="hi-IN"/>
     </w:rPr>
   </w:style>
-  <w:style w:type="character" w:styleId="Bullets">
-    <w:name w:val="Bullets"/>
+  <w:style w:type="character" w:styleId="Bulletsuser">
+    <w:name w:val="Bullets (user)"/>
     <w:qFormat/>
     <w:rPr>
       <w:rFonts w:ascii="OpenSymbol" w:hAnsi="OpenSymbol" w:eastAsia="OpenSymbol" w:cs="OpenSymbol"/>
     </w:rPr>
   </w:style>
-  <w:style w:type="character" w:styleId="Bulletsuser">
-    <w:name w:val="Bullets (user)"/>
+  <w:style w:type="character" w:styleId="Bullets">
+    <w:name w:val="Bullets"/>
     <w:qFormat/>
     <w:rPr>
       <w:rFonts w:ascii="OpenSymbol" w:hAnsi="OpenSymbol" w:eastAsia="OpenSymbol" w:cs="OpenSymbol"/>

--- a/fizika11.docx
+++ b/fizika11.docx
@@ -4149,7 +4149,7 @@
         <w:pStyle w:val="Normal"/>
         <w:widowControl/>
         <w:suppressAutoHyphens w:val="true"/>
-        <w:overflowPunct w:val="true"/>
+        <w:overflowPunct w:val="false"/>
         <w:bidi w:val="0"/>
         <w:spacing w:before="0" w:after="0"/>
         <w:ind w:hanging="0" w:start="0" w:end="0"/>
@@ -11994,51 +11994,7 @@
           <w:u w:val="none"/>
           <w:lang w:val="hu-HU"/>
         </w:rPr>
-        <w:t>p</w:t>
-      </w:r>
-      <w:r>
-        <w:rPr>
-          <w:b w:val="false"/>
-          <w:bCs w:val="false"/>
-          <w:sz w:val="24"/>
-          <w:szCs w:val="24"/>
-          <w:u w:val="none"/>
-          <w:lang w:val="hu-HU"/>
-        </w:rPr>
-        <w:t>á</w:t>
-      </w:r>
-      <w:r>
-        <w:rPr>
-          <w:b w:val="false"/>
-          <w:bCs w:val="false"/>
-          <w:sz w:val="24"/>
-          <w:szCs w:val="24"/>
-          <w:u w:val="none"/>
-          <w:lang w:val="hu-HU"/>
-        </w:rPr>
-        <w:t>rhuz</w:t>
-      </w:r>
-      <w:r>
-        <w:rPr>
-          <w:b w:val="false"/>
-          <w:bCs w:val="false"/>
-          <w:sz w:val="24"/>
-          <w:szCs w:val="24"/>
-          <w:u w:val="none"/>
-          <w:lang w:val="hu-HU"/>
-        </w:rPr>
-        <w:t>a</w:t>
-      </w:r>
-      <w:r>
-        <w:rPr>
-          <w:b w:val="false"/>
-          <w:bCs w:val="false"/>
-          <w:sz w:val="24"/>
-          <w:szCs w:val="24"/>
-          <w:u w:val="none"/>
-          <w:lang w:val="hu-HU"/>
-        </w:rPr>
-        <w:t>mos</w:t>
+        <w:t>párhuzamos</w:t>
       </w:r>
     </w:p>
     <w:p>
@@ -12326,7 +12282,7 @@
       </w:r>
       <w:r>
         <w:rPr>
-          <w:rFonts w:eastAsia="Noto Serif CJK SC" w:cs="Noto Sans Devanagari" w:ascii="Liberation Serif" w:hAnsi="Liberation Serif"/>
+          <w:rFonts w:eastAsia="Noto Serif CJK SC" w:cs="Noto Sans Devanagari"/>
           <w:b w:val="false"/>
           <w:bCs w:val="false"/>
           <w:sz w:val="24"/>
@@ -12360,12 +12316,14 @@
       </w:pPr>
       <w:r>
         <w:rPr>
-          <w:rFonts w:eastAsia="Noto Serif CJK SC" w:cs="Noto Sans Devanagari"/>
-          <w:b w:val="false"/>
-          <w:bCs w:val="false"/>
-          <w:sz w:val="24"/>
-          <w:szCs w:val="24"/>
-          <w:u w:val="none"/>
+          <w:b w:val="false"/>
+          <w:bCs w:val="false"/>
+          <w:position w:val="0"/>
+          <w:sz w:val="24"/>
+          <w:sz w:val="24"/>
+          <w:szCs w:val="24"/>
+          <w:u w:val="none"/>
+          <w:vertAlign w:val="baseline"/>
           <w:lang w:val="hu-HU"/>
         </w:rPr>
       </w:r>
@@ -12494,7 +12452,7 @@
       </w:r>
       <w:r>
         <w:rPr>
-          <w:rFonts w:eastAsia="Noto Serif CJK SC" w:cs="Noto Sans Devanagari" w:ascii="Liberation Serif" w:hAnsi="Liberation Serif"/>
+          <w:rFonts w:eastAsia="Noto Serif CJK SC" w:cs="Noto Sans Devanagari"/>
           <w:b w:val="false"/>
           <w:bCs w:val="false"/>
           <w:sz w:val="24"/>
@@ -12526,7 +12484,7 @@
       </w:pPr>
       <w:r>
         <w:rPr>
-          <w:rFonts w:eastAsia="Noto Serif CJK SC" w:cs="Noto Sans Devanagari" w:ascii="Liberation Serif" w:hAnsi="Liberation Serif"/>
+          <w:rFonts w:eastAsia="Noto Serif CJK SC" w:cs="Noto Sans Devanagari"/>
           <w:b w:val="false"/>
           <w:bCs w:val="false"/>
           <w:sz w:val="24"/>
@@ -12758,6 +12716,512 @@
           <w:u w:val="none"/>
           <w:lang w:val="hu-HU"/>
         </w:rPr>
+      </w:r>
+    </w:p>
+    <w:p>
+      <w:pPr>
+        <w:pStyle w:val="Normal"/>
+        <w:tabs>
+          <w:tab w:val="clear" w:pos="709"/>
+          <w:tab w:val="left" w:pos="2370" w:leader="none"/>
+        </w:tabs>
+        <w:bidi w:val="0"/>
+        <w:jc w:val="center"/>
+        <w:rPr>
+          <w:rFonts w:ascii="Liberation Serif" w:hAnsi="Liberation Serif" w:eastAsia="Noto Serif CJK SC" w:cs="Noto Sans Devanagari"/>
+          <w:b/>
+          <w:bCs/>
+          <w:position w:val="0"/>
+          <w:sz w:val="36"/>
+          <w:sz w:val="36"/>
+          <w:szCs w:val="36"/>
+          <w:u w:val="none"/>
+          <w:vertAlign w:val="baseline"/>
+          <w:lang w:val="hu-HU"/>
+        </w:rPr>
+      </w:pPr>
+      <w:r>
+        <w:rPr>
+          <w:rFonts w:eastAsia="Noto Serif CJK SC" w:cs="Noto Sans Devanagari"/>
+          <w:b/>
+          <w:bCs/>
+          <w:position w:val="0"/>
+          <w:sz w:val="36"/>
+          <w:sz w:val="36"/>
+          <w:szCs w:val="36"/>
+          <w:u w:val="none"/>
+          <w:vertAlign w:val="baseline"/>
+          <w:lang w:val="hu-HU"/>
+        </w:rPr>
+        <w:t>Mágnesesség</w:t>
+      </w:r>
+    </w:p>
+    <w:p>
+      <w:pPr>
+        <w:pStyle w:val="Normal"/>
+        <w:numPr>
+          <w:ilvl w:val="0"/>
+          <w:numId w:val="25"/>
+        </w:numPr>
+        <w:tabs>
+          <w:tab w:val="clear" w:pos="709"/>
+          <w:tab w:val="left" w:pos="2370" w:leader="none"/>
+        </w:tabs>
+        <w:bidi w:val="0"/>
+        <w:jc w:val="start"/>
+        <w:rPr>
+          <w:rFonts w:ascii="Liberation Serif" w:hAnsi="Liberation Serif" w:eastAsia="Noto Serif CJK SC" w:cs="Noto Sans Devanagari"/>
+          <w:b/>
+          <w:bCs/>
+          <w:sz w:val="24"/>
+          <w:szCs w:val="24"/>
+          <w:u w:val="none"/>
+          <w:lang w:val="hu-HU"/>
+        </w:rPr>
+      </w:pPr>
+      <w:r>
+        <w:rPr>
+          <w:rFonts w:eastAsia="Noto Serif CJK SC" w:cs="Noto Sans Devanagari"/>
+          <w:b/>
+          <w:bCs/>
+          <w:sz w:val="24"/>
+          <w:szCs w:val="24"/>
+          <w:u w:val="none"/>
+          <w:lang w:val="hu-HU"/>
+        </w:rPr>
+        <w:t>A mágnese mező</w:t>
+      </w:r>
+    </w:p>
+    <w:p>
+      <w:pPr>
+        <w:pStyle w:val="Normal"/>
+        <w:numPr>
+          <w:ilvl w:val="0"/>
+          <w:numId w:val="25"/>
+        </w:numPr>
+        <w:tabs>
+          <w:tab w:val="clear" w:pos="709"/>
+          <w:tab w:val="left" w:pos="2370" w:leader="none"/>
+        </w:tabs>
+        <w:bidi w:val="0"/>
+        <w:jc w:val="start"/>
+        <w:rPr>
+          <w:rFonts w:ascii="Liberation Serif" w:hAnsi="Liberation Serif" w:eastAsia="Noto Serif CJK SC" w:cs="Noto Sans Devanagari"/>
+          <w:b w:val="false"/>
+          <w:bCs w:val="false"/>
+          <w:sz w:val="24"/>
+          <w:szCs w:val="24"/>
+          <w:u w:val="none"/>
+          <w:lang w:val="hu-HU"/>
+        </w:rPr>
+      </w:pPr>
+      <w:r>
+        <w:rPr>
+          <w:rFonts w:eastAsia="Noto Serif CJK SC" w:cs="Noto Sans Devanagari"/>
+          <w:b w:val="false"/>
+          <w:bCs w:val="false"/>
+          <w:sz w:val="24"/>
+          <w:szCs w:val="24"/>
+          <w:u w:val="none"/>
+          <w:lang w:val="hu-HU"/>
+        </w:rPr>
+        <w:t>Természetes mágnesek</w:t>
+      </w:r>
+    </w:p>
+    <w:p>
+      <w:pPr>
+        <w:pStyle w:val="Normal"/>
+        <w:numPr>
+          <w:ilvl w:val="1"/>
+          <w:numId w:val="25"/>
+        </w:numPr>
+        <w:tabs>
+          <w:tab w:val="clear" w:pos="709"/>
+          <w:tab w:val="left" w:pos="2370" w:leader="none"/>
+        </w:tabs>
+        <w:bidi w:val="0"/>
+        <w:jc w:val="start"/>
+        <w:rPr>
+          <w:rFonts w:ascii="Liberation Serif" w:hAnsi="Liberation Serif" w:eastAsia="Noto Serif CJK SC" w:cs="Noto Sans Devanagari"/>
+          <w:b w:val="false"/>
+          <w:bCs w:val="false"/>
+          <w:sz w:val="24"/>
+          <w:szCs w:val="24"/>
+          <w:u w:val="none"/>
+          <w:lang w:val="hu-HU"/>
+        </w:rPr>
+      </w:pPr>
+      <w:r>
+        <w:rPr>
+          <w:rFonts w:eastAsia="Noto Serif CJK SC" w:cs="Noto Sans Devanagari"/>
+          <w:b w:val="false"/>
+          <w:bCs w:val="false"/>
+          <w:sz w:val="24"/>
+          <w:szCs w:val="24"/>
+          <w:u w:val="none"/>
+          <w:lang w:val="hu-HU"/>
+        </w:rPr>
+        <w:t>Kr.e. 600 magnesia városa</w:t>
+      </w:r>
+    </w:p>
+    <w:p>
+      <w:pPr>
+        <w:pStyle w:val="Normal"/>
+        <w:numPr>
+          <w:ilvl w:val="2"/>
+          <w:numId w:val="25"/>
+        </w:numPr>
+        <w:tabs>
+          <w:tab w:val="clear" w:pos="709"/>
+          <w:tab w:val="left" w:pos="2370" w:leader="none"/>
+        </w:tabs>
+        <w:bidi w:val="0"/>
+        <w:jc w:val="start"/>
+        <w:rPr>
+          <w:rFonts w:ascii="Liberation Serif" w:hAnsi="Liberation Serif" w:eastAsia="Noto Serif CJK SC" w:cs="Noto Sans Devanagari"/>
+          <w:b w:val="false"/>
+          <w:bCs w:val="false"/>
+          <w:sz w:val="24"/>
+          <w:szCs w:val="24"/>
+          <w:u w:val="none"/>
+          <w:lang w:val="hu-HU"/>
+        </w:rPr>
+      </w:pPr>
+      <w:r>
+        <w:rPr>
+          <w:rFonts w:eastAsia="Noto Serif CJK SC" w:cs="Noto Sans Devanagari"/>
+          <w:b w:val="false"/>
+          <w:bCs w:val="false"/>
+          <w:sz w:val="24"/>
+          <w:szCs w:val="24"/>
+          <w:u w:val="none"/>
+          <w:lang w:val="hu-HU"/>
+        </w:rPr>
+        <w:t>a kínaiak mágnestőt használtak a tájékozódásra</w:t>
+      </w:r>
+    </w:p>
+    <w:p>
+      <w:pPr>
+        <w:pStyle w:val="Normal"/>
+        <w:numPr>
+          <w:ilvl w:val="2"/>
+          <w:numId w:val="25"/>
+        </w:numPr>
+        <w:tabs>
+          <w:tab w:val="clear" w:pos="709"/>
+          <w:tab w:val="left" w:pos="2370" w:leader="none"/>
+        </w:tabs>
+        <w:bidi w:val="0"/>
+        <w:jc w:val="start"/>
+        <w:rPr>
+          <w:rFonts w:ascii="Liberation Serif" w:hAnsi="Liberation Serif" w:eastAsia="Noto Serif CJK SC" w:cs="Noto Sans Devanagari"/>
+          <w:b w:val="false"/>
+          <w:bCs w:val="false"/>
+          <w:sz w:val="24"/>
+          <w:szCs w:val="24"/>
+          <w:u w:val="none"/>
+          <w:lang w:val="hu-HU"/>
+        </w:rPr>
+      </w:pPr>
+      <w:r>
+        <w:rPr>
+          <w:rFonts w:eastAsia="Noto Serif CJK SC" w:cs="Noto Sans Devanagari"/>
+          <w:b w:val="false"/>
+          <w:bCs w:val="false"/>
+          <w:sz w:val="24"/>
+          <w:szCs w:val="24"/>
+          <w:u w:val="none"/>
+          <w:lang w:val="hu-HU"/>
+        </w:rPr>
+        <w:t>Európába az olasz hajósok hozták.</w:t>
+      </w:r>
+    </w:p>
+    <w:p>
+      <w:pPr>
+        <w:pStyle w:val="Normal"/>
+        <w:numPr>
+          <w:ilvl w:val="2"/>
+          <w:numId w:val="25"/>
+        </w:numPr>
+        <w:tabs>
+          <w:tab w:val="clear" w:pos="709"/>
+          <w:tab w:val="left" w:pos="2370" w:leader="none"/>
+        </w:tabs>
+        <w:bidi w:val="0"/>
+        <w:jc w:val="start"/>
+        <w:rPr>
+          <w:rFonts w:ascii="Liberation Serif" w:hAnsi="Liberation Serif" w:eastAsia="Noto Serif CJK SC" w:cs="Noto Sans Devanagari"/>
+          <w:b w:val="false"/>
+          <w:bCs w:val="false"/>
+          <w:sz w:val="24"/>
+          <w:szCs w:val="24"/>
+          <w:u w:val="none"/>
+          <w:lang w:val="hu-HU"/>
+        </w:rPr>
+      </w:pPr>
+      <w:r>
+        <w:rPr>
+          <w:rFonts w:eastAsia="Noto Serif CJK SC" w:cs="Noto Sans Devanagari"/>
+          <w:b w:val="false"/>
+          <w:bCs w:val="false"/>
+          <w:sz w:val="24"/>
+          <w:szCs w:val="24"/>
+          <w:u w:val="none"/>
+          <w:lang w:val="hu-HU"/>
+        </w:rPr>
+        <w:t>A mágnes magához vonzza a vasat, a kobaltot és a nikkelt</w:t>
+      </w:r>
+    </w:p>
+    <w:p>
+      <w:pPr>
+        <w:pStyle w:val="Normal"/>
+        <w:numPr>
+          <w:ilvl w:val="2"/>
+          <w:numId w:val="25"/>
+        </w:numPr>
+        <w:tabs>
+          <w:tab w:val="clear" w:pos="709"/>
+          <w:tab w:val="left" w:pos="2370" w:leader="none"/>
+        </w:tabs>
+        <w:bidi w:val="0"/>
+        <w:jc w:val="start"/>
+        <w:rPr>
+          <w:rFonts w:ascii="Liberation Serif" w:hAnsi="Liberation Serif" w:eastAsia="Noto Serif CJK SC" w:cs="Noto Sans Devanagari"/>
+          <w:b w:val="false"/>
+          <w:bCs w:val="false"/>
+          <w:sz w:val="24"/>
+          <w:szCs w:val="24"/>
+          <w:u w:val="none"/>
+          <w:lang w:val="hu-HU"/>
+        </w:rPr>
+      </w:pPr>
+      <w:r>
+        <w:rPr>
+          <w:rFonts w:eastAsia="Noto Serif CJK SC" w:cs="Noto Sans Devanagari"/>
+          <w:b w:val="false"/>
+          <w:bCs w:val="false"/>
+          <w:sz w:val="24"/>
+          <w:szCs w:val="24"/>
+          <w:u w:val="none"/>
+          <w:lang w:val="hu-HU"/>
+        </w:rPr>
+        <w:t>a mágnesrú két végén a legerősebb</w:t>
+      </w:r>
+    </w:p>
+    <w:p>
+      <w:pPr>
+        <w:pStyle w:val="Normal"/>
+        <w:numPr>
+          <w:ilvl w:val="2"/>
+          <w:numId w:val="25"/>
+        </w:numPr>
+        <w:tabs>
+          <w:tab w:val="clear" w:pos="709"/>
+          <w:tab w:val="left" w:pos="2370" w:leader="none"/>
+        </w:tabs>
+        <w:bidi w:val="0"/>
+        <w:jc w:val="start"/>
+        <w:rPr>
+          <w:rFonts w:ascii="Liberation Serif" w:hAnsi="Liberation Serif" w:eastAsia="Noto Serif CJK SC" w:cs="Noto Sans Devanagari"/>
+          <w:b w:val="false"/>
+          <w:bCs w:val="false"/>
+          <w:sz w:val="24"/>
+          <w:szCs w:val="24"/>
+          <w:u w:val="none"/>
+          <w:lang w:val="hu-HU"/>
+        </w:rPr>
+      </w:pPr>
+      <w:r>
+        <w:rPr>
+          <w:rFonts w:eastAsia="Noto Serif CJK SC" w:cs="Noto Sans Devanagari"/>
+          <w:b w:val="false"/>
+          <w:bCs w:val="false"/>
+          <w:sz w:val="24"/>
+          <w:szCs w:val="24"/>
+          <w:u w:val="none"/>
+          <w:lang w:val="hu-HU"/>
+        </w:rPr>
+        <w:t>A mágnes két végét pólussal elválaszthatatlanok. Dipólosnak nevezzük</w:t>
+      </w:r>
+    </w:p>
+    <w:p>
+      <w:pPr>
+        <w:pStyle w:val="Normal"/>
+        <w:numPr>
+          <w:ilvl w:val="2"/>
+          <w:numId w:val="25"/>
+        </w:numPr>
+        <w:tabs>
+          <w:tab w:val="clear" w:pos="709"/>
+          <w:tab w:val="left" w:pos="2370" w:leader="none"/>
+        </w:tabs>
+        <w:bidi w:val="0"/>
+        <w:jc w:val="start"/>
+        <w:rPr>
+          <w:rFonts w:ascii="Liberation Serif" w:hAnsi="Liberation Serif" w:eastAsia="Noto Serif CJK SC" w:cs="Noto Sans Devanagari"/>
+          <w:b w:val="false"/>
+          <w:bCs w:val="false"/>
+          <w:sz w:val="24"/>
+          <w:szCs w:val="24"/>
+          <w:u w:val="none"/>
+          <w:lang w:val="hu-HU"/>
+        </w:rPr>
+      </w:pPr>
+      <w:r>
+        <w:rPr>
+          <w:rFonts w:eastAsia="Noto Serif CJK SC" w:cs="Noto Sans Devanagari"/>
+          <w:b w:val="false"/>
+          <w:bCs w:val="false"/>
+          <w:sz w:val="24"/>
+          <w:szCs w:val="24"/>
+          <w:u w:val="none"/>
+          <w:lang w:val="hu-HU"/>
+        </w:rPr>
+        <w:t>A külömböző pólusok vonzákk, az azonosok taszítják egymást</w:t>
+      </w:r>
+    </w:p>
+    <w:p>
+      <w:pPr>
+        <w:pStyle w:val="Normal"/>
+        <w:numPr>
+          <w:ilvl w:val="1"/>
+          <w:numId w:val="25"/>
+        </w:numPr>
+        <w:tabs>
+          <w:tab w:val="clear" w:pos="709"/>
+          <w:tab w:val="left" w:pos="2370" w:leader="none"/>
+        </w:tabs>
+        <w:bidi w:val="0"/>
+        <w:jc w:val="start"/>
+        <w:rPr>
+          <w:rFonts w:ascii="Liberation Serif" w:hAnsi="Liberation Serif" w:eastAsia="Noto Serif CJK SC" w:cs="Noto Sans Devanagari"/>
+          <w:b/>
+          <w:bCs/>
+          <w:sz w:val="24"/>
+          <w:szCs w:val="24"/>
+          <w:u w:val="none"/>
+          <w:lang w:val="hu-HU"/>
+        </w:rPr>
+      </w:pPr>
+      <w:r>
+        <w:rPr>
+          <w:rFonts w:eastAsia="Noto Serif CJK SC" w:cs="Noto Sans Devanagari"/>
+          <w:b/>
+          <w:bCs/>
+          <w:sz w:val="24"/>
+          <w:szCs w:val="24"/>
+          <w:u w:val="none"/>
+          <w:lang w:val="hu-HU"/>
+        </w:rPr>
+        <w:t>Mesterséges mágnesek</w:t>
+      </w:r>
+    </w:p>
+    <w:p>
+      <w:pPr>
+        <w:pStyle w:val="Normal"/>
+        <w:numPr>
+          <w:ilvl w:val="1"/>
+          <w:numId w:val="25"/>
+        </w:numPr>
+        <w:tabs>
+          <w:tab w:val="clear" w:pos="709"/>
+          <w:tab w:val="left" w:pos="2370" w:leader="none"/>
+        </w:tabs>
+        <w:bidi w:val="0"/>
+        <w:jc w:val="start"/>
+        <w:rPr>
+          <w:rFonts w:ascii="Liberation Serif" w:hAnsi="Liberation Serif" w:eastAsia="Noto Serif CJK SC" w:cs="Noto Sans Devanagari"/>
+          <w:b w:val="false"/>
+          <w:bCs w:val="false"/>
+          <w:sz w:val="24"/>
+          <w:szCs w:val="24"/>
+          <w:u w:val="none"/>
+          <w:lang w:val="hu-HU"/>
+        </w:rPr>
+      </w:pPr>
+      <w:r>
+        <w:rPr>
+          <w:rFonts w:eastAsia="Noto Serif CJK SC" w:cs="Noto Sans Devanagari"/>
+          <w:b w:val="false"/>
+          <w:bCs w:val="false"/>
+          <w:sz w:val="24"/>
+          <w:szCs w:val="24"/>
+          <w:u w:val="none"/>
+          <w:lang w:val="hu-HU"/>
+        </w:rPr>
+        <w:t>Ferromágneses anyagok: olyan anyagok melyek mágneses mezőben mágnessé válnak. (vas, nikkel, kobalt)ű</w:t>
+      </w:r>
+    </w:p>
+    <w:p>
+      <w:pPr>
+        <w:pStyle w:val="Normal"/>
+        <w:numPr>
+          <w:ilvl w:val="1"/>
+          <w:numId w:val="25"/>
+        </w:numPr>
+        <w:tabs>
+          <w:tab w:val="clear" w:pos="709"/>
+          <w:tab w:val="left" w:pos="2370" w:leader="none"/>
+        </w:tabs>
+        <w:bidi w:val="0"/>
+        <w:jc w:val="start"/>
+        <w:rPr>
+          <w:rFonts w:ascii="Liberation Serif" w:hAnsi="Liberation Serif" w:eastAsia="Noto Serif CJK SC" w:cs="Noto Sans Devanagari"/>
+          <w:b w:val="false"/>
+          <w:bCs w:val="false"/>
+          <w:sz w:val="24"/>
+          <w:szCs w:val="24"/>
+          <w:u w:val="none"/>
+          <w:lang w:val="hu-HU"/>
+        </w:rPr>
+      </w:pPr>
+      <w:r>
+        <w:rPr>
+          <w:rFonts w:eastAsia="Noto Serif CJK SC" w:cs="Noto Sans Devanagari"/>
+          <w:b w:val="false"/>
+          <w:bCs w:val="false"/>
+          <w:sz w:val="24"/>
+          <w:szCs w:val="24"/>
+          <w:u w:val="none"/>
+          <w:lang w:val="hu-HU"/>
+        </w:rPr>
+        <w:t xml:space="preserve">Elektromos áram segítségével (1820-Oersted dán tudós): Áramjárta tekercs mágnesként viselkedik. (Elekromágnes) </w:t>
+      </w:r>
+    </w:p>
+    <w:p>
+      <w:pPr>
+        <w:pStyle w:val="Normal"/>
+        <w:numPr>
+          <w:ilvl w:val="1"/>
+          <w:numId w:val="25"/>
+        </w:numPr>
+        <w:tabs>
+          <w:tab w:val="clear" w:pos="709"/>
+          <w:tab w:val="left" w:pos="2370" w:leader="none"/>
+        </w:tabs>
+        <w:bidi w:val="0"/>
+        <w:jc w:val="start"/>
+        <w:rPr>
+          <w:rFonts w:ascii="Liberation Serif" w:hAnsi="Liberation Serif" w:eastAsia="Noto Serif CJK SC" w:cs="Noto Sans Devanagari"/>
+          <w:b w:val="false"/>
+          <w:bCs w:val="false"/>
+          <w:sz w:val="24"/>
+          <w:szCs w:val="24"/>
+          <w:u w:val="none"/>
+          <w:lang w:val="hu-HU"/>
+        </w:rPr>
+      </w:pPr>
+      <w:r>
+        <w:rPr>
+          <w:rFonts w:eastAsia="Noto Serif CJK SC" w:cs="Noto Sans Devanagari"/>
+          <w:b w:val="false"/>
+          <w:bCs w:val="false"/>
+          <w:sz w:val="24"/>
+          <w:szCs w:val="24"/>
+          <w:u w:val="none"/>
+          <w:lang w:val="hu-HU"/>
+        </w:rPr>
+        <w:t>Magnométerrel mérjük a mágneses mező erősségét – lapos áramjárta körtekercs. – A mágneses mező erőssége a magnetométerre forgatonyomatékot gyakorol mindaddig amyg ha nem áll az egyensúlyi helyzet.</w:t>
       </w:r>
     </w:p>
     <w:sectPr>
@@ -16064,6 +16528,143 @@
     </w:lvl>
   </w:abstractNum>
   <w:abstractNum w:abstractNumId="25">
+    <w:lvl w:ilvl="0">
+      <w:start w:val="1"/>
+      <w:numFmt w:val="bullet"/>
+      <w:lvlText w:val=""/>
+      <w:lvlJc w:val="start"/>
+      <w:pPr>
+        <w:tabs>
+          <w:tab w:val="num" w:pos="720"/>
+        </w:tabs>
+        <w:ind w:start="720" w:hanging="360"/>
+      </w:pPr>
+      <w:rPr>
+        <w:rFonts w:ascii="Symbol" w:hAnsi="Symbol" w:cs="Symbol" w:hint="default"/>
+      </w:rPr>
+    </w:lvl>
+    <w:lvl w:ilvl="1">
+      <w:start w:val="1"/>
+      <w:numFmt w:val="bullet"/>
+      <w:lvlText w:val=""/>
+      <w:lvlJc w:val="start"/>
+      <w:pPr>
+        <w:tabs>
+          <w:tab w:val="num" w:pos="1080"/>
+        </w:tabs>
+        <w:ind w:start="1080" w:hanging="360"/>
+      </w:pPr>
+      <w:rPr>
+        <w:rFonts w:ascii="Wingdings" w:hAnsi="Wingdings" w:cs="Wingdings" w:hint="default"/>
+      </w:rPr>
+    </w:lvl>
+    <w:lvl w:ilvl="2">
+      <w:start w:val="1"/>
+      <w:numFmt w:val="bullet"/>
+      <w:lvlText w:val=""/>
+      <w:lvlJc w:val="start"/>
+      <w:pPr>
+        <w:tabs>
+          <w:tab w:val="num" w:pos="1440"/>
+        </w:tabs>
+        <w:ind w:start="1440" w:hanging="360"/>
+      </w:pPr>
+      <w:rPr>
+        <w:rFonts w:ascii="Wingdings 2" w:hAnsi="Wingdings 2" w:cs="Wingdings 2" w:hint="default"/>
+      </w:rPr>
+    </w:lvl>
+    <w:lvl w:ilvl="3">
+      <w:start w:val="1"/>
+      <w:numFmt w:val="bullet"/>
+      <w:lvlText w:val=""/>
+      <w:lvlJc w:val="start"/>
+      <w:pPr>
+        <w:tabs>
+          <w:tab w:val="num" w:pos="1800"/>
+        </w:tabs>
+        <w:ind w:start="1800" w:hanging="360"/>
+      </w:pPr>
+      <w:rPr>
+        <w:rFonts w:ascii="MT Extra" w:hAnsi="MT Extra" w:cs="MT Extra" w:hint="default"/>
+      </w:rPr>
+    </w:lvl>
+    <w:lvl w:ilvl="4">
+      <w:start w:val="1"/>
+      <w:numFmt w:val="bullet"/>
+      <w:lvlText w:val="►"/>
+      <w:lvlJc w:val="start"/>
+      <w:pPr>
+        <w:tabs>
+          <w:tab w:val="num" w:pos="2160"/>
+        </w:tabs>
+        <w:ind w:start="2160" w:hanging="360"/>
+      </w:pPr>
+      <w:rPr>
+        <w:rFonts w:ascii="OpenSymbol" w:hAnsi="OpenSymbol" w:cs="OpenSymbol" w:hint="default"/>
+      </w:rPr>
+    </w:lvl>
+    <w:lvl w:ilvl="5">
+      <w:start w:val="1"/>
+      <w:numFmt w:val="bullet"/>
+      <w:lvlText w:val=""/>
+      <w:lvlJc w:val="start"/>
+      <w:pPr>
+        <w:tabs>
+          <w:tab w:val="num" w:pos="2520"/>
+        </w:tabs>
+        <w:ind w:start="2520" w:hanging="360"/>
+      </w:pPr>
+      <w:rPr>
+        <w:rFonts w:ascii="Symbol" w:hAnsi="Symbol" w:cs="Symbol" w:hint="default"/>
+      </w:rPr>
+    </w:lvl>
+    <w:lvl w:ilvl="6">
+      <w:start w:val="1"/>
+      <w:numFmt w:val="bullet"/>
+      <w:lvlText w:val="-"/>
+      <w:lvlJc w:val="start"/>
+      <w:pPr>
+        <w:tabs>
+          <w:tab w:val="num" w:pos="2880"/>
+        </w:tabs>
+        <w:ind w:start="2880" w:hanging="360"/>
+      </w:pPr>
+      <w:rPr>
+        <w:rFonts w:ascii="OpenSymbol" w:hAnsi="OpenSymbol" w:cs="OpenSymbol" w:hint="default"/>
+      </w:rPr>
+    </w:lvl>
+    <w:lvl w:ilvl="7">
+      <w:start w:val="1"/>
+      <w:numFmt w:val="bullet"/>
+      <w:lvlText w:val=""/>
+      <w:lvlJc w:val="start"/>
+      <w:pPr>
+        <w:tabs>
+          <w:tab w:val="num" w:pos="3240"/>
+        </w:tabs>
+        <w:ind w:start="3240" w:hanging="360"/>
+      </w:pPr>
+      <w:rPr>
+        <w:rFonts w:ascii="Symbol" w:hAnsi="Symbol" w:cs="Symbol" w:hint="default"/>
+      </w:rPr>
+    </w:lvl>
+    <w:lvl w:ilvl="8">
+      <w:start w:val="1"/>
+      <w:numFmt w:val="bullet"/>
+      <w:lvlText w:val=""/>
+      <w:lvlJc w:val="start"/>
+      <w:pPr>
+        <w:tabs>
+          <w:tab w:val="num" w:pos="3600"/>
+        </w:tabs>
+        <w:ind w:start="3600" w:hanging="360"/>
+      </w:pPr>
+      <w:rPr>
+        <w:rFonts w:ascii="Symbol" w:hAnsi="Symbol" w:cs="Symbol" w:hint="default"/>
+      </w:rPr>
+    </w:lvl>
+  </w:abstractNum>
+  <w:abstractNum w:abstractNumId="26">
     <w:lvl w:ilvl="0">
       <w:start w:val="1"/>
       <w:numFmt w:val="none"/>
@@ -16257,6 +16858,9 @@
   <w:num w:numId="25">
     <w:abstractNumId w:val="25"/>
   </w:num>
+  <w:num w:numId="26">
+    <w:abstractNumId w:val="26"/>
+  </w:num>
 </w:numbering>
 </file>
 
@@ -16284,7 +16888,7 @@
     <w:pPr>
       <w:widowControl/>
       <w:suppressAutoHyphens w:val="true"/>
-      <w:overflowPunct w:val="true"/>
+      <w:overflowPunct w:val="false"/>
       <w:bidi w:val="0"/>
       <w:spacing w:before="0" w:after="0"/>
       <w:jc w:val="start"/>
@@ -16298,15 +16902,15 @@
       <w:lang w:val="en-US" w:eastAsia="zh-CN" w:bidi="hi-IN"/>
     </w:rPr>
   </w:style>
-  <w:style w:type="character" w:styleId="Bulletsuser">
-    <w:name w:val="Bullets (user)"/>
+  <w:style w:type="character" w:styleId="Bullets">
+    <w:name w:val="Bullets"/>
     <w:qFormat/>
     <w:rPr>
       <w:rFonts w:ascii="OpenSymbol" w:hAnsi="OpenSymbol" w:eastAsia="OpenSymbol" w:cs="OpenSymbol"/>
     </w:rPr>
   </w:style>
-  <w:style w:type="character" w:styleId="Bullets">
-    <w:name w:val="Bullets"/>
+  <w:style w:type="character" w:styleId="Bulletsuser">
+    <w:name w:val="Bullets (user)"/>
     <w:qFormat/>
     <w:rPr>
       <w:rFonts w:ascii="OpenSymbol" w:hAnsi="OpenSymbol" w:eastAsia="OpenSymbol" w:cs="OpenSymbol"/>

--- a/fizika11.docx
+++ b/fizika11.docx
@@ -4149,7 +4149,7 @@
         <w:pStyle w:val="Normal"/>
         <w:widowControl/>
         <w:suppressAutoHyphens w:val="true"/>
-        <w:overflowPunct w:val="false"/>
+        <w:overflowPunct w:val="true"/>
         <w:bidi w:val="0"/>
         <w:spacing w:before="0" w:after="0"/>
         <w:ind w:hanging="0" w:start="0" w:end="0"/>
@@ -12448,19 +12448,7 @@
           <w:u w:val="none"/>
           <w:lang w:val="hu-HU"/>
         </w:rPr>
-        <w:t>=24</w:t>
-      </w:r>
-      <w:r>
-        <w:rPr>
-          <w:rFonts w:eastAsia="Noto Serif CJK SC" w:cs="Noto Sans Devanagari"/>
-          <w:b w:val="false"/>
-          <w:bCs w:val="false"/>
-          <w:sz w:val="24"/>
-          <w:szCs w:val="24"/>
-          <w:u w:val="none"/>
-          <w:lang w:val="hu-HU"/>
-        </w:rPr>
-        <w:t>Ω</w:t>
+        <w:t>=24Ω</w:t>
       </w:r>
     </w:p>
     <w:p>
@@ -13221,7 +13209,31 @@
           <w:u w:val="none"/>
           <w:lang w:val="hu-HU"/>
         </w:rPr>
-        <w:t>Magnométerrel mérjük a mágneses mező erősségét – lapos áramjárta körtekercs. – A mágneses mező erőssége a magnetométerre forgatonyomatékot gyakorol mindaddig amyg ha nem áll az egyensúlyi helyzet.</w:t>
+        <w:t>Magnométerrel mérjük a mágneses mező erősségét – lapos áramjárta körtekercs. – A mágneses mező erőssége a magnetométerre forgatonyomatékot gyakorol mindaddig am</w:t>
+      </w:r>
+      <w:r>
+        <w:rPr>
+          <w:rFonts w:eastAsia="Noto Serif CJK SC" w:cs="Noto Sans Devanagari"/>
+          <w:b w:val="false"/>
+          <w:bCs w:val="false"/>
+          <w:sz w:val="24"/>
+          <w:szCs w:val="24"/>
+          <w:u w:val="none"/>
+          <w:lang w:val="hu-HU"/>
+        </w:rPr>
+        <w:t>í</w:t>
+      </w:r>
+      <w:r>
+        <w:rPr>
+          <w:rFonts w:eastAsia="Noto Serif CJK SC" w:cs="Noto Sans Devanagari"/>
+          <w:b w:val="false"/>
+          <w:bCs w:val="false"/>
+          <w:sz w:val="24"/>
+          <w:szCs w:val="24"/>
+          <w:u w:val="none"/>
+          <w:lang w:val="hu-HU"/>
+        </w:rPr>
+        <w:t>g ha nem áll az egyensúlyi helyzet.</w:t>
       </w:r>
     </w:p>
     <w:sectPr>
@@ -16888,7 +16900,7 @@
     <w:pPr>
       <w:widowControl/>
       <w:suppressAutoHyphens w:val="true"/>
-      <w:overflowPunct w:val="false"/>
+      <w:overflowPunct w:val="true"/>
       <w:bidi w:val="0"/>
       <w:spacing w:before="0" w:after="0"/>
       <w:jc w:val="start"/>
@@ -16902,15 +16914,15 @@
       <w:lang w:val="en-US" w:eastAsia="zh-CN" w:bidi="hi-IN"/>
     </w:rPr>
   </w:style>
-  <w:style w:type="character" w:styleId="Bullets">
-    <w:name w:val="Bullets"/>
+  <w:style w:type="character" w:styleId="Bulletsuser">
+    <w:name w:val="Bullets (user)"/>
     <w:qFormat/>
     <w:rPr>
       <w:rFonts w:ascii="OpenSymbol" w:hAnsi="OpenSymbol" w:eastAsia="OpenSymbol" w:cs="OpenSymbol"/>
     </w:rPr>
   </w:style>
-  <w:style w:type="character" w:styleId="Bulletsuser">
-    <w:name w:val="Bullets (user)"/>
+  <w:style w:type="character" w:styleId="Bullets">
+    <w:name w:val="Bullets"/>
     <w:qFormat/>
     <w:rPr>
       <w:rFonts w:ascii="OpenSymbol" w:hAnsi="OpenSymbol" w:eastAsia="OpenSymbol" w:cs="OpenSymbol"/>

--- a/fizika11.docx
+++ b/fizika11.docx
@@ -13209,8 +13209,32 @@
           <w:u w:val="none"/>
           <w:lang w:val="hu-HU"/>
         </w:rPr>
-        <w:t>Magnométerrel mérjük a mágneses mező erősségét – lapos áramjárta körtekercs. – A mágneses mező erőssége a magnetométerre forgatonyomatékot gyakorol mindaddig am</w:t>
-      </w:r>
+        <w:t>Magnométerrel mérjük a mágneses mező erősségét – lapos áramjárta körtekercs. – A mágneses mező erőssége a magnetométerre forgatonyomatékot gyakorol mindaddig amíg ha nem áll az egyensúlyi helyzet.</w:t>
+      </w:r>
+    </w:p>
+    <w:p>
+      <w:pPr>
+        <w:pStyle w:val="Normal"/>
+        <w:numPr>
+          <w:ilvl w:val="1"/>
+          <w:numId w:val="25"/>
+        </w:numPr>
+        <w:tabs>
+          <w:tab w:val="clear" w:pos="709"/>
+          <w:tab w:val="left" w:pos="2370" w:leader="none"/>
+        </w:tabs>
+        <w:bidi w:val="0"/>
+        <w:jc w:val="start"/>
+        <w:rPr>
+          <w:rFonts w:ascii="Liberation Serif" w:hAnsi="Liberation Serif" w:eastAsia="Noto Serif CJK SC" w:cs="Noto Sans Devanagari"/>
+          <w:b w:val="false"/>
+          <w:bCs w:val="false"/>
+          <w:sz w:val="24"/>
+          <w:szCs w:val="24"/>
+          <w:u w:val="none"/>
+          <w:lang w:val="hu-HU"/>
+        </w:rPr>
+      </w:pPr>
       <w:r>
         <w:rPr>
           <w:rFonts w:eastAsia="Noto Serif CJK SC" w:cs="Noto Sans Devanagari"/>
@@ -13221,8 +13245,32 @@
           <w:u w:val="none"/>
           <w:lang w:val="hu-HU"/>
         </w:rPr>
-        <w:t>í</w:t>
-      </w:r>
+        <w:t>A mágnes körül mágneses mezőt mágneses indukcióvonalakkal szemléltetjük.</w:t>
+      </w:r>
+    </w:p>
+    <w:p>
+      <w:pPr>
+        <w:pStyle w:val="Normal"/>
+        <w:numPr>
+          <w:ilvl w:val="1"/>
+          <w:numId w:val="25"/>
+        </w:numPr>
+        <w:tabs>
+          <w:tab w:val="clear" w:pos="709"/>
+          <w:tab w:val="left" w:pos="2370" w:leader="none"/>
+        </w:tabs>
+        <w:bidi w:val="0"/>
+        <w:jc w:val="start"/>
+        <w:rPr>
+          <w:rFonts w:ascii="Liberation Serif" w:hAnsi="Liberation Serif" w:eastAsia="Noto Serif CJK SC" w:cs="Noto Sans Devanagari"/>
+          <w:b w:val="false"/>
+          <w:bCs w:val="false"/>
+          <w:sz w:val="24"/>
+          <w:szCs w:val="24"/>
+          <w:u w:val="none"/>
+          <w:lang w:val="hu-HU"/>
+        </w:rPr>
+      </w:pPr>
       <w:r>
         <w:rPr>
           <w:rFonts w:eastAsia="Noto Serif CJK SC" w:cs="Noto Sans Devanagari"/>
@@ -13233,7 +13281,3550 @@
           <w:u w:val="none"/>
           <w:lang w:val="hu-HU"/>
         </w:rPr>
-        <w:t>g ha nem áll az egyensúlyi helyzet.</w:t>
+        <w:t>A mágneses indukció a mágneses mező erősségét jellemzi; vektormennyiség..</w:t>
+      </w:r>
+    </w:p>
+    <w:p>
+      <w:pPr>
+        <w:pStyle w:val="Normal"/>
+        <w:numPr>
+          <w:ilvl w:val="1"/>
+          <w:numId w:val="25"/>
+        </w:numPr>
+        <w:tabs>
+          <w:tab w:val="clear" w:pos="709"/>
+          <w:tab w:val="left" w:pos="2370" w:leader="none"/>
+        </w:tabs>
+        <w:bidi w:val="0"/>
+        <w:jc w:val="start"/>
+        <w:rPr>
+          <w:rFonts w:ascii="Liberation Serif" w:hAnsi="Liberation Serif" w:eastAsia="Noto Serif CJK SC" w:cs="Noto Sans Devanagari"/>
+          <w:b w:val="false"/>
+          <w:bCs w:val="false"/>
+          <w:sz w:val="24"/>
+          <w:szCs w:val="24"/>
+          <w:u w:val="none"/>
+          <w:lang w:val="hu-HU"/>
+        </w:rPr>
+      </w:pPr>
+      <w:r>
+        <w:rPr>
+          <w:rFonts w:eastAsia="Noto Serif CJK SC" w:cs="Noto Sans Devanagari"/>
+          <w:b w:val="false"/>
+          <w:bCs w:val="false"/>
+          <w:sz w:val="24"/>
+          <w:szCs w:val="24"/>
+          <w:u w:val="none"/>
+          <w:lang w:val="hu-HU"/>
+        </w:rPr>
+        <w:t>Iránya megegyezik az egyensúlyba került megnométer északi irányaával.</w:t>
+      </w:r>
+    </w:p>
+    <w:p>
+      <w:pPr>
+        <w:pStyle w:val="Normal"/>
+        <w:numPr>
+          <w:ilvl w:val="1"/>
+          <w:numId w:val="25"/>
+        </w:numPr>
+        <w:tabs>
+          <w:tab w:val="clear" w:pos="709"/>
+          <w:tab w:val="left" w:pos="2370" w:leader="none"/>
+        </w:tabs>
+        <w:bidi w:val="0"/>
+        <w:jc w:val="start"/>
+        <w:rPr>
+          <w:rFonts w:ascii="Liberation Serif" w:hAnsi="Liberation Serif" w:eastAsia="Noto Serif CJK SC" w:cs="Noto Sans Devanagari"/>
+          <w:b w:val="false"/>
+          <w:bCs w:val="false"/>
+          <w:sz w:val="24"/>
+          <w:szCs w:val="24"/>
+          <w:u w:val="none"/>
+          <w:lang w:val="hu-HU"/>
+        </w:rPr>
+      </w:pPr>
+      <w:r>
+        <w:rPr>
+          <w:rFonts w:eastAsia="Noto Serif CJK SC" w:cs="Noto Sans Devanagari"/>
+          <w:b w:val="false"/>
+          <w:bCs w:val="false"/>
+          <w:sz w:val="24"/>
+          <w:szCs w:val="24"/>
+          <w:u w:val="none"/>
+          <w:lang w:val="hu-HU"/>
+        </w:rPr>
+        <w:t>A Föld mágneses mezőjének indukcióvektora 0.03-0.06mT.</w:t>
+      </w:r>
+    </w:p>
+    <w:p>
+      <w:pPr>
+        <w:pStyle w:val="Normal"/>
+        <w:numPr>
+          <w:ilvl w:val="1"/>
+          <w:numId w:val="25"/>
+        </w:numPr>
+        <w:tabs>
+          <w:tab w:val="clear" w:pos="709"/>
+          <w:tab w:val="left" w:pos="2370" w:leader="none"/>
+        </w:tabs>
+        <w:bidi w:val="0"/>
+        <w:jc w:val="start"/>
+        <w:rPr>
+          <w:rFonts w:ascii="Liberation Serif" w:hAnsi="Liberation Serif" w:eastAsia="Noto Serif CJK SC" w:cs="Noto Sans Devanagari"/>
+          <w:b w:val="false"/>
+          <w:bCs w:val="false"/>
+          <w:sz w:val="24"/>
+          <w:szCs w:val="24"/>
+          <w:u w:val="none"/>
+          <w:lang w:val="hu-HU"/>
+        </w:rPr>
+      </w:pPr>
+      <w:r>
+        <w:rPr>
+          <w:rFonts w:eastAsia="Noto Serif CJK SC" w:cs="Noto Sans Devanagari"/>
+          <w:b w:val="false"/>
+          <w:bCs w:val="false"/>
+          <w:sz w:val="24"/>
+          <w:szCs w:val="24"/>
+          <w:u w:val="none"/>
+          <w:lang w:val="hu-HU"/>
+        </w:rPr>
+        <w:t>Mágnesrúd 700mT; hűtőmágnes 10mT.</w:t>
+      </w:r>
+    </w:p>
+    <w:p>
+      <w:pPr>
+        <w:pStyle w:val="Normal"/>
+        <w:numPr>
+          <w:ilvl w:val="1"/>
+          <w:numId w:val="25"/>
+        </w:numPr>
+        <w:tabs>
+          <w:tab w:val="clear" w:pos="709"/>
+          <w:tab w:val="left" w:pos="2370" w:leader="none"/>
+        </w:tabs>
+        <w:bidi w:val="0"/>
+        <w:jc w:val="start"/>
+        <w:rPr>
+          <w:rFonts w:ascii="Liberation Serif" w:hAnsi="Liberation Serif" w:eastAsia="Noto Serif CJK SC" w:cs="Noto Sans Devanagari"/>
+          <w:b w:val="false"/>
+          <w:bCs w:val="false"/>
+          <w:sz w:val="24"/>
+          <w:szCs w:val="24"/>
+          <w:u w:val="none"/>
+          <w:lang w:val="hu-HU"/>
+        </w:rPr>
+      </w:pPr>
+      <w:r>
+        <w:rPr>
+          <w:rFonts w:eastAsia="Noto Serif CJK SC" w:cs="Noto Sans Devanagari"/>
+          <w:b w:val="false"/>
+          <w:bCs w:val="false"/>
+          <w:sz w:val="24"/>
+          <w:szCs w:val="24"/>
+          <w:u w:val="none"/>
+          <w:lang w:val="hu-HU"/>
+        </w:rPr>
+        <w:t>Mágnese fluxos: Egy adott felületen áthaladó összes indukcióvonal számára.</w:t>
+      </w:r>
+    </w:p>
+    <w:p>
+      <w:pPr>
+        <w:pStyle w:val="Normal"/>
+        <w:numPr>
+          <w:ilvl w:val="1"/>
+          <w:numId w:val="25"/>
+        </w:numPr>
+        <w:tabs>
+          <w:tab w:val="clear" w:pos="709"/>
+          <w:tab w:val="left" w:pos="2370" w:leader="none"/>
+        </w:tabs>
+        <w:bidi w:val="0"/>
+        <w:jc w:val="start"/>
+        <w:rPr>
+          <w:rFonts w:ascii="Liberation Serif" w:hAnsi="Liberation Serif" w:eastAsia="Noto Serif CJK SC" w:cs="Noto Sans Devanagari"/>
+          <w:b w:val="false"/>
+          <w:bCs w:val="false"/>
+          <w:sz w:val="24"/>
+          <w:szCs w:val="24"/>
+          <w:u w:val="none"/>
+          <w:lang w:val="hu-HU"/>
+        </w:rPr>
+      </w:pPr>
+      <w:r>
+        <w:rPr>
+          <w:rFonts w:eastAsia="Noto Serif CJK SC" w:cs="Noto Sans Devanagari"/>
+          <w:b w:val="false"/>
+          <w:bCs w:val="false"/>
+          <w:sz w:val="24"/>
+          <w:szCs w:val="24"/>
+          <w:u w:val="none"/>
+          <w:lang w:val="hu-HU"/>
+        </w:rPr>
+        <w:t xml:space="preserve">Jele: </w:t>
+      </w:r>
+      <w:r>
+        <w:rPr>
+          <w:rFonts w:eastAsia="Noto Serif CJK SC" w:cs="Noto Sans Devanagari"/>
+          <w:b w:val="false"/>
+          <w:bCs w:val="false"/>
+          <w:sz w:val="24"/>
+          <w:szCs w:val="24"/>
+          <w:u w:val="none"/>
+          <w:lang w:val="hu-HU"/>
+        </w:rPr>
+        <w:t>φ</w:t>
+      </w:r>
+      <w:r>
+        <w:rPr>
+          <w:rFonts w:eastAsia="Noto Serif CJK SC" w:cs="Noto Sans Devanagari"/>
+          <w:b w:val="false"/>
+          <w:bCs w:val="false"/>
+          <w:sz w:val="24"/>
+          <w:szCs w:val="24"/>
+          <w:u w:val="none"/>
+          <w:lang w:val="hu-HU"/>
+        </w:rPr>
+        <w:t xml:space="preserve"> = B*A; A – felület</w:t>
+      </w:r>
+    </w:p>
+    <w:p>
+      <w:pPr>
+        <w:pStyle w:val="Normal"/>
+        <w:numPr>
+          <w:ilvl w:val="1"/>
+          <w:numId w:val="25"/>
+        </w:numPr>
+        <w:tabs>
+          <w:tab w:val="clear" w:pos="709"/>
+          <w:tab w:val="left" w:pos="2370" w:leader="none"/>
+        </w:tabs>
+        <w:bidi w:val="0"/>
+        <w:jc w:val="start"/>
+        <w:rPr>
+          <w:rFonts w:ascii="Liberation Serif" w:hAnsi="Liberation Serif" w:eastAsia="Noto Serif CJK SC" w:cs="Noto Sans Devanagari"/>
+          <w:b w:val="false"/>
+          <w:bCs w:val="false"/>
+          <w:sz w:val="24"/>
+          <w:szCs w:val="24"/>
+          <w:u w:val="none"/>
+          <w:lang w:val="hu-HU"/>
+        </w:rPr>
+      </w:pPr>
+      <w:r>
+        <w:rPr>
+          <w:rFonts w:eastAsia="Noto Serif CJK SC" w:cs="Noto Sans Devanagari"/>
+          <w:b w:val="false"/>
+          <w:bCs w:val="false"/>
+          <w:sz w:val="24"/>
+          <w:szCs w:val="24"/>
+          <w:u w:val="none"/>
+          <w:lang w:val="hu-HU"/>
+        </w:rPr>
+        <w:t>Mértékegysége:1Weber=1Wb</w:t>
+      </w:r>
+    </w:p>
+    <w:p>
+      <w:pPr>
+        <w:pStyle w:val="Normal"/>
+        <w:numPr>
+          <w:ilvl w:val="1"/>
+          <w:numId w:val="25"/>
+        </w:numPr>
+        <w:tabs>
+          <w:tab w:val="clear" w:pos="709"/>
+          <w:tab w:val="left" w:pos="2370" w:leader="none"/>
+        </w:tabs>
+        <w:bidi w:val="0"/>
+        <w:jc w:val="start"/>
+        <w:rPr>
+          <w:rFonts w:ascii="Liberation Serif" w:hAnsi="Liberation Serif" w:eastAsia="Noto Serif CJK SC" w:cs="Noto Sans Devanagari"/>
+          <w:b w:val="false"/>
+          <w:bCs w:val="false"/>
+          <w:sz w:val="24"/>
+          <w:szCs w:val="24"/>
+          <w:u w:val="none"/>
+          <w:lang w:val="hu-HU"/>
+        </w:rPr>
+      </w:pPr>
+      <w:r>
+        <w:rPr>
+          <w:rFonts w:eastAsia="Noto Serif CJK SC" w:cs="Noto Sans Devanagari"/>
+          <w:b w:val="false"/>
+          <w:bCs w:val="false"/>
+          <w:sz w:val="24"/>
+          <w:szCs w:val="24"/>
+          <w:u w:val="none"/>
+          <w:lang w:val="hu-HU"/>
+        </w:rPr>
+        <w:t>A mágneses mező indukcióvonalai önnmagukba záródó görbék. (örvényes mágneses mező)</w:t>
+      </w:r>
+    </w:p>
+    <w:p>
+      <w:pPr>
+        <w:pStyle w:val="Normal"/>
+        <w:numPr>
+          <w:ilvl w:val="1"/>
+          <w:numId w:val="25"/>
+        </w:numPr>
+        <w:tabs>
+          <w:tab w:val="clear" w:pos="709"/>
+          <w:tab w:val="left" w:pos="2370" w:leader="none"/>
+        </w:tabs>
+        <w:bidi w:val="0"/>
+        <w:jc w:val="start"/>
+        <w:rPr>
+          <w:rFonts w:ascii="Liberation Serif" w:hAnsi="Liberation Serif" w:eastAsia="Noto Serif CJK SC" w:cs="Noto Sans Devanagari"/>
+          <w:b w:val="false"/>
+          <w:bCs w:val="false"/>
+          <w:sz w:val="24"/>
+          <w:szCs w:val="24"/>
+          <w:u w:val="none"/>
+          <w:lang w:val="hu-HU"/>
+        </w:rPr>
+      </w:pPr>
+      <w:r>
+        <w:rPr>
+          <w:rFonts w:eastAsia="Noto Serif CJK SC" w:cs="Noto Sans Devanagari"/>
+          <w:b w:val="false"/>
+          <w:bCs w:val="false"/>
+          <w:sz w:val="24"/>
+          <w:szCs w:val="24"/>
+          <w:u w:val="none"/>
+          <w:lang w:val="hu-HU"/>
+        </w:rPr>
+        <w:t xml:space="preserve">A tekercs belsejáben homogén mágneses mező (a mágneses indukcióvektor nagysága és iránya állandó: B = </w:t>
+      </w:r>
+      <w:r>
+        <w:rPr>
+          <w:rFonts w:eastAsia="Noto Serif CJK SC" w:cs="Noto Sans Devanagari"/>
+          <w:b w:val="false"/>
+          <w:bCs w:val="false"/>
+          <w:sz w:val="24"/>
+          <w:szCs w:val="24"/>
+          <w:u w:val="none"/>
+          <w:lang w:val="hu-HU"/>
+        </w:rPr>
+        <w:t>μ</w:t>
+      </w:r>
+      <w:r>
+        <w:rPr>
+          <w:rFonts w:eastAsia="Noto Serif CJK SC" w:cs="Noto Sans Devanagari"/>
+          <w:b w:val="false"/>
+          <w:bCs w:val="false"/>
+          <w:sz w:val="24"/>
+          <w:szCs w:val="24"/>
+          <w:u w:val="none"/>
+          <w:vertAlign w:val="subscript"/>
+          <w:lang w:val="hu-HU"/>
+        </w:rPr>
+        <w:t>0</w:t>
+      </w:r>
+      <w:r>
+        <w:rPr>
+          <w:rFonts w:eastAsia="Noto Serif CJK SC" w:cs="Noto Sans Devanagari"/>
+          <w:b w:val="false"/>
+          <w:bCs w:val="false"/>
+          <w:position w:val="0"/>
+          <w:sz w:val="24"/>
+          <w:sz w:val="24"/>
+          <w:szCs w:val="24"/>
+          <w:u w:val="none"/>
+          <w:vertAlign w:val="baseline"/>
+          <w:lang w:val="hu-HU"/>
+        </w:rPr>
+        <w:t>*(N*I/l); μ</w:t>
+      </w:r>
+      <w:r>
+        <w:rPr>
+          <w:rFonts w:eastAsia="Noto Serif CJK SC" w:cs="Noto Sans Devanagari"/>
+          <w:b w:val="false"/>
+          <w:bCs w:val="false"/>
+          <w:sz w:val="24"/>
+          <w:szCs w:val="24"/>
+          <w:u w:val="none"/>
+          <w:vertAlign w:val="subscript"/>
+          <w:lang w:val="hu-HU"/>
+        </w:rPr>
+        <w:t>0</w:t>
+      </w:r>
+      <w:r>
+        <w:rPr>
+          <w:rFonts w:eastAsia="Noto Serif CJK SC" w:cs="Noto Sans Devanagari"/>
+          <w:b w:val="false"/>
+          <w:bCs w:val="false"/>
+          <w:position w:val="0"/>
+          <w:sz w:val="24"/>
+          <w:sz w:val="24"/>
+          <w:szCs w:val="24"/>
+          <w:u w:val="none"/>
+          <w:vertAlign w:val="baseline"/>
+          <w:lang w:val="hu-HU"/>
+        </w:rPr>
+        <w:t xml:space="preserve"> – mű null arányossági tényező – vákum mágneses permeabilitása; l – a tekercs hosszúsága</w:t>
+      </w:r>
+      <w:r>
+        <w:rPr>
+          <w:rFonts w:eastAsia="Noto Serif CJK SC" w:cs="Noto Sans Devanagari"/>
+          <w:b w:val="false"/>
+          <w:bCs w:val="false"/>
+          <w:sz w:val="24"/>
+          <w:szCs w:val="24"/>
+          <w:u w:val="none"/>
+          <w:lang w:val="hu-HU"/>
+        </w:rPr>
+        <w:t>)</w:t>
+      </w:r>
+    </w:p>
+    <w:p>
+      <w:pPr>
+        <w:pStyle w:val="Normal"/>
+        <w:numPr>
+          <w:ilvl w:val="1"/>
+          <w:numId w:val="25"/>
+        </w:numPr>
+        <w:tabs>
+          <w:tab w:val="clear" w:pos="709"/>
+          <w:tab w:val="left" w:pos="2370" w:leader="none"/>
+        </w:tabs>
+        <w:bidi w:val="0"/>
+        <w:jc w:val="start"/>
+        <w:rPr>
+          <w:rFonts w:ascii="Liberation Serif" w:hAnsi="Liberation Serif" w:eastAsia="Noto Serif CJK SC" w:cs="Noto Sans Devanagari"/>
+          <w:b w:val="false"/>
+          <w:bCs w:val="false"/>
+          <w:sz w:val="24"/>
+          <w:szCs w:val="24"/>
+          <w:u w:val="none"/>
+          <w:lang w:val="hu-HU"/>
+        </w:rPr>
+      </w:pPr>
+      <w:r>
+        <w:rPr>
+          <w:rFonts w:eastAsia="Noto Serif CJK SC" w:cs="Noto Sans Devanagari"/>
+          <w:b w:val="false"/>
+          <w:bCs w:val="false"/>
+          <w:sz w:val="24"/>
+          <w:szCs w:val="24"/>
+          <w:u w:val="none"/>
+          <w:lang w:val="hu-HU"/>
+        </w:rPr>
+        <w:t>A tekercs belsejében a mágneses inukcióvektor irányát jobbkéz szabályával határozzuk meg</w:t>
+      </w:r>
+    </w:p>
+    <w:p>
+      <w:pPr>
+        <w:pStyle w:val="Normal"/>
+        <w:numPr>
+          <w:ilvl w:val="1"/>
+          <w:numId w:val="25"/>
+        </w:numPr>
+        <w:tabs>
+          <w:tab w:val="clear" w:pos="709"/>
+          <w:tab w:val="left" w:pos="2370" w:leader="none"/>
+        </w:tabs>
+        <w:bidi w:val="0"/>
+        <w:jc w:val="start"/>
+        <w:rPr>
+          <w:rFonts w:ascii="Liberation Serif" w:hAnsi="Liberation Serif" w:eastAsia="Noto Serif CJK SC" w:cs="Noto Sans Devanagari"/>
+          <w:b w:val="false"/>
+          <w:bCs w:val="false"/>
+          <w:sz w:val="24"/>
+          <w:szCs w:val="24"/>
+          <w:u w:val="none"/>
+          <w:lang w:val="hu-HU"/>
+        </w:rPr>
+      </w:pPr>
+      <w:r>
+        <w:rPr>
+          <w:rFonts w:eastAsia="Noto Serif CJK SC" w:cs="Noto Sans Devanagari"/>
+          <w:b w:val="false"/>
+          <w:bCs w:val="false"/>
+          <w:sz w:val="24"/>
+          <w:szCs w:val="24"/>
+          <w:u w:val="none"/>
+          <w:lang w:val="hu-HU"/>
+        </w:rPr>
+        <w:t>Ha jobb kezünkkel úgy markoljuk meg a tekercset, hogy begörbített ujjaink a tekercsben folyó áram irányába mutatnak, akkor a kifeszített hüvelykujjunk a mágneses indukcióvonalak irányát jelöli ki. ( Jobbkéz-szabály.)</w:t>
+      </w:r>
+    </w:p>
+    <w:p>
+      <w:pPr>
+        <w:pStyle w:val="Normal"/>
+        <w:numPr>
+          <w:ilvl w:val="0"/>
+          <w:numId w:val="0"/>
+        </w:numPr>
+        <w:tabs>
+          <w:tab w:val="clear" w:pos="709"/>
+          <w:tab w:val="left" w:pos="2370" w:leader="none"/>
+        </w:tabs>
+        <w:bidi w:val="0"/>
+        <w:ind w:hanging="0" w:start="1080"/>
+        <w:jc w:val="start"/>
+        <w:rPr>
+          <w:rFonts w:ascii="Liberation Serif" w:hAnsi="Liberation Serif" w:eastAsia="Noto Serif CJK SC" w:cs="Noto Sans Devanagari"/>
+          <w:b w:val="false"/>
+          <w:bCs w:val="false"/>
+          <w:sz w:val="24"/>
+          <w:szCs w:val="24"/>
+          <w:u w:val="none"/>
+          <w:lang w:val="hu-HU"/>
+        </w:rPr>
+      </w:pPr>
+      <w:r>
+        <w:rPr>
+          <w:rFonts w:eastAsia="Noto Serif CJK SC" w:cs="Noto Sans Devanagari"/>
+          <w:b w:val="false"/>
+          <w:bCs w:val="false"/>
+          <w:sz w:val="24"/>
+          <w:szCs w:val="24"/>
+          <w:u w:val="none"/>
+          <w:lang w:val="hu-HU"/>
+        </w:rPr>
+      </w:r>
+    </w:p>
+    <w:p>
+      <w:pPr>
+        <w:pStyle w:val="Normal"/>
+        <w:numPr>
+          <w:ilvl w:val="1"/>
+          <w:numId w:val="25"/>
+        </w:numPr>
+        <w:tabs>
+          <w:tab w:val="clear" w:pos="709"/>
+          <w:tab w:val="left" w:pos="2370" w:leader="none"/>
+        </w:tabs>
+        <w:bidi w:val="0"/>
+        <w:jc w:val="start"/>
+        <w:rPr>
+          <w:rFonts w:eastAsia="Noto Serif CJK SC" w:cs="Noto Sans Devanagari"/>
+          <w:b/>
+          <w:bCs/>
+          <w:sz w:val="24"/>
+          <w:szCs w:val="24"/>
+          <w:u w:val="none"/>
+          <w:lang w:val="hu-HU"/>
+        </w:rPr>
+      </w:pPr>
+      <w:r>
+        <w:rPr>
+          <w:rFonts w:eastAsia="Noto Serif CJK SC" w:cs="Noto Sans Devanagari"/>
+          <w:b/>
+          <w:bCs/>
+          <w:sz w:val="24"/>
+          <w:szCs w:val="24"/>
+          <w:u w:val="none"/>
+          <w:lang w:val="hu-HU"/>
+        </w:rPr>
+        <w:t>Körtekercs (toroid)</w:t>
+      </w:r>
+    </w:p>
+    <w:p>
+      <w:pPr>
+        <w:pStyle w:val="Normal"/>
+        <w:numPr>
+          <w:ilvl w:val="2"/>
+          <w:numId w:val="25"/>
+        </w:numPr>
+        <w:tabs>
+          <w:tab w:val="clear" w:pos="709"/>
+          <w:tab w:val="left" w:pos="2370" w:leader="none"/>
+        </w:tabs>
+        <w:bidi w:val="0"/>
+        <w:jc w:val="start"/>
+        <w:rPr>
+          <w:rFonts w:eastAsia="Noto Serif CJK SC" w:cs="Noto Sans Devanagari"/>
+          <w:b w:val="false"/>
+          <w:bCs w:val="false"/>
+          <w:sz w:val="24"/>
+          <w:szCs w:val="24"/>
+          <w:u w:val="none"/>
+          <w:lang w:val="hu-HU"/>
+        </w:rPr>
+      </w:pPr>
+      <w:r>
+        <w:rPr>
+          <w:rFonts w:eastAsia="Noto Serif CJK SC" w:cs="Noto Sans Devanagari"/>
+          <w:b w:val="false"/>
+          <w:bCs w:val="false"/>
+          <w:sz w:val="24"/>
+          <w:szCs w:val="24"/>
+          <w:u w:val="none"/>
+          <w:lang w:val="hu-HU"/>
+        </w:rPr>
+        <w:t>Olyan tekercs, amelynek menetei kör (gyűrű) alakban helyezkednek el</w:t>
+      </w:r>
+    </w:p>
+    <w:p>
+      <w:pPr>
+        <w:pStyle w:val="Normal"/>
+        <w:numPr>
+          <w:ilvl w:val="2"/>
+          <w:numId w:val="25"/>
+        </w:numPr>
+        <w:tabs>
+          <w:tab w:val="clear" w:pos="709"/>
+          <w:tab w:val="left" w:pos="2370" w:leader="none"/>
+        </w:tabs>
+        <w:bidi w:val="0"/>
+        <w:jc w:val="start"/>
+        <w:rPr>
+          <w:rFonts w:eastAsia="Noto Serif CJK SC" w:cs="Noto Sans Devanagari"/>
+          <w:b w:val="false"/>
+          <w:bCs w:val="false"/>
+          <w:sz w:val="24"/>
+          <w:szCs w:val="24"/>
+          <w:u w:val="none"/>
+          <w:lang w:val="hu-HU"/>
+        </w:rPr>
+      </w:pPr>
+      <w:r>
+        <w:rPr>
+          <w:rFonts w:eastAsia="Noto Serif CJK SC" w:cs="Noto Sans Devanagari"/>
+          <w:b w:val="false"/>
+          <w:bCs w:val="false"/>
+          <w:sz w:val="24"/>
+          <w:szCs w:val="24"/>
+          <w:u w:val="none"/>
+          <w:lang w:val="hu-HU"/>
+        </w:rPr>
+        <w:t>Úgy képzelhető el, mint egy gyűrűvé hajlított hosszú tekercs</w:t>
+      </w:r>
+    </w:p>
+    <w:p>
+      <w:pPr>
+        <w:pStyle w:val="Normal"/>
+        <w:numPr>
+          <w:ilvl w:val="0"/>
+          <w:numId w:val="0"/>
+        </w:numPr>
+        <w:tabs>
+          <w:tab w:val="clear" w:pos="709"/>
+          <w:tab w:val="left" w:pos="2370" w:leader="none"/>
+        </w:tabs>
+        <w:bidi w:val="0"/>
+        <w:ind w:hanging="0" w:start="1080"/>
+        <w:jc w:val="start"/>
+        <w:rPr>
+          <w:rFonts w:eastAsia="Noto Serif CJK SC" w:cs="Noto Sans Devanagari"/>
+          <w:b w:val="false"/>
+          <w:bCs w:val="false"/>
+          <w:sz w:val="24"/>
+          <w:szCs w:val="24"/>
+          <w:u w:val="none"/>
+          <w:lang w:val="hu-HU"/>
+        </w:rPr>
+      </w:pPr>
+      <w:r>
+        <w:rPr>
+          <w:rFonts w:eastAsia="Noto Serif CJK SC" w:cs="Noto Sans Devanagari"/>
+          <w:b w:val="false"/>
+          <w:bCs w:val="false"/>
+          <w:sz w:val="24"/>
+          <w:szCs w:val="24"/>
+          <w:u w:val="none"/>
+          <w:lang w:val="hu-HU"/>
+        </w:rPr>
+      </w:r>
+    </w:p>
+    <w:p>
+      <w:pPr>
+        <w:pStyle w:val="Normal"/>
+        <w:numPr>
+          <w:ilvl w:val="1"/>
+          <w:numId w:val="25"/>
+        </w:numPr>
+        <w:tabs>
+          <w:tab w:val="clear" w:pos="709"/>
+          <w:tab w:val="left" w:pos="2370" w:leader="none"/>
+        </w:tabs>
+        <w:bidi w:val="0"/>
+        <w:jc w:val="start"/>
+        <w:rPr>
+          <w:rFonts w:eastAsia="Noto Serif CJK SC" w:cs="Noto Sans Devanagari"/>
+          <w:b w:val="false"/>
+          <w:bCs w:val="false"/>
+          <w:sz w:val="24"/>
+          <w:szCs w:val="24"/>
+          <w:u w:val="none"/>
+          <w:lang w:val="hu-HU"/>
+        </w:rPr>
+      </w:pPr>
+      <w:r>
+        <w:rPr>
+          <w:rFonts w:eastAsia="Noto Serif CJK SC" w:cs="Noto Sans Devanagari"/>
+          <w:b/>
+          <w:bCs/>
+          <w:sz w:val="24"/>
+          <w:szCs w:val="24"/>
+          <w:u w:val="none"/>
+          <w:lang w:val="hu-HU"/>
+        </w:rPr>
+        <w:t>Körtekercs mágneses tere</w:t>
+      </w:r>
+    </w:p>
+    <w:p>
+      <w:pPr>
+        <w:pStyle w:val="Normal"/>
+        <w:numPr>
+          <w:ilvl w:val="2"/>
+          <w:numId w:val="25"/>
+        </w:numPr>
+        <w:tabs>
+          <w:tab w:val="clear" w:pos="709"/>
+          <w:tab w:val="left" w:pos="2370" w:leader="none"/>
+        </w:tabs>
+        <w:bidi w:val="0"/>
+        <w:jc w:val="start"/>
+        <w:rPr>
+          <w:rFonts w:eastAsia="Noto Serif CJK SC" w:cs="Noto Sans Devanagari"/>
+          <w:b w:val="false"/>
+          <w:bCs w:val="false"/>
+          <w:sz w:val="24"/>
+          <w:szCs w:val="24"/>
+          <w:u w:val="none"/>
+          <w:lang w:val="hu-HU"/>
+        </w:rPr>
+      </w:pPr>
+      <w:r>
+        <w:rPr>
+          <w:rFonts w:eastAsia="Noto Serif CJK SC" w:cs="Noto Sans Devanagari"/>
+          <w:b w:val="false"/>
+          <w:bCs w:val="false"/>
+          <w:sz w:val="24"/>
+          <w:szCs w:val="24"/>
+          <w:u w:val="none"/>
+          <w:lang w:val="hu-HU"/>
+        </w:rPr>
+        <w:t>A mágneses mező csak a körtekercs belsejében alakul ki</w:t>
+      </w:r>
+    </w:p>
+    <w:p>
+      <w:pPr>
+        <w:pStyle w:val="Normal"/>
+        <w:numPr>
+          <w:ilvl w:val="2"/>
+          <w:numId w:val="25"/>
+        </w:numPr>
+        <w:tabs>
+          <w:tab w:val="clear" w:pos="709"/>
+          <w:tab w:val="left" w:pos="2370" w:leader="none"/>
+        </w:tabs>
+        <w:bidi w:val="0"/>
+        <w:jc w:val="start"/>
+        <w:rPr>
+          <w:rFonts w:eastAsia="Noto Serif CJK SC" w:cs="Noto Sans Devanagari"/>
+          <w:b w:val="false"/>
+          <w:bCs w:val="false"/>
+          <w:sz w:val="24"/>
+          <w:szCs w:val="24"/>
+          <w:u w:val="none"/>
+          <w:lang w:val="hu-HU"/>
+        </w:rPr>
+      </w:pPr>
+      <w:r>
+        <w:rPr>
+          <w:rFonts w:eastAsia="Noto Serif CJK SC" w:cs="Noto Sans Devanagari"/>
+          <w:b w:val="false"/>
+          <w:bCs w:val="false"/>
+          <w:sz w:val="24"/>
+          <w:szCs w:val="24"/>
+          <w:u w:val="none"/>
+          <w:lang w:val="hu-HU"/>
+        </w:rPr>
+        <w:t>A külső térben a mágneses mező elhanyagolható (közel nulla)</w:t>
+      </w:r>
+    </w:p>
+    <w:p>
+      <w:pPr>
+        <w:pStyle w:val="Normal"/>
+        <w:numPr>
+          <w:ilvl w:val="2"/>
+          <w:numId w:val="25"/>
+        </w:numPr>
+        <w:tabs>
+          <w:tab w:val="clear" w:pos="709"/>
+          <w:tab w:val="left" w:pos="2370" w:leader="none"/>
+        </w:tabs>
+        <w:bidi w:val="0"/>
+        <w:jc w:val="start"/>
+        <w:rPr>
+          <w:rFonts w:eastAsia="Noto Serif CJK SC" w:cs="Noto Sans Devanagari"/>
+          <w:b w:val="false"/>
+          <w:bCs w:val="false"/>
+          <w:sz w:val="24"/>
+          <w:szCs w:val="24"/>
+          <w:u w:val="none"/>
+          <w:lang w:val="hu-HU"/>
+        </w:rPr>
+      </w:pPr>
+      <w:r>
+        <w:rPr>
+          <w:rFonts w:eastAsia="Noto Serif CJK SC" w:cs="Noto Sans Devanagari"/>
+          <w:b w:val="false"/>
+          <w:bCs w:val="false"/>
+          <w:sz w:val="24"/>
+          <w:szCs w:val="24"/>
+          <w:u w:val="none"/>
+          <w:lang w:val="hu-HU"/>
+        </w:rPr>
+        <w:t>A mágneses indukcióvonalak koncentrikus körök, a tekercs tengelye körül záródnak</w:t>
+      </w:r>
+    </w:p>
+    <w:p>
+      <w:pPr>
+        <w:pStyle w:val="Normal"/>
+        <w:numPr>
+          <w:ilvl w:val="0"/>
+          <w:numId w:val="0"/>
+        </w:numPr>
+        <w:tabs>
+          <w:tab w:val="clear" w:pos="709"/>
+          <w:tab w:val="left" w:pos="2370" w:leader="none"/>
+        </w:tabs>
+        <w:bidi w:val="0"/>
+        <w:ind w:hanging="0" w:start="1080"/>
+        <w:jc w:val="start"/>
+        <w:rPr>
+          <w:rFonts w:eastAsia="Noto Serif CJK SC" w:cs="Noto Sans Devanagari"/>
+          <w:b w:val="false"/>
+          <w:bCs w:val="false"/>
+          <w:sz w:val="24"/>
+          <w:szCs w:val="24"/>
+          <w:u w:val="none"/>
+          <w:lang w:val="hu-HU"/>
+        </w:rPr>
+      </w:pPr>
+      <w:r>
+        <w:rPr>
+          <w:rFonts w:eastAsia="Noto Serif CJK SC" w:cs="Noto Sans Devanagari"/>
+          <w:b w:val="false"/>
+          <w:bCs w:val="false"/>
+          <w:sz w:val="24"/>
+          <w:szCs w:val="24"/>
+          <w:u w:val="none"/>
+          <w:lang w:val="hu-HU"/>
+        </w:rPr>
+      </w:r>
+    </w:p>
+    <w:p>
+      <w:pPr>
+        <w:pStyle w:val="Normal"/>
+        <w:numPr>
+          <w:ilvl w:val="1"/>
+          <w:numId w:val="25"/>
+        </w:numPr>
+        <w:tabs>
+          <w:tab w:val="clear" w:pos="709"/>
+          <w:tab w:val="left" w:pos="2370" w:leader="none"/>
+        </w:tabs>
+        <w:bidi w:val="0"/>
+        <w:jc w:val="start"/>
+        <w:rPr>
+          <w:rFonts w:eastAsia="Noto Serif CJK SC" w:cs="Noto Sans Devanagari"/>
+          <w:b/>
+          <w:bCs/>
+          <w:sz w:val="24"/>
+          <w:szCs w:val="24"/>
+          <w:u w:val="none"/>
+          <w:lang w:val="hu-HU"/>
+        </w:rPr>
+      </w:pPr>
+      <w:r>
+        <w:rPr>
+          <w:rFonts w:eastAsia="Noto Serif CJK SC" w:cs="Noto Sans Devanagari"/>
+          <w:b/>
+          <w:bCs/>
+          <w:sz w:val="24"/>
+          <w:szCs w:val="24"/>
+          <w:u w:val="none"/>
+          <w:lang w:val="hu-HU"/>
+        </w:rPr>
+        <w:t>Homogén mágneses mező a körtekercsben</w:t>
+      </w:r>
+    </w:p>
+    <w:p>
+      <w:pPr>
+        <w:pStyle w:val="Normal"/>
+        <w:numPr>
+          <w:ilvl w:val="2"/>
+          <w:numId w:val="25"/>
+        </w:numPr>
+        <w:tabs>
+          <w:tab w:val="clear" w:pos="709"/>
+          <w:tab w:val="left" w:pos="2370" w:leader="none"/>
+        </w:tabs>
+        <w:bidi w:val="0"/>
+        <w:jc w:val="start"/>
+        <w:rPr>
+          <w:rFonts w:eastAsia="Noto Serif CJK SC" w:cs="Noto Sans Devanagari"/>
+          <w:b w:val="false"/>
+          <w:bCs w:val="false"/>
+          <w:sz w:val="24"/>
+          <w:szCs w:val="24"/>
+          <w:u w:val="none"/>
+          <w:lang w:val="hu-HU"/>
+        </w:rPr>
+      </w:pPr>
+      <w:r>
+        <w:rPr>
+          <w:rFonts w:eastAsia="Noto Serif CJK SC" w:cs="Noto Sans Devanagari"/>
+          <w:b w:val="false"/>
+          <w:bCs w:val="false"/>
+          <w:sz w:val="24"/>
+          <w:szCs w:val="24"/>
+          <w:u w:val="none"/>
+          <w:lang w:val="hu-HU"/>
+        </w:rPr>
+        <w:t>A mágneses mező nagysága közel állandó a tekercs belsejében</w:t>
+      </w:r>
+    </w:p>
+    <w:p>
+      <w:pPr>
+        <w:pStyle w:val="Normal"/>
+        <w:numPr>
+          <w:ilvl w:val="2"/>
+          <w:numId w:val="25"/>
+        </w:numPr>
+        <w:tabs>
+          <w:tab w:val="clear" w:pos="709"/>
+          <w:tab w:val="left" w:pos="2370" w:leader="none"/>
+        </w:tabs>
+        <w:bidi w:val="0"/>
+        <w:jc w:val="start"/>
+        <w:rPr>
+          <w:rFonts w:eastAsia="Noto Serif CJK SC" w:cs="Noto Sans Devanagari"/>
+          <w:b w:val="false"/>
+          <w:bCs w:val="false"/>
+          <w:sz w:val="24"/>
+          <w:szCs w:val="24"/>
+          <w:u w:val="none"/>
+          <w:lang w:val="hu-HU"/>
+        </w:rPr>
+      </w:pPr>
+      <w:r>
+        <w:rPr>
+          <w:rFonts w:eastAsia="Noto Serif CJK SC" w:cs="Noto Sans Devanagari"/>
+          <w:b w:val="false"/>
+          <w:bCs w:val="false"/>
+          <w:sz w:val="24"/>
+          <w:szCs w:val="24"/>
+          <w:u w:val="none"/>
+          <w:lang w:val="hu-HU"/>
+        </w:rPr>
+        <w:t>A mágneses indukcióvektor iránya érintő irányú</w:t>
+      </w:r>
+    </w:p>
+    <w:p>
+      <w:pPr>
+        <w:pStyle w:val="Normal"/>
+        <w:tabs>
+          <w:tab w:val="clear" w:pos="709"/>
+          <w:tab w:val="left" w:pos="2370" w:leader="none"/>
+        </w:tabs>
+        <w:bidi w:val="0"/>
+        <w:jc w:val="start"/>
+        <w:rPr>
+          <w:rFonts w:eastAsia="Noto Serif CJK SC" w:cs="Noto Sans Devanagari"/>
+          <w:b w:val="false"/>
+          <w:bCs w:val="false"/>
+          <w:sz w:val="24"/>
+          <w:szCs w:val="24"/>
+          <w:u w:val="none"/>
+          <w:lang w:val="hu-HU"/>
+        </w:rPr>
+      </w:pPr>
+      <w:r>
+        <w:rPr>
+          <w:rFonts w:eastAsia="Noto Serif CJK SC" w:cs="Noto Sans Devanagari"/>
+          <w:b w:val="false"/>
+          <w:bCs w:val="false"/>
+          <w:sz w:val="24"/>
+          <w:szCs w:val="24"/>
+          <w:u w:val="none"/>
+          <w:lang w:val="hu-HU"/>
+        </w:rPr>
+      </w:r>
+    </w:p>
+    <w:p>
+      <w:pPr>
+        <w:pStyle w:val="Normal"/>
+        <w:numPr>
+          <w:ilvl w:val="1"/>
+          <w:numId w:val="25"/>
+        </w:numPr>
+        <w:tabs>
+          <w:tab w:val="clear" w:pos="709"/>
+          <w:tab w:val="left" w:pos="2370" w:leader="none"/>
+        </w:tabs>
+        <w:bidi w:val="0"/>
+        <w:jc w:val="start"/>
+        <w:rPr>
+          <w:rFonts w:ascii="Liberation Serif" w:hAnsi="Liberation Serif" w:eastAsia="Noto Serif CJK SC" w:cs="Noto Sans Devanagari"/>
+          <w:b w:val="false"/>
+          <w:bCs w:val="false"/>
+          <w:sz w:val="24"/>
+          <w:szCs w:val="24"/>
+          <w:u w:val="none"/>
+          <w:lang w:val="hu-HU"/>
+        </w:rPr>
+      </w:pPr>
+      <w:r>
+        <w:rPr>
+          <w:rFonts w:eastAsia="Noto Serif CJK SC" w:cs="Noto Sans Devanagari"/>
+          <w:b/>
+          <w:bCs/>
+          <w:sz w:val="24"/>
+          <w:szCs w:val="24"/>
+          <w:u w:val="none"/>
+          <w:lang w:val="hu-HU"/>
+        </w:rPr>
+        <w:t>Kettős csévélésű tekercs</w:t>
+      </w:r>
+    </w:p>
+    <w:p>
+      <w:pPr>
+        <w:pStyle w:val="Normal"/>
+        <w:numPr>
+          <w:ilvl w:val="2"/>
+          <w:numId w:val="25"/>
+        </w:numPr>
+        <w:tabs>
+          <w:tab w:val="clear" w:pos="709"/>
+          <w:tab w:val="left" w:pos="2370" w:leader="none"/>
+        </w:tabs>
+        <w:bidi w:val="0"/>
+        <w:jc w:val="start"/>
+        <w:rPr>
+          <w:rFonts w:ascii="Liberation Serif" w:hAnsi="Liberation Serif" w:eastAsia="Noto Serif CJK SC" w:cs="Noto Sans Devanagari"/>
+          <w:b w:val="false"/>
+          <w:bCs w:val="false"/>
+          <w:sz w:val="24"/>
+          <w:szCs w:val="24"/>
+          <w:u w:val="none"/>
+          <w:lang w:val="hu-HU"/>
+        </w:rPr>
+      </w:pPr>
+      <w:r>
+        <w:rPr>
+          <w:rFonts w:eastAsia="Noto Serif CJK SC" w:cs="Noto Sans Devanagari"/>
+          <w:b w:val="false"/>
+          <w:bCs w:val="false"/>
+          <w:sz w:val="24"/>
+          <w:szCs w:val="24"/>
+          <w:u w:val="none"/>
+          <w:lang w:val="hu-HU"/>
+        </w:rPr>
+        <w:t>Két egymásra csévélt, egyforma tekercsből áll</w:t>
+      </w:r>
+    </w:p>
+    <w:p>
+      <w:pPr>
+        <w:pStyle w:val="Normal"/>
+        <w:numPr>
+          <w:ilvl w:val="2"/>
+          <w:numId w:val="25"/>
+        </w:numPr>
+        <w:tabs>
+          <w:tab w:val="clear" w:pos="709"/>
+          <w:tab w:val="left" w:pos="2370" w:leader="none"/>
+        </w:tabs>
+        <w:bidi w:val="0"/>
+        <w:jc w:val="start"/>
+        <w:rPr>
+          <w:rFonts w:ascii="Liberation Serif" w:hAnsi="Liberation Serif" w:eastAsia="Noto Serif CJK SC" w:cs="Noto Sans Devanagari"/>
+          <w:b w:val="false"/>
+          <w:bCs w:val="false"/>
+          <w:sz w:val="24"/>
+          <w:szCs w:val="24"/>
+          <w:u w:val="none"/>
+          <w:lang w:val="hu-HU"/>
+        </w:rPr>
+      </w:pPr>
+      <w:r>
+        <w:rPr>
+          <w:rFonts w:eastAsia="Noto Serif CJK SC" w:cs="Noto Sans Devanagari"/>
+          <w:b w:val="false"/>
+          <w:bCs w:val="false"/>
+          <w:sz w:val="24"/>
+          <w:szCs w:val="24"/>
+          <w:u w:val="none"/>
+          <w:lang w:val="hu-HU"/>
+        </w:rPr>
+        <w:t>Ugyanakkora áram folyik bennük, de ellentétes irányban</w:t>
+      </w:r>
+    </w:p>
+    <w:p>
+      <w:pPr>
+        <w:pStyle w:val="Normal"/>
+        <w:numPr>
+          <w:ilvl w:val="2"/>
+          <w:numId w:val="25"/>
+        </w:numPr>
+        <w:tabs>
+          <w:tab w:val="clear" w:pos="709"/>
+          <w:tab w:val="left" w:pos="2370" w:leader="none"/>
+        </w:tabs>
+        <w:bidi w:val="0"/>
+        <w:jc w:val="start"/>
+        <w:rPr>
+          <w:rFonts w:ascii="Liberation Serif" w:hAnsi="Liberation Serif" w:eastAsia="Noto Serif CJK SC" w:cs="Noto Sans Devanagari"/>
+          <w:b w:val="false"/>
+          <w:bCs w:val="false"/>
+          <w:sz w:val="24"/>
+          <w:szCs w:val="24"/>
+          <w:u w:val="none"/>
+          <w:lang w:val="hu-HU"/>
+        </w:rPr>
+      </w:pPr>
+      <w:r>
+        <w:rPr>
+          <w:rFonts w:eastAsia="Noto Serif CJK SC" w:cs="Noto Sans Devanagari"/>
+          <w:b w:val="false"/>
+          <w:bCs w:val="false"/>
+          <w:sz w:val="24"/>
+          <w:szCs w:val="24"/>
+          <w:u w:val="none"/>
+          <w:lang w:val="hu-HU"/>
+        </w:rPr>
+        <w:t>A tekercs belsejében két azonos nagyságú, ellentétes irányú homogén mágneses mező alakul ki</w:t>
+      </w:r>
+    </w:p>
+    <w:p>
+      <w:pPr>
+        <w:pStyle w:val="Normal"/>
+        <w:numPr>
+          <w:ilvl w:val="2"/>
+          <w:numId w:val="25"/>
+        </w:numPr>
+        <w:tabs>
+          <w:tab w:val="clear" w:pos="709"/>
+          <w:tab w:val="left" w:pos="2370" w:leader="none"/>
+        </w:tabs>
+        <w:bidi w:val="0"/>
+        <w:jc w:val="start"/>
+        <w:rPr>
+          <w:rFonts w:ascii="Liberation Serif" w:hAnsi="Liberation Serif" w:eastAsia="Noto Serif CJK SC" w:cs="Noto Sans Devanagari"/>
+          <w:b w:val="false"/>
+          <w:bCs w:val="false"/>
+          <w:sz w:val="24"/>
+          <w:szCs w:val="24"/>
+          <w:u w:val="none"/>
+          <w:lang w:val="hu-HU"/>
+        </w:rPr>
+      </w:pPr>
+      <w:r>
+        <w:rPr>
+          <w:rFonts w:eastAsia="Noto Serif CJK SC" w:cs="Noto Sans Devanagari"/>
+          <w:b w:val="false"/>
+          <w:bCs w:val="false"/>
+          <w:sz w:val="24"/>
+          <w:szCs w:val="24"/>
+          <w:u w:val="none"/>
+          <w:lang w:val="hu-HU"/>
+        </w:rPr>
+        <w:t>A két mágneses mező kioltja egymást</w:t>
+      </w:r>
+    </w:p>
+    <w:p>
+      <w:pPr>
+        <w:pStyle w:val="Normal"/>
+        <w:numPr>
+          <w:ilvl w:val="1"/>
+          <w:numId w:val="25"/>
+        </w:numPr>
+        <w:tabs>
+          <w:tab w:val="clear" w:pos="709"/>
+          <w:tab w:val="left" w:pos="2370" w:leader="none"/>
+        </w:tabs>
+        <w:bidi w:val="0"/>
+        <w:jc w:val="start"/>
+        <w:rPr>
+          <w:rFonts w:ascii="Liberation Serif" w:hAnsi="Liberation Serif" w:eastAsia="Noto Serif CJK SC" w:cs="Noto Sans Devanagari"/>
+          <w:b w:val="false"/>
+          <w:bCs w:val="false"/>
+          <w:sz w:val="24"/>
+          <w:szCs w:val="24"/>
+          <w:u w:val="none"/>
+          <w:lang w:val="hu-HU"/>
+        </w:rPr>
+      </w:pPr>
+      <w:r>
+        <w:rPr>
+          <w:rFonts w:eastAsia="Noto Serif CJK SC" w:cs="Noto Sans Devanagari"/>
+          <w:b w:val="false"/>
+          <w:bCs w:val="false"/>
+          <w:sz w:val="24"/>
+          <w:szCs w:val="24"/>
+          <w:u w:val="none"/>
+          <w:lang w:val="hu-HU"/>
+        </w:rPr>
+        <w:t>A kettős csévélésű áramjárta tekercsnek nincs mágneses mezője, bármilyen erős áram folyik benne</w:t>
+      </w:r>
+    </w:p>
+    <w:p>
+      <w:pPr>
+        <w:pStyle w:val="Normal"/>
+        <w:numPr>
+          <w:ilvl w:val="0"/>
+          <w:numId w:val="0"/>
+        </w:numPr>
+        <w:tabs>
+          <w:tab w:val="clear" w:pos="709"/>
+          <w:tab w:val="left" w:pos="2370" w:leader="none"/>
+        </w:tabs>
+        <w:bidi w:val="0"/>
+        <w:ind w:hanging="0" w:start="1080"/>
+        <w:jc w:val="start"/>
+        <w:rPr>
+          <w:rFonts w:ascii="Liberation Serif" w:hAnsi="Liberation Serif" w:eastAsia="Noto Serif CJK SC" w:cs="Noto Sans Devanagari"/>
+          <w:b w:val="false"/>
+          <w:bCs w:val="false"/>
+          <w:sz w:val="24"/>
+          <w:szCs w:val="24"/>
+          <w:u w:val="none"/>
+          <w:lang w:val="hu-HU"/>
+        </w:rPr>
+      </w:pPr>
+      <w:r>
+        <w:rPr>
+          <w:rFonts w:eastAsia="Noto Serif CJK SC" w:cs="Noto Sans Devanagari"/>
+          <w:b w:val="false"/>
+          <w:bCs w:val="false"/>
+          <w:sz w:val="24"/>
+          <w:szCs w:val="24"/>
+          <w:u w:val="none"/>
+          <w:lang w:val="hu-HU"/>
+        </w:rPr>
+      </w:r>
+    </w:p>
+    <w:p>
+      <w:pPr>
+        <w:pStyle w:val="Normal"/>
+        <w:numPr>
+          <w:ilvl w:val="1"/>
+          <w:numId w:val="25"/>
+        </w:numPr>
+        <w:tabs>
+          <w:tab w:val="clear" w:pos="709"/>
+          <w:tab w:val="left" w:pos="2370" w:leader="none"/>
+        </w:tabs>
+        <w:bidi w:val="0"/>
+        <w:jc w:val="start"/>
+        <w:rPr>
+          <w:rFonts w:eastAsia="Noto Serif CJK SC" w:cs="Noto Sans Devanagari"/>
+          <w:b/>
+          <w:bCs/>
+          <w:sz w:val="24"/>
+          <w:szCs w:val="24"/>
+          <w:u w:val="none"/>
+          <w:lang w:val="hu-HU"/>
+        </w:rPr>
+      </w:pPr>
+      <w:r>
+        <w:rPr>
+          <w:rFonts w:eastAsia="Noto Serif CJK SC" w:cs="Noto Sans Devanagari"/>
+          <w:b/>
+          <w:bCs/>
+          <w:sz w:val="24"/>
+          <w:szCs w:val="24"/>
+          <w:u w:val="none"/>
+          <w:lang w:val="hu-HU"/>
+        </w:rPr>
+        <w:t>Hosszú, egyenes áramjárta vezető mágneses mezője</w:t>
+      </w:r>
+    </w:p>
+    <w:p>
+      <w:pPr>
+        <w:pStyle w:val="Normal"/>
+        <w:numPr>
+          <w:ilvl w:val="2"/>
+          <w:numId w:val="25"/>
+        </w:numPr>
+        <w:tabs>
+          <w:tab w:val="clear" w:pos="709"/>
+          <w:tab w:val="left" w:pos="2370" w:leader="none"/>
+        </w:tabs>
+        <w:bidi w:val="0"/>
+        <w:jc w:val="start"/>
+        <w:rPr>
+          <w:rFonts w:ascii="Liberation Serif" w:hAnsi="Liberation Serif" w:eastAsia="Noto Serif CJK SC" w:cs="Noto Sans Devanagari"/>
+          <w:b w:val="false"/>
+          <w:bCs w:val="false"/>
+          <w:sz w:val="24"/>
+          <w:szCs w:val="24"/>
+          <w:u w:val="none"/>
+          <w:lang w:val="hu-HU"/>
+        </w:rPr>
+      </w:pPr>
+      <w:r>
+        <w:rPr>
+          <w:rFonts w:eastAsia="Noto Serif CJK SC" w:cs="Noto Sans Devanagari"/>
+          <w:b w:val="false"/>
+          <w:bCs w:val="false"/>
+          <w:sz w:val="24"/>
+          <w:szCs w:val="24"/>
+          <w:u w:val="none"/>
+          <w:lang w:val="hu-HU"/>
+        </w:rPr>
+        <w:t>Oersted kísérlete: áramjárta vezető közelében az iránytű elfordul</w:t>
+      </w:r>
+    </w:p>
+    <w:p>
+      <w:pPr>
+        <w:pStyle w:val="Normal"/>
+        <w:numPr>
+          <w:ilvl w:val="2"/>
+          <w:numId w:val="25"/>
+        </w:numPr>
+        <w:tabs>
+          <w:tab w:val="clear" w:pos="709"/>
+          <w:tab w:val="left" w:pos="2370" w:leader="none"/>
+        </w:tabs>
+        <w:bidi w:val="0"/>
+        <w:jc w:val="start"/>
+        <w:rPr>
+          <w:rFonts w:ascii="Liberation Serif" w:hAnsi="Liberation Serif" w:eastAsia="Noto Serif CJK SC" w:cs="Noto Sans Devanagari"/>
+          <w:b w:val="false"/>
+          <w:bCs w:val="false"/>
+          <w:sz w:val="24"/>
+          <w:szCs w:val="24"/>
+          <w:u w:val="none"/>
+          <w:lang w:val="hu-HU"/>
+        </w:rPr>
+      </w:pPr>
+      <w:r>
+        <w:rPr>
+          <w:rFonts w:eastAsia="Noto Serif CJK SC" w:cs="Noto Sans Devanagari"/>
+          <w:b w:val="false"/>
+          <w:bCs w:val="false"/>
+          <w:sz w:val="24"/>
+          <w:szCs w:val="24"/>
+          <w:u w:val="none"/>
+          <w:lang w:val="hu-HU"/>
+        </w:rPr>
+        <w:t>A vezető körül a mágneses mező koncentrikus körökből áll</w:t>
+      </w:r>
+    </w:p>
+    <w:p>
+      <w:pPr>
+        <w:pStyle w:val="Normal"/>
+        <w:numPr>
+          <w:ilvl w:val="2"/>
+          <w:numId w:val="25"/>
+        </w:numPr>
+        <w:tabs>
+          <w:tab w:val="clear" w:pos="709"/>
+          <w:tab w:val="left" w:pos="2370" w:leader="none"/>
+        </w:tabs>
+        <w:bidi w:val="0"/>
+        <w:jc w:val="start"/>
+        <w:rPr>
+          <w:rFonts w:ascii="Liberation Serif" w:hAnsi="Liberation Serif" w:eastAsia="Noto Serif CJK SC" w:cs="Noto Sans Devanagari"/>
+          <w:b w:val="false"/>
+          <w:bCs w:val="false"/>
+          <w:sz w:val="24"/>
+          <w:szCs w:val="24"/>
+          <w:u w:val="none"/>
+          <w:lang w:val="hu-HU"/>
+        </w:rPr>
+      </w:pPr>
+      <w:r>
+        <w:rPr>
+          <w:rFonts w:eastAsia="Noto Serif CJK SC" w:cs="Noto Sans Devanagari"/>
+          <w:b w:val="false"/>
+          <w:bCs w:val="false"/>
+          <w:sz w:val="24"/>
+          <w:szCs w:val="24"/>
+          <w:u w:val="none"/>
+          <w:lang w:val="hu-HU"/>
+        </w:rPr>
+        <w:t>A mágneses indukcióvonalak zárt görbék</w:t>
+      </w:r>
+    </w:p>
+    <w:p>
+      <w:pPr>
+        <w:pStyle w:val="Normal"/>
+        <w:numPr>
+          <w:ilvl w:val="2"/>
+          <w:numId w:val="25"/>
+        </w:numPr>
+        <w:tabs>
+          <w:tab w:val="clear" w:pos="709"/>
+          <w:tab w:val="left" w:pos="2370" w:leader="none"/>
+        </w:tabs>
+        <w:bidi w:val="0"/>
+        <w:jc w:val="start"/>
+        <w:rPr>
+          <w:rFonts w:ascii="Liberation Serif" w:hAnsi="Liberation Serif" w:eastAsia="Noto Serif CJK SC" w:cs="Noto Sans Devanagari"/>
+          <w:b w:val="false"/>
+          <w:bCs w:val="false"/>
+          <w:sz w:val="24"/>
+          <w:szCs w:val="24"/>
+          <w:u w:val="none"/>
+          <w:lang w:val="hu-HU"/>
+        </w:rPr>
+      </w:pPr>
+      <w:r>
+        <w:rPr>
+          <w:rFonts w:eastAsia="Noto Serif CJK SC" w:cs="Noto Sans Devanagari"/>
+          <w:b w:val="false"/>
+          <w:bCs w:val="false"/>
+          <w:sz w:val="24"/>
+          <w:szCs w:val="24"/>
+          <w:u w:val="none"/>
+          <w:lang w:val="hu-HU"/>
+        </w:rPr>
+        <w:t>Az iránytű a koncentrikus kör érintőjének irányába áll be</w:t>
+      </w:r>
+    </w:p>
+    <w:p>
+      <w:pPr>
+        <w:pStyle w:val="Normal"/>
+        <w:numPr>
+          <w:ilvl w:val="2"/>
+          <w:numId w:val="25"/>
+        </w:numPr>
+        <w:tabs>
+          <w:tab w:val="clear" w:pos="709"/>
+          <w:tab w:val="left" w:pos="2370" w:leader="none"/>
+        </w:tabs>
+        <w:bidi w:val="0"/>
+        <w:jc w:val="start"/>
+        <w:rPr>
+          <w:rFonts w:ascii="Liberation Serif" w:hAnsi="Liberation Serif" w:eastAsia="Noto Serif CJK SC" w:cs="Noto Sans Devanagari"/>
+          <w:b w:val="false"/>
+          <w:bCs w:val="false"/>
+          <w:sz w:val="24"/>
+          <w:szCs w:val="24"/>
+          <w:u w:val="none"/>
+          <w:lang w:val="hu-HU"/>
+        </w:rPr>
+      </w:pPr>
+      <w:r>
+        <w:rPr>
+          <w:rFonts w:eastAsia="Noto Serif CJK SC" w:cs="Noto Sans Devanagari"/>
+          <w:b w:val="false"/>
+          <w:bCs w:val="false"/>
+          <w:sz w:val="24"/>
+          <w:szCs w:val="24"/>
+          <w:u w:val="none"/>
+          <w:lang w:val="hu-HU"/>
+        </w:rPr>
+        <w:t>Az áram irányának megfordításakor az indukcióvonalak iránya is megfordul</w:t>
+      </w:r>
+    </w:p>
+    <w:p>
+      <w:pPr>
+        <w:pStyle w:val="Normal"/>
+        <w:numPr>
+          <w:ilvl w:val="0"/>
+          <w:numId w:val="0"/>
+        </w:numPr>
+        <w:tabs>
+          <w:tab w:val="clear" w:pos="709"/>
+          <w:tab w:val="left" w:pos="2370" w:leader="none"/>
+        </w:tabs>
+        <w:bidi w:val="0"/>
+        <w:ind w:hanging="0" w:start="1080"/>
+        <w:jc w:val="start"/>
+        <w:rPr>
+          <w:rFonts w:ascii="Liberation Serif" w:hAnsi="Liberation Serif" w:eastAsia="Noto Serif CJK SC" w:cs="Noto Sans Devanagari"/>
+          <w:b w:val="false"/>
+          <w:bCs w:val="false"/>
+          <w:sz w:val="24"/>
+          <w:szCs w:val="24"/>
+          <w:u w:val="none"/>
+          <w:lang w:val="hu-HU"/>
+        </w:rPr>
+      </w:pPr>
+      <w:r>
+        <w:rPr>
+          <w:rFonts w:eastAsia="Noto Serif CJK SC" w:cs="Noto Sans Devanagari"/>
+          <w:b w:val="false"/>
+          <w:bCs w:val="false"/>
+          <w:sz w:val="24"/>
+          <w:szCs w:val="24"/>
+          <w:u w:val="none"/>
+          <w:lang w:val="hu-HU"/>
+        </w:rPr>
+      </w:r>
+    </w:p>
+    <w:p>
+      <w:pPr>
+        <w:pStyle w:val="Normal"/>
+        <w:numPr>
+          <w:ilvl w:val="1"/>
+          <w:numId w:val="25"/>
+        </w:numPr>
+        <w:tabs>
+          <w:tab w:val="clear" w:pos="709"/>
+          <w:tab w:val="left" w:pos="2370" w:leader="none"/>
+        </w:tabs>
+        <w:bidi w:val="0"/>
+        <w:jc w:val="start"/>
+        <w:rPr>
+          <w:rFonts w:eastAsia="Noto Serif CJK SC" w:cs="Noto Sans Devanagari"/>
+          <w:b/>
+          <w:bCs/>
+          <w:sz w:val="24"/>
+          <w:szCs w:val="24"/>
+          <w:u w:val="none"/>
+          <w:lang w:val="hu-HU"/>
+        </w:rPr>
+      </w:pPr>
+      <w:r>
+        <w:rPr>
+          <w:rFonts w:eastAsia="Noto Serif CJK SC" w:cs="Noto Sans Devanagari"/>
+          <w:b/>
+          <w:bCs/>
+          <w:sz w:val="24"/>
+          <w:szCs w:val="24"/>
+          <w:u w:val="none"/>
+          <w:lang w:val="hu-HU"/>
+        </w:rPr>
+        <w:t>Jobbkéz-szabály egyenes vezetőnél</w:t>
+      </w:r>
+    </w:p>
+    <w:p>
+      <w:pPr>
+        <w:pStyle w:val="Normal"/>
+        <w:numPr>
+          <w:ilvl w:val="2"/>
+          <w:numId w:val="25"/>
+        </w:numPr>
+        <w:tabs>
+          <w:tab w:val="clear" w:pos="709"/>
+          <w:tab w:val="left" w:pos="2370" w:leader="none"/>
+        </w:tabs>
+        <w:bidi w:val="0"/>
+        <w:jc w:val="start"/>
+        <w:rPr>
+          <w:rFonts w:ascii="Liberation Serif" w:hAnsi="Liberation Serif" w:eastAsia="Noto Serif CJK SC" w:cs="Noto Sans Devanagari"/>
+          <w:b w:val="false"/>
+          <w:bCs w:val="false"/>
+          <w:sz w:val="24"/>
+          <w:szCs w:val="24"/>
+          <w:u w:val="none"/>
+          <w:lang w:val="hu-HU"/>
+        </w:rPr>
+      </w:pPr>
+      <w:r>
+        <w:rPr>
+          <w:rFonts w:eastAsia="Noto Serif CJK SC" w:cs="Noto Sans Devanagari"/>
+          <w:b w:val="false"/>
+          <w:bCs w:val="false"/>
+          <w:sz w:val="24"/>
+          <w:szCs w:val="24"/>
+          <w:u w:val="none"/>
+          <w:lang w:val="hu-HU"/>
+        </w:rPr>
+        <w:t>Ha jobb kezünkkel megmarkoljuk a vezetéket</w:t>
+      </w:r>
+    </w:p>
+    <w:p>
+      <w:pPr>
+        <w:pStyle w:val="Normal"/>
+        <w:numPr>
+          <w:ilvl w:val="2"/>
+          <w:numId w:val="25"/>
+        </w:numPr>
+        <w:tabs>
+          <w:tab w:val="clear" w:pos="709"/>
+          <w:tab w:val="left" w:pos="2370" w:leader="none"/>
+        </w:tabs>
+        <w:bidi w:val="0"/>
+        <w:jc w:val="start"/>
+        <w:rPr>
+          <w:rFonts w:ascii="Liberation Serif" w:hAnsi="Liberation Serif" w:eastAsia="Noto Serif CJK SC" w:cs="Noto Sans Devanagari"/>
+          <w:b w:val="false"/>
+          <w:bCs w:val="false"/>
+          <w:sz w:val="24"/>
+          <w:szCs w:val="24"/>
+          <w:u w:val="none"/>
+          <w:lang w:val="hu-HU"/>
+        </w:rPr>
+      </w:pPr>
+      <w:r>
+        <w:rPr>
+          <w:rFonts w:eastAsia="Noto Serif CJK SC" w:cs="Noto Sans Devanagari"/>
+          <w:b w:val="false"/>
+          <w:bCs w:val="false"/>
+          <w:sz w:val="24"/>
+          <w:szCs w:val="24"/>
+          <w:u w:val="none"/>
+          <w:lang w:val="hu-HU"/>
+        </w:rPr>
+        <w:t>A hüvelykujj az áram irányába mutat</w:t>
+      </w:r>
+    </w:p>
+    <w:p>
+      <w:pPr>
+        <w:pStyle w:val="Normal"/>
+        <w:numPr>
+          <w:ilvl w:val="2"/>
+          <w:numId w:val="25"/>
+        </w:numPr>
+        <w:tabs>
+          <w:tab w:val="clear" w:pos="709"/>
+          <w:tab w:val="left" w:pos="2370" w:leader="none"/>
+        </w:tabs>
+        <w:bidi w:val="0"/>
+        <w:jc w:val="start"/>
+        <w:rPr>
+          <w:rFonts w:ascii="Liberation Serif" w:hAnsi="Liberation Serif" w:eastAsia="Noto Serif CJK SC" w:cs="Noto Sans Devanagari"/>
+          <w:b w:val="false"/>
+          <w:bCs w:val="false"/>
+          <w:sz w:val="24"/>
+          <w:szCs w:val="24"/>
+          <w:u w:val="none"/>
+          <w:lang w:val="hu-HU"/>
+        </w:rPr>
+      </w:pPr>
+      <w:r>
+        <w:rPr>
+          <w:rFonts w:eastAsia="Noto Serif CJK SC" w:cs="Noto Sans Devanagari"/>
+          <w:b w:val="false"/>
+          <w:bCs w:val="false"/>
+          <w:sz w:val="24"/>
+          <w:szCs w:val="24"/>
+          <w:u w:val="none"/>
+          <w:lang w:val="hu-HU"/>
+        </w:rPr>
+        <w:t>A begörbített ujjak a mágneses indukcióvonalak irányát mutatják</w:t>
+      </w:r>
+    </w:p>
+    <w:p>
+      <w:pPr>
+        <w:pStyle w:val="Normal"/>
+        <w:numPr>
+          <w:ilvl w:val="0"/>
+          <w:numId w:val="0"/>
+        </w:numPr>
+        <w:tabs>
+          <w:tab w:val="clear" w:pos="709"/>
+          <w:tab w:val="left" w:pos="2370" w:leader="none"/>
+        </w:tabs>
+        <w:bidi w:val="0"/>
+        <w:ind w:hanging="0" w:start="1080"/>
+        <w:jc w:val="start"/>
+        <w:rPr>
+          <w:rFonts w:ascii="Liberation Serif" w:hAnsi="Liberation Serif" w:eastAsia="Noto Serif CJK SC" w:cs="Noto Sans Devanagari"/>
+          <w:b w:val="false"/>
+          <w:bCs w:val="false"/>
+          <w:sz w:val="24"/>
+          <w:szCs w:val="24"/>
+          <w:u w:val="none"/>
+          <w:lang w:val="hu-HU"/>
+        </w:rPr>
+      </w:pPr>
+      <w:r>
+        <w:rPr>
+          <w:rFonts w:eastAsia="Noto Serif CJK SC" w:cs="Noto Sans Devanagari"/>
+          <w:b w:val="false"/>
+          <w:bCs w:val="false"/>
+          <w:sz w:val="24"/>
+          <w:szCs w:val="24"/>
+          <w:u w:val="none"/>
+          <w:lang w:val="hu-HU"/>
+        </w:rPr>
+      </w:r>
+    </w:p>
+    <w:p>
+      <w:pPr>
+        <w:pStyle w:val="Normal"/>
+        <w:numPr>
+          <w:ilvl w:val="1"/>
+          <w:numId w:val="25"/>
+        </w:numPr>
+        <w:tabs>
+          <w:tab w:val="clear" w:pos="709"/>
+          <w:tab w:val="left" w:pos="2370" w:leader="none"/>
+        </w:tabs>
+        <w:bidi w:val="0"/>
+        <w:jc w:val="start"/>
+        <w:rPr>
+          <w:rFonts w:eastAsia="Noto Serif CJK SC" w:cs="Noto Sans Devanagari"/>
+          <w:b/>
+          <w:bCs/>
+          <w:sz w:val="24"/>
+          <w:szCs w:val="24"/>
+          <w:u w:val="none"/>
+          <w:lang w:val="hu-HU"/>
+        </w:rPr>
+      </w:pPr>
+      <w:r>
+        <w:rPr>
+          <w:rFonts w:eastAsia="Noto Serif CJK SC" w:cs="Noto Sans Devanagari"/>
+          <w:b/>
+          <w:bCs/>
+          <w:sz w:val="24"/>
+          <w:szCs w:val="24"/>
+          <w:u w:val="none"/>
+          <w:lang w:val="hu-HU"/>
+        </w:rPr>
+        <w:t>Villám körüli mágneses mező</w:t>
+      </w:r>
+    </w:p>
+    <w:p>
+      <w:pPr>
+        <w:pStyle w:val="Normal"/>
+        <w:numPr>
+          <w:ilvl w:val="2"/>
+          <w:numId w:val="25"/>
+        </w:numPr>
+        <w:tabs>
+          <w:tab w:val="clear" w:pos="709"/>
+          <w:tab w:val="left" w:pos="2370" w:leader="none"/>
+        </w:tabs>
+        <w:bidi w:val="0"/>
+        <w:jc w:val="start"/>
+        <w:rPr>
+          <w:rFonts w:ascii="Liberation Serif" w:hAnsi="Liberation Serif" w:eastAsia="Noto Serif CJK SC" w:cs="Noto Sans Devanagari"/>
+          <w:b w:val="false"/>
+          <w:bCs w:val="false"/>
+          <w:sz w:val="24"/>
+          <w:szCs w:val="24"/>
+          <w:u w:val="none"/>
+          <w:lang w:val="hu-HU"/>
+        </w:rPr>
+      </w:pPr>
+      <w:r>
+        <w:rPr>
+          <w:rFonts w:eastAsia="Noto Serif CJK SC" w:cs="Noto Sans Devanagari"/>
+          <w:b w:val="false"/>
+          <w:bCs w:val="false"/>
+          <w:sz w:val="24"/>
+          <w:szCs w:val="24"/>
+          <w:u w:val="none"/>
+          <w:lang w:val="hu-HU"/>
+        </w:rPr>
+        <w:t>A villám körül is örvényes mágneses mező alakul ki</w:t>
+      </w:r>
+    </w:p>
+    <w:p>
+      <w:pPr>
+        <w:pStyle w:val="Normal"/>
+        <w:numPr>
+          <w:ilvl w:val="2"/>
+          <w:numId w:val="25"/>
+        </w:numPr>
+        <w:tabs>
+          <w:tab w:val="clear" w:pos="709"/>
+          <w:tab w:val="left" w:pos="2370" w:leader="none"/>
+        </w:tabs>
+        <w:bidi w:val="0"/>
+        <w:jc w:val="start"/>
+        <w:rPr>
+          <w:rFonts w:ascii="Liberation Serif" w:hAnsi="Liberation Serif" w:eastAsia="Noto Serif CJK SC" w:cs="Noto Sans Devanagari"/>
+          <w:b w:val="false"/>
+          <w:bCs w:val="false"/>
+          <w:sz w:val="24"/>
+          <w:szCs w:val="24"/>
+          <w:u w:val="none"/>
+          <w:lang w:val="hu-HU"/>
+        </w:rPr>
+      </w:pPr>
+      <w:r>
+        <w:rPr>
+          <w:rFonts w:eastAsia="Noto Serif CJK SC" w:cs="Noto Sans Devanagari"/>
+          <w:b w:val="false"/>
+          <w:bCs w:val="false"/>
+          <w:sz w:val="24"/>
+          <w:szCs w:val="24"/>
+          <w:u w:val="none"/>
+          <w:lang w:val="hu-HU"/>
+        </w:rPr>
+        <w:t>Ennek hatására a közelben lévő acéltárgyak mágnesessé válhatnak</w:t>
+      </w:r>
+    </w:p>
+    <w:p>
+      <w:pPr>
+        <w:pStyle w:val="Normal"/>
+        <w:numPr>
+          <w:ilvl w:val="0"/>
+          <w:numId w:val="0"/>
+        </w:numPr>
+        <w:tabs>
+          <w:tab w:val="clear" w:pos="709"/>
+          <w:tab w:val="left" w:pos="2370" w:leader="none"/>
+        </w:tabs>
+        <w:bidi w:val="0"/>
+        <w:ind w:hanging="0" w:start="1080"/>
+        <w:jc w:val="start"/>
+        <w:rPr>
+          <w:rFonts w:ascii="Liberation Serif" w:hAnsi="Liberation Serif" w:eastAsia="Noto Serif CJK SC" w:cs="Noto Sans Devanagari"/>
+          <w:b w:val="false"/>
+          <w:bCs w:val="false"/>
+          <w:sz w:val="24"/>
+          <w:szCs w:val="24"/>
+          <w:u w:val="none"/>
+          <w:lang w:val="hu-HU"/>
+        </w:rPr>
+      </w:pPr>
+      <w:r>
+        <w:rPr>
+          <w:rFonts w:eastAsia="Noto Serif CJK SC" w:cs="Noto Sans Devanagari"/>
+          <w:b w:val="false"/>
+          <w:bCs w:val="false"/>
+          <w:sz w:val="24"/>
+          <w:szCs w:val="24"/>
+          <w:u w:val="none"/>
+          <w:lang w:val="hu-HU"/>
+        </w:rPr>
+      </w:r>
+    </w:p>
+    <w:p>
+      <w:pPr>
+        <w:pStyle w:val="Normal"/>
+        <w:numPr>
+          <w:ilvl w:val="1"/>
+          <w:numId w:val="25"/>
+        </w:numPr>
+        <w:tabs>
+          <w:tab w:val="clear" w:pos="709"/>
+          <w:tab w:val="left" w:pos="2370" w:leader="none"/>
+        </w:tabs>
+        <w:bidi w:val="0"/>
+        <w:jc w:val="start"/>
+        <w:rPr>
+          <w:rFonts w:ascii="Liberation Serif" w:hAnsi="Liberation Serif" w:eastAsia="Noto Serif CJK SC" w:cs="Noto Sans Devanagari"/>
+          <w:b w:val="false"/>
+          <w:bCs w:val="false"/>
+          <w:sz w:val="24"/>
+          <w:szCs w:val="24"/>
+          <w:u w:val="none"/>
+          <w:lang w:val="hu-HU"/>
+        </w:rPr>
+      </w:pPr>
+      <w:r>
+        <w:rPr>
+          <w:rFonts w:eastAsia="Noto Serif CJK SC" w:cs="Noto Sans Devanagari"/>
+          <w:b w:val="false"/>
+          <w:bCs w:val="false"/>
+          <w:sz w:val="24"/>
+          <w:szCs w:val="24"/>
+          <w:u w:val="none"/>
+          <w:lang w:val="hu-HU"/>
+        </w:rPr>
+        <w:t>Hosszú, egyenes vezető mágneses indukciója</w:t>
+      </w:r>
+    </w:p>
+    <w:p>
+      <w:pPr>
+        <w:pStyle w:val="Normal"/>
+        <w:numPr>
+          <w:ilvl w:val="1"/>
+          <w:numId w:val="25"/>
+        </w:numPr>
+        <w:tabs>
+          <w:tab w:val="clear" w:pos="709"/>
+          <w:tab w:val="left" w:pos="2370" w:leader="none"/>
+        </w:tabs>
+        <w:bidi w:val="0"/>
+        <w:jc w:val="start"/>
+        <w:rPr>
+          <w:rFonts w:ascii="Liberation Serif" w:hAnsi="Liberation Serif" w:eastAsia="Noto Serif CJK SC" w:cs="Noto Sans Devanagari"/>
+          <w:b w:val="false"/>
+          <w:bCs w:val="false"/>
+          <w:sz w:val="24"/>
+          <w:szCs w:val="24"/>
+          <w:u w:val="none"/>
+          <w:lang w:val="hu-HU"/>
+        </w:rPr>
+      </w:pPr>
+      <w:r>
+        <w:rPr>
+          <w:rFonts w:eastAsia="Noto Serif CJK SC" w:cs="Noto Sans Devanagari"/>
+          <w:b w:val="false"/>
+          <w:bCs w:val="false"/>
+          <w:sz w:val="24"/>
+          <w:szCs w:val="24"/>
+          <w:u w:val="none"/>
+          <w:lang w:val="hu-HU"/>
+        </w:rPr>
+        <w:t>A mágneses indukció nagysága:</w:t>
+      </w:r>
+    </w:p>
+    <w:p>
+      <w:pPr>
+        <w:pStyle w:val="Normal"/>
+        <w:numPr>
+          <w:ilvl w:val="2"/>
+          <w:numId w:val="25"/>
+        </w:numPr>
+        <w:tabs>
+          <w:tab w:val="clear" w:pos="709"/>
+          <w:tab w:val="left" w:pos="2370" w:leader="none"/>
+        </w:tabs>
+        <w:bidi w:val="0"/>
+        <w:jc w:val="start"/>
+        <w:rPr>
+          <w:rFonts w:ascii="Liberation Serif" w:hAnsi="Liberation Serif" w:eastAsia="Noto Serif CJK SC" w:cs="Noto Sans Devanagari"/>
+          <w:b w:val="false"/>
+          <w:bCs w:val="false"/>
+          <w:sz w:val="24"/>
+          <w:szCs w:val="24"/>
+          <w:u w:val="none"/>
+          <w:lang w:val="hu-HU"/>
+        </w:rPr>
+      </w:pPr>
+      <w:r>
+        <w:rPr>
+          <w:rFonts w:eastAsia="Noto Serif CJK SC" w:cs="Noto Sans Devanagari"/>
+          <w:b w:val="false"/>
+          <w:bCs w:val="false"/>
+          <w:sz w:val="24"/>
+          <w:szCs w:val="24"/>
+          <w:u w:val="none"/>
+          <w:lang w:val="hu-HU"/>
+        </w:rPr>
+        <w:t>Bᵥₑzₑₜék = μ₀ · I / (2πr)</w:t>
+      </w:r>
+    </w:p>
+    <w:p>
+      <w:pPr>
+        <w:pStyle w:val="Normal"/>
+        <w:numPr>
+          <w:ilvl w:val="2"/>
+          <w:numId w:val="25"/>
+        </w:numPr>
+        <w:tabs>
+          <w:tab w:val="clear" w:pos="709"/>
+          <w:tab w:val="left" w:pos="2370" w:leader="none"/>
+        </w:tabs>
+        <w:bidi w:val="0"/>
+        <w:jc w:val="start"/>
+        <w:rPr>
+          <w:rFonts w:ascii="Liberation Serif" w:hAnsi="Liberation Serif" w:eastAsia="Noto Serif CJK SC" w:cs="Noto Sans Devanagari"/>
+          <w:b w:val="false"/>
+          <w:bCs w:val="false"/>
+          <w:sz w:val="24"/>
+          <w:szCs w:val="24"/>
+          <w:u w:val="none"/>
+          <w:lang w:val="hu-HU"/>
+        </w:rPr>
+      </w:pPr>
+      <w:r>
+        <w:rPr>
+          <w:rFonts w:eastAsia="Noto Serif CJK SC" w:cs="Noto Sans Devanagari"/>
+          <w:b w:val="false"/>
+          <w:bCs w:val="false"/>
+          <w:sz w:val="24"/>
+          <w:szCs w:val="24"/>
+          <w:u w:val="none"/>
+          <w:lang w:val="hu-HU"/>
+        </w:rPr>
+        <w:t>Egyenesen arányos az áramerősséggel (I)</w:t>
+      </w:r>
+    </w:p>
+    <w:p>
+      <w:pPr>
+        <w:pStyle w:val="Normal"/>
+        <w:numPr>
+          <w:ilvl w:val="2"/>
+          <w:numId w:val="25"/>
+        </w:numPr>
+        <w:tabs>
+          <w:tab w:val="clear" w:pos="709"/>
+          <w:tab w:val="left" w:pos="2370" w:leader="none"/>
+        </w:tabs>
+        <w:bidi w:val="0"/>
+        <w:jc w:val="start"/>
+        <w:rPr>
+          <w:rFonts w:ascii="Liberation Serif" w:hAnsi="Liberation Serif" w:eastAsia="Noto Serif CJK SC" w:cs="Noto Sans Devanagari"/>
+          <w:b w:val="false"/>
+          <w:bCs w:val="false"/>
+          <w:sz w:val="24"/>
+          <w:szCs w:val="24"/>
+          <w:u w:val="none"/>
+          <w:lang w:val="hu-HU"/>
+        </w:rPr>
+      </w:pPr>
+      <w:r>
+        <w:rPr>
+          <w:rFonts w:eastAsia="Noto Serif CJK SC" w:cs="Noto Sans Devanagari"/>
+          <w:b w:val="false"/>
+          <w:bCs w:val="false"/>
+          <w:sz w:val="24"/>
+          <w:szCs w:val="24"/>
+          <w:u w:val="none"/>
+          <w:lang w:val="hu-HU"/>
+        </w:rPr>
+        <w:t>Fordítottan arányos a vezetéktől mért távolsággal (r)</w:t>
+      </w:r>
+    </w:p>
+    <w:p>
+      <w:pPr>
+        <w:pStyle w:val="Normal"/>
+        <w:numPr>
+          <w:ilvl w:val="0"/>
+          <w:numId w:val="0"/>
+        </w:numPr>
+        <w:tabs>
+          <w:tab w:val="clear" w:pos="709"/>
+          <w:tab w:val="left" w:pos="2370" w:leader="none"/>
+        </w:tabs>
+        <w:bidi w:val="0"/>
+        <w:ind w:hanging="0" w:start="1080"/>
+        <w:jc w:val="start"/>
+        <w:rPr>
+          <w:rFonts w:ascii="Liberation Serif" w:hAnsi="Liberation Serif" w:eastAsia="Noto Serif CJK SC" w:cs="Noto Sans Devanagari"/>
+          <w:b w:val="false"/>
+          <w:bCs w:val="false"/>
+          <w:sz w:val="24"/>
+          <w:szCs w:val="24"/>
+          <w:u w:val="none"/>
+          <w:lang w:val="hu-HU"/>
+        </w:rPr>
+      </w:pPr>
+      <w:r>
+        <w:rPr>
+          <w:rFonts w:eastAsia="Noto Serif CJK SC" w:cs="Noto Sans Devanagari"/>
+          <w:b w:val="false"/>
+          <w:bCs w:val="false"/>
+          <w:sz w:val="24"/>
+          <w:szCs w:val="24"/>
+          <w:u w:val="none"/>
+          <w:lang w:val="hu-HU"/>
+        </w:rPr>
+      </w:r>
+    </w:p>
+    <w:p>
+      <w:pPr>
+        <w:pStyle w:val="Normal"/>
+        <w:numPr>
+          <w:ilvl w:val="1"/>
+          <w:numId w:val="25"/>
+        </w:numPr>
+        <w:tabs>
+          <w:tab w:val="clear" w:pos="709"/>
+          <w:tab w:val="left" w:pos="2370" w:leader="none"/>
+        </w:tabs>
+        <w:bidi w:val="0"/>
+        <w:jc w:val="start"/>
+        <w:rPr>
+          <w:rFonts w:eastAsia="Noto Serif CJK SC" w:cs="Noto Sans Devanagari"/>
+          <w:b/>
+          <w:bCs/>
+          <w:sz w:val="24"/>
+          <w:szCs w:val="24"/>
+          <w:u w:val="none"/>
+          <w:lang w:val="hu-HU"/>
+        </w:rPr>
+      </w:pPr>
+      <w:r>
+        <w:rPr>
+          <w:rFonts w:eastAsia="Noto Serif CJK SC" w:cs="Noto Sans Devanagari"/>
+          <w:b/>
+          <w:bCs/>
+          <w:sz w:val="24"/>
+          <w:szCs w:val="24"/>
+          <w:u w:val="none"/>
+          <w:lang w:val="hu-HU"/>
+        </w:rPr>
+        <w:t>Vasmagos tekercs</w:t>
+      </w:r>
+    </w:p>
+    <w:p>
+      <w:pPr>
+        <w:pStyle w:val="Normal"/>
+        <w:numPr>
+          <w:ilvl w:val="2"/>
+          <w:numId w:val="25"/>
+        </w:numPr>
+        <w:tabs>
+          <w:tab w:val="clear" w:pos="709"/>
+          <w:tab w:val="left" w:pos="2370" w:leader="none"/>
+        </w:tabs>
+        <w:bidi w:val="0"/>
+        <w:jc w:val="start"/>
+        <w:rPr>
+          <w:rFonts w:ascii="Liberation Serif" w:hAnsi="Liberation Serif" w:eastAsia="Noto Serif CJK SC" w:cs="Noto Sans Devanagari"/>
+          <w:b w:val="false"/>
+          <w:bCs w:val="false"/>
+          <w:sz w:val="24"/>
+          <w:szCs w:val="24"/>
+          <w:u w:val="none"/>
+          <w:lang w:val="hu-HU"/>
+        </w:rPr>
+      </w:pPr>
+      <w:r>
+        <w:rPr>
+          <w:rFonts w:eastAsia="Noto Serif CJK SC" w:cs="Noto Sans Devanagari"/>
+          <w:b w:val="false"/>
+          <w:bCs w:val="false"/>
+          <w:sz w:val="24"/>
+          <w:szCs w:val="24"/>
+          <w:u w:val="none"/>
+          <w:lang w:val="hu-HU"/>
+        </w:rPr>
+        <w:t>A tekercs belsejében kialakuló homogén mágneses mezőt az anyag befolyásolja</w:t>
+      </w:r>
+    </w:p>
+    <w:p>
+      <w:pPr>
+        <w:pStyle w:val="Normal"/>
+        <w:numPr>
+          <w:ilvl w:val="2"/>
+          <w:numId w:val="25"/>
+        </w:numPr>
+        <w:tabs>
+          <w:tab w:val="clear" w:pos="709"/>
+          <w:tab w:val="left" w:pos="2370" w:leader="none"/>
+        </w:tabs>
+        <w:bidi w:val="0"/>
+        <w:jc w:val="start"/>
+        <w:rPr>
+          <w:rFonts w:ascii="Liberation Serif" w:hAnsi="Liberation Serif" w:eastAsia="Noto Serif CJK SC" w:cs="Noto Sans Devanagari"/>
+          <w:b w:val="false"/>
+          <w:bCs w:val="false"/>
+          <w:sz w:val="24"/>
+          <w:szCs w:val="24"/>
+          <w:u w:val="none"/>
+          <w:lang w:val="hu-HU"/>
+        </w:rPr>
+      </w:pPr>
+      <w:r>
+        <w:rPr>
+          <w:rFonts w:eastAsia="Noto Serif CJK SC" w:cs="Noto Sans Devanagari"/>
+          <w:b w:val="false"/>
+          <w:bCs w:val="false"/>
+          <w:sz w:val="24"/>
+          <w:szCs w:val="24"/>
+          <w:u w:val="none"/>
+          <w:lang w:val="hu-HU"/>
+        </w:rPr>
+        <w:t>Alumínium- és rézmag: nincs jelentős változás</w:t>
+      </w:r>
+    </w:p>
+    <w:p>
+      <w:pPr>
+        <w:pStyle w:val="Normal"/>
+        <w:numPr>
+          <w:ilvl w:val="2"/>
+          <w:numId w:val="25"/>
+        </w:numPr>
+        <w:tabs>
+          <w:tab w:val="clear" w:pos="709"/>
+          <w:tab w:val="left" w:pos="2370" w:leader="none"/>
+        </w:tabs>
+        <w:bidi w:val="0"/>
+        <w:jc w:val="start"/>
+        <w:rPr>
+          <w:rFonts w:ascii="Liberation Serif" w:hAnsi="Liberation Serif" w:eastAsia="Noto Serif CJK SC" w:cs="Noto Sans Devanagari"/>
+          <w:b w:val="false"/>
+          <w:bCs w:val="false"/>
+          <w:sz w:val="24"/>
+          <w:szCs w:val="24"/>
+          <w:u w:val="none"/>
+          <w:lang w:val="hu-HU"/>
+        </w:rPr>
+      </w:pPr>
+      <w:r>
+        <w:rPr>
+          <w:rFonts w:eastAsia="Noto Serif CJK SC" w:cs="Noto Sans Devanagari"/>
+          <w:b w:val="false"/>
+          <w:bCs w:val="false"/>
+          <w:sz w:val="24"/>
+          <w:szCs w:val="24"/>
+          <w:u w:val="none"/>
+          <w:lang w:val="hu-HU"/>
+        </w:rPr>
+        <w:t>Vasmag: jelentősen megnöveli a mágneses mező erősségét</w:t>
+      </w:r>
+    </w:p>
+    <w:p>
+      <w:pPr>
+        <w:pStyle w:val="Normal"/>
+        <w:numPr>
+          <w:ilvl w:val="0"/>
+          <w:numId w:val="0"/>
+        </w:numPr>
+        <w:tabs>
+          <w:tab w:val="clear" w:pos="709"/>
+          <w:tab w:val="left" w:pos="2370" w:leader="none"/>
+        </w:tabs>
+        <w:bidi w:val="0"/>
+        <w:ind w:hanging="0" w:start="1080"/>
+        <w:jc w:val="start"/>
+        <w:rPr>
+          <w:rFonts w:ascii="Liberation Serif" w:hAnsi="Liberation Serif" w:eastAsia="Noto Serif CJK SC" w:cs="Noto Sans Devanagari"/>
+          <w:b w:val="false"/>
+          <w:bCs w:val="false"/>
+          <w:sz w:val="24"/>
+          <w:szCs w:val="24"/>
+          <w:u w:val="none"/>
+          <w:lang w:val="hu-HU"/>
+        </w:rPr>
+      </w:pPr>
+      <w:r>
+        <w:rPr>
+          <w:rFonts w:eastAsia="Noto Serif CJK SC" w:cs="Noto Sans Devanagari"/>
+          <w:b w:val="false"/>
+          <w:bCs w:val="false"/>
+          <w:sz w:val="24"/>
+          <w:szCs w:val="24"/>
+          <w:u w:val="none"/>
+          <w:lang w:val="hu-HU"/>
+        </w:rPr>
+      </w:r>
+    </w:p>
+    <w:p>
+      <w:pPr>
+        <w:pStyle w:val="Normal"/>
+        <w:numPr>
+          <w:ilvl w:val="1"/>
+          <w:numId w:val="25"/>
+        </w:numPr>
+        <w:tabs>
+          <w:tab w:val="clear" w:pos="709"/>
+          <w:tab w:val="left" w:pos="2370" w:leader="none"/>
+        </w:tabs>
+        <w:bidi w:val="0"/>
+        <w:jc w:val="start"/>
+        <w:rPr>
+          <w:rFonts w:eastAsia="Noto Serif CJK SC" w:cs="Noto Sans Devanagari"/>
+          <w:b/>
+          <w:bCs/>
+          <w:sz w:val="24"/>
+          <w:szCs w:val="24"/>
+          <w:u w:val="none"/>
+          <w:lang w:val="hu-HU"/>
+        </w:rPr>
+      </w:pPr>
+      <w:r>
+        <w:rPr>
+          <w:rFonts w:eastAsia="Noto Serif CJK SC" w:cs="Noto Sans Devanagari"/>
+          <w:b/>
+          <w:bCs/>
+          <w:sz w:val="24"/>
+          <w:szCs w:val="24"/>
+          <w:u w:val="none"/>
+          <w:lang w:val="hu-HU"/>
+        </w:rPr>
+        <w:t>Relatív permeabilitás</w:t>
+      </w:r>
+    </w:p>
+    <w:p>
+      <w:pPr>
+        <w:pStyle w:val="Normal"/>
+        <w:numPr>
+          <w:ilvl w:val="2"/>
+          <w:numId w:val="25"/>
+        </w:numPr>
+        <w:tabs>
+          <w:tab w:val="clear" w:pos="709"/>
+          <w:tab w:val="left" w:pos="2370" w:leader="none"/>
+        </w:tabs>
+        <w:bidi w:val="0"/>
+        <w:jc w:val="start"/>
+        <w:rPr>
+          <w:rFonts w:ascii="Liberation Serif" w:hAnsi="Liberation Serif" w:eastAsia="Noto Serif CJK SC" w:cs="Noto Sans Devanagari"/>
+          <w:b w:val="false"/>
+          <w:bCs w:val="false"/>
+          <w:sz w:val="24"/>
+          <w:szCs w:val="24"/>
+          <w:u w:val="none"/>
+          <w:lang w:val="hu-HU"/>
+        </w:rPr>
+      </w:pPr>
+      <w:r>
+        <w:rPr>
+          <w:rFonts w:eastAsia="Noto Serif CJK SC" w:cs="Noto Sans Devanagari"/>
+          <w:b w:val="false"/>
+          <w:bCs w:val="false"/>
+          <w:sz w:val="24"/>
+          <w:szCs w:val="24"/>
+          <w:u w:val="none"/>
+          <w:lang w:val="hu-HU"/>
+        </w:rPr>
+        <w:t>Megmutatja, hogy az anyag hányszorosára növeli a mágneses mező erősségét</w:t>
+      </w:r>
+    </w:p>
+    <w:p>
+      <w:pPr>
+        <w:pStyle w:val="Normal"/>
+        <w:numPr>
+          <w:ilvl w:val="2"/>
+          <w:numId w:val="25"/>
+        </w:numPr>
+        <w:tabs>
+          <w:tab w:val="clear" w:pos="709"/>
+          <w:tab w:val="left" w:pos="2370" w:leader="none"/>
+        </w:tabs>
+        <w:bidi w:val="0"/>
+        <w:jc w:val="start"/>
+        <w:rPr>
+          <w:rFonts w:ascii="Liberation Serif" w:hAnsi="Liberation Serif" w:eastAsia="Noto Serif CJK SC" w:cs="Noto Sans Devanagari"/>
+          <w:b w:val="false"/>
+          <w:bCs w:val="false"/>
+          <w:sz w:val="24"/>
+          <w:szCs w:val="24"/>
+          <w:u w:val="none"/>
+          <w:lang w:val="hu-HU"/>
+        </w:rPr>
+      </w:pPr>
+      <w:r>
+        <w:rPr>
+          <w:rFonts w:eastAsia="Noto Serif CJK SC" w:cs="Noto Sans Devanagari"/>
+          <w:b w:val="false"/>
+          <w:bCs w:val="false"/>
+          <w:sz w:val="24"/>
+          <w:szCs w:val="24"/>
+          <w:u w:val="none"/>
+          <w:lang w:val="hu-HU"/>
+        </w:rPr>
+        <w:t>Jele: μᵣ</w:t>
+      </w:r>
+    </w:p>
+    <w:p>
+      <w:pPr>
+        <w:pStyle w:val="Normal"/>
+        <w:numPr>
+          <w:ilvl w:val="2"/>
+          <w:numId w:val="25"/>
+        </w:numPr>
+        <w:tabs>
+          <w:tab w:val="clear" w:pos="709"/>
+          <w:tab w:val="left" w:pos="2370" w:leader="none"/>
+        </w:tabs>
+        <w:bidi w:val="0"/>
+        <w:jc w:val="start"/>
+        <w:rPr>
+          <w:rFonts w:ascii="Liberation Serif" w:hAnsi="Liberation Serif" w:eastAsia="Noto Serif CJK SC" w:cs="Noto Sans Devanagari"/>
+          <w:b w:val="false"/>
+          <w:bCs w:val="false"/>
+          <w:sz w:val="24"/>
+          <w:szCs w:val="24"/>
+          <w:u w:val="none"/>
+          <w:lang w:val="hu-HU"/>
+        </w:rPr>
+      </w:pPr>
+      <w:r>
+        <w:rPr>
+          <w:rFonts w:eastAsia="Noto Serif CJK SC" w:cs="Noto Sans Devanagari"/>
+          <w:b w:val="false"/>
+          <w:bCs w:val="false"/>
+          <w:sz w:val="24"/>
+          <w:szCs w:val="24"/>
+          <w:u w:val="none"/>
+          <w:lang w:val="hu-HU"/>
+        </w:rPr>
+        <w:t>Ferromágneses anyagoknál nagy értékű</w:t>
+      </w:r>
+    </w:p>
+    <w:p>
+      <w:pPr>
+        <w:pStyle w:val="Normal"/>
+        <w:numPr>
+          <w:ilvl w:val="0"/>
+          <w:numId w:val="0"/>
+        </w:numPr>
+        <w:tabs>
+          <w:tab w:val="clear" w:pos="709"/>
+          <w:tab w:val="left" w:pos="2370" w:leader="none"/>
+        </w:tabs>
+        <w:bidi w:val="0"/>
+        <w:ind w:hanging="0" w:start="1080"/>
+        <w:jc w:val="start"/>
+        <w:rPr>
+          <w:rFonts w:ascii="Liberation Serif" w:hAnsi="Liberation Serif" w:eastAsia="Noto Serif CJK SC" w:cs="Noto Sans Devanagari"/>
+          <w:b w:val="false"/>
+          <w:bCs w:val="false"/>
+          <w:sz w:val="24"/>
+          <w:szCs w:val="24"/>
+          <w:u w:val="none"/>
+          <w:lang w:val="hu-HU"/>
+        </w:rPr>
+      </w:pPr>
+      <w:r>
+        <w:rPr>
+          <w:rFonts w:eastAsia="Noto Serif CJK SC" w:cs="Noto Sans Devanagari"/>
+          <w:b w:val="false"/>
+          <w:bCs w:val="false"/>
+          <w:sz w:val="24"/>
+          <w:szCs w:val="24"/>
+          <w:u w:val="none"/>
+          <w:lang w:val="hu-HU"/>
+        </w:rPr>
+      </w:r>
+    </w:p>
+    <w:p>
+      <w:pPr>
+        <w:pStyle w:val="Normal"/>
+        <w:numPr>
+          <w:ilvl w:val="1"/>
+          <w:numId w:val="25"/>
+        </w:numPr>
+        <w:tabs>
+          <w:tab w:val="clear" w:pos="709"/>
+          <w:tab w:val="left" w:pos="2370" w:leader="none"/>
+        </w:tabs>
+        <w:bidi w:val="0"/>
+        <w:jc w:val="start"/>
+        <w:rPr>
+          <w:rFonts w:ascii="Liberation Serif" w:hAnsi="Liberation Serif" w:eastAsia="Noto Serif CJK SC" w:cs="Noto Sans Devanagari"/>
+          <w:b w:val="false"/>
+          <w:bCs w:val="false"/>
+          <w:sz w:val="24"/>
+          <w:szCs w:val="24"/>
+          <w:u w:val="none"/>
+          <w:lang w:val="hu-HU"/>
+        </w:rPr>
+      </w:pPr>
+      <w:r>
+        <w:rPr>
+          <w:rFonts w:eastAsia="Noto Serif CJK SC" w:cs="Noto Sans Devanagari"/>
+          <w:b w:val="false"/>
+          <w:bCs w:val="false"/>
+          <w:sz w:val="24"/>
+          <w:szCs w:val="24"/>
+          <w:u w:val="none"/>
+          <w:lang w:val="hu-HU"/>
+        </w:rPr>
+        <w:t xml:space="preserve">◦ </w:t>
+      </w:r>
+      <w:r>
+        <w:rPr>
+          <w:rFonts w:eastAsia="Noto Serif CJK SC" w:cs="Noto Sans Devanagari"/>
+          <w:b w:val="false"/>
+          <w:bCs w:val="false"/>
+          <w:sz w:val="24"/>
+          <w:szCs w:val="24"/>
+          <w:u w:val="none"/>
+          <w:lang w:val="hu-HU"/>
+        </w:rPr>
+        <w:t>Lágyvasmagos tekercs mágneses indukciója</w:t>
+      </w:r>
+    </w:p>
+    <w:p>
+      <w:pPr>
+        <w:pStyle w:val="Normal"/>
+        <w:numPr>
+          <w:ilvl w:val="2"/>
+          <w:numId w:val="25"/>
+        </w:numPr>
+        <w:tabs>
+          <w:tab w:val="clear" w:pos="709"/>
+          <w:tab w:val="left" w:pos="2370" w:leader="none"/>
+        </w:tabs>
+        <w:bidi w:val="0"/>
+        <w:jc w:val="start"/>
+        <w:rPr>
+          <w:rFonts w:ascii="Liberation Serif" w:hAnsi="Liberation Serif" w:eastAsia="Noto Serif CJK SC" w:cs="Noto Sans Devanagari"/>
+          <w:b w:val="false"/>
+          <w:bCs w:val="false"/>
+          <w:sz w:val="24"/>
+          <w:szCs w:val="24"/>
+          <w:u w:val="none"/>
+          <w:lang w:val="hu-HU"/>
+        </w:rPr>
+      </w:pPr>
+      <w:r>
+        <w:rPr>
+          <w:rFonts w:eastAsia="Noto Serif CJK SC" w:cs="Noto Sans Devanagari"/>
+          <w:b w:val="false"/>
+          <w:bCs w:val="false"/>
+          <w:sz w:val="24"/>
+          <w:szCs w:val="24"/>
+          <w:u w:val="none"/>
+          <w:lang w:val="hu-HU"/>
+        </w:rPr>
+        <w:t>Bᵥₐₛₘₐgₜₑₖ = μᵣ · μ₀ · (N · I / l)</w:t>
+      </w:r>
+    </w:p>
+    <w:p>
+      <w:pPr>
+        <w:pStyle w:val="Normal"/>
+        <w:numPr>
+          <w:ilvl w:val="2"/>
+          <w:numId w:val="25"/>
+        </w:numPr>
+        <w:tabs>
+          <w:tab w:val="clear" w:pos="709"/>
+          <w:tab w:val="left" w:pos="2370" w:leader="none"/>
+        </w:tabs>
+        <w:bidi w:val="0"/>
+        <w:jc w:val="start"/>
+        <w:rPr>
+          <w:rFonts w:ascii="Liberation Serif" w:hAnsi="Liberation Serif" w:eastAsia="Noto Serif CJK SC" w:cs="Noto Sans Devanagari"/>
+          <w:b w:val="false"/>
+          <w:bCs w:val="false"/>
+          <w:sz w:val="24"/>
+          <w:szCs w:val="24"/>
+          <w:u w:val="none"/>
+          <w:lang w:val="hu-HU"/>
+        </w:rPr>
+      </w:pPr>
+      <w:r>
+        <w:rPr>
+          <w:rFonts w:eastAsia="Noto Serif CJK SC" w:cs="Noto Sans Devanagari"/>
+          <w:b w:val="false"/>
+          <w:bCs w:val="false"/>
+          <w:sz w:val="24"/>
+          <w:szCs w:val="24"/>
+          <w:u w:val="none"/>
+          <w:lang w:val="hu-HU"/>
+        </w:rPr>
+        <w:t>ahol</w:t>
+      </w:r>
+    </w:p>
+    <w:p>
+      <w:pPr>
+        <w:pStyle w:val="Normal"/>
+        <w:numPr>
+          <w:ilvl w:val="3"/>
+          <w:numId w:val="25"/>
+        </w:numPr>
+        <w:tabs>
+          <w:tab w:val="clear" w:pos="709"/>
+          <w:tab w:val="left" w:pos="2370" w:leader="none"/>
+        </w:tabs>
+        <w:bidi w:val="0"/>
+        <w:jc w:val="start"/>
+        <w:rPr>
+          <w:rFonts w:ascii="Liberation Serif" w:hAnsi="Liberation Serif" w:eastAsia="Noto Serif CJK SC" w:cs="Noto Sans Devanagari"/>
+          <w:b w:val="false"/>
+          <w:bCs w:val="false"/>
+          <w:sz w:val="24"/>
+          <w:szCs w:val="24"/>
+          <w:u w:val="none"/>
+          <w:lang w:val="hu-HU"/>
+        </w:rPr>
+      </w:pPr>
+      <w:r>
+        <w:rPr>
+          <w:rFonts w:eastAsia="Noto Serif CJK SC" w:cs="Noto Sans Devanagari"/>
+          <w:b w:val="false"/>
+          <w:bCs w:val="false"/>
+          <w:sz w:val="24"/>
+          <w:szCs w:val="24"/>
+          <w:u w:val="none"/>
+          <w:lang w:val="hu-HU"/>
+        </w:rPr>
+        <w:t>N: menetszám</w:t>
+      </w:r>
+    </w:p>
+    <w:p>
+      <w:pPr>
+        <w:pStyle w:val="Normal"/>
+        <w:numPr>
+          <w:ilvl w:val="3"/>
+          <w:numId w:val="25"/>
+        </w:numPr>
+        <w:tabs>
+          <w:tab w:val="clear" w:pos="709"/>
+          <w:tab w:val="left" w:pos="2370" w:leader="none"/>
+        </w:tabs>
+        <w:bidi w:val="0"/>
+        <w:jc w:val="start"/>
+        <w:rPr>
+          <w:rFonts w:ascii="Liberation Serif" w:hAnsi="Liberation Serif" w:eastAsia="Noto Serif CJK SC" w:cs="Noto Sans Devanagari"/>
+          <w:b w:val="false"/>
+          <w:bCs w:val="false"/>
+          <w:sz w:val="24"/>
+          <w:szCs w:val="24"/>
+          <w:u w:val="none"/>
+          <w:lang w:val="hu-HU"/>
+        </w:rPr>
+      </w:pPr>
+      <w:r>
+        <w:rPr>
+          <w:rFonts w:eastAsia="Noto Serif CJK SC" w:cs="Noto Sans Devanagari"/>
+          <w:b w:val="false"/>
+          <w:bCs w:val="false"/>
+          <w:sz w:val="24"/>
+          <w:szCs w:val="24"/>
+          <w:u w:val="none"/>
+          <w:lang w:val="hu-HU"/>
+        </w:rPr>
+        <w:t>I: áramerősség</w:t>
+      </w:r>
+    </w:p>
+    <w:p>
+      <w:pPr>
+        <w:pStyle w:val="Normal"/>
+        <w:numPr>
+          <w:ilvl w:val="3"/>
+          <w:numId w:val="25"/>
+        </w:numPr>
+        <w:tabs>
+          <w:tab w:val="clear" w:pos="709"/>
+          <w:tab w:val="left" w:pos="2370" w:leader="none"/>
+        </w:tabs>
+        <w:bidi w:val="0"/>
+        <w:jc w:val="start"/>
+        <w:rPr>
+          <w:rFonts w:ascii="Liberation Serif" w:hAnsi="Liberation Serif" w:eastAsia="Noto Serif CJK SC" w:cs="Noto Sans Devanagari"/>
+          <w:b w:val="false"/>
+          <w:bCs w:val="false"/>
+          <w:sz w:val="24"/>
+          <w:szCs w:val="24"/>
+          <w:u w:val="none"/>
+          <w:lang w:val="hu-HU"/>
+        </w:rPr>
+      </w:pPr>
+      <w:r>
+        <w:rPr>
+          <w:rFonts w:eastAsia="Noto Serif CJK SC" w:cs="Noto Sans Devanagari"/>
+          <w:b w:val="false"/>
+          <w:bCs w:val="false"/>
+          <w:sz w:val="24"/>
+          <w:szCs w:val="24"/>
+          <w:u w:val="none"/>
+          <w:lang w:val="hu-HU"/>
+        </w:rPr>
+        <w:t>r: a körtekercs közepes sugara</w:t>
+      </w:r>
+    </w:p>
+    <w:p>
+      <w:pPr>
+        <w:pStyle w:val="Normal"/>
+        <w:numPr>
+          <w:ilvl w:val="0"/>
+          <w:numId w:val="0"/>
+        </w:numPr>
+        <w:tabs>
+          <w:tab w:val="clear" w:pos="709"/>
+          <w:tab w:val="left" w:pos="2370" w:leader="none"/>
+        </w:tabs>
+        <w:bidi w:val="0"/>
+        <w:ind w:hanging="0" w:start="1080"/>
+        <w:jc w:val="start"/>
+        <w:rPr>
+          <w:rFonts w:ascii="Liberation Serif" w:hAnsi="Liberation Serif" w:eastAsia="Noto Serif CJK SC" w:cs="Noto Sans Devanagari"/>
+          <w:b w:val="false"/>
+          <w:bCs w:val="false"/>
+          <w:sz w:val="24"/>
+          <w:szCs w:val="24"/>
+          <w:u w:val="none"/>
+          <w:lang w:val="hu-HU"/>
+        </w:rPr>
+      </w:pPr>
+      <w:r>
+        <w:rPr>
+          <w:rFonts w:eastAsia="Noto Serif CJK SC" w:cs="Noto Sans Devanagari"/>
+          <w:b w:val="false"/>
+          <w:bCs w:val="false"/>
+          <w:sz w:val="24"/>
+          <w:szCs w:val="24"/>
+          <w:u w:val="none"/>
+          <w:lang w:val="hu-HU"/>
+        </w:rPr>
+      </w:r>
+    </w:p>
+    <w:p>
+      <w:pPr>
+        <w:pStyle w:val="Normal"/>
+        <w:numPr>
+          <w:ilvl w:val="1"/>
+          <w:numId w:val="25"/>
+        </w:numPr>
+        <w:tabs>
+          <w:tab w:val="clear" w:pos="709"/>
+          <w:tab w:val="left" w:pos="2370" w:leader="none"/>
+        </w:tabs>
+        <w:bidi w:val="0"/>
+        <w:jc w:val="start"/>
+        <w:rPr>
+          <w:rFonts w:eastAsia="Noto Serif CJK SC" w:cs="Noto Sans Devanagari"/>
+          <w:b/>
+          <w:bCs/>
+          <w:sz w:val="24"/>
+          <w:szCs w:val="24"/>
+          <w:u w:val="none"/>
+          <w:lang w:val="hu-HU"/>
+        </w:rPr>
+      </w:pPr>
+      <w:r>
+        <w:rPr>
+          <w:rFonts w:eastAsia="Noto Serif CJK SC" w:cs="Noto Sans Devanagari"/>
+          <w:b/>
+          <w:bCs/>
+          <w:sz w:val="24"/>
+          <w:szCs w:val="24"/>
+          <w:u w:val="none"/>
+          <w:lang w:val="hu-HU"/>
+        </w:rPr>
+        <w:t>Anyagok csoportosítása mágneses tulajdonság szerint</w:t>
+      </w:r>
+    </w:p>
+    <w:p>
+      <w:pPr>
+        <w:pStyle w:val="Normal"/>
+        <w:numPr>
+          <w:ilvl w:val="1"/>
+          <w:numId w:val="25"/>
+        </w:numPr>
+        <w:tabs>
+          <w:tab w:val="clear" w:pos="709"/>
+          <w:tab w:val="left" w:pos="2370" w:leader="none"/>
+        </w:tabs>
+        <w:bidi w:val="0"/>
+        <w:jc w:val="start"/>
+        <w:rPr>
+          <w:rFonts w:ascii="Liberation Serif" w:hAnsi="Liberation Serif" w:eastAsia="Noto Serif CJK SC" w:cs="Noto Sans Devanagari"/>
+          <w:b w:val="false"/>
+          <w:bCs w:val="false"/>
+          <w:sz w:val="24"/>
+          <w:szCs w:val="24"/>
+          <w:u w:val="none"/>
+          <w:lang w:val="hu-HU"/>
+        </w:rPr>
+      </w:pPr>
+      <w:r>
+        <w:rPr>
+          <w:rFonts w:eastAsia="Noto Serif CJK SC" w:cs="Noto Sans Devanagari"/>
+          <w:b w:val="false"/>
+          <w:bCs w:val="false"/>
+          <w:sz w:val="24"/>
+          <w:szCs w:val="24"/>
+          <w:u w:val="none"/>
+          <w:lang w:val="hu-HU"/>
+        </w:rPr>
+        <w:t>Diamágneses anyagok: gyengítik a mágneses mezőt (μᵣ &lt; 1)</w:t>
+      </w:r>
+    </w:p>
+    <w:p>
+      <w:pPr>
+        <w:pStyle w:val="Normal"/>
+        <w:numPr>
+          <w:ilvl w:val="2"/>
+          <w:numId w:val="25"/>
+        </w:numPr>
+        <w:tabs>
+          <w:tab w:val="clear" w:pos="709"/>
+          <w:tab w:val="left" w:pos="2370" w:leader="none"/>
+        </w:tabs>
+        <w:bidi w:val="0"/>
+        <w:jc w:val="start"/>
+        <w:rPr>
+          <w:rFonts w:ascii="Liberation Serif" w:hAnsi="Liberation Serif" w:eastAsia="Noto Serif CJK SC" w:cs="Noto Sans Devanagari"/>
+          <w:b w:val="false"/>
+          <w:bCs w:val="false"/>
+          <w:sz w:val="24"/>
+          <w:szCs w:val="24"/>
+          <w:u w:val="none"/>
+          <w:lang w:val="hu-HU"/>
+        </w:rPr>
+      </w:pPr>
+      <w:r>
+        <w:rPr>
+          <w:rFonts w:eastAsia="Noto Serif CJK SC" w:cs="Noto Sans Devanagari"/>
+          <w:b w:val="false"/>
+          <w:bCs w:val="false"/>
+          <w:sz w:val="24"/>
+          <w:szCs w:val="24"/>
+          <w:u w:val="none"/>
+          <w:lang w:val="hu-HU"/>
+        </w:rPr>
+        <w:t>pl. réz, arany, víz</w:t>
+      </w:r>
+    </w:p>
+    <w:p>
+      <w:pPr>
+        <w:pStyle w:val="Normal"/>
+        <w:numPr>
+          <w:ilvl w:val="1"/>
+          <w:numId w:val="25"/>
+        </w:numPr>
+        <w:tabs>
+          <w:tab w:val="clear" w:pos="709"/>
+          <w:tab w:val="left" w:pos="2370" w:leader="none"/>
+        </w:tabs>
+        <w:bidi w:val="0"/>
+        <w:jc w:val="start"/>
+        <w:rPr>
+          <w:rFonts w:ascii="Liberation Serif" w:hAnsi="Liberation Serif" w:eastAsia="Noto Serif CJK SC" w:cs="Noto Sans Devanagari"/>
+          <w:b w:val="false"/>
+          <w:bCs w:val="false"/>
+          <w:sz w:val="24"/>
+          <w:szCs w:val="24"/>
+          <w:u w:val="none"/>
+          <w:lang w:val="hu-HU"/>
+        </w:rPr>
+      </w:pPr>
+      <w:r>
+        <w:rPr>
+          <w:rFonts w:eastAsia="Noto Serif CJK SC" w:cs="Noto Sans Devanagari"/>
+          <w:b w:val="false"/>
+          <w:bCs w:val="false"/>
+          <w:sz w:val="24"/>
+          <w:szCs w:val="24"/>
+          <w:u w:val="none"/>
+          <w:lang w:val="hu-HU"/>
+        </w:rPr>
+        <w:t>Paramágneses anyagok: kissé erősítik (μᵣ &gt; 1)</w:t>
+      </w:r>
+    </w:p>
+    <w:p>
+      <w:pPr>
+        <w:pStyle w:val="Normal"/>
+        <w:numPr>
+          <w:ilvl w:val="2"/>
+          <w:numId w:val="25"/>
+        </w:numPr>
+        <w:tabs>
+          <w:tab w:val="clear" w:pos="709"/>
+          <w:tab w:val="left" w:pos="2370" w:leader="none"/>
+        </w:tabs>
+        <w:bidi w:val="0"/>
+        <w:jc w:val="start"/>
+        <w:rPr>
+          <w:rFonts w:ascii="Liberation Serif" w:hAnsi="Liberation Serif" w:eastAsia="Noto Serif CJK SC" w:cs="Noto Sans Devanagari"/>
+          <w:b w:val="false"/>
+          <w:bCs w:val="false"/>
+          <w:sz w:val="24"/>
+          <w:szCs w:val="24"/>
+          <w:u w:val="none"/>
+          <w:lang w:val="hu-HU"/>
+        </w:rPr>
+      </w:pPr>
+      <w:r>
+        <w:rPr>
+          <w:rFonts w:eastAsia="Noto Serif CJK SC" w:cs="Noto Sans Devanagari"/>
+          <w:b w:val="false"/>
+          <w:bCs w:val="false"/>
+          <w:sz w:val="24"/>
+          <w:szCs w:val="24"/>
+          <w:u w:val="none"/>
+          <w:lang w:val="hu-HU"/>
+        </w:rPr>
+        <w:t>pl. alumínium, platina, levegő</w:t>
+      </w:r>
+    </w:p>
+    <w:p>
+      <w:pPr>
+        <w:pStyle w:val="Normal"/>
+        <w:numPr>
+          <w:ilvl w:val="1"/>
+          <w:numId w:val="25"/>
+        </w:numPr>
+        <w:tabs>
+          <w:tab w:val="clear" w:pos="709"/>
+          <w:tab w:val="left" w:pos="2370" w:leader="none"/>
+        </w:tabs>
+        <w:bidi w:val="0"/>
+        <w:jc w:val="start"/>
+        <w:rPr>
+          <w:rFonts w:ascii="Liberation Serif" w:hAnsi="Liberation Serif" w:eastAsia="Noto Serif CJK SC" w:cs="Noto Sans Devanagari"/>
+          <w:b w:val="false"/>
+          <w:bCs w:val="false"/>
+          <w:sz w:val="24"/>
+          <w:szCs w:val="24"/>
+          <w:u w:val="none"/>
+          <w:lang w:val="hu-HU"/>
+        </w:rPr>
+      </w:pPr>
+      <w:r>
+        <w:rPr>
+          <w:rFonts w:eastAsia="Noto Serif CJK SC" w:cs="Noto Sans Devanagari"/>
+          <w:b w:val="false"/>
+          <w:bCs w:val="false"/>
+          <w:sz w:val="24"/>
+          <w:szCs w:val="24"/>
+          <w:u w:val="none"/>
+          <w:lang w:val="hu-HU"/>
+        </w:rPr>
+        <w:t>Ferromágneses anyagok: erősen erősítik (μᵣ ≫ 1)</w:t>
+      </w:r>
+    </w:p>
+    <w:p>
+      <w:pPr>
+        <w:pStyle w:val="Normal"/>
+        <w:numPr>
+          <w:ilvl w:val="2"/>
+          <w:numId w:val="25"/>
+        </w:numPr>
+        <w:tabs>
+          <w:tab w:val="clear" w:pos="709"/>
+          <w:tab w:val="left" w:pos="2370" w:leader="none"/>
+        </w:tabs>
+        <w:bidi w:val="0"/>
+        <w:jc w:val="start"/>
+        <w:rPr>
+          <w:rFonts w:ascii="Liberation Serif" w:hAnsi="Liberation Serif" w:eastAsia="Noto Serif CJK SC" w:cs="Noto Sans Devanagari"/>
+          <w:b w:val="false"/>
+          <w:bCs w:val="false"/>
+          <w:sz w:val="24"/>
+          <w:szCs w:val="24"/>
+          <w:u w:val="none"/>
+          <w:lang w:val="hu-HU"/>
+        </w:rPr>
+      </w:pPr>
+      <w:r>
+        <w:rPr>
+          <w:rFonts w:eastAsia="Noto Serif CJK SC" w:cs="Noto Sans Devanagari"/>
+          <w:b w:val="false"/>
+          <w:bCs w:val="false"/>
+          <w:sz w:val="24"/>
+          <w:szCs w:val="24"/>
+          <w:u w:val="none"/>
+          <w:lang w:val="hu-HU"/>
+        </w:rPr>
+        <w:t>vas, kobalt, nikkel</w:t>
+      </w:r>
+    </w:p>
+    <w:p>
+      <w:pPr>
+        <w:pStyle w:val="Normal"/>
+        <w:numPr>
+          <w:ilvl w:val="0"/>
+          <w:numId w:val="0"/>
+        </w:numPr>
+        <w:tabs>
+          <w:tab w:val="clear" w:pos="709"/>
+          <w:tab w:val="left" w:pos="2370" w:leader="none"/>
+        </w:tabs>
+        <w:bidi w:val="0"/>
+        <w:ind w:hanging="0" w:start="1080"/>
+        <w:jc w:val="start"/>
+        <w:rPr>
+          <w:rFonts w:ascii="Liberation Serif" w:hAnsi="Liberation Serif" w:eastAsia="Noto Serif CJK SC" w:cs="Noto Sans Devanagari"/>
+          <w:b w:val="false"/>
+          <w:bCs w:val="false"/>
+          <w:sz w:val="24"/>
+          <w:szCs w:val="24"/>
+          <w:u w:val="none"/>
+          <w:lang w:val="hu-HU"/>
+        </w:rPr>
+      </w:pPr>
+      <w:r>
+        <w:rPr>
+          <w:rFonts w:eastAsia="Noto Serif CJK SC" w:cs="Noto Sans Devanagari"/>
+          <w:b w:val="false"/>
+          <w:bCs w:val="false"/>
+          <w:sz w:val="24"/>
+          <w:szCs w:val="24"/>
+          <w:u w:val="none"/>
+          <w:lang w:val="hu-HU"/>
+        </w:rPr>
+      </w:r>
+    </w:p>
+    <w:p>
+      <w:pPr>
+        <w:pStyle w:val="Normal"/>
+        <w:numPr>
+          <w:ilvl w:val="1"/>
+          <w:numId w:val="25"/>
+        </w:numPr>
+        <w:tabs>
+          <w:tab w:val="clear" w:pos="709"/>
+          <w:tab w:val="left" w:pos="2370" w:leader="none"/>
+        </w:tabs>
+        <w:bidi w:val="0"/>
+        <w:jc w:val="start"/>
+        <w:rPr>
+          <w:rFonts w:eastAsia="Noto Serif CJK SC" w:cs="Noto Sans Devanagari"/>
+          <w:b/>
+          <w:bCs/>
+          <w:sz w:val="24"/>
+          <w:szCs w:val="24"/>
+          <w:u w:val="none"/>
+          <w:lang w:val="hu-HU"/>
+        </w:rPr>
+      </w:pPr>
+      <w:r>
+        <w:rPr>
+          <w:rFonts w:eastAsia="Noto Serif CJK SC" w:cs="Noto Sans Devanagari"/>
+          <w:b/>
+          <w:bCs/>
+          <w:sz w:val="24"/>
+          <w:szCs w:val="24"/>
+          <w:u w:val="none"/>
+          <w:lang w:val="hu-HU"/>
+        </w:rPr>
+        <w:t>Curie-pont</w:t>
+      </w:r>
+    </w:p>
+    <w:p>
+      <w:pPr>
+        <w:pStyle w:val="Normal"/>
+        <w:numPr>
+          <w:ilvl w:val="1"/>
+          <w:numId w:val="25"/>
+        </w:numPr>
+        <w:tabs>
+          <w:tab w:val="clear" w:pos="709"/>
+          <w:tab w:val="left" w:pos="2370" w:leader="none"/>
+        </w:tabs>
+        <w:bidi w:val="0"/>
+        <w:jc w:val="start"/>
+        <w:rPr>
+          <w:rFonts w:ascii="Liberation Serif" w:hAnsi="Liberation Serif" w:eastAsia="Noto Serif CJK SC" w:cs="Noto Sans Devanagari"/>
+          <w:b w:val="false"/>
+          <w:bCs w:val="false"/>
+          <w:sz w:val="24"/>
+          <w:szCs w:val="24"/>
+          <w:u w:val="none"/>
+          <w:lang w:val="hu-HU"/>
+        </w:rPr>
+      </w:pPr>
+      <w:r>
+        <w:rPr>
+          <w:rFonts w:eastAsia="Noto Serif CJK SC" w:cs="Noto Sans Devanagari"/>
+          <w:b w:val="false"/>
+          <w:bCs w:val="false"/>
+          <w:sz w:val="24"/>
+          <w:szCs w:val="24"/>
+          <w:u w:val="none"/>
+          <w:lang w:val="hu-HU"/>
+        </w:rPr>
+        <w:t>Pierre Curie fedezte fel (1895)</w:t>
+      </w:r>
+    </w:p>
+    <w:p>
+      <w:pPr>
+        <w:pStyle w:val="Normal"/>
+        <w:numPr>
+          <w:ilvl w:val="1"/>
+          <w:numId w:val="25"/>
+        </w:numPr>
+        <w:tabs>
+          <w:tab w:val="clear" w:pos="709"/>
+          <w:tab w:val="left" w:pos="2370" w:leader="none"/>
+        </w:tabs>
+        <w:bidi w:val="0"/>
+        <w:jc w:val="start"/>
+        <w:rPr>
+          <w:rFonts w:ascii="Liberation Serif" w:hAnsi="Liberation Serif" w:eastAsia="Noto Serif CJK SC" w:cs="Noto Sans Devanagari"/>
+          <w:b w:val="false"/>
+          <w:bCs w:val="false"/>
+          <w:sz w:val="24"/>
+          <w:szCs w:val="24"/>
+          <w:u w:val="none"/>
+          <w:lang w:val="hu-HU"/>
+        </w:rPr>
+      </w:pPr>
+      <w:r>
+        <w:rPr>
+          <w:rFonts w:eastAsia="Noto Serif CJK SC" w:cs="Noto Sans Devanagari"/>
+          <w:b w:val="false"/>
+          <w:bCs w:val="false"/>
+          <w:sz w:val="24"/>
+          <w:szCs w:val="24"/>
+          <w:u w:val="none"/>
+          <w:lang w:val="hu-HU"/>
+        </w:rPr>
+        <w:t>Az a hőmérséklet, amely felett a ferromágneses anyag paramágnessé válik</w:t>
+      </w:r>
+    </w:p>
+    <w:p>
+      <w:pPr>
+        <w:pStyle w:val="Normal"/>
+        <w:numPr>
+          <w:ilvl w:val="1"/>
+          <w:numId w:val="25"/>
+        </w:numPr>
+        <w:tabs>
+          <w:tab w:val="clear" w:pos="709"/>
+          <w:tab w:val="left" w:pos="2370" w:leader="none"/>
+        </w:tabs>
+        <w:bidi w:val="0"/>
+        <w:jc w:val="start"/>
+        <w:rPr>
+          <w:rFonts w:ascii="Liberation Serif" w:hAnsi="Liberation Serif" w:eastAsia="Noto Serif CJK SC" w:cs="Noto Sans Devanagari"/>
+          <w:b w:val="false"/>
+          <w:bCs w:val="false"/>
+          <w:sz w:val="24"/>
+          <w:szCs w:val="24"/>
+          <w:u w:val="none"/>
+          <w:lang w:val="hu-HU"/>
+        </w:rPr>
+      </w:pPr>
+      <w:r>
+        <w:rPr>
+          <w:rFonts w:eastAsia="Noto Serif CJK SC" w:cs="Noto Sans Devanagari"/>
+          <w:b w:val="false"/>
+          <w:bCs w:val="false"/>
+          <w:sz w:val="24"/>
+          <w:szCs w:val="24"/>
+          <w:u w:val="none"/>
+          <w:lang w:val="hu-HU"/>
+        </w:rPr>
+        <w:t>Vas Curie-pontja: 769 °C</w:t>
+      </w:r>
+    </w:p>
+    <w:p>
+      <w:pPr>
+        <w:pStyle w:val="Normal"/>
+        <w:numPr>
+          <w:ilvl w:val="0"/>
+          <w:numId w:val="0"/>
+        </w:numPr>
+        <w:tabs>
+          <w:tab w:val="clear" w:pos="709"/>
+          <w:tab w:val="left" w:pos="2370" w:leader="none"/>
+        </w:tabs>
+        <w:bidi w:val="0"/>
+        <w:ind w:hanging="0" w:start="1080"/>
+        <w:jc w:val="start"/>
+        <w:rPr>
+          <w:rFonts w:ascii="Liberation Serif" w:hAnsi="Liberation Serif" w:eastAsia="Noto Serif CJK SC" w:cs="Noto Sans Devanagari"/>
+          <w:b w:val="false"/>
+          <w:bCs w:val="false"/>
+          <w:sz w:val="24"/>
+          <w:szCs w:val="24"/>
+          <w:u w:val="none"/>
+          <w:lang w:val="hu-HU"/>
+        </w:rPr>
+      </w:pPr>
+      <w:r>
+        <w:rPr>
+          <w:rFonts w:eastAsia="Noto Serif CJK SC" w:cs="Noto Sans Devanagari"/>
+          <w:b w:val="false"/>
+          <w:bCs w:val="false"/>
+          <w:sz w:val="24"/>
+          <w:szCs w:val="24"/>
+          <w:u w:val="none"/>
+          <w:lang w:val="hu-HU"/>
+        </w:rPr>
+      </w:r>
+    </w:p>
+    <w:p>
+      <w:pPr>
+        <w:pStyle w:val="Normal"/>
+        <w:numPr>
+          <w:ilvl w:val="1"/>
+          <w:numId w:val="25"/>
+        </w:numPr>
+        <w:tabs>
+          <w:tab w:val="clear" w:pos="709"/>
+          <w:tab w:val="left" w:pos="2370" w:leader="none"/>
+        </w:tabs>
+        <w:bidi w:val="0"/>
+        <w:jc w:val="start"/>
+        <w:rPr>
+          <w:rFonts w:eastAsia="Noto Serif CJK SC" w:cs="Noto Sans Devanagari"/>
+          <w:b/>
+          <w:bCs/>
+          <w:sz w:val="24"/>
+          <w:szCs w:val="24"/>
+          <w:u w:val="none"/>
+          <w:lang w:val="hu-HU"/>
+        </w:rPr>
+      </w:pPr>
+      <w:r>
+        <w:rPr>
+          <w:rFonts w:eastAsia="Noto Serif CJK SC" w:cs="Noto Sans Devanagari"/>
+          <w:b/>
+          <w:bCs/>
+          <w:sz w:val="24"/>
+          <w:szCs w:val="24"/>
+          <w:u w:val="none"/>
+          <w:lang w:val="hu-HU"/>
+        </w:rPr>
+        <w:t>Elektromágnes</w:t>
+      </w:r>
+    </w:p>
+    <w:p>
+      <w:pPr>
+        <w:pStyle w:val="Normal"/>
+        <w:numPr>
+          <w:ilvl w:val="1"/>
+          <w:numId w:val="25"/>
+        </w:numPr>
+        <w:tabs>
+          <w:tab w:val="clear" w:pos="709"/>
+          <w:tab w:val="left" w:pos="2370" w:leader="none"/>
+        </w:tabs>
+        <w:bidi w:val="0"/>
+        <w:jc w:val="start"/>
+        <w:rPr>
+          <w:rFonts w:ascii="Liberation Serif" w:hAnsi="Liberation Serif" w:eastAsia="Noto Serif CJK SC" w:cs="Noto Sans Devanagari"/>
+          <w:b w:val="false"/>
+          <w:bCs w:val="false"/>
+          <w:sz w:val="24"/>
+          <w:szCs w:val="24"/>
+          <w:u w:val="none"/>
+          <w:lang w:val="hu-HU"/>
+        </w:rPr>
+      </w:pPr>
+      <w:r>
+        <w:rPr>
+          <w:rFonts w:eastAsia="Noto Serif CJK SC" w:cs="Noto Sans Devanagari"/>
+          <w:b w:val="false"/>
+          <w:bCs w:val="false"/>
+          <w:sz w:val="24"/>
+          <w:szCs w:val="24"/>
+          <w:u w:val="none"/>
+          <w:lang w:val="hu-HU"/>
+        </w:rPr>
+        <w:t>Vasmaggal ellátott áramjárta tekercs</w:t>
+      </w:r>
+    </w:p>
+    <w:p>
+      <w:pPr>
+        <w:pStyle w:val="Normal"/>
+        <w:numPr>
+          <w:ilvl w:val="1"/>
+          <w:numId w:val="25"/>
+        </w:numPr>
+        <w:tabs>
+          <w:tab w:val="clear" w:pos="709"/>
+          <w:tab w:val="left" w:pos="2370" w:leader="none"/>
+        </w:tabs>
+        <w:bidi w:val="0"/>
+        <w:jc w:val="start"/>
+        <w:rPr>
+          <w:rFonts w:ascii="Liberation Serif" w:hAnsi="Liberation Serif" w:eastAsia="Noto Serif CJK SC" w:cs="Noto Sans Devanagari"/>
+          <w:b w:val="false"/>
+          <w:bCs w:val="false"/>
+          <w:sz w:val="24"/>
+          <w:szCs w:val="24"/>
+          <w:u w:val="none"/>
+          <w:lang w:val="hu-HU"/>
+        </w:rPr>
+      </w:pPr>
+      <w:r>
+        <w:rPr>
+          <w:rFonts w:eastAsia="Noto Serif CJK SC" w:cs="Noto Sans Devanagari"/>
+          <w:b w:val="false"/>
+          <w:bCs w:val="false"/>
+          <w:sz w:val="24"/>
+          <w:szCs w:val="24"/>
+          <w:u w:val="none"/>
+          <w:lang w:val="hu-HU"/>
+        </w:rPr>
+        <w:t>Szabályozható erősségű</w:t>
+      </w:r>
+    </w:p>
+    <w:p>
+      <w:pPr>
+        <w:pStyle w:val="Normal"/>
+        <w:numPr>
+          <w:ilvl w:val="1"/>
+          <w:numId w:val="25"/>
+        </w:numPr>
+        <w:tabs>
+          <w:tab w:val="clear" w:pos="709"/>
+          <w:tab w:val="left" w:pos="2370" w:leader="none"/>
+        </w:tabs>
+        <w:bidi w:val="0"/>
+        <w:jc w:val="start"/>
+        <w:rPr>
+          <w:rFonts w:ascii="Liberation Serif" w:hAnsi="Liberation Serif" w:eastAsia="Noto Serif CJK SC" w:cs="Noto Sans Devanagari"/>
+          <w:b w:val="false"/>
+          <w:bCs w:val="false"/>
+          <w:sz w:val="24"/>
+          <w:szCs w:val="24"/>
+          <w:u w:val="none"/>
+          <w:lang w:val="hu-HU"/>
+        </w:rPr>
+      </w:pPr>
+      <w:r>
+        <w:rPr>
+          <w:rFonts w:eastAsia="Noto Serif CJK SC" w:cs="Noto Sans Devanagari"/>
+          <w:b w:val="false"/>
+          <w:bCs w:val="false"/>
+          <w:sz w:val="24"/>
+          <w:szCs w:val="24"/>
+          <w:u w:val="none"/>
+          <w:lang w:val="hu-HU"/>
+        </w:rPr>
+        <w:t>Ki- és bekapcsolható</w:t>
+      </w:r>
+    </w:p>
+    <w:p>
+      <w:pPr>
+        <w:pStyle w:val="Normal"/>
+        <w:numPr>
+          <w:ilvl w:val="1"/>
+          <w:numId w:val="25"/>
+        </w:numPr>
+        <w:tabs>
+          <w:tab w:val="clear" w:pos="709"/>
+          <w:tab w:val="left" w:pos="2370" w:leader="none"/>
+        </w:tabs>
+        <w:bidi w:val="0"/>
+        <w:jc w:val="start"/>
+        <w:rPr>
+          <w:rFonts w:ascii="Liberation Serif" w:hAnsi="Liberation Serif" w:eastAsia="Noto Serif CJK SC" w:cs="Noto Sans Devanagari"/>
+          <w:b w:val="false"/>
+          <w:bCs w:val="false"/>
+          <w:sz w:val="24"/>
+          <w:szCs w:val="24"/>
+          <w:u w:val="none"/>
+          <w:lang w:val="hu-HU"/>
+        </w:rPr>
+      </w:pPr>
+      <w:r>
+        <w:rPr>
+          <w:rFonts w:eastAsia="Noto Serif CJK SC" w:cs="Noto Sans Devanagari"/>
+          <w:b w:val="false"/>
+          <w:bCs w:val="false"/>
+          <w:sz w:val="24"/>
+          <w:szCs w:val="24"/>
+          <w:u w:val="none"/>
+          <w:lang w:val="hu-HU"/>
+        </w:rPr>
+        <w:t>Pólusai felcserélhetők</w:t>
+      </w:r>
+    </w:p>
+    <w:p>
+      <w:pPr>
+        <w:pStyle w:val="Normal"/>
+        <w:numPr>
+          <w:ilvl w:val="0"/>
+          <w:numId w:val="0"/>
+        </w:numPr>
+        <w:tabs>
+          <w:tab w:val="clear" w:pos="709"/>
+          <w:tab w:val="left" w:pos="2370" w:leader="none"/>
+        </w:tabs>
+        <w:bidi w:val="0"/>
+        <w:ind w:hanging="0" w:start="1080"/>
+        <w:jc w:val="start"/>
+        <w:rPr>
+          <w:rFonts w:ascii="Liberation Serif" w:hAnsi="Liberation Serif" w:eastAsia="Noto Serif CJK SC" w:cs="Noto Sans Devanagari"/>
+          <w:b w:val="false"/>
+          <w:bCs w:val="false"/>
+          <w:sz w:val="24"/>
+          <w:szCs w:val="24"/>
+          <w:u w:val="none"/>
+          <w:lang w:val="hu-HU"/>
+        </w:rPr>
+      </w:pPr>
+      <w:r>
+        <w:rPr>
+          <w:rFonts w:eastAsia="Noto Serif CJK SC" w:cs="Noto Sans Devanagari"/>
+          <w:b w:val="false"/>
+          <w:bCs w:val="false"/>
+          <w:sz w:val="24"/>
+          <w:szCs w:val="24"/>
+          <w:u w:val="none"/>
+          <w:lang w:val="hu-HU"/>
+        </w:rPr>
+      </w:r>
+    </w:p>
+    <w:p>
+      <w:pPr>
+        <w:pStyle w:val="Normal"/>
+        <w:numPr>
+          <w:ilvl w:val="1"/>
+          <w:numId w:val="25"/>
+        </w:numPr>
+        <w:tabs>
+          <w:tab w:val="clear" w:pos="709"/>
+          <w:tab w:val="left" w:pos="2370" w:leader="none"/>
+        </w:tabs>
+        <w:bidi w:val="0"/>
+        <w:jc w:val="start"/>
+        <w:rPr>
+          <w:rFonts w:eastAsia="Noto Serif CJK SC" w:cs="Noto Sans Devanagari"/>
+          <w:b/>
+          <w:bCs/>
+          <w:sz w:val="24"/>
+          <w:szCs w:val="24"/>
+          <w:u w:val="none"/>
+          <w:lang w:val="hu-HU"/>
+        </w:rPr>
+      </w:pPr>
+      <w:r>
+        <w:rPr>
+          <w:rFonts w:eastAsia="Noto Serif CJK SC" w:cs="Noto Sans Devanagari"/>
+          <w:b/>
+          <w:bCs/>
+          <w:sz w:val="24"/>
+          <w:szCs w:val="24"/>
+          <w:u w:val="none"/>
+          <w:lang w:val="hu-HU"/>
+        </w:rPr>
+        <w:t>Elektromágnesek alkalmazása</w:t>
+      </w:r>
+    </w:p>
+    <w:p>
+      <w:pPr>
+        <w:pStyle w:val="Normal"/>
+        <w:numPr>
+          <w:ilvl w:val="1"/>
+          <w:numId w:val="25"/>
+        </w:numPr>
+        <w:tabs>
+          <w:tab w:val="clear" w:pos="709"/>
+          <w:tab w:val="left" w:pos="2370" w:leader="none"/>
+        </w:tabs>
+        <w:bidi w:val="0"/>
+        <w:jc w:val="start"/>
+        <w:rPr>
+          <w:rFonts w:ascii="Liberation Serif" w:hAnsi="Liberation Serif" w:eastAsia="Noto Serif CJK SC" w:cs="Noto Sans Devanagari"/>
+          <w:b w:val="false"/>
+          <w:bCs w:val="false"/>
+          <w:sz w:val="24"/>
+          <w:szCs w:val="24"/>
+          <w:u w:val="none"/>
+          <w:lang w:val="hu-HU"/>
+        </w:rPr>
+      </w:pPr>
+      <w:r>
+        <w:rPr>
+          <w:rFonts w:eastAsia="Noto Serif CJK SC" w:cs="Noto Sans Devanagari"/>
+          <w:b w:val="false"/>
+          <w:bCs w:val="false"/>
+          <w:sz w:val="24"/>
+          <w:szCs w:val="24"/>
+          <w:u w:val="none"/>
+          <w:lang w:val="hu-HU"/>
+        </w:rPr>
+        <w:t>Elektromágneses emelő</w:t>
+      </w:r>
+    </w:p>
+    <w:p>
+      <w:pPr>
+        <w:pStyle w:val="Normal"/>
+        <w:numPr>
+          <w:ilvl w:val="1"/>
+          <w:numId w:val="25"/>
+        </w:numPr>
+        <w:tabs>
+          <w:tab w:val="clear" w:pos="709"/>
+          <w:tab w:val="left" w:pos="2370" w:leader="none"/>
+        </w:tabs>
+        <w:bidi w:val="0"/>
+        <w:jc w:val="start"/>
+        <w:rPr>
+          <w:rFonts w:ascii="Liberation Serif" w:hAnsi="Liberation Serif" w:eastAsia="Noto Serif CJK SC" w:cs="Noto Sans Devanagari"/>
+          <w:b w:val="false"/>
+          <w:bCs w:val="false"/>
+          <w:sz w:val="24"/>
+          <w:szCs w:val="24"/>
+          <w:u w:val="none"/>
+          <w:lang w:val="hu-HU"/>
+        </w:rPr>
+      </w:pPr>
+      <w:r>
+        <w:rPr>
+          <w:rFonts w:eastAsia="Noto Serif CJK SC" w:cs="Noto Sans Devanagari"/>
+          <w:b w:val="false"/>
+          <w:bCs w:val="false"/>
+          <w:sz w:val="24"/>
+          <w:szCs w:val="24"/>
+          <w:u w:val="none"/>
+          <w:lang w:val="hu-HU"/>
+        </w:rPr>
+        <w:t>Elektromos csengő</w:t>
+      </w:r>
+    </w:p>
+    <w:p>
+      <w:pPr>
+        <w:pStyle w:val="Normal"/>
+        <w:numPr>
+          <w:ilvl w:val="1"/>
+          <w:numId w:val="25"/>
+        </w:numPr>
+        <w:tabs>
+          <w:tab w:val="clear" w:pos="709"/>
+          <w:tab w:val="left" w:pos="2370" w:leader="none"/>
+        </w:tabs>
+        <w:bidi w:val="0"/>
+        <w:jc w:val="start"/>
+        <w:rPr>
+          <w:rFonts w:ascii="Liberation Serif" w:hAnsi="Liberation Serif" w:eastAsia="Noto Serif CJK SC" w:cs="Noto Sans Devanagari"/>
+          <w:b w:val="false"/>
+          <w:bCs w:val="false"/>
+          <w:sz w:val="24"/>
+          <w:szCs w:val="24"/>
+          <w:u w:val="none"/>
+          <w:lang w:val="hu-HU"/>
+        </w:rPr>
+      </w:pPr>
+      <w:r>
+        <w:rPr>
+          <w:rFonts w:eastAsia="Noto Serif CJK SC" w:cs="Noto Sans Devanagari"/>
+          <w:b w:val="false"/>
+          <w:bCs w:val="false"/>
+          <w:sz w:val="24"/>
+          <w:szCs w:val="24"/>
+          <w:u w:val="none"/>
+          <w:lang w:val="hu-HU"/>
+        </w:rPr>
+        <w:t>Relé (távkapcsoló)</w:t>
+      </w:r>
+    </w:p>
+    <w:p>
+      <w:pPr>
+        <w:pStyle w:val="Normal"/>
+        <w:numPr>
+          <w:ilvl w:val="1"/>
+          <w:numId w:val="25"/>
+        </w:numPr>
+        <w:tabs>
+          <w:tab w:val="clear" w:pos="709"/>
+          <w:tab w:val="left" w:pos="2370" w:leader="none"/>
+        </w:tabs>
+        <w:bidi w:val="0"/>
+        <w:jc w:val="start"/>
+        <w:rPr>
+          <w:rFonts w:ascii="Liberation Serif" w:hAnsi="Liberation Serif" w:eastAsia="Noto Serif CJK SC" w:cs="Noto Sans Devanagari"/>
+          <w:b w:val="false"/>
+          <w:bCs w:val="false"/>
+          <w:sz w:val="24"/>
+          <w:szCs w:val="24"/>
+          <w:u w:val="none"/>
+          <w:lang w:val="hu-HU"/>
+        </w:rPr>
+      </w:pPr>
+      <w:r>
+        <w:rPr>
+          <w:rFonts w:eastAsia="Noto Serif CJK SC" w:cs="Noto Sans Devanagari"/>
+          <w:b w:val="false"/>
+          <w:bCs w:val="false"/>
+          <w:sz w:val="24"/>
+          <w:szCs w:val="24"/>
+          <w:u w:val="none"/>
+          <w:lang w:val="hu-HU"/>
+        </w:rPr>
+        <w:t>Automata biztosíték</w:t>
+      </w:r>
+    </w:p>
+    <w:p>
+      <w:pPr>
+        <w:pStyle w:val="Normal"/>
+        <w:numPr>
+          <w:ilvl w:val="1"/>
+          <w:numId w:val="25"/>
+        </w:numPr>
+        <w:tabs>
+          <w:tab w:val="clear" w:pos="709"/>
+          <w:tab w:val="left" w:pos="2370" w:leader="none"/>
+        </w:tabs>
+        <w:bidi w:val="0"/>
+        <w:jc w:val="start"/>
+        <w:rPr>
+          <w:rFonts w:ascii="Liberation Serif" w:hAnsi="Liberation Serif" w:eastAsia="Noto Serif CJK SC" w:cs="Noto Sans Devanagari"/>
+          <w:b w:val="false"/>
+          <w:bCs w:val="false"/>
+          <w:sz w:val="24"/>
+          <w:szCs w:val="24"/>
+          <w:u w:val="none"/>
+          <w:lang w:val="hu-HU"/>
+        </w:rPr>
+      </w:pPr>
+      <w:r>
+        <w:rPr>
+          <w:rFonts w:eastAsia="Noto Serif CJK SC" w:cs="Noto Sans Devanagari"/>
+          <w:b w:val="false"/>
+          <w:bCs w:val="false"/>
+          <w:sz w:val="24"/>
+          <w:szCs w:val="24"/>
+          <w:u w:val="none"/>
+          <w:lang w:val="hu-HU"/>
+        </w:rPr>
+        <w:t xml:space="preserve">▪ </w:t>
+      </w:r>
+      <w:r>
+        <w:rPr>
+          <w:rFonts w:eastAsia="Noto Serif CJK SC" w:cs="Noto Sans Devanagari"/>
+          <w:b w:val="false"/>
+          <w:bCs w:val="false"/>
+          <w:sz w:val="24"/>
+          <w:szCs w:val="24"/>
+          <w:u w:val="none"/>
+          <w:lang w:val="hu-HU"/>
+        </w:rPr>
+        <w:t>Telefon (mikrofon és fülhallgató működése)</w:t>
       </w:r>
     </w:p>
     <w:sectPr>
@@ -16926,6 +20517,14 @@
     <w:qFormat/>
     <w:rPr>
       <w:rFonts w:ascii="OpenSymbol" w:hAnsi="OpenSymbol" w:eastAsia="OpenSymbol" w:cs="OpenSymbol"/>
+    </w:rPr>
+  </w:style>
+  <w:style w:type="character" w:styleId="Strong">
+    <w:name w:val="Strong"/>
+    <w:qFormat/>
+    <w:rPr>
+      <w:b/>
+      <w:bCs/>
     </w:rPr>
   </w:style>
   <w:style w:type="paragraph" w:styleId="Heading">

--- a/fizika11.docx
+++ b/fizika11.docx
@@ -4149,7 +4149,7 @@
         <w:pStyle w:val="Normal"/>
         <w:widowControl/>
         <w:suppressAutoHyphens w:val="true"/>
-        <w:overflowPunct w:val="true"/>
+        <w:overflowPunct w:val="false"/>
         <w:bidi w:val="0"/>
         <w:spacing w:before="0" w:after="0"/>
         <w:ind w:hanging="0" w:start="0" w:end="0"/>
@@ -13461,31 +13461,7 @@
           <w:u w:val="none"/>
           <w:lang w:val="hu-HU"/>
         </w:rPr>
-        <w:t xml:space="preserve">Jele: </w:t>
-      </w:r>
-      <w:r>
-        <w:rPr>
-          <w:rFonts w:eastAsia="Noto Serif CJK SC" w:cs="Noto Sans Devanagari"/>
-          <w:b w:val="false"/>
-          <w:bCs w:val="false"/>
-          <w:sz w:val="24"/>
-          <w:szCs w:val="24"/>
-          <w:u w:val="none"/>
-          <w:lang w:val="hu-HU"/>
-        </w:rPr>
-        <w:t>φ</w:t>
-      </w:r>
-      <w:r>
-        <w:rPr>
-          <w:rFonts w:eastAsia="Noto Serif CJK SC" w:cs="Noto Sans Devanagari"/>
-          <w:b w:val="false"/>
-          <w:bCs w:val="false"/>
-          <w:sz w:val="24"/>
-          <w:szCs w:val="24"/>
-          <w:u w:val="none"/>
-          <w:lang w:val="hu-HU"/>
-        </w:rPr>
-        <w:t xml:space="preserve"> = B*A; A – felület</w:t>
+        <w:t>Jele: φ = B*A; A – felület</w:t>
       </w:r>
     </w:p>
     <w:p>
@@ -13593,19 +13569,7 @@
           <w:u w:val="none"/>
           <w:lang w:val="hu-HU"/>
         </w:rPr>
-        <w:t xml:space="preserve">A tekercs belsejáben homogén mágneses mező (a mágneses indukcióvektor nagysága és iránya állandó: B = </w:t>
-      </w:r>
-      <w:r>
-        <w:rPr>
-          <w:rFonts w:eastAsia="Noto Serif CJK SC" w:cs="Noto Sans Devanagari"/>
-          <w:b w:val="false"/>
-          <w:bCs w:val="false"/>
-          <w:sz w:val="24"/>
-          <w:szCs w:val="24"/>
-          <w:u w:val="none"/>
-          <w:lang w:val="hu-HU"/>
-        </w:rPr>
-        <w:t>μ</w:t>
+        <w:t>A tekercs belsejáben homogén mágneses mező (a mágneses indukcióvektor nagysága és iránya állandó: B = μ</w:t>
       </w:r>
       <w:r>
         <w:rPr>
@@ -14532,7 +14496,19 @@
           <w:u w:val="none"/>
           <w:lang w:val="hu-HU"/>
         </w:rPr>
-        <w:t>Hosszú, egyenes áramjárta vezető mágneses mezője</w:t>
+        <w:t>E</w:t>
+      </w:r>
+      <w:r>
+        <w:rPr>
+          <w:rFonts w:eastAsia="Noto Serif CJK SC" w:cs="Noto Sans Devanagari"/>
+          <w:b/>
+          <w:bCs/>
+          <w:sz w:val="24"/>
+          <w:szCs w:val="24"/>
+          <w:u w:val="none"/>
+          <w:lang w:val="hu-HU"/>
+        </w:rPr>
+        <w:t>gyenes áramvezető mágneses mezője</w:t>
       </w:r>
     </w:p>
     <w:p>
@@ -20491,7 +20467,7 @@
     <w:pPr>
       <w:widowControl/>
       <w:suppressAutoHyphens w:val="true"/>
-      <w:overflowPunct w:val="true"/>
+      <w:overflowPunct w:val="false"/>
       <w:bidi w:val="0"/>
       <w:spacing w:before="0" w:after="0"/>
       <w:jc w:val="start"/>
@@ -20505,15 +20481,15 @@
       <w:lang w:val="en-US" w:eastAsia="zh-CN" w:bidi="hi-IN"/>
     </w:rPr>
   </w:style>
-  <w:style w:type="character" w:styleId="Bulletsuser">
-    <w:name w:val="Bullets (user)"/>
+  <w:style w:type="character" w:styleId="Bullets">
+    <w:name w:val="Bullets"/>
     <w:qFormat/>
     <w:rPr>
       <w:rFonts w:ascii="OpenSymbol" w:hAnsi="OpenSymbol" w:eastAsia="OpenSymbol" w:cs="OpenSymbol"/>
     </w:rPr>
   </w:style>
-  <w:style w:type="character" w:styleId="Bullets">
-    <w:name w:val="Bullets"/>
+  <w:style w:type="character" w:styleId="Bulletsuser">
+    <w:name w:val="Bullets (user)"/>
     <w:qFormat/>
     <w:rPr>
       <w:rFonts w:ascii="OpenSymbol" w:hAnsi="OpenSymbol" w:eastAsia="OpenSymbol" w:cs="OpenSymbol"/>

--- a/fizika11.docx
+++ b/fizika11.docx
@@ -129,7 +129,6 @@
           <w:bCs/>
           <w:position w:val="0"/>
           <w:sz w:val="24"/>
-          <w:sz w:val="24"/>
           <w:szCs w:val="24"/>
           <w:u w:val="single"/>
           <w:vertAlign w:val="baseline"/>
@@ -142,7 +141,6 @@
           <w:b w:val="false"/>
           <w:bCs w:val="false"/>
           <w:position w:val="0"/>
-          <w:sz w:val="24"/>
           <w:sz w:val="24"/>
           <w:szCs w:val="24"/>
           <w:u w:val="none"/>
@@ -962,7 +960,6 @@
           <w:b/>
           <w:bCs/>
           <w:position w:val="0"/>
-          <w:sz w:val="24"/>
           <w:sz w:val="24"/>
           <w:szCs w:val="24"/>
           <w:u w:val="none"/>
@@ -1025,7 +1022,6 @@
           <w:bCs/>
           <w:position w:val="0"/>
           <w:sz w:val="24"/>
-          <w:sz w:val="24"/>
           <w:szCs w:val="24"/>
           <w:u w:val="none"/>
           <w:vertAlign w:val="baseline"/>
@@ -1158,7 +1154,6 @@
           <w:bCs w:val="false"/>
           <w:position w:val="0"/>
           <w:sz w:val="24"/>
-          <w:sz w:val="24"/>
           <w:szCs w:val="24"/>
           <w:u w:val="none"/>
           <w:vertAlign w:val="baseline"/>
@@ -1307,7 +1302,6 @@
           <w:bCs w:val="false"/>
           <w:position w:val="0"/>
           <w:sz w:val="24"/>
-          <w:sz w:val="24"/>
           <w:szCs w:val="24"/>
           <w:u w:val="none"/>
           <w:vertAlign w:val="baseline"/>
@@ -1332,7 +1326,6 @@
           <w:b w:val="false"/>
           <w:bCs w:val="false"/>
           <w:position w:val="0"/>
-          <w:sz w:val="24"/>
           <w:sz w:val="24"/>
           <w:szCs w:val="24"/>
           <w:u w:val="none"/>
@@ -1423,7 +1416,6 @@
           <w:bCs w:val="false"/>
           <w:position w:val="0"/>
           <w:sz w:val="24"/>
-          <w:sz w:val="24"/>
           <w:szCs w:val="24"/>
           <w:u w:val="none"/>
           <w:vertAlign w:val="baseline"/>
@@ -1448,7 +1440,6 @@
           <w:b w:val="false"/>
           <w:bCs w:val="false"/>
           <w:position w:val="0"/>
-          <w:sz w:val="24"/>
           <w:sz w:val="24"/>
           <w:szCs w:val="24"/>
           <w:u w:val="none"/>
@@ -1546,7 +1537,6 @@
           <w:bCs w:val="false"/>
           <w:position w:val="0"/>
           <w:sz w:val="24"/>
-          <w:sz w:val="24"/>
           <w:szCs w:val="24"/>
           <w:u w:val="none"/>
           <w:vertAlign w:val="baseline"/>
@@ -1572,7 +1562,6 @@
           <w:bCs w:val="false"/>
           <w:position w:val="0"/>
           <w:sz w:val="24"/>
-          <w:sz w:val="24"/>
           <w:szCs w:val="24"/>
           <w:u w:val="none"/>
           <w:vertAlign w:val="baseline"/>
@@ -1597,7 +1586,6 @@
           <w:b w:val="false"/>
           <w:bCs w:val="false"/>
           <w:position w:val="0"/>
-          <w:sz w:val="24"/>
           <w:sz w:val="24"/>
           <w:szCs w:val="24"/>
           <w:u w:val="none"/>
@@ -1654,7 +1642,6 @@
           <w:bCs/>
           <w:position w:val="0"/>
           <w:sz w:val="24"/>
-          <w:sz w:val="24"/>
           <w:szCs w:val="24"/>
           <w:u w:val="none"/>
           <w:vertAlign w:val="baseline"/>
@@ -1731,7 +1718,6 @@
           <w:bCs w:val="false"/>
           <w:position w:val="0"/>
           <w:sz w:val="24"/>
-          <w:sz w:val="24"/>
           <w:szCs w:val="24"/>
           <w:u w:val="none"/>
           <w:vertAlign w:val="baseline"/>
@@ -1756,7 +1742,6 @@
           <w:b w:val="false"/>
           <w:bCs w:val="false"/>
           <w:position w:val="0"/>
-          <w:sz w:val="24"/>
           <w:sz w:val="24"/>
           <w:szCs w:val="24"/>
           <w:u w:val="none"/>
@@ -1885,7 +1870,6 @@
           <w:bCs w:val="false"/>
           <w:position w:val="0"/>
           <w:sz w:val="24"/>
-          <w:sz w:val="24"/>
           <w:szCs w:val="24"/>
           <w:u w:val="none"/>
           <w:vertAlign w:val="baseline"/>
@@ -1911,7 +1895,6 @@
           <w:bCs w:val="false"/>
           <w:position w:val="0"/>
           <w:sz w:val="24"/>
-          <w:sz w:val="24"/>
           <w:szCs w:val="24"/>
           <w:u w:val="none"/>
           <w:vertAlign w:val="baseline"/>
@@ -1949,7 +1932,6 @@
           <w:bCs w:val="false"/>
           <w:position w:val="0"/>
           <w:sz w:val="24"/>
-          <w:sz w:val="24"/>
           <w:szCs w:val="24"/>
           <w:u w:val="none"/>
           <w:vertAlign w:val="baseline"/>
@@ -2001,7 +1983,6 @@
           <w:bCs w:val="false"/>
           <w:position w:val="0"/>
           <w:sz w:val="24"/>
-          <w:sz w:val="24"/>
           <w:szCs w:val="24"/>
           <w:u w:val="none"/>
           <w:vertAlign w:val="baseline"/>
@@ -2027,7 +2008,6 @@
           <w:bCs w:val="false"/>
           <w:position w:val="0"/>
           <w:sz w:val="24"/>
-          <w:sz w:val="24"/>
           <w:szCs w:val="24"/>
           <w:u w:val="none"/>
           <w:vertAlign w:val="baseline"/>
@@ -2103,7 +2083,6 @@
           <w:bCs w:val="false"/>
           <w:position w:val="0"/>
           <w:sz w:val="24"/>
-          <w:sz w:val="24"/>
           <w:szCs w:val="24"/>
           <w:u w:val="none"/>
           <w:vertAlign w:val="baseline"/>
@@ -2227,7 +2206,6 @@
           <w:b w:val="false"/>
           <w:bCs w:val="false"/>
           <w:position w:val="0"/>
-          <w:sz w:val="24"/>
           <w:sz w:val="24"/>
           <w:szCs w:val="24"/>
           <w:u w:val="none"/>
@@ -2356,7 +2334,6 @@
           <w:bCs w:val="false"/>
           <w:position w:val="0"/>
           <w:sz w:val="24"/>
-          <w:sz w:val="24"/>
           <w:szCs w:val="24"/>
           <w:u w:val="none"/>
           <w:vertAlign w:val="baseline"/>
@@ -2382,7 +2359,6 @@
           <w:bCs w:val="false"/>
           <w:position w:val="0"/>
           <w:sz w:val="24"/>
-          <w:sz w:val="24"/>
           <w:szCs w:val="24"/>
           <w:u w:val="none"/>
           <w:vertAlign w:val="baseline"/>
@@ -2434,7 +2410,6 @@
           <w:bCs w:val="false"/>
           <w:position w:val="0"/>
           <w:sz w:val="24"/>
-          <w:sz w:val="24"/>
           <w:szCs w:val="24"/>
           <w:u w:val="none"/>
           <w:vertAlign w:val="baseline"/>
@@ -2498,7 +2473,6 @@
           <w:bCs w:val="false"/>
           <w:position w:val="0"/>
           <w:sz w:val="24"/>
-          <w:sz w:val="24"/>
           <w:szCs w:val="24"/>
           <w:u w:val="none"/>
           <w:vertAlign w:val="baseline"/>
@@ -2562,7 +2536,6 @@
           <w:bCs w:val="false"/>
           <w:position w:val="0"/>
           <w:sz w:val="24"/>
-          <w:sz w:val="24"/>
           <w:szCs w:val="24"/>
           <w:u w:val="none"/>
           <w:vertAlign w:val="baseline"/>
@@ -2588,7 +2561,6 @@
           <w:bCs w:val="false"/>
           <w:position w:val="0"/>
           <w:sz w:val="24"/>
-          <w:sz w:val="24"/>
           <w:szCs w:val="24"/>
           <w:u w:val="none"/>
           <w:vertAlign w:val="baseline"/>
@@ -2628,7 +2600,6 @@
           <w:bCs w:val="false"/>
           <w:position w:val="0"/>
           <w:sz w:val="24"/>
-          <w:sz w:val="24"/>
           <w:szCs w:val="24"/>
           <w:u w:val="none"/>
           <w:vertAlign w:val="baseline"/>
@@ -2653,7 +2624,6 @@
           <w:b w:val="false"/>
           <w:bCs w:val="false"/>
           <w:position w:val="0"/>
-          <w:sz w:val="24"/>
           <w:sz w:val="24"/>
           <w:szCs w:val="24"/>
           <w:u w:val="none"/>
@@ -4149,7 +4119,7 @@
         <w:pStyle w:val="Normal"/>
         <w:widowControl/>
         <w:suppressAutoHyphens w:val="true"/>
-        <w:overflowPunct w:val="false"/>
+        <w:overflowPunct w:val="true"/>
         <w:bidi w:val="0"/>
         <w:spacing w:before="0" w:after="0"/>
         <w:ind w:hanging="0" w:start="0" w:end="0"/>
@@ -4320,7 +4290,6 @@
           <w:bCs w:val="false"/>
           <w:position w:val="0"/>
           <w:sz w:val="24"/>
-          <w:sz w:val="24"/>
           <w:szCs w:val="24"/>
           <w:u w:val="none"/>
           <w:vertAlign w:val="baseline"/>
@@ -4346,7 +4315,6 @@
           <w:bCs w:val="false"/>
           <w:position w:val="0"/>
           <w:sz w:val="24"/>
-          <w:sz w:val="24"/>
           <w:szCs w:val="24"/>
           <w:u w:val="none"/>
           <w:vertAlign w:val="baseline"/>
@@ -4372,7 +4340,6 @@
           <w:bCs w:val="false"/>
           <w:position w:val="0"/>
           <w:sz w:val="24"/>
-          <w:sz w:val="24"/>
           <w:szCs w:val="24"/>
           <w:u w:val="none"/>
           <w:vertAlign w:val="baseline"/>
@@ -4569,7 +4536,6 @@
           <w:bCs w:val="false"/>
           <w:position w:val="0"/>
           <w:sz w:val="24"/>
-          <w:sz w:val="24"/>
           <w:szCs w:val="24"/>
           <w:u w:val="none"/>
           <w:vertAlign w:val="baseline"/>
@@ -4610,7 +4576,6 @@
           <w:bCs w:val="false"/>
           <w:position w:val="0"/>
           <w:sz w:val="24"/>
-          <w:sz w:val="24"/>
           <w:szCs w:val="24"/>
           <w:u w:val="none"/>
           <w:vertAlign w:val="baseline"/>
@@ -4646,7 +4611,6 @@
           <w:bCs w:val="false"/>
           <w:position w:val="0"/>
           <w:sz w:val="24"/>
-          <w:sz w:val="24"/>
           <w:szCs w:val="24"/>
           <w:u w:val="none"/>
           <w:vertAlign w:val="baseline"/>
@@ -4672,7 +4636,6 @@
           <w:bCs w:val="false"/>
           <w:position w:val="0"/>
           <w:sz w:val="24"/>
-          <w:sz w:val="24"/>
           <w:szCs w:val="24"/>
           <w:u w:val="none"/>
           <w:vertAlign w:val="baseline"/>
@@ -4698,7 +4661,6 @@
           <w:bCs w:val="false"/>
           <w:position w:val="0"/>
           <w:sz w:val="24"/>
-          <w:sz w:val="24"/>
           <w:szCs w:val="24"/>
           <w:u w:val="none"/>
           <w:vertAlign w:val="baseline"/>
@@ -4756,7 +4718,6 @@
           <w:bCs w:val="false"/>
           <w:position w:val="0"/>
           <w:sz w:val="24"/>
-          <w:sz w:val="24"/>
           <w:szCs w:val="24"/>
           <w:u w:val="none"/>
           <w:vertAlign w:val="baseline"/>
@@ -4769,7 +4730,6 @@
           <w:bCs w:val="false"/>
           <w:position w:val="0"/>
           <w:sz w:val="24"/>
-          <w:sz w:val="24"/>
           <w:szCs w:val="24"/>
           <w:u w:val="none"/>
           <w:vertAlign w:val="baseline"/>
@@ -4787,7 +4747,6 @@
           <w:bCs w:val="false"/>
           <w:position w:val="0"/>
           <w:sz w:val="24"/>
-          <w:sz w:val="24"/>
           <w:szCs w:val="24"/>
           <w:u w:val="none"/>
           <w:vertAlign w:val="baseline"/>
@@ -4800,7 +4759,6 @@
           <w:bCs w:val="false"/>
           <w:position w:val="0"/>
           <w:sz w:val="24"/>
-          <w:sz w:val="24"/>
           <w:szCs w:val="24"/>
           <w:u w:val="none"/>
           <w:vertAlign w:val="baseline"/>
@@ -4818,7 +4776,6 @@
           <w:bCs w:val="false"/>
           <w:position w:val="0"/>
           <w:sz w:val="24"/>
-          <w:sz w:val="24"/>
           <w:szCs w:val="24"/>
           <w:u w:val="none"/>
           <w:vertAlign w:val="baseline"/>
@@ -4831,7 +4788,6 @@
           <w:bCs w:val="false"/>
           <w:position w:val="0"/>
           <w:sz w:val="24"/>
-          <w:sz w:val="24"/>
           <w:szCs w:val="24"/>
           <w:u w:val="none"/>
           <w:vertAlign w:val="baseline"/>
@@ -4849,7 +4805,6 @@
           <w:bCs w:val="false"/>
           <w:position w:val="0"/>
           <w:sz w:val="24"/>
-          <w:sz w:val="24"/>
           <w:szCs w:val="24"/>
           <w:u w:val="none"/>
           <w:vertAlign w:val="baseline"/>
@@ -4862,7 +4817,6 @@
           <w:bCs w:val="false"/>
           <w:position w:val="0"/>
           <w:sz w:val="24"/>
-          <w:sz w:val="24"/>
           <w:szCs w:val="24"/>
           <w:u w:val="none"/>
           <w:vertAlign w:val="baseline"/>
@@ -4880,7 +4834,6 @@
           <w:bCs w:val="false"/>
           <w:position w:val="0"/>
           <w:sz w:val="24"/>
-          <w:sz w:val="24"/>
           <w:szCs w:val="24"/>
           <w:u w:val="none"/>
           <w:vertAlign w:val="baseline"/>
@@ -4892,7 +4845,6 @@
           <w:b w:val="false"/>
           <w:bCs w:val="false"/>
           <w:position w:val="0"/>
-          <w:sz w:val="24"/>
           <w:sz w:val="24"/>
           <w:szCs w:val="24"/>
           <w:u w:val="none"/>
@@ -4911,7 +4863,6 @@
           <w:bCs/>
           <w:position w:val="0"/>
           <w:sz w:val="32"/>
-          <w:sz w:val="32"/>
           <w:szCs w:val="32"/>
           <w:u w:val="none"/>
           <w:vertAlign w:val="baseline"/>
@@ -4924,7 +4875,6 @@
           <w:bCs/>
           <w:position w:val="0"/>
           <w:sz w:val="32"/>
-          <w:sz w:val="32"/>
           <w:szCs w:val="32"/>
           <w:u w:val="none"/>
           <w:vertAlign w:val="baseline"/>
@@ -4947,7 +4897,6 @@
           <w:bCs w:val="false"/>
           <w:position w:val="0"/>
           <w:sz w:val="24"/>
-          <w:sz w:val="24"/>
           <w:szCs w:val="24"/>
           <w:u w:val="none"/>
           <w:vertAlign w:val="baseline"/>
@@ -4959,7 +4908,6 @@
           <w:b w:val="false"/>
           <w:bCs w:val="false"/>
           <w:position w:val="0"/>
-          <w:sz w:val="24"/>
           <w:sz w:val="24"/>
           <w:szCs w:val="24"/>
           <w:u w:val="none"/>
@@ -4983,7 +4931,6 @@
           <w:bCs w:val="false"/>
           <w:position w:val="0"/>
           <w:sz w:val="24"/>
-          <w:sz w:val="24"/>
           <w:szCs w:val="24"/>
           <w:u w:val="none"/>
           <w:vertAlign w:val="baseline"/>
@@ -4995,7 +4942,6 @@
           <w:b w:val="false"/>
           <w:bCs w:val="false"/>
           <w:position w:val="0"/>
-          <w:sz w:val="24"/>
           <w:sz w:val="24"/>
           <w:szCs w:val="24"/>
           <w:u w:val="none"/>
@@ -5023,7 +4969,6 @@
           <w:bCs w:val="false"/>
           <w:position w:val="0"/>
           <w:sz w:val="24"/>
-          <w:sz w:val="24"/>
           <w:szCs w:val="24"/>
           <w:u w:val="none"/>
           <w:vertAlign w:val="baseline"/>
@@ -5035,7 +4980,6 @@
           <w:b w:val="false"/>
           <w:bCs w:val="false"/>
           <w:position w:val="0"/>
-          <w:sz w:val="24"/>
           <w:sz w:val="24"/>
           <w:szCs w:val="24"/>
           <w:u w:val="none"/>
@@ -7953,7 +7897,6 @@
           <w:bCs w:val="false"/>
           <w:position w:val="0"/>
           <w:sz w:val="24"/>
-          <w:sz w:val="24"/>
           <w:szCs w:val="24"/>
           <w:u w:val="none"/>
           <w:vertAlign w:val="baseline"/>
@@ -7977,7 +7920,6 @@
           <w:bCs w:val="false"/>
           <w:position w:val="0"/>
           <w:sz w:val="24"/>
-          <w:sz w:val="24"/>
           <w:szCs w:val="24"/>
           <w:u w:val="none"/>
           <w:vertAlign w:val="baseline"/>
@@ -8003,7 +7945,6 @@
           <w:bCs w:val="false"/>
           <w:position w:val="0"/>
           <w:sz w:val="24"/>
-          <w:sz w:val="24"/>
           <w:szCs w:val="24"/>
           <w:u w:val="none"/>
           <w:vertAlign w:val="baseline"/>
@@ -8029,7 +7970,6 @@
           <w:bCs w:val="false"/>
           <w:position w:val="0"/>
           <w:sz w:val="24"/>
-          <w:sz w:val="24"/>
           <w:szCs w:val="24"/>
           <w:u w:val="none"/>
           <w:vertAlign w:val="baseline"/>
@@ -8054,7 +7994,6 @@
           <w:b w:val="false"/>
           <w:bCs w:val="false"/>
           <w:position w:val="0"/>
-          <w:sz w:val="24"/>
           <w:sz w:val="24"/>
           <w:szCs w:val="24"/>
           <w:u w:val="none"/>
@@ -8082,7 +8021,6 @@
           <w:bCs w:val="false"/>
           <w:position w:val="0"/>
           <w:sz w:val="24"/>
-          <w:sz w:val="24"/>
           <w:szCs w:val="24"/>
           <w:u w:val="none"/>
           <w:vertAlign w:val="baseline"/>
@@ -8117,7 +8055,6 @@
           <w:b w:val="false"/>
           <w:bCs w:val="false"/>
           <w:position w:val="0"/>
-          <w:sz w:val="24"/>
           <w:sz w:val="24"/>
           <w:szCs w:val="24"/>
           <w:u w:val="none"/>
@@ -8145,7 +8082,6 @@
           <w:bCs w:val="false"/>
           <w:position w:val="0"/>
           <w:sz w:val="24"/>
-          <w:sz w:val="24"/>
           <w:szCs w:val="24"/>
           <w:u w:val="none"/>
           <w:vertAlign w:val="baseline"/>
@@ -8182,7 +8118,6 @@
           <w:bCs w:val="false"/>
           <w:position w:val="0"/>
           <w:sz w:val="24"/>
-          <w:sz w:val="24"/>
           <w:szCs w:val="24"/>
           <w:u w:val="none"/>
           <w:vertAlign w:val="baseline"/>
@@ -8218,7 +8153,6 @@
           <w:bCs w:val="false"/>
           <w:position w:val="0"/>
           <w:sz w:val="24"/>
-          <w:sz w:val="24"/>
           <w:szCs w:val="24"/>
           <w:u w:val="none"/>
           <w:vertAlign w:val="baseline"/>
@@ -8243,7 +8177,6 @@
           <w:b w:val="false"/>
           <w:bCs w:val="false"/>
           <w:position w:val="0"/>
-          <w:sz w:val="24"/>
           <w:sz w:val="24"/>
           <w:szCs w:val="24"/>
           <w:u w:val="none"/>
@@ -8271,7 +8204,6 @@
           <w:bCs w:val="false"/>
           <w:position w:val="0"/>
           <w:sz w:val="24"/>
-          <w:sz w:val="24"/>
           <w:szCs w:val="24"/>
           <w:u w:val="none"/>
           <w:vertAlign w:val="baseline"/>
@@ -8306,7 +8238,6 @@
           <w:b w:val="false"/>
           <w:bCs w:val="false"/>
           <w:position w:val="0"/>
-          <w:sz w:val="24"/>
           <w:sz w:val="24"/>
           <w:szCs w:val="24"/>
           <w:u w:val="none"/>
@@ -8334,7 +8265,6 @@
           <w:bCs w:val="false"/>
           <w:position w:val="0"/>
           <w:sz w:val="24"/>
-          <w:sz w:val="24"/>
           <w:szCs w:val="24"/>
           <w:u w:val="none"/>
           <w:vertAlign w:val="baseline"/>
@@ -8371,7 +8301,6 @@
           <w:bCs w:val="false"/>
           <w:position w:val="0"/>
           <w:sz w:val="24"/>
-          <w:sz w:val="24"/>
           <w:szCs w:val="24"/>
           <w:u w:val="none"/>
           <w:vertAlign w:val="baseline"/>
@@ -8408,7 +8337,6 @@
           <w:bCs w:val="false"/>
           <w:position w:val="0"/>
           <w:sz w:val="24"/>
-          <w:sz w:val="24"/>
           <w:szCs w:val="24"/>
           <w:u w:val="none"/>
           <w:vertAlign w:val="baseline"/>
@@ -8443,7 +8371,6 @@
           <w:b w:val="false"/>
           <w:bCs w:val="false"/>
           <w:position w:val="0"/>
-          <w:sz w:val="24"/>
           <w:sz w:val="24"/>
           <w:szCs w:val="24"/>
           <w:u w:val="none"/>
@@ -8483,7 +8410,6 @@
           <w:bCs w:val="false"/>
           <w:position w:val="0"/>
           <w:sz w:val="24"/>
-          <w:sz w:val="24"/>
           <w:szCs w:val="24"/>
           <w:u w:val="none"/>
           <w:vertAlign w:val="baseline"/>
@@ -8507,7 +8433,6 @@
           <w:bCs w:val="false"/>
           <w:position w:val="0"/>
           <w:sz w:val="24"/>
-          <w:sz w:val="24"/>
           <w:szCs w:val="24"/>
           <w:u w:val="none"/>
           <w:vertAlign w:val="baseline"/>
@@ -8532,7 +8457,6 @@
           <w:b w:val="false"/>
           <w:bCs w:val="false"/>
           <w:position w:val="0"/>
-          <w:sz w:val="24"/>
           <w:sz w:val="24"/>
           <w:szCs w:val="24"/>
           <w:u w:val="none"/>
@@ -8560,7 +8484,6 @@
           <w:bCs w:val="false"/>
           <w:position w:val="0"/>
           <w:sz w:val="24"/>
-          <w:sz w:val="24"/>
           <w:szCs w:val="24"/>
           <w:u w:val="none"/>
           <w:vertAlign w:val="baseline"/>
@@ -8595,7 +8518,6 @@
           <w:b w:val="false"/>
           <w:bCs w:val="false"/>
           <w:position w:val="0"/>
-          <w:sz w:val="24"/>
           <w:sz w:val="24"/>
           <w:szCs w:val="24"/>
           <w:u w:val="none"/>
@@ -8714,7 +8636,6 @@
           <w:bCs w:val="false"/>
           <w:position w:val="0"/>
           <w:sz w:val="24"/>
-          <w:sz w:val="24"/>
           <w:szCs w:val="24"/>
           <w:u w:val="none"/>
           <w:vertAlign w:val="baseline"/>
@@ -8747,7 +8668,6 @@
           <w:bCs w:val="false"/>
           <w:position w:val="0"/>
           <w:sz w:val="24"/>
-          <w:sz w:val="24"/>
           <w:szCs w:val="24"/>
           <w:u w:val="none"/>
           <w:vertAlign w:val="baseline"/>
@@ -8759,7 +8679,6 @@
           <w:b w:val="false"/>
           <w:bCs w:val="false"/>
           <w:position w:val="0"/>
-          <w:sz w:val="24"/>
           <w:sz w:val="24"/>
           <w:szCs w:val="24"/>
           <w:u w:val="none"/>
@@ -8781,7 +8700,6 @@
           <w:b/>
           <w:bCs/>
           <w:position w:val="0"/>
-          <w:sz w:val="36"/>
           <w:sz w:val="36"/>
           <w:szCs w:val="36"/>
           <w:u w:val="none"/>
@@ -8843,7 +8761,6 @@
           <w:bCs/>
           <w:position w:val="0"/>
           <w:sz w:val="36"/>
-          <w:sz w:val="36"/>
           <w:szCs w:val="36"/>
           <w:u w:val="none"/>
           <w:vertAlign w:val="baseline"/>
@@ -8866,7 +8783,6 @@
           <w:bCs w:val="false"/>
           <w:position w:val="0"/>
           <w:sz w:val="24"/>
-          <w:sz w:val="24"/>
           <w:szCs w:val="24"/>
           <w:u w:val="none"/>
           <w:vertAlign w:val="baseline"/>
@@ -8878,7 +8794,6 @@
           <w:b w:val="false"/>
           <w:bCs w:val="false"/>
           <w:position w:val="0"/>
-          <w:sz w:val="24"/>
           <w:sz w:val="24"/>
           <w:szCs w:val="24"/>
           <w:u w:val="none"/>
@@ -11127,7 +11042,6 @@
           <w:bCs w:val="false"/>
           <w:position w:val="0"/>
           <w:sz w:val="24"/>
-          <w:sz w:val="24"/>
           <w:szCs w:val="24"/>
           <w:u w:val="none"/>
           <w:vertAlign w:val="baseline"/>
@@ -11153,7 +11067,6 @@
           <w:bCs w:val="false"/>
           <w:position w:val="0"/>
           <w:sz w:val="24"/>
-          <w:sz w:val="24"/>
           <w:szCs w:val="24"/>
           <w:u w:val="none"/>
           <w:vertAlign w:val="baseline"/>
@@ -11178,7 +11091,6 @@
           <w:b w:val="false"/>
           <w:bCs w:val="false"/>
           <w:position w:val="0"/>
-          <w:sz w:val="24"/>
           <w:sz w:val="24"/>
           <w:szCs w:val="24"/>
           <w:u w:val="none"/>
@@ -11303,7 +11215,6 @@
           <w:bCs/>
           <w:position w:val="0"/>
           <w:sz w:val="24"/>
-          <w:sz w:val="24"/>
           <w:szCs w:val="24"/>
           <w:u w:val="none"/>
           <w:vertAlign w:val="baseline"/>
@@ -11340,7 +11251,6 @@
           <w:bCs/>
           <w:position w:val="0"/>
           <w:sz w:val="24"/>
-          <w:sz w:val="24"/>
           <w:szCs w:val="24"/>
           <w:u w:val="none"/>
           <w:vertAlign w:val="baseline"/>
@@ -12149,7 +12059,6 @@
           <w:bCs w:val="false"/>
           <w:position w:val="0"/>
           <w:sz w:val="24"/>
-          <w:sz w:val="24"/>
           <w:szCs w:val="24"/>
           <w:u w:val="none"/>
           <w:vertAlign w:val="baseline"/>
@@ -12193,7 +12102,6 @@
           <w:b w:val="false"/>
           <w:bCs w:val="false"/>
           <w:position w:val="0"/>
-          <w:sz w:val="24"/>
           <w:sz w:val="24"/>
           <w:szCs w:val="24"/>
           <w:u w:val="none"/>
@@ -12229,7 +12137,6 @@
           <w:bCs w:val="false"/>
           <w:position w:val="0"/>
           <w:sz w:val="24"/>
-          <w:sz w:val="24"/>
           <w:szCs w:val="24"/>
           <w:u w:val="none"/>
           <w:vertAlign w:val="baseline"/>
@@ -12262,7 +12169,6 @@
           <w:bCs w:val="false"/>
           <w:position w:val="0"/>
           <w:sz w:val="24"/>
-          <w:sz w:val="24"/>
           <w:szCs w:val="24"/>
           <w:u w:val="none"/>
           <w:vertAlign w:val="baseline"/>
@@ -12307,7 +12213,6 @@
           <w:bCs w:val="false"/>
           <w:position w:val="0"/>
           <w:sz w:val="24"/>
-          <w:sz w:val="24"/>
           <w:szCs w:val="24"/>
           <w:u w:val="none"/>
           <w:vertAlign w:val="baseline"/>
@@ -12319,7 +12224,6 @@
           <w:b w:val="false"/>
           <w:bCs w:val="false"/>
           <w:position w:val="0"/>
-          <w:sz w:val="24"/>
           <w:sz w:val="24"/>
           <w:szCs w:val="24"/>
           <w:u w:val="none"/>
@@ -12721,7 +12625,6 @@
           <w:bCs/>
           <w:position w:val="0"/>
           <w:sz w:val="36"/>
-          <w:sz w:val="36"/>
           <w:szCs w:val="36"/>
           <w:u w:val="none"/>
           <w:vertAlign w:val="baseline"/>
@@ -12735,7 +12638,6 @@
           <w:bCs/>
           <w:position w:val="0"/>
           <w:sz w:val="36"/>
-          <w:sz w:val="36"/>
           <w:szCs w:val="36"/>
           <w:u w:val="none"/>
           <w:vertAlign w:val="baseline"/>
@@ -13591,7 +13493,6 @@
           <w:bCs w:val="false"/>
           <w:position w:val="0"/>
           <w:sz w:val="24"/>
-          <w:sz w:val="24"/>
           <w:szCs w:val="24"/>
           <w:u w:val="none"/>
           <w:vertAlign w:val="baseline"/>
@@ -13618,7 +13519,6 @@
           <w:b w:val="false"/>
           <w:bCs w:val="false"/>
           <w:position w:val="0"/>
-          <w:sz w:val="24"/>
           <w:sz w:val="24"/>
           <w:szCs w:val="24"/>
           <w:u w:val="none"/>
@@ -14496,9 +14396,238 @@
           <w:u w:val="none"/>
           <w:lang w:val="hu-HU"/>
         </w:rPr>
-        <w:t>E</w:t>
-      </w:r>
-      <w:r>
+        <w:t>Egyenes áramvezető mágneses mezője</w:t>
+      </w:r>
+    </w:p>
+    <w:p>
+      <w:pPr>
+        <w:pStyle w:val="Normal"/>
+        <w:numPr>
+          <w:ilvl w:val="2"/>
+          <w:numId w:val="25"/>
+        </w:numPr>
+        <w:tabs>
+          <w:tab w:val="clear" w:pos="709"/>
+          <w:tab w:val="left" w:pos="2370" w:leader="none"/>
+        </w:tabs>
+        <w:bidi w:val="0"/>
+        <w:jc w:val="start"/>
+        <w:rPr>
+          <w:rFonts w:ascii="Liberation Serif" w:hAnsi="Liberation Serif" w:eastAsia="Noto Serif CJK SC" w:cs="Noto Sans Devanagari"/>
+          <w:b w:val="false"/>
+          <w:bCs w:val="false"/>
+          <w:sz w:val="24"/>
+          <w:szCs w:val="24"/>
+          <w:u w:val="none"/>
+          <w:lang w:val="hu-HU"/>
+        </w:rPr>
+      </w:pPr>
+      <w:r>
+        <w:rPr>
+          <w:rFonts w:eastAsia="Noto Serif CJK SC" w:cs="Noto Sans Devanagari"/>
+          <w:b w:val="false"/>
+          <w:bCs w:val="false"/>
+          <w:sz w:val="24"/>
+          <w:szCs w:val="24"/>
+          <w:u w:val="none"/>
+          <w:lang w:val="hu-HU"/>
+        </w:rPr>
+        <w:t>Oersted kísérlete: áramjárta vezető közelében az iránytű elfordul</w:t>
+      </w:r>
+    </w:p>
+    <w:p>
+      <w:pPr>
+        <w:pStyle w:val="Normal"/>
+        <w:numPr>
+          <w:ilvl w:val="2"/>
+          <w:numId w:val="25"/>
+        </w:numPr>
+        <w:tabs>
+          <w:tab w:val="clear" w:pos="709"/>
+          <w:tab w:val="left" w:pos="2370" w:leader="none"/>
+        </w:tabs>
+        <w:bidi w:val="0"/>
+        <w:jc w:val="start"/>
+        <w:rPr>
+          <w:rFonts w:ascii="Liberation Serif" w:hAnsi="Liberation Serif" w:eastAsia="Noto Serif CJK SC" w:cs="Noto Sans Devanagari"/>
+          <w:b w:val="false"/>
+          <w:bCs w:val="false"/>
+          <w:sz w:val="24"/>
+          <w:szCs w:val="24"/>
+          <w:u w:val="none"/>
+          <w:lang w:val="hu-HU"/>
+        </w:rPr>
+      </w:pPr>
+      <w:r>
+        <w:rPr>
+          <w:rFonts w:eastAsia="Noto Serif CJK SC" w:cs="Noto Sans Devanagari"/>
+          <w:b w:val="false"/>
+          <w:bCs w:val="false"/>
+          <w:sz w:val="24"/>
+          <w:szCs w:val="24"/>
+          <w:u w:val="none"/>
+          <w:lang w:val="hu-HU"/>
+        </w:rPr>
+        <w:t>A vezető körül a mágneses mező koncentrikus körökből áll</w:t>
+      </w:r>
+    </w:p>
+    <w:p>
+      <w:pPr>
+        <w:pStyle w:val="Normal"/>
+        <w:numPr>
+          <w:ilvl w:val="2"/>
+          <w:numId w:val="25"/>
+        </w:numPr>
+        <w:tabs>
+          <w:tab w:val="clear" w:pos="709"/>
+          <w:tab w:val="left" w:pos="2370" w:leader="none"/>
+        </w:tabs>
+        <w:bidi w:val="0"/>
+        <w:jc w:val="start"/>
+        <w:rPr>
+          <w:rFonts w:ascii="Liberation Serif" w:hAnsi="Liberation Serif" w:eastAsia="Noto Serif CJK SC" w:cs="Noto Sans Devanagari"/>
+          <w:b w:val="false"/>
+          <w:bCs w:val="false"/>
+          <w:sz w:val="24"/>
+          <w:szCs w:val="24"/>
+          <w:u w:val="none"/>
+          <w:lang w:val="hu-HU"/>
+        </w:rPr>
+      </w:pPr>
+      <w:r>
+        <w:rPr>
+          <w:rFonts w:eastAsia="Noto Serif CJK SC" w:cs="Noto Sans Devanagari"/>
+          <w:b w:val="false"/>
+          <w:bCs w:val="false"/>
+          <w:sz w:val="24"/>
+          <w:szCs w:val="24"/>
+          <w:u w:val="none"/>
+          <w:lang w:val="hu-HU"/>
+        </w:rPr>
+        <w:t>A mágneses indukcióvonalak zárt görbék</w:t>
+      </w:r>
+    </w:p>
+    <w:p>
+      <w:pPr>
+        <w:pStyle w:val="Normal"/>
+        <w:numPr>
+          <w:ilvl w:val="2"/>
+          <w:numId w:val="25"/>
+        </w:numPr>
+        <w:tabs>
+          <w:tab w:val="clear" w:pos="709"/>
+          <w:tab w:val="left" w:pos="2370" w:leader="none"/>
+        </w:tabs>
+        <w:bidi w:val="0"/>
+        <w:jc w:val="start"/>
+        <w:rPr>
+          <w:rFonts w:ascii="Liberation Serif" w:hAnsi="Liberation Serif" w:eastAsia="Noto Serif CJK SC" w:cs="Noto Sans Devanagari"/>
+          <w:b w:val="false"/>
+          <w:bCs w:val="false"/>
+          <w:sz w:val="24"/>
+          <w:szCs w:val="24"/>
+          <w:u w:val="none"/>
+          <w:lang w:val="hu-HU"/>
+        </w:rPr>
+      </w:pPr>
+      <w:r>
+        <w:rPr>
+          <w:rFonts w:eastAsia="Noto Serif CJK SC" w:cs="Noto Sans Devanagari"/>
+          <w:b w:val="false"/>
+          <w:bCs w:val="false"/>
+          <w:sz w:val="24"/>
+          <w:szCs w:val="24"/>
+          <w:u w:val="none"/>
+          <w:lang w:val="hu-HU"/>
+        </w:rPr>
+        <w:t>Az iránytű a koncentrikus kör érintőjének irányába áll be</w:t>
+      </w:r>
+    </w:p>
+    <w:p>
+      <w:pPr>
+        <w:pStyle w:val="Normal"/>
+        <w:numPr>
+          <w:ilvl w:val="2"/>
+          <w:numId w:val="25"/>
+        </w:numPr>
+        <w:tabs>
+          <w:tab w:val="clear" w:pos="709"/>
+          <w:tab w:val="left" w:pos="2370" w:leader="none"/>
+        </w:tabs>
+        <w:bidi w:val="0"/>
+        <w:jc w:val="start"/>
+        <w:rPr>
+          <w:rFonts w:ascii="Liberation Serif" w:hAnsi="Liberation Serif" w:eastAsia="Noto Serif CJK SC" w:cs="Noto Sans Devanagari"/>
+          <w:b w:val="false"/>
+          <w:bCs w:val="false"/>
+          <w:sz w:val="24"/>
+          <w:szCs w:val="24"/>
+          <w:u w:val="none"/>
+          <w:lang w:val="hu-HU"/>
+        </w:rPr>
+      </w:pPr>
+      <w:r>
+        <w:rPr>
+          <w:rFonts w:eastAsia="Noto Serif CJK SC" w:cs="Noto Sans Devanagari"/>
+          <w:b w:val="false"/>
+          <w:bCs w:val="false"/>
+          <w:sz w:val="24"/>
+          <w:szCs w:val="24"/>
+          <w:u w:val="none"/>
+          <w:lang w:val="hu-HU"/>
+        </w:rPr>
+        <w:t>Az áram irányának megfordításakor az indukcióvonalak iránya is megfordul</w:t>
+      </w:r>
+    </w:p>
+    <w:p>
+      <w:pPr>
+        <w:pStyle w:val="Normal"/>
+        <w:numPr>
+          <w:ilvl w:val="0"/>
+          <w:numId w:val="0"/>
+        </w:numPr>
+        <w:tabs>
+          <w:tab w:val="clear" w:pos="709"/>
+          <w:tab w:val="left" w:pos="2370" w:leader="none"/>
+        </w:tabs>
+        <w:bidi w:val="0"/>
+        <w:ind w:hanging="0" w:start="1080"/>
+        <w:jc w:val="start"/>
+        <w:rPr>
+          <w:rFonts w:ascii="Liberation Serif" w:hAnsi="Liberation Serif" w:eastAsia="Noto Serif CJK SC" w:cs="Noto Sans Devanagari"/>
+          <w:b w:val="false"/>
+          <w:bCs w:val="false"/>
+          <w:sz w:val="24"/>
+          <w:szCs w:val="24"/>
+          <w:u w:val="none"/>
+          <w:lang w:val="hu-HU"/>
+        </w:rPr>
+      </w:pPr>
+      <w:r>
+        <w:rPr>
+          <w:rFonts w:eastAsia="Noto Serif CJK SC" w:cs="Noto Sans Devanagari"/>
+          <w:b w:val="false"/>
+          <w:bCs w:val="false"/>
+          <w:sz w:val="24"/>
+          <w:szCs w:val="24"/>
+          <w:u w:val="none"/>
+          <w:lang w:val="hu-HU"/>
+        </w:rPr>
+      </w:r>
+    </w:p>
+    <w:p>
+      <w:pPr>
+        <w:pStyle w:val="Normal"/>
+        <w:numPr>
+          <w:ilvl w:val="1"/>
+          <w:numId w:val="25"/>
+        </w:numPr>
+        <w:tabs>
+          <w:tab w:val="clear" w:pos="709"/>
+          <w:tab w:val="left" w:pos="2370" w:leader="none"/>
+        </w:tabs>
+        <w:bidi w:val="0"/>
+        <w:jc w:val="start"/>
         <w:rPr>
           <w:rFonts w:eastAsia="Noto Serif CJK SC" w:cs="Noto Sans Devanagari"/>
           <w:b/>
@@ -14508,238 +14637,8 @@
           <w:u w:val="none"/>
           <w:lang w:val="hu-HU"/>
         </w:rPr>
-        <w:t>gyenes áramvezető mágneses mezője</w:t>
-      </w:r>
-    </w:p>
-    <w:p>
-      <w:pPr>
-        <w:pStyle w:val="Normal"/>
-        <w:numPr>
-          <w:ilvl w:val="2"/>
-          <w:numId w:val="25"/>
-        </w:numPr>
-        <w:tabs>
-          <w:tab w:val="clear" w:pos="709"/>
-          <w:tab w:val="left" w:pos="2370" w:leader="none"/>
-        </w:tabs>
-        <w:bidi w:val="0"/>
-        <w:jc w:val="start"/>
-        <w:rPr>
-          <w:rFonts w:ascii="Liberation Serif" w:hAnsi="Liberation Serif" w:eastAsia="Noto Serif CJK SC" w:cs="Noto Sans Devanagari"/>
-          <w:b w:val="false"/>
-          <w:bCs w:val="false"/>
-          <w:sz w:val="24"/>
-          <w:szCs w:val="24"/>
-          <w:u w:val="none"/>
-          <w:lang w:val="hu-HU"/>
-        </w:rPr>
-      </w:pPr>
-      <w:r>
-        <w:rPr>
-          <w:rFonts w:eastAsia="Noto Serif CJK SC" w:cs="Noto Sans Devanagari"/>
-          <w:b w:val="false"/>
-          <w:bCs w:val="false"/>
-          <w:sz w:val="24"/>
-          <w:szCs w:val="24"/>
-          <w:u w:val="none"/>
-          <w:lang w:val="hu-HU"/>
-        </w:rPr>
-        <w:t>Oersted kísérlete: áramjárta vezető közelében az iránytű elfordul</w:t>
-      </w:r>
-    </w:p>
-    <w:p>
-      <w:pPr>
-        <w:pStyle w:val="Normal"/>
-        <w:numPr>
-          <w:ilvl w:val="2"/>
-          <w:numId w:val="25"/>
-        </w:numPr>
-        <w:tabs>
-          <w:tab w:val="clear" w:pos="709"/>
-          <w:tab w:val="left" w:pos="2370" w:leader="none"/>
-        </w:tabs>
-        <w:bidi w:val="0"/>
-        <w:jc w:val="start"/>
-        <w:rPr>
-          <w:rFonts w:ascii="Liberation Serif" w:hAnsi="Liberation Serif" w:eastAsia="Noto Serif CJK SC" w:cs="Noto Sans Devanagari"/>
-          <w:b w:val="false"/>
-          <w:bCs w:val="false"/>
-          <w:sz w:val="24"/>
-          <w:szCs w:val="24"/>
-          <w:u w:val="none"/>
-          <w:lang w:val="hu-HU"/>
-        </w:rPr>
-      </w:pPr>
-      <w:r>
-        <w:rPr>
-          <w:rFonts w:eastAsia="Noto Serif CJK SC" w:cs="Noto Sans Devanagari"/>
-          <w:b w:val="false"/>
-          <w:bCs w:val="false"/>
-          <w:sz w:val="24"/>
-          <w:szCs w:val="24"/>
-          <w:u w:val="none"/>
-          <w:lang w:val="hu-HU"/>
-        </w:rPr>
-        <w:t>A vezető körül a mágneses mező koncentrikus körökből áll</w:t>
-      </w:r>
-    </w:p>
-    <w:p>
-      <w:pPr>
-        <w:pStyle w:val="Normal"/>
-        <w:numPr>
-          <w:ilvl w:val="2"/>
-          <w:numId w:val="25"/>
-        </w:numPr>
-        <w:tabs>
-          <w:tab w:val="clear" w:pos="709"/>
-          <w:tab w:val="left" w:pos="2370" w:leader="none"/>
-        </w:tabs>
-        <w:bidi w:val="0"/>
-        <w:jc w:val="start"/>
-        <w:rPr>
-          <w:rFonts w:ascii="Liberation Serif" w:hAnsi="Liberation Serif" w:eastAsia="Noto Serif CJK SC" w:cs="Noto Sans Devanagari"/>
-          <w:b w:val="false"/>
-          <w:bCs w:val="false"/>
-          <w:sz w:val="24"/>
-          <w:szCs w:val="24"/>
-          <w:u w:val="none"/>
-          <w:lang w:val="hu-HU"/>
-        </w:rPr>
-      </w:pPr>
-      <w:r>
-        <w:rPr>
-          <w:rFonts w:eastAsia="Noto Serif CJK SC" w:cs="Noto Sans Devanagari"/>
-          <w:b w:val="false"/>
-          <w:bCs w:val="false"/>
-          <w:sz w:val="24"/>
-          <w:szCs w:val="24"/>
-          <w:u w:val="none"/>
-          <w:lang w:val="hu-HU"/>
-        </w:rPr>
-        <w:t>A mágneses indukcióvonalak zárt görbék</w:t>
-      </w:r>
-    </w:p>
-    <w:p>
-      <w:pPr>
-        <w:pStyle w:val="Normal"/>
-        <w:numPr>
-          <w:ilvl w:val="2"/>
-          <w:numId w:val="25"/>
-        </w:numPr>
-        <w:tabs>
-          <w:tab w:val="clear" w:pos="709"/>
-          <w:tab w:val="left" w:pos="2370" w:leader="none"/>
-        </w:tabs>
-        <w:bidi w:val="0"/>
-        <w:jc w:val="start"/>
-        <w:rPr>
-          <w:rFonts w:ascii="Liberation Serif" w:hAnsi="Liberation Serif" w:eastAsia="Noto Serif CJK SC" w:cs="Noto Sans Devanagari"/>
-          <w:b w:val="false"/>
-          <w:bCs w:val="false"/>
-          <w:sz w:val="24"/>
-          <w:szCs w:val="24"/>
-          <w:u w:val="none"/>
-          <w:lang w:val="hu-HU"/>
-        </w:rPr>
-      </w:pPr>
-      <w:r>
-        <w:rPr>
-          <w:rFonts w:eastAsia="Noto Serif CJK SC" w:cs="Noto Sans Devanagari"/>
-          <w:b w:val="false"/>
-          <w:bCs w:val="false"/>
-          <w:sz w:val="24"/>
-          <w:szCs w:val="24"/>
-          <w:u w:val="none"/>
-          <w:lang w:val="hu-HU"/>
-        </w:rPr>
-        <w:t>Az iránytű a koncentrikus kör érintőjének irányába áll be</w:t>
-      </w:r>
-    </w:p>
-    <w:p>
-      <w:pPr>
-        <w:pStyle w:val="Normal"/>
-        <w:numPr>
-          <w:ilvl w:val="2"/>
-          <w:numId w:val="25"/>
-        </w:numPr>
-        <w:tabs>
-          <w:tab w:val="clear" w:pos="709"/>
-          <w:tab w:val="left" w:pos="2370" w:leader="none"/>
-        </w:tabs>
-        <w:bidi w:val="0"/>
-        <w:jc w:val="start"/>
-        <w:rPr>
-          <w:rFonts w:ascii="Liberation Serif" w:hAnsi="Liberation Serif" w:eastAsia="Noto Serif CJK SC" w:cs="Noto Sans Devanagari"/>
-          <w:b w:val="false"/>
-          <w:bCs w:val="false"/>
-          <w:sz w:val="24"/>
-          <w:szCs w:val="24"/>
-          <w:u w:val="none"/>
-          <w:lang w:val="hu-HU"/>
-        </w:rPr>
-      </w:pPr>
-      <w:r>
-        <w:rPr>
-          <w:rFonts w:eastAsia="Noto Serif CJK SC" w:cs="Noto Sans Devanagari"/>
-          <w:b w:val="false"/>
-          <w:bCs w:val="false"/>
-          <w:sz w:val="24"/>
-          <w:szCs w:val="24"/>
-          <w:u w:val="none"/>
-          <w:lang w:val="hu-HU"/>
-        </w:rPr>
-        <w:t>Az áram irányának megfordításakor az indukcióvonalak iránya is megfordul</w:t>
-      </w:r>
-    </w:p>
-    <w:p>
-      <w:pPr>
-        <w:pStyle w:val="Normal"/>
-        <w:numPr>
-          <w:ilvl w:val="0"/>
-          <w:numId w:val="0"/>
-        </w:numPr>
-        <w:tabs>
-          <w:tab w:val="clear" w:pos="709"/>
-          <w:tab w:val="left" w:pos="2370" w:leader="none"/>
-        </w:tabs>
-        <w:bidi w:val="0"/>
-        <w:ind w:hanging="0" w:start="1080"/>
-        <w:jc w:val="start"/>
-        <w:rPr>
-          <w:rFonts w:ascii="Liberation Serif" w:hAnsi="Liberation Serif" w:eastAsia="Noto Serif CJK SC" w:cs="Noto Sans Devanagari"/>
-          <w:b w:val="false"/>
-          <w:bCs w:val="false"/>
-          <w:sz w:val="24"/>
-          <w:szCs w:val="24"/>
-          <w:u w:val="none"/>
-          <w:lang w:val="hu-HU"/>
-        </w:rPr>
-      </w:pPr>
-      <w:r>
-        <w:rPr>
-          <w:rFonts w:eastAsia="Noto Serif CJK SC" w:cs="Noto Sans Devanagari"/>
-          <w:b w:val="false"/>
-          <w:bCs w:val="false"/>
-          <w:sz w:val="24"/>
-          <w:szCs w:val="24"/>
-          <w:u w:val="none"/>
-          <w:lang w:val="hu-HU"/>
-        </w:rPr>
-      </w:r>
-    </w:p>
-    <w:p>
-      <w:pPr>
-        <w:pStyle w:val="Normal"/>
-        <w:numPr>
-          <w:ilvl w:val="1"/>
-          <w:numId w:val="25"/>
-        </w:numPr>
-        <w:tabs>
-          <w:tab w:val="clear" w:pos="709"/>
-          <w:tab w:val="left" w:pos="2370" w:leader="none"/>
-        </w:tabs>
-        <w:bidi w:val="0"/>
-        <w:jc w:val="start"/>
+      </w:pPr>
+      <w:r>
         <w:rPr>
           <w:rFonts w:eastAsia="Noto Serif CJK SC" w:cs="Noto Sans Devanagari"/>
           <w:b/>
@@ -14749,8 +14648,166 @@
           <w:u w:val="none"/>
           <w:lang w:val="hu-HU"/>
         </w:rPr>
-      </w:pPr>
-      <w:r>
+        <w:t>Jobbkéz-szabály egyenes vezetőnél</w:t>
+      </w:r>
+    </w:p>
+    <w:p>
+      <w:pPr>
+        <w:pStyle w:val="Normal"/>
+        <w:numPr>
+          <w:ilvl w:val="2"/>
+          <w:numId w:val="25"/>
+        </w:numPr>
+        <w:tabs>
+          <w:tab w:val="clear" w:pos="709"/>
+          <w:tab w:val="left" w:pos="2370" w:leader="none"/>
+        </w:tabs>
+        <w:bidi w:val="0"/>
+        <w:jc w:val="start"/>
+        <w:rPr>
+          <w:rFonts w:ascii="Liberation Serif" w:hAnsi="Liberation Serif" w:eastAsia="Noto Serif CJK SC" w:cs="Noto Sans Devanagari"/>
+          <w:b w:val="false"/>
+          <w:bCs w:val="false"/>
+          <w:sz w:val="24"/>
+          <w:szCs w:val="24"/>
+          <w:u w:val="none"/>
+          <w:lang w:val="hu-HU"/>
+        </w:rPr>
+      </w:pPr>
+      <w:r>
+        <w:rPr>
+          <w:rFonts w:eastAsia="Noto Serif CJK SC" w:cs="Noto Sans Devanagari"/>
+          <w:b w:val="false"/>
+          <w:bCs w:val="false"/>
+          <w:sz w:val="24"/>
+          <w:szCs w:val="24"/>
+          <w:u w:val="none"/>
+          <w:lang w:val="hu-HU"/>
+        </w:rPr>
+        <w:t>Ha jobb kezünkkel megmarkoljuk a vezetéket</w:t>
+      </w:r>
+    </w:p>
+    <w:p>
+      <w:pPr>
+        <w:pStyle w:val="Normal"/>
+        <w:numPr>
+          <w:ilvl w:val="2"/>
+          <w:numId w:val="25"/>
+        </w:numPr>
+        <w:tabs>
+          <w:tab w:val="clear" w:pos="709"/>
+          <w:tab w:val="left" w:pos="2370" w:leader="none"/>
+        </w:tabs>
+        <w:bidi w:val="0"/>
+        <w:jc w:val="start"/>
+        <w:rPr>
+          <w:rFonts w:ascii="Liberation Serif" w:hAnsi="Liberation Serif" w:eastAsia="Noto Serif CJK SC" w:cs="Noto Sans Devanagari"/>
+          <w:b w:val="false"/>
+          <w:bCs w:val="false"/>
+          <w:sz w:val="24"/>
+          <w:szCs w:val="24"/>
+          <w:u w:val="none"/>
+          <w:lang w:val="hu-HU"/>
+        </w:rPr>
+      </w:pPr>
+      <w:r>
+        <w:rPr>
+          <w:rFonts w:eastAsia="Noto Serif CJK SC" w:cs="Noto Sans Devanagari"/>
+          <w:b w:val="false"/>
+          <w:bCs w:val="false"/>
+          <w:sz w:val="24"/>
+          <w:szCs w:val="24"/>
+          <w:u w:val="none"/>
+          <w:lang w:val="hu-HU"/>
+        </w:rPr>
+        <w:t>A hüvelykujj az áram irányába mutat</w:t>
+      </w:r>
+    </w:p>
+    <w:p>
+      <w:pPr>
+        <w:pStyle w:val="Normal"/>
+        <w:numPr>
+          <w:ilvl w:val="2"/>
+          <w:numId w:val="25"/>
+        </w:numPr>
+        <w:tabs>
+          <w:tab w:val="clear" w:pos="709"/>
+          <w:tab w:val="left" w:pos="2370" w:leader="none"/>
+        </w:tabs>
+        <w:bidi w:val="0"/>
+        <w:jc w:val="start"/>
+        <w:rPr>
+          <w:rFonts w:ascii="Liberation Serif" w:hAnsi="Liberation Serif" w:eastAsia="Noto Serif CJK SC" w:cs="Noto Sans Devanagari"/>
+          <w:b w:val="false"/>
+          <w:bCs w:val="false"/>
+          <w:sz w:val="24"/>
+          <w:szCs w:val="24"/>
+          <w:u w:val="none"/>
+          <w:lang w:val="hu-HU"/>
+        </w:rPr>
+      </w:pPr>
+      <w:r>
+        <w:rPr>
+          <w:rFonts w:eastAsia="Noto Serif CJK SC" w:cs="Noto Sans Devanagari"/>
+          <w:b w:val="false"/>
+          <w:bCs w:val="false"/>
+          <w:sz w:val="24"/>
+          <w:szCs w:val="24"/>
+          <w:u w:val="none"/>
+          <w:lang w:val="hu-HU"/>
+        </w:rPr>
+        <w:t>A begörbített ujjak a mágneses indukcióvonalak irányát mutatják</w:t>
+      </w:r>
+    </w:p>
+    <w:p>
+      <w:pPr>
+        <w:pStyle w:val="Normal"/>
+        <w:numPr>
+          <w:ilvl w:val="0"/>
+          <w:numId w:val="0"/>
+        </w:numPr>
+        <w:tabs>
+          <w:tab w:val="clear" w:pos="709"/>
+          <w:tab w:val="left" w:pos="2370" w:leader="none"/>
+        </w:tabs>
+        <w:bidi w:val="0"/>
+        <w:ind w:hanging="0" w:start="1080"/>
+        <w:jc w:val="start"/>
+        <w:rPr>
+          <w:rFonts w:ascii="Liberation Serif" w:hAnsi="Liberation Serif" w:eastAsia="Noto Serif CJK SC" w:cs="Noto Sans Devanagari"/>
+          <w:b w:val="false"/>
+          <w:bCs w:val="false"/>
+          <w:sz w:val="24"/>
+          <w:szCs w:val="24"/>
+          <w:u w:val="none"/>
+          <w:lang w:val="hu-HU"/>
+        </w:rPr>
+      </w:pPr>
+      <w:r>
+        <w:rPr>
+          <w:rFonts w:eastAsia="Noto Serif CJK SC" w:cs="Noto Sans Devanagari"/>
+          <w:b w:val="false"/>
+          <w:bCs w:val="false"/>
+          <w:sz w:val="24"/>
+          <w:szCs w:val="24"/>
+          <w:u w:val="none"/>
+          <w:lang w:val="hu-HU"/>
+        </w:rPr>
+      </w:r>
+    </w:p>
+    <w:p>
+      <w:pPr>
+        <w:pStyle w:val="Normal"/>
+        <w:numPr>
+          <w:ilvl w:val="1"/>
+          <w:numId w:val="25"/>
+        </w:numPr>
+        <w:tabs>
+          <w:tab w:val="clear" w:pos="709"/>
+          <w:tab w:val="left" w:pos="2370" w:leader="none"/>
+        </w:tabs>
+        <w:bidi w:val="0"/>
+        <w:jc w:val="start"/>
         <w:rPr>
           <w:rFonts w:eastAsia="Noto Serif CJK SC" w:cs="Noto Sans Devanagari"/>
           <w:b/>
@@ -14760,166 +14817,8 @@
           <w:u w:val="none"/>
           <w:lang w:val="hu-HU"/>
         </w:rPr>
-        <w:t>Jobbkéz-szabály egyenes vezetőnél</w:t>
-      </w:r>
-    </w:p>
-    <w:p>
-      <w:pPr>
-        <w:pStyle w:val="Normal"/>
-        <w:numPr>
-          <w:ilvl w:val="2"/>
-          <w:numId w:val="25"/>
-        </w:numPr>
-        <w:tabs>
-          <w:tab w:val="clear" w:pos="709"/>
-          <w:tab w:val="left" w:pos="2370" w:leader="none"/>
-        </w:tabs>
-        <w:bidi w:val="0"/>
-        <w:jc w:val="start"/>
-        <w:rPr>
-          <w:rFonts w:ascii="Liberation Serif" w:hAnsi="Liberation Serif" w:eastAsia="Noto Serif CJK SC" w:cs="Noto Sans Devanagari"/>
-          <w:b w:val="false"/>
-          <w:bCs w:val="false"/>
-          <w:sz w:val="24"/>
-          <w:szCs w:val="24"/>
-          <w:u w:val="none"/>
-          <w:lang w:val="hu-HU"/>
-        </w:rPr>
-      </w:pPr>
-      <w:r>
-        <w:rPr>
-          <w:rFonts w:eastAsia="Noto Serif CJK SC" w:cs="Noto Sans Devanagari"/>
-          <w:b w:val="false"/>
-          <w:bCs w:val="false"/>
-          <w:sz w:val="24"/>
-          <w:szCs w:val="24"/>
-          <w:u w:val="none"/>
-          <w:lang w:val="hu-HU"/>
-        </w:rPr>
-        <w:t>Ha jobb kezünkkel megmarkoljuk a vezetéket</w:t>
-      </w:r>
-    </w:p>
-    <w:p>
-      <w:pPr>
-        <w:pStyle w:val="Normal"/>
-        <w:numPr>
-          <w:ilvl w:val="2"/>
-          <w:numId w:val="25"/>
-        </w:numPr>
-        <w:tabs>
-          <w:tab w:val="clear" w:pos="709"/>
-          <w:tab w:val="left" w:pos="2370" w:leader="none"/>
-        </w:tabs>
-        <w:bidi w:val="0"/>
-        <w:jc w:val="start"/>
-        <w:rPr>
-          <w:rFonts w:ascii="Liberation Serif" w:hAnsi="Liberation Serif" w:eastAsia="Noto Serif CJK SC" w:cs="Noto Sans Devanagari"/>
-          <w:b w:val="false"/>
-          <w:bCs w:val="false"/>
-          <w:sz w:val="24"/>
-          <w:szCs w:val="24"/>
-          <w:u w:val="none"/>
-          <w:lang w:val="hu-HU"/>
-        </w:rPr>
-      </w:pPr>
-      <w:r>
-        <w:rPr>
-          <w:rFonts w:eastAsia="Noto Serif CJK SC" w:cs="Noto Sans Devanagari"/>
-          <w:b w:val="false"/>
-          <w:bCs w:val="false"/>
-          <w:sz w:val="24"/>
-          <w:szCs w:val="24"/>
-          <w:u w:val="none"/>
-          <w:lang w:val="hu-HU"/>
-        </w:rPr>
-        <w:t>A hüvelykujj az áram irányába mutat</w:t>
-      </w:r>
-    </w:p>
-    <w:p>
-      <w:pPr>
-        <w:pStyle w:val="Normal"/>
-        <w:numPr>
-          <w:ilvl w:val="2"/>
-          <w:numId w:val="25"/>
-        </w:numPr>
-        <w:tabs>
-          <w:tab w:val="clear" w:pos="709"/>
-          <w:tab w:val="left" w:pos="2370" w:leader="none"/>
-        </w:tabs>
-        <w:bidi w:val="0"/>
-        <w:jc w:val="start"/>
-        <w:rPr>
-          <w:rFonts w:ascii="Liberation Serif" w:hAnsi="Liberation Serif" w:eastAsia="Noto Serif CJK SC" w:cs="Noto Sans Devanagari"/>
-          <w:b w:val="false"/>
-          <w:bCs w:val="false"/>
-          <w:sz w:val="24"/>
-          <w:szCs w:val="24"/>
-          <w:u w:val="none"/>
-          <w:lang w:val="hu-HU"/>
-        </w:rPr>
-      </w:pPr>
-      <w:r>
-        <w:rPr>
-          <w:rFonts w:eastAsia="Noto Serif CJK SC" w:cs="Noto Sans Devanagari"/>
-          <w:b w:val="false"/>
-          <w:bCs w:val="false"/>
-          <w:sz w:val="24"/>
-          <w:szCs w:val="24"/>
-          <w:u w:val="none"/>
-          <w:lang w:val="hu-HU"/>
-        </w:rPr>
-        <w:t>A begörbített ujjak a mágneses indukcióvonalak irányát mutatják</w:t>
-      </w:r>
-    </w:p>
-    <w:p>
-      <w:pPr>
-        <w:pStyle w:val="Normal"/>
-        <w:numPr>
-          <w:ilvl w:val="0"/>
-          <w:numId w:val="0"/>
-        </w:numPr>
-        <w:tabs>
-          <w:tab w:val="clear" w:pos="709"/>
-          <w:tab w:val="left" w:pos="2370" w:leader="none"/>
-        </w:tabs>
-        <w:bidi w:val="0"/>
-        <w:ind w:hanging="0" w:start="1080"/>
-        <w:jc w:val="start"/>
-        <w:rPr>
-          <w:rFonts w:ascii="Liberation Serif" w:hAnsi="Liberation Serif" w:eastAsia="Noto Serif CJK SC" w:cs="Noto Sans Devanagari"/>
-          <w:b w:val="false"/>
-          <w:bCs w:val="false"/>
-          <w:sz w:val="24"/>
-          <w:szCs w:val="24"/>
-          <w:u w:val="none"/>
-          <w:lang w:val="hu-HU"/>
-        </w:rPr>
-      </w:pPr>
-      <w:r>
-        <w:rPr>
-          <w:rFonts w:eastAsia="Noto Serif CJK SC" w:cs="Noto Sans Devanagari"/>
-          <w:b w:val="false"/>
-          <w:bCs w:val="false"/>
-          <w:sz w:val="24"/>
-          <w:szCs w:val="24"/>
-          <w:u w:val="none"/>
-          <w:lang w:val="hu-HU"/>
-        </w:rPr>
-      </w:r>
-    </w:p>
-    <w:p>
-      <w:pPr>
-        <w:pStyle w:val="Normal"/>
-        <w:numPr>
-          <w:ilvl w:val="1"/>
-          <w:numId w:val="25"/>
-        </w:numPr>
-        <w:tabs>
-          <w:tab w:val="clear" w:pos="709"/>
-          <w:tab w:val="left" w:pos="2370" w:leader="none"/>
-        </w:tabs>
-        <w:bidi w:val="0"/>
-        <w:jc w:val="start"/>
+      </w:pPr>
+      <w:r>
         <w:rPr>
           <w:rFonts w:eastAsia="Noto Serif CJK SC" w:cs="Noto Sans Devanagari"/>
           <w:b/>
@@ -14929,8 +14828,346 @@
           <w:u w:val="none"/>
           <w:lang w:val="hu-HU"/>
         </w:rPr>
-      </w:pPr>
-      <w:r>
+        <w:t>Villám körüli mágneses mező</w:t>
+      </w:r>
+    </w:p>
+    <w:p>
+      <w:pPr>
+        <w:pStyle w:val="Normal"/>
+        <w:numPr>
+          <w:ilvl w:val="2"/>
+          <w:numId w:val="25"/>
+        </w:numPr>
+        <w:tabs>
+          <w:tab w:val="clear" w:pos="709"/>
+          <w:tab w:val="left" w:pos="2370" w:leader="none"/>
+        </w:tabs>
+        <w:bidi w:val="0"/>
+        <w:jc w:val="start"/>
+        <w:rPr>
+          <w:rFonts w:ascii="Liberation Serif" w:hAnsi="Liberation Serif" w:eastAsia="Noto Serif CJK SC" w:cs="Noto Sans Devanagari"/>
+          <w:b w:val="false"/>
+          <w:bCs w:val="false"/>
+          <w:sz w:val="24"/>
+          <w:szCs w:val="24"/>
+          <w:u w:val="none"/>
+          <w:lang w:val="hu-HU"/>
+        </w:rPr>
+      </w:pPr>
+      <w:r>
+        <w:rPr>
+          <w:rFonts w:eastAsia="Noto Serif CJK SC" w:cs="Noto Sans Devanagari"/>
+          <w:b w:val="false"/>
+          <w:bCs w:val="false"/>
+          <w:sz w:val="24"/>
+          <w:szCs w:val="24"/>
+          <w:u w:val="none"/>
+          <w:lang w:val="hu-HU"/>
+        </w:rPr>
+        <w:t>A villám körül is örvényes mágneses mező alakul ki</w:t>
+      </w:r>
+    </w:p>
+    <w:p>
+      <w:pPr>
+        <w:pStyle w:val="Normal"/>
+        <w:numPr>
+          <w:ilvl w:val="2"/>
+          <w:numId w:val="25"/>
+        </w:numPr>
+        <w:tabs>
+          <w:tab w:val="clear" w:pos="709"/>
+          <w:tab w:val="left" w:pos="2370" w:leader="none"/>
+        </w:tabs>
+        <w:bidi w:val="0"/>
+        <w:jc w:val="start"/>
+        <w:rPr>
+          <w:rFonts w:ascii="Liberation Serif" w:hAnsi="Liberation Serif" w:eastAsia="Noto Serif CJK SC" w:cs="Noto Sans Devanagari"/>
+          <w:b w:val="false"/>
+          <w:bCs w:val="false"/>
+          <w:sz w:val="24"/>
+          <w:szCs w:val="24"/>
+          <w:u w:val="none"/>
+          <w:lang w:val="hu-HU"/>
+        </w:rPr>
+      </w:pPr>
+      <w:r>
+        <w:rPr>
+          <w:rFonts w:eastAsia="Noto Serif CJK SC" w:cs="Noto Sans Devanagari"/>
+          <w:b w:val="false"/>
+          <w:bCs w:val="false"/>
+          <w:sz w:val="24"/>
+          <w:szCs w:val="24"/>
+          <w:u w:val="none"/>
+          <w:lang w:val="hu-HU"/>
+        </w:rPr>
+        <w:t>Ennek hatására a közelben lévő acéltárgyak mágnesessé válhatnak</w:t>
+      </w:r>
+    </w:p>
+    <w:p>
+      <w:pPr>
+        <w:pStyle w:val="Normal"/>
+        <w:numPr>
+          <w:ilvl w:val="0"/>
+          <w:numId w:val="0"/>
+        </w:numPr>
+        <w:tabs>
+          <w:tab w:val="clear" w:pos="709"/>
+          <w:tab w:val="left" w:pos="2370" w:leader="none"/>
+        </w:tabs>
+        <w:bidi w:val="0"/>
+        <w:ind w:hanging="0" w:start="1080"/>
+        <w:jc w:val="start"/>
+        <w:rPr>
+          <w:rFonts w:ascii="Liberation Serif" w:hAnsi="Liberation Serif" w:eastAsia="Noto Serif CJK SC" w:cs="Noto Sans Devanagari"/>
+          <w:b w:val="false"/>
+          <w:bCs w:val="false"/>
+          <w:sz w:val="24"/>
+          <w:szCs w:val="24"/>
+          <w:u w:val="none"/>
+          <w:lang w:val="hu-HU"/>
+        </w:rPr>
+      </w:pPr>
+      <w:r>
+        <w:rPr>
+          <w:rFonts w:eastAsia="Noto Serif CJK SC" w:cs="Noto Sans Devanagari"/>
+          <w:b w:val="false"/>
+          <w:bCs w:val="false"/>
+          <w:sz w:val="24"/>
+          <w:szCs w:val="24"/>
+          <w:u w:val="none"/>
+          <w:lang w:val="hu-HU"/>
+        </w:rPr>
+      </w:r>
+    </w:p>
+    <w:p>
+      <w:pPr>
+        <w:pStyle w:val="Normal"/>
+        <w:numPr>
+          <w:ilvl w:val="1"/>
+          <w:numId w:val="25"/>
+        </w:numPr>
+        <w:tabs>
+          <w:tab w:val="clear" w:pos="709"/>
+          <w:tab w:val="left" w:pos="2370" w:leader="none"/>
+        </w:tabs>
+        <w:bidi w:val="0"/>
+        <w:jc w:val="start"/>
+        <w:rPr>
+          <w:rFonts w:ascii="Liberation Serif" w:hAnsi="Liberation Serif" w:eastAsia="Noto Serif CJK SC" w:cs="Noto Sans Devanagari"/>
+          <w:b w:val="false"/>
+          <w:bCs w:val="false"/>
+          <w:sz w:val="24"/>
+          <w:szCs w:val="24"/>
+          <w:u w:val="none"/>
+          <w:lang w:val="hu-HU"/>
+        </w:rPr>
+      </w:pPr>
+      <w:r>
+        <w:rPr>
+          <w:rFonts w:eastAsia="Noto Serif CJK SC" w:cs="Noto Sans Devanagari"/>
+          <w:b w:val="false"/>
+          <w:bCs w:val="false"/>
+          <w:sz w:val="24"/>
+          <w:szCs w:val="24"/>
+          <w:u w:val="none"/>
+          <w:lang w:val="hu-HU"/>
+        </w:rPr>
+        <w:t>Hosszú, egyenes vezető mágneses indukciója</w:t>
+      </w:r>
+    </w:p>
+    <w:p>
+      <w:pPr>
+        <w:pStyle w:val="Normal"/>
+        <w:numPr>
+          <w:ilvl w:val="1"/>
+          <w:numId w:val="25"/>
+        </w:numPr>
+        <w:tabs>
+          <w:tab w:val="clear" w:pos="709"/>
+          <w:tab w:val="left" w:pos="2370" w:leader="none"/>
+        </w:tabs>
+        <w:bidi w:val="0"/>
+        <w:jc w:val="start"/>
+        <w:rPr>
+          <w:rFonts w:ascii="Liberation Serif" w:hAnsi="Liberation Serif" w:eastAsia="Noto Serif CJK SC" w:cs="Noto Sans Devanagari"/>
+          <w:b w:val="false"/>
+          <w:bCs w:val="false"/>
+          <w:sz w:val="24"/>
+          <w:szCs w:val="24"/>
+          <w:u w:val="none"/>
+          <w:lang w:val="hu-HU"/>
+        </w:rPr>
+      </w:pPr>
+      <w:r>
+        <w:rPr>
+          <w:rFonts w:eastAsia="Noto Serif CJK SC" w:cs="Noto Sans Devanagari"/>
+          <w:b w:val="false"/>
+          <w:bCs w:val="false"/>
+          <w:sz w:val="24"/>
+          <w:szCs w:val="24"/>
+          <w:u w:val="none"/>
+          <w:lang w:val="hu-HU"/>
+        </w:rPr>
+        <w:t>A mágneses indukció nagysága:</w:t>
+      </w:r>
+    </w:p>
+    <w:p>
+      <w:pPr>
+        <w:pStyle w:val="Normal"/>
+        <w:numPr>
+          <w:ilvl w:val="2"/>
+          <w:numId w:val="25"/>
+        </w:numPr>
+        <w:tabs>
+          <w:tab w:val="clear" w:pos="709"/>
+          <w:tab w:val="left" w:pos="2370" w:leader="none"/>
+        </w:tabs>
+        <w:bidi w:val="0"/>
+        <w:jc w:val="start"/>
+        <w:rPr>
+          <w:rFonts w:ascii="Liberation Serif" w:hAnsi="Liberation Serif" w:eastAsia="Noto Serif CJK SC" w:cs="Noto Sans Devanagari"/>
+          <w:b w:val="false"/>
+          <w:bCs w:val="false"/>
+          <w:sz w:val="24"/>
+          <w:szCs w:val="24"/>
+          <w:u w:val="none"/>
+          <w:lang w:val="hu-HU"/>
+        </w:rPr>
+      </w:pPr>
+      <w:r>
+        <w:rPr>
+          <w:rFonts w:eastAsia="Noto Serif CJK SC" w:cs="Noto Sans Devanagari"/>
+          <w:b w:val="false"/>
+          <w:bCs w:val="false"/>
+          <w:sz w:val="24"/>
+          <w:szCs w:val="24"/>
+          <w:u w:val="none"/>
+          <w:lang w:val="hu-HU"/>
+        </w:rPr>
+        <w:t>Bᵥₑzₑₜék = μ₀ · I / (2πr)</w:t>
+      </w:r>
+    </w:p>
+    <w:p>
+      <w:pPr>
+        <w:pStyle w:val="Normal"/>
+        <w:numPr>
+          <w:ilvl w:val="2"/>
+          <w:numId w:val="25"/>
+        </w:numPr>
+        <w:tabs>
+          <w:tab w:val="clear" w:pos="709"/>
+          <w:tab w:val="left" w:pos="2370" w:leader="none"/>
+        </w:tabs>
+        <w:bidi w:val="0"/>
+        <w:jc w:val="start"/>
+        <w:rPr>
+          <w:rFonts w:ascii="Liberation Serif" w:hAnsi="Liberation Serif" w:eastAsia="Noto Serif CJK SC" w:cs="Noto Sans Devanagari"/>
+          <w:b w:val="false"/>
+          <w:bCs w:val="false"/>
+          <w:sz w:val="24"/>
+          <w:szCs w:val="24"/>
+          <w:u w:val="none"/>
+          <w:lang w:val="hu-HU"/>
+        </w:rPr>
+      </w:pPr>
+      <w:r>
+        <w:rPr>
+          <w:rFonts w:eastAsia="Noto Serif CJK SC" w:cs="Noto Sans Devanagari"/>
+          <w:b w:val="false"/>
+          <w:bCs w:val="false"/>
+          <w:sz w:val="24"/>
+          <w:szCs w:val="24"/>
+          <w:u w:val="none"/>
+          <w:lang w:val="hu-HU"/>
+        </w:rPr>
+        <w:t>Egyenesen arányos az áramerősséggel (I)</w:t>
+      </w:r>
+    </w:p>
+    <w:p>
+      <w:pPr>
+        <w:pStyle w:val="Normal"/>
+        <w:numPr>
+          <w:ilvl w:val="2"/>
+          <w:numId w:val="25"/>
+        </w:numPr>
+        <w:tabs>
+          <w:tab w:val="clear" w:pos="709"/>
+          <w:tab w:val="left" w:pos="2370" w:leader="none"/>
+        </w:tabs>
+        <w:bidi w:val="0"/>
+        <w:jc w:val="start"/>
+        <w:rPr>
+          <w:rFonts w:ascii="Liberation Serif" w:hAnsi="Liberation Serif" w:eastAsia="Noto Serif CJK SC" w:cs="Noto Sans Devanagari"/>
+          <w:b w:val="false"/>
+          <w:bCs w:val="false"/>
+          <w:sz w:val="24"/>
+          <w:szCs w:val="24"/>
+          <w:u w:val="none"/>
+          <w:lang w:val="hu-HU"/>
+        </w:rPr>
+      </w:pPr>
+      <w:r>
+        <w:rPr>
+          <w:rFonts w:eastAsia="Noto Serif CJK SC" w:cs="Noto Sans Devanagari"/>
+          <w:b w:val="false"/>
+          <w:bCs w:val="false"/>
+          <w:sz w:val="24"/>
+          <w:szCs w:val="24"/>
+          <w:u w:val="none"/>
+          <w:lang w:val="hu-HU"/>
+        </w:rPr>
+        <w:t>Fordítottan arányos a vezetéktől mért távolsággal (r)</w:t>
+      </w:r>
+    </w:p>
+    <w:p>
+      <w:pPr>
+        <w:pStyle w:val="Normal"/>
+        <w:numPr>
+          <w:ilvl w:val="0"/>
+          <w:numId w:val="0"/>
+        </w:numPr>
+        <w:tabs>
+          <w:tab w:val="clear" w:pos="709"/>
+          <w:tab w:val="left" w:pos="2370" w:leader="none"/>
+        </w:tabs>
+        <w:bidi w:val="0"/>
+        <w:ind w:hanging="0" w:start="1080"/>
+        <w:jc w:val="start"/>
+        <w:rPr>
+          <w:rFonts w:ascii="Liberation Serif" w:hAnsi="Liberation Serif" w:eastAsia="Noto Serif CJK SC" w:cs="Noto Sans Devanagari"/>
+          <w:b w:val="false"/>
+          <w:bCs w:val="false"/>
+          <w:sz w:val="24"/>
+          <w:szCs w:val="24"/>
+          <w:u w:val="none"/>
+          <w:lang w:val="hu-HU"/>
+        </w:rPr>
+      </w:pPr>
+      <w:r>
+        <w:rPr>
+          <w:rFonts w:eastAsia="Noto Serif CJK SC" w:cs="Noto Sans Devanagari"/>
+          <w:b w:val="false"/>
+          <w:bCs w:val="false"/>
+          <w:sz w:val="24"/>
+          <w:szCs w:val="24"/>
+          <w:u w:val="none"/>
+          <w:lang w:val="hu-HU"/>
+        </w:rPr>
+      </w:r>
+    </w:p>
+    <w:p>
+      <w:pPr>
+        <w:pStyle w:val="Normal"/>
+        <w:numPr>
+          <w:ilvl w:val="1"/>
+          <w:numId w:val="25"/>
+        </w:numPr>
+        <w:tabs>
+          <w:tab w:val="clear" w:pos="709"/>
+          <w:tab w:val="left" w:pos="2370" w:leader="none"/>
+        </w:tabs>
+        <w:bidi w:val="0"/>
+        <w:jc w:val="start"/>
         <w:rPr>
           <w:rFonts w:eastAsia="Noto Serif CJK SC" w:cs="Noto Sans Devanagari"/>
           <w:b/>
@@ -14940,346 +15177,8 @@
           <w:u w:val="none"/>
           <w:lang w:val="hu-HU"/>
         </w:rPr>
-        <w:t>Villám körüli mágneses mező</w:t>
-      </w:r>
-    </w:p>
-    <w:p>
-      <w:pPr>
-        <w:pStyle w:val="Normal"/>
-        <w:numPr>
-          <w:ilvl w:val="2"/>
-          <w:numId w:val="25"/>
-        </w:numPr>
-        <w:tabs>
-          <w:tab w:val="clear" w:pos="709"/>
-          <w:tab w:val="left" w:pos="2370" w:leader="none"/>
-        </w:tabs>
-        <w:bidi w:val="0"/>
-        <w:jc w:val="start"/>
-        <w:rPr>
-          <w:rFonts w:ascii="Liberation Serif" w:hAnsi="Liberation Serif" w:eastAsia="Noto Serif CJK SC" w:cs="Noto Sans Devanagari"/>
-          <w:b w:val="false"/>
-          <w:bCs w:val="false"/>
-          <w:sz w:val="24"/>
-          <w:szCs w:val="24"/>
-          <w:u w:val="none"/>
-          <w:lang w:val="hu-HU"/>
-        </w:rPr>
-      </w:pPr>
-      <w:r>
-        <w:rPr>
-          <w:rFonts w:eastAsia="Noto Serif CJK SC" w:cs="Noto Sans Devanagari"/>
-          <w:b w:val="false"/>
-          <w:bCs w:val="false"/>
-          <w:sz w:val="24"/>
-          <w:szCs w:val="24"/>
-          <w:u w:val="none"/>
-          <w:lang w:val="hu-HU"/>
-        </w:rPr>
-        <w:t>A villám körül is örvényes mágneses mező alakul ki</w:t>
-      </w:r>
-    </w:p>
-    <w:p>
-      <w:pPr>
-        <w:pStyle w:val="Normal"/>
-        <w:numPr>
-          <w:ilvl w:val="2"/>
-          <w:numId w:val="25"/>
-        </w:numPr>
-        <w:tabs>
-          <w:tab w:val="clear" w:pos="709"/>
-          <w:tab w:val="left" w:pos="2370" w:leader="none"/>
-        </w:tabs>
-        <w:bidi w:val="0"/>
-        <w:jc w:val="start"/>
-        <w:rPr>
-          <w:rFonts w:ascii="Liberation Serif" w:hAnsi="Liberation Serif" w:eastAsia="Noto Serif CJK SC" w:cs="Noto Sans Devanagari"/>
-          <w:b w:val="false"/>
-          <w:bCs w:val="false"/>
-          <w:sz w:val="24"/>
-          <w:szCs w:val="24"/>
-          <w:u w:val="none"/>
-          <w:lang w:val="hu-HU"/>
-        </w:rPr>
-      </w:pPr>
-      <w:r>
-        <w:rPr>
-          <w:rFonts w:eastAsia="Noto Serif CJK SC" w:cs="Noto Sans Devanagari"/>
-          <w:b w:val="false"/>
-          <w:bCs w:val="false"/>
-          <w:sz w:val="24"/>
-          <w:szCs w:val="24"/>
-          <w:u w:val="none"/>
-          <w:lang w:val="hu-HU"/>
-        </w:rPr>
-        <w:t>Ennek hatására a közelben lévő acéltárgyak mágnesessé válhatnak</w:t>
-      </w:r>
-    </w:p>
-    <w:p>
-      <w:pPr>
-        <w:pStyle w:val="Normal"/>
-        <w:numPr>
-          <w:ilvl w:val="0"/>
-          <w:numId w:val="0"/>
-        </w:numPr>
-        <w:tabs>
-          <w:tab w:val="clear" w:pos="709"/>
-          <w:tab w:val="left" w:pos="2370" w:leader="none"/>
-        </w:tabs>
-        <w:bidi w:val="0"/>
-        <w:ind w:hanging="0" w:start="1080"/>
-        <w:jc w:val="start"/>
-        <w:rPr>
-          <w:rFonts w:ascii="Liberation Serif" w:hAnsi="Liberation Serif" w:eastAsia="Noto Serif CJK SC" w:cs="Noto Sans Devanagari"/>
-          <w:b w:val="false"/>
-          <w:bCs w:val="false"/>
-          <w:sz w:val="24"/>
-          <w:szCs w:val="24"/>
-          <w:u w:val="none"/>
-          <w:lang w:val="hu-HU"/>
-        </w:rPr>
-      </w:pPr>
-      <w:r>
-        <w:rPr>
-          <w:rFonts w:eastAsia="Noto Serif CJK SC" w:cs="Noto Sans Devanagari"/>
-          <w:b w:val="false"/>
-          <w:bCs w:val="false"/>
-          <w:sz w:val="24"/>
-          <w:szCs w:val="24"/>
-          <w:u w:val="none"/>
-          <w:lang w:val="hu-HU"/>
-        </w:rPr>
-      </w:r>
-    </w:p>
-    <w:p>
-      <w:pPr>
-        <w:pStyle w:val="Normal"/>
-        <w:numPr>
-          <w:ilvl w:val="1"/>
-          <w:numId w:val="25"/>
-        </w:numPr>
-        <w:tabs>
-          <w:tab w:val="clear" w:pos="709"/>
-          <w:tab w:val="left" w:pos="2370" w:leader="none"/>
-        </w:tabs>
-        <w:bidi w:val="0"/>
-        <w:jc w:val="start"/>
-        <w:rPr>
-          <w:rFonts w:ascii="Liberation Serif" w:hAnsi="Liberation Serif" w:eastAsia="Noto Serif CJK SC" w:cs="Noto Sans Devanagari"/>
-          <w:b w:val="false"/>
-          <w:bCs w:val="false"/>
-          <w:sz w:val="24"/>
-          <w:szCs w:val="24"/>
-          <w:u w:val="none"/>
-          <w:lang w:val="hu-HU"/>
-        </w:rPr>
-      </w:pPr>
-      <w:r>
-        <w:rPr>
-          <w:rFonts w:eastAsia="Noto Serif CJK SC" w:cs="Noto Sans Devanagari"/>
-          <w:b w:val="false"/>
-          <w:bCs w:val="false"/>
-          <w:sz w:val="24"/>
-          <w:szCs w:val="24"/>
-          <w:u w:val="none"/>
-          <w:lang w:val="hu-HU"/>
-        </w:rPr>
-        <w:t>Hosszú, egyenes vezető mágneses indukciója</w:t>
-      </w:r>
-    </w:p>
-    <w:p>
-      <w:pPr>
-        <w:pStyle w:val="Normal"/>
-        <w:numPr>
-          <w:ilvl w:val="1"/>
-          <w:numId w:val="25"/>
-        </w:numPr>
-        <w:tabs>
-          <w:tab w:val="clear" w:pos="709"/>
-          <w:tab w:val="left" w:pos="2370" w:leader="none"/>
-        </w:tabs>
-        <w:bidi w:val="0"/>
-        <w:jc w:val="start"/>
-        <w:rPr>
-          <w:rFonts w:ascii="Liberation Serif" w:hAnsi="Liberation Serif" w:eastAsia="Noto Serif CJK SC" w:cs="Noto Sans Devanagari"/>
-          <w:b w:val="false"/>
-          <w:bCs w:val="false"/>
-          <w:sz w:val="24"/>
-          <w:szCs w:val="24"/>
-          <w:u w:val="none"/>
-          <w:lang w:val="hu-HU"/>
-        </w:rPr>
-      </w:pPr>
-      <w:r>
-        <w:rPr>
-          <w:rFonts w:eastAsia="Noto Serif CJK SC" w:cs="Noto Sans Devanagari"/>
-          <w:b w:val="false"/>
-          <w:bCs w:val="false"/>
-          <w:sz w:val="24"/>
-          <w:szCs w:val="24"/>
-          <w:u w:val="none"/>
-          <w:lang w:val="hu-HU"/>
-        </w:rPr>
-        <w:t>A mágneses indukció nagysága:</w:t>
-      </w:r>
-    </w:p>
-    <w:p>
-      <w:pPr>
-        <w:pStyle w:val="Normal"/>
-        <w:numPr>
-          <w:ilvl w:val="2"/>
-          <w:numId w:val="25"/>
-        </w:numPr>
-        <w:tabs>
-          <w:tab w:val="clear" w:pos="709"/>
-          <w:tab w:val="left" w:pos="2370" w:leader="none"/>
-        </w:tabs>
-        <w:bidi w:val="0"/>
-        <w:jc w:val="start"/>
-        <w:rPr>
-          <w:rFonts w:ascii="Liberation Serif" w:hAnsi="Liberation Serif" w:eastAsia="Noto Serif CJK SC" w:cs="Noto Sans Devanagari"/>
-          <w:b w:val="false"/>
-          <w:bCs w:val="false"/>
-          <w:sz w:val="24"/>
-          <w:szCs w:val="24"/>
-          <w:u w:val="none"/>
-          <w:lang w:val="hu-HU"/>
-        </w:rPr>
-      </w:pPr>
-      <w:r>
-        <w:rPr>
-          <w:rFonts w:eastAsia="Noto Serif CJK SC" w:cs="Noto Sans Devanagari"/>
-          <w:b w:val="false"/>
-          <w:bCs w:val="false"/>
-          <w:sz w:val="24"/>
-          <w:szCs w:val="24"/>
-          <w:u w:val="none"/>
-          <w:lang w:val="hu-HU"/>
-        </w:rPr>
-        <w:t>Bᵥₑzₑₜék = μ₀ · I / (2πr)</w:t>
-      </w:r>
-    </w:p>
-    <w:p>
-      <w:pPr>
-        <w:pStyle w:val="Normal"/>
-        <w:numPr>
-          <w:ilvl w:val="2"/>
-          <w:numId w:val="25"/>
-        </w:numPr>
-        <w:tabs>
-          <w:tab w:val="clear" w:pos="709"/>
-          <w:tab w:val="left" w:pos="2370" w:leader="none"/>
-        </w:tabs>
-        <w:bidi w:val="0"/>
-        <w:jc w:val="start"/>
-        <w:rPr>
-          <w:rFonts w:ascii="Liberation Serif" w:hAnsi="Liberation Serif" w:eastAsia="Noto Serif CJK SC" w:cs="Noto Sans Devanagari"/>
-          <w:b w:val="false"/>
-          <w:bCs w:val="false"/>
-          <w:sz w:val="24"/>
-          <w:szCs w:val="24"/>
-          <w:u w:val="none"/>
-          <w:lang w:val="hu-HU"/>
-        </w:rPr>
-      </w:pPr>
-      <w:r>
-        <w:rPr>
-          <w:rFonts w:eastAsia="Noto Serif CJK SC" w:cs="Noto Sans Devanagari"/>
-          <w:b w:val="false"/>
-          <w:bCs w:val="false"/>
-          <w:sz w:val="24"/>
-          <w:szCs w:val="24"/>
-          <w:u w:val="none"/>
-          <w:lang w:val="hu-HU"/>
-        </w:rPr>
-        <w:t>Egyenesen arányos az áramerősséggel (I)</w:t>
-      </w:r>
-    </w:p>
-    <w:p>
-      <w:pPr>
-        <w:pStyle w:val="Normal"/>
-        <w:numPr>
-          <w:ilvl w:val="2"/>
-          <w:numId w:val="25"/>
-        </w:numPr>
-        <w:tabs>
-          <w:tab w:val="clear" w:pos="709"/>
-          <w:tab w:val="left" w:pos="2370" w:leader="none"/>
-        </w:tabs>
-        <w:bidi w:val="0"/>
-        <w:jc w:val="start"/>
-        <w:rPr>
-          <w:rFonts w:ascii="Liberation Serif" w:hAnsi="Liberation Serif" w:eastAsia="Noto Serif CJK SC" w:cs="Noto Sans Devanagari"/>
-          <w:b w:val="false"/>
-          <w:bCs w:val="false"/>
-          <w:sz w:val="24"/>
-          <w:szCs w:val="24"/>
-          <w:u w:val="none"/>
-          <w:lang w:val="hu-HU"/>
-        </w:rPr>
-      </w:pPr>
-      <w:r>
-        <w:rPr>
-          <w:rFonts w:eastAsia="Noto Serif CJK SC" w:cs="Noto Sans Devanagari"/>
-          <w:b w:val="false"/>
-          <w:bCs w:val="false"/>
-          <w:sz w:val="24"/>
-          <w:szCs w:val="24"/>
-          <w:u w:val="none"/>
-          <w:lang w:val="hu-HU"/>
-        </w:rPr>
-        <w:t>Fordítottan arányos a vezetéktől mért távolsággal (r)</w:t>
-      </w:r>
-    </w:p>
-    <w:p>
-      <w:pPr>
-        <w:pStyle w:val="Normal"/>
-        <w:numPr>
-          <w:ilvl w:val="0"/>
-          <w:numId w:val="0"/>
-        </w:numPr>
-        <w:tabs>
-          <w:tab w:val="clear" w:pos="709"/>
-          <w:tab w:val="left" w:pos="2370" w:leader="none"/>
-        </w:tabs>
-        <w:bidi w:val="0"/>
-        <w:ind w:hanging="0" w:start="1080"/>
-        <w:jc w:val="start"/>
-        <w:rPr>
-          <w:rFonts w:ascii="Liberation Serif" w:hAnsi="Liberation Serif" w:eastAsia="Noto Serif CJK SC" w:cs="Noto Sans Devanagari"/>
-          <w:b w:val="false"/>
-          <w:bCs w:val="false"/>
-          <w:sz w:val="24"/>
-          <w:szCs w:val="24"/>
-          <w:u w:val="none"/>
-          <w:lang w:val="hu-HU"/>
-        </w:rPr>
-      </w:pPr>
-      <w:r>
-        <w:rPr>
-          <w:rFonts w:eastAsia="Noto Serif CJK SC" w:cs="Noto Sans Devanagari"/>
-          <w:b w:val="false"/>
-          <w:bCs w:val="false"/>
-          <w:sz w:val="24"/>
-          <w:szCs w:val="24"/>
-          <w:u w:val="none"/>
-          <w:lang w:val="hu-HU"/>
-        </w:rPr>
-      </w:r>
-    </w:p>
-    <w:p>
-      <w:pPr>
-        <w:pStyle w:val="Normal"/>
-        <w:numPr>
-          <w:ilvl w:val="1"/>
-          <w:numId w:val="25"/>
-        </w:numPr>
-        <w:tabs>
-          <w:tab w:val="clear" w:pos="709"/>
-          <w:tab w:val="left" w:pos="2370" w:leader="none"/>
-        </w:tabs>
-        <w:bidi w:val="0"/>
-        <w:jc w:val="start"/>
+      </w:pPr>
+      <w:r>
         <w:rPr>
           <w:rFonts w:eastAsia="Noto Serif CJK SC" w:cs="Noto Sans Devanagari"/>
           <w:b/>
@@ -15289,8 +15188,166 @@
           <w:u w:val="none"/>
           <w:lang w:val="hu-HU"/>
         </w:rPr>
-      </w:pPr>
-      <w:r>
+        <w:t>Vasmagos tekercs</w:t>
+      </w:r>
+    </w:p>
+    <w:p>
+      <w:pPr>
+        <w:pStyle w:val="Normal"/>
+        <w:numPr>
+          <w:ilvl w:val="2"/>
+          <w:numId w:val="25"/>
+        </w:numPr>
+        <w:tabs>
+          <w:tab w:val="clear" w:pos="709"/>
+          <w:tab w:val="left" w:pos="2370" w:leader="none"/>
+        </w:tabs>
+        <w:bidi w:val="0"/>
+        <w:jc w:val="start"/>
+        <w:rPr>
+          <w:rFonts w:ascii="Liberation Serif" w:hAnsi="Liberation Serif" w:eastAsia="Noto Serif CJK SC" w:cs="Noto Sans Devanagari"/>
+          <w:b w:val="false"/>
+          <w:bCs w:val="false"/>
+          <w:sz w:val="24"/>
+          <w:szCs w:val="24"/>
+          <w:u w:val="none"/>
+          <w:lang w:val="hu-HU"/>
+        </w:rPr>
+      </w:pPr>
+      <w:r>
+        <w:rPr>
+          <w:rFonts w:eastAsia="Noto Serif CJK SC" w:cs="Noto Sans Devanagari"/>
+          <w:b w:val="false"/>
+          <w:bCs w:val="false"/>
+          <w:sz w:val="24"/>
+          <w:szCs w:val="24"/>
+          <w:u w:val="none"/>
+          <w:lang w:val="hu-HU"/>
+        </w:rPr>
+        <w:t>A tekercs belsejében kialakuló homogén mágneses mezőt az anyag befolyásolja</w:t>
+      </w:r>
+    </w:p>
+    <w:p>
+      <w:pPr>
+        <w:pStyle w:val="Normal"/>
+        <w:numPr>
+          <w:ilvl w:val="2"/>
+          <w:numId w:val="25"/>
+        </w:numPr>
+        <w:tabs>
+          <w:tab w:val="clear" w:pos="709"/>
+          <w:tab w:val="left" w:pos="2370" w:leader="none"/>
+        </w:tabs>
+        <w:bidi w:val="0"/>
+        <w:jc w:val="start"/>
+        <w:rPr>
+          <w:rFonts w:ascii="Liberation Serif" w:hAnsi="Liberation Serif" w:eastAsia="Noto Serif CJK SC" w:cs="Noto Sans Devanagari"/>
+          <w:b w:val="false"/>
+          <w:bCs w:val="false"/>
+          <w:sz w:val="24"/>
+          <w:szCs w:val="24"/>
+          <w:u w:val="none"/>
+          <w:lang w:val="hu-HU"/>
+        </w:rPr>
+      </w:pPr>
+      <w:r>
+        <w:rPr>
+          <w:rFonts w:eastAsia="Noto Serif CJK SC" w:cs="Noto Sans Devanagari"/>
+          <w:b w:val="false"/>
+          <w:bCs w:val="false"/>
+          <w:sz w:val="24"/>
+          <w:szCs w:val="24"/>
+          <w:u w:val="none"/>
+          <w:lang w:val="hu-HU"/>
+        </w:rPr>
+        <w:t>Alumínium- és rézmag: nincs jelentős változás</w:t>
+      </w:r>
+    </w:p>
+    <w:p>
+      <w:pPr>
+        <w:pStyle w:val="Normal"/>
+        <w:numPr>
+          <w:ilvl w:val="2"/>
+          <w:numId w:val="25"/>
+        </w:numPr>
+        <w:tabs>
+          <w:tab w:val="clear" w:pos="709"/>
+          <w:tab w:val="left" w:pos="2370" w:leader="none"/>
+        </w:tabs>
+        <w:bidi w:val="0"/>
+        <w:jc w:val="start"/>
+        <w:rPr>
+          <w:rFonts w:ascii="Liberation Serif" w:hAnsi="Liberation Serif" w:eastAsia="Noto Serif CJK SC" w:cs="Noto Sans Devanagari"/>
+          <w:b w:val="false"/>
+          <w:bCs w:val="false"/>
+          <w:sz w:val="24"/>
+          <w:szCs w:val="24"/>
+          <w:u w:val="none"/>
+          <w:lang w:val="hu-HU"/>
+        </w:rPr>
+      </w:pPr>
+      <w:r>
+        <w:rPr>
+          <w:rFonts w:eastAsia="Noto Serif CJK SC" w:cs="Noto Sans Devanagari"/>
+          <w:b w:val="false"/>
+          <w:bCs w:val="false"/>
+          <w:sz w:val="24"/>
+          <w:szCs w:val="24"/>
+          <w:u w:val="none"/>
+          <w:lang w:val="hu-HU"/>
+        </w:rPr>
+        <w:t>Vasmag: jelentősen megnöveli a mágneses mező erősségét</w:t>
+      </w:r>
+    </w:p>
+    <w:p>
+      <w:pPr>
+        <w:pStyle w:val="Normal"/>
+        <w:numPr>
+          <w:ilvl w:val="0"/>
+          <w:numId w:val="0"/>
+        </w:numPr>
+        <w:tabs>
+          <w:tab w:val="clear" w:pos="709"/>
+          <w:tab w:val="left" w:pos="2370" w:leader="none"/>
+        </w:tabs>
+        <w:bidi w:val="0"/>
+        <w:ind w:hanging="0" w:start="1080"/>
+        <w:jc w:val="start"/>
+        <w:rPr>
+          <w:rFonts w:ascii="Liberation Serif" w:hAnsi="Liberation Serif" w:eastAsia="Noto Serif CJK SC" w:cs="Noto Sans Devanagari"/>
+          <w:b w:val="false"/>
+          <w:bCs w:val="false"/>
+          <w:sz w:val="24"/>
+          <w:szCs w:val="24"/>
+          <w:u w:val="none"/>
+          <w:lang w:val="hu-HU"/>
+        </w:rPr>
+      </w:pPr>
+      <w:r>
+        <w:rPr>
+          <w:rFonts w:eastAsia="Noto Serif CJK SC" w:cs="Noto Sans Devanagari"/>
+          <w:b w:val="false"/>
+          <w:bCs w:val="false"/>
+          <w:sz w:val="24"/>
+          <w:szCs w:val="24"/>
+          <w:u w:val="none"/>
+          <w:lang w:val="hu-HU"/>
+        </w:rPr>
+      </w:r>
+    </w:p>
+    <w:p>
+      <w:pPr>
+        <w:pStyle w:val="Normal"/>
+        <w:numPr>
+          <w:ilvl w:val="1"/>
+          <w:numId w:val="25"/>
+        </w:numPr>
+        <w:tabs>
+          <w:tab w:val="clear" w:pos="709"/>
+          <w:tab w:val="left" w:pos="2370" w:leader="none"/>
+        </w:tabs>
+        <w:bidi w:val="0"/>
+        <w:jc w:val="start"/>
         <w:rPr>
           <w:rFonts w:eastAsia="Noto Serif CJK SC" w:cs="Noto Sans Devanagari"/>
           <w:b/>
@@ -15300,166 +15357,8 @@
           <w:u w:val="none"/>
           <w:lang w:val="hu-HU"/>
         </w:rPr>
-        <w:t>Vasmagos tekercs</w:t>
-      </w:r>
-    </w:p>
-    <w:p>
-      <w:pPr>
-        <w:pStyle w:val="Normal"/>
-        <w:numPr>
-          <w:ilvl w:val="2"/>
-          <w:numId w:val="25"/>
-        </w:numPr>
-        <w:tabs>
-          <w:tab w:val="clear" w:pos="709"/>
-          <w:tab w:val="left" w:pos="2370" w:leader="none"/>
-        </w:tabs>
-        <w:bidi w:val="0"/>
-        <w:jc w:val="start"/>
-        <w:rPr>
-          <w:rFonts w:ascii="Liberation Serif" w:hAnsi="Liberation Serif" w:eastAsia="Noto Serif CJK SC" w:cs="Noto Sans Devanagari"/>
-          <w:b w:val="false"/>
-          <w:bCs w:val="false"/>
-          <w:sz w:val="24"/>
-          <w:szCs w:val="24"/>
-          <w:u w:val="none"/>
-          <w:lang w:val="hu-HU"/>
-        </w:rPr>
-      </w:pPr>
-      <w:r>
-        <w:rPr>
-          <w:rFonts w:eastAsia="Noto Serif CJK SC" w:cs="Noto Sans Devanagari"/>
-          <w:b w:val="false"/>
-          <w:bCs w:val="false"/>
-          <w:sz w:val="24"/>
-          <w:szCs w:val="24"/>
-          <w:u w:val="none"/>
-          <w:lang w:val="hu-HU"/>
-        </w:rPr>
-        <w:t>A tekercs belsejében kialakuló homogén mágneses mezőt az anyag befolyásolja</w:t>
-      </w:r>
-    </w:p>
-    <w:p>
-      <w:pPr>
-        <w:pStyle w:val="Normal"/>
-        <w:numPr>
-          <w:ilvl w:val="2"/>
-          <w:numId w:val="25"/>
-        </w:numPr>
-        <w:tabs>
-          <w:tab w:val="clear" w:pos="709"/>
-          <w:tab w:val="left" w:pos="2370" w:leader="none"/>
-        </w:tabs>
-        <w:bidi w:val="0"/>
-        <w:jc w:val="start"/>
-        <w:rPr>
-          <w:rFonts w:ascii="Liberation Serif" w:hAnsi="Liberation Serif" w:eastAsia="Noto Serif CJK SC" w:cs="Noto Sans Devanagari"/>
-          <w:b w:val="false"/>
-          <w:bCs w:val="false"/>
-          <w:sz w:val="24"/>
-          <w:szCs w:val="24"/>
-          <w:u w:val="none"/>
-          <w:lang w:val="hu-HU"/>
-        </w:rPr>
-      </w:pPr>
-      <w:r>
-        <w:rPr>
-          <w:rFonts w:eastAsia="Noto Serif CJK SC" w:cs="Noto Sans Devanagari"/>
-          <w:b w:val="false"/>
-          <w:bCs w:val="false"/>
-          <w:sz w:val="24"/>
-          <w:szCs w:val="24"/>
-          <w:u w:val="none"/>
-          <w:lang w:val="hu-HU"/>
-        </w:rPr>
-        <w:t>Alumínium- és rézmag: nincs jelentős változás</w:t>
-      </w:r>
-    </w:p>
-    <w:p>
-      <w:pPr>
-        <w:pStyle w:val="Normal"/>
-        <w:numPr>
-          <w:ilvl w:val="2"/>
-          <w:numId w:val="25"/>
-        </w:numPr>
-        <w:tabs>
-          <w:tab w:val="clear" w:pos="709"/>
-          <w:tab w:val="left" w:pos="2370" w:leader="none"/>
-        </w:tabs>
-        <w:bidi w:val="0"/>
-        <w:jc w:val="start"/>
-        <w:rPr>
-          <w:rFonts w:ascii="Liberation Serif" w:hAnsi="Liberation Serif" w:eastAsia="Noto Serif CJK SC" w:cs="Noto Sans Devanagari"/>
-          <w:b w:val="false"/>
-          <w:bCs w:val="false"/>
-          <w:sz w:val="24"/>
-          <w:szCs w:val="24"/>
-          <w:u w:val="none"/>
-          <w:lang w:val="hu-HU"/>
-        </w:rPr>
-      </w:pPr>
-      <w:r>
-        <w:rPr>
-          <w:rFonts w:eastAsia="Noto Serif CJK SC" w:cs="Noto Sans Devanagari"/>
-          <w:b w:val="false"/>
-          <w:bCs w:val="false"/>
-          <w:sz w:val="24"/>
-          <w:szCs w:val="24"/>
-          <w:u w:val="none"/>
-          <w:lang w:val="hu-HU"/>
-        </w:rPr>
-        <w:t>Vasmag: jelentősen megnöveli a mágneses mező erősségét</w:t>
-      </w:r>
-    </w:p>
-    <w:p>
-      <w:pPr>
-        <w:pStyle w:val="Normal"/>
-        <w:numPr>
-          <w:ilvl w:val="0"/>
-          <w:numId w:val="0"/>
-        </w:numPr>
-        <w:tabs>
-          <w:tab w:val="clear" w:pos="709"/>
-          <w:tab w:val="left" w:pos="2370" w:leader="none"/>
-        </w:tabs>
-        <w:bidi w:val="0"/>
-        <w:ind w:hanging="0" w:start="1080"/>
-        <w:jc w:val="start"/>
-        <w:rPr>
-          <w:rFonts w:ascii="Liberation Serif" w:hAnsi="Liberation Serif" w:eastAsia="Noto Serif CJK SC" w:cs="Noto Sans Devanagari"/>
-          <w:b w:val="false"/>
-          <w:bCs w:val="false"/>
-          <w:sz w:val="24"/>
-          <w:szCs w:val="24"/>
-          <w:u w:val="none"/>
-          <w:lang w:val="hu-HU"/>
-        </w:rPr>
-      </w:pPr>
-      <w:r>
-        <w:rPr>
-          <w:rFonts w:eastAsia="Noto Serif CJK SC" w:cs="Noto Sans Devanagari"/>
-          <w:b w:val="false"/>
-          <w:bCs w:val="false"/>
-          <w:sz w:val="24"/>
-          <w:szCs w:val="24"/>
-          <w:u w:val="none"/>
-          <w:lang w:val="hu-HU"/>
-        </w:rPr>
-      </w:r>
-    </w:p>
-    <w:p>
-      <w:pPr>
-        <w:pStyle w:val="Normal"/>
-        <w:numPr>
-          <w:ilvl w:val="1"/>
-          <w:numId w:val="25"/>
-        </w:numPr>
-        <w:tabs>
-          <w:tab w:val="clear" w:pos="709"/>
-          <w:tab w:val="left" w:pos="2370" w:leader="none"/>
-        </w:tabs>
-        <w:bidi w:val="0"/>
-        <w:jc w:val="start"/>
+      </w:pPr>
+      <w:r>
         <w:rPr>
           <w:rFonts w:eastAsia="Noto Serif CJK SC" w:cs="Noto Sans Devanagari"/>
           <w:b/>
@@ -15469,8 +15368,430 @@
           <w:u w:val="none"/>
           <w:lang w:val="hu-HU"/>
         </w:rPr>
-      </w:pPr>
-      <w:r>
+        <w:t>Relatív permeabilitás</w:t>
+      </w:r>
+    </w:p>
+    <w:p>
+      <w:pPr>
+        <w:pStyle w:val="Normal"/>
+        <w:numPr>
+          <w:ilvl w:val="2"/>
+          <w:numId w:val="25"/>
+        </w:numPr>
+        <w:tabs>
+          <w:tab w:val="clear" w:pos="709"/>
+          <w:tab w:val="left" w:pos="2370" w:leader="none"/>
+        </w:tabs>
+        <w:bidi w:val="0"/>
+        <w:jc w:val="start"/>
+        <w:rPr>
+          <w:rFonts w:ascii="Liberation Serif" w:hAnsi="Liberation Serif" w:eastAsia="Noto Serif CJK SC" w:cs="Noto Sans Devanagari"/>
+          <w:b w:val="false"/>
+          <w:bCs w:val="false"/>
+          <w:sz w:val="24"/>
+          <w:szCs w:val="24"/>
+          <w:u w:val="none"/>
+          <w:lang w:val="hu-HU"/>
+        </w:rPr>
+      </w:pPr>
+      <w:r>
+        <w:rPr>
+          <w:rFonts w:eastAsia="Noto Serif CJK SC" w:cs="Noto Sans Devanagari"/>
+          <w:b w:val="false"/>
+          <w:bCs w:val="false"/>
+          <w:sz w:val="24"/>
+          <w:szCs w:val="24"/>
+          <w:u w:val="none"/>
+          <w:lang w:val="hu-HU"/>
+        </w:rPr>
+        <w:t>Megmutatja, hogy az anyag hányszorosára növeli a mágneses mező erősségét</w:t>
+      </w:r>
+    </w:p>
+    <w:p>
+      <w:pPr>
+        <w:pStyle w:val="Normal"/>
+        <w:numPr>
+          <w:ilvl w:val="2"/>
+          <w:numId w:val="25"/>
+        </w:numPr>
+        <w:tabs>
+          <w:tab w:val="clear" w:pos="709"/>
+          <w:tab w:val="left" w:pos="2370" w:leader="none"/>
+        </w:tabs>
+        <w:bidi w:val="0"/>
+        <w:jc w:val="start"/>
+        <w:rPr>
+          <w:rFonts w:ascii="Liberation Serif" w:hAnsi="Liberation Serif" w:eastAsia="Noto Serif CJK SC" w:cs="Noto Sans Devanagari"/>
+          <w:b w:val="false"/>
+          <w:bCs w:val="false"/>
+          <w:sz w:val="24"/>
+          <w:szCs w:val="24"/>
+          <w:u w:val="none"/>
+          <w:lang w:val="hu-HU"/>
+        </w:rPr>
+      </w:pPr>
+      <w:r>
+        <w:rPr>
+          <w:rFonts w:eastAsia="Noto Serif CJK SC" w:cs="Noto Sans Devanagari"/>
+          <w:b w:val="false"/>
+          <w:bCs w:val="false"/>
+          <w:sz w:val="24"/>
+          <w:szCs w:val="24"/>
+          <w:u w:val="none"/>
+          <w:lang w:val="hu-HU"/>
+        </w:rPr>
+        <w:t>Jele: μᵣ</w:t>
+      </w:r>
+    </w:p>
+    <w:p>
+      <w:pPr>
+        <w:pStyle w:val="Normal"/>
+        <w:numPr>
+          <w:ilvl w:val="2"/>
+          <w:numId w:val="25"/>
+        </w:numPr>
+        <w:tabs>
+          <w:tab w:val="clear" w:pos="709"/>
+          <w:tab w:val="left" w:pos="2370" w:leader="none"/>
+        </w:tabs>
+        <w:bidi w:val="0"/>
+        <w:jc w:val="start"/>
+        <w:rPr>
+          <w:rFonts w:ascii="Liberation Serif" w:hAnsi="Liberation Serif" w:eastAsia="Noto Serif CJK SC" w:cs="Noto Sans Devanagari"/>
+          <w:b w:val="false"/>
+          <w:bCs w:val="false"/>
+          <w:sz w:val="24"/>
+          <w:szCs w:val="24"/>
+          <w:u w:val="none"/>
+          <w:lang w:val="hu-HU"/>
+        </w:rPr>
+      </w:pPr>
+      <w:r>
+        <w:rPr>
+          <w:rFonts w:eastAsia="Noto Serif CJK SC" w:cs="Noto Sans Devanagari"/>
+          <w:b w:val="false"/>
+          <w:bCs w:val="false"/>
+          <w:sz w:val="24"/>
+          <w:szCs w:val="24"/>
+          <w:u w:val="none"/>
+          <w:lang w:val="hu-HU"/>
+        </w:rPr>
+        <w:t>Ferromágneses anyagoknál nagy értékű</w:t>
+      </w:r>
+    </w:p>
+    <w:p>
+      <w:pPr>
+        <w:pStyle w:val="Normal"/>
+        <w:numPr>
+          <w:ilvl w:val="0"/>
+          <w:numId w:val="0"/>
+        </w:numPr>
+        <w:tabs>
+          <w:tab w:val="clear" w:pos="709"/>
+          <w:tab w:val="left" w:pos="2370" w:leader="none"/>
+        </w:tabs>
+        <w:bidi w:val="0"/>
+        <w:ind w:hanging="0" w:start="1080"/>
+        <w:jc w:val="start"/>
+        <w:rPr>
+          <w:rFonts w:ascii="Liberation Serif" w:hAnsi="Liberation Serif" w:eastAsia="Noto Serif CJK SC" w:cs="Noto Sans Devanagari"/>
+          <w:b w:val="false"/>
+          <w:bCs w:val="false"/>
+          <w:sz w:val="24"/>
+          <w:szCs w:val="24"/>
+          <w:u w:val="none"/>
+          <w:lang w:val="hu-HU"/>
+        </w:rPr>
+      </w:pPr>
+      <w:r>
+        <w:rPr>
+          <w:rFonts w:eastAsia="Noto Serif CJK SC" w:cs="Noto Sans Devanagari"/>
+          <w:b w:val="false"/>
+          <w:bCs w:val="false"/>
+          <w:sz w:val="24"/>
+          <w:szCs w:val="24"/>
+          <w:u w:val="none"/>
+          <w:lang w:val="hu-HU"/>
+        </w:rPr>
+      </w:r>
+    </w:p>
+    <w:p>
+      <w:pPr>
+        <w:pStyle w:val="Normal"/>
+        <w:numPr>
+          <w:ilvl w:val="1"/>
+          <w:numId w:val="25"/>
+        </w:numPr>
+        <w:tabs>
+          <w:tab w:val="clear" w:pos="709"/>
+          <w:tab w:val="left" w:pos="2370" w:leader="none"/>
+        </w:tabs>
+        <w:bidi w:val="0"/>
+        <w:jc w:val="start"/>
+        <w:rPr>
+          <w:rFonts w:ascii="Liberation Serif" w:hAnsi="Liberation Serif" w:eastAsia="Noto Serif CJK SC" w:cs="Noto Sans Devanagari"/>
+          <w:b w:val="false"/>
+          <w:bCs w:val="false"/>
+          <w:sz w:val="24"/>
+          <w:szCs w:val="24"/>
+          <w:u w:val="none"/>
+          <w:lang w:val="hu-HU"/>
+        </w:rPr>
+      </w:pPr>
+      <w:r>
+        <w:rPr>
+          <w:rFonts w:eastAsia="Noto Serif CJK SC" w:cs="Noto Sans Devanagari"/>
+          <w:b w:val="false"/>
+          <w:bCs w:val="false"/>
+          <w:sz w:val="24"/>
+          <w:szCs w:val="24"/>
+          <w:u w:val="none"/>
+          <w:lang w:val="hu-HU"/>
+        </w:rPr>
+        <w:t xml:space="preserve">◦ </w:t>
+      </w:r>
+      <w:r>
+        <w:rPr>
+          <w:rFonts w:eastAsia="Noto Serif CJK SC" w:cs="Noto Sans Devanagari"/>
+          <w:b w:val="false"/>
+          <w:bCs w:val="false"/>
+          <w:sz w:val="24"/>
+          <w:szCs w:val="24"/>
+          <w:u w:val="none"/>
+          <w:lang w:val="hu-HU"/>
+        </w:rPr>
+        <w:t>Lágyvasmagos tekercs mágneses indukciója</w:t>
+      </w:r>
+    </w:p>
+    <w:p>
+      <w:pPr>
+        <w:pStyle w:val="Normal"/>
+        <w:numPr>
+          <w:ilvl w:val="2"/>
+          <w:numId w:val="25"/>
+        </w:numPr>
+        <w:tabs>
+          <w:tab w:val="clear" w:pos="709"/>
+          <w:tab w:val="left" w:pos="2370" w:leader="none"/>
+        </w:tabs>
+        <w:bidi w:val="0"/>
+        <w:jc w:val="start"/>
+        <w:rPr>
+          <w:rFonts w:ascii="Liberation Serif" w:hAnsi="Liberation Serif" w:eastAsia="Noto Serif CJK SC" w:cs="Noto Sans Devanagari"/>
+          <w:b w:val="false"/>
+          <w:bCs w:val="false"/>
+          <w:sz w:val="24"/>
+          <w:szCs w:val="24"/>
+          <w:u w:val="none"/>
+          <w:lang w:val="hu-HU"/>
+        </w:rPr>
+      </w:pPr>
+      <w:r>
+        <w:rPr>
+          <w:rFonts w:eastAsia="Noto Serif CJK SC" w:cs="Noto Sans Devanagari"/>
+          <w:b w:val="false"/>
+          <w:bCs w:val="false"/>
+          <w:sz w:val="24"/>
+          <w:szCs w:val="24"/>
+          <w:u w:val="none"/>
+          <w:lang w:val="hu-HU"/>
+        </w:rPr>
+        <w:t>Bᵥₐₛₘₐgₜₑₖ = μᵣ · μ₀ · (N · I / l)</w:t>
+      </w:r>
+    </w:p>
+    <w:p>
+      <w:pPr>
+        <w:pStyle w:val="Normal"/>
+        <w:numPr>
+          <w:ilvl w:val="2"/>
+          <w:numId w:val="25"/>
+        </w:numPr>
+        <w:tabs>
+          <w:tab w:val="clear" w:pos="709"/>
+          <w:tab w:val="left" w:pos="2370" w:leader="none"/>
+        </w:tabs>
+        <w:bidi w:val="0"/>
+        <w:jc w:val="start"/>
+        <w:rPr>
+          <w:rFonts w:ascii="Liberation Serif" w:hAnsi="Liberation Serif" w:eastAsia="Noto Serif CJK SC" w:cs="Noto Sans Devanagari"/>
+          <w:b w:val="false"/>
+          <w:bCs w:val="false"/>
+          <w:sz w:val="24"/>
+          <w:szCs w:val="24"/>
+          <w:u w:val="none"/>
+          <w:lang w:val="hu-HU"/>
+        </w:rPr>
+      </w:pPr>
+      <w:r>
+        <w:rPr>
+          <w:rFonts w:eastAsia="Noto Serif CJK SC" w:cs="Noto Sans Devanagari"/>
+          <w:b w:val="false"/>
+          <w:bCs w:val="false"/>
+          <w:sz w:val="24"/>
+          <w:szCs w:val="24"/>
+          <w:u w:val="none"/>
+          <w:lang w:val="hu-HU"/>
+        </w:rPr>
+        <w:t>ahol</w:t>
+      </w:r>
+    </w:p>
+    <w:p>
+      <w:pPr>
+        <w:pStyle w:val="Normal"/>
+        <w:numPr>
+          <w:ilvl w:val="3"/>
+          <w:numId w:val="25"/>
+        </w:numPr>
+        <w:tabs>
+          <w:tab w:val="clear" w:pos="709"/>
+          <w:tab w:val="left" w:pos="2370" w:leader="none"/>
+        </w:tabs>
+        <w:bidi w:val="0"/>
+        <w:jc w:val="start"/>
+        <w:rPr>
+          <w:rFonts w:ascii="Liberation Serif" w:hAnsi="Liberation Serif" w:eastAsia="Noto Serif CJK SC" w:cs="Noto Sans Devanagari"/>
+          <w:b w:val="false"/>
+          <w:bCs w:val="false"/>
+          <w:sz w:val="24"/>
+          <w:szCs w:val="24"/>
+          <w:u w:val="none"/>
+          <w:lang w:val="hu-HU"/>
+        </w:rPr>
+      </w:pPr>
+      <w:r>
+        <w:rPr>
+          <w:rFonts w:eastAsia="Noto Serif CJK SC" w:cs="Noto Sans Devanagari"/>
+          <w:b w:val="false"/>
+          <w:bCs w:val="false"/>
+          <w:sz w:val="24"/>
+          <w:szCs w:val="24"/>
+          <w:u w:val="none"/>
+          <w:lang w:val="hu-HU"/>
+        </w:rPr>
+        <w:t>N: menetszám</w:t>
+      </w:r>
+    </w:p>
+    <w:p>
+      <w:pPr>
+        <w:pStyle w:val="Normal"/>
+        <w:numPr>
+          <w:ilvl w:val="3"/>
+          <w:numId w:val="25"/>
+        </w:numPr>
+        <w:tabs>
+          <w:tab w:val="clear" w:pos="709"/>
+          <w:tab w:val="left" w:pos="2370" w:leader="none"/>
+        </w:tabs>
+        <w:bidi w:val="0"/>
+        <w:jc w:val="start"/>
+        <w:rPr>
+          <w:rFonts w:ascii="Liberation Serif" w:hAnsi="Liberation Serif" w:eastAsia="Noto Serif CJK SC" w:cs="Noto Sans Devanagari"/>
+          <w:b w:val="false"/>
+          <w:bCs w:val="false"/>
+          <w:sz w:val="24"/>
+          <w:szCs w:val="24"/>
+          <w:u w:val="none"/>
+          <w:lang w:val="hu-HU"/>
+        </w:rPr>
+      </w:pPr>
+      <w:r>
+        <w:rPr>
+          <w:rFonts w:eastAsia="Noto Serif CJK SC" w:cs="Noto Sans Devanagari"/>
+          <w:b w:val="false"/>
+          <w:bCs w:val="false"/>
+          <w:sz w:val="24"/>
+          <w:szCs w:val="24"/>
+          <w:u w:val="none"/>
+          <w:lang w:val="hu-HU"/>
+        </w:rPr>
+        <w:t>I: áramerősség</w:t>
+      </w:r>
+    </w:p>
+    <w:p>
+      <w:pPr>
+        <w:pStyle w:val="Normal"/>
+        <w:numPr>
+          <w:ilvl w:val="3"/>
+          <w:numId w:val="25"/>
+        </w:numPr>
+        <w:tabs>
+          <w:tab w:val="clear" w:pos="709"/>
+          <w:tab w:val="left" w:pos="2370" w:leader="none"/>
+        </w:tabs>
+        <w:bidi w:val="0"/>
+        <w:jc w:val="start"/>
+        <w:rPr>
+          <w:rFonts w:ascii="Liberation Serif" w:hAnsi="Liberation Serif" w:eastAsia="Noto Serif CJK SC" w:cs="Noto Sans Devanagari"/>
+          <w:b w:val="false"/>
+          <w:bCs w:val="false"/>
+          <w:sz w:val="24"/>
+          <w:szCs w:val="24"/>
+          <w:u w:val="none"/>
+          <w:lang w:val="hu-HU"/>
+        </w:rPr>
+      </w:pPr>
+      <w:r>
+        <w:rPr>
+          <w:rFonts w:eastAsia="Noto Serif CJK SC" w:cs="Noto Sans Devanagari"/>
+          <w:b w:val="false"/>
+          <w:bCs w:val="false"/>
+          <w:sz w:val="24"/>
+          <w:szCs w:val="24"/>
+          <w:u w:val="none"/>
+          <w:lang w:val="hu-HU"/>
+        </w:rPr>
+        <w:t>r: a körtekercs közepes sugara</w:t>
+      </w:r>
+    </w:p>
+    <w:p>
+      <w:pPr>
+        <w:pStyle w:val="Normal"/>
+        <w:numPr>
+          <w:ilvl w:val="0"/>
+          <w:numId w:val="0"/>
+        </w:numPr>
+        <w:tabs>
+          <w:tab w:val="clear" w:pos="709"/>
+          <w:tab w:val="left" w:pos="2370" w:leader="none"/>
+        </w:tabs>
+        <w:bidi w:val="0"/>
+        <w:ind w:hanging="0" w:start="1080"/>
+        <w:jc w:val="start"/>
+        <w:rPr>
+          <w:rFonts w:ascii="Liberation Serif" w:hAnsi="Liberation Serif" w:eastAsia="Noto Serif CJK SC" w:cs="Noto Sans Devanagari"/>
+          <w:b w:val="false"/>
+          <w:bCs w:val="false"/>
+          <w:sz w:val="24"/>
+          <w:szCs w:val="24"/>
+          <w:u w:val="none"/>
+          <w:lang w:val="hu-HU"/>
+        </w:rPr>
+      </w:pPr>
+      <w:r>
+        <w:rPr>
+          <w:rFonts w:eastAsia="Noto Serif CJK SC" w:cs="Noto Sans Devanagari"/>
+          <w:b w:val="false"/>
+          <w:bCs w:val="false"/>
+          <w:sz w:val="24"/>
+          <w:szCs w:val="24"/>
+          <w:u w:val="none"/>
+          <w:lang w:val="hu-HU"/>
+        </w:rPr>
+      </w:r>
+    </w:p>
+    <w:p>
+      <w:pPr>
+        <w:pStyle w:val="Normal"/>
+        <w:numPr>
+          <w:ilvl w:val="1"/>
+          <w:numId w:val="25"/>
+        </w:numPr>
+        <w:tabs>
+          <w:tab w:val="clear" w:pos="709"/>
+          <w:tab w:val="left" w:pos="2370" w:leader="none"/>
+        </w:tabs>
+        <w:bidi w:val="0"/>
+        <w:jc w:val="start"/>
         <w:rPr>
           <w:rFonts w:eastAsia="Noto Serif CJK SC" w:cs="Noto Sans Devanagari"/>
           <w:b/>
@@ -15480,430 +15801,8 @@
           <w:u w:val="none"/>
           <w:lang w:val="hu-HU"/>
         </w:rPr>
-        <w:t>Relatív permeabilitás</w:t>
-      </w:r>
-    </w:p>
-    <w:p>
-      <w:pPr>
-        <w:pStyle w:val="Normal"/>
-        <w:numPr>
-          <w:ilvl w:val="2"/>
-          <w:numId w:val="25"/>
-        </w:numPr>
-        <w:tabs>
-          <w:tab w:val="clear" w:pos="709"/>
-          <w:tab w:val="left" w:pos="2370" w:leader="none"/>
-        </w:tabs>
-        <w:bidi w:val="0"/>
-        <w:jc w:val="start"/>
-        <w:rPr>
-          <w:rFonts w:ascii="Liberation Serif" w:hAnsi="Liberation Serif" w:eastAsia="Noto Serif CJK SC" w:cs="Noto Sans Devanagari"/>
-          <w:b w:val="false"/>
-          <w:bCs w:val="false"/>
-          <w:sz w:val="24"/>
-          <w:szCs w:val="24"/>
-          <w:u w:val="none"/>
-          <w:lang w:val="hu-HU"/>
-        </w:rPr>
-      </w:pPr>
-      <w:r>
-        <w:rPr>
-          <w:rFonts w:eastAsia="Noto Serif CJK SC" w:cs="Noto Sans Devanagari"/>
-          <w:b w:val="false"/>
-          <w:bCs w:val="false"/>
-          <w:sz w:val="24"/>
-          <w:szCs w:val="24"/>
-          <w:u w:val="none"/>
-          <w:lang w:val="hu-HU"/>
-        </w:rPr>
-        <w:t>Megmutatja, hogy az anyag hányszorosára növeli a mágneses mező erősségét</w:t>
-      </w:r>
-    </w:p>
-    <w:p>
-      <w:pPr>
-        <w:pStyle w:val="Normal"/>
-        <w:numPr>
-          <w:ilvl w:val="2"/>
-          <w:numId w:val="25"/>
-        </w:numPr>
-        <w:tabs>
-          <w:tab w:val="clear" w:pos="709"/>
-          <w:tab w:val="left" w:pos="2370" w:leader="none"/>
-        </w:tabs>
-        <w:bidi w:val="0"/>
-        <w:jc w:val="start"/>
-        <w:rPr>
-          <w:rFonts w:ascii="Liberation Serif" w:hAnsi="Liberation Serif" w:eastAsia="Noto Serif CJK SC" w:cs="Noto Sans Devanagari"/>
-          <w:b w:val="false"/>
-          <w:bCs w:val="false"/>
-          <w:sz w:val="24"/>
-          <w:szCs w:val="24"/>
-          <w:u w:val="none"/>
-          <w:lang w:val="hu-HU"/>
-        </w:rPr>
-      </w:pPr>
-      <w:r>
-        <w:rPr>
-          <w:rFonts w:eastAsia="Noto Serif CJK SC" w:cs="Noto Sans Devanagari"/>
-          <w:b w:val="false"/>
-          <w:bCs w:val="false"/>
-          <w:sz w:val="24"/>
-          <w:szCs w:val="24"/>
-          <w:u w:val="none"/>
-          <w:lang w:val="hu-HU"/>
-        </w:rPr>
-        <w:t>Jele: μᵣ</w:t>
-      </w:r>
-    </w:p>
-    <w:p>
-      <w:pPr>
-        <w:pStyle w:val="Normal"/>
-        <w:numPr>
-          <w:ilvl w:val="2"/>
-          <w:numId w:val="25"/>
-        </w:numPr>
-        <w:tabs>
-          <w:tab w:val="clear" w:pos="709"/>
-          <w:tab w:val="left" w:pos="2370" w:leader="none"/>
-        </w:tabs>
-        <w:bidi w:val="0"/>
-        <w:jc w:val="start"/>
-        <w:rPr>
-          <w:rFonts w:ascii="Liberation Serif" w:hAnsi="Liberation Serif" w:eastAsia="Noto Serif CJK SC" w:cs="Noto Sans Devanagari"/>
-          <w:b w:val="false"/>
-          <w:bCs w:val="false"/>
-          <w:sz w:val="24"/>
-          <w:szCs w:val="24"/>
-          <w:u w:val="none"/>
-          <w:lang w:val="hu-HU"/>
-        </w:rPr>
-      </w:pPr>
-      <w:r>
-        <w:rPr>
-          <w:rFonts w:eastAsia="Noto Serif CJK SC" w:cs="Noto Sans Devanagari"/>
-          <w:b w:val="false"/>
-          <w:bCs w:val="false"/>
-          <w:sz w:val="24"/>
-          <w:szCs w:val="24"/>
-          <w:u w:val="none"/>
-          <w:lang w:val="hu-HU"/>
-        </w:rPr>
-        <w:t>Ferromágneses anyagoknál nagy értékű</w:t>
-      </w:r>
-    </w:p>
-    <w:p>
-      <w:pPr>
-        <w:pStyle w:val="Normal"/>
-        <w:numPr>
-          <w:ilvl w:val="0"/>
-          <w:numId w:val="0"/>
-        </w:numPr>
-        <w:tabs>
-          <w:tab w:val="clear" w:pos="709"/>
-          <w:tab w:val="left" w:pos="2370" w:leader="none"/>
-        </w:tabs>
-        <w:bidi w:val="0"/>
-        <w:ind w:hanging="0" w:start="1080"/>
-        <w:jc w:val="start"/>
-        <w:rPr>
-          <w:rFonts w:ascii="Liberation Serif" w:hAnsi="Liberation Serif" w:eastAsia="Noto Serif CJK SC" w:cs="Noto Sans Devanagari"/>
-          <w:b w:val="false"/>
-          <w:bCs w:val="false"/>
-          <w:sz w:val="24"/>
-          <w:szCs w:val="24"/>
-          <w:u w:val="none"/>
-          <w:lang w:val="hu-HU"/>
-        </w:rPr>
-      </w:pPr>
-      <w:r>
-        <w:rPr>
-          <w:rFonts w:eastAsia="Noto Serif CJK SC" w:cs="Noto Sans Devanagari"/>
-          <w:b w:val="false"/>
-          <w:bCs w:val="false"/>
-          <w:sz w:val="24"/>
-          <w:szCs w:val="24"/>
-          <w:u w:val="none"/>
-          <w:lang w:val="hu-HU"/>
-        </w:rPr>
-      </w:r>
-    </w:p>
-    <w:p>
-      <w:pPr>
-        <w:pStyle w:val="Normal"/>
-        <w:numPr>
-          <w:ilvl w:val="1"/>
-          <w:numId w:val="25"/>
-        </w:numPr>
-        <w:tabs>
-          <w:tab w:val="clear" w:pos="709"/>
-          <w:tab w:val="left" w:pos="2370" w:leader="none"/>
-        </w:tabs>
-        <w:bidi w:val="0"/>
-        <w:jc w:val="start"/>
-        <w:rPr>
-          <w:rFonts w:ascii="Liberation Serif" w:hAnsi="Liberation Serif" w:eastAsia="Noto Serif CJK SC" w:cs="Noto Sans Devanagari"/>
-          <w:b w:val="false"/>
-          <w:bCs w:val="false"/>
-          <w:sz w:val="24"/>
-          <w:szCs w:val="24"/>
-          <w:u w:val="none"/>
-          <w:lang w:val="hu-HU"/>
-        </w:rPr>
-      </w:pPr>
-      <w:r>
-        <w:rPr>
-          <w:rFonts w:eastAsia="Noto Serif CJK SC" w:cs="Noto Sans Devanagari"/>
-          <w:b w:val="false"/>
-          <w:bCs w:val="false"/>
-          <w:sz w:val="24"/>
-          <w:szCs w:val="24"/>
-          <w:u w:val="none"/>
-          <w:lang w:val="hu-HU"/>
-        </w:rPr>
-        <w:t xml:space="preserve">◦ </w:t>
-      </w:r>
-      <w:r>
-        <w:rPr>
-          <w:rFonts w:eastAsia="Noto Serif CJK SC" w:cs="Noto Sans Devanagari"/>
-          <w:b w:val="false"/>
-          <w:bCs w:val="false"/>
-          <w:sz w:val="24"/>
-          <w:szCs w:val="24"/>
-          <w:u w:val="none"/>
-          <w:lang w:val="hu-HU"/>
-        </w:rPr>
-        <w:t>Lágyvasmagos tekercs mágneses indukciója</w:t>
-      </w:r>
-    </w:p>
-    <w:p>
-      <w:pPr>
-        <w:pStyle w:val="Normal"/>
-        <w:numPr>
-          <w:ilvl w:val="2"/>
-          <w:numId w:val="25"/>
-        </w:numPr>
-        <w:tabs>
-          <w:tab w:val="clear" w:pos="709"/>
-          <w:tab w:val="left" w:pos="2370" w:leader="none"/>
-        </w:tabs>
-        <w:bidi w:val="0"/>
-        <w:jc w:val="start"/>
-        <w:rPr>
-          <w:rFonts w:ascii="Liberation Serif" w:hAnsi="Liberation Serif" w:eastAsia="Noto Serif CJK SC" w:cs="Noto Sans Devanagari"/>
-          <w:b w:val="false"/>
-          <w:bCs w:val="false"/>
-          <w:sz w:val="24"/>
-          <w:szCs w:val="24"/>
-          <w:u w:val="none"/>
-          <w:lang w:val="hu-HU"/>
-        </w:rPr>
-      </w:pPr>
-      <w:r>
-        <w:rPr>
-          <w:rFonts w:eastAsia="Noto Serif CJK SC" w:cs="Noto Sans Devanagari"/>
-          <w:b w:val="false"/>
-          <w:bCs w:val="false"/>
-          <w:sz w:val="24"/>
-          <w:szCs w:val="24"/>
-          <w:u w:val="none"/>
-          <w:lang w:val="hu-HU"/>
-        </w:rPr>
-        <w:t>Bᵥₐₛₘₐgₜₑₖ = μᵣ · μ₀ · (N · I / l)</w:t>
-      </w:r>
-    </w:p>
-    <w:p>
-      <w:pPr>
-        <w:pStyle w:val="Normal"/>
-        <w:numPr>
-          <w:ilvl w:val="2"/>
-          <w:numId w:val="25"/>
-        </w:numPr>
-        <w:tabs>
-          <w:tab w:val="clear" w:pos="709"/>
-          <w:tab w:val="left" w:pos="2370" w:leader="none"/>
-        </w:tabs>
-        <w:bidi w:val="0"/>
-        <w:jc w:val="start"/>
-        <w:rPr>
-          <w:rFonts w:ascii="Liberation Serif" w:hAnsi="Liberation Serif" w:eastAsia="Noto Serif CJK SC" w:cs="Noto Sans Devanagari"/>
-          <w:b w:val="false"/>
-          <w:bCs w:val="false"/>
-          <w:sz w:val="24"/>
-          <w:szCs w:val="24"/>
-          <w:u w:val="none"/>
-          <w:lang w:val="hu-HU"/>
-        </w:rPr>
-      </w:pPr>
-      <w:r>
-        <w:rPr>
-          <w:rFonts w:eastAsia="Noto Serif CJK SC" w:cs="Noto Sans Devanagari"/>
-          <w:b w:val="false"/>
-          <w:bCs w:val="false"/>
-          <w:sz w:val="24"/>
-          <w:szCs w:val="24"/>
-          <w:u w:val="none"/>
-          <w:lang w:val="hu-HU"/>
-        </w:rPr>
-        <w:t>ahol</w:t>
-      </w:r>
-    </w:p>
-    <w:p>
-      <w:pPr>
-        <w:pStyle w:val="Normal"/>
-        <w:numPr>
-          <w:ilvl w:val="3"/>
-          <w:numId w:val="25"/>
-        </w:numPr>
-        <w:tabs>
-          <w:tab w:val="clear" w:pos="709"/>
-          <w:tab w:val="left" w:pos="2370" w:leader="none"/>
-        </w:tabs>
-        <w:bidi w:val="0"/>
-        <w:jc w:val="start"/>
-        <w:rPr>
-          <w:rFonts w:ascii="Liberation Serif" w:hAnsi="Liberation Serif" w:eastAsia="Noto Serif CJK SC" w:cs="Noto Sans Devanagari"/>
-          <w:b w:val="false"/>
-          <w:bCs w:val="false"/>
-          <w:sz w:val="24"/>
-          <w:szCs w:val="24"/>
-          <w:u w:val="none"/>
-          <w:lang w:val="hu-HU"/>
-        </w:rPr>
-      </w:pPr>
-      <w:r>
-        <w:rPr>
-          <w:rFonts w:eastAsia="Noto Serif CJK SC" w:cs="Noto Sans Devanagari"/>
-          <w:b w:val="false"/>
-          <w:bCs w:val="false"/>
-          <w:sz w:val="24"/>
-          <w:szCs w:val="24"/>
-          <w:u w:val="none"/>
-          <w:lang w:val="hu-HU"/>
-        </w:rPr>
-        <w:t>N: menetszám</w:t>
-      </w:r>
-    </w:p>
-    <w:p>
-      <w:pPr>
-        <w:pStyle w:val="Normal"/>
-        <w:numPr>
-          <w:ilvl w:val="3"/>
-          <w:numId w:val="25"/>
-        </w:numPr>
-        <w:tabs>
-          <w:tab w:val="clear" w:pos="709"/>
-          <w:tab w:val="left" w:pos="2370" w:leader="none"/>
-        </w:tabs>
-        <w:bidi w:val="0"/>
-        <w:jc w:val="start"/>
-        <w:rPr>
-          <w:rFonts w:ascii="Liberation Serif" w:hAnsi="Liberation Serif" w:eastAsia="Noto Serif CJK SC" w:cs="Noto Sans Devanagari"/>
-          <w:b w:val="false"/>
-          <w:bCs w:val="false"/>
-          <w:sz w:val="24"/>
-          <w:szCs w:val="24"/>
-          <w:u w:val="none"/>
-          <w:lang w:val="hu-HU"/>
-        </w:rPr>
-      </w:pPr>
-      <w:r>
-        <w:rPr>
-          <w:rFonts w:eastAsia="Noto Serif CJK SC" w:cs="Noto Sans Devanagari"/>
-          <w:b w:val="false"/>
-          <w:bCs w:val="false"/>
-          <w:sz w:val="24"/>
-          <w:szCs w:val="24"/>
-          <w:u w:val="none"/>
-          <w:lang w:val="hu-HU"/>
-        </w:rPr>
-        <w:t>I: áramerősség</w:t>
-      </w:r>
-    </w:p>
-    <w:p>
-      <w:pPr>
-        <w:pStyle w:val="Normal"/>
-        <w:numPr>
-          <w:ilvl w:val="3"/>
-          <w:numId w:val="25"/>
-        </w:numPr>
-        <w:tabs>
-          <w:tab w:val="clear" w:pos="709"/>
-          <w:tab w:val="left" w:pos="2370" w:leader="none"/>
-        </w:tabs>
-        <w:bidi w:val="0"/>
-        <w:jc w:val="start"/>
-        <w:rPr>
-          <w:rFonts w:ascii="Liberation Serif" w:hAnsi="Liberation Serif" w:eastAsia="Noto Serif CJK SC" w:cs="Noto Sans Devanagari"/>
-          <w:b w:val="false"/>
-          <w:bCs w:val="false"/>
-          <w:sz w:val="24"/>
-          <w:szCs w:val="24"/>
-          <w:u w:val="none"/>
-          <w:lang w:val="hu-HU"/>
-        </w:rPr>
-      </w:pPr>
-      <w:r>
-        <w:rPr>
-          <w:rFonts w:eastAsia="Noto Serif CJK SC" w:cs="Noto Sans Devanagari"/>
-          <w:b w:val="false"/>
-          <w:bCs w:val="false"/>
-          <w:sz w:val="24"/>
-          <w:szCs w:val="24"/>
-          <w:u w:val="none"/>
-          <w:lang w:val="hu-HU"/>
-        </w:rPr>
-        <w:t>r: a körtekercs közepes sugara</w:t>
-      </w:r>
-    </w:p>
-    <w:p>
-      <w:pPr>
-        <w:pStyle w:val="Normal"/>
-        <w:numPr>
-          <w:ilvl w:val="0"/>
-          <w:numId w:val="0"/>
-        </w:numPr>
-        <w:tabs>
-          <w:tab w:val="clear" w:pos="709"/>
-          <w:tab w:val="left" w:pos="2370" w:leader="none"/>
-        </w:tabs>
-        <w:bidi w:val="0"/>
-        <w:ind w:hanging="0" w:start="1080"/>
-        <w:jc w:val="start"/>
-        <w:rPr>
-          <w:rFonts w:ascii="Liberation Serif" w:hAnsi="Liberation Serif" w:eastAsia="Noto Serif CJK SC" w:cs="Noto Sans Devanagari"/>
-          <w:b w:val="false"/>
-          <w:bCs w:val="false"/>
-          <w:sz w:val="24"/>
-          <w:szCs w:val="24"/>
-          <w:u w:val="none"/>
-          <w:lang w:val="hu-HU"/>
-        </w:rPr>
-      </w:pPr>
-      <w:r>
-        <w:rPr>
-          <w:rFonts w:eastAsia="Noto Serif CJK SC" w:cs="Noto Sans Devanagari"/>
-          <w:b w:val="false"/>
-          <w:bCs w:val="false"/>
-          <w:sz w:val="24"/>
-          <w:szCs w:val="24"/>
-          <w:u w:val="none"/>
-          <w:lang w:val="hu-HU"/>
-        </w:rPr>
-      </w:r>
-    </w:p>
-    <w:p>
-      <w:pPr>
-        <w:pStyle w:val="Normal"/>
-        <w:numPr>
-          <w:ilvl w:val="1"/>
-          <w:numId w:val="25"/>
-        </w:numPr>
-        <w:tabs>
-          <w:tab w:val="clear" w:pos="709"/>
-          <w:tab w:val="left" w:pos="2370" w:leader="none"/>
-        </w:tabs>
-        <w:bidi w:val="0"/>
-        <w:jc w:val="start"/>
+      </w:pPr>
+      <w:r>
         <w:rPr>
           <w:rFonts w:eastAsia="Noto Serif CJK SC" w:cs="Noto Sans Devanagari"/>
           <w:b/>
@@ -15913,8 +15812,274 @@
           <w:u w:val="none"/>
           <w:lang w:val="hu-HU"/>
         </w:rPr>
-      </w:pPr>
-      <w:r>
+        <w:t>Anyagok csoportosítása mágneses tulajdonság szerint</w:t>
+      </w:r>
+    </w:p>
+    <w:p>
+      <w:pPr>
+        <w:pStyle w:val="Normal"/>
+        <w:numPr>
+          <w:ilvl w:val="1"/>
+          <w:numId w:val="25"/>
+        </w:numPr>
+        <w:tabs>
+          <w:tab w:val="clear" w:pos="709"/>
+          <w:tab w:val="left" w:pos="2370" w:leader="none"/>
+        </w:tabs>
+        <w:bidi w:val="0"/>
+        <w:jc w:val="start"/>
+        <w:rPr>
+          <w:rFonts w:ascii="Liberation Serif" w:hAnsi="Liberation Serif" w:eastAsia="Noto Serif CJK SC" w:cs="Noto Sans Devanagari"/>
+          <w:b w:val="false"/>
+          <w:bCs w:val="false"/>
+          <w:sz w:val="24"/>
+          <w:szCs w:val="24"/>
+          <w:u w:val="none"/>
+          <w:lang w:val="hu-HU"/>
+        </w:rPr>
+      </w:pPr>
+      <w:r>
+        <w:rPr>
+          <w:rFonts w:eastAsia="Noto Serif CJK SC" w:cs="Noto Sans Devanagari"/>
+          <w:b w:val="false"/>
+          <w:bCs w:val="false"/>
+          <w:sz w:val="24"/>
+          <w:szCs w:val="24"/>
+          <w:u w:val="none"/>
+          <w:lang w:val="hu-HU"/>
+        </w:rPr>
+        <w:t>Diamágneses anyagok: gyengítik a mágneses mezőt (μᵣ &lt; 1)</w:t>
+      </w:r>
+    </w:p>
+    <w:p>
+      <w:pPr>
+        <w:pStyle w:val="Normal"/>
+        <w:numPr>
+          <w:ilvl w:val="2"/>
+          <w:numId w:val="25"/>
+        </w:numPr>
+        <w:tabs>
+          <w:tab w:val="clear" w:pos="709"/>
+          <w:tab w:val="left" w:pos="2370" w:leader="none"/>
+        </w:tabs>
+        <w:bidi w:val="0"/>
+        <w:jc w:val="start"/>
+        <w:rPr>
+          <w:rFonts w:ascii="Liberation Serif" w:hAnsi="Liberation Serif" w:eastAsia="Noto Serif CJK SC" w:cs="Noto Sans Devanagari"/>
+          <w:b w:val="false"/>
+          <w:bCs w:val="false"/>
+          <w:sz w:val="24"/>
+          <w:szCs w:val="24"/>
+          <w:u w:val="none"/>
+          <w:lang w:val="hu-HU"/>
+        </w:rPr>
+      </w:pPr>
+      <w:r>
+        <w:rPr>
+          <w:rFonts w:eastAsia="Noto Serif CJK SC" w:cs="Noto Sans Devanagari"/>
+          <w:b w:val="false"/>
+          <w:bCs w:val="false"/>
+          <w:sz w:val="24"/>
+          <w:szCs w:val="24"/>
+          <w:u w:val="none"/>
+          <w:lang w:val="hu-HU"/>
+        </w:rPr>
+        <w:t>pl. réz, arany, víz</w:t>
+      </w:r>
+    </w:p>
+    <w:p>
+      <w:pPr>
+        <w:pStyle w:val="Normal"/>
+        <w:numPr>
+          <w:ilvl w:val="1"/>
+          <w:numId w:val="25"/>
+        </w:numPr>
+        <w:tabs>
+          <w:tab w:val="clear" w:pos="709"/>
+          <w:tab w:val="left" w:pos="2370" w:leader="none"/>
+        </w:tabs>
+        <w:bidi w:val="0"/>
+        <w:jc w:val="start"/>
+        <w:rPr>
+          <w:rFonts w:ascii="Liberation Serif" w:hAnsi="Liberation Serif" w:eastAsia="Noto Serif CJK SC" w:cs="Noto Sans Devanagari"/>
+          <w:b w:val="false"/>
+          <w:bCs w:val="false"/>
+          <w:sz w:val="24"/>
+          <w:szCs w:val="24"/>
+          <w:u w:val="none"/>
+          <w:lang w:val="hu-HU"/>
+        </w:rPr>
+      </w:pPr>
+      <w:r>
+        <w:rPr>
+          <w:rFonts w:eastAsia="Noto Serif CJK SC" w:cs="Noto Sans Devanagari"/>
+          <w:b w:val="false"/>
+          <w:bCs w:val="false"/>
+          <w:sz w:val="24"/>
+          <w:szCs w:val="24"/>
+          <w:u w:val="none"/>
+          <w:lang w:val="hu-HU"/>
+        </w:rPr>
+        <w:t>Paramágneses anyagok: kissé erősítik (μᵣ &gt; 1)</w:t>
+      </w:r>
+    </w:p>
+    <w:p>
+      <w:pPr>
+        <w:pStyle w:val="Normal"/>
+        <w:numPr>
+          <w:ilvl w:val="2"/>
+          <w:numId w:val="25"/>
+        </w:numPr>
+        <w:tabs>
+          <w:tab w:val="clear" w:pos="709"/>
+          <w:tab w:val="left" w:pos="2370" w:leader="none"/>
+        </w:tabs>
+        <w:bidi w:val="0"/>
+        <w:jc w:val="start"/>
+        <w:rPr>
+          <w:rFonts w:ascii="Liberation Serif" w:hAnsi="Liberation Serif" w:eastAsia="Noto Serif CJK SC" w:cs="Noto Sans Devanagari"/>
+          <w:b w:val="false"/>
+          <w:bCs w:val="false"/>
+          <w:sz w:val="24"/>
+          <w:szCs w:val="24"/>
+          <w:u w:val="none"/>
+          <w:lang w:val="hu-HU"/>
+        </w:rPr>
+      </w:pPr>
+      <w:r>
+        <w:rPr>
+          <w:rFonts w:eastAsia="Noto Serif CJK SC" w:cs="Noto Sans Devanagari"/>
+          <w:b w:val="false"/>
+          <w:bCs w:val="false"/>
+          <w:sz w:val="24"/>
+          <w:szCs w:val="24"/>
+          <w:u w:val="none"/>
+          <w:lang w:val="hu-HU"/>
+        </w:rPr>
+        <w:t>pl. alumínium, platina, levegő</w:t>
+      </w:r>
+    </w:p>
+    <w:p>
+      <w:pPr>
+        <w:pStyle w:val="Normal"/>
+        <w:numPr>
+          <w:ilvl w:val="1"/>
+          <w:numId w:val="25"/>
+        </w:numPr>
+        <w:tabs>
+          <w:tab w:val="clear" w:pos="709"/>
+          <w:tab w:val="left" w:pos="2370" w:leader="none"/>
+        </w:tabs>
+        <w:bidi w:val="0"/>
+        <w:jc w:val="start"/>
+        <w:rPr>
+          <w:rFonts w:ascii="Liberation Serif" w:hAnsi="Liberation Serif" w:eastAsia="Noto Serif CJK SC" w:cs="Noto Sans Devanagari"/>
+          <w:b w:val="false"/>
+          <w:bCs w:val="false"/>
+          <w:sz w:val="24"/>
+          <w:szCs w:val="24"/>
+          <w:u w:val="none"/>
+          <w:lang w:val="hu-HU"/>
+        </w:rPr>
+      </w:pPr>
+      <w:r>
+        <w:rPr>
+          <w:rFonts w:eastAsia="Noto Serif CJK SC" w:cs="Noto Sans Devanagari"/>
+          <w:b w:val="false"/>
+          <w:bCs w:val="false"/>
+          <w:sz w:val="24"/>
+          <w:szCs w:val="24"/>
+          <w:u w:val="none"/>
+          <w:lang w:val="hu-HU"/>
+        </w:rPr>
+        <w:t>Ferromágneses anyagok: erősen erősítik (μᵣ ≫ 1)</w:t>
+      </w:r>
+    </w:p>
+    <w:p>
+      <w:pPr>
+        <w:pStyle w:val="Normal"/>
+        <w:numPr>
+          <w:ilvl w:val="2"/>
+          <w:numId w:val="25"/>
+        </w:numPr>
+        <w:tabs>
+          <w:tab w:val="clear" w:pos="709"/>
+          <w:tab w:val="left" w:pos="2370" w:leader="none"/>
+        </w:tabs>
+        <w:bidi w:val="0"/>
+        <w:jc w:val="start"/>
+        <w:rPr>
+          <w:rFonts w:ascii="Liberation Serif" w:hAnsi="Liberation Serif" w:eastAsia="Noto Serif CJK SC" w:cs="Noto Sans Devanagari"/>
+          <w:b w:val="false"/>
+          <w:bCs w:val="false"/>
+          <w:sz w:val="24"/>
+          <w:szCs w:val="24"/>
+          <w:u w:val="none"/>
+          <w:lang w:val="hu-HU"/>
+        </w:rPr>
+      </w:pPr>
+      <w:r>
+        <w:rPr>
+          <w:rFonts w:eastAsia="Noto Serif CJK SC" w:cs="Noto Sans Devanagari"/>
+          <w:b w:val="false"/>
+          <w:bCs w:val="false"/>
+          <w:sz w:val="24"/>
+          <w:szCs w:val="24"/>
+          <w:u w:val="none"/>
+          <w:lang w:val="hu-HU"/>
+        </w:rPr>
+        <w:t>vas, kobalt, nikkel</w:t>
+      </w:r>
+    </w:p>
+    <w:p>
+      <w:pPr>
+        <w:pStyle w:val="Normal"/>
+        <w:numPr>
+          <w:ilvl w:val="0"/>
+          <w:numId w:val="0"/>
+        </w:numPr>
+        <w:tabs>
+          <w:tab w:val="clear" w:pos="709"/>
+          <w:tab w:val="left" w:pos="2370" w:leader="none"/>
+        </w:tabs>
+        <w:bidi w:val="0"/>
+        <w:ind w:hanging="0" w:start="1080"/>
+        <w:jc w:val="start"/>
+        <w:rPr>
+          <w:rFonts w:ascii="Liberation Serif" w:hAnsi="Liberation Serif" w:eastAsia="Noto Serif CJK SC" w:cs="Noto Sans Devanagari"/>
+          <w:b w:val="false"/>
+          <w:bCs w:val="false"/>
+          <w:sz w:val="24"/>
+          <w:szCs w:val="24"/>
+          <w:u w:val="none"/>
+          <w:lang w:val="hu-HU"/>
+        </w:rPr>
+      </w:pPr>
+      <w:r>
+        <w:rPr>
+          <w:rFonts w:eastAsia="Noto Serif CJK SC" w:cs="Noto Sans Devanagari"/>
+          <w:b w:val="false"/>
+          <w:bCs w:val="false"/>
+          <w:sz w:val="24"/>
+          <w:szCs w:val="24"/>
+          <w:u w:val="none"/>
+          <w:lang w:val="hu-HU"/>
+        </w:rPr>
+      </w:r>
+    </w:p>
+    <w:p>
+      <w:pPr>
+        <w:pStyle w:val="Normal"/>
+        <w:numPr>
+          <w:ilvl w:val="1"/>
+          <w:numId w:val="25"/>
+        </w:numPr>
+        <w:tabs>
+          <w:tab w:val="clear" w:pos="709"/>
+          <w:tab w:val="left" w:pos="2370" w:leader="none"/>
+        </w:tabs>
+        <w:bidi w:val="0"/>
+        <w:jc w:val="start"/>
         <w:rPr>
           <w:rFonts w:eastAsia="Noto Serif CJK SC" w:cs="Noto Sans Devanagari"/>
           <w:b/>
@@ -15924,274 +16089,8 @@
           <w:u w:val="none"/>
           <w:lang w:val="hu-HU"/>
         </w:rPr>
-        <w:t>Anyagok csoportosítása mágneses tulajdonság szerint</w:t>
-      </w:r>
-    </w:p>
-    <w:p>
-      <w:pPr>
-        <w:pStyle w:val="Normal"/>
-        <w:numPr>
-          <w:ilvl w:val="1"/>
-          <w:numId w:val="25"/>
-        </w:numPr>
-        <w:tabs>
-          <w:tab w:val="clear" w:pos="709"/>
-          <w:tab w:val="left" w:pos="2370" w:leader="none"/>
-        </w:tabs>
-        <w:bidi w:val="0"/>
-        <w:jc w:val="start"/>
-        <w:rPr>
-          <w:rFonts w:ascii="Liberation Serif" w:hAnsi="Liberation Serif" w:eastAsia="Noto Serif CJK SC" w:cs="Noto Sans Devanagari"/>
-          <w:b w:val="false"/>
-          <w:bCs w:val="false"/>
-          <w:sz w:val="24"/>
-          <w:szCs w:val="24"/>
-          <w:u w:val="none"/>
-          <w:lang w:val="hu-HU"/>
-        </w:rPr>
-      </w:pPr>
-      <w:r>
-        <w:rPr>
-          <w:rFonts w:eastAsia="Noto Serif CJK SC" w:cs="Noto Sans Devanagari"/>
-          <w:b w:val="false"/>
-          <w:bCs w:val="false"/>
-          <w:sz w:val="24"/>
-          <w:szCs w:val="24"/>
-          <w:u w:val="none"/>
-          <w:lang w:val="hu-HU"/>
-        </w:rPr>
-        <w:t>Diamágneses anyagok: gyengítik a mágneses mezőt (μᵣ &lt; 1)</w:t>
-      </w:r>
-    </w:p>
-    <w:p>
-      <w:pPr>
-        <w:pStyle w:val="Normal"/>
-        <w:numPr>
-          <w:ilvl w:val="2"/>
-          <w:numId w:val="25"/>
-        </w:numPr>
-        <w:tabs>
-          <w:tab w:val="clear" w:pos="709"/>
-          <w:tab w:val="left" w:pos="2370" w:leader="none"/>
-        </w:tabs>
-        <w:bidi w:val="0"/>
-        <w:jc w:val="start"/>
-        <w:rPr>
-          <w:rFonts w:ascii="Liberation Serif" w:hAnsi="Liberation Serif" w:eastAsia="Noto Serif CJK SC" w:cs="Noto Sans Devanagari"/>
-          <w:b w:val="false"/>
-          <w:bCs w:val="false"/>
-          <w:sz w:val="24"/>
-          <w:szCs w:val="24"/>
-          <w:u w:val="none"/>
-          <w:lang w:val="hu-HU"/>
-        </w:rPr>
-      </w:pPr>
-      <w:r>
-        <w:rPr>
-          <w:rFonts w:eastAsia="Noto Serif CJK SC" w:cs="Noto Sans Devanagari"/>
-          <w:b w:val="false"/>
-          <w:bCs w:val="false"/>
-          <w:sz w:val="24"/>
-          <w:szCs w:val="24"/>
-          <w:u w:val="none"/>
-          <w:lang w:val="hu-HU"/>
-        </w:rPr>
-        <w:t>pl. réz, arany, víz</w:t>
-      </w:r>
-    </w:p>
-    <w:p>
-      <w:pPr>
-        <w:pStyle w:val="Normal"/>
-        <w:numPr>
-          <w:ilvl w:val="1"/>
-          <w:numId w:val="25"/>
-        </w:numPr>
-        <w:tabs>
-          <w:tab w:val="clear" w:pos="709"/>
-          <w:tab w:val="left" w:pos="2370" w:leader="none"/>
-        </w:tabs>
-        <w:bidi w:val="0"/>
-        <w:jc w:val="start"/>
-        <w:rPr>
-          <w:rFonts w:ascii="Liberation Serif" w:hAnsi="Liberation Serif" w:eastAsia="Noto Serif CJK SC" w:cs="Noto Sans Devanagari"/>
-          <w:b w:val="false"/>
-          <w:bCs w:val="false"/>
-          <w:sz w:val="24"/>
-          <w:szCs w:val="24"/>
-          <w:u w:val="none"/>
-          <w:lang w:val="hu-HU"/>
-        </w:rPr>
-      </w:pPr>
-      <w:r>
-        <w:rPr>
-          <w:rFonts w:eastAsia="Noto Serif CJK SC" w:cs="Noto Sans Devanagari"/>
-          <w:b w:val="false"/>
-          <w:bCs w:val="false"/>
-          <w:sz w:val="24"/>
-          <w:szCs w:val="24"/>
-          <w:u w:val="none"/>
-          <w:lang w:val="hu-HU"/>
-        </w:rPr>
-        <w:t>Paramágneses anyagok: kissé erősítik (μᵣ &gt; 1)</w:t>
-      </w:r>
-    </w:p>
-    <w:p>
-      <w:pPr>
-        <w:pStyle w:val="Normal"/>
-        <w:numPr>
-          <w:ilvl w:val="2"/>
-          <w:numId w:val="25"/>
-        </w:numPr>
-        <w:tabs>
-          <w:tab w:val="clear" w:pos="709"/>
-          <w:tab w:val="left" w:pos="2370" w:leader="none"/>
-        </w:tabs>
-        <w:bidi w:val="0"/>
-        <w:jc w:val="start"/>
-        <w:rPr>
-          <w:rFonts w:ascii="Liberation Serif" w:hAnsi="Liberation Serif" w:eastAsia="Noto Serif CJK SC" w:cs="Noto Sans Devanagari"/>
-          <w:b w:val="false"/>
-          <w:bCs w:val="false"/>
-          <w:sz w:val="24"/>
-          <w:szCs w:val="24"/>
-          <w:u w:val="none"/>
-          <w:lang w:val="hu-HU"/>
-        </w:rPr>
-      </w:pPr>
-      <w:r>
-        <w:rPr>
-          <w:rFonts w:eastAsia="Noto Serif CJK SC" w:cs="Noto Sans Devanagari"/>
-          <w:b w:val="false"/>
-          <w:bCs w:val="false"/>
-          <w:sz w:val="24"/>
-          <w:szCs w:val="24"/>
-          <w:u w:val="none"/>
-          <w:lang w:val="hu-HU"/>
-        </w:rPr>
-        <w:t>pl. alumínium, platina, levegő</w:t>
-      </w:r>
-    </w:p>
-    <w:p>
-      <w:pPr>
-        <w:pStyle w:val="Normal"/>
-        <w:numPr>
-          <w:ilvl w:val="1"/>
-          <w:numId w:val="25"/>
-        </w:numPr>
-        <w:tabs>
-          <w:tab w:val="clear" w:pos="709"/>
-          <w:tab w:val="left" w:pos="2370" w:leader="none"/>
-        </w:tabs>
-        <w:bidi w:val="0"/>
-        <w:jc w:val="start"/>
-        <w:rPr>
-          <w:rFonts w:ascii="Liberation Serif" w:hAnsi="Liberation Serif" w:eastAsia="Noto Serif CJK SC" w:cs="Noto Sans Devanagari"/>
-          <w:b w:val="false"/>
-          <w:bCs w:val="false"/>
-          <w:sz w:val="24"/>
-          <w:szCs w:val="24"/>
-          <w:u w:val="none"/>
-          <w:lang w:val="hu-HU"/>
-        </w:rPr>
-      </w:pPr>
-      <w:r>
-        <w:rPr>
-          <w:rFonts w:eastAsia="Noto Serif CJK SC" w:cs="Noto Sans Devanagari"/>
-          <w:b w:val="false"/>
-          <w:bCs w:val="false"/>
-          <w:sz w:val="24"/>
-          <w:szCs w:val="24"/>
-          <w:u w:val="none"/>
-          <w:lang w:val="hu-HU"/>
-        </w:rPr>
-        <w:t>Ferromágneses anyagok: erősen erősítik (μᵣ ≫ 1)</w:t>
-      </w:r>
-    </w:p>
-    <w:p>
-      <w:pPr>
-        <w:pStyle w:val="Normal"/>
-        <w:numPr>
-          <w:ilvl w:val="2"/>
-          <w:numId w:val="25"/>
-        </w:numPr>
-        <w:tabs>
-          <w:tab w:val="clear" w:pos="709"/>
-          <w:tab w:val="left" w:pos="2370" w:leader="none"/>
-        </w:tabs>
-        <w:bidi w:val="0"/>
-        <w:jc w:val="start"/>
-        <w:rPr>
-          <w:rFonts w:ascii="Liberation Serif" w:hAnsi="Liberation Serif" w:eastAsia="Noto Serif CJK SC" w:cs="Noto Sans Devanagari"/>
-          <w:b w:val="false"/>
-          <w:bCs w:val="false"/>
-          <w:sz w:val="24"/>
-          <w:szCs w:val="24"/>
-          <w:u w:val="none"/>
-          <w:lang w:val="hu-HU"/>
-        </w:rPr>
-      </w:pPr>
-      <w:r>
-        <w:rPr>
-          <w:rFonts w:eastAsia="Noto Serif CJK SC" w:cs="Noto Sans Devanagari"/>
-          <w:b w:val="false"/>
-          <w:bCs w:val="false"/>
-          <w:sz w:val="24"/>
-          <w:szCs w:val="24"/>
-          <w:u w:val="none"/>
-          <w:lang w:val="hu-HU"/>
-        </w:rPr>
-        <w:t>vas, kobalt, nikkel</w:t>
-      </w:r>
-    </w:p>
-    <w:p>
-      <w:pPr>
-        <w:pStyle w:val="Normal"/>
-        <w:numPr>
-          <w:ilvl w:val="0"/>
-          <w:numId w:val="0"/>
-        </w:numPr>
-        <w:tabs>
-          <w:tab w:val="clear" w:pos="709"/>
-          <w:tab w:val="left" w:pos="2370" w:leader="none"/>
-        </w:tabs>
-        <w:bidi w:val="0"/>
-        <w:ind w:hanging="0" w:start="1080"/>
-        <w:jc w:val="start"/>
-        <w:rPr>
-          <w:rFonts w:ascii="Liberation Serif" w:hAnsi="Liberation Serif" w:eastAsia="Noto Serif CJK SC" w:cs="Noto Sans Devanagari"/>
-          <w:b w:val="false"/>
-          <w:bCs w:val="false"/>
-          <w:sz w:val="24"/>
-          <w:szCs w:val="24"/>
-          <w:u w:val="none"/>
-          <w:lang w:val="hu-HU"/>
-        </w:rPr>
-      </w:pPr>
-      <w:r>
-        <w:rPr>
-          <w:rFonts w:eastAsia="Noto Serif CJK SC" w:cs="Noto Sans Devanagari"/>
-          <w:b w:val="false"/>
-          <w:bCs w:val="false"/>
-          <w:sz w:val="24"/>
-          <w:szCs w:val="24"/>
-          <w:u w:val="none"/>
-          <w:lang w:val="hu-HU"/>
-        </w:rPr>
-      </w:r>
-    </w:p>
-    <w:p>
-      <w:pPr>
-        <w:pStyle w:val="Normal"/>
-        <w:numPr>
-          <w:ilvl w:val="1"/>
-          <w:numId w:val="25"/>
-        </w:numPr>
-        <w:tabs>
-          <w:tab w:val="clear" w:pos="709"/>
-          <w:tab w:val="left" w:pos="2370" w:leader="none"/>
-        </w:tabs>
-        <w:bidi w:val="0"/>
-        <w:jc w:val="start"/>
+      </w:pPr>
+      <w:r>
         <w:rPr>
           <w:rFonts w:eastAsia="Noto Serif CJK SC" w:cs="Noto Sans Devanagari"/>
           <w:b/>
@@ -16201,8 +16100,166 @@
           <w:u w:val="none"/>
           <w:lang w:val="hu-HU"/>
         </w:rPr>
-      </w:pPr>
-      <w:r>
+        <w:t>Curie-pont</w:t>
+      </w:r>
+    </w:p>
+    <w:p>
+      <w:pPr>
+        <w:pStyle w:val="Normal"/>
+        <w:numPr>
+          <w:ilvl w:val="1"/>
+          <w:numId w:val="25"/>
+        </w:numPr>
+        <w:tabs>
+          <w:tab w:val="clear" w:pos="709"/>
+          <w:tab w:val="left" w:pos="2370" w:leader="none"/>
+        </w:tabs>
+        <w:bidi w:val="0"/>
+        <w:jc w:val="start"/>
+        <w:rPr>
+          <w:rFonts w:ascii="Liberation Serif" w:hAnsi="Liberation Serif" w:eastAsia="Noto Serif CJK SC" w:cs="Noto Sans Devanagari"/>
+          <w:b w:val="false"/>
+          <w:bCs w:val="false"/>
+          <w:sz w:val="24"/>
+          <w:szCs w:val="24"/>
+          <w:u w:val="none"/>
+          <w:lang w:val="hu-HU"/>
+        </w:rPr>
+      </w:pPr>
+      <w:r>
+        <w:rPr>
+          <w:rFonts w:eastAsia="Noto Serif CJK SC" w:cs="Noto Sans Devanagari"/>
+          <w:b w:val="false"/>
+          <w:bCs w:val="false"/>
+          <w:sz w:val="24"/>
+          <w:szCs w:val="24"/>
+          <w:u w:val="none"/>
+          <w:lang w:val="hu-HU"/>
+        </w:rPr>
+        <w:t>Pierre Curie fedezte fel (1895)</w:t>
+      </w:r>
+    </w:p>
+    <w:p>
+      <w:pPr>
+        <w:pStyle w:val="Normal"/>
+        <w:numPr>
+          <w:ilvl w:val="1"/>
+          <w:numId w:val="25"/>
+        </w:numPr>
+        <w:tabs>
+          <w:tab w:val="clear" w:pos="709"/>
+          <w:tab w:val="left" w:pos="2370" w:leader="none"/>
+        </w:tabs>
+        <w:bidi w:val="0"/>
+        <w:jc w:val="start"/>
+        <w:rPr>
+          <w:rFonts w:ascii="Liberation Serif" w:hAnsi="Liberation Serif" w:eastAsia="Noto Serif CJK SC" w:cs="Noto Sans Devanagari"/>
+          <w:b w:val="false"/>
+          <w:bCs w:val="false"/>
+          <w:sz w:val="24"/>
+          <w:szCs w:val="24"/>
+          <w:u w:val="none"/>
+          <w:lang w:val="hu-HU"/>
+        </w:rPr>
+      </w:pPr>
+      <w:r>
+        <w:rPr>
+          <w:rFonts w:eastAsia="Noto Serif CJK SC" w:cs="Noto Sans Devanagari"/>
+          <w:b w:val="false"/>
+          <w:bCs w:val="false"/>
+          <w:sz w:val="24"/>
+          <w:szCs w:val="24"/>
+          <w:u w:val="none"/>
+          <w:lang w:val="hu-HU"/>
+        </w:rPr>
+        <w:t>Az a hőmérséklet, amely felett a ferromágneses anyag paramágnessé válik</w:t>
+      </w:r>
+    </w:p>
+    <w:p>
+      <w:pPr>
+        <w:pStyle w:val="Normal"/>
+        <w:numPr>
+          <w:ilvl w:val="1"/>
+          <w:numId w:val="25"/>
+        </w:numPr>
+        <w:tabs>
+          <w:tab w:val="clear" w:pos="709"/>
+          <w:tab w:val="left" w:pos="2370" w:leader="none"/>
+        </w:tabs>
+        <w:bidi w:val="0"/>
+        <w:jc w:val="start"/>
+        <w:rPr>
+          <w:rFonts w:ascii="Liberation Serif" w:hAnsi="Liberation Serif" w:eastAsia="Noto Serif CJK SC" w:cs="Noto Sans Devanagari"/>
+          <w:b w:val="false"/>
+          <w:bCs w:val="false"/>
+          <w:sz w:val="24"/>
+          <w:szCs w:val="24"/>
+          <w:u w:val="none"/>
+          <w:lang w:val="hu-HU"/>
+        </w:rPr>
+      </w:pPr>
+      <w:r>
+        <w:rPr>
+          <w:rFonts w:eastAsia="Noto Serif CJK SC" w:cs="Noto Sans Devanagari"/>
+          <w:b w:val="false"/>
+          <w:bCs w:val="false"/>
+          <w:sz w:val="24"/>
+          <w:szCs w:val="24"/>
+          <w:u w:val="none"/>
+          <w:lang w:val="hu-HU"/>
+        </w:rPr>
+        <w:t>Vas Curie-pontja: 769 °C</w:t>
+      </w:r>
+    </w:p>
+    <w:p>
+      <w:pPr>
+        <w:pStyle w:val="Normal"/>
+        <w:numPr>
+          <w:ilvl w:val="0"/>
+          <w:numId w:val="0"/>
+        </w:numPr>
+        <w:tabs>
+          <w:tab w:val="clear" w:pos="709"/>
+          <w:tab w:val="left" w:pos="2370" w:leader="none"/>
+        </w:tabs>
+        <w:bidi w:val="0"/>
+        <w:ind w:hanging="0" w:start="1080"/>
+        <w:jc w:val="start"/>
+        <w:rPr>
+          <w:rFonts w:ascii="Liberation Serif" w:hAnsi="Liberation Serif" w:eastAsia="Noto Serif CJK SC" w:cs="Noto Sans Devanagari"/>
+          <w:b w:val="false"/>
+          <w:bCs w:val="false"/>
+          <w:sz w:val="24"/>
+          <w:szCs w:val="24"/>
+          <w:u w:val="none"/>
+          <w:lang w:val="hu-HU"/>
+        </w:rPr>
+      </w:pPr>
+      <w:r>
+        <w:rPr>
+          <w:rFonts w:eastAsia="Noto Serif CJK SC" w:cs="Noto Sans Devanagari"/>
+          <w:b w:val="false"/>
+          <w:bCs w:val="false"/>
+          <w:sz w:val="24"/>
+          <w:szCs w:val="24"/>
+          <w:u w:val="none"/>
+          <w:lang w:val="hu-HU"/>
+        </w:rPr>
+      </w:r>
+    </w:p>
+    <w:p>
+      <w:pPr>
+        <w:pStyle w:val="Normal"/>
+        <w:numPr>
+          <w:ilvl w:val="1"/>
+          <w:numId w:val="25"/>
+        </w:numPr>
+        <w:tabs>
+          <w:tab w:val="clear" w:pos="709"/>
+          <w:tab w:val="left" w:pos="2370" w:leader="none"/>
+        </w:tabs>
+        <w:bidi w:val="0"/>
+        <w:jc w:val="start"/>
         <w:rPr>
           <w:rFonts w:eastAsia="Noto Serif CJK SC" w:cs="Noto Sans Devanagari"/>
           <w:b/>
@@ -16212,166 +16269,8 @@
           <w:u w:val="none"/>
           <w:lang w:val="hu-HU"/>
         </w:rPr>
-        <w:t>Curie-pont</w:t>
-      </w:r>
-    </w:p>
-    <w:p>
-      <w:pPr>
-        <w:pStyle w:val="Normal"/>
-        <w:numPr>
-          <w:ilvl w:val="1"/>
-          <w:numId w:val="25"/>
-        </w:numPr>
-        <w:tabs>
-          <w:tab w:val="clear" w:pos="709"/>
-          <w:tab w:val="left" w:pos="2370" w:leader="none"/>
-        </w:tabs>
-        <w:bidi w:val="0"/>
-        <w:jc w:val="start"/>
-        <w:rPr>
-          <w:rFonts w:ascii="Liberation Serif" w:hAnsi="Liberation Serif" w:eastAsia="Noto Serif CJK SC" w:cs="Noto Sans Devanagari"/>
-          <w:b w:val="false"/>
-          <w:bCs w:val="false"/>
-          <w:sz w:val="24"/>
-          <w:szCs w:val="24"/>
-          <w:u w:val="none"/>
-          <w:lang w:val="hu-HU"/>
-        </w:rPr>
-      </w:pPr>
-      <w:r>
-        <w:rPr>
-          <w:rFonts w:eastAsia="Noto Serif CJK SC" w:cs="Noto Sans Devanagari"/>
-          <w:b w:val="false"/>
-          <w:bCs w:val="false"/>
-          <w:sz w:val="24"/>
-          <w:szCs w:val="24"/>
-          <w:u w:val="none"/>
-          <w:lang w:val="hu-HU"/>
-        </w:rPr>
-        <w:t>Pierre Curie fedezte fel (1895)</w:t>
-      </w:r>
-    </w:p>
-    <w:p>
-      <w:pPr>
-        <w:pStyle w:val="Normal"/>
-        <w:numPr>
-          <w:ilvl w:val="1"/>
-          <w:numId w:val="25"/>
-        </w:numPr>
-        <w:tabs>
-          <w:tab w:val="clear" w:pos="709"/>
-          <w:tab w:val="left" w:pos="2370" w:leader="none"/>
-        </w:tabs>
-        <w:bidi w:val="0"/>
-        <w:jc w:val="start"/>
-        <w:rPr>
-          <w:rFonts w:ascii="Liberation Serif" w:hAnsi="Liberation Serif" w:eastAsia="Noto Serif CJK SC" w:cs="Noto Sans Devanagari"/>
-          <w:b w:val="false"/>
-          <w:bCs w:val="false"/>
-          <w:sz w:val="24"/>
-          <w:szCs w:val="24"/>
-          <w:u w:val="none"/>
-          <w:lang w:val="hu-HU"/>
-        </w:rPr>
-      </w:pPr>
-      <w:r>
-        <w:rPr>
-          <w:rFonts w:eastAsia="Noto Serif CJK SC" w:cs="Noto Sans Devanagari"/>
-          <w:b w:val="false"/>
-          <w:bCs w:val="false"/>
-          <w:sz w:val="24"/>
-          <w:szCs w:val="24"/>
-          <w:u w:val="none"/>
-          <w:lang w:val="hu-HU"/>
-        </w:rPr>
-        <w:t>Az a hőmérséklet, amely felett a ferromágneses anyag paramágnessé válik</w:t>
-      </w:r>
-    </w:p>
-    <w:p>
-      <w:pPr>
-        <w:pStyle w:val="Normal"/>
-        <w:numPr>
-          <w:ilvl w:val="1"/>
-          <w:numId w:val="25"/>
-        </w:numPr>
-        <w:tabs>
-          <w:tab w:val="clear" w:pos="709"/>
-          <w:tab w:val="left" w:pos="2370" w:leader="none"/>
-        </w:tabs>
-        <w:bidi w:val="0"/>
-        <w:jc w:val="start"/>
-        <w:rPr>
-          <w:rFonts w:ascii="Liberation Serif" w:hAnsi="Liberation Serif" w:eastAsia="Noto Serif CJK SC" w:cs="Noto Sans Devanagari"/>
-          <w:b w:val="false"/>
-          <w:bCs w:val="false"/>
-          <w:sz w:val="24"/>
-          <w:szCs w:val="24"/>
-          <w:u w:val="none"/>
-          <w:lang w:val="hu-HU"/>
-        </w:rPr>
-      </w:pPr>
-      <w:r>
-        <w:rPr>
-          <w:rFonts w:eastAsia="Noto Serif CJK SC" w:cs="Noto Sans Devanagari"/>
-          <w:b w:val="false"/>
-          <w:bCs w:val="false"/>
-          <w:sz w:val="24"/>
-          <w:szCs w:val="24"/>
-          <w:u w:val="none"/>
-          <w:lang w:val="hu-HU"/>
-        </w:rPr>
-        <w:t>Vas Curie-pontja: 769 °C</w:t>
-      </w:r>
-    </w:p>
-    <w:p>
-      <w:pPr>
-        <w:pStyle w:val="Normal"/>
-        <w:numPr>
-          <w:ilvl w:val="0"/>
-          <w:numId w:val="0"/>
-        </w:numPr>
-        <w:tabs>
-          <w:tab w:val="clear" w:pos="709"/>
-          <w:tab w:val="left" w:pos="2370" w:leader="none"/>
-        </w:tabs>
-        <w:bidi w:val="0"/>
-        <w:ind w:hanging="0" w:start="1080"/>
-        <w:jc w:val="start"/>
-        <w:rPr>
-          <w:rFonts w:ascii="Liberation Serif" w:hAnsi="Liberation Serif" w:eastAsia="Noto Serif CJK SC" w:cs="Noto Sans Devanagari"/>
-          <w:b w:val="false"/>
-          <w:bCs w:val="false"/>
-          <w:sz w:val="24"/>
-          <w:szCs w:val="24"/>
-          <w:u w:val="none"/>
-          <w:lang w:val="hu-HU"/>
-        </w:rPr>
-      </w:pPr>
-      <w:r>
-        <w:rPr>
-          <w:rFonts w:eastAsia="Noto Serif CJK SC" w:cs="Noto Sans Devanagari"/>
-          <w:b w:val="false"/>
-          <w:bCs w:val="false"/>
-          <w:sz w:val="24"/>
-          <w:szCs w:val="24"/>
-          <w:u w:val="none"/>
-          <w:lang w:val="hu-HU"/>
-        </w:rPr>
-      </w:r>
-    </w:p>
-    <w:p>
-      <w:pPr>
-        <w:pStyle w:val="Normal"/>
-        <w:numPr>
-          <w:ilvl w:val="1"/>
-          <w:numId w:val="25"/>
-        </w:numPr>
-        <w:tabs>
-          <w:tab w:val="clear" w:pos="709"/>
-          <w:tab w:val="left" w:pos="2370" w:leader="none"/>
-        </w:tabs>
-        <w:bidi w:val="0"/>
-        <w:jc w:val="start"/>
+      </w:pPr>
+      <w:r>
         <w:rPr>
           <w:rFonts w:eastAsia="Noto Serif CJK SC" w:cs="Noto Sans Devanagari"/>
           <w:b/>
@@ -16381,8 +16280,202 @@
           <w:u w:val="none"/>
           <w:lang w:val="hu-HU"/>
         </w:rPr>
-      </w:pPr>
-      <w:r>
+        <w:t>Elektromágnes</w:t>
+      </w:r>
+    </w:p>
+    <w:p>
+      <w:pPr>
+        <w:pStyle w:val="Normal"/>
+        <w:numPr>
+          <w:ilvl w:val="1"/>
+          <w:numId w:val="25"/>
+        </w:numPr>
+        <w:tabs>
+          <w:tab w:val="clear" w:pos="709"/>
+          <w:tab w:val="left" w:pos="2370" w:leader="none"/>
+        </w:tabs>
+        <w:bidi w:val="0"/>
+        <w:jc w:val="start"/>
+        <w:rPr>
+          <w:rFonts w:ascii="Liberation Serif" w:hAnsi="Liberation Serif" w:eastAsia="Noto Serif CJK SC" w:cs="Noto Sans Devanagari"/>
+          <w:b w:val="false"/>
+          <w:bCs w:val="false"/>
+          <w:sz w:val="24"/>
+          <w:szCs w:val="24"/>
+          <w:u w:val="none"/>
+          <w:lang w:val="hu-HU"/>
+        </w:rPr>
+      </w:pPr>
+      <w:r>
+        <w:rPr>
+          <w:rFonts w:eastAsia="Noto Serif CJK SC" w:cs="Noto Sans Devanagari"/>
+          <w:b w:val="false"/>
+          <w:bCs w:val="false"/>
+          <w:sz w:val="24"/>
+          <w:szCs w:val="24"/>
+          <w:u w:val="none"/>
+          <w:lang w:val="hu-HU"/>
+        </w:rPr>
+        <w:t>Vasmaggal ellátott áramjárta tekercs</w:t>
+      </w:r>
+    </w:p>
+    <w:p>
+      <w:pPr>
+        <w:pStyle w:val="Normal"/>
+        <w:numPr>
+          <w:ilvl w:val="1"/>
+          <w:numId w:val="25"/>
+        </w:numPr>
+        <w:tabs>
+          <w:tab w:val="clear" w:pos="709"/>
+          <w:tab w:val="left" w:pos="2370" w:leader="none"/>
+        </w:tabs>
+        <w:bidi w:val="0"/>
+        <w:jc w:val="start"/>
+        <w:rPr>
+          <w:rFonts w:ascii="Liberation Serif" w:hAnsi="Liberation Serif" w:eastAsia="Noto Serif CJK SC" w:cs="Noto Sans Devanagari"/>
+          <w:b w:val="false"/>
+          <w:bCs w:val="false"/>
+          <w:sz w:val="24"/>
+          <w:szCs w:val="24"/>
+          <w:u w:val="none"/>
+          <w:lang w:val="hu-HU"/>
+        </w:rPr>
+      </w:pPr>
+      <w:r>
+        <w:rPr>
+          <w:rFonts w:eastAsia="Noto Serif CJK SC" w:cs="Noto Sans Devanagari"/>
+          <w:b w:val="false"/>
+          <w:bCs w:val="false"/>
+          <w:sz w:val="24"/>
+          <w:szCs w:val="24"/>
+          <w:u w:val="none"/>
+          <w:lang w:val="hu-HU"/>
+        </w:rPr>
+        <w:t>Szabályozható erősségű</w:t>
+      </w:r>
+    </w:p>
+    <w:p>
+      <w:pPr>
+        <w:pStyle w:val="Normal"/>
+        <w:numPr>
+          <w:ilvl w:val="1"/>
+          <w:numId w:val="25"/>
+        </w:numPr>
+        <w:tabs>
+          <w:tab w:val="clear" w:pos="709"/>
+          <w:tab w:val="left" w:pos="2370" w:leader="none"/>
+        </w:tabs>
+        <w:bidi w:val="0"/>
+        <w:jc w:val="start"/>
+        <w:rPr>
+          <w:rFonts w:ascii="Liberation Serif" w:hAnsi="Liberation Serif" w:eastAsia="Noto Serif CJK SC" w:cs="Noto Sans Devanagari"/>
+          <w:b w:val="false"/>
+          <w:bCs w:val="false"/>
+          <w:sz w:val="24"/>
+          <w:szCs w:val="24"/>
+          <w:u w:val="none"/>
+          <w:lang w:val="hu-HU"/>
+        </w:rPr>
+      </w:pPr>
+      <w:r>
+        <w:rPr>
+          <w:rFonts w:eastAsia="Noto Serif CJK SC" w:cs="Noto Sans Devanagari"/>
+          <w:b w:val="false"/>
+          <w:bCs w:val="false"/>
+          <w:sz w:val="24"/>
+          <w:szCs w:val="24"/>
+          <w:u w:val="none"/>
+          <w:lang w:val="hu-HU"/>
+        </w:rPr>
+        <w:t>Ki- és bekapcsolható</w:t>
+      </w:r>
+    </w:p>
+    <w:p>
+      <w:pPr>
+        <w:pStyle w:val="Normal"/>
+        <w:numPr>
+          <w:ilvl w:val="1"/>
+          <w:numId w:val="25"/>
+        </w:numPr>
+        <w:tabs>
+          <w:tab w:val="clear" w:pos="709"/>
+          <w:tab w:val="left" w:pos="2370" w:leader="none"/>
+        </w:tabs>
+        <w:bidi w:val="0"/>
+        <w:jc w:val="start"/>
+        <w:rPr>
+          <w:rFonts w:ascii="Liberation Serif" w:hAnsi="Liberation Serif" w:eastAsia="Noto Serif CJK SC" w:cs="Noto Sans Devanagari"/>
+          <w:b w:val="false"/>
+          <w:bCs w:val="false"/>
+          <w:sz w:val="24"/>
+          <w:szCs w:val="24"/>
+          <w:u w:val="none"/>
+          <w:lang w:val="hu-HU"/>
+        </w:rPr>
+      </w:pPr>
+      <w:r>
+        <w:rPr>
+          <w:rFonts w:eastAsia="Noto Serif CJK SC" w:cs="Noto Sans Devanagari"/>
+          <w:b w:val="false"/>
+          <w:bCs w:val="false"/>
+          <w:sz w:val="24"/>
+          <w:szCs w:val="24"/>
+          <w:u w:val="none"/>
+          <w:lang w:val="hu-HU"/>
+        </w:rPr>
+        <w:t>Pólusai felcserélhetők</w:t>
+      </w:r>
+    </w:p>
+    <w:p>
+      <w:pPr>
+        <w:pStyle w:val="Normal"/>
+        <w:numPr>
+          <w:ilvl w:val="0"/>
+          <w:numId w:val="0"/>
+        </w:numPr>
+        <w:tabs>
+          <w:tab w:val="clear" w:pos="709"/>
+          <w:tab w:val="left" w:pos="2370" w:leader="none"/>
+        </w:tabs>
+        <w:bidi w:val="0"/>
+        <w:ind w:hanging="0" w:start="1080"/>
+        <w:jc w:val="start"/>
+        <w:rPr>
+          <w:rFonts w:ascii="Liberation Serif" w:hAnsi="Liberation Serif" w:eastAsia="Noto Serif CJK SC" w:cs="Noto Sans Devanagari"/>
+          <w:b w:val="false"/>
+          <w:bCs w:val="false"/>
+          <w:sz w:val="24"/>
+          <w:szCs w:val="24"/>
+          <w:u w:val="none"/>
+          <w:lang w:val="hu-HU"/>
+        </w:rPr>
+      </w:pPr>
+      <w:r>
+        <w:rPr>
+          <w:rFonts w:eastAsia="Noto Serif CJK SC" w:cs="Noto Sans Devanagari"/>
+          <w:b w:val="false"/>
+          <w:bCs w:val="false"/>
+          <w:sz w:val="24"/>
+          <w:szCs w:val="24"/>
+          <w:u w:val="none"/>
+          <w:lang w:val="hu-HU"/>
+        </w:rPr>
+      </w:r>
+    </w:p>
+    <w:p>
+      <w:pPr>
+        <w:pStyle w:val="Normal"/>
+        <w:numPr>
+          <w:ilvl w:val="1"/>
+          <w:numId w:val="25"/>
+        </w:numPr>
+        <w:tabs>
+          <w:tab w:val="clear" w:pos="709"/>
+          <w:tab w:val="left" w:pos="2370" w:leader="none"/>
+        </w:tabs>
+        <w:bidi w:val="0"/>
+        <w:jc w:val="start"/>
         <w:rPr>
           <w:rFonts w:eastAsia="Noto Serif CJK SC" w:cs="Noto Sans Devanagari"/>
           <w:b/>
@@ -16392,202 +16485,8 @@
           <w:u w:val="none"/>
           <w:lang w:val="hu-HU"/>
         </w:rPr>
-        <w:t>Elektromágnes</w:t>
-      </w:r>
-    </w:p>
-    <w:p>
-      <w:pPr>
-        <w:pStyle w:val="Normal"/>
-        <w:numPr>
-          <w:ilvl w:val="1"/>
-          <w:numId w:val="25"/>
-        </w:numPr>
-        <w:tabs>
-          <w:tab w:val="clear" w:pos="709"/>
-          <w:tab w:val="left" w:pos="2370" w:leader="none"/>
-        </w:tabs>
-        <w:bidi w:val="0"/>
-        <w:jc w:val="start"/>
-        <w:rPr>
-          <w:rFonts w:ascii="Liberation Serif" w:hAnsi="Liberation Serif" w:eastAsia="Noto Serif CJK SC" w:cs="Noto Sans Devanagari"/>
-          <w:b w:val="false"/>
-          <w:bCs w:val="false"/>
-          <w:sz w:val="24"/>
-          <w:szCs w:val="24"/>
-          <w:u w:val="none"/>
-          <w:lang w:val="hu-HU"/>
-        </w:rPr>
-      </w:pPr>
-      <w:r>
-        <w:rPr>
-          <w:rFonts w:eastAsia="Noto Serif CJK SC" w:cs="Noto Sans Devanagari"/>
-          <w:b w:val="false"/>
-          <w:bCs w:val="false"/>
-          <w:sz w:val="24"/>
-          <w:szCs w:val="24"/>
-          <w:u w:val="none"/>
-          <w:lang w:val="hu-HU"/>
-        </w:rPr>
-        <w:t>Vasmaggal ellátott áramjárta tekercs</w:t>
-      </w:r>
-    </w:p>
-    <w:p>
-      <w:pPr>
-        <w:pStyle w:val="Normal"/>
-        <w:numPr>
-          <w:ilvl w:val="1"/>
-          <w:numId w:val="25"/>
-        </w:numPr>
-        <w:tabs>
-          <w:tab w:val="clear" w:pos="709"/>
-          <w:tab w:val="left" w:pos="2370" w:leader="none"/>
-        </w:tabs>
-        <w:bidi w:val="0"/>
-        <w:jc w:val="start"/>
-        <w:rPr>
-          <w:rFonts w:ascii="Liberation Serif" w:hAnsi="Liberation Serif" w:eastAsia="Noto Serif CJK SC" w:cs="Noto Sans Devanagari"/>
-          <w:b w:val="false"/>
-          <w:bCs w:val="false"/>
-          <w:sz w:val="24"/>
-          <w:szCs w:val="24"/>
-          <w:u w:val="none"/>
-          <w:lang w:val="hu-HU"/>
-        </w:rPr>
-      </w:pPr>
-      <w:r>
-        <w:rPr>
-          <w:rFonts w:eastAsia="Noto Serif CJK SC" w:cs="Noto Sans Devanagari"/>
-          <w:b w:val="false"/>
-          <w:bCs w:val="false"/>
-          <w:sz w:val="24"/>
-          <w:szCs w:val="24"/>
-          <w:u w:val="none"/>
-          <w:lang w:val="hu-HU"/>
-        </w:rPr>
-        <w:t>Szabályozható erősségű</w:t>
-      </w:r>
-    </w:p>
-    <w:p>
-      <w:pPr>
-        <w:pStyle w:val="Normal"/>
-        <w:numPr>
-          <w:ilvl w:val="1"/>
-          <w:numId w:val="25"/>
-        </w:numPr>
-        <w:tabs>
-          <w:tab w:val="clear" w:pos="709"/>
-          <w:tab w:val="left" w:pos="2370" w:leader="none"/>
-        </w:tabs>
-        <w:bidi w:val="0"/>
-        <w:jc w:val="start"/>
-        <w:rPr>
-          <w:rFonts w:ascii="Liberation Serif" w:hAnsi="Liberation Serif" w:eastAsia="Noto Serif CJK SC" w:cs="Noto Sans Devanagari"/>
-          <w:b w:val="false"/>
-          <w:bCs w:val="false"/>
-          <w:sz w:val="24"/>
-          <w:szCs w:val="24"/>
-          <w:u w:val="none"/>
-          <w:lang w:val="hu-HU"/>
-        </w:rPr>
-      </w:pPr>
-      <w:r>
-        <w:rPr>
-          <w:rFonts w:eastAsia="Noto Serif CJK SC" w:cs="Noto Sans Devanagari"/>
-          <w:b w:val="false"/>
-          <w:bCs w:val="false"/>
-          <w:sz w:val="24"/>
-          <w:szCs w:val="24"/>
-          <w:u w:val="none"/>
-          <w:lang w:val="hu-HU"/>
-        </w:rPr>
-        <w:t>Ki- és bekapcsolható</w:t>
-      </w:r>
-    </w:p>
-    <w:p>
-      <w:pPr>
-        <w:pStyle w:val="Normal"/>
-        <w:numPr>
-          <w:ilvl w:val="1"/>
-          <w:numId w:val="25"/>
-        </w:numPr>
-        <w:tabs>
-          <w:tab w:val="clear" w:pos="709"/>
-          <w:tab w:val="left" w:pos="2370" w:leader="none"/>
-        </w:tabs>
-        <w:bidi w:val="0"/>
-        <w:jc w:val="start"/>
-        <w:rPr>
-          <w:rFonts w:ascii="Liberation Serif" w:hAnsi="Liberation Serif" w:eastAsia="Noto Serif CJK SC" w:cs="Noto Sans Devanagari"/>
-          <w:b w:val="false"/>
-          <w:bCs w:val="false"/>
-          <w:sz w:val="24"/>
-          <w:szCs w:val="24"/>
-          <w:u w:val="none"/>
-          <w:lang w:val="hu-HU"/>
-        </w:rPr>
-      </w:pPr>
-      <w:r>
-        <w:rPr>
-          <w:rFonts w:eastAsia="Noto Serif CJK SC" w:cs="Noto Sans Devanagari"/>
-          <w:b w:val="false"/>
-          <w:bCs w:val="false"/>
-          <w:sz w:val="24"/>
-          <w:szCs w:val="24"/>
-          <w:u w:val="none"/>
-          <w:lang w:val="hu-HU"/>
-        </w:rPr>
-        <w:t>Pólusai felcserélhetők</w:t>
-      </w:r>
-    </w:p>
-    <w:p>
-      <w:pPr>
-        <w:pStyle w:val="Normal"/>
-        <w:numPr>
-          <w:ilvl w:val="0"/>
-          <w:numId w:val="0"/>
-        </w:numPr>
-        <w:tabs>
-          <w:tab w:val="clear" w:pos="709"/>
-          <w:tab w:val="left" w:pos="2370" w:leader="none"/>
-        </w:tabs>
-        <w:bidi w:val="0"/>
-        <w:ind w:hanging="0" w:start="1080"/>
-        <w:jc w:val="start"/>
-        <w:rPr>
-          <w:rFonts w:ascii="Liberation Serif" w:hAnsi="Liberation Serif" w:eastAsia="Noto Serif CJK SC" w:cs="Noto Sans Devanagari"/>
-          <w:b w:val="false"/>
-          <w:bCs w:val="false"/>
-          <w:sz w:val="24"/>
-          <w:szCs w:val="24"/>
-          <w:u w:val="none"/>
-          <w:lang w:val="hu-HU"/>
-        </w:rPr>
-      </w:pPr>
-      <w:r>
-        <w:rPr>
-          <w:rFonts w:eastAsia="Noto Serif CJK SC" w:cs="Noto Sans Devanagari"/>
-          <w:b w:val="false"/>
-          <w:bCs w:val="false"/>
-          <w:sz w:val="24"/>
-          <w:szCs w:val="24"/>
-          <w:u w:val="none"/>
-          <w:lang w:val="hu-HU"/>
-        </w:rPr>
-      </w:r>
-    </w:p>
-    <w:p>
-      <w:pPr>
-        <w:pStyle w:val="Normal"/>
-        <w:numPr>
-          <w:ilvl w:val="1"/>
-          <w:numId w:val="25"/>
-        </w:numPr>
-        <w:tabs>
-          <w:tab w:val="clear" w:pos="709"/>
-          <w:tab w:val="left" w:pos="2370" w:leader="none"/>
-        </w:tabs>
-        <w:bidi w:val="0"/>
-        <w:jc w:val="start"/>
+      </w:pPr>
+      <w:r>
         <w:rPr>
           <w:rFonts w:eastAsia="Noto Serif CJK SC" w:cs="Noto Sans Devanagari"/>
           <w:b/>
@@ -16597,17 +16496,6 @@
           <w:u w:val="none"/>
           <w:lang w:val="hu-HU"/>
         </w:rPr>
-      </w:pPr>
-      <w:r>
-        <w:rPr>
-          <w:rFonts w:eastAsia="Noto Serif CJK SC" w:cs="Noto Sans Devanagari"/>
-          <w:b/>
-          <w:bCs/>
-          <w:sz w:val="24"/>
-          <w:szCs w:val="24"/>
-          <w:u w:val="none"/>
-          <w:lang w:val="hu-HU"/>
-        </w:rPr>
         <w:t>Elektromágnesek alkalmazása</w:t>
       </w:r>
     </w:p>
@@ -16801,6 +16689,73 @@
           <w:lang w:val="hu-HU"/>
         </w:rPr>
         <w:t>Telefon (mikrofon és fülhallgató működése)</w:t>
+      </w:r>
+    </w:p>
+    <w:p>
+      <w:pPr>
+        <w:pStyle w:val="Normal"/>
+        <w:tabs>
+          <w:tab w:val="clear" w:pos="709"/>
+          <w:tab w:val="left" w:pos="2370" w:leader="none"/>
+        </w:tabs>
+        <w:bidi w:val="0"/>
+        <w:jc w:val="start"/>
+        <w:rPr>
+          <w:rFonts w:ascii="Liberation Serif" w:hAnsi="Liberation Serif" w:eastAsia="Noto Serif CJK SC" w:cs="Noto Sans Devanagari"/>
+          <w:b w:val="false"/>
+          <w:bCs w:val="false"/>
+          <w:sz w:val="24"/>
+          <w:szCs w:val="24"/>
+          <w:u w:val="none"/>
+          <w:lang w:val="hu-HU"/>
+        </w:rPr>
+      </w:pPr>
+      <w:r>
+        <w:rPr>
+          <w:rFonts w:eastAsia="Noto Serif CJK SC" w:cs="Noto Sans Devanagari"/>
+          <w:b w:val="false"/>
+          <w:bCs w:val="false"/>
+          <w:sz w:val="24"/>
+          <w:szCs w:val="24"/>
+          <w:u w:val="none"/>
+          <w:lang w:val="hu-HU"/>
+        </w:rPr>
+      </w:r>
+    </w:p>
+    <w:p>
+      <w:pPr>
+        <w:pStyle w:val="Normal"/>
+        <w:numPr>
+          <w:ilvl w:val="0"/>
+          <w:numId w:val="25"/>
+        </w:numPr>
+        <w:tabs>
+          <w:tab w:val="clear" w:pos="709"/>
+          <w:tab w:val="left" w:pos="2370" w:leader="none"/>
+        </w:tabs>
+        <w:bidi w:val="0"/>
+        <w:jc w:val="start"/>
+        <w:rPr>
+          <w:rFonts w:ascii="Liberation Serif" w:hAnsi="Liberation Serif" w:eastAsia="Noto Serif CJK SC" w:cs="Noto Sans Devanagari"/>
+          <w:b w:val="false"/>
+          <w:bCs w:val="false"/>
+          <w:sz w:val="24"/>
+          <w:szCs w:val="24"/>
+          <w:u w:val="none"/>
+          <w:lang w:val="hu-HU"/>
+        </w:rPr>
+      </w:pPr>
+      <w:r>
+        <w:rPr>
+          <w:rFonts w:eastAsia="Noto Serif CJK SC" w:cs="Noto Sans Devanagari"/>
+          <w:b w:val="false"/>
+          <w:bCs w:val="false"/>
+          <w:sz w:val="24"/>
+          <w:szCs w:val="24"/>
+          <w:u w:val="none"/>
+          <w:lang w:val="hu-HU"/>
+        </w:rPr>
+        <w:t>A mágnes</w:t>
       </w:r>
     </w:p>
     <w:sectPr>
@@ -20467,7 +20422,7 @@
     <w:pPr>
       <w:widowControl/>
       <w:suppressAutoHyphens w:val="true"/>
-      <w:overflowPunct w:val="false"/>
+      <w:overflowPunct w:val="true"/>
       <w:bidi w:val="0"/>
       <w:spacing w:before="0" w:after="0"/>
       <w:jc w:val="start"/>
@@ -20481,15 +20436,15 @@
       <w:lang w:val="en-US" w:eastAsia="zh-CN" w:bidi="hi-IN"/>
     </w:rPr>
   </w:style>
-  <w:style w:type="character" w:styleId="Bullets">
-    <w:name w:val="Bullets"/>
+  <w:style w:type="character" w:styleId="Bulletsuser">
+    <w:name w:val="Bullets (user)"/>
     <w:qFormat/>
     <w:rPr>
       <w:rFonts w:ascii="OpenSymbol" w:hAnsi="OpenSymbol" w:eastAsia="OpenSymbol" w:cs="OpenSymbol"/>
     </w:rPr>
   </w:style>
-  <w:style w:type="character" w:styleId="Bulletsuser">
-    <w:name w:val="Bullets (user)"/>
+  <w:style w:type="character" w:styleId="Bullets">
+    <w:name w:val="Bullets"/>
     <w:qFormat/>
     <w:rPr>
       <w:rFonts w:ascii="OpenSymbol" w:hAnsi="OpenSymbol" w:eastAsia="OpenSymbol" w:cs="OpenSymbol"/>

--- a/fizika11.docx
+++ b/fizika11.docx
@@ -4119,7 +4119,7 @@
         <w:pStyle w:val="Normal"/>
         <w:widowControl/>
         <w:suppressAutoHyphens w:val="true"/>
-        <w:overflowPunct w:val="true"/>
+        <w:overflowPunct w:val="false"/>
         <w:bidi w:val="0"/>
         <w:spacing w:before="0" w:after="0"/>
         <w:ind w:hanging="0" w:start="0" w:end="0"/>
@@ -16755,7 +16755,55 @@
           <w:u w:val="none"/>
           <w:lang w:val="hu-HU"/>
         </w:rPr>
-        <w:t>A mágnes</w:t>
+        <w:t xml:space="preserve">A </w:t>
+      </w:r>
+      <w:r>
+        <w:rPr>
+          <w:rFonts w:eastAsia="Noto Serif CJK SC" w:cs="Noto Sans Devanagari"/>
+          <w:b w:val="false"/>
+          <w:bCs w:val="false"/>
+          <w:sz w:val="24"/>
+          <w:szCs w:val="24"/>
+          <w:u w:val="none"/>
+          <w:lang w:val="hu-HU"/>
+        </w:rPr>
+        <w:t>vasrúd mágneses mező arősségét nöevli</w:t>
+      </w:r>
+    </w:p>
+    <w:p>
+      <w:pPr>
+        <w:pStyle w:val="Normal"/>
+        <w:numPr>
+          <w:ilvl w:val="0"/>
+          <w:numId w:val="25"/>
+        </w:numPr>
+        <w:tabs>
+          <w:tab w:val="clear" w:pos="709"/>
+          <w:tab w:val="left" w:pos="2370" w:leader="none"/>
+        </w:tabs>
+        <w:bidi w:val="0"/>
+        <w:jc w:val="start"/>
+        <w:rPr>
+          <w:rFonts w:ascii="Liberation Serif" w:hAnsi="Liberation Serif" w:eastAsia="Noto Serif CJK SC" w:cs="Noto Sans Devanagari"/>
+          <w:b w:val="false"/>
+          <w:bCs w:val="false"/>
+          <w:sz w:val="24"/>
+          <w:szCs w:val="24"/>
+          <w:u w:val="none"/>
+          <w:lang w:val="hu-HU"/>
+        </w:rPr>
+      </w:pPr>
+      <w:r>
+        <w:rPr>
+          <w:rFonts w:eastAsia="Noto Serif CJK SC" w:cs="Noto Sans Devanagari"/>
+          <w:b w:val="false"/>
+          <w:bCs w:val="false"/>
+          <w:sz w:val="24"/>
+          <w:szCs w:val="24"/>
+          <w:u w:val="none"/>
+          <w:lang w:val="hu-HU"/>
+        </w:rPr>
+        <w:t>aazt az arányszámot, amely megadja, hogy hányszorosára növeli</w:t>
       </w:r>
     </w:p>
     <w:sectPr>
@@ -20422,7 +20470,7 @@
     <w:pPr>
       <w:widowControl/>
       <w:suppressAutoHyphens w:val="true"/>
-      <w:overflowPunct w:val="true"/>
+      <w:overflowPunct w:val="false"/>
       <w:bidi w:val="0"/>
       <w:spacing w:before="0" w:after="0"/>
       <w:jc w:val="start"/>
@@ -20436,15 +20484,15 @@
       <w:lang w:val="en-US" w:eastAsia="zh-CN" w:bidi="hi-IN"/>
     </w:rPr>
   </w:style>
-  <w:style w:type="character" w:styleId="Bulletsuser">
-    <w:name w:val="Bullets (user)"/>
+  <w:style w:type="character" w:styleId="Bullets">
+    <w:name w:val="Bullets"/>
     <w:qFormat/>
     <w:rPr>
       <w:rFonts w:ascii="OpenSymbol" w:hAnsi="OpenSymbol" w:eastAsia="OpenSymbol" w:cs="OpenSymbol"/>
     </w:rPr>
   </w:style>
-  <w:style w:type="character" w:styleId="Bullets">
-    <w:name w:val="Bullets"/>
+  <w:style w:type="character" w:styleId="Bulletsuser">
+    <w:name w:val="Bullets (user)"/>
     <w:qFormat/>
     <w:rPr>
       <w:rFonts w:ascii="OpenSymbol" w:hAnsi="OpenSymbol" w:eastAsia="OpenSymbol" w:cs="OpenSymbol"/>

--- a/fizika11.docx
+++ b/fizika11.docx
@@ -16755,19 +16755,7 @@
           <w:u w:val="none"/>
           <w:lang w:val="hu-HU"/>
         </w:rPr>
-        <w:t xml:space="preserve">A </w:t>
-      </w:r>
-      <w:r>
-        <w:rPr>
-          <w:rFonts w:eastAsia="Noto Serif CJK SC" w:cs="Noto Sans Devanagari"/>
-          <w:b w:val="false"/>
-          <w:bCs w:val="false"/>
-          <w:sz w:val="24"/>
-          <w:szCs w:val="24"/>
-          <w:u w:val="none"/>
-          <w:lang w:val="hu-HU"/>
-        </w:rPr>
-        <w:t>vasrúd mágneses mező arősségét nöevli</w:t>
+        <w:t>A vasrúd mágneses mező arősségét nöevli</w:t>
       </w:r>
     </w:p>
     <w:p>
@@ -16803,7 +16791,318 @@
           <w:u w:val="none"/>
           <w:lang w:val="hu-HU"/>
         </w:rPr>
-        <w:t>aazt az arányszámot, amely megadja, hogy hányszorosára növeli</w:t>
+        <w:t>Azt az arányszámot, amely megadja, hogy hányszorosára növeli</w:t>
+      </w:r>
+    </w:p>
+    <w:p>
+      <w:pPr>
+        <w:pStyle w:val="Normal"/>
+        <w:tabs>
+          <w:tab w:val="clear" w:pos="709"/>
+          <w:tab w:val="left" w:pos="2370" w:leader="none"/>
+        </w:tabs>
+        <w:bidi w:val="0"/>
+        <w:jc w:val="start"/>
+        <w:rPr>
+          <w:rFonts w:ascii="Liberation Serif" w:hAnsi="Liberation Serif" w:eastAsia="Noto Serif CJK SC" w:cs="Noto Sans Devanagari"/>
+          <w:b w:val="false"/>
+          <w:bCs w:val="false"/>
+          <w:sz w:val="24"/>
+          <w:szCs w:val="24"/>
+          <w:u w:val="none"/>
+          <w:lang w:val="hu-HU"/>
+        </w:rPr>
+      </w:pPr>
+      <w:r>
+        <w:rPr>
+          <w:rFonts w:eastAsia="Noto Serif CJK SC" w:cs="Noto Sans Devanagari"/>
+          <w:b w:val="false"/>
+          <w:bCs w:val="false"/>
+          <w:sz w:val="24"/>
+          <w:szCs w:val="24"/>
+          <w:u w:val="none"/>
+          <w:lang w:val="hu-HU"/>
+        </w:rPr>
+      </w:r>
+    </w:p>
+    <w:p>
+      <w:pPr>
+        <w:pStyle w:val="Normal"/>
+        <w:tabs>
+          <w:tab w:val="clear" w:pos="709"/>
+          <w:tab w:val="left" w:pos="2370" w:leader="none"/>
+        </w:tabs>
+        <w:bidi w:val="0"/>
+        <w:jc w:val="center"/>
+        <w:rPr>
+          <w:rFonts w:ascii="Liberation Serif" w:hAnsi="Liberation Serif" w:eastAsia="Noto Serif CJK SC" w:cs="Noto Sans Devanagari"/>
+          <w:b/>
+          <w:bCs/>
+          <w:sz w:val="32"/>
+          <w:szCs w:val="32"/>
+          <w:u w:val="none"/>
+          <w:lang w:val="hu-HU"/>
+        </w:rPr>
+      </w:pPr>
+      <w:r>
+        <w:rPr>
+          <w:rFonts w:eastAsia="Noto Serif CJK SC" w:cs="Noto Sans Devanagari"/>
+          <w:b/>
+          <w:bCs/>
+          <w:sz w:val="32"/>
+          <w:szCs w:val="32"/>
+          <w:u w:val="none"/>
+          <w:lang w:val="hu-HU"/>
+        </w:rPr>
+        <w:t>Erőhatások mágnesen mezőben</w:t>
+      </w:r>
+    </w:p>
+    <w:p>
+      <w:pPr>
+        <w:pStyle w:val="Normal"/>
+        <w:numPr>
+          <w:ilvl w:val="0"/>
+          <w:numId w:val="26"/>
+        </w:numPr>
+        <w:tabs>
+          <w:tab w:val="clear" w:pos="709"/>
+          <w:tab w:val="left" w:pos="2370" w:leader="none"/>
+        </w:tabs>
+        <w:bidi w:val="0"/>
+        <w:jc w:val="start"/>
+        <w:rPr>
+          <w:rFonts w:ascii="Liberation Serif" w:hAnsi="Liberation Serif" w:eastAsia="Noto Serif CJK SC" w:cs="Noto Sans Devanagari"/>
+          <w:b w:val="false"/>
+          <w:bCs w:val="false"/>
+          <w:sz w:val="24"/>
+          <w:szCs w:val="24"/>
+          <w:u w:val="none"/>
+          <w:lang w:val="hu-HU"/>
+        </w:rPr>
+      </w:pPr>
+      <w:r>
+        <w:rPr>
+          <w:rFonts w:eastAsia="Noto Serif CJK SC" w:cs="Noto Sans Devanagari"/>
+          <w:b w:val="false"/>
+          <w:bCs w:val="false"/>
+          <w:sz w:val="24"/>
+          <w:szCs w:val="24"/>
+          <w:u w:val="none"/>
+          <w:lang w:val="hu-HU"/>
+        </w:rPr>
+        <w:t>A mágneses mező az egyenes áramvezetőre rőt fejt ki, melyet Lorenz erőnek hívunk</w:t>
+      </w:r>
+    </w:p>
+    <w:p>
+      <w:pPr>
+        <w:pStyle w:val="Normal"/>
+        <w:numPr>
+          <w:ilvl w:val="0"/>
+          <w:numId w:val="26"/>
+        </w:numPr>
+        <w:tabs>
+          <w:tab w:val="clear" w:pos="709"/>
+          <w:tab w:val="left" w:pos="2370" w:leader="none"/>
+        </w:tabs>
+        <w:bidi w:val="0"/>
+        <w:jc w:val="start"/>
+        <w:rPr>
+          <w:rFonts w:ascii="Liberation Serif" w:hAnsi="Liberation Serif" w:eastAsia="Noto Serif CJK SC" w:cs="Noto Sans Devanagari"/>
+          <w:b w:val="false"/>
+          <w:bCs w:val="false"/>
+          <w:sz w:val="24"/>
+          <w:szCs w:val="24"/>
+          <w:u w:val="none"/>
+          <w:lang w:val="hu-HU"/>
+        </w:rPr>
+      </w:pPr>
+      <w:r>
+        <w:rPr>
+          <w:rFonts w:eastAsia="Noto Serif CJK SC" w:cs="Noto Sans Devanagari"/>
+          <w:b w:val="false"/>
+          <w:bCs w:val="false"/>
+          <w:sz w:val="24"/>
+          <w:szCs w:val="24"/>
+          <w:u w:val="none"/>
+          <w:lang w:val="hu-HU"/>
+        </w:rPr>
+        <w:t>Az erőhatsá mértéka egyenesen arányos a mágneses mező erősségével (B) a vezetékben folyó áram erősségével (I) és a vezeték mágneses mezőben lévő szakaszának hoszával (l).</w:t>
+      </w:r>
+    </w:p>
+    <w:p>
+      <w:pPr>
+        <w:pStyle w:val="Normal"/>
+        <w:numPr>
+          <w:ilvl w:val="0"/>
+          <w:numId w:val="26"/>
+        </w:numPr>
+        <w:tabs>
+          <w:tab w:val="clear" w:pos="709"/>
+          <w:tab w:val="left" w:pos="2370" w:leader="none"/>
+        </w:tabs>
+        <w:bidi w:val="0"/>
+        <w:jc w:val="start"/>
+        <w:rPr>
+          <w:rFonts w:ascii="Liberation Serif" w:hAnsi="Liberation Serif" w:eastAsia="Noto Serif CJK SC" w:cs="Noto Sans Devanagari"/>
+          <w:b w:val="false"/>
+          <w:bCs w:val="false"/>
+          <w:sz w:val="24"/>
+          <w:szCs w:val="24"/>
+          <w:u w:val="none"/>
+          <w:lang w:val="hu-HU"/>
+        </w:rPr>
+      </w:pPr>
+      <w:r>
+        <w:rPr>
+          <w:rFonts w:eastAsia="Noto Serif CJK SC" w:cs="Noto Sans Devanagari"/>
+          <w:b w:val="false"/>
+          <w:bCs w:val="false"/>
+          <w:sz w:val="24"/>
+          <w:szCs w:val="24"/>
+          <w:u w:val="none"/>
+          <w:lang w:val="hu-HU"/>
+        </w:rPr>
+        <w:t>Képlete: F</w:t>
+      </w:r>
+      <w:r>
+        <w:rPr>
+          <w:rFonts w:eastAsia="Noto Serif CJK SC" w:cs="Noto Sans Devanagari"/>
+          <w:b w:val="false"/>
+          <w:bCs w:val="false"/>
+          <w:sz w:val="24"/>
+          <w:szCs w:val="24"/>
+          <w:u w:val="none"/>
+          <w:vertAlign w:val="subscript"/>
+          <w:lang w:val="hu-HU"/>
+        </w:rPr>
+        <w:t>1</w:t>
+      </w:r>
+      <w:r>
+        <w:rPr>
+          <w:rFonts w:eastAsia="Noto Serif CJK SC" w:cs="Noto Sans Devanagari"/>
+          <w:b w:val="false"/>
+          <w:bCs w:val="false"/>
+          <w:position w:val="0"/>
+          <w:sz w:val="24"/>
+          <w:szCs w:val="24"/>
+          <w:u w:val="none"/>
+          <w:vertAlign w:val="baseline"/>
+          <w:lang w:val="hu-HU"/>
+        </w:rPr>
+        <w:t>=B*I*l</w:t>
+      </w:r>
+    </w:p>
+    <w:p>
+      <w:pPr>
+        <w:pStyle w:val="Normal"/>
+        <w:numPr>
+          <w:ilvl w:val="0"/>
+          <w:numId w:val="26"/>
+        </w:numPr>
+        <w:tabs>
+          <w:tab w:val="clear" w:pos="709"/>
+          <w:tab w:val="left" w:pos="2370" w:leader="none"/>
+        </w:tabs>
+        <w:bidi w:val="0"/>
+        <w:jc w:val="start"/>
+        <w:rPr>
+          <w:rFonts w:ascii="Liberation Serif" w:hAnsi="Liberation Serif" w:eastAsia="Noto Serif CJK SC" w:cs="Noto Sans Devanagari"/>
+          <w:b w:val="false"/>
+          <w:bCs w:val="false"/>
+          <w:sz w:val="24"/>
+          <w:szCs w:val="24"/>
+          <w:u w:val="none"/>
+          <w:lang w:val="hu-HU"/>
+        </w:rPr>
+      </w:pPr>
+      <w:r>
+        <w:rPr>
+          <w:rFonts w:eastAsia="Noto Serif CJK SC" w:cs="Noto Sans Devanagari"/>
+          <w:b w:val="false"/>
+          <w:bCs w:val="false"/>
+          <w:sz w:val="24"/>
+          <w:szCs w:val="24"/>
+          <w:u w:val="none"/>
+          <w:lang w:val="hu-HU"/>
+        </w:rPr>
+        <w:t>A Lorenz erő csak akkor lép fel ha a mágneses indukcióval merőlegesek az áramvezetőre.</w:t>
+      </w:r>
+    </w:p>
+    <w:p>
+      <w:pPr>
+        <w:pStyle w:val="Normal"/>
+        <w:numPr>
+          <w:ilvl w:val="0"/>
+          <w:numId w:val="26"/>
+        </w:numPr>
+        <w:tabs>
+          <w:tab w:val="clear" w:pos="709"/>
+          <w:tab w:val="left" w:pos="2370" w:leader="none"/>
+        </w:tabs>
+        <w:rPr>
+          <w:b/>
+          <w:bCs/>
+          <w:lang w:val="hu-HU" w:eastAsia="zh-CN" w:bidi="hi-IN"/>
+        </w:rPr>
+      </w:pPr>
+      <w:r>
+        <w:rPr>
+          <w:b/>
+          <w:bCs/>
+          <w:lang w:val="hu-HU" w:eastAsia="zh-CN" w:bidi="hi-IN"/>
+        </w:rPr>
+        <w:t>A Lorenz erő irányát jobbkézszabállyal (három ujjas) határozzuk meg:</w:t>
+      </w:r>
+    </w:p>
+    <w:p>
+      <w:pPr>
+        <w:pStyle w:val="Normal"/>
+        <w:numPr>
+          <w:ilvl w:val="0"/>
+          <w:numId w:val="26"/>
+        </w:numPr>
+        <w:tabs>
+          <w:tab w:val="clear" w:pos="709"/>
+          <w:tab w:val="left" w:pos="2370" w:leader="none"/>
+        </w:tabs>
+        <w:rPr>
+          <w:b w:val="false"/>
+          <w:bCs w:val="false"/>
+          <w:lang w:val="hu-HU" w:eastAsia="zh-CN" w:bidi="hi-IN"/>
+        </w:rPr>
+      </w:pPr>
+      <w:r>
+        <w:rPr>
+          <w:b w:val="false"/>
+          <w:bCs w:val="false"/>
+          <w:lang w:val="hu-HU" w:eastAsia="zh-CN" w:bidi="hi-IN"/>
+        </w:rPr>
+        <w:t>Ha kifeszített ujjaink kőzül a hüvelykujjunk az áram irányába, mutatóujjunk az indukcióvonalak irányátba mutat, akkor a középső ujjunk mutatja a Lorenz erő irányát.</w:t>
+      </w:r>
+    </w:p>
+    <w:p>
+      <w:pPr>
+        <w:pStyle w:val="Normal"/>
+        <w:numPr>
+          <w:ilvl w:val="0"/>
+          <w:numId w:val="26"/>
+        </w:numPr>
+        <w:tabs>
+          <w:tab w:val="clear" w:pos="709"/>
+          <w:tab w:val="left" w:pos="2370" w:leader="none"/>
+        </w:tabs>
+        <w:rPr>
+          <w:b w:val="false"/>
+          <w:bCs w:val="false"/>
+          <w:lang w:val="hu-HU" w:eastAsia="zh-CN" w:bidi="hi-IN"/>
+        </w:rPr>
+      </w:pPr>
+      <w:r>
+        <w:rPr>
+          <w:b w:val="false"/>
+          <w:bCs w:val="false"/>
+          <w:lang w:val="hu-HU" w:eastAsia="zh-CN" w:bidi="hi-IN"/>
+        </w:rPr>
       </w:r>
     </w:p>
     <w:sectPr>
@@ -20247,6 +20546,143 @@
     </w:lvl>
   </w:abstractNum>
   <w:abstractNum w:abstractNumId="26">
+    <w:lvl w:ilvl="0">
+      <w:start w:val="1"/>
+      <w:numFmt w:val="bullet"/>
+      <w:lvlText w:val=""/>
+      <w:lvlJc w:val="start"/>
+      <w:pPr>
+        <w:tabs>
+          <w:tab w:val="num" w:pos="720"/>
+        </w:tabs>
+        <w:ind w:start="720" w:hanging="360"/>
+      </w:pPr>
+      <w:rPr>
+        <w:rFonts w:ascii="Symbol" w:hAnsi="Symbol" w:cs="Symbol" w:hint="default"/>
+      </w:rPr>
+    </w:lvl>
+    <w:lvl w:ilvl="1">
+      <w:start w:val="1"/>
+      <w:numFmt w:val="bullet"/>
+      <w:lvlText w:val=""/>
+      <w:lvlJc w:val="start"/>
+      <w:pPr>
+        <w:tabs>
+          <w:tab w:val="num" w:pos="1080"/>
+        </w:tabs>
+        <w:ind w:start="1080" w:hanging="360"/>
+      </w:pPr>
+      <w:rPr>
+        <w:rFonts w:ascii="Wingdings" w:hAnsi="Wingdings" w:cs="Wingdings" w:hint="default"/>
+      </w:rPr>
+    </w:lvl>
+    <w:lvl w:ilvl="2">
+      <w:start w:val="1"/>
+      <w:numFmt w:val="bullet"/>
+      <w:lvlText w:val=""/>
+      <w:lvlJc w:val="start"/>
+      <w:pPr>
+        <w:tabs>
+          <w:tab w:val="num" w:pos="1440"/>
+        </w:tabs>
+        <w:ind w:start="1440" w:hanging="360"/>
+      </w:pPr>
+      <w:rPr>
+        <w:rFonts w:ascii="Wingdings 2" w:hAnsi="Wingdings 2" w:cs="Wingdings 2" w:hint="default"/>
+      </w:rPr>
+    </w:lvl>
+    <w:lvl w:ilvl="3">
+      <w:start w:val="1"/>
+      <w:numFmt w:val="bullet"/>
+      <w:lvlText w:val=""/>
+      <w:lvlJc w:val="start"/>
+      <w:pPr>
+        <w:tabs>
+          <w:tab w:val="num" w:pos="1800"/>
+        </w:tabs>
+        <w:ind w:start="1800" w:hanging="360"/>
+      </w:pPr>
+      <w:rPr>
+        <w:rFonts w:ascii="MT Extra" w:hAnsi="MT Extra" w:cs="MT Extra" w:hint="default"/>
+      </w:rPr>
+    </w:lvl>
+    <w:lvl w:ilvl="4">
+      <w:start w:val="1"/>
+      <w:numFmt w:val="bullet"/>
+      <w:lvlText w:val="►"/>
+      <w:lvlJc w:val="start"/>
+      <w:pPr>
+        <w:tabs>
+          <w:tab w:val="num" w:pos="2160"/>
+        </w:tabs>
+        <w:ind w:start="2160" w:hanging="360"/>
+      </w:pPr>
+      <w:rPr>
+        <w:rFonts w:ascii="OpenSymbol" w:hAnsi="OpenSymbol" w:cs="OpenSymbol" w:hint="default"/>
+      </w:rPr>
+    </w:lvl>
+    <w:lvl w:ilvl="5">
+      <w:start w:val="1"/>
+      <w:numFmt w:val="bullet"/>
+      <w:lvlText w:val=""/>
+      <w:lvlJc w:val="start"/>
+      <w:pPr>
+        <w:tabs>
+          <w:tab w:val="num" w:pos="2520"/>
+        </w:tabs>
+        <w:ind w:start="2520" w:hanging="360"/>
+      </w:pPr>
+      <w:rPr>
+        <w:rFonts w:ascii="Symbol" w:hAnsi="Symbol" w:cs="Symbol" w:hint="default"/>
+      </w:rPr>
+    </w:lvl>
+    <w:lvl w:ilvl="6">
+      <w:start w:val="1"/>
+      <w:numFmt w:val="bullet"/>
+      <w:lvlText w:val="-"/>
+      <w:lvlJc w:val="start"/>
+      <w:pPr>
+        <w:tabs>
+          <w:tab w:val="num" w:pos="2880"/>
+        </w:tabs>
+        <w:ind w:start="2880" w:hanging="360"/>
+      </w:pPr>
+      <w:rPr>
+        <w:rFonts w:ascii="OpenSymbol" w:hAnsi="OpenSymbol" w:cs="OpenSymbol" w:hint="default"/>
+      </w:rPr>
+    </w:lvl>
+    <w:lvl w:ilvl="7">
+      <w:start w:val="1"/>
+      <w:numFmt w:val="bullet"/>
+      <w:lvlText w:val=""/>
+      <w:lvlJc w:val="start"/>
+      <w:pPr>
+        <w:tabs>
+          <w:tab w:val="num" w:pos="3240"/>
+        </w:tabs>
+        <w:ind w:start="3240" w:hanging="360"/>
+      </w:pPr>
+      <w:rPr>
+        <w:rFonts w:ascii="Symbol" w:hAnsi="Symbol" w:cs="Symbol" w:hint="default"/>
+      </w:rPr>
+    </w:lvl>
+    <w:lvl w:ilvl="8">
+      <w:start w:val="1"/>
+      <w:numFmt w:val="bullet"/>
+      <w:lvlText w:val=""/>
+      <w:lvlJc w:val="start"/>
+      <w:pPr>
+        <w:tabs>
+          <w:tab w:val="num" w:pos="3600"/>
+        </w:tabs>
+        <w:ind w:start="3600" w:hanging="360"/>
+      </w:pPr>
+      <w:rPr>
+        <w:rFonts w:ascii="Symbol" w:hAnsi="Symbol" w:cs="Symbol" w:hint="default"/>
+      </w:rPr>
+    </w:lvl>
+  </w:abstractNum>
+  <w:abstractNum w:abstractNumId="27">
     <w:lvl w:ilvl="0">
       <w:start w:val="1"/>
       <w:numFmt w:val="none"/>
@@ -20442,6 +20878,9 @@
   </w:num>
   <w:num w:numId="26">
     <w:abstractNumId w:val="26"/>
+  </w:num>
+  <w:num w:numId="27">
+    <w:abstractNumId w:val="27"/>
   </w:num>
 </w:numbering>
 </file>

--- a/fizika11.docx
+++ b/fizika11.docx
@@ -4119,7 +4119,7 @@
         <w:pStyle w:val="Normal"/>
         <w:widowControl/>
         <w:suppressAutoHyphens w:val="true"/>
-        <w:overflowPunct w:val="false"/>
+        <w:overflowPunct w:val="true"/>
         <w:bidi w:val="0"/>
         <w:spacing w:before="0" w:after="0"/>
         <w:ind w:hanging="0" w:start="0" w:end="0"/>
@@ -15039,12 +15039,26 @@
           <w:rFonts w:eastAsia="Noto Serif CJK SC" w:cs="Noto Sans Devanagari"/>
           <w:b w:val="false"/>
           <w:bCs w:val="false"/>
-          <w:sz w:val="24"/>
-          <w:szCs w:val="24"/>
-          <w:u w:val="none"/>
-          <w:lang w:val="hu-HU"/>
-        </w:rPr>
-        <w:t>Bᵥₑzₑₜék = μ₀ · I / (2πr)</w:t>
+          <w:position w:val="0"/>
+          <w:sz w:val="24"/>
+          <w:szCs w:val="24"/>
+          <w:u w:val="none"/>
+          <w:vertAlign w:val="baseline"/>
+          <w:lang w:val="hu-HU"/>
+        </w:rPr>
+        <w:t>Bᵥₑzₑₜék</w:t>
+      </w:r>
+      <w:r>
+        <w:rPr>
+          <w:rFonts w:eastAsia="Noto Serif CJK SC" w:cs="Noto Sans Devanagari"/>
+          <w:b w:val="false"/>
+          <w:bCs w:val="false"/>
+          <w:sz w:val="24"/>
+          <w:szCs w:val="24"/>
+          <w:u w:val="none"/>
+          <w:lang w:val="hu-HU"/>
+        </w:rPr>
+        <w:t xml:space="preserve"> = μ₀ · I / (2πr)</w:t>
       </w:r>
     </w:p>
     <w:p>
@@ -17083,17 +17097,73 @@
     <w:p>
       <w:pPr>
         <w:pStyle w:val="Normal"/>
+        <w:tabs>
+          <w:tab w:val="clear" w:pos="709"/>
+          <w:tab w:val="left" w:pos="2370" w:leader="none"/>
+        </w:tabs>
+        <w:jc w:val="center"/>
+        <w:rPr>
+          <w:b/>
+          <w:bCs/>
+          <w:sz w:val="32"/>
+          <w:szCs w:val="32"/>
+          <w:lang w:val="hu-HU" w:eastAsia="zh-CN" w:bidi="hi-IN"/>
+        </w:rPr>
+      </w:pPr>
+      <w:r>
+        <w:rPr>
+          <w:b/>
+          <w:bCs/>
+          <w:sz w:val="32"/>
+          <w:szCs w:val="32"/>
+          <w:lang w:val="hu-HU" w:eastAsia="zh-CN" w:bidi="hi-IN"/>
+        </w:rPr>
+      </w:r>
+    </w:p>
+    <w:p>
+      <w:pPr>
+        <w:pStyle w:val="Normal"/>
+        <w:tabs>
+          <w:tab w:val="clear" w:pos="709"/>
+          <w:tab w:val="left" w:pos="2370" w:leader="none"/>
+        </w:tabs>
+        <w:jc w:val="center"/>
+        <w:rPr>
+          <w:b/>
+          <w:bCs/>
+          <w:sz w:val="32"/>
+          <w:szCs w:val="32"/>
+          <w:lang w:val="hu-HU" w:eastAsia="zh-CN" w:bidi="hi-IN"/>
+        </w:rPr>
+      </w:pPr>
+      <w:r>
+        <w:rPr>
+          <w:b/>
+          <w:bCs/>
+          <w:sz w:val="32"/>
+          <w:szCs w:val="32"/>
+          <w:lang w:val="hu-HU" w:eastAsia="zh-CN" w:bidi="hi-IN"/>
+        </w:rPr>
+        <w:t>Elektromágneses indukció jelensége</w:t>
+      </w:r>
+    </w:p>
+    <w:p>
+      <w:pPr>
+        <w:pStyle w:val="Normal"/>
         <w:numPr>
           <w:ilvl w:val="0"/>
-          <w:numId w:val="26"/>
-        </w:numPr>
-        <w:tabs>
-          <w:tab w:val="clear" w:pos="709"/>
-          <w:tab w:val="left" w:pos="2370" w:leader="none"/>
-        </w:tabs>
-        <w:rPr>
-          <w:b w:val="false"/>
-          <w:bCs w:val="false"/>
+          <w:numId w:val="27"/>
+        </w:numPr>
+        <w:tabs>
+          <w:tab w:val="clear" w:pos="709"/>
+          <w:tab w:val="left" w:pos="2370" w:leader="none"/>
+        </w:tabs>
+        <w:jc w:val="start"/>
+        <w:rPr>
+          <w:b w:val="false"/>
+          <w:bCs w:val="false"/>
+          <w:sz w:val="24"/>
+          <w:szCs w:val="24"/>
           <w:lang w:val="hu-HU" w:eastAsia="zh-CN" w:bidi="hi-IN"/>
         </w:rPr>
       </w:pPr>
@@ -17101,8 +17171,271 @@
         <w:rPr>
           <w:b w:val="false"/>
           <w:bCs w:val="false"/>
+          <w:sz w:val="24"/>
+          <w:szCs w:val="24"/>
           <w:lang w:val="hu-HU" w:eastAsia="zh-CN" w:bidi="hi-IN"/>
         </w:rPr>
+        <w:t>Faraday 1831- A mágneses mező változása áramot indukál.</w:t>
+      </w:r>
+    </w:p>
+    <w:p>
+      <w:pPr>
+        <w:pStyle w:val="Normal"/>
+        <w:numPr>
+          <w:ilvl w:val="0"/>
+          <w:numId w:val="27"/>
+        </w:numPr>
+        <w:tabs>
+          <w:tab w:val="clear" w:pos="709"/>
+          <w:tab w:val="left" w:pos="2370" w:leader="none"/>
+        </w:tabs>
+        <w:jc w:val="start"/>
+        <w:rPr>
+          <w:b/>
+          <w:bCs/>
+          <w:sz w:val="24"/>
+          <w:szCs w:val="24"/>
+          <w:lang w:val="hu-HU" w:eastAsia="zh-CN" w:bidi="hi-IN"/>
+        </w:rPr>
+      </w:pPr>
+      <w:r>
+        <w:rPr>
+          <w:b/>
+          <w:bCs/>
+          <w:sz w:val="24"/>
+          <w:szCs w:val="24"/>
+          <w:lang w:val="hu-HU" w:eastAsia="zh-CN" w:bidi="hi-IN"/>
+        </w:rPr>
+        <w:t>Az indukált feszültség</w:t>
+      </w:r>
+    </w:p>
+    <w:p>
+      <w:pPr>
+        <w:pStyle w:val="Normal"/>
+        <w:numPr>
+          <w:ilvl w:val="0"/>
+          <w:numId w:val="27"/>
+        </w:numPr>
+        <w:tabs>
+          <w:tab w:val="clear" w:pos="709"/>
+          <w:tab w:val="left" w:pos="2370" w:leader="none"/>
+        </w:tabs>
+        <w:jc w:val="start"/>
+        <w:rPr>
+          <w:b w:val="false"/>
+          <w:bCs w:val="false"/>
+          <w:sz w:val="24"/>
+          <w:szCs w:val="24"/>
+          <w:lang w:val="hu-HU" w:eastAsia="zh-CN" w:bidi="hi-IN"/>
+        </w:rPr>
+      </w:pPr>
+      <w:r>
+        <w:rPr>
+          <w:b w:val="false"/>
+          <w:bCs w:val="false"/>
+          <w:sz w:val="24"/>
+          <w:szCs w:val="24"/>
+          <w:lang w:val="hu-HU" w:eastAsia="zh-CN" w:bidi="hi-IN"/>
+        </w:rPr>
+        <w:t>Kísérlet: A tekercs belsejében mágnest mozgatunk, vagy fordítva.</w:t>
+      </w:r>
+    </w:p>
+    <w:p>
+      <w:pPr>
+        <w:pStyle w:val="Normal"/>
+        <w:numPr>
+          <w:ilvl w:val="0"/>
+          <w:numId w:val="27"/>
+        </w:numPr>
+        <w:tabs>
+          <w:tab w:val="clear" w:pos="709"/>
+          <w:tab w:val="left" w:pos="2370" w:leader="none"/>
+        </w:tabs>
+        <w:jc w:val="start"/>
+        <w:rPr>
+          <w:b w:val="false"/>
+          <w:bCs w:val="false"/>
+          <w:sz w:val="24"/>
+          <w:szCs w:val="24"/>
+          <w:lang w:val="hu-HU" w:eastAsia="zh-CN" w:bidi="hi-IN"/>
+        </w:rPr>
+      </w:pPr>
+      <w:r>
+        <w:rPr>
+          <w:b w:val="false"/>
+          <w:bCs w:val="false"/>
+          <w:sz w:val="24"/>
+          <w:szCs w:val="24"/>
+          <w:lang w:val="hu-HU" w:eastAsia="zh-CN" w:bidi="hi-IN"/>
+        </w:rPr>
+        <w:t>A változó mágneses mező a tekercs két végén feszültséget indukál, a feszültség pedig indukált áramot hoz létre az áramkörben</w:t>
+      </w:r>
+    </w:p>
+    <w:p>
+      <w:pPr>
+        <w:pStyle w:val="Normal"/>
+        <w:numPr>
+          <w:ilvl w:val="0"/>
+          <w:numId w:val="27"/>
+        </w:numPr>
+        <w:tabs>
+          <w:tab w:val="clear" w:pos="709"/>
+          <w:tab w:val="left" w:pos="2370" w:leader="none"/>
+        </w:tabs>
+        <w:jc w:val="start"/>
+        <w:rPr>
+          <w:b w:val="false"/>
+          <w:bCs w:val="false"/>
+          <w:sz w:val="24"/>
+          <w:szCs w:val="24"/>
+          <w:lang w:val="hu-HU" w:eastAsia="zh-CN" w:bidi="hi-IN"/>
+        </w:rPr>
+      </w:pPr>
+      <w:r>
+        <w:rPr>
+          <w:b w:val="false"/>
+          <w:bCs w:val="false"/>
+          <w:sz w:val="24"/>
+          <w:szCs w:val="24"/>
+          <w:lang w:val="hu-HU" w:eastAsia="zh-CN" w:bidi="hi-IN"/>
+        </w:rPr>
+        <w:t>Az indukált feszültség értéke függ:</w:t>
+      </w:r>
+    </w:p>
+    <w:p>
+      <w:pPr>
+        <w:pStyle w:val="Normal"/>
+        <w:numPr>
+          <w:ilvl w:val="1"/>
+          <w:numId w:val="27"/>
+        </w:numPr>
+        <w:tabs>
+          <w:tab w:val="clear" w:pos="709"/>
+          <w:tab w:val="left" w:pos="2370" w:leader="none"/>
+        </w:tabs>
+        <w:jc w:val="start"/>
+        <w:rPr>
+          <w:b w:val="false"/>
+          <w:bCs w:val="false"/>
+          <w:sz w:val="24"/>
+          <w:szCs w:val="24"/>
+          <w:lang w:val="hu-HU" w:eastAsia="zh-CN" w:bidi="hi-IN"/>
+        </w:rPr>
+      </w:pPr>
+      <w:r>
+        <w:rPr>
+          <w:b w:val="false"/>
+          <w:bCs w:val="false"/>
+          <w:sz w:val="24"/>
+          <w:szCs w:val="24"/>
+          <w:lang w:val="hu-HU" w:eastAsia="zh-CN" w:bidi="hi-IN"/>
+        </w:rPr>
+        <w:t>A tekercs menetszámától</w:t>
+      </w:r>
+    </w:p>
+    <w:p>
+      <w:pPr>
+        <w:pStyle w:val="Normal"/>
+        <w:numPr>
+          <w:ilvl w:val="1"/>
+          <w:numId w:val="27"/>
+        </w:numPr>
+        <w:tabs>
+          <w:tab w:val="clear" w:pos="709"/>
+          <w:tab w:val="left" w:pos="2370" w:leader="none"/>
+        </w:tabs>
+        <w:jc w:val="start"/>
+        <w:rPr>
+          <w:b w:val="false"/>
+          <w:bCs w:val="false"/>
+          <w:sz w:val="24"/>
+          <w:szCs w:val="24"/>
+          <w:lang w:val="hu-HU" w:eastAsia="zh-CN" w:bidi="hi-IN"/>
+        </w:rPr>
+      </w:pPr>
+      <w:r>
+        <w:rPr>
+          <w:b w:val="false"/>
+          <w:bCs w:val="false"/>
+          <w:sz w:val="24"/>
+          <w:szCs w:val="24"/>
+          <w:lang w:val="hu-HU" w:eastAsia="zh-CN" w:bidi="hi-IN"/>
+        </w:rPr>
+        <w:t>A mágnes erősségétől</w:t>
+      </w:r>
+    </w:p>
+    <w:p>
+      <w:pPr>
+        <w:pStyle w:val="Normal"/>
+        <w:numPr>
+          <w:ilvl w:val="1"/>
+          <w:numId w:val="27"/>
+        </w:numPr>
+        <w:tabs>
+          <w:tab w:val="clear" w:pos="709"/>
+          <w:tab w:val="left" w:pos="2370" w:leader="none"/>
+        </w:tabs>
+        <w:jc w:val="start"/>
+        <w:rPr>
+          <w:b w:val="false"/>
+          <w:bCs w:val="false"/>
+          <w:sz w:val="24"/>
+          <w:szCs w:val="24"/>
+          <w:lang w:val="hu-HU" w:eastAsia="zh-CN" w:bidi="hi-IN"/>
+        </w:rPr>
+      </w:pPr>
+      <w:r>
+        <w:rPr>
+          <w:b w:val="false"/>
+          <w:bCs w:val="false"/>
+          <w:sz w:val="24"/>
+          <w:szCs w:val="24"/>
+          <w:lang w:val="hu-HU" w:eastAsia="zh-CN" w:bidi="hi-IN"/>
+        </w:rPr>
+        <w:t>A mozgás gyorsaságától</w:t>
+      </w:r>
+    </w:p>
+    <w:p>
+      <w:pPr>
+        <w:pStyle w:val="Normal"/>
+        <w:numPr>
+          <w:ilvl w:val="0"/>
+          <w:numId w:val="27"/>
+        </w:numPr>
+        <w:tabs>
+          <w:tab w:val="clear" w:pos="709"/>
+          <w:tab w:val="left" w:pos="2370" w:leader="none"/>
+        </w:tabs>
+        <w:jc w:val="start"/>
+        <w:rPr>
+          <w:b w:val="false"/>
+          <w:bCs w:val="false"/>
+          <w:sz w:val="24"/>
+          <w:szCs w:val="24"/>
+          <w:lang w:val="hu-HU" w:eastAsia="zh-CN" w:bidi="hi-IN"/>
+        </w:rPr>
+      </w:pPr>
+      <w:r>
+        <w:rPr>
+          <w:b w:val="false"/>
+          <w:bCs w:val="false"/>
+          <w:sz w:val="24"/>
+          <w:szCs w:val="24"/>
+          <w:lang w:val="hu-HU" w:eastAsia="zh-CN" w:bidi="hi-IN"/>
+        </w:rPr>
+        <w:t xml:space="preserve">U = N* (delta </w:t>
+      </w:r>
+      <w:r>
+        <w:rPr>
+          <w:rFonts w:eastAsia="Noto Serif CJK SC" w:cs="Noto Sans Devanagari"/>
+          <w:b w:val="false"/>
+          <w:bCs w:val="false"/>
+          <w:sz w:val="24"/>
+          <w:szCs w:val="24"/>
+          <w:u w:val="none"/>
+          <w:lang w:val="hu-HU" w:eastAsia="zh-CN" w:bidi="hi-IN"/>
+        </w:rPr>
+        <w:t>φ /delta t); N – menetszám; t-idő; delta φ fluxusváltozás</w:t>
       </w:r>
     </w:p>
     <w:sectPr>
@@ -20683,6 +21016,143 @@
     </w:lvl>
   </w:abstractNum>
   <w:abstractNum w:abstractNumId="27">
+    <w:lvl w:ilvl="0">
+      <w:start w:val="1"/>
+      <w:numFmt w:val="bullet"/>
+      <w:lvlText w:val=""/>
+      <w:lvlJc w:val="start"/>
+      <w:pPr>
+        <w:tabs>
+          <w:tab w:val="num" w:pos="720"/>
+        </w:tabs>
+        <w:ind w:start="720" w:hanging="360"/>
+      </w:pPr>
+      <w:rPr>
+        <w:rFonts w:ascii="Symbol" w:hAnsi="Symbol" w:cs="Symbol" w:hint="default"/>
+      </w:rPr>
+    </w:lvl>
+    <w:lvl w:ilvl="1">
+      <w:start w:val="1"/>
+      <w:numFmt w:val="bullet"/>
+      <w:lvlText w:val=""/>
+      <w:lvlJc w:val="start"/>
+      <w:pPr>
+        <w:tabs>
+          <w:tab w:val="num" w:pos="1080"/>
+        </w:tabs>
+        <w:ind w:start="1080" w:hanging="360"/>
+      </w:pPr>
+      <w:rPr>
+        <w:rFonts w:ascii="Wingdings" w:hAnsi="Wingdings" w:cs="Wingdings" w:hint="default"/>
+      </w:rPr>
+    </w:lvl>
+    <w:lvl w:ilvl="2">
+      <w:start w:val="1"/>
+      <w:numFmt w:val="bullet"/>
+      <w:lvlText w:val=""/>
+      <w:lvlJc w:val="start"/>
+      <w:pPr>
+        <w:tabs>
+          <w:tab w:val="num" w:pos="1440"/>
+        </w:tabs>
+        <w:ind w:start="1440" w:hanging="360"/>
+      </w:pPr>
+      <w:rPr>
+        <w:rFonts w:ascii="Wingdings 2" w:hAnsi="Wingdings 2" w:cs="Wingdings 2" w:hint="default"/>
+      </w:rPr>
+    </w:lvl>
+    <w:lvl w:ilvl="3">
+      <w:start w:val="1"/>
+      <w:numFmt w:val="bullet"/>
+      <w:lvlText w:val=""/>
+      <w:lvlJc w:val="start"/>
+      <w:pPr>
+        <w:tabs>
+          <w:tab w:val="num" w:pos="1800"/>
+        </w:tabs>
+        <w:ind w:start="1800" w:hanging="360"/>
+      </w:pPr>
+      <w:rPr>
+        <w:rFonts w:ascii="MT Extra" w:hAnsi="MT Extra" w:cs="MT Extra" w:hint="default"/>
+      </w:rPr>
+    </w:lvl>
+    <w:lvl w:ilvl="4">
+      <w:start w:val="1"/>
+      <w:numFmt w:val="bullet"/>
+      <w:lvlText w:val="►"/>
+      <w:lvlJc w:val="start"/>
+      <w:pPr>
+        <w:tabs>
+          <w:tab w:val="num" w:pos="2160"/>
+        </w:tabs>
+        <w:ind w:start="2160" w:hanging="360"/>
+      </w:pPr>
+      <w:rPr>
+        <w:rFonts w:ascii="OpenSymbol" w:hAnsi="OpenSymbol" w:cs="OpenSymbol" w:hint="default"/>
+      </w:rPr>
+    </w:lvl>
+    <w:lvl w:ilvl="5">
+      <w:start w:val="1"/>
+      <w:numFmt w:val="bullet"/>
+      <w:lvlText w:val=""/>
+      <w:lvlJc w:val="start"/>
+      <w:pPr>
+        <w:tabs>
+          <w:tab w:val="num" w:pos="2520"/>
+        </w:tabs>
+        <w:ind w:start="2520" w:hanging="360"/>
+      </w:pPr>
+      <w:rPr>
+        <w:rFonts w:ascii="Symbol" w:hAnsi="Symbol" w:cs="Symbol" w:hint="default"/>
+      </w:rPr>
+    </w:lvl>
+    <w:lvl w:ilvl="6">
+      <w:start w:val="1"/>
+      <w:numFmt w:val="bullet"/>
+      <w:lvlText w:val="-"/>
+      <w:lvlJc w:val="start"/>
+      <w:pPr>
+        <w:tabs>
+          <w:tab w:val="num" w:pos="2880"/>
+        </w:tabs>
+        <w:ind w:start="2880" w:hanging="360"/>
+      </w:pPr>
+      <w:rPr>
+        <w:rFonts w:ascii="OpenSymbol" w:hAnsi="OpenSymbol" w:cs="OpenSymbol" w:hint="default"/>
+      </w:rPr>
+    </w:lvl>
+    <w:lvl w:ilvl="7">
+      <w:start w:val="1"/>
+      <w:numFmt w:val="bullet"/>
+      <w:lvlText w:val=""/>
+      <w:lvlJc w:val="start"/>
+      <w:pPr>
+        <w:tabs>
+          <w:tab w:val="num" w:pos="3240"/>
+        </w:tabs>
+        <w:ind w:start="3240" w:hanging="360"/>
+      </w:pPr>
+      <w:rPr>
+        <w:rFonts w:ascii="Symbol" w:hAnsi="Symbol" w:cs="Symbol" w:hint="default"/>
+      </w:rPr>
+    </w:lvl>
+    <w:lvl w:ilvl="8">
+      <w:start w:val="1"/>
+      <w:numFmt w:val="bullet"/>
+      <w:lvlText w:val=""/>
+      <w:lvlJc w:val="start"/>
+      <w:pPr>
+        <w:tabs>
+          <w:tab w:val="num" w:pos="3600"/>
+        </w:tabs>
+        <w:ind w:start="3600" w:hanging="360"/>
+      </w:pPr>
+      <w:rPr>
+        <w:rFonts w:ascii="Symbol" w:hAnsi="Symbol" w:cs="Symbol" w:hint="default"/>
+      </w:rPr>
+    </w:lvl>
+  </w:abstractNum>
+  <w:abstractNum w:abstractNumId="28">
     <w:lvl w:ilvl="0">
       <w:start w:val="1"/>
       <w:numFmt w:val="none"/>
@@ -20882,6 +21352,9 @@
   <w:num w:numId="27">
     <w:abstractNumId w:val="27"/>
   </w:num>
+  <w:num w:numId="28">
+    <w:abstractNumId w:val="28"/>
+  </w:num>
 </w:numbering>
 </file>
 
@@ -20909,7 +21382,7 @@
     <w:pPr>
       <w:widowControl/>
       <w:suppressAutoHyphens w:val="true"/>
-      <w:overflowPunct w:val="false"/>
+      <w:overflowPunct w:val="true"/>
       <w:bidi w:val="0"/>
       <w:spacing w:before="0" w:after="0"/>
       <w:jc w:val="start"/>
@@ -20923,15 +21396,15 @@
       <w:lang w:val="en-US" w:eastAsia="zh-CN" w:bidi="hi-IN"/>
     </w:rPr>
   </w:style>
-  <w:style w:type="character" w:styleId="Bullets">
-    <w:name w:val="Bullets"/>
+  <w:style w:type="character" w:styleId="Bulletsuser">
+    <w:name w:val="Bullets (user)"/>
     <w:qFormat/>
     <w:rPr>
       <w:rFonts w:ascii="OpenSymbol" w:hAnsi="OpenSymbol" w:eastAsia="OpenSymbol" w:cs="OpenSymbol"/>
     </w:rPr>
   </w:style>
-  <w:style w:type="character" w:styleId="Bulletsuser">
-    <w:name w:val="Bullets (user)"/>
+  <w:style w:type="character" w:styleId="Bullets">
+    <w:name w:val="Bullets"/>
     <w:qFormat/>
     <w:rPr>
       <w:rFonts w:ascii="OpenSymbol" w:hAnsi="OpenSymbol" w:eastAsia="OpenSymbol" w:cs="OpenSymbol"/>

--- a/fizika11.docx
+++ b/fizika11.docx
@@ -4119,7 +4119,7 @@
         <w:pStyle w:val="Normal"/>
         <w:widowControl/>
         <w:suppressAutoHyphens w:val="true"/>
-        <w:overflowPunct w:val="true"/>
+        <w:overflowPunct w:val="false"/>
         <w:bidi w:val="0"/>
         <w:spacing w:before="0" w:after="0"/>
         <w:ind w:hanging="0" w:start="0" w:end="0"/>
@@ -17436,6 +17436,167 @@
           <w:lang w:val="hu-HU" w:eastAsia="zh-CN" w:bidi="hi-IN"/>
         </w:rPr>
         <w:t>φ /delta t); N – menetszám; t-idő; delta φ fluxusváltozás</w:t>
+      </w:r>
+    </w:p>
+    <w:p>
+      <w:pPr>
+        <w:pStyle w:val="Normal"/>
+        <w:numPr>
+          <w:ilvl w:val="0"/>
+          <w:numId w:val="27"/>
+        </w:numPr>
+        <w:tabs>
+          <w:tab w:val="clear" w:pos="709"/>
+          <w:tab w:val="left" w:pos="2370" w:leader="none"/>
+        </w:tabs>
+        <w:jc w:val="start"/>
+        <w:rPr>
+          <w:b w:val="false"/>
+          <w:bCs w:val="false"/>
+          <w:sz w:val="24"/>
+          <w:szCs w:val="24"/>
+          <w:lang w:val="hu-HU" w:eastAsia="zh-CN" w:bidi="hi-IN"/>
+        </w:rPr>
+      </w:pPr>
+      <w:r>
+        <w:rPr>
+          <w:rFonts w:eastAsia="Noto Serif CJK SC" w:cs="Noto Sans Devanagari"/>
+          <w:b w:val="false"/>
+          <w:bCs w:val="false"/>
+          <w:sz w:val="24"/>
+          <w:szCs w:val="24"/>
+          <w:u w:val="none"/>
+          <w:lang w:val="hu-HU" w:eastAsia="zh-CN" w:bidi="hi-IN"/>
+        </w:rPr>
+        <w:t>Az áramkör ki és bekapcsolásakor az első tekercsben változó mágneses mezőt hoz létre ami a másik tekercsben is feszültséget indukál</w:t>
+      </w:r>
+    </w:p>
+    <w:p>
+      <w:pPr>
+        <w:pStyle w:val="Normal"/>
+        <w:numPr>
+          <w:ilvl w:val="0"/>
+          <w:numId w:val="27"/>
+        </w:numPr>
+        <w:tabs>
+          <w:tab w:val="clear" w:pos="709"/>
+          <w:tab w:val="left" w:pos="2370" w:leader="none"/>
+        </w:tabs>
+        <w:jc w:val="start"/>
+        <w:rPr>
+          <w:b w:val="false"/>
+          <w:bCs w:val="false"/>
+          <w:sz w:val="24"/>
+          <w:szCs w:val="24"/>
+          <w:lang w:val="hu-HU" w:eastAsia="zh-CN" w:bidi="hi-IN"/>
+        </w:rPr>
+      </w:pPr>
+      <w:r>
+        <w:rPr>
+          <w:rFonts w:eastAsia="Noto Serif CJK SC" w:cs="Noto Sans Devanagari"/>
+          <w:b w:val="false"/>
+          <w:bCs w:val="false"/>
+          <w:sz w:val="24"/>
+          <w:szCs w:val="24"/>
+          <w:u w:val="none"/>
+          <w:lang w:val="hu-HU" w:eastAsia="zh-CN" w:bidi="hi-IN"/>
+        </w:rPr>
+        <w:t>Az indukált feszültség értéke a menetszámtól, a mező erősségétől, a két tekercs közelségétől függ.</w:t>
+      </w:r>
+    </w:p>
+    <w:p>
+      <w:pPr>
+        <w:pStyle w:val="Normal"/>
+        <w:tabs>
+          <w:tab w:val="clear" w:pos="709"/>
+          <w:tab w:val="left" w:pos="2370" w:leader="none"/>
+        </w:tabs>
+        <w:jc w:val="start"/>
+        <w:rPr>
+          <w:b w:val="false"/>
+          <w:bCs w:val="false"/>
+          <w:sz w:val="24"/>
+          <w:szCs w:val="24"/>
+          <w:lang w:val="hu-HU" w:eastAsia="zh-CN" w:bidi="hi-IN"/>
+        </w:rPr>
+      </w:pPr>
+      <w:r>
+        <w:rPr>
+          <w:rFonts w:eastAsia="Noto Serif CJK SC" w:cs="Noto Sans Devanagari"/>
+          <w:b w:val="false"/>
+          <w:bCs w:val="false"/>
+          <w:sz w:val="24"/>
+          <w:szCs w:val="24"/>
+          <w:u w:val="none"/>
+          <w:lang w:val="hu-HU" w:eastAsia="zh-CN" w:bidi="hi-IN"/>
+        </w:rPr>
+        <w:t>3. Önindukcsió</w:t>
+      </w:r>
+    </w:p>
+    <w:p>
+      <w:pPr>
+        <w:pStyle w:val="Normal"/>
+        <w:numPr>
+          <w:ilvl w:val="0"/>
+          <w:numId w:val="27"/>
+        </w:numPr>
+        <w:tabs>
+          <w:tab w:val="clear" w:pos="709"/>
+          <w:tab w:val="left" w:pos="2370" w:leader="none"/>
+        </w:tabs>
+        <w:jc w:val="start"/>
+        <w:rPr>
+          <w:b w:val="false"/>
+          <w:bCs w:val="false"/>
+          <w:sz w:val="24"/>
+          <w:szCs w:val="24"/>
+          <w:lang w:val="hu-HU" w:eastAsia="zh-CN" w:bidi="hi-IN"/>
+        </w:rPr>
+      </w:pPr>
+      <w:r>
+        <w:rPr>
+          <w:rFonts w:eastAsia="Noto Serif CJK SC" w:cs="Noto Sans Devanagari"/>
+          <w:b w:val="false"/>
+          <w:bCs w:val="false"/>
+          <w:sz w:val="24"/>
+          <w:szCs w:val="24"/>
+          <w:u w:val="none"/>
+          <w:lang w:val="hu-HU" w:eastAsia="zh-CN" w:bidi="hi-IN"/>
+        </w:rPr>
+        <w:t>Egy tekercsben foyló áram erősségénk megváltozása a tekercsben feszültséget indukál.</w:t>
+      </w:r>
+    </w:p>
+    <w:p>
+      <w:pPr>
+        <w:pStyle w:val="Normal"/>
+        <w:numPr>
+          <w:ilvl w:val="1"/>
+          <w:numId w:val="27"/>
+        </w:numPr>
+        <w:tabs>
+          <w:tab w:val="clear" w:pos="709"/>
+          <w:tab w:val="left" w:pos="2370" w:leader="none"/>
+        </w:tabs>
+        <w:jc w:val="start"/>
+        <w:rPr>
+          <w:b w:val="false"/>
+          <w:bCs w:val="false"/>
+          <w:sz w:val="24"/>
+          <w:szCs w:val="24"/>
+          <w:lang w:val="hu-HU" w:eastAsia="zh-CN" w:bidi="hi-IN"/>
+        </w:rPr>
+      </w:pPr>
+      <w:r>
+        <w:rPr>
+          <w:rFonts w:eastAsia="Noto Serif CJK SC" w:cs="Noto Sans Devanagari"/>
+          <w:b w:val="false"/>
+          <w:bCs w:val="false"/>
+          <w:sz w:val="24"/>
+          <w:szCs w:val="24"/>
+          <w:u w:val="none"/>
+          <w:lang w:val="hu-HU" w:eastAsia="zh-CN" w:bidi="hi-IN"/>
+        </w:rPr>
+        <w:t>U = L*(delta I/delta t)</w:t>
       </w:r>
     </w:p>
     <w:sectPr>
@@ -21382,7 +21543,7 @@
     <w:pPr>
       <w:widowControl/>
       <w:suppressAutoHyphens w:val="true"/>
-      <w:overflowPunct w:val="true"/>
+      <w:overflowPunct w:val="false"/>
       <w:bidi w:val="0"/>
       <w:spacing w:before="0" w:after="0"/>
       <w:jc w:val="start"/>
@@ -21396,15 +21557,15 @@
       <w:lang w:val="en-US" w:eastAsia="zh-CN" w:bidi="hi-IN"/>
     </w:rPr>
   </w:style>
-  <w:style w:type="character" w:styleId="Bulletsuser">
-    <w:name w:val="Bullets (user)"/>
+  <w:style w:type="character" w:styleId="Bullets">
+    <w:name w:val="Bullets"/>
     <w:qFormat/>
     <w:rPr>
       <w:rFonts w:ascii="OpenSymbol" w:hAnsi="OpenSymbol" w:eastAsia="OpenSymbol" w:cs="OpenSymbol"/>
     </w:rPr>
   </w:style>
-  <w:style w:type="character" w:styleId="Bullets">
-    <w:name w:val="Bullets"/>
+  <w:style w:type="character" w:styleId="Bulletsuser">
+    <w:name w:val="Bullets (user)"/>
     <w:qFormat/>
     <w:rPr>
       <w:rFonts w:ascii="OpenSymbol" w:hAnsi="OpenSymbol" w:eastAsia="OpenSymbol" w:cs="OpenSymbol"/>

--- a/fizika11.docx
+++ b/fizika11.docx
@@ -17599,6 +17599,70 @@
         <w:t>U = L*(delta I/delta t)</w:t>
       </w:r>
     </w:p>
+    <w:p>
+      <w:pPr>
+        <w:pStyle w:val="Normal"/>
+        <w:numPr>
+          <w:ilvl w:val="0"/>
+          <w:numId w:val="27"/>
+        </w:numPr>
+        <w:tabs>
+          <w:tab w:val="clear" w:pos="709"/>
+          <w:tab w:val="left" w:pos="2370" w:leader="none"/>
+        </w:tabs>
+        <w:jc w:val="start"/>
+        <w:rPr>
+          <w:b w:val="false"/>
+          <w:bCs w:val="false"/>
+          <w:sz w:val="24"/>
+          <w:szCs w:val="24"/>
+          <w:lang w:val="hu-HU" w:eastAsia="zh-CN" w:bidi="hi-IN"/>
+        </w:rPr>
+      </w:pPr>
+      <w:r>
+        <w:rPr>
+          <w:rFonts w:eastAsia="Noto Serif CJK SC" w:cs="Noto Sans Devanagari"/>
+          <w:b w:val="false"/>
+          <w:bCs w:val="false"/>
+          <w:sz w:val="24"/>
+          <w:szCs w:val="24"/>
+          <w:u w:val="none"/>
+          <w:lang w:val="hu-HU" w:eastAsia="zh-CN" w:bidi="hi-IN"/>
+        </w:rPr>
+        <w:t>A tekercs áramkörre kifejtett késleltető hatásának mértékét a tekercs önindukciós eggyüthatójának, más néven induktivitásnak nevezzük.</w:t>
+      </w:r>
+    </w:p>
+    <w:p>
+      <w:pPr>
+        <w:pStyle w:val="Normal"/>
+        <w:numPr>
+          <w:ilvl w:val="0"/>
+          <w:numId w:val="27"/>
+        </w:numPr>
+        <w:tabs>
+          <w:tab w:val="clear" w:pos="709"/>
+          <w:tab w:val="left" w:pos="2370" w:leader="none"/>
+        </w:tabs>
+        <w:jc w:val="start"/>
+        <w:rPr>
+          <w:b w:val="false"/>
+          <w:bCs w:val="false"/>
+          <w:sz w:val="24"/>
+          <w:szCs w:val="24"/>
+          <w:lang w:val="hu-HU" w:eastAsia="zh-CN" w:bidi="hi-IN"/>
+        </w:rPr>
+      </w:pPr>
+      <w:r>
+        <w:rPr>
+          <w:b w:val="false"/>
+          <w:bCs w:val="false"/>
+          <w:sz w:val="24"/>
+          <w:szCs w:val="24"/>
+          <w:lang w:val="hu-HU" w:eastAsia="zh-CN" w:bidi="hi-IN"/>
+        </w:rPr>
+        <w:t>Lenz törvénye: Az indukált áram mindig olyan irányú, hogy mágneses mezője az őt létrehozó hatást akadályozza</w:t>
+      </w:r>
+    </w:p>
     <w:sectPr>
       <w:type w:val="nextPage"/>
       <w:pgSz w:w="12240" w:h="15840"/>

--- a/fizika11.docx
+++ b/fizika11.docx
@@ -17501,7 +17501,7 @@
           <w:u w:val="none"/>
           <w:lang w:val="hu-HU" w:eastAsia="zh-CN" w:bidi="hi-IN"/>
         </w:rPr>
-        <w:t>Az indukált feszültség értéke a menetszámtól, a mező erősségétől, a két tekercs közelségétől függ.</w:t>
+        <w:t xml:space="preserve">Az indukált feszültség értéke a menetszámtól, a mező erősségétől, a két tekercs közelségétől függ. </w:t>
       </w:r>
     </w:p>
     <w:p>
@@ -17661,6 +17661,754 @@
           <w:lang w:val="hu-HU" w:eastAsia="zh-CN" w:bidi="hi-IN"/>
         </w:rPr>
         <w:t>Lenz törvénye: Az indukált áram mindig olyan irányú, hogy mágneses mezője az őt létrehozó hatást akadályozza</w:t>
+      </w:r>
+    </w:p>
+    <w:p>
+      <w:pPr>
+        <w:pStyle w:val="Normal"/>
+        <w:tabs>
+          <w:tab w:val="clear" w:pos="709"/>
+          <w:tab w:val="left" w:pos="2370" w:leader="none"/>
+        </w:tabs>
+        <w:jc w:val="start"/>
+        <w:rPr>
+          <w:b w:val="false"/>
+          <w:bCs w:val="false"/>
+          <w:sz w:val="24"/>
+          <w:szCs w:val="24"/>
+          <w:lang w:val="hu-HU" w:eastAsia="zh-CN" w:bidi="hi-IN"/>
+        </w:rPr>
+      </w:pPr>
+      <w:r>
+        <w:rPr>
+          <w:b w:val="false"/>
+          <w:bCs w:val="false"/>
+          <w:sz w:val="24"/>
+          <w:szCs w:val="24"/>
+          <w:lang w:val="hu-HU" w:eastAsia="zh-CN" w:bidi="hi-IN"/>
+        </w:rPr>
+      </w:r>
+    </w:p>
+    <w:p>
+      <w:pPr>
+        <w:pStyle w:val="Normal"/>
+        <w:tabs>
+          <w:tab w:val="clear" w:pos="709"/>
+          <w:tab w:val="left" w:pos="2370" w:leader="none"/>
+        </w:tabs>
+        <w:jc w:val="center"/>
+        <w:rPr>
+          <w:b/>
+          <w:bCs/>
+          <w:sz w:val="24"/>
+          <w:szCs w:val="24"/>
+          <w:lang w:val="hu-HU" w:eastAsia="zh-CN" w:bidi="hi-IN"/>
+        </w:rPr>
+      </w:pPr>
+      <w:r>
+        <w:rPr>
+          <w:b/>
+          <w:bCs/>
+          <w:sz w:val="24"/>
+          <w:szCs w:val="24"/>
+          <w:lang w:val="hu-HU" w:eastAsia="zh-CN" w:bidi="hi-IN"/>
+        </w:rPr>
+        <w:t>Váltakozó áram</w:t>
+      </w:r>
+    </w:p>
+    <w:p>
+      <w:pPr>
+        <w:pStyle w:val="Normal"/>
+        <w:numPr>
+          <w:ilvl w:val="0"/>
+          <w:numId w:val="28"/>
+        </w:numPr>
+        <w:tabs>
+          <w:tab w:val="clear" w:pos="709"/>
+          <w:tab w:val="left" w:pos="2370" w:leader="none"/>
+        </w:tabs>
+        <w:jc w:val="start"/>
+        <w:rPr>
+          <w:b w:val="false"/>
+          <w:bCs w:val="false"/>
+          <w:sz w:val="24"/>
+          <w:szCs w:val="24"/>
+          <w:lang w:val="hu-HU" w:eastAsia="zh-CN" w:bidi="hi-IN"/>
+        </w:rPr>
+      </w:pPr>
+      <w:r>
+        <w:rPr>
+          <w:b w:val="false"/>
+          <w:bCs w:val="false"/>
+          <w:sz w:val="24"/>
+          <w:szCs w:val="24"/>
+          <w:lang w:val="hu-HU" w:eastAsia="zh-CN" w:bidi="hi-IN"/>
+        </w:rPr>
+        <w:t xml:space="preserve">A tekercsmenet egy </w:t>
+      </w:r>
+      <w:r>
+        <w:rPr>
+          <w:rFonts w:eastAsia="Noto Serif CJK SC" w:cs="Noto Sans Devanagari"/>
+          <w:b w:val="false"/>
+          <w:bCs w:val="false"/>
+          <w:sz w:val="24"/>
+          <w:szCs w:val="24"/>
+          <w:u w:val="none"/>
+          <w:lang w:val="hu-HU" w:eastAsia="zh-CN" w:bidi="hi-IN"/>
+        </w:rPr>
+        <w:t>körülforgása alatt az ampermérő mutatója kittér az egyik irányba, utána a nullahelyzeten athaladva kitér a másik irányba, majd ismét a hullahelyzetbe tér vissza</w:t>
+      </w:r>
+    </w:p>
+    <w:p>
+      <w:pPr>
+        <w:pStyle w:val="Normal"/>
+        <w:tabs>
+          <w:tab w:val="clear" w:pos="709"/>
+          <w:tab w:val="left" w:pos="2370" w:leader="none"/>
+        </w:tabs>
+        <w:jc w:val="start"/>
+        <w:rPr>
+          <w:rFonts w:eastAsia="Noto Serif CJK SC" w:cs="Noto Sans Devanagari"/>
+          <w:b w:val="false"/>
+          <w:bCs w:val="false"/>
+          <w:sz w:val="24"/>
+          <w:szCs w:val="24"/>
+          <w:u w:val="none"/>
+          <w:lang w:val="hu-HU" w:eastAsia="zh-CN" w:bidi="hi-IN"/>
+        </w:rPr>
+      </w:pPr>
+      <w:r>
+        <w:rPr>
+          <w:rFonts w:eastAsia="Noto Serif CJK SC" w:cs="Noto Sans Devanagari"/>
+          <w:b w:val="false"/>
+          <w:bCs w:val="false"/>
+          <w:sz w:val="24"/>
+          <w:szCs w:val="24"/>
+          <w:u w:val="none"/>
+          <w:lang w:val="hu-HU" w:eastAsia="zh-CN" w:bidi="hi-IN"/>
+        </w:rPr>
+      </w:r>
+    </w:p>
+    <w:p>
+      <w:pPr>
+        <w:pStyle w:val="Normal"/>
+        <w:tabs>
+          <w:tab w:val="clear" w:pos="709"/>
+          <w:tab w:val="left" w:pos="2370" w:leader="none"/>
+        </w:tabs>
+        <w:jc w:val="start"/>
+        <w:rPr>
+          <w:rFonts w:eastAsia="Noto Serif CJK SC" w:cs="Noto Sans Devanagari"/>
+          <w:b w:val="false"/>
+          <w:bCs w:val="false"/>
+          <w:sz w:val="24"/>
+          <w:szCs w:val="24"/>
+          <w:u w:val="none"/>
+          <w:lang w:val="hu-HU" w:eastAsia="zh-CN" w:bidi="hi-IN"/>
+        </w:rPr>
+      </w:pPr>
+      <w:r>
+        <w:rPr>
+          <w:rFonts w:eastAsia="Noto Serif CJK SC" w:cs="Noto Sans Devanagari"/>
+          <w:b w:val="false"/>
+          <w:bCs w:val="false"/>
+          <w:sz w:val="24"/>
+          <w:szCs w:val="24"/>
+          <w:u w:val="none"/>
+          <w:lang w:val="hu-HU" w:eastAsia="zh-CN" w:bidi="hi-IN"/>
+        </w:rPr>
+        <w:t>sin fügvény</w:t>
+      </w:r>
+    </w:p>
+    <w:p>
+      <w:pPr>
+        <w:pStyle w:val="Normal"/>
+        <w:tabs>
+          <w:tab w:val="clear" w:pos="709"/>
+          <w:tab w:val="left" w:pos="2370" w:leader="none"/>
+        </w:tabs>
+        <w:jc w:val="start"/>
+        <w:rPr>
+          <w:rFonts w:eastAsia="Noto Serif CJK SC" w:cs="Noto Sans Devanagari"/>
+          <w:b w:val="false"/>
+          <w:bCs w:val="false"/>
+          <w:sz w:val="24"/>
+          <w:szCs w:val="24"/>
+          <w:u w:val="none"/>
+          <w:lang w:val="hu-HU" w:eastAsia="zh-CN" w:bidi="hi-IN"/>
+        </w:rPr>
+      </w:pPr>
+      <w:r>
+        <w:rPr>
+          <w:rFonts w:eastAsia="Noto Serif CJK SC" w:cs="Noto Sans Devanagari"/>
+          <w:b w:val="false"/>
+          <w:bCs w:val="false"/>
+          <w:sz w:val="24"/>
+          <w:szCs w:val="24"/>
+          <w:u w:val="none"/>
+          <w:lang w:val="hu-HU" w:eastAsia="zh-CN" w:bidi="hi-IN"/>
+        </w:rPr>
+      </w:r>
+    </w:p>
+    <w:p>
+      <w:pPr>
+        <w:pStyle w:val="Normal"/>
+        <w:tabs>
+          <w:tab w:val="clear" w:pos="709"/>
+          <w:tab w:val="left" w:pos="2370" w:leader="none"/>
+        </w:tabs>
+        <w:jc w:val="start"/>
+        <w:rPr>
+          <w:rFonts w:eastAsia="Noto Serif CJK SC" w:cs="Noto Sans Devanagari"/>
+          <w:b w:val="false"/>
+          <w:bCs w:val="false"/>
+          <w:sz w:val="24"/>
+          <w:szCs w:val="24"/>
+          <w:u w:val="none"/>
+          <w:lang w:val="hu-HU" w:eastAsia="zh-CN" w:bidi="hi-IN"/>
+        </w:rPr>
+      </w:pPr>
+      <w:r>
+        <w:rPr>
+          <w:rFonts w:eastAsia="Noto Serif CJK SC" w:cs="Noto Sans Devanagari"/>
+          <w:b w:val="false"/>
+          <w:bCs w:val="false"/>
+          <w:sz w:val="24"/>
+          <w:szCs w:val="24"/>
+          <w:u w:val="none"/>
+          <w:lang w:val="hu-HU" w:eastAsia="zh-CN" w:bidi="hi-IN"/>
+        </w:rPr>
+        <w:t>oda vissza mozognak ez elektronok a fémen</w:t>
+      </w:r>
+    </w:p>
+    <w:p>
+      <w:pPr>
+        <w:pStyle w:val="Normal"/>
+        <w:tabs>
+          <w:tab w:val="clear" w:pos="709"/>
+          <w:tab w:val="left" w:pos="2370" w:leader="none"/>
+        </w:tabs>
+        <w:jc w:val="start"/>
+        <w:rPr>
+          <w:rFonts w:eastAsia="Noto Serif CJK SC" w:cs="Noto Sans Devanagari"/>
+          <w:b w:val="false"/>
+          <w:bCs w:val="false"/>
+          <w:sz w:val="24"/>
+          <w:szCs w:val="24"/>
+          <w:u w:val="none"/>
+          <w:lang w:val="hu-HU" w:eastAsia="zh-CN" w:bidi="hi-IN"/>
+        </w:rPr>
+      </w:pPr>
+      <w:r>
+        <w:rPr>
+          <w:rFonts w:eastAsia="Noto Serif CJK SC" w:cs="Noto Sans Devanagari"/>
+          <w:b w:val="false"/>
+          <w:bCs w:val="false"/>
+          <w:sz w:val="24"/>
+          <w:szCs w:val="24"/>
+          <w:u w:val="none"/>
+          <w:lang w:val="hu-HU" w:eastAsia="zh-CN" w:bidi="hi-IN"/>
+        </w:rPr>
+      </w:r>
+    </w:p>
+    <w:p>
+      <w:pPr>
+        <w:pStyle w:val="Normal"/>
+        <w:tabs>
+          <w:tab w:val="clear" w:pos="709"/>
+          <w:tab w:val="left" w:pos="2370" w:leader="none"/>
+        </w:tabs>
+        <w:jc w:val="start"/>
+        <w:rPr>
+          <w:rFonts w:eastAsia="Noto Serif CJK SC" w:cs="Noto Sans Devanagari"/>
+          <w:b w:val="false"/>
+          <w:bCs w:val="false"/>
+          <w:sz w:val="24"/>
+          <w:szCs w:val="24"/>
+          <w:u w:val="none"/>
+          <w:lang w:val="hu-HU" w:eastAsia="zh-CN" w:bidi="hi-IN"/>
+        </w:rPr>
+      </w:pPr>
+      <w:r>
+        <w:rPr>
+          <w:rFonts w:eastAsia="Noto Serif CJK SC" w:cs="Noto Sans Devanagari"/>
+          <w:b w:val="false"/>
+          <w:bCs w:val="false"/>
+          <w:sz w:val="24"/>
+          <w:szCs w:val="24"/>
+          <w:u w:val="none"/>
+          <w:lang w:val="hu-HU" w:eastAsia="zh-CN" w:bidi="hi-IN"/>
+        </w:rPr>
+        <w:t>A váltakozóáramban a részecskék két irányba mozognak</w:t>
+      </w:r>
+    </w:p>
+    <w:p>
+      <w:pPr>
+        <w:pStyle w:val="Normal"/>
+        <w:tabs>
+          <w:tab w:val="clear" w:pos="709"/>
+          <w:tab w:val="left" w:pos="2370" w:leader="none"/>
+        </w:tabs>
+        <w:jc w:val="start"/>
+        <w:rPr>
+          <w:rFonts w:eastAsia="Noto Serif CJK SC" w:cs="Noto Sans Devanagari"/>
+          <w:b w:val="false"/>
+          <w:bCs w:val="false"/>
+          <w:sz w:val="24"/>
+          <w:szCs w:val="24"/>
+          <w:u w:val="none"/>
+          <w:lang w:val="hu-HU" w:eastAsia="zh-CN" w:bidi="hi-IN"/>
+        </w:rPr>
+      </w:pPr>
+      <w:r>
+        <w:rPr>
+          <w:rFonts w:eastAsia="Noto Serif CJK SC" w:cs="Noto Sans Devanagari"/>
+          <w:b w:val="false"/>
+          <w:bCs w:val="false"/>
+          <w:sz w:val="24"/>
+          <w:szCs w:val="24"/>
+          <w:u w:val="none"/>
+          <w:lang w:val="hu-HU" w:eastAsia="zh-CN" w:bidi="hi-IN"/>
+        </w:rPr>
+      </w:r>
+    </w:p>
+    <w:p>
+      <w:pPr>
+        <w:pStyle w:val="Normal"/>
+        <w:numPr>
+          <w:ilvl w:val="0"/>
+          <w:numId w:val="30"/>
+        </w:numPr>
+        <w:tabs>
+          <w:tab w:val="clear" w:pos="709"/>
+          <w:tab w:val="left" w:pos="2370" w:leader="none"/>
+        </w:tabs>
+        <w:jc w:val="start"/>
+        <w:rPr>
+          <w:rFonts w:eastAsia="Noto Serif CJK SC" w:cs="Noto Sans Devanagari"/>
+          <w:b w:val="false"/>
+          <w:bCs w:val="false"/>
+          <w:sz w:val="24"/>
+          <w:szCs w:val="24"/>
+          <w:u w:val="none"/>
+          <w:lang w:val="hu-HU" w:eastAsia="zh-CN" w:bidi="hi-IN"/>
+        </w:rPr>
+      </w:pPr>
+      <w:r>
+        <w:rPr>
+          <w:rFonts w:eastAsia="Noto Serif CJK SC" w:cs="Noto Sans Devanagari"/>
+          <w:b w:val="false"/>
+          <w:bCs w:val="false"/>
+          <w:sz w:val="24"/>
+          <w:szCs w:val="24"/>
+          <w:u w:val="none"/>
+          <w:lang w:val="hu-HU" w:eastAsia="zh-CN" w:bidi="hi-IN"/>
+        </w:rPr>
+        <w:t>Preiódusidő (T)</w:t>
+      </w:r>
+    </w:p>
+    <w:p>
+      <w:pPr>
+        <w:pStyle w:val="Normal"/>
+        <w:numPr>
+          <w:ilvl w:val="0"/>
+          <w:numId w:val="29"/>
+        </w:numPr>
+        <w:tabs>
+          <w:tab w:val="clear" w:pos="709"/>
+          <w:tab w:val="left" w:pos="2370" w:leader="none"/>
+        </w:tabs>
+        <w:jc w:val="start"/>
+        <w:rPr>
+          <w:rFonts w:eastAsia="Noto Serif CJK SC" w:cs="Noto Sans Devanagari"/>
+          <w:b w:val="false"/>
+          <w:bCs w:val="false"/>
+          <w:sz w:val="24"/>
+          <w:szCs w:val="24"/>
+          <w:u w:val="none"/>
+          <w:lang w:val="hu-HU" w:eastAsia="zh-CN" w:bidi="hi-IN"/>
+        </w:rPr>
+      </w:pPr>
+      <w:r>
+        <w:rPr>
+          <w:rFonts w:eastAsia="Noto Serif CJK SC" w:cs="Noto Sans Devanagari"/>
+          <w:b w:val="false"/>
+          <w:bCs w:val="false"/>
+          <w:sz w:val="24"/>
+          <w:szCs w:val="24"/>
+          <w:u w:val="none"/>
+          <w:lang w:val="hu-HU" w:eastAsia="zh-CN" w:bidi="hi-IN"/>
+        </w:rPr>
+        <w:t>A váltakozó áram effektív értéke 230V, frekvenciája f=50Hz (1s alatt 100-szor változik az áram iránya)</w:t>
+      </w:r>
+    </w:p>
+    <w:p>
+      <w:pPr>
+        <w:pStyle w:val="Normal"/>
+        <w:numPr>
+          <w:ilvl w:val="0"/>
+          <w:numId w:val="29"/>
+        </w:numPr>
+        <w:tabs>
+          <w:tab w:val="clear" w:pos="709"/>
+          <w:tab w:val="left" w:pos="2370" w:leader="none"/>
+        </w:tabs>
+        <w:jc w:val="start"/>
+        <w:rPr>
+          <w:rFonts w:eastAsia="Noto Serif CJK SC" w:cs="Noto Sans Devanagari"/>
+          <w:b w:val="false"/>
+          <w:bCs w:val="false"/>
+          <w:sz w:val="24"/>
+          <w:szCs w:val="24"/>
+          <w:u w:val="none"/>
+          <w:lang w:val="hu-HU" w:eastAsia="zh-CN" w:bidi="hi-IN"/>
+        </w:rPr>
+      </w:pPr>
+      <w:r>
+        <w:rPr>
+          <w:rFonts w:eastAsia="Noto Serif CJK SC" w:cs="Noto Sans Devanagari"/>
+          <w:b w:val="false"/>
+          <w:bCs w:val="false"/>
+          <w:sz w:val="24"/>
+          <w:szCs w:val="24"/>
+          <w:u w:val="none"/>
+          <w:lang w:val="hu-HU" w:eastAsia="zh-CN" w:bidi="hi-IN"/>
+        </w:rPr>
+        <w:t>A frekvencia (f) megmutatja, az 1 másodperc alatt teljes hullámok számát.</w:t>
+      </w:r>
+    </w:p>
+    <w:p>
+      <w:pPr>
+        <w:pStyle w:val="Normal"/>
+        <w:numPr>
+          <w:ilvl w:val="0"/>
+          <w:numId w:val="29"/>
+        </w:numPr>
+        <w:tabs>
+          <w:tab w:val="clear" w:pos="709"/>
+          <w:tab w:val="left" w:pos="2370" w:leader="none"/>
+        </w:tabs>
+        <w:jc w:val="start"/>
+        <w:rPr>
+          <w:rFonts w:eastAsia="Noto Serif CJK SC" w:cs="Noto Sans Devanagari"/>
+          <w:b w:val="false"/>
+          <w:bCs w:val="false"/>
+          <w:sz w:val="24"/>
+          <w:szCs w:val="24"/>
+          <w:u w:val="none"/>
+          <w:lang w:val="hu-HU" w:eastAsia="zh-CN" w:bidi="hi-IN"/>
+        </w:rPr>
+      </w:pPr>
+      <w:r>
+        <w:rPr>
+          <w:rFonts w:eastAsia="Noto Serif CJK SC" w:cs="Noto Sans Devanagari"/>
+          <w:b w:val="false"/>
+          <w:bCs w:val="false"/>
+          <w:sz w:val="24"/>
+          <w:szCs w:val="24"/>
+          <w:u w:val="none"/>
+          <w:lang w:val="hu-HU" w:eastAsia="zh-CN" w:bidi="hi-IN"/>
+        </w:rPr>
+        <w:t>f=1/T</w:t>
+      </w:r>
+    </w:p>
+    <w:p>
+      <w:pPr>
+        <w:pStyle w:val="Normal"/>
+        <w:numPr>
+          <w:ilvl w:val="0"/>
+          <w:numId w:val="29"/>
+        </w:numPr>
+        <w:tabs>
+          <w:tab w:val="clear" w:pos="709"/>
+          <w:tab w:val="left" w:pos="2370" w:leader="none"/>
+        </w:tabs>
+        <w:jc w:val="start"/>
+        <w:rPr>
+          <w:rFonts w:eastAsia="Noto Serif CJK SC" w:cs="Noto Sans Devanagari"/>
+          <w:b w:val="false"/>
+          <w:bCs w:val="false"/>
+          <w:sz w:val="24"/>
+          <w:szCs w:val="24"/>
+          <w:u w:val="none"/>
+          <w:lang w:val="hu-HU" w:eastAsia="zh-CN" w:bidi="hi-IN"/>
+        </w:rPr>
+      </w:pPr>
+      <w:r>
+        <w:rPr>
+          <w:rFonts w:eastAsia="Noto Serif CJK SC" w:cs="Noto Sans Devanagari"/>
+          <w:b w:val="false"/>
+          <w:bCs w:val="false"/>
+          <w:sz w:val="24"/>
+          <w:szCs w:val="24"/>
+          <w:u w:val="none"/>
+          <w:lang w:val="hu-HU" w:eastAsia="zh-CN" w:bidi="hi-IN"/>
+        </w:rPr>
+        <w:t>I</w:t>
+      </w:r>
+      <w:r>
+        <w:rPr>
+          <w:rFonts w:eastAsia="Noto Serif CJK SC" w:cs="Noto Sans Devanagari"/>
+          <w:b w:val="false"/>
+          <w:bCs w:val="false"/>
+          <w:sz w:val="24"/>
+          <w:szCs w:val="24"/>
+          <w:u w:val="none"/>
+          <w:vertAlign w:val="subscript"/>
+          <w:lang w:val="hu-HU" w:eastAsia="zh-CN" w:bidi="hi-IN"/>
+        </w:rPr>
+        <w:t>eff</w:t>
+      </w:r>
+      <w:r>
+        <w:rPr>
+          <w:rFonts w:eastAsia="Noto Serif CJK SC" w:cs="Noto Sans Devanagari"/>
+          <w:b w:val="false"/>
+          <w:bCs w:val="false"/>
+          <w:position w:val="0"/>
+          <w:sz w:val="24"/>
+          <w:szCs w:val="24"/>
+          <w:u w:val="none"/>
+          <w:vertAlign w:val="baseline"/>
+          <w:lang w:val="hu-HU" w:eastAsia="zh-CN" w:bidi="hi-IN"/>
+        </w:rPr>
+        <w:t>=</w:t>
+      </w:r>
+      <w:r>
+        <w:rPr>
+          <w:rFonts w:eastAsia="Noto Serif CJK SC" w:cs="Noto Sans Devanagari"/>
+          <w:b w:val="false"/>
+          <w:bCs w:val="false"/>
+          <w:sz w:val="24"/>
+          <w:szCs w:val="24"/>
+          <w:u w:val="none"/>
+          <w:vertAlign w:val="superscript"/>
+          <w:lang w:val="hu-HU" w:eastAsia="zh-CN" w:bidi="hi-IN"/>
+        </w:rPr>
+        <w:t>i</w:t>
+      </w:r>
+      <w:r>
+        <w:rPr>
+          <w:rFonts w:eastAsia="Noto Serif CJK SC" w:cs="Noto Sans Devanagari"/>
+          <w:b w:val="false"/>
+          <w:bCs w:val="false"/>
+          <w:position w:val="0"/>
+          <w:sz w:val="24"/>
+          <w:szCs w:val="24"/>
+          <w:u w:val="none"/>
+          <w:vertAlign w:val="baseline"/>
+          <w:lang w:val="hu-HU" w:eastAsia="zh-CN" w:bidi="hi-IN"/>
+        </w:rPr>
+        <w:t>max/sqrt(2)  (Átlag)</w:t>
+      </w:r>
+    </w:p>
+    <w:p>
+      <w:pPr>
+        <w:pStyle w:val="Normal"/>
+        <w:numPr>
+          <w:ilvl w:val="0"/>
+          <w:numId w:val="29"/>
+        </w:numPr>
+        <w:tabs>
+          <w:tab w:val="clear" w:pos="709"/>
+          <w:tab w:val="left" w:pos="2370" w:leader="none"/>
+        </w:tabs>
+        <w:jc w:val="start"/>
+        <w:rPr>
+          <w:rFonts w:eastAsia="Noto Serif CJK SC" w:cs="Noto Sans Devanagari"/>
+          <w:b w:val="false"/>
+          <w:bCs w:val="false"/>
+          <w:sz w:val="24"/>
+          <w:szCs w:val="24"/>
+          <w:u w:val="none"/>
+          <w:lang w:val="hu-HU" w:eastAsia="zh-CN" w:bidi="hi-IN"/>
+        </w:rPr>
+      </w:pPr>
+      <w:r>
+        <w:rPr>
+          <w:rFonts w:eastAsia="Noto Serif CJK SC" w:cs="Noto Sans Devanagari"/>
+          <w:b w:val="false"/>
+          <w:bCs w:val="false"/>
+          <w:sz w:val="24"/>
+          <w:szCs w:val="24"/>
+          <w:u w:val="none"/>
+          <w:lang w:val="hu-HU" w:eastAsia="zh-CN" w:bidi="hi-IN"/>
+        </w:rPr>
+        <w:t>Generátor- A változú áram létrehozásához szükséges eszköz</w:t>
+      </w:r>
+    </w:p>
+    <w:p>
+      <w:pPr>
+        <w:pStyle w:val="Normal"/>
+        <w:numPr>
+          <w:ilvl w:val="0"/>
+          <w:numId w:val="29"/>
+        </w:numPr>
+        <w:tabs>
+          <w:tab w:val="clear" w:pos="709"/>
+          <w:tab w:val="left" w:pos="2370" w:leader="none"/>
+        </w:tabs>
+        <w:jc w:val="start"/>
+        <w:rPr>
+          <w:rFonts w:eastAsia="Noto Serif CJK SC" w:cs="Noto Sans Devanagari"/>
+          <w:b w:val="false"/>
+          <w:bCs w:val="false"/>
+          <w:sz w:val="24"/>
+          <w:szCs w:val="24"/>
+          <w:u w:val="none"/>
+          <w:lang w:val="hu-HU" w:eastAsia="zh-CN" w:bidi="hi-IN"/>
+        </w:rPr>
+      </w:pPr>
+      <w:r>
+        <w:rPr>
+          <w:rFonts w:eastAsia="Noto Serif CJK SC" w:cs="Noto Sans Devanagari"/>
+          <w:b w:val="false"/>
+          <w:bCs w:val="false"/>
+          <w:sz w:val="24"/>
+          <w:szCs w:val="24"/>
+          <w:u w:val="none"/>
+          <w:lang w:val="hu-HU" w:eastAsia="zh-CN" w:bidi="hi-IN"/>
+        </w:rPr>
+        <w:t>erőművek:</w:t>
+      </w:r>
+    </w:p>
+    <w:p>
+      <w:pPr>
+        <w:pStyle w:val="Normal"/>
+        <w:numPr>
+          <w:ilvl w:val="1"/>
+          <w:numId w:val="29"/>
+        </w:numPr>
+        <w:tabs>
+          <w:tab w:val="clear" w:pos="709"/>
+          <w:tab w:val="left" w:pos="2370" w:leader="none"/>
+        </w:tabs>
+        <w:jc w:val="start"/>
+        <w:rPr>
+          <w:rFonts w:eastAsia="Noto Serif CJK SC" w:cs="Noto Sans Devanagari"/>
+          <w:b w:val="false"/>
+          <w:bCs w:val="false"/>
+          <w:sz w:val="24"/>
+          <w:szCs w:val="24"/>
+          <w:u w:val="none"/>
+          <w:lang w:val="hu-HU" w:eastAsia="zh-CN" w:bidi="hi-IN"/>
+        </w:rPr>
+      </w:pPr>
+      <w:r>
+        <w:rPr>
+          <w:rFonts w:eastAsia="Noto Serif CJK SC" w:cs="Noto Sans Devanagari"/>
+          <w:b w:val="false"/>
+          <w:bCs w:val="false"/>
+          <w:sz w:val="24"/>
+          <w:szCs w:val="24"/>
+          <w:u w:val="none"/>
+          <w:lang w:val="hu-HU" w:eastAsia="zh-CN" w:bidi="hi-IN"/>
+        </w:rPr>
+        <w:t>szén -&gt; kazán -&gt; gőz -&gt; turbina -&gt; generátor</w:t>
+      </w:r>
+    </w:p>
+    <w:p>
+      <w:pPr>
+        <w:pStyle w:val="Normal"/>
+        <w:numPr>
+          <w:ilvl w:val="1"/>
+          <w:numId w:val="29"/>
+        </w:numPr>
+        <w:tabs>
+          <w:tab w:val="clear" w:pos="709"/>
+          <w:tab w:val="left" w:pos="2370" w:leader="none"/>
+        </w:tabs>
+        <w:jc w:val="start"/>
+        <w:rPr>
+          <w:rFonts w:eastAsia="Noto Serif CJK SC" w:cs="Noto Sans Devanagari"/>
+          <w:b w:val="false"/>
+          <w:bCs w:val="false"/>
+          <w:sz w:val="24"/>
+          <w:szCs w:val="24"/>
+          <w:u w:val="none"/>
+          <w:lang w:val="hu-HU" w:eastAsia="zh-CN" w:bidi="hi-IN"/>
+        </w:rPr>
+      </w:pPr>
+      <w:r>
+        <w:rPr>
+          <w:rFonts w:eastAsia="Noto Serif CJK SC" w:cs="Noto Sans Devanagari"/>
+          <w:b w:val="false"/>
+          <w:bCs w:val="false"/>
+          <w:sz w:val="24"/>
+          <w:szCs w:val="24"/>
+          <w:u w:val="none"/>
+          <w:lang w:val="hu-HU" w:eastAsia="zh-CN" w:bidi="hi-IN"/>
+        </w:rPr>
+        <w:t>urán -&gt; Reaktor -&gt; gőz -&gt; turbina -&gt; generátor</w:t>
+      </w:r>
+    </w:p>
+    <w:p>
+      <w:pPr>
+        <w:pStyle w:val="Normal"/>
+        <w:numPr>
+          <w:ilvl w:val="1"/>
+          <w:numId w:val="29"/>
+        </w:numPr>
+        <w:tabs>
+          <w:tab w:val="clear" w:pos="709"/>
+          <w:tab w:val="left" w:pos="2370" w:leader="none"/>
+        </w:tabs>
+        <w:jc w:val="start"/>
+        <w:rPr>
+          <w:rFonts w:eastAsia="Noto Serif CJK SC" w:cs="Noto Sans Devanagari"/>
+          <w:b w:val="false"/>
+          <w:bCs w:val="false"/>
+          <w:sz w:val="24"/>
+          <w:szCs w:val="24"/>
+          <w:u w:val="none"/>
+          <w:lang w:val="hu-HU" w:eastAsia="zh-CN" w:bidi="hi-IN"/>
+        </w:rPr>
+      </w:pPr>
+      <w:r>
+        <w:rPr>
+          <w:rFonts w:eastAsia="Noto Serif CJK SC" w:cs="Noto Sans Devanagari"/>
+          <w:b w:val="false"/>
+          <w:bCs w:val="false"/>
+          <w:sz w:val="24"/>
+          <w:szCs w:val="24"/>
+          <w:u w:val="none"/>
+          <w:lang w:val="hu-HU" w:eastAsia="zh-CN" w:bidi="hi-IN"/>
+        </w:rPr>
+        <w:t>víz -&gt; tározó -&gt; gát -&gt; turbina -&gt; generátor</w:t>
+      </w:r>
+    </w:p>
+    <w:p>
+      <w:pPr>
+        <w:pStyle w:val="Normal"/>
+        <w:numPr>
+          <w:ilvl w:val="1"/>
+          <w:numId w:val="29"/>
+        </w:numPr>
+        <w:tabs>
+          <w:tab w:val="clear" w:pos="709"/>
+          <w:tab w:val="left" w:pos="2370" w:leader="none"/>
+        </w:tabs>
+        <w:jc w:val="start"/>
+        <w:rPr>
+          <w:rFonts w:eastAsia="Noto Serif CJK SC" w:cs="Noto Sans Devanagari"/>
+          <w:b w:val="false"/>
+          <w:bCs w:val="false"/>
+          <w:sz w:val="24"/>
+          <w:szCs w:val="24"/>
+          <w:u w:val="none"/>
+          <w:lang w:val="hu-HU" w:eastAsia="zh-CN" w:bidi="hi-IN"/>
+        </w:rPr>
+      </w:pPr>
+      <w:r>
+        <w:rPr>
+          <w:rFonts w:eastAsia="Noto Serif CJK SC" w:cs="Noto Sans Devanagari"/>
+          <w:b w:val="false"/>
+          <w:bCs w:val="false"/>
+          <w:sz w:val="24"/>
+          <w:szCs w:val="24"/>
+          <w:u w:val="none"/>
+          <w:lang w:val="hu-HU" w:eastAsia="zh-CN" w:bidi="hi-IN"/>
+        </w:rPr>
+        <w:t>szél -&gt; turbina -&gt; generátor</w:t>
       </w:r>
     </w:p>
     <w:sectPr>
@@ -21378,6 +22126,417 @@
     </w:lvl>
   </w:abstractNum>
   <w:abstractNum w:abstractNumId="28">
+    <w:lvl w:ilvl="0">
+      <w:start w:val="1"/>
+      <w:numFmt w:val="bullet"/>
+      <w:lvlText w:val=""/>
+      <w:lvlJc w:val="start"/>
+      <w:pPr>
+        <w:tabs>
+          <w:tab w:val="num" w:pos="720"/>
+        </w:tabs>
+        <w:ind w:start="720" w:hanging="360"/>
+      </w:pPr>
+      <w:rPr>
+        <w:rFonts w:ascii="Symbol" w:hAnsi="Symbol" w:cs="Symbol" w:hint="default"/>
+      </w:rPr>
+    </w:lvl>
+    <w:lvl w:ilvl="1">
+      <w:start w:val="1"/>
+      <w:numFmt w:val="bullet"/>
+      <w:lvlText w:val=""/>
+      <w:lvlJc w:val="start"/>
+      <w:pPr>
+        <w:tabs>
+          <w:tab w:val="num" w:pos="1080"/>
+        </w:tabs>
+        <w:ind w:start="1080" w:hanging="360"/>
+      </w:pPr>
+      <w:rPr>
+        <w:rFonts w:ascii="Wingdings" w:hAnsi="Wingdings" w:cs="Wingdings" w:hint="default"/>
+      </w:rPr>
+    </w:lvl>
+    <w:lvl w:ilvl="2">
+      <w:start w:val="1"/>
+      <w:numFmt w:val="bullet"/>
+      <w:lvlText w:val=""/>
+      <w:lvlJc w:val="start"/>
+      <w:pPr>
+        <w:tabs>
+          <w:tab w:val="num" w:pos="1440"/>
+        </w:tabs>
+        <w:ind w:start="1440" w:hanging="360"/>
+      </w:pPr>
+      <w:rPr>
+        <w:rFonts w:ascii="Wingdings 2" w:hAnsi="Wingdings 2" w:cs="Wingdings 2" w:hint="default"/>
+      </w:rPr>
+    </w:lvl>
+    <w:lvl w:ilvl="3">
+      <w:start w:val="1"/>
+      <w:numFmt w:val="bullet"/>
+      <w:lvlText w:val=""/>
+      <w:lvlJc w:val="start"/>
+      <w:pPr>
+        <w:tabs>
+          <w:tab w:val="num" w:pos="1800"/>
+        </w:tabs>
+        <w:ind w:start="1800" w:hanging="360"/>
+      </w:pPr>
+      <w:rPr>
+        <w:rFonts w:ascii="MT Extra" w:hAnsi="MT Extra" w:cs="MT Extra" w:hint="default"/>
+      </w:rPr>
+    </w:lvl>
+    <w:lvl w:ilvl="4">
+      <w:start w:val="1"/>
+      <w:numFmt w:val="bullet"/>
+      <w:lvlText w:val="►"/>
+      <w:lvlJc w:val="start"/>
+      <w:pPr>
+        <w:tabs>
+          <w:tab w:val="num" w:pos="2160"/>
+        </w:tabs>
+        <w:ind w:start="2160" w:hanging="360"/>
+      </w:pPr>
+      <w:rPr>
+        <w:rFonts w:ascii="OpenSymbol" w:hAnsi="OpenSymbol" w:cs="OpenSymbol" w:hint="default"/>
+      </w:rPr>
+    </w:lvl>
+    <w:lvl w:ilvl="5">
+      <w:start w:val="1"/>
+      <w:numFmt w:val="bullet"/>
+      <w:lvlText w:val=""/>
+      <w:lvlJc w:val="start"/>
+      <w:pPr>
+        <w:tabs>
+          <w:tab w:val="num" w:pos="2520"/>
+        </w:tabs>
+        <w:ind w:start="2520" w:hanging="360"/>
+      </w:pPr>
+      <w:rPr>
+        <w:rFonts w:ascii="Symbol" w:hAnsi="Symbol" w:cs="Symbol" w:hint="default"/>
+      </w:rPr>
+    </w:lvl>
+    <w:lvl w:ilvl="6">
+      <w:start w:val="1"/>
+      <w:numFmt w:val="bullet"/>
+      <w:lvlText w:val="-"/>
+      <w:lvlJc w:val="start"/>
+      <w:pPr>
+        <w:tabs>
+          <w:tab w:val="num" w:pos="2880"/>
+        </w:tabs>
+        <w:ind w:start="2880" w:hanging="360"/>
+      </w:pPr>
+      <w:rPr>
+        <w:rFonts w:ascii="OpenSymbol" w:hAnsi="OpenSymbol" w:cs="OpenSymbol" w:hint="default"/>
+      </w:rPr>
+    </w:lvl>
+    <w:lvl w:ilvl="7">
+      <w:start w:val="1"/>
+      <w:numFmt w:val="bullet"/>
+      <w:lvlText w:val=""/>
+      <w:lvlJc w:val="start"/>
+      <w:pPr>
+        <w:tabs>
+          <w:tab w:val="num" w:pos="3240"/>
+        </w:tabs>
+        <w:ind w:start="3240" w:hanging="360"/>
+      </w:pPr>
+      <w:rPr>
+        <w:rFonts w:ascii="Symbol" w:hAnsi="Symbol" w:cs="Symbol" w:hint="default"/>
+      </w:rPr>
+    </w:lvl>
+    <w:lvl w:ilvl="8">
+      <w:start w:val="1"/>
+      <w:numFmt w:val="bullet"/>
+      <w:lvlText w:val=""/>
+      <w:lvlJc w:val="start"/>
+      <w:pPr>
+        <w:tabs>
+          <w:tab w:val="num" w:pos="3600"/>
+        </w:tabs>
+        <w:ind w:start="3600" w:hanging="360"/>
+      </w:pPr>
+      <w:rPr>
+        <w:rFonts w:ascii="Symbol" w:hAnsi="Symbol" w:cs="Symbol" w:hint="default"/>
+      </w:rPr>
+    </w:lvl>
+  </w:abstractNum>
+  <w:abstractNum w:abstractNumId="29">
+    <w:lvl w:ilvl="0">
+      <w:start w:val="1"/>
+      <w:numFmt w:val="bullet"/>
+      <w:lvlText w:val=""/>
+      <w:lvlJc w:val="start"/>
+      <w:pPr>
+        <w:tabs>
+          <w:tab w:val="num" w:pos="720"/>
+        </w:tabs>
+        <w:ind w:start="720" w:hanging="360"/>
+      </w:pPr>
+      <w:rPr>
+        <w:rFonts w:ascii="Symbol" w:hAnsi="Symbol" w:cs="Symbol" w:hint="default"/>
+      </w:rPr>
+    </w:lvl>
+    <w:lvl w:ilvl="1">
+      <w:start w:val="1"/>
+      <w:numFmt w:val="bullet"/>
+      <w:lvlText w:val=""/>
+      <w:lvlJc w:val="start"/>
+      <w:pPr>
+        <w:tabs>
+          <w:tab w:val="num" w:pos="1080"/>
+        </w:tabs>
+        <w:ind w:start="1080" w:hanging="360"/>
+      </w:pPr>
+      <w:rPr>
+        <w:rFonts w:ascii="Wingdings" w:hAnsi="Wingdings" w:cs="Wingdings" w:hint="default"/>
+      </w:rPr>
+    </w:lvl>
+    <w:lvl w:ilvl="2">
+      <w:start w:val="1"/>
+      <w:numFmt w:val="bullet"/>
+      <w:lvlText w:val=""/>
+      <w:lvlJc w:val="start"/>
+      <w:pPr>
+        <w:tabs>
+          <w:tab w:val="num" w:pos="1440"/>
+        </w:tabs>
+        <w:ind w:start="1440" w:hanging="360"/>
+      </w:pPr>
+      <w:rPr>
+        <w:rFonts w:ascii="Wingdings 2" w:hAnsi="Wingdings 2" w:cs="Wingdings 2" w:hint="default"/>
+      </w:rPr>
+    </w:lvl>
+    <w:lvl w:ilvl="3">
+      <w:start w:val="1"/>
+      <w:numFmt w:val="bullet"/>
+      <w:lvlText w:val=""/>
+      <w:lvlJc w:val="start"/>
+      <w:pPr>
+        <w:tabs>
+          <w:tab w:val="num" w:pos="1800"/>
+        </w:tabs>
+        <w:ind w:start="1800" w:hanging="360"/>
+      </w:pPr>
+      <w:rPr>
+        <w:rFonts w:ascii="MT Extra" w:hAnsi="MT Extra" w:cs="MT Extra" w:hint="default"/>
+      </w:rPr>
+    </w:lvl>
+    <w:lvl w:ilvl="4">
+      <w:start w:val="1"/>
+      <w:numFmt w:val="bullet"/>
+      <w:lvlText w:val="►"/>
+      <w:lvlJc w:val="start"/>
+      <w:pPr>
+        <w:tabs>
+          <w:tab w:val="num" w:pos="2160"/>
+        </w:tabs>
+        <w:ind w:start="2160" w:hanging="360"/>
+      </w:pPr>
+      <w:rPr>
+        <w:rFonts w:ascii="OpenSymbol" w:hAnsi="OpenSymbol" w:cs="OpenSymbol" w:hint="default"/>
+      </w:rPr>
+    </w:lvl>
+    <w:lvl w:ilvl="5">
+      <w:start w:val="1"/>
+      <w:numFmt w:val="bullet"/>
+      <w:lvlText w:val=""/>
+      <w:lvlJc w:val="start"/>
+      <w:pPr>
+        <w:tabs>
+          <w:tab w:val="num" w:pos="2520"/>
+        </w:tabs>
+        <w:ind w:start="2520" w:hanging="360"/>
+      </w:pPr>
+      <w:rPr>
+        <w:rFonts w:ascii="Symbol" w:hAnsi="Symbol" w:cs="Symbol" w:hint="default"/>
+      </w:rPr>
+    </w:lvl>
+    <w:lvl w:ilvl="6">
+      <w:start w:val="1"/>
+      <w:numFmt w:val="bullet"/>
+      <w:lvlText w:val="-"/>
+      <w:lvlJc w:val="start"/>
+      <w:pPr>
+        <w:tabs>
+          <w:tab w:val="num" w:pos="2880"/>
+        </w:tabs>
+        <w:ind w:start="2880" w:hanging="360"/>
+      </w:pPr>
+      <w:rPr>
+        <w:rFonts w:ascii="OpenSymbol" w:hAnsi="OpenSymbol" w:cs="OpenSymbol" w:hint="default"/>
+      </w:rPr>
+    </w:lvl>
+    <w:lvl w:ilvl="7">
+      <w:start w:val="1"/>
+      <w:numFmt w:val="bullet"/>
+      <w:lvlText w:val=""/>
+      <w:lvlJc w:val="start"/>
+      <w:pPr>
+        <w:tabs>
+          <w:tab w:val="num" w:pos="3240"/>
+        </w:tabs>
+        <w:ind w:start="3240" w:hanging="360"/>
+      </w:pPr>
+      <w:rPr>
+        <w:rFonts w:ascii="Symbol" w:hAnsi="Symbol" w:cs="Symbol" w:hint="default"/>
+      </w:rPr>
+    </w:lvl>
+    <w:lvl w:ilvl="8">
+      <w:start w:val="1"/>
+      <w:numFmt w:val="bullet"/>
+      <w:lvlText w:val=""/>
+      <w:lvlJc w:val="start"/>
+      <w:pPr>
+        <w:tabs>
+          <w:tab w:val="num" w:pos="3600"/>
+        </w:tabs>
+        <w:ind w:start="3600" w:hanging="360"/>
+      </w:pPr>
+      <w:rPr>
+        <w:rFonts w:ascii="Symbol" w:hAnsi="Symbol" w:cs="Symbol" w:hint="default"/>
+      </w:rPr>
+    </w:lvl>
+  </w:abstractNum>
+  <w:abstractNum w:abstractNumId="30">
+    <w:lvl w:ilvl="0">
+      <w:start w:val="1"/>
+      <w:numFmt w:val="bullet"/>
+      <w:lvlText w:val=""/>
+      <w:lvlJc w:val="start"/>
+      <w:pPr>
+        <w:tabs>
+          <w:tab w:val="num" w:pos="720"/>
+        </w:tabs>
+        <w:ind w:start="720" w:hanging="360"/>
+      </w:pPr>
+      <w:rPr>
+        <w:rFonts w:ascii="Symbol" w:hAnsi="Symbol" w:cs="Symbol" w:hint="default"/>
+      </w:rPr>
+    </w:lvl>
+    <w:lvl w:ilvl="1">
+      <w:start w:val="1"/>
+      <w:numFmt w:val="bullet"/>
+      <w:lvlText w:val=""/>
+      <w:lvlJc w:val="start"/>
+      <w:pPr>
+        <w:tabs>
+          <w:tab w:val="num" w:pos="1080"/>
+        </w:tabs>
+        <w:ind w:start="1080" w:hanging="360"/>
+      </w:pPr>
+      <w:rPr>
+        <w:rFonts w:ascii="Wingdings" w:hAnsi="Wingdings" w:cs="Wingdings" w:hint="default"/>
+      </w:rPr>
+    </w:lvl>
+    <w:lvl w:ilvl="2">
+      <w:start w:val="1"/>
+      <w:numFmt w:val="bullet"/>
+      <w:lvlText w:val=""/>
+      <w:lvlJc w:val="start"/>
+      <w:pPr>
+        <w:tabs>
+          <w:tab w:val="num" w:pos="1440"/>
+        </w:tabs>
+        <w:ind w:start="1440" w:hanging="360"/>
+      </w:pPr>
+      <w:rPr>
+        <w:rFonts w:ascii="Wingdings 2" w:hAnsi="Wingdings 2" w:cs="Wingdings 2" w:hint="default"/>
+      </w:rPr>
+    </w:lvl>
+    <w:lvl w:ilvl="3">
+      <w:start w:val="1"/>
+      <w:numFmt w:val="bullet"/>
+      <w:lvlText w:val=""/>
+      <w:lvlJc w:val="start"/>
+      <w:pPr>
+        <w:tabs>
+          <w:tab w:val="num" w:pos="1800"/>
+        </w:tabs>
+        <w:ind w:start="1800" w:hanging="360"/>
+      </w:pPr>
+      <w:rPr>
+        <w:rFonts w:ascii="MT Extra" w:hAnsi="MT Extra" w:cs="MT Extra" w:hint="default"/>
+      </w:rPr>
+    </w:lvl>
+    <w:lvl w:ilvl="4">
+      <w:start w:val="1"/>
+      <w:numFmt w:val="bullet"/>
+      <w:lvlText w:val="►"/>
+      <w:lvlJc w:val="start"/>
+      <w:pPr>
+        <w:tabs>
+          <w:tab w:val="num" w:pos="2160"/>
+        </w:tabs>
+        <w:ind w:start="2160" w:hanging="360"/>
+      </w:pPr>
+      <w:rPr>
+        <w:rFonts w:ascii="OpenSymbol" w:hAnsi="OpenSymbol" w:cs="OpenSymbol" w:hint="default"/>
+      </w:rPr>
+    </w:lvl>
+    <w:lvl w:ilvl="5">
+      <w:start w:val="1"/>
+      <w:numFmt w:val="bullet"/>
+      <w:lvlText w:val=""/>
+      <w:lvlJc w:val="start"/>
+      <w:pPr>
+        <w:tabs>
+          <w:tab w:val="num" w:pos="2520"/>
+        </w:tabs>
+        <w:ind w:start="2520" w:hanging="360"/>
+      </w:pPr>
+      <w:rPr>
+        <w:rFonts w:ascii="Symbol" w:hAnsi="Symbol" w:cs="Symbol" w:hint="default"/>
+      </w:rPr>
+    </w:lvl>
+    <w:lvl w:ilvl="6">
+      <w:start w:val="1"/>
+      <w:numFmt w:val="bullet"/>
+      <w:lvlText w:val="-"/>
+      <w:lvlJc w:val="start"/>
+      <w:pPr>
+        <w:tabs>
+          <w:tab w:val="num" w:pos="2880"/>
+        </w:tabs>
+        <w:ind w:start="2880" w:hanging="360"/>
+      </w:pPr>
+      <w:rPr>
+        <w:rFonts w:ascii="OpenSymbol" w:hAnsi="OpenSymbol" w:cs="OpenSymbol" w:hint="default"/>
+      </w:rPr>
+    </w:lvl>
+    <w:lvl w:ilvl="7">
+      <w:start w:val="1"/>
+      <w:numFmt w:val="bullet"/>
+      <w:lvlText w:val=""/>
+      <w:lvlJc w:val="start"/>
+      <w:pPr>
+        <w:tabs>
+          <w:tab w:val="num" w:pos="3240"/>
+        </w:tabs>
+        <w:ind w:start="3240" w:hanging="360"/>
+      </w:pPr>
+      <w:rPr>
+        <w:rFonts w:ascii="Symbol" w:hAnsi="Symbol" w:cs="Symbol" w:hint="default"/>
+      </w:rPr>
+    </w:lvl>
+    <w:lvl w:ilvl="8">
+      <w:start w:val="1"/>
+      <w:numFmt w:val="bullet"/>
+      <w:lvlText w:val=""/>
+      <w:lvlJc w:val="start"/>
+      <w:pPr>
+        <w:tabs>
+          <w:tab w:val="num" w:pos="3600"/>
+        </w:tabs>
+        <w:ind w:start="3600" w:hanging="360"/>
+      </w:pPr>
+      <w:rPr>
+        <w:rFonts w:ascii="Symbol" w:hAnsi="Symbol" w:cs="Symbol" w:hint="default"/>
+      </w:rPr>
+    </w:lvl>
+  </w:abstractNum>
+  <w:abstractNum w:abstractNumId="31">
     <w:lvl w:ilvl="0">
       <w:start w:val="1"/>
       <w:numFmt w:val="none"/>
@@ -21579,6 +22738,15 @@
   </w:num>
   <w:num w:numId="28">
     <w:abstractNumId w:val="28"/>
+  </w:num>
+  <w:num w:numId="29">
+    <w:abstractNumId w:val="29"/>
+  </w:num>
+  <w:num w:numId="30">
+    <w:abstractNumId w:val="30"/>
+  </w:num>
+  <w:num w:numId="31">
+    <w:abstractNumId w:val="31"/>
   </w:num>
 </w:numbering>
 </file>

--- a/fizika11.docx
+++ b/fizika11.docx
@@ -12895,7 +12895,7 @@
           <w:u w:val="none"/>
           <w:lang w:val="hu-HU"/>
         </w:rPr>
-        <w:t>a mágnesrú két végén a legerősebb</w:t>
+        <w:t>a mágnesrúd két végén a legerősebb</w:t>
       </w:r>
     </w:p>
     <w:p>
@@ -18409,6 +18409,861 @@
           <w:lang w:val="hu-HU" w:eastAsia="zh-CN" w:bidi="hi-IN"/>
         </w:rPr>
         <w:t>szél -&gt; turbina -&gt; generátor</w:t>
+      </w:r>
+    </w:p>
+    <w:p>
+      <w:pPr>
+        <w:pStyle w:val="Normal"/>
+        <w:tabs>
+          <w:tab w:val="clear" w:pos="709"/>
+          <w:tab w:val="left" w:pos="2370" w:leader="none"/>
+        </w:tabs>
+        <w:jc w:val="start"/>
+        <w:rPr>
+          <w:rFonts w:eastAsia="Noto Serif CJK SC" w:cs="Noto Sans Devanagari"/>
+          <w:b w:val="false"/>
+          <w:bCs w:val="false"/>
+          <w:sz w:val="24"/>
+          <w:szCs w:val="24"/>
+          <w:u w:val="none"/>
+          <w:lang w:val="hu-HU" w:eastAsia="zh-CN" w:bidi="hi-IN"/>
+        </w:rPr>
+      </w:pPr>
+      <w:r>
+        <w:rPr>
+          <w:rFonts w:eastAsia="Noto Serif CJK SC" w:cs="Noto Sans Devanagari"/>
+          <w:b w:val="false"/>
+          <w:bCs w:val="false"/>
+          <w:sz w:val="24"/>
+          <w:szCs w:val="24"/>
+          <w:u w:val="none"/>
+          <w:lang w:val="hu-HU" w:eastAsia="zh-CN" w:bidi="hi-IN"/>
+        </w:rPr>
+      </w:r>
+    </w:p>
+    <w:p>
+      <w:pPr>
+        <w:pStyle w:val="Normal"/>
+        <w:numPr>
+          <w:ilvl w:val="0"/>
+          <w:numId w:val="29"/>
+        </w:numPr>
+        <w:tabs>
+          <w:tab w:val="clear" w:pos="709"/>
+          <w:tab w:val="left" w:pos="2370" w:leader="none"/>
+        </w:tabs>
+        <w:jc w:val="start"/>
+        <w:rPr>
+          <w:rFonts w:eastAsia="Noto Serif CJK SC" w:cs="Noto Sans Devanagari"/>
+          <w:b w:val="false"/>
+          <w:bCs w:val="false"/>
+          <w:sz w:val="24"/>
+          <w:szCs w:val="24"/>
+          <w:u w:val="none"/>
+          <w:lang w:val="hu-HU" w:eastAsia="zh-CN" w:bidi="hi-IN"/>
+        </w:rPr>
+      </w:pPr>
+      <w:r>
+        <w:rPr>
+          <w:rFonts w:eastAsia="Noto Serif CJK SC" w:cs="Noto Sans Devanagari"/>
+          <w:b w:val="false"/>
+          <w:bCs w:val="false"/>
+          <w:sz w:val="24"/>
+          <w:szCs w:val="24"/>
+          <w:u w:val="none"/>
+          <w:lang w:val="hu-HU" w:eastAsia="zh-CN" w:bidi="hi-IN"/>
+        </w:rPr>
+        <w:t>Transzformációs arány U</w:t>
+      </w:r>
+      <w:r>
+        <w:rPr>
+          <w:rFonts w:eastAsia="Noto Serif CJK SC" w:cs="Noto Sans Devanagari"/>
+          <w:b w:val="false"/>
+          <w:bCs w:val="false"/>
+          <w:sz w:val="24"/>
+          <w:szCs w:val="24"/>
+          <w:u w:val="none"/>
+          <w:vertAlign w:val="subscript"/>
+          <w:lang w:val="hu-HU" w:eastAsia="zh-CN" w:bidi="hi-IN"/>
+        </w:rPr>
+        <w:t>P</w:t>
+      </w:r>
+      <w:r>
+        <w:rPr>
+          <w:rFonts w:eastAsia="Noto Serif CJK SC" w:cs="Noto Sans Devanagari"/>
+          <w:b w:val="false"/>
+          <w:bCs w:val="false"/>
+          <w:position w:val="0"/>
+          <w:sz w:val="24"/>
+          <w:szCs w:val="24"/>
+          <w:u w:val="none"/>
+          <w:vertAlign w:val="baseline"/>
+          <w:lang w:val="hu-HU" w:eastAsia="zh-CN" w:bidi="hi-IN"/>
+        </w:rPr>
+        <w:t>/U</w:t>
+      </w:r>
+      <w:r>
+        <w:rPr>
+          <w:rFonts w:eastAsia="Noto Serif CJK SC" w:cs="Noto Sans Devanagari"/>
+          <w:b w:val="false"/>
+          <w:bCs w:val="false"/>
+          <w:sz w:val="24"/>
+          <w:szCs w:val="24"/>
+          <w:u w:val="none"/>
+          <w:vertAlign w:val="subscript"/>
+          <w:lang w:val="hu-HU" w:eastAsia="zh-CN" w:bidi="hi-IN"/>
+        </w:rPr>
+        <w:t>sz</w:t>
+      </w:r>
+      <w:r>
+        <w:rPr>
+          <w:rFonts w:eastAsia="Noto Serif CJK SC" w:cs="Noto Sans Devanagari"/>
+          <w:b w:val="false"/>
+          <w:bCs w:val="false"/>
+          <w:position w:val="0"/>
+          <w:sz w:val="24"/>
+          <w:szCs w:val="24"/>
+          <w:u w:val="none"/>
+          <w:vertAlign w:val="baseline"/>
+          <w:lang w:val="hu-HU" w:eastAsia="zh-CN" w:bidi="hi-IN"/>
+        </w:rPr>
+        <w:t>= N</w:t>
+      </w:r>
+      <w:r>
+        <w:rPr>
+          <w:rFonts w:eastAsia="Noto Serif CJK SC" w:cs="Noto Sans Devanagari"/>
+          <w:b w:val="false"/>
+          <w:bCs w:val="false"/>
+          <w:sz w:val="24"/>
+          <w:szCs w:val="24"/>
+          <w:u w:val="none"/>
+          <w:vertAlign w:val="subscript"/>
+          <w:lang w:val="hu-HU" w:eastAsia="zh-CN" w:bidi="hi-IN"/>
+        </w:rPr>
+        <w:t>P</w:t>
+      </w:r>
+      <w:r>
+        <w:rPr>
+          <w:rFonts w:eastAsia="Noto Serif CJK SC" w:cs="Noto Sans Devanagari"/>
+          <w:b w:val="false"/>
+          <w:bCs w:val="false"/>
+          <w:position w:val="0"/>
+          <w:sz w:val="24"/>
+          <w:szCs w:val="24"/>
+          <w:u w:val="none"/>
+          <w:vertAlign w:val="baseline"/>
+          <w:lang w:val="hu-HU" w:eastAsia="zh-CN" w:bidi="hi-IN"/>
+        </w:rPr>
+        <w:t>/N</w:t>
+      </w:r>
+      <w:r>
+        <w:rPr>
+          <w:rFonts w:eastAsia="Noto Serif CJK SC" w:cs="Noto Sans Devanagari"/>
+          <w:b w:val="false"/>
+          <w:bCs w:val="false"/>
+          <w:sz w:val="24"/>
+          <w:szCs w:val="24"/>
+          <w:u w:val="none"/>
+          <w:vertAlign w:val="subscript"/>
+          <w:lang w:val="hu-HU" w:eastAsia="zh-CN" w:bidi="hi-IN"/>
+        </w:rPr>
+        <w:t>sz</w:t>
+      </w:r>
+    </w:p>
+    <w:p>
+      <w:pPr>
+        <w:pStyle w:val="Normal"/>
+        <w:numPr>
+          <w:ilvl w:val="0"/>
+          <w:numId w:val="29"/>
+        </w:numPr>
+        <w:tabs>
+          <w:tab w:val="clear" w:pos="709"/>
+          <w:tab w:val="left" w:pos="2370" w:leader="none"/>
+        </w:tabs>
+        <w:jc w:val="start"/>
+        <w:rPr>
+          <w:rFonts w:eastAsia="Noto Serif CJK SC" w:cs="Noto Sans Devanagari"/>
+          <w:b w:val="false"/>
+          <w:bCs w:val="false"/>
+          <w:sz w:val="24"/>
+          <w:szCs w:val="24"/>
+          <w:u w:val="none"/>
+          <w:lang w:val="hu-HU" w:eastAsia="zh-CN" w:bidi="hi-IN"/>
+        </w:rPr>
+      </w:pPr>
+      <w:r>
+        <w:rPr>
+          <w:rFonts w:eastAsia="Noto Serif CJK SC" w:cs="Noto Sans Devanagari"/>
+          <w:b w:val="false"/>
+          <w:bCs w:val="false"/>
+          <w:sz w:val="24"/>
+          <w:szCs w:val="24"/>
+          <w:u w:val="none"/>
+          <w:lang w:val="hu-HU" w:eastAsia="zh-CN" w:bidi="hi-IN"/>
+        </w:rPr>
+        <w:t>N</w:t>
+      </w:r>
+      <w:r>
+        <w:rPr>
+          <w:rFonts w:eastAsia="Noto Serif CJK SC" w:cs="Noto Sans Devanagari"/>
+          <w:b w:val="false"/>
+          <w:bCs w:val="false"/>
+          <w:sz w:val="24"/>
+          <w:szCs w:val="24"/>
+          <w:u w:val="none"/>
+          <w:vertAlign w:val="subscript"/>
+          <w:lang w:val="hu-HU" w:eastAsia="zh-CN" w:bidi="hi-IN"/>
+        </w:rPr>
+        <w:t>sz</w:t>
+      </w:r>
+      <w:r>
+        <w:rPr>
+          <w:rFonts w:eastAsia="Noto Serif CJK SC" w:cs="Noto Sans Devanagari"/>
+          <w:b w:val="false"/>
+          <w:bCs w:val="false"/>
+          <w:position w:val="0"/>
+          <w:sz w:val="24"/>
+          <w:szCs w:val="24"/>
+          <w:u w:val="none"/>
+          <w:vertAlign w:val="baseline"/>
+          <w:lang w:val="hu-HU" w:eastAsia="zh-CN" w:bidi="hi-IN"/>
+        </w:rPr>
+        <w:t>&gt;N</w:t>
+      </w:r>
+      <w:r>
+        <w:rPr>
+          <w:rFonts w:eastAsia="Noto Serif CJK SC" w:cs="Noto Sans Devanagari"/>
+          <w:b w:val="false"/>
+          <w:bCs w:val="false"/>
+          <w:sz w:val="24"/>
+          <w:szCs w:val="24"/>
+          <w:u w:val="none"/>
+          <w:vertAlign w:val="subscript"/>
+          <w:lang w:val="hu-HU" w:eastAsia="zh-CN" w:bidi="hi-IN"/>
+        </w:rPr>
+        <w:t>P</w:t>
+      </w:r>
+      <w:r>
+        <w:rPr>
+          <w:rFonts w:eastAsia="Noto Serif CJK SC" w:cs="Noto Sans Devanagari"/>
+          <w:b w:val="false"/>
+          <w:bCs w:val="false"/>
+          <w:position w:val="0"/>
+          <w:sz w:val="24"/>
+          <w:szCs w:val="24"/>
+          <w:u w:val="none"/>
+          <w:vertAlign w:val="baseline"/>
+          <w:lang w:val="hu-HU" w:eastAsia="zh-CN" w:bidi="hi-IN"/>
+        </w:rPr>
+        <w:t>-feltranszformálás – röntgenkészülékek</w:t>
+      </w:r>
+    </w:p>
+    <w:p>
+      <w:pPr>
+        <w:pStyle w:val="Normal"/>
+        <w:numPr>
+          <w:ilvl w:val="0"/>
+          <w:numId w:val="29"/>
+        </w:numPr>
+        <w:tabs>
+          <w:tab w:val="clear" w:pos="709"/>
+          <w:tab w:val="left" w:pos="2370" w:leader="none"/>
+        </w:tabs>
+        <w:jc w:val="start"/>
+        <w:rPr>
+          <w:rFonts w:eastAsia="Noto Serif CJK SC" w:cs="Noto Sans Devanagari"/>
+          <w:b w:val="false"/>
+          <w:bCs w:val="false"/>
+          <w:sz w:val="24"/>
+          <w:szCs w:val="24"/>
+          <w:u w:val="none"/>
+          <w:lang w:val="hu-HU" w:eastAsia="zh-CN" w:bidi="hi-IN"/>
+        </w:rPr>
+      </w:pPr>
+      <w:r>
+        <w:rPr>
+          <w:rFonts w:eastAsia="Noto Serif CJK SC" w:cs="Noto Sans Devanagari"/>
+          <w:b w:val="false"/>
+          <w:bCs w:val="false"/>
+          <w:sz w:val="24"/>
+          <w:szCs w:val="24"/>
+          <w:u w:val="none"/>
+          <w:lang w:val="hu-HU" w:eastAsia="zh-CN" w:bidi="hi-IN"/>
+        </w:rPr>
+        <w:t>N</w:t>
+      </w:r>
+      <w:r>
+        <w:rPr>
+          <w:rFonts w:eastAsia="Noto Serif CJK SC" w:cs="Noto Sans Devanagari"/>
+          <w:b w:val="false"/>
+          <w:bCs w:val="false"/>
+          <w:sz w:val="24"/>
+          <w:szCs w:val="24"/>
+          <w:u w:val="none"/>
+          <w:vertAlign w:val="subscript"/>
+          <w:lang w:val="hu-HU" w:eastAsia="zh-CN" w:bidi="hi-IN"/>
+        </w:rPr>
+        <w:t>sz</w:t>
+      </w:r>
+      <w:r>
+        <w:rPr>
+          <w:rFonts w:eastAsia="Noto Serif CJK SC" w:cs="Noto Sans Devanagari"/>
+          <w:b w:val="false"/>
+          <w:bCs w:val="false"/>
+          <w:position w:val="0"/>
+          <w:sz w:val="24"/>
+          <w:szCs w:val="24"/>
+          <w:u w:val="none"/>
+          <w:vertAlign w:val="baseline"/>
+          <w:lang w:val="hu-HU" w:eastAsia="zh-CN" w:bidi="hi-IN"/>
+        </w:rPr>
+        <w:t>&lt;N</w:t>
+      </w:r>
+      <w:r>
+        <w:rPr>
+          <w:rFonts w:eastAsia="Noto Serif CJK SC" w:cs="Noto Sans Devanagari"/>
+          <w:b w:val="false"/>
+          <w:bCs w:val="false"/>
+          <w:sz w:val="24"/>
+          <w:szCs w:val="24"/>
+          <w:u w:val="none"/>
+          <w:vertAlign w:val="subscript"/>
+          <w:lang w:val="hu-HU" w:eastAsia="zh-CN" w:bidi="hi-IN"/>
+        </w:rPr>
+        <w:t>P</w:t>
+      </w:r>
+      <w:r>
+        <w:rPr>
+          <w:rFonts w:eastAsia="Noto Serif CJK SC" w:cs="Noto Sans Devanagari"/>
+          <w:b w:val="false"/>
+          <w:bCs w:val="false"/>
+          <w:position w:val="0"/>
+          <w:sz w:val="24"/>
+          <w:szCs w:val="24"/>
+          <w:u w:val="none"/>
+          <w:vertAlign w:val="baseline"/>
+          <w:lang w:val="hu-HU" w:eastAsia="zh-CN" w:bidi="hi-IN"/>
+        </w:rPr>
+        <w:t>-letranszformálás – mobiltöltő, elektromos csengő</w:t>
+      </w:r>
+    </w:p>
+    <w:p>
+      <w:pPr>
+        <w:pStyle w:val="Normal"/>
+        <w:tabs>
+          <w:tab w:val="clear" w:pos="709"/>
+          <w:tab w:val="left" w:pos="2370" w:leader="none"/>
+        </w:tabs>
+        <w:jc w:val="start"/>
+        <w:rPr>
+          <w:rFonts w:eastAsia="Noto Serif CJK SC" w:cs="Noto Sans Devanagari"/>
+          <w:b w:val="false"/>
+          <w:bCs w:val="false"/>
+          <w:sz w:val="24"/>
+          <w:szCs w:val="24"/>
+          <w:u w:val="none"/>
+          <w:lang w:val="hu-HU" w:eastAsia="zh-CN" w:bidi="hi-IN"/>
+        </w:rPr>
+      </w:pPr>
+      <w:r>
+        <w:rPr>
+          <w:rFonts w:eastAsia="Noto Serif CJK SC" w:cs="Noto Sans Devanagari"/>
+          <w:b w:val="false"/>
+          <w:bCs w:val="false"/>
+          <w:sz w:val="24"/>
+          <w:szCs w:val="24"/>
+          <w:u w:val="none"/>
+          <w:lang w:val="hu-HU" w:eastAsia="zh-CN" w:bidi="hi-IN"/>
+        </w:rPr>
+      </w:r>
+    </w:p>
+    <w:p>
+      <w:pPr>
+        <w:pStyle w:val="Normal"/>
+        <w:tabs>
+          <w:tab w:val="clear" w:pos="709"/>
+          <w:tab w:val="left" w:pos="2370" w:leader="none"/>
+        </w:tabs>
+        <w:jc w:val="start"/>
+        <w:rPr>
+          <w:rFonts w:eastAsia="Noto Serif CJK SC" w:cs="Noto Sans Devanagari"/>
+          <w:b w:val="false"/>
+          <w:bCs w:val="false"/>
+          <w:sz w:val="24"/>
+          <w:szCs w:val="24"/>
+          <w:u w:val="none"/>
+          <w:lang w:val="hu-HU" w:eastAsia="zh-CN" w:bidi="hi-IN"/>
+        </w:rPr>
+      </w:pPr>
+      <w:r>
+        <w:rPr>
+          <w:rFonts w:eastAsia="Noto Serif CJK SC" w:cs="Noto Sans Devanagari"/>
+          <w:b w:val="false"/>
+          <w:bCs w:val="false"/>
+          <w:sz w:val="24"/>
+          <w:szCs w:val="24"/>
+          <w:u w:val="none"/>
+          <w:lang w:val="hu-HU" w:eastAsia="zh-CN" w:bidi="hi-IN"/>
+        </w:rPr>
+      </w:r>
+    </w:p>
+    <w:p>
+      <w:pPr>
+        <w:pStyle w:val="Normal"/>
+        <w:tabs>
+          <w:tab w:val="clear" w:pos="709"/>
+          <w:tab w:val="left" w:pos="2370" w:leader="none"/>
+        </w:tabs>
+        <w:jc w:val="start"/>
+        <w:rPr>
+          <w:rFonts w:eastAsia="Noto Serif CJK SC" w:cs="Noto Sans Devanagari"/>
+          <w:b w:val="false"/>
+          <w:bCs w:val="false"/>
+          <w:sz w:val="24"/>
+          <w:szCs w:val="24"/>
+          <w:u w:val="none"/>
+          <w:lang w:val="hu-HU" w:eastAsia="zh-CN" w:bidi="hi-IN"/>
+        </w:rPr>
+      </w:pPr>
+      <w:r>
+        <w:rPr>
+          <w:rFonts w:eastAsia="Noto Serif CJK SC" w:cs="Noto Sans Devanagari"/>
+          <w:b w:val="false"/>
+          <w:bCs w:val="false"/>
+          <w:sz w:val="24"/>
+          <w:szCs w:val="24"/>
+          <w:u w:val="none"/>
+          <w:lang w:val="hu-HU" w:eastAsia="zh-CN" w:bidi="hi-IN"/>
+        </w:rPr>
+        <w:t>A zárt elektromos rezgőkör</w:t>
+      </w:r>
+    </w:p>
+    <w:p>
+      <w:pPr>
+        <w:pStyle w:val="Normal"/>
+        <w:numPr>
+          <w:ilvl w:val="0"/>
+          <w:numId w:val="31"/>
+        </w:numPr>
+        <w:tabs>
+          <w:tab w:val="clear" w:pos="709"/>
+          <w:tab w:val="left" w:pos="2370" w:leader="none"/>
+        </w:tabs>
+        <w:jc w:val="start"/>
+        <w:rPr>
+          <w:rFonts w:eastAsia="Noto Serif CJK SC" w:cs="Noto Sans Devanagari"/>
+          <w:b w:val="false"/>
+          <w:bCs w:val="false"/>
+          <w:sz w:val="24"/>
+          <w:szCs w:val="24"/>
+          <w:u w:val="none"/>
+          <w:lang w:val="hu-HU" w:eastAsia="zh-CN" w:bidi="hi-IN"/>
+        </w:rPr>
+      </w:pPr>
+      <w:r>
+        <w:rPr>
+          <w:rFonts w:eastAsia="Noto Serif CJK SC" w:cs="Noto Sans Devanagari"/>
+          <w:b w:val="false"/>
+          <w:bCs w:val="false"/>
+          <w:sz w:val="24"/>
+          <w:szCs w:val="24"/>
+          <w:u w:val="none"/>
+          <w:lang w:val="hu-HU" w:eastAsia="zh-CN" w:bidi="hi-IN"/>
+        </w:rPr>
+        <w:t>A kondenzátort feltöltjük, majd kisütjük a tekercsen keresztül. Az ampermérő csökkentő amplitúdójú veáltakozó áramot mutat</w:t>
+      </w:r>
+    </w:p>
+    <w:p>
+      <w:pPr>
+        <w:pStyle w:val="Normal"/>
+        <w:numPr>
+          <w:ilvl w:val="0"/>
+          <w:numId w:val="31"/>
+        </w:numPr>
+        <w:tabs>
+          <w:tab w:val="clear" w:pos="709"/>
+          <w:tab w:val="left" w:pos="2370" w:leader="none"/>
+        </w:tabs>
+        <w:jc w:val="start"/>
+        <w:rPr>
+          <w:rFonts w:eastAsia="Noto Serif CJK SC" w:cs="Noto Sans Devanagari"/>
+          <w:b w:val="false"/>
+          <w:bCs w:val="false"/>
+          <w:sz w:val="24"/>
+          <w:szCs w:val="24"/>
+          <w:u w:val="none"/>
+          <w:lang w:val="hu-HU" w:eastAsia="zh-CN" w:bidi="hi-IN"/>
+        </w:rPr>
+      </w:pPr>
+      <w:r>
+        <w:rPr>
+          <w:rFonts w:eastAsia="Noto Serif CJK SC" w:cs="Noto Sans Devanagari"/>
+          <w:b w:val="false"/>
+          <w:bCs w:val="false"/>
+          <w:sz w:val="24"/>
+          <w:szCs w:val="24"/>
+          <w:u w:val="none"/>
+          <w:lang w:val="hu-HU" w:eastAsia="zh-CN" w:bidi="hi-IN"/>
+        </w:rPr>
+        <w:t>A kndenzátor eletókromos mezőse átalakul a tekercs mágneses mezőjévé majd a kondenzátor újból feltöltődik csak ellentétes polaritásra. (Csillapított rezgés)</w:t>
+      </w:r>
+    </w:p>
+    <w:p>
+      <w:pPr>
+        <w:pStyle w:val="Normal"/>
+        <w:numPr>
+          <w:ilvl w:val="0"/>
+          <w:numId w:val="31"/>
+        </w:numPr>
+        <w:tabs>
+          <w:tab w:val="clear" w:pos="709"/>
+          <w:tab w:val="left" w:pos="2370" w:leader="none"/>
+        </w:tabs>
+        <w:jc w:val="start"/>
+        <w:rPr>
+          <w:rFonts w:eastAsia="Noto Serif CJK SC" w:cs="Noto Sans Devanagari"/>
+          <w:b w:val="false"/>
+          <w:bCs w:val="false"/>
+          <w:sz w:val="24"/>
+          <w:szCs w:val="24"/>
+          <w:u w:val="none"/>
+          <w:lang w:val="hu-HU" w:eastAsia="zh-CN" w:bidi="hi-IN"/>
+        </w:rPr>
+      </w:pPr>
+      <w:r>
+        <w:rPr>
+          <w:rFonts w:eastAsia="Noto Serif CJK SC" w:cs="Noto Sans Devanagari"/>
+          <w:b w:val="false"/>
+          <w:bCs w:val="false"/>
+          <w:sz w:val="24"/>
+          <w:szCs w:val="24"/>
+          <w:u w:val="none"/>
+          <w:lang w:val="hu-HU" w:eastAsia="zh-CN" w:bidi="hi-IN"/>
+        </w:rPr>
+        <w:t>A kondenzátor és tekercsből álló zárt kört elektomágneses rezgőkörnek nevezünk</w:t>
+      </w:r>
+    </w:p>
+    <w:p>
+      <w:pPr>
+        <w:pStyle w:val="Normal"/>
+        <w:numPr>
+          <w:ilvl w:val="0"/>
+          <w:numId w:val="31"/>
+        </w:numPr>
+        <w:tabs>
+          <w:tab w:val="clear" w:pos="709"/>
+          <w:tab w:val="left" w:pos="2370" w:leader="none"/>
+        </w:tabs>
+        <w:jc w:val="start"/>
+        <w:rPr>
+          <w:rFonts w:eastAsia="Noto Serif CJK SC" w:cs="Noto Sans Devanagari"/>
+          <w:b w:val="false"/>
+          <w:bCs w:val="false"/>
+          <w:sz w:val="24"/>
+          <w:szCs w:val="24"/>
+          <w:u w:val="none"/>
+          <w:lang w:val="hu-HU" w:eastAsia="zh-CN" w:bidi="hi-IN"/>
+        </w:rPr>
+      </w:pPr>
+      <w:r>
+        <w:rPr>
+          <w:rFonts w:eastAsia="Noto Serif CJK SC" w:cs="Noto Sans Devanagari"/>
+          <w:b w:val="false"/>
+          <w:bCs w:val="false"/>
+          <w:sz w:val="24"/>
+          <w:szCs w:val="24"/>
+          <w:u w:val="none"/>
+          <w:lang w:val="hu-HU" w:eastAsia="zh-CN" w:bidi="hi-IN"/>
+        </w:rPr>
+        <w:t>A rezgőkörben folyó váltakozó áramot rezgédnek nevezzük</w:t>
+      </w:r>
+    </w:p>
+    <w:p>
+      <w:pPr>
+        <w:pStyle w:val="Normal"/>
+        <w:numPr>
+          <w:ilvl w:val="0"/>
+          <w:numId w:val="31"/>
+        </w:numPr>
+        <w:tabs>
+          <w:tab w:val="clear" w:pos="709"/>
+          <w:tab w:val="left" w:pos="2370" w:leader="none"/>
+        </w:tabs>
+        <w:jc w:val="start"/>
+        <w:rPr>
+          <w:rFonts w:eastAsia="Noto Serif CJK SC" w:cs="Noto Sans Devanagari"/>
+          <w:b w:val="false"/>
+          <w:bCs w:val="false"/>
+          <w:sz w:val="24"/>
+          <w:szCs w:val="24"/>
+          <w:u w:val="none"/>
+          <w:lang w:val="hu-HU" w:eastAsia="zh-CN" w:bidi="hi-IN"/>
+        </w:rPr>
+      </w:pPr>
+      <w:r>
+        <w:rPr>
+          <w:rFonts w:eastAsia="Noto Serif CJK SC" w:cs="Noto Sans Devanagari"/>
+          <w:b w:val="false"/>
+          <w:bCs w:val="false"/>
+          <w:sz w:val="24"/>
+          <w:szCs w:val="24"/>
+          <w:u w:val="none"/>
+          <w:lang w:val="hu-HU" w:eastAsia="zh-CN" w:bidi="hi-IN"/>
+        </w:rPr>
+        <w:t>Ennek a rendszernek a frekvenciáját saját frekvenciának nevezzük</w:t>
+      </w:r>
+    </w:p>
+    <w:p>
+      <w:pPr>
+        <w:pStyle w:val="Normal"/>
+        <w:tabs>
+          <w:tab w:val="clear" w:pos="709"/>
+          <w:tab w:val="left" w:pos="2370" w:leader="none"/>
+        </w:tabs>
+        <w:jc w:val="start"/>
+        <w:rPr>
+          <w:rFonts w:eastAsia="Noto Serif CJK SC" w:cs="Noto Sans Devanagari"/>
+          <w:b w:val="false"/>
+          <w:bCs w:val="false"/>
+          <w:sz w:val="24"/>
+          <w:szCs w:val="24"/>
+          <w:u w:val="none"/>
+          <w:lang w:val="hu-HU" w:eastAsia="zh-CN" w:bidi="hi-IN"/>
+        </w:rPr>
+      </w:pPr>
+      <w:r>
+        <w:rPr>
+          <w:rFonts w:eastAsia="Noto Serif CJK SC" w:cs="Noto Sans Devanagari"/>
+          <w:b w:val="false"/>
+          <w:bCs w:val="false"/>
+          <w:sz w:val="24"/>
+          <w:szCs w:val="24"/>
+          <w:u w:val="none"/>
+          <w:lang w:val="hu-HU" w:eastAsia="zh-CN" w:bidi="hi-IN"/>
+        </w:rPr>
+      </w:r>
+    </w:p>
+    <w:p>
+      <w:pPr>
+        <w:pStyle w:val="Normal"/>
+        <w:tabs>
+          <w:tab w:val="clear" w:pos="709"/>
+          <w:tab w:val="left" w:pos="2370" w:leader="none"/>
+        </w:tabs>
+        <w:jc w:val="start"/>
+        <w:rPr>
+          <w:rFonts w:eastAsia="Noto Serif CJK SC" w:cs="Noto Sans Devanagari"/>
+          <w:b w:val="false"/>
+          <w:bCs w:val="false"/>
+          <w:sz w:val="24"/>
+          <w:szCs w:val="24"/>
+          <w:u w:val="none"/>
+          <w:lang w:val="hu-HU" w:eastAsia="zh-CN" w:bidi="hi-IN"/>
+        </w:rPr>
+      </w:pPr>
+      <w:r>
+        <w:rPr>
+          <w:rFonts w:eastAsia="Noto Serif CJK SC" w:cs="Noto Sans Devanagari"/>
+          <w:b w:val="false"/>
+          <w:bCs w:val="false"/>
+          <w:sz w:val="24"/>
+          <w:szCs w:val="24"/>
+          <w:u w:val="none"/>
+          <w:lang w:val="hu-HU" w:eastAsia="zh-CN" w:bidi="hi-IN"/>
+        </w:rPr>
+        <w:t>Dipól antenna, rezgőkör</w:t>
+      </w:r>
+    </w:p>
+    <w:p>
+      <w:pPr>
+        <w:pStyle w:val="Normal"/>
+        <w:tabs>
+          <w:tab w:val="clear" w:pos="709"/>
+          <w:tab w:val="left" w:pos="2370" w:leader="none"/>
+        </w:tabs>
+        <w:jc w:val="start"/>
+        <w:rPr>
+          <w:rFonts w:eastAsia="Noto Serif CJK SC" w:cs="Noto Sans Devanagari"/>
+          <w:b w:val="false"/>
+          <w:bCs w:val="false"/>
+          <w:sz w:val="24"/>
+          <w:szCs w:val="24"/>
+          <w:u w:val="none"/>
+          <w:lang w:val="hu-HU" w:eastAsia="zh-CN" w:bidi="hi-IN"/>
+        </w:rPr>
+      </w:pPr>
+      <w:r>
+        <w:rPr>
+          <w:rFonts w:eastAsia="Noto Serif CJK SC" w:cs="Noto Sans Devanagari"/>
+          <w:b w:val="false"/>
+          <w:bCs w:val="false"/>
+          <w:sz w:val="24"/>
+          <w:szCs w:val="24"/>
+          <w:u w:val="none"/>
+          <w:lang w:val="hu-HU" w:eastAsia="zh-CN" w:bidi="hi-IN"/>
+        </w:rPr>
+      </w:r>
+    </w:p>
+    <w:p>
+      <w:pPr>
+        <w:pStyle w:val="Normal"/>
+        <w:tabs>
+          <w:tab w:val="clear" w:pos="709"/>
+          <w:tab w:val="left" w:pos="2370" w:leader="none"/>
+        </w:tabs>
+        <w:jc w:val="start"/>
+        <w:rPr>
+          <w:rFonts w:eastAsia="Noto Serif CJK SC" w:cs="Noto Sans Devanagari"/>
+          <w:b w:val="false"/>
+          <w:bCs w:val="false"/>
+          <w:sz w:val="24"/>
+          <w:szCs w:val="24"/>
+          <w:u w:val="none"/>
+          <w:lang w:val="hu-HU" w:eastAsia="zh-CN" w:bidi="hi-IN"/>
+        </w:rPr>
+      </w:pPr>
+      <w:r>
+        <w:rPr>
+          <w:rFonts w:eastAsia="Noto Serif CJK SC" w:cs="Noto Sans Devanagari"/>
+          <w:b w:val="false"/>
+          <w:bCs w:val="false"/>
+          <w:sz w:val="24"/>
+          <w:szCs w:val="24"/>
+          <w:u w:val="none"/>
+          <w:lang w:val="hu-HU" w:eastAsia="zh-CN" w:bidi="hi-IN"/>
+        </w:rPr>
+      </w:r>
+    </w:p>
+    <w:p>
+      <w:pPr>
+        <w:pStyle w:val="Normal"/>
+        <w:tabs>
+          <w:tab w:val="clear" w:pos="709"/>
+          <w:tab w:val="left" w:pos="2370" w:leader="none"/>
+        </w:tabs>
+        <w:jc w:val="start"/>
+        <w:rPr>
+          <w:rFonts w:eastAsia="Noto Serif CJK SC" w:cs="Noto Sans Devanagari"/>
+          <w:b w:val="false"/>
+          <w:bCs w:val="false"/>
+          <w:sz w:val="24"/>
+          <w:szCs w:val="24"/>
+          <w:u w:val="none"/>
+          <w:lang w:val="hu-HU" w:eastAsia="zh-CN" w:bidi="hi-IN"/>
+        </w:rPr>
+      </w:pPr>
+      <w:r>
+        <w:rPr>
+          <w:rFonts w:eastAsia="Noto Serif CJK SC" w:cs="Noto Sans Devanagari"/>
+          <w:b w:val="false"/>
+          <w:bCs w:val="false"/>
+          <w:sz w:val="24"/>
+          <w:szCs w:val="24"/>
+          <w:u w:val="none"/>
+          <w:lang w:val="hu-HU" w:eastAsia="zh-CN" w:bidi="hi-IN"/>
+        </w:rPr>
+      </w:r>
+    </w:p>
+    <w:p>
+      <w:pPr>
+        <w:pStyle w:val="Normal"/>
+        <w:numPr>
+          <w:ilvl w:val="0"/>
+          <w:numId w:val="32"/>
+        </w:numPr>
+        <w:tabs>
+          <w:tab w:val="clear" w:pos="709"/>
+          <w:tab w:val="left" w:pos="2370" w:leader="none"/>
+        </w:tabs>
+        <w:jc w:val="start"/>
+        <w:rPr>
+          <w:rFonts w:eastAsia="Noto Serif CJK SC" w:cs="Noto Sans Devanagari"/>
+          <w:b w:val="false"/>
+          <w:bCs w:val="false"/>
+          <w:sz w:val="24"/>
+          <w:szCs w:val="24"/>
+          <w:u w:val="none"/>
+          <w:lang w:val="hu-HU" w:eastAsia="zh-CN" w:bidi="hi-IN"/>
+        </w:rPr>
+      </w:pPr>
+      <w:r>
+        <w:rPr>
+          <w:rFonts w:eastAsia="Noto Serif CJK SC" w:cs="Noto Sans Devanagari"/>
+          <w:b w:val="false"/>
+          <w:bCs w:val="false"/>
+          <w:sz w:val="24"/>
+          <w:szCs w:val="24"/>
+          <w:u w:val="none"/>
+          <w:lang w:val="hu-HU" w:eastAsia="zh-CN" w:bidi="hi-IN"/>
+        </w:rPr>
+        <w:t>Az elektromágneses hullámok hullámhossz szerint sorozatát elektromágneses színképnek nevezzők Három csoportja van: rádióhullámok, optikai hullámok, ionizáló sugárzás.</w:t>
+      </w:r>
+    </w:p>
+    <w:p>
+      <w:pPr>
+        <w:pStyle w:val="Normal"/>
+        <w:tabs>
+          <w:tab w:val="clear" w:pos="709"/>
+          <w:tab w:val="left" w:pos="2370" w:leader="none"/>
+        </w:tabs>
+        <w:jc w:val="start"/>
+        <w:rPr>
+          <w:rFonts w:eastAsia="Noto Serif CJK SC" w:cs="Noto Sans Devanagari"/>
+          <w:b w:val="false"/>
+          <w:bCs w:val="false"/>
+          <w:sz w:val="24"/>
+          <w:szCs w:val="24"/>
+          <w:u w:val="none"/>
+          <w:lang w:val="hu-HU" w:eastAsia="zh-CN" w:bidi="hi-IN"/>
+        </w:rPr>
+      </w:pPr>
+      <w:r>
+        <w:rPr>
+          <w:rFonts w:eastAsia="Noto Serif CJK SC" w:cs="Noto Sans Devanagari"/>
+          <w:b w:val="false"/>
+          <w:bCs w:val="false"/>
+          <w:sz w:val="24"/>
+          <w:szCs w:val="24"/>
+          <w:u w:val="none"/>
+          <w:lang w:val="hu-HU" w:eastAsia="zh-CN" w:bidi="hi-IN"/>
+        </w:rPr>
+        <w:t>Rádióhullámok</w:t>
+      </w:r>
+    </w:p>
+    <w:p>
+      <w:pPr>
+        <w:pStyle w:val="Normal"/>
+        <w:numPr>
+          <w:ilvl w:val="0"/>
+          <w:numId w:val="33"/>
+        </w:numPr>
+        <w:tabs>
+          <w:tab w:val="clear" w:pos="709"/>
+          <w:tab w:val="left" w:pos="2370" w:leader="none"/>
+        </w:tabs>
+        <w:jc w:val="start"/>
+        <w:rPr>
+          <w:rFonts w:eastAsia="Noto Serif CJK SC" w:cs="Noto Sans Devanagari"/>
+          <w:b w:val="false"/>
+          <w:bCs w:val="false"/>
+          <w:sz w:val="24"/>
+          <w:szCs w:val="24"/>
+          <w:u w:val="none"/>
+          <w:lang w:val="hu-HU" w:eastAsia="zh-CN" w:bidi="hi-IN"/>
+        </w:rPr>
+      </w:pPr>
+      <w:r>
+        <w:rPr>
+          <w:rFonts w:eastAsia="Noto Serif CJK SC" w:cs="Noto Sans Devanagari"/>
+          <w:b w:val="false"/>
+          <w:bCs w:val="false"/>
+          <w:sz w:val="24"/>
+          <w:szCs w:val="24"/>
+          <w:u w:val="none"/>
+          <w:lang w:val="hu-HU" w:eastAsia="zh-CN" w:bidi="hi-IN"/>
+        </w:rPr>
+        <w:t>Rezgőkörrel állítják elő. Nagy energiájú csillagok is rádióhullámokat bocsájtanak ki.</w:t>
       </w:r>
     </w:p>
     <w:sectPr>
@@ -22537,6 +23392,417 @@
     </w:lvl>
   </w:abstractNum>
   <w:abstractNum w:abstractNumId="31">
+    <w:lvl w:ilvl="0">
+      <w:start w:val="1"/>
+      <w:numFmt w:val="bullet"/>
+      <w:lvlText w:val=""/>
+      <w:lvlJc w:val="start"/>
+      <w:pPr>
+        <w:tabs>
+          <w:tab w:val="num" w:pos="720"/>
+        </w:tabs>
+        <w:ind w:start="720" w:hanging="360"/>
+      </w:pPr>
+      <w:rPr>
+        <w:rFonts w:ascii="Symbol" w:hAnsi="Symbol" w:cs="Symbol" w:hint="default"/>
+      </w:rPr>
+    </w:lvl>
+    <w:lvl w:ilvl="1">
+      <w:start w:val="1"/>
+      <w:numFmt w:val="bullet"/>
+      <w:lvlText w:val=""/>
+      <w:lvlJc w:val="start"/>
+      <w:pPr>
+        <w:tabs>
+          <w:tab w:val="num" w:pos="1080"/>
+        </w:tabs>
+        <w:ind w:start="1080" w:hanging="360"/>
+      </w:pPr>
+      <w:rPr>
+        <w:rFonts w:ascii="Wingdings" w:hAnsi="Wingdings" w:cs="Wingdings" w:hint="default"/>
+      </w:rPr>
+    </w:lvl>
+    <w:lvl w:ilvl="2">
+      <w:start w:val="1"/>
+      <w:numFmt w:val="bullet"/>
+      <w:lvlText w:val=""/>
+      <w:lvlJc w:val="start"/>
+      <w:pPr>
+        <w:tabs>
+          <w:tab w:val="num" w:pos="1440"/>
+        </w:tabs>
+        <w:ind w:start="1440" w:hanging="360"/>
+      </w:pPr>
+      <w:rPr>
+        <w:rFonts w:ascii="Wingdings 2" w:hAnsi="Wingdings 2" w:cs="Wingdings 2" w:hint="default"/>
+      </w:rPr>
+    </w:lvl>
+    <w:lvl w:ilvl="3">
+      <w:start w:val="1"/>
+      <w:numFmt w:val="bullet"/>
+      <w:lvlText w:val=""/>
+      <w:lvlJc w:val="start"/>
+      <w:pPr>
+        <w:tabs>
+          <w:tab w:val="num" w:pos="1800"/>
+        </w:tabs>
+        <w:ind w:start="1800" w:hanging="360"/>
+      </w:pPr>
+      <w:rPr>
+        <w:rFonts w:ascii="MT Extra" w:hAnsi="MT Extra" w:cs="MT Extra" w:hint="default"/>
+      </w:rPr>
+    </w:lvl>
+    <w:lvl w:ilvl="4">
+      <w:start w:val="1"/>
+      <w:numFmt w:val="bullet"/>
+      <w:lvlText w:val="►"/>
+      <w:lvlJc w:val="start"/>
+      <w:pPr>
+        <w:tabs>
+          <w:tab w:val="num" w:pos="2160"/>
+        </w:tabs>
+        <w:ind w:start="2160" w:hanging="360"/>
+      </w:pPr>
+      <w:rPr>
+        <w:rFonts w:ascii="OpenSymbol" w:hAnsi="OpenSymbol" w:cs="OpenSymbol" w:hint="default"/>
+      </w:rPr>
+    </w:lvl>
+    <w:lvl w:ilvl="5">
+      <w:start w:val="1"/>
+      <w:numFmt w:val="bullet"/>
+      <w:lvlText w:val=""/>
+      <w:lvlJc w:val="start"/>
+      <w:pPr>
+        <w:tabs>
+          <w:tab w:val="num" w:pos="2520"/>
+        </w:tabs>
+        <w:ind w:start="2520" w:hanging="360"/>
+      </w:pPr>
+      <w:rPr>
+        <w:rFonts w:ascii="Symbol" w:hAnsi="Symbol" w:cs="Symbol" w:hint="default"/>
+      </w:rPr>
+    </w:lvl>
+    <w:lvl w:ilvl="6">
+      <w:start w:val="1"/>
+      <w:numFmt w:val="bullet"/>
+      <w:lvlText w:val="-"/>
+      <w:lvlJc w:val="start"/>
+      <w:pPr>
+        <w:tabs>
+          <w:tab w:val="num" w:pos="2880"/>
+        </w:tabs>
+        <w:ind w:start="2880" w:hanging="360"/>
+      </w:pPr>
+      <w:rPr>
+        <w:rFonts w:ascii="OpenSymbol" w:hAnsi="OpenSymbol" w:cs="OpenSymbol" w:hint="default"/>
+      </w:rPr>
+    </w:lvl>
+    <w:lvl w:ilvl="7">
+      <w:start w:val="1"/>
+      <w:numFmt w:val="bullet"/>
+      <w:lvlText w:val=""/>
+      <w:lvlJc w:val="start"/>
+      <w:pPr>
+        <w:tabs>
+          <w:tab w:val="num" w:pos="3240"/>
+        </w:tabs>
+        <w:ind w:start="3240" w:hanging="360"/>
+      </w:pPr>
+      <w:rPr>
+        <w:rFonts w:ascii="Symbol" w:hAnsi="Symbol" w:cs="Symbol" w:hint="default"/>
+      </w:rPr>
+    </w:lvl>
+    <w:lvl w:ilvl="8">
+      <w:start w:val="1"/>
+      <w:numFmt w:val="bullet"/>
+      <w:lvlText w:val=""/>
+      <w:lvlJc w:val="start"/>
+      <w:pPr>
+        <w:tabs>
+          <w:tab w:val="num" w:pos="3600"/>
+        </w:tabs>
+        <w:ind w:start="3600" w:hanging="360"/>
+      </w:pPr>
+      <w:rPr>
+        <w:rFonts w:ascii="Symbol" w:hAnsi="Symbol" w:cs="Symbol" w:hint="default"/>
+      </w:rPr>
+    </w:lvl>
+  </w:abstractNum>
+  <w:abstractNum w:abstractNumId="32">
+    <w:lvl w:ilvl="0">
+      <w:start w:val="1"/>
+      <w:numFmt w:val="bullet"/>
+      <w:lvlText w:val=""/>
+      <w:lvlJc w:val="start"/>
+      <w:pPr>
+        <w:tabs>
+          <w:tab w:val="num" w:pos="720"/>
+        </w:tabs>
+        <w:ind w:start="720" w:hanging="360"/>
+      </w:pPr>
+      <w:rPr>
+        <w:rFonts w:ascii="Symbol" w:hAnsi="Symbol" w:cs="Symbol" w:hint="default"/>
+      </w:rPr>
+    </w:lvl>
+    <w:lvl w:ilvl="1">
+      <w:start w:val="1"/>
+      <w:numFmt w:val="bullet"/>
+      <w:lvlText w:val=""/>
+      <w:lvlJc w:val="start"/>
+      <w:pPr>
+        <w:tabs>
+          <w:tab w:val="num" w:pos="1080"/>
+        </w:tabs>
+        <w:ind w:start="1080" w:hanging="360"/>
+      </w:pPr>
+      <w:rPr>
+        <w:rFonts w:ascii="Wingdings" w:hAnsi="Wingdings" w:cs="Wingdings" w:hint="default"/>
+      </w:rPr>
+    </w:lvl>
+    <w:lvl w:ilvl="2">
+      <w:start w:val="1"/>
+      <w:numFmt w:val="bullet"/>
+      <w:lvlText w:val=""/>
+      <w:lvlJc w:val="start"/>
+      <w:pPr>
+        <w:tabs>
+          <w:tab w:val="num" w:pos="1440"/>
+        </w:tabs>
+        <w:ind w:start="1440" w:hanging="360"/>
+      </w:pPr>
+      <w:rPr>
+        <w:rFonts w:ascii="Wingdings 2" w:hAnsi="Wingdings 2" w:cs="Wingdings 2" w:hint="default"/>
+      </w:rPr>
+    </w:lvl>
+    <w:lvl w:ilvl="3">
+      <w:start w:val="1"/>
+      <w:numFmt w:val="bullet"/>
+      <w:lvlText w:val=""/>
+      <w:lvlJc w:val="start"/>
+      <w:pPr>
+        <w:tabs>
+          <w:tab w:val="num" w:pos="1800"/>
+        </w:tabs>
+        <w:ind w:start="1800" w:hanging="360"/>
+      </w:pPr>
+      <w:rPr>
+        <w:rFonts w:ascii="MT Extra" w:hAnsi="MT Extra" w:cs="MT Extra" w:hint="default"/>
+      </w:rPr>
+    </w:lvl>
+    <w:lvl w:ilvl="4">
+      <w:start w:val="1"/>
+      <w:numFmt w:val="bullet"/>
+      <w:lvlText w:val="►"/>
+      <w:lvlJc w:val="start"/>
+      <w:pPr>
+        <w:tabs>
+          <w:tab w:val="num" w:pos="2160"/>
+        </w:tabs>
+        <w:ind w:start="2160" w:hanging="360"/>
+      </w:pPr>
+      <w:rPr>
+        <w:rFonts w:ascii="OpenSymbol" w:hAnsi="OpenSymbol" w:cs="OpenSymbol" w:hint="default"/>
+      </w:rPr>
+    </w:lvl>
+    <w:lvl w:ilvl="5">
+      <w:start w:val="1"/>
+      <w:numFmt w:val="bullet"/>
+      <w:lvlText w:val=""/>
+      <w:lvlJc w:val="start"/>
+      <w:pPr>
+        <w:tabs>
+          <w:tab w:val="num" w:pos="2520"/>
+        </w:tabs>
+        <w:ind w:start="2520" w:hanging="360"/>
+      </w:pPr>
+      <w:rPr>
+        <w:rFonts w:ascii="Symbol" w:hAnsi="Symbol" w:cs="Symbol" w:hint="default"/>
+      </w:rPr>
+    </w:lvl>
+    <w:lvl w:ilvl="6">
+      <w:start w:val="1"/>
+      <w:numFmt w:val="bullet"/>
+      <w:lvlText w:val="-"/>
+      <w:lvlJc w:val="start"/>
+      <w:pPr>
+        <w:tabs>
+          <w:tab w:val="num" w:pos="2880"/>
+        </w:tabs>
+        <w:ind w:start="2880" w:hanging="360"/>
+      </w:pPr>
+      <w:rPr>
+        <w:rFonts w:ascii="OpenSymbol" w:hAnsi="OpenSymbol" w:cs="OpenSymbol" w:hint="default"/>
+      </w:rPr>
+    </w:lvl>
+    <w:lvl w:ilvl="7">
+      <w:start w:val="1"/>
+      <w:numFmt w:val="bullet"/>
+      <w:lvlText w:val=""/>
+      <w:lvlJc w:val="start"/>
+      <w:pPr>
+        <w:tabs>
+          <w:tab w:val="num" w:pos="3240"/>
+        </w:tabs>
+        <w:ind w:start="3240" w:hanging="360"/>
+      </w:pPr>
+      <w:rPr>
+        <w:rFonts w:ascii="Symbol" w:hAnsi="Symbol" w:cs="Symbol" w:hint="default"/>
+      </w:rPr>
+    </w:lvl>
+    <w:lvl w:ilvl="8">
+      <w:start w:val="1"/>
+      <w:numFmt w:val="bullet"/>
+      <w:lvlText w:val=""/>
+      <w:lvlJc w:val="start"/>
+      <w:pPr>
+        <w:tabs>
+          <w:tab w:val="num" w:pos="3600"/>
+        </w:tabs>
+        <w:ind w:start="3600" w:hanging="360"/>
+      </w:pPr>
+      <w:rPr>
+        <w:rFonts w:ascii="Symbol" w:hAnsi="Symbol" w:cs="Symbol" w:hint="default"/>
+      </w:rPr>
+    </w:lvl>
+  </w:abstractNum>
+  <w:abstractNum w:abstractNumId="33">
+    <w:lvl w:ilvl="0">
+      <w:start w:val="1"/>
+      <w:numFmt w:val="bullet"/>
+      <w:lvlText w:val=""/>
+      <w:lvlJc w:val="start"/>
+      <w:pPr>
+        <w:tabs>
+          <w:tab w:val="num" w:pos="720"/>
+        </w:tabs>
+        <w:ind w:start="720" w:hanging="360"/>
+      </w:pPr>
+      <w:rPr>
+        <w:rFonts w:ascii="Symbol" w:hAnsi="Symbol" w:cs="Symbol" w:hint="default"/>
+      </w:rPr>
+    </w:lvl>
+    <w:lvl w:ilvl="1">
+      <w:start w:val="1"/>
+      <w:numFmt w:val="bullet"/>
+      <w:lvlText w:val=""/>
+      <w:lvlJc w:val="start"/>
+      <w:pPr>
+        <w:tabs>
+          <w:tab w:val="num" w:pos="1080"/>
+        </w:tabs>
+        <w:ind w:start="1080" w:hanging="360"/>
+      </w:pPr>
+      <w:rPr>
+        <w:rFonts w:ascii="Wingdings" w:hAnsi="Wingdings" w:cs="Wingdings" w:hint="default"/>
+      </w:rPr>
+    </w:lvl>
+    <w:lvl w:ilvl="2">
+      <w:start w:val="1"/>
+      <w:numFmt w:val="bullet"/>
+      <w:lvlText w:val=""/>
+      <w:lvlJc w:val="start"/>
+      <w:pPr>
+        <w:tabs>
+          <w:tab w:val="num" w:pos="1440"/>
+        </w:tabs>
+        <w:ind w:start="1440" w:hanging="360"/>
+      </w:pPr>
+      <w:rPr>
+        <w:rFonts w:ascii="Wingdings 2" w:hAnsi="Wingdings 2" w:cs="Wingdings 2" w:hint="default"/>
+      </w:rPr>
+    </w:lvl>
+    <w:lvl w:ilvl="3">
+      <w:start w:val="1"/>
+      <w:numFmt w:val="bullet"/>
+      <w:lvlText w:val=""/>
+      <w:lvlJc w:val="start"/>
+      <w:pPr>
+        <w:tabs>
+          <w:tab w:val="num" w:pos="1800"/>
+        </w:tabs>
+        <w:ind w:start="1800" w:hanging="360"/>
+      </w:pPr>
+      <w:rPr>
+        <w:rFonts w:ascii="MT Extra" w:hAnsi="MT Extra" w:cs="MT Extra" w:hint="default"/>
+      </w:rPr>
+    </w:lvl>
+    <w:lvl w:ilvl="4">
+      <w:start w:val="1"/>
+      <w:numFmt w:val="bullet"/>
+      <w:lvlText w:val="►"/>
+      <w:lvlJc w:val="start"/>
+      <w:pPr>
+        <w:tabs>
+          <w:tab w:val="num" w:pos="2160"/>
+        </w:tabs>
+        <w:ind w:start="2160" w:hanging="360"/>
+      </w:pPr>
+      <w:rPr>
+        <w:rFonts w:ascii="OpenSymbol" w:hAnsi="OpenSymbol" w:cs="OpenSymbol" w:hint="default"/>
+      </w:rPr>
+    </w:lvl>
+    <w:lvl w:ilvl="5">
+      <w:start w:val="1"/>
+      <w:numFmt w:val="bullet"/>
+      <w:lvlText w:val=""/>
+      <w:lvlJc w:val="start"/>
+      <w:pPr>
+        <w:tabs>
+          <w:tab w:val="num" w:pos="2520"/>
+        </w:tabs>
+        <w:ind w:start="2520" w:hanging="360"/>
+      </w:pPr>
+      <w:rPr>
+        <w:rFonts w:ascii="Symbol" w:hAnsi="Symbol" w:cs="Symbol" w:hint="default"/>
+      </w:rPr>
+    </w:lvl>
+    <w:lvl w:ilvl="6">
+      <w:start w:val="1"/>
+      <w:numFmt w:val="bullet"/>
+      <w:lvlText w:val="-"/>
+      <w:lvlJc w:val="start"/>
+      <w:pPr>
+        <w:tabs>
+          <w:tab w:val="num" w:pos="2880"/>
+        </w:tabs>
+        <w:ind w:start="2880" w:hanging="360"/>
+      </w:pPr>
+      <w:rPr>
+        <w:rFonts w:ascii="OpenSymbol" w:hAnsi="OpenSymbol" w:cs="OpenSymbol" w:hint="default"/>
+      </w:rPr>
+    </w:lvl>
+    <w:lvl w:ilvl="7">
+      <w:start w:val="1"/>
+      <w:numFmt w:val="bullet"/>
+      <w:lvlText w:val=""/>
+      <w:lvlJc w:val="start"/>
+      <w:pPr>
+        <w:tabs>
+          <w:tab w:val="num" w:pos="3240"/>
+        </w:tabs>
+        <w:ind w:start="3240" w:hanging="360"/>
+      </w:pPr>
+      <w:rPr>
+        <w:rFonts w:ascii="Symbol" w:hAnsi="Symbol" w:cs="Symbol" w:hint="default"/>
+      </w:rPr>
+    </w:lvl>
+    <w:lvl w:ilvl="8">
+      <w:start w:val="1"/>
+      <w:numFmt w:val="bullet"/>
+      <w:lvlText w:val=""/>
+      <w:lvlJc w:val="start"/>
+      <w:pPr>
+        <w:tabs>
+          <w:tab w:val="num" w:pos="3600"/>
+        </w:tabs>
+        <w:ind w:start="3600" w:hanging="360"/>
+      </w:pPr>
+      <w:rPr>
+        <w:rFonts w:ascii="Symbol" w:hAnsi="Symbol" w:cs="Symbol" w:hint="default"/>
+      </w:rPr>
+    </w:lvl>
+  </w:abstractNum>
+  <w:abstractNum w:abstractNumId="34">
     <w:lvl w:ilvl="0">
       <w:start w:val="1"/>
       <w:numFmt w:val="none"/>
@@ -22747,6 +24013,15 @@
   </w:num>
   <w:num w:numId="31">
     <w:abstractNumId w:val="31"/>
+  </w:num>
+  <w:num w:numId="32">
+    <w:abstractNumId w:val="32"/>
+  </w:num>
+  <w:num w:numId="33">
+    <w:abstractNumId w:val="33"/>
+  </w:num>
+  <w:num w:numId="34">
+    <w:abstractNumId w:val="34"/>
   </w:num>
 </w:numbering>
 </file>

--- a/fizika11.docx
+++ b/fizika11.docx
@@ -4119,7 +4119,7 @@
         <w:pStyle w:val="Normal"/>
         <w:widowControl/>
         <w:suppressAutoHyphens w:val="true"/>
-        <w:overflowPunct w:val="false"/>
+        <w:overflowPunct w:val="true"/>
         <w:bidi w:val="0"/>
         <w:spacing w:before="0" w:after="0"/>
         <w:ind w:hanging="0" w:start="0" w:end="0"/>
@@ -19264,6 +19264,206 @@
           <w:lang w:val="hu-HU" w:eastAsia="zh-CN" w:bidi="hi-IN"/>
         </w:rPr>
         <w:t>Rezgőkörrel állítják elő. Nagy energiájú csillagok is rádióhullámokat bocsájtanak ki.</w:t>
+      </w:r>
+    </w:p>
+    <w:p>
+      <w:pPr>
+        <w:pStyle w:val="Normal"/>
+        <w:tabs>
+          <w:tab w:val="clear" w:pos="709"/>
+          <w:tab w:val="left" w:pos="2370" w:leader="none"/>
+        </w:tabs>
+        <w:jc w:val="start"/>
+        <w:rPr>
+          <w:rFonts w:eastAsia="Noto Serif CJK SC" w:cs="Noto Sans Devanagari"/>
+          <w:b w:val="false"/>
+          <w:bCs w:val="false"/>
+          <w:sz w:val="24"/>
+          <w:szCs w:val="24"/>
+          <w:u w:val="none"/>
+          <w:lang w:val="hu-HU" w:eastAsia="zh-CN" w:bidi="hi-IN"/>
+        </w:rPr>
+      </w:pPr>
+      <w:r>
+        <w:rPr>
+          <w:rFonts w:eastAsia="Noto Serif CJK SC" w:cs="Noto Sans Devanagari"/>
+          <w:b w:val="false"/>
+          <w:bCs w:val="false"/>
+          <w:sz w:val="24"/>
+          <w:szCs w:val="24"/>
+          <w:u w:val="none"/>
+          <w:lang w:val="hu-HU" w:eastAsia="zh-CN" w:bidi="hi-IN"/>
+        </w:rPr>
+      </w:r>
+    </w:p>
+    <w:p>
+      <w:pPr>
+        <w:pStyle w:val="Normal"/>
+        <w:tabs>
+          <w:tab w:val="clear" w:pos="709"/>
+          <w:tab w:val="left" w:pos="2370" w:leader="none"/>
+        </w:tabs>
+        <w:jc w:val="start"/>
+        <w:rPr>
+          <w:rFonts w:eastAsia="Noto Serif CJK SC" w:cs="Noto Sans Devanagari"/>
+          <w:b w:val="false"/>
+          <w:bCs w:val="false"/>
+          <w:sz w:val="24"/>
+          <w:szCs w:val="24"/>
+          <w:u w:val="none"/>
+          <w:lang w:val="hu-HU" w:eastAsia="zh-CN" w:bidi="hi-IN"/>
+        </w:rPr>
+      </w:pPr>
+      <w:r>
+        <w:rPr>
+          <w:rFonts w:eastAsia="Noto Serif CJK SC" w:cs="Noto Sans Devanagari"/>
+          <w:b w:val="false"/>
+          <w:bCs w:val="false"/>
+          <w:sz w:val="24"/>
+          <w:szCs w:val="24"/>
+          <w:u w:val="none"/>
+          <w:lang w:val="hu-HU" w:eastAsia="zh-CN" w:bidi="hi-IN"/>
+        </w:rPr>
+      </w:r>
+    </w:p>
+    <w:p>
+      <w:pPr>
+        <w:pStyle w:val="Normal"/>
+        <w:numPr>
+          <w:ilvl w:val="0"/>
+          <w:numId w:val="33"/>
+        </w:numPr>
+        <w:tabs>
+          <w:tab w:val="clear" w:pos="709"/>
+          <w:tab w:val="left" w:pos="2370" w:leader="none"/>
+        </w:tabs>
+        <w:jc w:val="start"/>
+        <w:rPr>
+          <w:rFonts w:eastAsia="Noto Serif CJK SC" w:cs="Noto Sans Devanagari"/>
+          <w:b w:val="false"/>
+          <w:bCs w:val="false"/>
+          <w:sz w:val="24"/>
+          <w:szCs w:val="24"/>
+          <w:u w:val="none"/>
+          <w:lang w:val="hu-HU" w:eastAsia="zh-CN" w:bidi="hi-IN"/>
+        </w:rPr>
+      </w:pPr>
+      <w:r>
+        <w:rPr>
+          <w:rFonts w:eastAsia="Noto Serif CJK SC" w:cs="Noto Sans Devanagari"/>
+          <w:b w:val="false"/>
+          <w:bCs w:val="false"/>
+          <w:sz w:val="24"/>
+          <w:szCs w:val="24"/>
+          <w:u w:val="none"/>
+          <w:lang w:val="hu-HU" w:eastAsia="zh-CN" w:bidi="hi-IN"/>
+        </w:rPr>
+        <w:t>Rövidhullámok: 200m &gt; (gamma) &gt; 10m. A föld felületéről eljutnak az ionoszférába többször visszaverődnek így több ezer km-re is eljutnak.</w:t>
+      </w:r>
+    </w:p>
+    <w:p>
+      <w:pPr>
+        <w:pStyle w:val="Normal"/>
+        <w:numPr>
+          <w:ilvl w:val="0"/>
+          <w:numId w:val="33"/>
+        </w:numPr>
+        <w:tabs>
+          <w:tab w:val="clear" w:pos="709"/>
+          <w:tab w:val="left" w:pos="2370" w:leader="none"/>
+        </w:tabs>
+        <w:jc w:val="start"/>
+        <w:rPr>
+          <w:rFonts w:eastAsia="Noto Serif CJK SC" w:cs="Noto Sans Devanagari"/>
+          <w:b w:val="false"/>
+          <w:bCs w:val="false"/>
+          <w:sz w:val="24"/>
+          <w:szCs w:val="24"/>
+          <w:u w:val="none"/>
+          <w:lang w:val="hu-HU" w:eastAsia="zh-CN" w:bidi="hi-IN"/>
+        </w:rPr>
+      </w:pPr>
+      <w:r>
+        <w:rPr>
+          <w:rFonts w:eastAsia="Noto Serif CJK SC" w:cs="Noto Sans Devanagari"/>
+          <w:b w:val="false"/>
+          <w:bCs w:val="false"/>
+          <w:sz w:val="24"/>
+          <w:szCs w:val="24"/>
+          <w:u w:val="none"/>
+          <w:lang w:val="hu-HU" w:eastAsia="zh-CN" w:bidi="hi-IN"/>
+        </w:rPr>
+        <w:t>Utra rövid hullámok (URH): 10m &gt; (gamma) &gt; 0.3m Ebben a tartományban sugároz a legtöbb rádió és televízió adó</w:t>
+      </w:r>
+    </w:p>
+    <w:p>
+      <w:pPr>
+        <w:pStyle w:val="Normal"/>
+        <w:numPr>
+          <w:ilvl w:val="0"/>
+          <w:numId w:val="33"/>
+        </w:numPr>
+        <w:tabs>
+          <w:tab w:val="clear" w:pos="709"/>
+          <w:tab w:val="left" w:pos="2370" w:leader="none"/>
+        </w:tabs>
+        <w:jc w:val="start"/>
+        <w:rPr>
+          <w:rFonts w:eastAsia="Noto Serif CJK SC" w:cs="Noto Sans Devanagari"/>
+          <w:b w:val="false"/>
+          <w:bCs w:val="false"/>
+          <w:sz w:val="24"/>
+          <w:szCs w:val="24"/>
+          <w:u w:val="none"/>
+          <w:lang w:val="hu-HU" w:eastAsia="zh-CN" w:bidi="hi-IN"/>
+        </w:rPr>
+      </w:pPr>
+      <w:r>
+        <w:rPr>
+          <w:rFonts w:eastAsia="Noto Serif CJK SC" w:cs="Noto Sans Devanagari"/>
+          <w:b w:val="false"/>
+          <w:bCs w:val="false"/>
+          <w:sz w:val="24"/>
+          <w:szCs w:val="24"/>
+          <w:u w:val="none"/>
+          <w:lang w:val="hu-HU" w:eastAsia="zh-CN" w:bidi="hi-IN"/>
+        </w:rPr>
+        <w:t>Egyenes volanban terjed, áthatol az ionoszférán kijut a világűrbe. Nagy távolságokra nem jut el.</w:t>
+      </w:r>
+    </w:p>
+    <w:p>
+      <w:pPr>
+        <w:pStyle w:val="Normal"/>
+        <w:numPr>
+          <w:ilvl w:val="0"/>
+          <w:numId w:val="33"/>
+        </w:numPr>
+        <w:tabs>
+          <w:tab w:val="clear" w:pos="709"/>
+          <w:tab w:val="left" w:pos="2370" w:leader="none"/>
+        </w:tabs>
+        <w:jc w:val="start"/>
+        <w:rPr>
+          <w:rFonts w:eastAsia="Noto Serif CJK SC" w:cs="Noto Sans Devanagari"/>
+          <w:b w:val="false"/>
+          <w:bCs w:val="false"/>
+          <w:sz w:val="24"/>
+          <w:szCs w:val="24"/>
+          <w:u w:val="none"/>
+          <w:lang w:val="hu-HU" w:eastAsia="zh-CN" w:bidi="hi-IN"/>
+        </w:rPr>
+      </w:pPr>
+      <w:r>
+        <w:rPr>
+          <w:rFonts w:eastAsia="Noto Serif CJK SC" w:cs="Noto Sans Devanagari"/>
+          <w:b w:val="false"/>
+          <w:bCs w:val="false"/>
+          <w:sz w:val="24"/>
+          <w:szCs w:val="24"/>
+          <w:u w:val="none"/>
+          <w:lang w:val="hu-HU" w:eastAsia="zh-CN" w:bidi="hi-IN"/>
+        </w:rPr>
+        <w:t>Mikrohullámok. 0.3m &gt; (gamma) &gt; 0.3mm. Terjedése hasonló a fényhez</w:t>
       </w:r>
     </w:p>
     <w:sectPr>
@@ -24050,7 +24250,7 @@
     <w:pPr>
       <w:widowControl/>
       <w:suppressAutoHyphens w:val="true"/>
-      <w:overflowPunct w:val="false"/>
+      <w:overflowPunct w:val="true"/>
       <w:bidi w:val="0"/>
       <w:spacing w:before="0" w:after="0"/>
       <w:jc w:val="start"/>
@@ -24064,15 +24264,15 @@
       <w:lang w:val="en-US" w:eastAsia="zh-CN" w:bidi="hi-IN"/>
     </w:rPr>
   </w:style>
-  <w:style w:type="character" w:styleId="Bullets">
-    <w:name w:val="Bullets"/>
+  <w:style w:type="character" w:styleId="Bulletsuser">
+    <w:name w:val="Bullets (user)"/>
     <w:qFormat/>
     <w:rPr>
       <w:rFonts w:ascii="OpenSymbol" w:hAnsi="OpenSymbol" w:eastAsia="OpenSymbol" w:cs="OpenSymbol"/>
     </w:rPr>
   </w:style>
-  <w:style w:type="character" w:styleId="Bulletsuser">
-    <w:name w:val="Bullets (user)"/>
+  <w:style w:type="character" w:styleId="Bullets">
+    <w:name w:val="Bullets"/>
     <w:qFormat/>
     <w:rPr>
       <w:rFonts w:ascii="OpenSymbol" w:hAnsi="OpenSymbol" w:eastAsia="OpenSymbol" w:cs="OpenSymbol"/>

--- a/fizika11.docx
+++ b/fizika11.docx
@@ -19466,6 +19466,450 @@
         <w:t>Mikrohullámok. 0.3m &gt; (gamma) &gt; 0.3mm. Terjedése hasonló a fényhez</w:t>
       </w:r>
     </w:p>
+    <w:p>
+      <w:pPr>
+        <w:pStyle w:val="Normal"/>
+        <w:numPr>
+          <w:ilvl w:val="0"/>
+          <w:numId w:val="33"/>
+        </w:numPr>
+        <w:tabs>
+          <w:tab w:val="clear" w:pos="709"/>
+          <w:tab w:val="left" w:pos="2370" w:leader="none"/>
+        </w:tabs>
+        <w:jc w:val="start"/>
+        <w:rPr>
+          <w:rFonts w:eastAsia="Noto Serif CJK SC" w:cs="Noto Sans Devanagari"/>
+          <w:b w:val="false"/>
+          <w:bCs w:val="false"/>
+          <w:sz w:val="24"/>
+          <w:szCs w:val="24"/>
+          <w:u w:val="none"/>
+          <w:lang w:val="hu-HU" w:eastAsia="zh-CN" w:bidi="hi-IN"/>
+        </w:rPr>
+      </w:pPr>
+      <w:r>
+        <w:rPr>
+          <w:rFonts w:eastAsia="Noto Serif CJK SC" w:cs="Noto Sans Devanagari"/>
+          <w:b w:val="false"/>
+          <w:bCs w:val="false"/>
+          <w:sz w:val="24"/>
+          <w:szCs w:val="24"/>
+          <w:u w:val="none"/>
+          <w:lang w:val="hu-HU" w:eastAsia="zh-CN" w:bidi="hi-IN"/>
+        </w:rPr>
+        <w:t>II. Optikai hullámok: 1. Infravörös hullámok</w:t>
+      </w:r>
+    </w:p>
+    <w:p>
+      <w:pPr>
+        <w:pStyle w:val="Normal"/>
+        <w:numPr>
+          <w:ilvl w:val="0"/>
+          <w:numId w:val="33"/>
+        </w:numPr>
+        <w:tabs>
+          <w:tab w:val="clear" w:pos="709"/>
+          <w:tab w:val="left" w:pos="2370" w:leader="none"/>
+        </w:tabs>
+        <w:jc w:val="start"/>
+        <w:rPr>
+          <w:rFonts w:eastAsia="Noto Serif CJK SC" w:cs="Noto Sans Devanagari"/>
+          <w:b w:val="false"/>
+          <w:bCs w:val="false"/>
+          <w:sz w:val="24"/>
+          <w:szCs w:val="24"/>
+          <w:u w:val="none"/>
+          <w:lang w:val="hu-HU" w:eastAsia="zh-CN" w:bidi="hi-IN"/>
+        </w:rPr>
+      </w:pPr>
+      <w:r>
+        <w:rPr>
+          <w:rFonts w:eastAsia="Noto Serif CJK SC" w:cs="Noto Sans Devanagari"/>
+          <w:b w:val="false"/>
+          <w:bCs w:val="false"/>
+          <w:sz w:val="24"/>
+          <w:szCs w:val="24"/>
+          <w:u w:val="none"/>
+          <w:lang w:val="hu-HU" w:eastAsia="zh-CN" w:bidi="hi-IN"/>
+        </w:rPr>
+        <w:t>Felmelegített, izzó testek bocsájtják ki. (Nap, csillagok)</w:t>
+      </w:r>
+    </w:p>
+    <w:p>
+      <w:pPr>
+        <w:pStyle w:val="Normal"/>
+        <w:tabs>
+          <w:tab w:val="clear" w:pos="709"/>
+          <w:tab w:val="left" w:pos="2370" w:leader="none"/>
+        </w:tabs>
+        <w:jc w:val="start"/>
+        <w:rPr>
+          <w:rFonts w:eastAsia="Noto Serif CJK SC" w:cs="Noto Sans Devanagari"/>
+          <w:b w:val="false"/>
+          <w:bCs w:val="false"/>
+          <w:sz w:val="24"/>
+          <w:szCs w:val="24"/>
+          <w:u w:val="none"/>
+          <w:lang w:val="hu-HU" w:eastAsia="zh-CN" w:bidi="hi-IN"/>
+        </w:rPr>
+      </w:pPr>
+      <w:r>
+        <w:rPr>
+          <w:rFonts w:eastAsia="Noto Serif CJK SC" w:cs="Noto Sans Devanagari"/>
+          <w:b w:val="false"/>
+          <w:bCs w:val="false"/>
+          <w:sz w:val="24"/>
+          <w:szCs w:val="24"/>
+          <w:u w:val="none"/>
+          <w:lang w:val="hu-HU" w:eastAsia="zh-CN" w:bidi="hi-IN"/>
+        </w:rPr>
+      </w:r>
+    </w:p>
+    <w:p>
+      <w:pPr>
+        <w:pStyle w:val="Normal"/>
+        <w:tabs>
+          <w:tab w:val="clear" w:pos="709"/>
+          <w:tab w:val="left" w:pos="2370" w:leader="none"/>
+        </w:tabs>
+        <w:jc w:val="start"/>
+        <w:rPr>
+          <w:rFonts w:eastAsia="Noto Serif CJK SC" w:cs="Noto Sans Devanagari"/>
+          <w:b w:val="false"/>
+          <w:bCs w:val="false"/>
+          <w:sz w:val="24"/>
+          <w:szCs w:val="24"/>
+          <w:u w:val="none"/>
+          <w:lang w:val="hu-HU" w:eastAsia="zh-CN" w:bidi="hi-IN"/>
+        </w:rPr>
+      </w:pPr>
+      <w:r>
+        <w:rPr>
+          <w:rFonts w:eastAsia="Noto Serif CJK SC" w:cs="Noto Sans Devanagari"/>
+          <w:b w:val="false"/>
+          <w:bCs w:val="false"/>
+          <w:sz w:val="24"/>
+          <w:szCs w:val="24"/>
+          <w:u w:val="none"/>
+          <w:lang w:val="hu-HU" w:eastAsia="zh-CN" w:bidi="hi-IN"/>
+        </w:rPr>
+        <w:t>Hőtérkép</w:t>
+      </w:r>
+    </w:p>
+    <w:p>
+      <w:pPr>
+        <w:pStyle w:val="Normal"/>
+        <w:tabs>
+          <w:tab w:val="clear" w:pos="709"/>
+          <w:tab w:val="left" w:pos="2370" w:leader="none"/>
+        </w:tabs>
+        <w:jc w:val="start"/>
+        <w:rPr>
+          <w:rFonts w:eastAsia="Noto Serif CJK SC" w:cs="Noto Sans Devanagari"/>
+          <w:b w:val="false"/>
+          <w:bCs w:val="false"/>
+          <w:sz w:val="24"/>
+          <w:szCs w:val="24"/>
+          <w:u w:val="none"/>
+          <w:lang w:val="hu-HU" w:eastAsia="zh-CN" w:bidi="hi-IN"/>
+        </w:rPr>
+      </w:pPr>
+      <w:r>
+        <w:rPr>
+          <w:rFonts w:eastAsia="Noto Serif CJK SC" w:cs="Noto Sans Devanagari"/>
+          <w:b w:val="false"/>
+          <w:bCs w:val="false"/>
+          <w:sz w:val="24"/>
+          <w:szCs w:val="24"/>
+          <w:u w:val="none"/>
+          <w:lang w:val="hu-HU" w:eastAsia="zh-CN" w:bidi="hi-IN"/>
+        </w:rPr>
+        <w:t>Látható fény: 760nm &gt; Alpha &gt; 380nm</w:t>
+      </w:r>
+    </w:p>
+    <w:p>
+      <w:pPr>
+        <w:pStyle w:val="Normal"/>
+        <w:tabs>
+          <w:tab w:val="clear" w:pos="709"/>
+          <w:tab w:val="left" w:pos="2370" w:leader="none"/>
+        </w:tabs>
+        <w:jc w:val="start"/>
+        <w:rPr>
+          <w:rFonts w:eastAsia="Noto Serif CJK SC" w:cs="Noto Sans Devanagari"/>
+          <w:b w:val="false"/>
+          <w:bCs w:val="false"/>
+          <w:sz w:val="24"/>
+          <w:szCs w:val="24"/>
+          <w:u w:val="none"/>
+          <w:lang w:val="hu-HU" w:eastAsia="zh-CN" w:bidi="hi-IN"/>
+        </w:rPr>
+      </w:pPr>
+      <w:r>
+        <w:rPr>
+          <w:rFonts w:eastAsia="Noto Serif CJK SC" w:cs="Noto Sans Devanagari"/>
+          <w:b w:val="false"/>
+          <w:bCs w:val="false"/>
+          <w:sz w:val="24"/>
+          <w:szCs w:val="24"/>
+          <w:u w:val="none"/>
+          <w:lang w:val="hu-HU" w:eastAsia="zh-CN" w:bidi="hi-IN"/>
+        </w:rPr>
+        <w:t>Ultraibolya hullám: 3,15*10</w:t>
+      </w:r>
+      <w:r>
+        <w:rPr>
+          <w:rFonts w:eastAsia="Noto Serif CJK SC" w:cs="Noto Sans Devanagari"/>
+          <w:b w:val="false"/>
+          <w:bCs w:val="false"/>
+          <w:sz w:val="24"/>
+          <w:szCs w:val="24"/>
+          <w:u w:val="none"/>
+          <w:vertAlign w:val="superscript"/>
+          <w:lang w:val="hu-HU" w:eastAsia="zh-CN" w:bidi="hi-IN"/>
+        </w:rPr>
+        <w:t>-7</w:t>
+      </w:r>
+      <w:r>
+        <w:rPr>
+          <w:rFonts w:eastAsia="Noto Serif CJK SC" w:cs="Noto Sans Devanagari"/>
+          <w:b w:val="false"/>
+          <w:bCs w:val="false"/>
+          <w:position w:val="0"/>
+          <w:sz w:val="24"/>
+          <w:szCs w:val="24"/>
+          <w:u w:val="none"/>
+          <w:vertAlign w:val="baseline"/>
+          <w:lang w:val="hu-HU" w:eastAsia="zh-CN" w:bidi="hi-IN"/>
+        </w:rPr>
+        <w:t xml:space="preserve"> m &gt; gamma &gt; 2*10</w:t>
+      </w:r>
+      <w:r>
+        <w:rPr>
+          <w:rFonts w:eastAsia="Noto Serif CJK SC" w:cs="Noto Sans Devanagari"/>
+          <w:b w:val="false"/>
+          <w:bCs w:val="false"/>
+          <w:sz w:val="24"/>
+          <w:szCs w:val="24"/>
+          <w:u w:val="none"/>
+          <w:vertAlign w:val="superscript"/>
+          <w:lang w:val="hu-HU" w:eastAsia="zh-CN" w:bidi="hi-IN"/>
+        </w:rPr>
+        <w:t>-9</w:t>
+      </w:r>
+      <w:r>
+        <w:rPr>
+          <w:rFonts w:eastAsia="Noto Serif CJK SC" w:cs="Noto Sans Devanagari"/>
+          <w:b w:val="false"/>
+          <w:bCs w:val="false"/>
+          <w:position w:val="0"/>
+          <w:sz w:val="24"/>
+          <w:szCs w:val="24"/>
+          <w:u w:val="none"/>
+          <w:vertAlign w:val="baseline"/>
+          <w:lang w:val="hu-HU" w:eastAsia="zh-CN" w:bidi="hi-IN"/>
+        </w:rPr>
+        <w:t xml:space="preserve"> m</w:t>
+      </w:r>
+    </w:p>
+    <w:p>
+      <w:pPr>
+        <w:pStyle w:val="Normal"/>
+        <w:numPr>
+          <w:ilvl w:val="0"/>
+          <w:numId w:val="35"/>
+        </w:numPr>
+        <w:tabs>
+          <w:tab w:val="clear" w:pos="709"/>
+          <w:tab w:val="left" w:pos="2370" w:leader="none"/>
+        </w:tabs>
+        <w:jc w:val="start"/>
+        <w:rPr/>
+      </w:pPr>
+      <w:r>
+        <w:rPr>
+          <w:rFonts w:eastAsia="Noto Serif CJK SC" w:cs="Noto Sans Devanagari"/>
+          <w:b w:val="false"/>
+          <w:bCs w:val="false"/>
+          <w:sz w:val="24"/>
+          <w:szCs w:val="24"/>
+          <w:u w:val="none"/>
+          <w:lang w:val="hu-HU" w:eastAsia="zh-CN" w:bidi="hi-IN"/>
+        </w:rPr>
+        <w:t>hatással van az élő szövetre, fpleg a bőrre.</w:t>
+      </w:r>
+    </w:p>
+    <w:p>
+      <w:pPr>
+        <w:pStyle w:val="Normal"/>
+        <w:numPr>
+          <w:ilvl w:val="0"/>
+          <w:numId w:val="34"/>
+        </w:numPr>
+        <w:tabs>
+          <w:tab w:val="clear" w:pos="709"/>
+          <w:tab w:val="left" w:pos="2370" w:leader="none"/>
+        </w:tabs>
+        <w:jc w:val="start"/>
+        <w:rPr>
+          <w:rFonts w:eastAsia="Noto Serif CJK SC" w:cs="Noto Sans Devanagari"/>
+          <w:b w:val="false"/>
+          <w:bCs w:val="false"/>
+          <w:sz w:val="24"/>
+          <w:szCs w:val="24"/>
+          <w:u w:val="none"/>
+          <w:lang w:val="hu-HU" w:eastAsia="zh-CN" w:bidi="hi-IN"/>
+        </w:rPr>
+      </w:pPr>
+      <w:r>
+        <w:rPr>
+          <w:rFonts w:eastAsia="Noto Serif CJK SC" w:cs="Noto Sans Devanagari"/>
+          <w:b w:val="false"/>
+          <w:bCs w:val="false"/>
+          <w:sz w:val="24"/>
+          <w:szCs w:val="24"/>
+          <w:u w:val="none"/>
+          <w:lang w:val="hu-HU" w:eastAsia="zh-CN" w:bidi="hi-IN"/>
+        </w:rPr>
+        <w:t>Három tartomány ismert:</w:t>
+      </w:r>
+    </w:p>
+    <w:p>
+      <w:pPr>
+        <w:pStyle w:val="Normal"/>
+        <w:numPr>
+          <w:ilvl w:val="1"/>
+          <w:numId w:val="34"/>
+        </w:numPr>
+        <w:tabs>
+          <w:tab w:val="clear" w:pos="709"/>
+          <w:tab w:val="left" w:pos="2370" w:leader="none"/>
+        </w:tabs>
+        <w:jc w:val="start"/>
+        <w:rPr>
+          <w:rFonts w:eastAsia="Noto Serif CJK SC" w:cs="Noto Sans Devanagari"/>
+          <w:b w:val="false"/>
+          <w:bCs w:val="false"/>
+          <w:sz w:val="24"/>
+          <w:szCs w:val="24"/>
+          <w:u w:val="none"/>
+          <w:lang w:val="hu-HU" w:eastAsia="zh-CN" w:bidi="hi-IN"/>
+        </w:rPr>
+      </w:pPr>
+      <w:r>
+        <w:rPr>
+          <w:rFonts w:eastAsia="Noto Serif CJK SC" w:cs="Noto Sans Devanagari"/>
+          <w:b w:val="false"/>
+          <w:bCs w:val="false"/>
+          <w:sz w:val="24"/>
+          <w:szCs w:val="24"/>
+          <w:u w:val="none"/>
+          <w:lang w:val="hu-HU" w:eastAsia="zh-CN" w:bidi="hi-IN"/>
+        </w:rPr>
+        <w:t>UV-A: Az emberi szervezet számára hasznos. Elősegíti a csontképződést és a barnulást.</w:t>
+      </w:r>
+    </w:p>
+    <w:p>
+      <w:pPr>
+        <w:pStyle w:val="Normal"/>
+        <w:numPr>
+          <w:ilvl w:val="1"/>
+          <w:numId w:val="34"/>
+        </w:numPr>
+        <w:tabs>
+          <w:tab w:val="clear" w:pos="709"/>
+          <w:tab w:val="left" w:pos="2370" w:leader="none"/>
+        </w:tabs>
+        <w:jc w:val="start"/>
+        <w:rPr>
+          <w:rFonts w:eastAsia="Noto Serif CJK SC" w:cs="Noto Sans Devanagari"/>
+          <w:b w:val="false"/>
+          <w:bCs w:val="false"/>
+          <w:sz w:val="24"/>
+          <w:szCs w:val="24"/>
+          <w:u w:val="none"/>
+          <w:lang w:val="hu-HU" w:eastAsia="zh-CN" w:bidi="hi-IN"/>
+        </w:rPr>
+      </w:pPr>
+      <w:r>
+        <w:rPr>
+          <w:rFonts w:eastAsia="Noto Serif CJK SC" w:cs="Noto Sans Devanagari"/>
+          <w:b w:val="false"/>
+          <w:bCs w:val="false"/>
+          <w:sz w:val="24"/>
+          <w:szCs w:val="24"/>
+          <w:u w:val="none"/>
+          <w:lang w:val="hu-HU" w:eastAsia="zh-CN" w:bidi="hi-IN"/>
+        </w:rPr>
+        <w:t>UV-B: Bőrrákot, szemkárosodást okoz.</w:t>
+      </w:r>
+    </w:p>
+    <w:p>
+      <w:pPr>
+        <w:pStyle w:val="Normal"/>
+        <w:numPr>
+          <w:ilvl w:val="1"/>
+          <w:numId w:val="34"/>
+        </w:numPr>
+        <w:tabs>
+          <w:tab w:val="clear" w:pos="709"/>
+          <w:tab w:val="left" w:pos="2370" w:leader="none"/>
+        </w:tabs>
+        <w:jc w:val="start"/>
+        <w:rPr>
+          <w:rFonts w:eastAsia="Noto Serif CJK SC" w:cs="Noto Sans Devanagari"/>
+          <w:b w:val="false"/>
+          <w:bCs w:val="false"/>
+          <w:sz w:val="24"/>
+          <w:szCs w:val="24"/>
+          <w:u w:val="none"/>
+          <w:lang w:val="hu-HU" w:eastAsia="zh-CN" w:bidi="hi-IN"/>
+        </w:rPr>
+      </w:pPr>
+      <w:r>
+        <w:rPr>
+          <w:rFonts w:eastAsia="Noto Serif CJK SC" w:cs="Noto Sans Devanagari"/>
+          <w:b w:val="false"/>
+          <w:bCs w:val="false"/>
+          <w:sz w:val="24"/>
+          <w:szCs w:val="24"/>
+          <w:u w:val="none"/>
+          <w:lang w:val="hu-HU" w:eastAsia="zh-CN" w:bidi="hi-IN"/>
+        </w:rPr>
+        <w:t>UV-C: A Földi légkőr teljesen elnyeli</w:t>
+      </w:r>
+    </w:p>
+    <w:p>
+      <w:pPr>
+        <w:pStyle w:val="Normal"/>
+        <w:tabs>
+          <w:tab w:val="clear" w:pos="709"/>
+          <w:tab w:val="left" w:pos="2370" w:leader="none"/>
+        </w:tabs>
+        <w:jc w:val="start"/>
+        <w:rPr>
+          <w:rFonts w:eastAsia="Noto Serif CJK SC" w:cs="Noto Sans Devanagari"/>
+          <w:b w:val="false"/>
+          <w:bCs w:val="false"/>
+          <w:sz w:val="24"/>
+          <w:szCs w:val="24"/>
+          <w:u w:val="none"/>
+          <w:lang w:val="hu-HU" w:eastAsia="zh-CN" w:bidi="hi-IN"/>
+        </w:rPr>
+      </w:pPr>
+      <w:r>
+        <w:rPr>
+          <w:rFonts w:eastAsia="Noto Serif CJK SC" w:cs="Noto Sans Devanagari"/>
+          <w:b w:val="false"/>
+          <w:bCs w:val="false"/>
+          <w:sz w:val="24"/>
+          <w:szCs w:val="24"/>
+          <w:u w:val="none"/>
+          <w:lang w:val="hu-HU" w:eastAsia="zh-CN" w:bidi="hi-IN"/>
+        </w:rPr>
+      </w:r>
+    </w:p>
     <w:sectPr>
       <w:type w:val="nextPage"/>
       <w:pgSz w:w="12240" w:h="15840"/>
@@ -24003,6 +24447,280 @@
     </w:lvl>
   </w:abstractNum>
   <w:abstractNum w:abstractNumId="34">
+    <w:lvl w:ilvl="0">
+      <w:start w:val="1"/>
+      <w:numFmt w:val="bullet"/>
+      <w:lvlText w:val=""/>
+      <w:lvlJc w:val="start"/>
+      <w:pPr>
+        <w:tabs>
+          <w:tab w:val="num" w:pos="720"/>
+        </w:tabs>
+        <w:ind w:start="720" w:hanging="360"/>
+      </w:pPr>
+      <w:rPr>
+        <w:rFonts w:ascii="Symbol" w:hAnsi="Symbol" w:cs="Symbol" w:hint="default"/>
+      </w:rPr>
+    </w:lvl>
+    <w:lvl w:ilvl="1">
+      <w:start w:val="1"/>
+      <w:numFmt w:val="bullet"/>
+      <w:lvlText w:val=""/>
+      <w:lvlJc w:val="start"/>
+      <w:pPr>
+        <w:tabs>
+          <w:tab w:val="num" w:pos="1080"/>
+        </w:tabs>
+        <w:ind w:start="1080" w:hanging="360"/>
+      </w:pPr>
+      <w:rPr>
+        <w:rFonts w:ascii="Wingdings" w:hAnsi="Wingdings" w:cs="Wingdings" w:hint="default"/>
+      </w:rPr>
+    </w:lvl>
+    <w:lvl w:ilvl="2">
+      <w:start w:val="1"/>
+      <w:numFmt w:val="bullet"/>
+      <w:lvlText w:val=""/>
+      <w:lvlJc w:val="start"/>
+      <w:pPr>
+        <w:tabs>
+          <w:tab w:val="num" w:pos="1440"/>
+        </w:tabs>
+        <w:ind w:start="1440" w:hanging="360"/>
+      </w:pPr>
+      <w:rPr>
+        <w:rFonts w:ascii="Wingdings 2" w:hAnsi="Wingdings 2" w:cs="Wingdings 2" w:hint="default"/>
+      </w:rPr>
+    </w:lvl>
+    <w:lvl w:ilvl="3">
+      <w:start w:val="1"/>
+      <w:numFmt w:val="bullet"/>
+      <w:lvlText w:val=""/>
+      <w:lvlJc w:val="start"/>
+      <w:pPr>
+        <w:tabs>
+          <w:tab w:val="num" w:pos="1800"/>
+        </w:tabs>
+        <w:ind w:start="1800" w:hanging="360"/>
+      </w:pPr>
+      <w:rPr>
+        <w:rFonts w:ascii="MT Extra" w:hAnsi="MT Extra" w:cs="MT Extra" w:hint="default"/>
+      </w:rPr>
+    </w:lvl>
+    <w:lvl w:ilvl="4">
+      <w:start w:val="1"/>
+      <w:numFmt w:val="bullet"/>
+      <w:lvlText w:val="►"/>
+      <w:lvlJc w:val="start"/>
+      <w:pPr>
+        <w:tabs>
+          <w:tab w:val="num" w:pos="2160"/>
+        </w:tabs>
+        <w:ind w:start="2160" w:hanging="360"/>
+      </w:pPr>
+      <w:rPr>
+        <w:rFonts w:ascii="OpenSymbol" w:hAnsi="OpenSymbol" w:cs="OpenSymbol" w:hint="default"/>
+      </w:rPr>
+    </w:lvl>
+    <w:lvl w:ilvl="5">
+      <w:start w:val="1"/>
+      <w:numFmt w:val="bullet"/>
+      <w:lvlText w:val=""/>
+      <w:lvlJc w:val="start"/>
+      <w:pPr>
+        <w:tabs>
+          <w:tab w:val="num" w:pos="2520"/>
+        </w:tabs>
+        <w:ind w:start="2520" w:hanging="360"/>
+      </w:pPr>
+      <w:rPr>
+        <w:rFonts w:ascii="Symbol" w:hAnsi="Symbol" w:cs="Symbol" w:hint="default"/>
+      </w:rPr>
+    </w:lvl>
+    <w:lvl w:ilvl="6">
+      <w:start w:val="1"/>
+      <w:numFmt w:val="bullet"/>
+      <w:lvlText w:val="-"/>
+      <w:lvlJc w:val="start"/>
+      <w:pPr>
+        <w:tabs>
+          <w:tab w:val="num" w:pos="2880"/>
+        </w:tabs>
+        <w:ind w:start="2880" w:hanging="360"/>
+      </w:pPr>
+      <w:rPr>
+        <w:rFonts w:ascii="OpenSymbol" w:hAnsi="OpenSymbol" w:cs="OpenSymbol" w:hint="default"/>
+      </w:rPr>
+    </w:lvl>
+    <w:lvl w:ilvl="7">
+      <w:start w:val="1"/>
+      <w:numFmt w:val="bullet"/>
+      <w:lvlText w:val=""/>
+      <w:lvlJc w:val="start"/>
+      <w:pPr>
+        <w:tabs>
+          <w:tab w:val="num" w:pos="3240"/>
+        </w:tabs>
+        <w:ind w:start="3240" w:hanging="360"/>
+      </w:pPr>
+      <w:rPr>
+        <w:rFonts w:ascii="Symbol" w:hAnsi="Symbol" w:cs="Symbol" w:hint="default"/>
+      </w:rPr>
+    </w:lvl>
+    <w:lvl w:ilvl="8">
+      <w:start w:val="1"/>
+      <w:numFmt w:val="bullet"/>
+      <w:lvlText w:val=""/>
+      <w:lvlJc w:val="start"/>
+      <w:pPr>
+        <w:tabs>
+          <w:tab w:val="num" w:pos="3600"/>
+        </w:tabs>
+        <w:ind w:start="3600" w:hanging="360"/>
+      </w:pPr>
+      <w:rPr>
+        <w:rFonts w:ascii="Symbol" w:hAnsi="Symbol" w:cs="Symbol" w:hint="default"/>
+      </w:rPr>
+    </w:lvl>
+  </w:abstractNum>
+  <w:abstractNum w:abstractNumId="35">
+    <w:lvl w:ilvl="0">
+      <w:start w:val="1"/>
+      <w:numFmt w:val="bullet"/>
+      <w:lvlText w:val=""/>
+      <w:lvlJc w:val="start"/>
+      <w:pPr>
+        <w:tabs>
+          <w:tab w:val="num" w:pos="720"/>
+        </w:tabs>
+        <w:ind w:start="720" w:hanging="360"/>
+      </w:pPr>
+      <w:rPr>
+        <w:rFonts w:ascii="Symbol" w:hAnsi="Symbol" w:cs="Symbol" w:hint="default"/>
+      </w:rPr>
+    </w:lvl>
+    <w:lvl w:ilvl="1">
+      <w:start w:val="1"/>
+      <w:numFmt w:val="bullet"/>
+      <w:lvlText w:val=""/>
+      <w:lvlJc w:val="start"/>
+      <w:pPr>
+        <w:tabs>
+          <w:tab w:val="num" w:pos="1080"/>
+        </w:tabs>
+        <w:ind w:start="1080" w:hanging="360"/>
+      </w:pPr>
+      <w:rPr>
+        <w:rFonts w:ascii="Wingdings" w:hAnsi="Wingdings" w:cs="Wingdings" w:hint="default"/>
+      </w:rPr>
+    </w:lvl>
+    <w:lvl w:ilvl="2">
+      <w:start w:val="1"/>
+      <w:numFmt w:val="bullet"/>
+      <w:lvlText w:val=""/>
+      <w:lvlJc w:val="start"/>
+      <w:pPr>
+        <w:tabs>
+          <w:tab w:val="num" w:pos="1440"/>
+        </w:tabs>
+        <w:ind w:start="1440" w:hanging="360"/>
+      </w:pPr>
+      <w:rPr>
+        <w:rFonts w:ascii="Wingdings 2" w:hAnsi="Wingdings 2" w:cs="Wingdings 2" w:hint="default"/>
+      </w:rPr>
+    </w:lvl>
+    <w:lvl w:ilvl="3">
+      <w:start w:val="1"/>
+      <w:numFmt w:val="bullet"/>
+      <w:lvlText w:val=""/>
+      <w:lvlJc w:val="start"/>
+      <w:pPr>
+        <w:tabs>
+          <w:tab w:val="num" w:pos="1800"/>
+        </w:tabs>
+        <w:ind w:start="1800" w:hanging="360"/>
+      </w:pPr>
+      <w:rPr>
+        <w:rFonts w:ascii="MT Extra" w:hAnsi="MT Extra" w:cs="MT Extra" w:hint="default"/>
+      </w:rPr>
+    </w:lvl>
+    <w:lvl w:ilvl="4">
+      <w:start w:val="1"/>
+      <w:numFmt w:val="bullet"/>
+      <w:lvlText w:val="►"/>
+      <w:lvlJc w:val="start"/>
+      <w:pPr>
+        <w:tabs>
+          <w:tab w:val="num" w:pos="2160"/>
+        </w:tabs>
+        <w:ind w:start="2160" w:hanging="360"/>
+      </w:pPr>
+      <w:rPr>
+        <w:rFonts w:ascii="OpenSymbol" w:hAnsi="OpenSymbol" w:cs="OpenSymbol" w:hint="default"/>
+      </w:rPr>
+    </w:lvl>
+    <w:lvl w:ilvl="5">
+      <w:start w:val="1"/>
+      <w:numFmt w:val="bullet"/>
+      <w:lvlText w:val=""/>
+      <w:lvlJc w:val="start"/>
+      <w:pPr>
+        <w:tabs>
+          <w:tab w:val="num" w:pos="2520"/>
+        </w:tabs>
+        <w:ind w:start="2520" w:hanging="360"/>
+      </w:pPr>
+      <w:rPr>
+        <w:rFonts w:ascii="Symbol" w:hAnsi="Symbol" w:cs="Symbol" w:hint="default"/>
+      </w:rPr>
+    </w:lvl>
+    <w:lvl w:ilvl="6">
+      <w:start w:val="1"/>
+      <w:numFmt w:val="bullet"/>
+      <w:lvlText w:val="-"/>
+      <w:lvlJc w:val="start"/>
+      <w:pPr>
+        <w:tabs>
+          <w:tab w:val="num" w:pos="2880"/>
+        </w:tabs>
+        <w:ind w:start="2880" w:hanging="360"/>
+      </w:pPr>
+      <w:rPr>
+        <w:rFonts w:ascii="OpenSymbol" w:hAnsi="OpenSymbol" w:cs="OpenSymbol" w:hint="default"/>
+      </w:rPr>
+    </w:lvl>
+    <w:lvl w:ilvl="7">
+      <w:start w:val="1"/>
+      <w:numFmt w:val="bullet"/>
+      <w:lvlText w:val=""/>
+      <w:lvlJc w:val="start"/>
+      <w:pPr>
+        <w:tabs>
+          <w:tab w:val="num" w:pos="3240"/>
+        </w:tabs>
+        <w:ind w:start="3240" w:hanging="360"/>
+      </w:pPr>
+      <w:rPr>
+        <w:rFonts w:ascii="Symbol" w:hAnsi="Symbol" w:cs="Symbol" w:hint="default"/>
+      </w:rPr>
+    </w:lvl>
+    <w:lvl w:ilvl="8">
+      <w:start w:val="1"/>
+      <w:numFmt w:val="bullet"/>
+      <w:lvlText w:val=""/>
+      <w:lvlJc w:val="start"/>
+      <w:pPr>
+        <w:tabs>
+          <w:tab w:val="num" w:pos="3600"/>
+        </w:tabs>
+        <w:ind w:start="3600" w:hanging="360"/>
+      </w:pPr>
+      <w:rPr>
+        <w:rFonts w:ascii="Symbol" w:hAnsi="Symbol" w:cs="Symbol" w:hint="default"/>
+      </w:rPr>
+    </w:lvl>
+  </w:abstractNum>
+  <w:abstractNum w:abstractNumId="36">
     <w:lvl w:ilvl="0">
       <w:start w:val="1"/>
       <w:numFmt w:val="none"/>
@@ -24222,6 +24940,12 @@
   </w:num>
   <w:num w:numId="34">
     <w:abstractNumId w:val="34"/>
+  </w:num>
+  <w:num w:numId="35">
+    <w:abstractNumId w:val="35"/>
+  </w:num>
+  <w:num w:numId="36">
+    <w:abstractNumId w:val="36"/>
   </w:num>
 </w:numbering>
 </file>

--- a/fizika11.docx
+++ b/fizika11.docx
@@ -4119,7 +4119,7 @@
         <w:pStyle w:val="Normal"/>
         <w:widowControl/>
         <w:suppressAutoHyphens w:val="true"/>
-        <w:overflowPunct w:val="true"/>
+        <w:overflowPunct w:val="false"/>
         <w:bidi w:val="0"/>
         <w:spacing w:before="0" w:after="0"/>
         <w:ind w:hanging="0" w:start="0" w:end="0"/>
@@ -19910,6 +19910,553 @@
         </w:rPr>
       </w:r>
     </w:p>
+    <w:p>
+      <w:pPr>
+        <w:pStyle w:val="Normal"/>
+        <w:tabs>
+          <w:tab w:val="clear" w:pos="709"/>
+          <w:tab w:val="left" w:pos="2370" w:leader="none"/>
+        </w:tabs>
+        <w:jc w:val="start"/>
+        <w:rPr>
+          <w:rFonts w:eastAsia="Noto Serif CJK SC" w:cs="Noto Sans Devanagari"/>
+          <w:b w:val="false"/>
+          <w:bCs w:val="false"/>
+          <w:sz w:val="24"/>
+          <w:szCs w:val="24"/>
+          <w:u w:val="none"/>
+          <w:lang w:val="hu-HU" w:eastAsia="zh-CN" w:bidi="hi-IN"/>
+        </w:rPr>
+      </w:pPr>
+      <w:r>
+        <w:rPr>
+          <w:rFonts w:eastAsia="Noto Serif CJK SC" w:cs="Noto Sans Devanagari"/>
+          <w:b w:val="false"/>
+          <w:bCs w:val="false"/>
+          <w:sz w:val="24"/>
+          <w:szCs w:val="24"/>
+          <w:u w:val="none"/>
+          <w:lang w:val="hu-HU" w:eastAsia="zh-CN" w:bidi="hi-IN"/>
+        </w:rPr>
+      </w:r>
+    </w:p>
+    <w:p>
+      <w:pPr>
+        <w:pStyle w:val="Normal"/>
+        <w:tabs>
+          <w:tab w:val="clear" w:pos="709"/>
+          <w:tab w:val="left" w:pos="2370" w:leader="none"/>
+        </w:tabs>
+        <w:jc w:val="start"/>
+        <w:rPr>
+          <w:rFonts w:eastAsia="Noto Serif CJK SC" w:cs="Noto Sans Devanagari"/>
+          <w:b w:val="false"/>
+          <w:bCs w:val="false"/>
+          <w:sz w:val="24"/>
+          <w:szCs w:val="24"/>
+          <w:u w:val="none"/>
+          <w:lang w:val="hu-HU" w:eastAsia="zh-CN" w:bidi="hi-IN"/>
+        </w:rPr>
+      </w:pPr>
+      <w:r>
+        <w:rPr>
+          <w:rFonts w:eastAsia="Noto Serif CJK SC" w:cs="Noto Sans Devanagari"/>
+          <w:b w:val="false"/>
+          <w:bCs w:val="false"/>
+          <w:sz w:val="24"/>
+          <w:szCs w:val="24"/>
+          <w:u w:val="none"/>
+          <w:lang w:val="hu-HU" w:eastAsia="zh-CN" w:bidi="hi-IN"/>
+        </w:rPr>
+        <w:t>hang</w:t>
+      </w:r>
+    </w:p>
+    <w:p>
+      <w:pPr>
+        <w:pStyle w:val="Normal"/>
+        <w:numPr>
+          <w:ilvl w:val="0"/>
+          <w:numId w:val="36"/>
+        </w:numPr>
+        <w:tabs>
+          <w:tab w:val="clear" w:pos="709"/>
+          <w:tab w:val="left" w:pos="2370" w:leader="none"/>
+        </w:tabs>
+        <w:jc w:val="start"/>
+        <w:rPr>
+          <w:rFonts w:eastAsia="Noto Serif CJK SC" w:cs="Noto Sans Devanagari"/>
+          <w:b w:val="false"/>
+          <w:bCs w:val="false"/>
+          <w:sz w:val="24"/>
+          <w:szCs w:val="24"/>
+          <w:u w:val="none"/>
+          <w:lang w:val="hu-HU" w:eastAsia="zh-CN" w:bidi="hi-IN"/>
+        </w:rPr>
+      </w:pPr>
+      <w:r>
+        <w:rPr>
+          <w:rFonts w:eastAsia="Noto Serif CJK SC" w:cs="Noto Sans Devanagari"/>
+          <w:b w:val="false"/>
+          <w:bCs w:val="false"/>
+          <w:sz w:val="24"/>
+          <w:szCs w:val="24"/>
+          <w:u w:val="none"/>
+          <w:lang w:val="hu-HU" w:eastAsia="zh-CN" w:bidi="hi-IN"/>
+        </w:rPr>
+        <w:t>80db-től a hangerősség káros az emberre, 14db a fájdalomküszöb</w:t>
+      </w:r>
+    </w:p>
+    <w:p>
+      <w:pPr>
+        <w:pStyle w:val="Normal"/>
+        <w:numPr>
+          <w:ilvl w:val="0"/>
+          <w:numId w:val="36"/>
+        </w:numPr>
+        <w:tabs>
+          <w:tab w:val="clear" w:pos="709"/>
+          <w:tab w:val="left" w:pos="2370" w:leader="none"/>
+        </w:tabs>
+        <w:jc w:val="start"/>
+        <w:rPr>
+          <w:rFonts w:eastAsia="Noto Serif CJK SC" w:cs="Noto Sans Devanagari"/>
+          <w:b w:val="false"/>
+          <w:bCs w:val="false"/>
+          <w:sz w:val="24"/>
+          <w:szCs w:val="24"/>
+          <w:u w:val="none"/>
+          <w:lang w:val="hu-HU" w:eastAsia="zh-CN" w:bidi="hi-IN"/>
+        </w:rPr>
+      </w:pPr>
+      <w:r>
+        <w:rPr>
+          <w:rFonts w:eastAsia="Noto Serif CJK SC" w:cs="Noto Sans Devanagari"/>
+          <w:b w:val="false"/>
+          <w:bCs w:val="false"/>
+          <w:sz w:val="24"/>
+          <w:szCs w:val="24"/>
+          <w:u w:val="none"/>
+          <w:lang w:val="hu-HU" w:eastAsia="zh-CN" w:bidi="hi-IN"/>
+        </w:rPr>
+        <w:t>a hang magasságát a frekvencia határozza meg</w:t>
+      </w:r>
+    </w:p>
+    <w:p>
+      <w:pPr>
+        <w:pStyle w:val="Normal"/>
+        <w:numPr>
+          <w:ilvl w:val="0"/>
+          <w:numId w:val="36"/>
+        </w:numPr>
+        <w:tabs>
+          <w:tab w:val="clear" w:pos="709"/>
+          <w:tab w:val="left" w:pos="2370" w:leader="none"/>
+        </w:tabs>
+        <w:jc w:val="start"/>
+        <w:rPr>
+          <w:rFonts w:eastAsia="Noto Serif CJK SC" w:cs="Noto Sans Devanagari"/>
+          <w:b w:val="false"/>
+          <w:bCs w:val="false"/>
+          <w:sz w:val="24"/>
+          <w:szCs w:val="24"/>
+          <w:u w:val="none"/>
+          <w:lang w:val="hu-HU" w:eastAsia="zh-CN" w:bidi="hi-IN"/>
+        </w:rPr>
+      </w:pPr>
+      <w:r>
+        <w:rPr>
+          <w:rFonts w:eastAsia="Noto Serif CJK SC" w:cs="Noto Sans Devanagari"/>
+          <w:b w:val="false"/>
+          <w:bCs w:val="false"/>
+          <w:sz w:val="24"/>
+          <w:szCs w:val="24"/>
+          <w:u w:val="none"/>
+          <w:lang w:val="hu-HU" w:eastAsia="zh-CN" w:bidi="hi-IN"/>
+        </w:rPr>
+        <w:t>a zenében használatos hangok frekvenciája közelítüleg 32 Hz – 6000 Hz</w:t>
+      </w:r>
+    </w:p>
+    <w:p>
+      <w:pPr>
+        <w:pStyle w:val="Normal"/>
+        <w:numPr>
+          <w:ilvl w:val="0"/>
+          <w:numId w:val="36"/>
+        </w:numPr>
+        <w:tabs>
+          <w:tab w:val="clear" w:pos="709"/>
+          <w:tab w:val="left" w:pos="2370" w:leader="none"/>
+        </w:tabs>
+        <w:jc w:val="start"/>
+        <w:rPr>
+          <w:rFonts w:eastAsia="Noto Serif CJK SC" w:cs="Noto Sans Devanagari"/>
+          <w:b w:val="false"/>
+          <w:bCs w:val="false"/>
+          <w:sz w:val="24"/>
+          <w:szCs w:val="24"/>
+          <w:u w:val="none"/>
+          <w:lang w:val="hu-HU" w:eastAsia="zh-CN" w:bidi="hi-IN"/>
+        </w:rPr>
+      </w:pPr>
+      <w:r>
+        <w:rPr>
+          <w:rFonts w:eastAsia="Noto Serif CJK SC" w:cs="Noto Sans Devanagari"/>
+          <w:b w:val="false"/>
+          <w:bCs w:val="false"/>
+          <w:sz w:val="24"/>
+          <w:szCs w:val="24"/>
+          <w:u w:val="none"/>
+          <w:lang w:val="hu-HU" w:eastAsia="zh-CN" w:bidi="hi-IN"/>
+        </w:rPr>
+        <w:t>az emberi hangé 80 Hz – 1300 Hz</w:t>
+      </w:r>
+    </w:p>
+    <w:p>
+      <w:pPr>
+        <w:pStyle w:val="Normal"/>
+        <w:numPr>
+          <w:ilvl w:val="0"/>
+          <w:numId w:val="36"/>
+        </w:numPr>
+        <w:tabs>
+          <w:tab w:val="clear" w:pos="709"/>
+          <w:tab w:val="left" w:pos="2370" w:leader="none"/>
+        </w:tabs>
+        <w:jc w:val="start"/>
+        <w:rPr>
+          <w:rFonts w:eastAsia="Noto Serif CJK SC" w:cs="Noto Sans Devanagari"/>
+          <w:b w:val="false"/>
+          <w:bCs w:val="false"/>
+          <w:sz w:val="24"/>
+          <w:szCs w:val="24"/>
+          <w:u w:val="none"/>
+          <w:lang w:val="hu-HU" w:eastAsia="zh-CN" w:bidi="hi-IN"/>
+        </w:rPr>
+      </w:pPr>
+      <w:r>
+        <w:rPr>
+          <w:rFonts w:eastAsia="Noto Serif CJK SC" w:cs="Noto Sans Devanagari"/>
+          <w:b w:val="false"/>
+          <w:bCs w:val="false"/>
+          <w:sz w:val="24"/>
+          <w:szCs w:val="24"/>
+          <w:u w:val="none"/>
+          <w:lang w:val="hu-HU" w:eastAsia="zh-CN" w:bidi="hi-IN"/>
+        </w:rPr>
+        <w:t>A hangmagasság helyett általában két hang frekvenciájának a hányadosát használjuk, azt hengköznek nevezzük. Meghatározott hangközökkel egymást követő hengok sora a hangskála</w:t>
+      </w:r>
+    </w:p>
+    <w:p>
+      <w:pPr>
+        <w:pStyle w:val="Normal"/>
+        <w:numPr>
+          <w:ilvl w:val="0"/>
+          <w:numId w:val="36"/>
+        </w:numPr>
+        <w:tabs>
+          <w:tab w:val="clear" w:pos="709"/>
+          <w:tab w:val="left" w:pos="2370" w:leader="none"/>
+        </w:tabs>
+        <w:jc w:val="start"/>
+        <w:rPr>
+          <w:rFonts w:eastAsia="Noto Serif CJK SC" w:cs="Noto Sans Devanagari"/>
+          <w:b w:val="false"/>
+          <w:bCs w:val="false"/>
+          <w:sz w:val="24"/>
+          <w:szCs w:val="24"/>
+          <w:u w:val="none"/>
+          <w:lang w:val="hu-HU" w:eastAsia="zh-CN" w:bidi="hi-IN"/>
+        </w:rPr>
+      </w:pPr>
+      <w:r>
+        <w:rPr>
+          <w:rFonts w:eastAsia="Noto Serif CJK SC" w:cs="Noto Sans Devanagari"/>
+          <w:b w:val="false"/>
+          <w:bCs w:val="false"/>
+          <w:sz w:val="24"/>
+          <w:szCs w:val="24"/>
+          <w:u w:val="none"/>
+          <w:lang w:val="hu-HU" w:eastAsia="zh-CN" w:bidi="hi-IN"/>
+        </w:rPr>
+        <w:t>emberi hallás 16-20000 Hz</w:t>
+      </w:r>
+    </w:p>
+    <w:p>
+      <w:pPr>
+        <w:pStyle w:val="Normal"/>
+        <w:numPr>
+          <w:ilvl w:val="0"/>
+          <w:numId w:val="36"/>
+        </w:numPr>
+        <w:tabs>
+          <w:tab w:val="clear" w:pos="709"/>
+          <w:tab w:val="left" w:pos="2370" w:leader="none"/>
+        </w:tabs>
+        <w:jc w:val="start"/>
+        <w:rPr>
+          <w:rFonts w:eastAsia="Noto Serif CJK SC" w:cs="Noto Sans Devanagari"/>
+          <w:b w:val="false"/>
+          <w:bCs w:val="false"/>
+          <w:sz w:val="24"/>
+          <w:szCs w:val="24"/>
+          <w:u w:val="none"/>
+          <w:lang w:val="hu-HU" w:eastAsia="zh-CN" w:bidi="hi-IN"/>
+        </w:rPr>
+      </w:pPr>
+      <w:r>
+        <w:rPr>
+          <w:rFonts w:eastAsia="Noto Serif CJK SC" w:cs="Noto Sans Devanagari"/>
+          <w:b w:val="false"/>
+          <w:bCs w:val="false"/>
+          <w:sz w:val="24"/>
+          <w:szCs w:val="24"/>
+          <w:u w:val="none"/>
+          <w:lang w:val="hu-HU" w:eastAsia="zh-CN" w:bidi="hi-IN"/>
+        </w:rPr>
+        <w:t>idős ember 16-5000 Hz</w:t>
+      </w:r>
+    </w:p>
+    <w:p>
+      <w:pPr>
+        <w:pStyle w:val="Normal"/>
+        <w:numPr>
+          <w:ilvl w:val="0"/>
+          <w:numId w:val="36"/>
+        </w:numPr>
+        <w:tabs>
+          <w:tab w:val="clear" w:pos="709"/>
+          <w:tab w:val="left" w:pos="2370" w:leader="none"/>
+        </w:tabs>
+        <w:jc w:val="start"/>
+        <w:rPr>
+          <w:rFonts w:eastAsia="Noto Serif CJK SC" w:cs="Noto Sans Devanagari"/>
+          <w:b w:val="false"/>
+          <w:bCs w:val="false"/>
+          <w:sz w:val="24"/>
+          <w:szCs w:val="24"/>
+          <w:u w:val="none"/>
+          <w:lang w:val="hu-HU" w:eastAsia="zh-CN" w:bidi="hi-IN"/>
+        </w:rPr>
+      </w:pPr>
+      <w:r>
+        <w:rPr>
+          <w:rFonts w:eastAsia="Noto Serif CJK SC" w:cs="Noto Sans Devanagari"/>
+          <w:b w:val="false"/>
+          <w:bCs w:val="false"/>
+          <w:sz w:val="24"/>
+          <w:szCs w:val="24"/>
+          <w:u w:val="none"/>
+          <w:lang w:val="hu-HU" w:eastAsia="zh-CN" w:bidi="hi-IN"/>
+        </w:rPr>
+        <w:t>kuyta 15-50000 Hz</w:t>
+      </w:r>
+    </w:p>
+    <w:p>
+      <w:pPr>
+        <w:pStyle w:val="Normal"/>
+        <w:numPr>
+          <w:ilvl w:val="0"/>
+          <w:numId w:val="36"/>
+        </w:numPr>
+        <w:tabs>
+          <w:tab w:val="clear" w:pos="709"/>
+          <w:tab w:val="left" w:pos="2370" w:leader="none"/>
+        </w:tabs>
+        <w:jc w:val="start"/>
+        <w:rPr>
+          <w:rFonts w:eastAsia="Noto Serif CJK SC" w:cs="Noto Sans Devanagari"/>
+          <w:b w:val="false"/>
+          <w:bCs w:val="false"/>
+          <w:sz w:val="24"/>
+          <w:szCs w:val="24"/>
+          <w:u w:val="none"/>
+          <w:lang w:val="hu-HU" w:eastAsia="zh-CN" w:bidi="hi-IN"/>
+        </w:rPr>
+      </w:pPr>
+      <w:r>
+        <w:rPr>
+          <w:rFonts w:eastAsia="Noto Serif CJK SC" w:cs="Noto Sans Devanagari"/>
+          <w:b w:val="false"/>
+          <w:bCs w:val="false"/>
+          <w:sz w:val="24"/>
+          <w:szCs w:val="24"/>
+          <w:u w:val="none"/>
+          <w:lang w:val="hu-HU" w:eastAsia="zh-CN" w:bidi="hi-IN"/>
+        </w:rPr>
+        <w:t>macska 50-65000 Hz</w:t>
+      </w:r>
+    </w:p>
+    <w:p>
+      <w:pPr>
+        <w:pStyle w:val="Normal"/>
+        <w:tabs>
+          <w:tab w:val="clear" w:pos="709"/>
+          <w:tab w:val="left" w:pos="2370" w:leader="none"/>
+        </w:tabs>
+        <w:jc w:val="start"/>
+        <w:rPr>
+          <w:rFonts w:eastAsia="Noto Serif CJK SC" w:cs="Noto Sans Devanagari"/>
+          <w:b w:val="false"/>
+          <w:bCs w:val="false"/>
+          <w:sz w:val="24"/>
+          <w:szCs w:val="24"/>
+          <w:u w:val="none"/>
+          <w:lang w:val="hu-HU" w:eastAsia="zh-CN" w:bidi="hi-IN"/>
+        </w:rPr>
+      </w:pPr>
+      <w:r>
+        <w:rPr>
+          <w:rFonts w:eastAsia="Noto Serif CJK SC" w:cs="Noto Sans Devanagari"/>
+          <w:b w:val="false"/>
+          <w:bCs w:val="false"/>
+          <w:sz w:val="24"/>
+          <w:szCs w:val="24"/>
+          <w:u w:val="none"/>
+          <w:lang w:val="hu-HU" w:eastAsia="zh-CN" w:bidi="hi-IN"/>
+        </w:rPr>
+        <w:t>Ultrahang felhasználása</w:t>
+      </w:r>
+    </w:p>
+    <w:p>
+      <w:pPr>
+        <w:pStyle w:val="Normal"/>
+        <w:numPr>
+          <w:ilvl w:val="0"/>
+          <w:numId w:val="37"/>
+        </w:numPr>
+        <w:tabs>
+          <w:tab w:val="clear" w:pos="709"/>
+          <w:tab w:val="left" w:pos="2370" w:leader="none"/>
+        </w:tabs>
+        <w:jc w:val="start"/>
+        <w:rPr>
+          <w:rFonts w:eastAsia="Noto Serif CJK SC" w:cs="Noto Sans Devanagari"/>
+          <w:b w:val="false"/>
+          <w:bCs w:val="false"/>
+          <w:sz w:val="24"/>
+          <w:szCs w:val="24"/>
+          <w:u w:val="none"/>
+          <w:lang w:val="hu-HU" w:eastAsia="zh-CN" w:bidi="hi-IN"/>
+        </w:rPr>
+      </w:pPr>
+      <w:r>
+        <w:rPr>
+          <w:rFonts w:eastAsia="Noto Serif CJK SC" w:cs="Noto Sans Devanagari"/>
+          <w:b w:val="false"/>
+          <w:bCs w:val="false"/>
+          <w:sz w:val="24"/>
+          <w:szCs w:val="24"/>
+          <w:u w:val="none"/>
+          <w:lang w:val="hu-HU" w:eastAsia="zh-CN" w:bidi="hi-IN"/>
+        </w:rPr>
+        <w:t>ipar (megöli a baktériumokat)</w:t>
+      </w:r>
+    </w:p>
+    <w:p>
+      <w:pPr>
+        <w:pStyle w:val="Normal"/>
+        <w:numPr>
+          <w:ilvl w:val="0"/>
+          <w:numId w:val="37"/>
+        </w:numPr>
+        <w:tabs>
+          <w:tab w:val="clear" w:pos="709"/>
+          <w:tab w:val="left" w:pos="2370" w:leader="none"/>
+        </w:tabs>
+        <w:jc w:val="start"/>
+        <w:rPr>
+          <w:rFonts w:eastAsia="Noto Serif CJK SC" w:cs="Noto Sans Devanagari"/>
+          <w:b w:val="false"/>
+          <w:bCs w:val="false"/>
+          <w:sz w:val="24"/>
+          <w:szCs w:val="24"/>
+          <w:u w:val="none"/>
+          <w:lang w:val="hu-HU" w:eastAsia="zh-CN" w:bidi="hi-IN"/>
+        </w:rPr>
+      </w:pPr>
+      <w:r>
+        <w:rPr>
+          <w:rFonts w:eastAsia="Noto Serif CJK SC" w:cs="Noto Sans Devanagari"/>
+          <w:b w:val="false"/>
+          <w:bCs w:val="false"/>
+          <w:sz w:val="24"/>
+          <w:szCs w:val="24"/>
+          <w:u w:val="none"/>
+          <w:lang w:val="hu-HU" w:eastAsia="zh-CN" w:bidi="hi-IN"/>
+        </w:rPr>
+        <w:t>orvosi diagnosztika</w:t>
+      </w:r>
+    </w:p>
+    <w:p>
+      <w:pPr>
+        <w:pStyle w:val="Normal"/>
+        <w:numPr>
+          <w:ilvl w:val="0"/>
+          <w:numId w:val="37"/>
+        </w:numPr>
+        <w:tabs>
+          <w:tab w:val="clear" w:pos="709"/>
+          <w:tab w:val="left" w:pos="2370" w:leader="none"/>
+        </w:tabs>
+        <w:jc w:val="start"/>
+        <w:rPr>
+          <w:rFonts w:eastAsia="Noto Serif CJK SC" w:cs="Noto Sans Devanagari"/>
+          <w:b w:val="false"/>
+          <w:bCs w:val="false"/>
+          <w:sz w:val="24"/>
+          <w:szCs w:val="24"/>
+          <w:u w:val="none"/>
+          <w:lang w:val="hu-HU" w:eastAsia="zh-CN" w:bidi="hi-IN"/>
+        </w:rPr>
+      </w:pPr>
+      <w:r>
+        <w:rPr>
+          <w:rFonts w:eastAsia="Noto Serif CJK SC" w:cs="Noto Sans Devanagari"/>
+          <w:b w:val="false"/>
+          <w:bCs w:val="false"/>
+          <w:sz w:val="24"/>
+          <w:szCs w:val="24"/>
+          <w:u w:val="none"/>
+          <w:lang w:val="hu-HU" w:eastAsia="zh-CN" w:bidi="hi-IN"/>
+        </w:rPr>
+        <w:t>kozmetika</w:t>
+      </w:r>
+    </w:p>
+    <w:p>
+      <w:pPr>
+        <w:pStyle w:val="Normal"/>
+        <w:numPr>
+          <w:ilvl w:val="0"/>
+          <w:numId w:val="37"/>
+        </w:numPr>
+        <w:tabs>
+          <w:tab w:val="clear" w:pos="709"/>
+          <w:tab w:val="left" w:pos="2370" w:leader="none"/>
+        </w:tabs>
+        <w:jc w:val="start"/>
+        <w:rPr>
+          <w:rFonts w:eastAsia="Noto Serif CJK SC" w:cs="Noto Sans Devanagari"/>
+          <w:b w:val="false"/>
+          <w:bCs w:val="false"/>
+          <w:sz w:val="24"/>
+          <w:szCs w:val="24"/>
+          <w:u w:val="none"/>
+          <w:lang w:val="hu-HU" w:eastAsia="zh-CN" w:bidi="hi-IN"/>
+        </w:rPr>
+      </w:pPr>
+      <w:r>
+        <w:rPr>
+          <w:rFonts w:eastAsia="Noto Serif CJK SC" w:cs="Noto Sans Devanagari"/>
+          <w:b w:val="false"/>
+          <w:bCs w:val="false"/>
+          <w:sz w:val="24"/>
+          <w:szCs w:val="24"/>
+          <w:u w:val="none"/>
+          <w:lang w:val="hu-HU" w:eastAsia="zh-CN" w:bidi="hi-IN"/>
+        </w:rPr>
+        <w:t>hadipar (radar, szonár)</w:t>
+      </w:r>
+    </w:p>
     <w:sectPr>
       <w:type w:val="nextPage"/>
       <w:pgSz w:w="12240" w:h="15840"/>
@@ -24721,6 +25268,280 @@
     </w:lvl>
   </w:abstractNum>
   <w:abstractNum w:abstractNumId="36">
+    <w:lvl w:ilvl="0">
+      <w:start w:val="1"/>
+      <w:numFmt w:val="bullet"/>
+      <w:lvlText w:val=""/>
+      <w:lvlJc w:val="start"/>
+      <w:pPr>
+        <w:tabs>
+          <w:tab w:val="num" w:pos="720"/>
+        </w:tabs>
+        <w:ind w:start="720" w:hanging="360"/>
+      </w:pPr>
+      <w:rPr>
+        <w:rFonts w:ascii="Symbol" w:hAnsi="Symbol" w:cs="Symbol" w:hint="default"/>
+      </w:rPr>
+    </w:lvl>
+    <w:lvl w:ilvl="1">
+      <w:start w:val="1"/>
+      <w:numFmt w:val="bullet"/>
+      <w:lvlText w:val=""/>
+      <w:lvlJc w:val="start"/>
+      <w:pPr>
+        <w:tabs>
+          <w:tab w:val="num" w:pos="1080"/>
+        </w:tabs>
+        <w:ind w:start="1080" w:hanging="360"/>
+      </w:pPr>
+      <w:rPr>
+        <w:rFonts w:ascii="Wingdings" w:hAnsi="Wingdings" w:cs="Wingdings" w:hint="default"/>
+      </w:rPr>
+    </w:lvl>
+    <w:lvl w:ilvl="2">
+      <w:start w:val="1"/>
+      <w:numFmt w:val="bullet"/>
+      <w:lvlText w:val=""/>
+      <w:lvlJc w:val="start"/>
+      <w:pPr>
+        <w:tabs>
+          <w:tab w:val="num" w:pos="1440"/>
+        </w:tabs>
+        <w:ind w:start="1440" w:hanging="360"/>
+      </w:pPr>
+      <w:rPr>
+        <w:rFonts w:ascii="Wingdings 2" w:hAnsi="Wingdings 2" w:cs="Wingdings 2" w:hint="default"/>
+      </w:rPr>
+    </w:lvl>
+    <w:lvl w:ilvl="3">
+      <w:start w:val="1"/>
+      <w:numFmt w:val="bullet"/>
+      <w:lvlText w:val=""/>
+      <w:lvlJc w:val="start"/>
+      <w:pPr>
+        <w:tabs>
+          <w:tab w:val="num" w:pos="1800"/>
+        </w:tabs>
+        <w:ind w:start="1800" w:hanging="360"/>
+      </w:pPr>
+      <w:rPr>
+        <w:rFonts w:ascii="MT Extra" w:hAnsi="MT Extra" w:cs="MT Extra" w:hint="default"/>
+      </w:rPr>
+    </w:lvl>
+    <w:lvl w:ilvl="4">
+      <w:start w:val="1"/>
+      <w:numFmt w:val="bullet"/>
+      <w:lvlText w:val="►"/>
+      <w:lvlJc w:val="start"/>
+      <w:pPr>
+        <w:tabs>
+          <w:tab w:val="num" w:pos="2160"/>
+        </w:tabs>
+        <w:ind w:start="2160" w:hanging="360"/>
+      </w:pPr>
+      <w:rPr>
+        <w:rFonts w:ascii="OpenSymbol" w:hAnsi="OpenSymbol" w:cs="OpenSymbol" w:hint="default"/>
+      </w:rPr>
+    </w:lvl>
+    <w:lvl w:ilvl="5">
+      <w:start w:val="1"/>
+      <w:numFmt w:val="bullet"/>
+      <w:lvlText w:val=""/>
+      <w:lvlJc w:val="start"/>
+      <w:pPr>
+        <w:tabs>
+          <w:tab w:val="num" w:pos="2520"/>
+        </w:tabs>
+        <w:ind w:start="2520" w:hanging="360"/>
+      </w:pPr>
+      <w:rPr>
+        <w:rFonts w:ascii="Symbol" w:hAnsi="Symbol" w:cs="Symbol" w:hint="default"/>
+      </w:rPr>
+    </w:lvl>
+    <w:lvl w:ilvl="6">
+      <w:start w:val="1"/>
+      <w:numFmt w:val="bullet"/>
+      <w:lvlText w:val="-"/>
+      <w:lvlJc w:val="start"/>
+      <w:pPr>
+        <w:tabs>
+          <w:tab w:val="num" w:pos="2880"/>
+        </w:tabs>
+        <w:ind w:start="2880" w:hanging="360"/>
+      </w:pPr>
+      <w:rPr>
+        <w:rFonts w:ascii="OpenSymbol" w:hAnsi="OpenSymbol" w:cs="OpenSymbol" w:hint="default"/>
+      </w:rPr>
+    </w:lvl>
+    <w:lvl w:ilvl="7">
+      <w:start w:val="1"/>
+      <w:numFmt w:val="bullet"/>
+      <w:lvlText w:val=""/>
+      <w:lvlJc w:val="start"/>
+      <w:pPr>
+        <w:tabs>
+          <w:tab w:val="num" w:pos="3240"/>
+        </w:tabs>
+        <w:ind w:start="3240" w:hanging="360"/>
+      </w:pPr>
+      <w:rPr>
+        <w:rFonts w:ascii="Symbol" w:hAnsi="Symbol" w:cs="Symbol" w:hint="default"/>
+      </w:rPr>
+    </w:lvl>
+    <w:lvl w:ilvl="8">
+      <w:start w:val="1"/>
+      <w:numFmt w:val="bullet"/>
+      <w:lvlText w:val=""/>
+      <w:lvlJc w:val="start"/>
+      <w:pPr>
+        <w:tabs>
+          <w:tab w:val="num" w:pos="3600"/>
+        </w:tabs>
+        <w:ind w:start="3600" w:hanging="360"/>
+      </w:pPr>
+      <w:rPr>
+        <w:rFonts w:ascii="Symbol" w:hAnsi="Symbol" w:cs="Symbol" w:hint="default"/>
+      </w:rPr>
+    </w:lvl>
+  </w:abstractNum>
+  <w:abstractNum w:abstractNumId="37">
+    <w:lvl w:ilvl="0">
+      <w:start w:val="1"/>
+      <w:numFmt w:val="bullet"/>
+      <w:lvlText w:val=""/>
+      <w:lvlJc w:val="start"/>
+      <w:pPr>
+        <w:tabs>
+          <w:tab w:val="num" w:pos="720"/>
+        </w:tabs>
+        <w:ind w:start="720" w:hanging="360"/>
+      </w:pPr>
+      <w:rPr>
+        <w:rFonts w:ascii="Symbol" w:hAnsi="Symbol" w:cs="Symbol" w:hint="default"/>
+      </w:rPr>
+    </w:lvl>
+    <w:lvl w:ilvl="1">
+      <w:start w:val="1"/>
+      <w:numFmt w:val="bullet"/>
+      <w:lvlText w:val=""/>
+      <w:lvlJc w:val="start"/>
+      <w:pPr>
+        <w:tabs>
+          <w:tab w:val="num" w:pos="1080"/>
+        </w:tabs>
+        <w:ind w:start="1080" w:hanging="360"/>
+      </w:pPr>
+      <w:rPr>
+        <w:rFonts w:ascii="Wingdings" w:hAnsi="Wingdings" w:cs="Wingdings" w:hint="default"/>
+      </w:rPr>
+    </w:lvl>
+    <w:lvl w:ilvl="2">
+      <w:start w:val="1"/>
+      <w:numFmt w:val="bullet"/>
+      <w:lvlText w:val=""/>
+      <w:lvlJc w:val="start"/>
+      <w:pPr>
+        <w:tabs>
+          <w:tab w:val="num" w:pos="1440"/>
+        </w:tabs>
+        <w:ind w:start="1440" w:hanging="360"/>
+      </w:pPr>
+      <w:rPr>
+        <w:rFonts w:ascii="Wingdings 2" w:hAnsi="Wingdings 2" w:cs="Wingdings 2" w:hint="default"/>
+      </w:rPr>
+    </w:lvl>
+    <w:lvl w:ilvl="3">
+      <w:start w:val="1"/>
+      <w:numFmt w:val="bullet"/>
+      <w:lvlText w:val=""/>
+      <w:lvlJc w:val="start"/>
+      <w:pPr>
+        <w:tabs>
+          <w:tab w:val="num" w:pos="1800"/>
+        </w:tabs>
+        <w:ind w:start="1800" w:hanging="360"/>
+      </w:pPr>
+      <w:rPr>
+        <w:rFonts w:ascii="MT Extra" w:hAnsi="MT Extra" w:cs="MT Extra" w:hint="default"/>
+      </w:rPr>
+    </w:lvl>
+    <w:lvl w:ilvl="4">
+      <w:start w:val="1"/>
+      <w:numFmt w:val="bullet"/>
+      <w:lvlText w:val="►"/>
+      <w:lvlJc w:val="start"/>
+      <w:pPr>
+        <w:tabs>
+          <w:tab w:val="num" w:pos="2160"/>
+        </w:tabs>
+        <w:ind w:start="2160" w:hanging="360"/>
+      </w:pPr>
+      <w:rPr>
+        <w:rFonts w:ascii="OpenSymbol" w:hAnsi="OpenSymbol" w:cs="OpenSymbol" w:hint="default"/>
+      </w:rPr>
+    </w:lvl>
+    <w:lvl w:ilvl="5">
+      <w:start w:val="1"/>
+      <w:numFmt w:val="bullet"/>
+      <w:lvlText w:val=""/>
+      <w:lvlJc w:val="start"/>
+      <w:pPr>
+        <w:tabs>
+          <w:tab w:val="num" w:pos="2520"/>
+        </w:tabs>
+        <w:ind w:start="2520" w:hanging="360"/>
+      </w:pPr>
+      <w:rPr>
+        <w:rFonts w:ascii="Symbol" w:hAnsi="Symbol" w:cs="Symbol" w:hint="default"/>
+      </w:rPr>
+    </w:lvl>
+    <w:lvl w:ilvl="6">
+      <w:start w:val="1"/>
+      <w:numFmt w:val="bullet"/>
+      <w:lvlText w:val="-"/>
+      <w:lvlJc w:val="start"/>
+      <w:pPr>
+        <w:tabs>
+          <w:tab w:val="num" w:pos="2880"/>
+        </w:tabs>
+        <w:ind w:start="2880" w:hanging="360"/>
+      </w:pPr>
+      <w:rPr>
+        <w:rFonts w:ascii="OpenSymbol" w:hAnsi="OpenSymbol" w:cs="OpenSymbol" w:hint="default"/>
+      </w:rPr>
+    </w:lvl>
+    <w:lvl w:ilvl="7">
+      <w:start w:val="1"/>
+      <w:numFmt w:val="bullet"/>
+      <w:lvlText w:val=""/>
+      <w:lvlJc w:val="start"/>
+      <w:pPr>
+        <w:tabs>
+          <w:tab w:val="num" w:pos="3240"/>
+        </w:tabs>
+        <w:ind w:start="3240" w:hanging="360"/>
+      </w:pPr>
+      <w:rPr>
+        <w:rFonts w:ascii="Symbol" w:hAnsi="Symbol" w:cs="Symbol" w:hint="default"/>
+      </w:rPr>
+    </w:lvl>
+    <w:lvl w:ilvl="8">
+      <w:start w:val="1"/>
+      <w:numFmt w:val="bullet"/>
+      <w:lvlText w:val=""/>
+      <w:lvlJc w:val="start"/>
+      <w:pPr>
+        <w:tabs>
+          <w:tab w:val="num" w:pos="3600"/>
+        </w:tabs>
+        <w:ind w:start="3600" w:hanging="360"/>
+      </w:pPr>
+      <w:rPr>
+        <w:rFonts w:ascii="Symbol" w:hAnsi="Symbol" w:cs="Symbol" w:hint="default"/>
+      </w:rPr>
+    </w:lvl>
+  </w:abstractNum>
+  <w:abstractNum w:abstractNumId="38">
     <w:lvl w:ilvl="0">
       <w:start w:val="1"/>
       <w:numFmt w:val="none"/>
@@ -24947,6 +25768,12 @@
   <w:num w:numId="36">
     <w:abstractNumId w:val="36"/>
   </w:num>
+  <w:num w:numId="37">
+    <w:abstractNumId w:val="37"/>
+  </w:num>
+  <w:num w:numId="38">
+    <w:abstractNumId w:val="38"/>
+  </w:num>
 </w:numbering>
 </file>
 
@@ -24974,7 +25801,7 @@
     <w:pPr>
       <w:widowControl/>
       <w:suppressAutoHyphens w:val="true"/>
-      <w:overflowPunct w:val="true"/>
+      <w:overflowPunct w:val="false"/>
       <w:bidi w:val="0"/>
       <w:spacing w:before="0" w:after="0"/>
       <w:jc w:val="start"/>
@@ -24988,15 +25815,15 @@
       <w:lang w:val="en-US" w:eastAsia="zh-CN" w:bidi="hi-IN"/>
     </w:rPr>
   </w:style>
-  <w:style w:type="character" w:styleId="Bulletsuser">
-    <w:name w:val="Bullets (user)"/>
+  <w:style w:type="character" w:styleId="Bullets">
+    <w:name w:val="Bullets"/>
     <w:qFormat/>
     <w:rPr>
       <w:rFonts w:ascii="OpenSymbol" w:hAnsi="OpenSymbol" w:eastAsia="OpenSymbol" w:cs="OpenSymbol"/>
     </w:rPr>
   </w:style>
-  <w:style w:type="character" w:styleId="Bullets">
-    <w:name w:val="Bullets"/>
+  <w:style w:type="character" w:styleId="Bulletsuser">
+    <w:name w:val="Bullets (user)"/>
     <w:qFormat/>
     <w:rPr>
       <w:rFonts w:ascii="OpenSymbol" w:hAnsi="OpenSymbol" w:eastAsia="OpenSymbol" w:cs="OpenSymbol"/>

--- a/fizika11.docx
+++ b/fizika11.docx
@@ -20457,6 +20457,454 @@
         <w:t>hadipar (radar, szonár)</w:t>
       </w:r>
     </w:p>
+    <w:p>
+      <w:pPr>
+        <w:pStyle w:val="Normal"/>
+        <w:tabs>
+          <w:tab w:val="clear" w:pos="709"/>
+          <w:tab w:val="left" w:pos="2370" w:leader="none"/>
+        </w:tabs>
+        <w:jc w:val="start"/>
+        <w:rPr>
+          <w:rFonts w:eastAsia="Noto Serif CJK SC" w:cs="Noto Sans Devanagari"/>
+          <w:b w:val="false"/>
+          <w:bCs w:val="false"/>
+          <w:sz w:val="24"/>
+          <w:szCs w:val="24"/>
+          <w:u w:val="none"/>
+          <w:lang w:val="hu-HU" w:eastAsia="zh-CN" w:bidi="hi-IN"/>
+        </w:rPr>
+      </w:pPr>
+      <w:r>
+        <w:rPr>
+          <w:rFonts w:eastAsia="Noto Serif CJK SC" w:cs="Noto Sans Devanagari"/>
+          <w:b w:val="false"/>
+          <w:bCs w:val="false"/>
+          <w:sz w:val="24"/>
+          <w:szCs w:val="24"/>
+          <w:u w:val="none"/>
+          <w:lang w:val="hu-HU" w:eastAsia="zh-CN" w:bidi="hi-IN"/>
+        </w:rPr>
+      </w:r>
+    </w:p>
+    <w:p>
+      <w:pPr>
+        <w:pStyle w:val="Normal"/>
+        <w:tabs>
+          <w:tab w:val="clear" w:pos="709"/>
+          <w:tab w:val="left" w:pos="2370" w:leader="none"/>
+        </w:tabs>
+        <w:jc w:val="start"/>
+        <w:rPr>
+          <w:rFonts w:eastAsia="Noto Serif CJK SC" w:cs="Noto Sans Devanagari"/>
+          <w:b/>
+          <w:bCs/>
+          <w:sz w:val="24"/>
+          <w:szCs w:val="24"/>
+          <w:u w:val="none"/>
+          <w:lang w:val="hu-HU" w:eastAsia="zh-CN" w:bidi="hi-IN"/>
+        </w:rPr>
+      </w:pPr>
+      <w:r>
+        <w:rPr>
+          <w:rFonts w:eastAsia="Noto Serif CJK SC" w:cs="Noto Sans Devanagari"/>
+          <w:b/>
+          <w:bCs/>
+          <w:sz w:val="24"/>
+          <w:szCs w:val="24"/>
+          <w:u w:val="none"/>
+          <w:lang w:val="hu-HU" w:eastAsia="zh-CN" w:bidi="hi-IN"/>
+        </w:rPr>
+        <w:t>atomok mérete tömege</w:t>
+      </w:r>
+    </w:p>
+    <w:p>
+      <w:pPr>
+        <w:pStyle w:val="Normal"/>
+        <w:numPr>
+          <w:ilvl w:val="0"/>
+          <w:numId w:val="38"/>
+        </w:numPr>
+        <w:tabs>
+          <w:tab w:val="clear" w:pos="709"/>
+          <w:tab w:val="left" w:pos="2370" w:leader="none"/>
+        </w:tabs>
+        <w:jc w:val="start"/>
+        <w:rPr>
+          <w:rFonts w:eastAsia="Noto Serif CJK SC" w:cs="Noto Sans Devanagari"/>
+          <w:b w:val="false"/>
+          <w:bCs w:val="false"/>
+          <w:sz w:val="24"/>
+          <w:szCs w:val="24"/>
+          <w:u w:val="none"/>
+          <w:lang w:val="hu-HU" w:eastAsia="zh-CN" w:bidi="hi-IN"/>
+        </w:rPr>
+      </w:pPr>
+      <w:r>
+        <w:rPr>
+          <w:rFonts w:eastAsia="Noto Serif CJK SC" w:cs="Noto Sans Devanagari"/>
+          <w:b w:val="false"/>
+          <w:bCs w:val="false"/>
+          <w:sz w:val="24"/>
+          <w:szCs w:val="24"/>
+          <w:u w:val="none"/>
+          <w:lang w:val="hu-HU" w:eastAsia="zh-CN" w:bidi="hi-IN"/>
+        </w:rPr>
+        <w:t>Az atomok mérete 10</w:t>
+      </w:r>
+      <w:r>
+        <w:rPr>
+          <w:rFonts w:eastAsia="Noto Serif CJK SC" w:cs="Noto Sans Devanagari"/>
+          <w:b w:val="false"/>
+          <w:bCs w:val="false"/>
+          <w:sz w:val="24"/>
+          <w:szCs w:val="24"/>
+          <w:u w:val="none"/>
+          <w:vertAlign w:val="superscript"/>
+          <w:lang w:val="hu-HU" w:eastAsia="zh-CN" w:bidi="hi-IN"/>
+        </w:rPr>
+        <w:t>-10</w:t>
+      </w:r>
+      <w:r>
+        <w:rPr>
+          <w:rFonts w:eastAsia="Noto Serif CJK SC" w:cs="Noto Sans Devanagari"/>
+          <w:b w:val="false"/>
+          <w:bCs w:val="false"/>
+          <w:position w:val="0"/>
+          <w:sz w:val="24"/>
+          <w:szCs w:val="24"/>
+          <w:u w:val="none"/>
+          <w:vertAlign w:val="baseline"/>
+          <w:lang w:val="hu-HU" w:eastAsia="zh-CN" w:bidi="hi-IN"/>
+        </w:rPr>
+        <w:t xml:space="preserve"> nagyságrendű, tömege 10</w:t>
+      </w:r>
+      <w:r>
+        <w:rPr>
+          <w:rFonts w:eastAsia="Noto Serif CJK SC" w:cs="Noto Sans Devanagari"/>
+          <w:b w:val="false"/>
+          <w:bCs w:val="false"/>
+          <w:sz w:val="24"/>
+          <w:szCs w:val="24"/>
+          <w:u w:val="none"/>
+          <w:vertAlign w:val="superscript"/>
+          <w:lang w:val="hu-HU" w:eastAsia="zh-CN" w:bidi="hi-IN"/>
+        </w:rPr>
+        <w:t>-27</w:t>
+      </w:r>
+      <w:r>
+        <w:rPr>
+          <w:rFonts w:eastAsia="Noto Serif CJK SC" w:cs="Noto Sans Devanagari"/>
+          <w:b w:val="false"/>
+          <w:bCs w:val="false"/>
+          <w:position w:val="0"/>
+          <w:sz w:val="24"/>
+          <w:szCs w:val="24"/>
+          <w:u w:val="none"/>
+          <w:vertAlign w:val="baseline"/>
+          <w:lang w:val="hu-HU" w:eastAsia="zh-CN" w:bidi="hi-IN"/>
+        </w:rPr>
+        <w:t xml:space="preserve"> körül van.</w:t>
+      </w:r>
+    </w:p>
+    <w:p>
+      <w:pPr>
+        <w:pStyle w:val="Normal"/>
+        <w:numPr>
+          <w:ilvl w:val="0"/>
+          <w:numId w:val="38"/>
+        </w:numPr>
+        <w:tabs>
+          <w:tab w:val="clear" w:pos="709"/>
+          <w:tab w:val="left" w:pos="2370" w:leader="none"/>
+        </w:tabs>
+        <w:jc w:val="start"/>
+        <w:rPr>
+          <w:rFonts w:eastAsia="Noto Serif CJK SC" w:cs="Noto Sans Devanagari"/>
+          <w:b w:val="false"/>
+          <w:bCs w:val="false"/>
+          <w:sz w:val="24"/>
+          <w:szCs w:val="24"/>
+          <w:u w:val="none"/>
+          <w:lang w:val="hu-HU" w:eastAsia="zh-CN" w:bidi="hi-IN"/>
+        </w:rPr>
+      </w:pPr>
+      <w:r>
+        <w:rPr>
+          <w:rFonts w:eastAsia="Noto Serif CJK SC" w:cs="Noto Sans Devanagari"/>
+          <w:b w:val="false"/>
+          <w:bCs w:val="false"/>
+          <w:sz w:val="24"/>
+          <w:szCs w:val="24"/>
+          <w:u w:val="none"/>
+          <w:lang w:val="hu-HU" w:eastAsia="zh-CN" w:bidi="hi-IN"/>
+        </w:rPr>
+        <w:t>Az elektron felfedezése 1897-Thompson- a legkisebb elemi töltése e=-1.6*10</w:t>
+      </w:r>
+      <w:r>
+        <w:rPr>
+          <w:rFonts w:eastAsia="Noto Serif CJK SC" w:cs="Noto Sans Devanagari"/>
+          <w:b w:val="false"/>
+          <w:bCs w:val="false"/>
+          <w:sz w:val="24"/>
+          <w:szCs w:val="24"/>
+          <w:u w:val="none"/>
+          <w:vertAlign w:val="superscript"/>
+          <w:lang w:val="hu-HU" w:eastAsia="zh-CN" w:bidi="hi-IN"/>
+        </w:rPr>
+        <w:t>-19</w:t>
+      </w:r>
+      <w:r>
+        <w:rPr>
+          <w:rFonts w:eastAsia="Noto Serif CJK SC" w:cs="Noto Sans Devanagari"/>
+          <w:b w:val="false"/>
+          <w:bCs w:val="false"/>
+          <w:position w:val="0"/>
+          <w:sz w:val="24"/>
+          <w:szCs w:val="24"/>
+          <w:u w:val="none"/>
+          <w:vertAlign w:val="baseline"/>
+          <w:lang w:val="hu-HU" w:eastAsia="zh-CN" w:bidi="hi-IN"/>
+        </w:rPr>
+        <w:t>C.</w:t>
+      </w:r>
+    </w:p>
+    <w:p>
+      <w:pPr>
+        <w:pStyle w:val="Normal"/>
+        <w:numPr>
+          <w:ilvl w:val="0"/>
+          <w:numId w:val="38"/>
+        </w:numPr>
+        <w:tabs>
+          <w:tab w:val="clear" w:pos="709"/>
+          <w:tab w:val="left" w:pos="2370" w:leader="none"/>
+        </w:tabs>
+        <w:jc w:val="start"/>
+        <w:rPr>
+          <w:rFonts w:eastAsia="Noto Serif CJK SC" w:cs="Noto Sans Devanagari"/>
+          <w:b w:val="false"/>
+          <w:bCs w:val="false"/>
+          <w:sz w:val="24"/>
+          <w:szCs w:val="24"/>
+          <w:u w:val="none"/>
+          <w:lang w:val="hu-HU" w:eastAsia="zh-CN" w:bidi="hi-IN"/>
+        </w:rPr>
+      </w:pPr>
+      <w:r>
+        <w:rPr>
+          <w:rFonts w:eastAsia="Noto Serif CJK SC" w:cs="Noto Sans Devanagari"/>
+          <w:b w:val="false"/>
+          <w:bCs w:val="false"/>
+          <w:sz w:val="24"/>
+          <w:szCs w:val="24"/>
+          <w:u w:val="none"/>
+          <w:lang w:val="hu-HU" w:eastAsia="zh-CN" w:bidi="hi-IN"/>
+        </w:rPr>
+        <w:t>Első atomodellek.</w:t>
+      </w:r>
+    </w:p>
+    <w:p>
+      <w:pPr>
+        <w:pStyle w:val="Normal"/>
+        <w:numPr>
+          <w:ilvl w:val="1"/>
+          <w:numId w:val="38"/>
+        </w:numPr>
+        <w:tabs>
+          <w:tab w:val="clear" w:pos="709"/>
+          <w:tab w:val="left" w:pos="2370" w:leader="none"/>
+        </w:tabs>
+        <w:jc w:val="start"/>
+        <w:rPr>
+          <w:rFonts w:eastAsia="Noto Serif CJK SC" w:cs="Noto Sans Devanagari"/>
+          <w:b w:val="false"/>
+          <w:bCs w:val="false"/>
+          <w:sz w:val="24"/>
+          <w:szCs w:val="24"/>
+          <w:u w:val="none"/>
+          <w:lang w:val="hu-HU" w:eastAsia="zh-CN" w:bidi="hi-IN"/>
+        </w:rPr>
+      </w:pPr>
+      <w:r>
+        <w:rPr>
+          <w:rFonts w:eastAsia="Noto Serif CJK SC" w:cs="Noto Sans Devanagari"/>
+          <w:b w:val="false"/>
+          <w:bCs w:val="false"/>
+          <w:sz w:val="24"/>
+          <w:szCs w:val="24"/>
+          <w:u w:val="none"/>
+          <w:lang w:val="hu-HU" w:eastAsia="zh-CN" w:bidi="hi-IN"/>
+        </w:rPr>
+        <w:t>Demokritosz, Dalton-ókor</w:t>
+      </w:r>
+    </w:p>
+    <w:p>
+      <w:pPr>
+        <w:pStyle w:val="Normal"/>
+        <w:numPr>
+          <w:ilvl w:val="1"/>
+          <w:numId w:val="38"/>
+        </w:numPr>
+        <w:tabs>
+          <w:tab w:val="clear" w:pos="709"/>
+          <w:tab w:val="left" w:pos="2370" w:leader="none"/>
+        </w:tabs>
+        <w:jc w:val="start"/>
+        <w:rPr>
+          <w:rFonts w:eastAsia="Noto Serif CJK SC" w:cs="Noto Sans Devanagari"/>
+          <w:b w:val="false"/>
+          <w:bCs w:val="false"/>
+          <w:sz w:val="24"/>
+          <w:szCs w:val="24"/>
+          <w:u w:val="none"/>
+          <w:lang w:val="hu-HU" w:eastAsia="zh-CN" w:bidi="hi-IN"/>
+        </w:rPr>
+      </w:pPr>
+      <w:r>
+        <w:rPr>
+          <w:rFonts w:eastAsia="Noto Serif CJK SC" w:cs="Noto Sans Devanagari"/>
+          <w:b w:val="false"/>
+          <w:bCs w:val="false"/>
+          <w:sz w:val="24"/>
+          <w:szCs w:val="24"/>
+          <w:u w:val="none"/>
+          <w:lang w:val="hu-HU" w:eastAsia="zh-CN" w:bidi="hi-IN"/>
+        </w:rPr>
+        <w:t>Thompson atomodellek: mazsolás puding. A pozitív előjelű atomban az elektomok szétszórtan helyezkednek el. Az elektromok vonzzák egymást.</w:t>
+      </w:r>
+    </w:p>
+    <w:p>
+      <w:pPr>
+        <w:pStyle w:val="Normal"/>
+        <w:tabs>
+          <w:tab w:val="clear" w:pos="709"/>
+          <w:tab w:val="left" w:pos="2370" w:leader="none"/>
+        </w:tabs>
+        <w:jc w:val="start"/>
+        <w:rPr>
+          <w:rFonts w:eastAsia="Noto Serif CJK SC" w:cs="Noto Sans Devanagari"/>
+          <w:b w:val="false"/>
+          <w:bCs w:val="false"/>
+          <w:sz w:val="24"/>
+          <w:szCs w:val="24"/>
+          <w:u w:val="none"/>
+          <w:lang w:val="hu-HU" w:eastAsia="zh-CN" w:bidi="hi-IN"/>
+        </w:rPr>
+      </w:pPr>
+      <w:r>
+        <w:rPr>
+          <w:rFonts w:eastAsia="Noto Serif CJK SC" w:cs="Noto Sans Devanagari"/>
+          <w:b w:val="false"/>
+          <w:bCs w:val="false"/>
+          <w:sz w:val="24"/>
+          <w:szCs w:val="24"/>
+          <w:u w:val="none"/>
+          <w:lang w:val="hu-HU" w:eastAsia="zh-CN" w:bidi="hi-IN"/>
+        </w:rPr>
+      </w:r>
+    </w:p>
+    <w:p>
+      <w:pPr>
+        <w:pStyle w:val="Normal"/>
+        <w:tabs>
+          <w:tab w:val="clear" w:pos="709"/>
+          <w:tab w:val="left" w:pos="2370" w:leader="none"/>
+        </w:tabs>
+        <w:jc w:val="start"/>
+        <w:rPr>
+          <w:rFonts w:eastAsia="Noto Serif CJK SC" w:cs="Noto Sans Devanagari"/>
+          <w:b w:val="false"/>
+          <w:bCs w:val="false"/>
+          <w:sz w:val="24"/>
+          <w:szCs w:val="24"/>
+          <w:u w:val="none"/>
+          <w:lang w:val="hu-HU" w:eastAsia="zh-CN" w:bidi="hi-IN"/>
+        </w:rPr>
+      </w:pPr>
+      <w:r>
+        <w:rPr>
+          <w:rFonts w:eastAsia="Noto Serif CJK SC" w:cs="Noto Sans Devanagari"/>
+          <w:b w:val="false"/>
+          <w:bCs w:val="false"/>
+          <w:sz w:val="24"/>
+          <w:szCs w:val="24"/>
+          <w:u w:val="none"/>
+          <w:lang w:val="hu-HU" w:eastAsia="zh-CN" w:bidi="hi-IN"/>
+        </w:rPr>
+        <w:t>Atommag</w:t>
+      </w:r>
+    </w:p>
+    <w:p>
+      <w:pPr>
+        <w:pStyle w:val="Normal"/>
+        <w:numPr>
+          <w:ilvl w:val="0"/>
+          <w:numId w:val="39"/>
+        </w:numPr>
+        <w:tabs>
+          <w:tab w:val="clear" w:pos="709"/>
+          <w:tab w:val="left" w:pos="2370" w:leader="none"/>
+        </w:tabs>
+        <w:jc w:val="start"/>
+        <w:rPr>
+          <w:rFonts w:eastAsia="Noto Serif CJK SC" w:cs="Noto Sans Devanagari"/>
+          <w:b w:val="false"/>
+          <w:bCs w:val="false"/>
+          <w:sz w:val="24"/>
+          <w:szCs w:val="24"/>
+          <w:u w:val="none"/>
+          <w:lang w:val="hu-HU" w:eastAsia="zh-CN" w:bidi="hi-IN"/>
+        </w:rPr>
+      </w:pPr>
+      <w:r>
+        <w:rPr>
+          <w:rFonts w:eastAsia="Noto Serif CJK SC" w:cs="Noto Sans Devanagari"/>
+          <w:b w:val="false"/>
+          <w:bCs w:val="false"/>
+          <w:sz w:val="24"/>
+          <w:szCs w:val="24"/>
+          <w:u w:val="none"/>
+          <w:lang w:val="hu-HU" w:eastAsia="zh-CN" w:bidi="hi-IN"/>
+        </w:rPr>
+        <w:t>izotópok: Azok a kémiai elemek, amelyek atommagjában egyforma számú proton, de a neutronok száma külömböző.</w:t>
+      </w:r>
+    </w:p>
+    <w:p>
+      <w:pPr>
+        <w:pStyle w:val="Normal"/>
+        <w:numPr>
+          <w:ilvl w:val="0"/>
+          <w:numId w:val="39"/>
+        </w:numPr>
+        <w:tabs>
+          <w:tab w:val="clear" w:pos="709"/>
+          <w:tab w:val="left" w:pos="2370" w:leader="none"/>
+        </w:tabs>
+        <w:jc w:val="start"/>
+        <w:rPr>
+          <w:rFonts w:eastAsia="Noto Serif CJK SC" w:cs="Noto Sans Devanagari"/>
+          <w:b w:val="false"/>
+          <w:bCs w:val="false"/>
+          <w:sz w:val="24"/>
+          <w:szCs w:val="24"/>
+          <w:u w:val="none"/>
+          <w:lang w:val="hu-HU" w:eastAsia="zh-CN" w:bidi="hi-IN"/>
+        </w:rPr>
+      </w:pPr>
+      <w:r>
+        <w:rPr>
+          <w:rFonts w:eastAsia="Noto Serif CJK SC" w:cs="Noto Sans Devanagari"/>
+          <w:b w:val="false"/>
+          <w:bCs w:val="false"/>
+          <w:sz w:val="24"/>
+          <w:szCs w:val="24"/>
+          <w:u w:val="none"/>
+          <w:lang w:val="hu-HU" w:eastAsia="zh-CN" w:bidi="hi-IN"/>
+        </w:rPr>
+        <w:t>Stabil izotóp: Hidrogén</w:t>
+      </w:r>
+    </w:p>
     <w:sectPr>
       <w:type w:val="nextPage"/>
       <w:pgSz w:w="12240" w:h="15840"/>
@@ -25542,6 +25990,280 @@
     </w:lvl>
   </w:abstractNum>
   <w:abstractNum w:abstractNumId="38">
+    <w:lvl w:ilvl="0">
+      <w:start w:val="1"/>
+      <w:numFmt w:val="bullet"/>
+      <w:lvlText w:val=""/>
+      <w:lvlJc w:val="start"/>
+      <w:pPr>
+        <w:tabs>
+          <w:tab w:val="num" w:pos="720"/>
+        </w:tabs>
+        <w:ind w:start="720" w:hanging="360"/>
+      </w:pPr>
+      <w:rPr>
+        <w:rFonts w:ascii="Symbol" w:hAnsi="Symbol" w:cs="Symbol" w:hint="default"/>
+      </w:rPr>
+    </w:lvl>
+    <w:lvl w:ilvl="1">
+      <w:start w:val="1"/>
+      <w:numFmt w:val="bullet"/>
+      <w:lvlText w:val=""/>
+      <w:lvlJc w:val="start"/>
+      <w:pPr>
+        <w:tabs>
+          <w:tab w:val="num" w:pos="1080"/>
+        </w:tabs>
+        <w:ind w:start="1080" w:hanging="360"/>
+      </w:pPr>
+      <w:rPr>
+        <w:rFonts w:ascii="Wingdings" w:hAnsi="Wingdings" w:cs="Wingdings" w:hint="default"/>
+      </w:rPr>
+    </w:lvl>
+    <w:lvl w:ilvl="2">
+      <w:start w:val="1"/>
+      <w:numFmt w:val="bullet"/>
+      <w:lvlText w:val=""/>
+      <w:lvlJc w:val="start"/>
+      <w:pPr>
+        <w:tabs>
+          <w:tab w:val="num" w:pos="1440"/>
+        </w:tabs>
+        <w:ind w:start="1440" w:hanging="360"/>
+      </w:pPr>
+      <w:rPr>
+        <w:rFonts w:ascii="Wingdings 2" w:hAnsi="Wingdings 2" w:cs="Wingdings 2" w:hint="default"/>
+      </w:rPr>
+    </w:lvl>
+    <w:lvl w:ilvl="3">
+      <w:start w:val="1"/>
+      <w:numFmt w:val="bullet"/>
+      <w:lvlText w:val=""/>
+      <w:lvlJc w:val="start"/>
+      <w:pPr>
+        <w:tabs>
+          <w:tab w:val="num" w:pos="1800"/>
+        </w:tabs>
+        <w:ind w:start="1800" w:hanging="360"/>
+      </w:pPr>
+      <w:rPr>
+        <w:rFonts w:ascii="MT Extra" w:hAnsi="MT Extra" w:cs="MT Extra" w:hint="default"/>
+      </w:rPr>
+    </w:lvl>
+    <w:lvl w:ilvl="4">
+      <w:start w:val="1"/>
+      <w:numFmt w:val="bullet"/>
+      <w:lvlText w:val="►"/>
+      <w:lvlJc w:val="start"/>
+      <w:pPr>
+        <w:tabs>
+          <w:tab w:val="num" w:pos="2160"/>
+        </w:tabs>
+        <w:ind w:start="2160" w:hanging="360"/>
+      </w:pPr>
+      <w:rPr>
+        <w:rFonts w:ascii="OpenSymbol" w:hAnsi="OpenSymbol" w:cs="OpenSymbol" w:hint="default"/>
+      </w:rPr>
+    </w:lvl>
+    <w:lvl w:ilvl="5">
+      <w:start w:val="1"/>
+      <w:numFmt w:val="bullet"/>
+      <w:lvlText w:val=""/>
+      <w:lvlJc w:val="start"/>
+      <w:pPr>
+        <w:tabs>
+          <w:tab w:val="num" w:pos="2520"/>
+        </w:tabs>
+        <w:ind w:start="2520" w:hanging="360"/>
+      </w:pPr>
+      <w:rPr>
+        <w:rFonts w:ascii="Symbol" w:hAnsi="Symbol" w:cs="Symbol" w:hint="default"/>
+      </w:rPr>
+    </w:lvl>
+    <w:lvl w:ilvl="6">
+      <w:start w:val="1"/>
+      <w:numFmt w:val="bullet"/>
+      <w:lvlText w:val="-"/>
+      <w:lvlJc w:val="start"/>
+      <w:pPr>
+        <w:tabs>
+          <w:tab w:val="num" w:pos="2880"/>
+        </w:tabs>
+        <w:ind w:start="2880" w:hanging="360"/>
+      </w:pPr>
+      <w:rPr>
+        <w:rFonts w:ascii="OpenSymbol" w:hAnsi="OpenSymbol" w:cs="OpenSymbol" w:hint="default"/>
+      </w:rPr>
+    </w:lvl>
+    <w:lvl w:ilvl="7">
+      <w:start w:val="1"/>
+      <w:numFmt w:val="bullet"/>
+      <w:lvlText w:val=""/>
+      <w:lvlJc w:val="start"/>
+      <w:pPr>
+        <w:tabs>
+          <w:tab w:val="num" w:pos="3240"/>
+        </w:tabs>
+        <w:ind w:start="3240" w:hanging="360"/>
+      </w:pPr>
+      <w:rPr>
+        <w:rFonts w:ascii="Symbol" w:hAnsi="Symbol" w:cs="Symbol" w:hint="default"/>
+      </w:rPr>
+    </w:lvl>
+    <w:lvl w:ilvl="8">
+      <w:start w:val="1"/>
+      <w:numFmt w:val="bullet"/>
+      <w:lvlText w:val=""/>
+      <w:lvlJc w:val="start"/>
+      <w:pPr>
+        <w:tabs>
+          <w:tab w:val="num" w:pos="3600"/>
+        </w:tabs>
+        <w:ind w:start="3600" w:hanging="360"/>
+      </w:pPr>
+      <w:rPr>
+        <w:rFonts w:ascii="Symbol" w:hAnsi="Symbol" w:cs="Symbol" w:hint="default"/>
+      </w:rPr>
+    </w:lvl>
+  </w:abstractNum>
+  <w:abstractNum w:abstractNumId="39">
+    <w:lvl w:ilvl="0">
+      <w:start w:val="1"/>
+      <w:numFmt w:val="bullet"/>
+      <w:lvlText w:val=""/>
+      <w:lvlJc w:val="start"/>
+      <w:pPr>
+        <w:tabs>
+          <w:tab w:val="num" w:pos="720"/>
+        </w:tabs>
+        <w:ind w:start="720" w:hanging="360"/>
+      </w:pPr>
+      <w:rPr>
+        <w:rFonts w:ascii="Symbol" w:hAnsi="Symbol" w:cs="Symbol" w:hint="default"/>
+      </w:rPr>
+    </w:lvl>
+    <w:lvl w:ilvl="1">
+      <w:start w:val="1"/>
+      <w:numFmt w:val="bullet"/>
+      <w:lvlText w:val=""/>
+      <w:lvlJc w:val="start"/>
+      <w:pPr>
+        <w:tabs>
+          <w:tab w:val="num" w:pos="1080"/>
+        </w:tabs>
+        <w:ind w:start="1080" w:hanging="360"/>
+      </w:pPr>
+      <w:rPr>
+        <w:rFonts w:ascii="Wingdings" w:hAnsi="Wingdings" w:cs="Wingdings" w:hint="default"/>
+      </w:rPr>
+    </w:lvl>
+    <w:lvl w:ilvl="2">
+      <w:start w:val="1"/>
+      <w:numFmt w:val="bullet"/>
+      <w:lvlText w:val=""/>
+      <w:lvlJc w:val="start"/>
+      <w:pPr>
+        <w:tabs>
+          <w:tab w:val="num" w:pos="1440"/>
+        </w:tabs>
+        <w:ind w:start="1440" w:hanging="360"/>
+      </w:pPr>
+      <w:rPr>
+        <w:rFonts w:ascii="Wingdings 2" w:hAnsi="Wingdings 2" w:cs="Wingdings 2" w:hint="default"/>
+      </w:rPr>
+    </w:lvl>
+    <w:lvl w:ilvl="3">
+      <w:start w:val="1"/>
+      <w:numFmt w:val="bullet"/>
+      <w:lvlText w:val=""/>
+      <w:lvlJc w:val="start"/>
+      <w:pPr>
+        <w:tabs>
+          <w:tab w:val="num" w:pos="1800"/>
+        </w:tabs>
+        <w:ind w:start="1800" w:hanging="360"/>
+      </w:pPr>
+      <w:rPr>
+        <w:rFonts w:ascii="MT Extra" w:hAnsi="MT Extra" w:cs="MT Extra" w:hint="default"/>
+      </w:rPr>
+    </w:lvl>
+    <w:lvl w:ilvl="4">
+      <w:start w:val="1"/>
+      <w:numFmt w:val="bullet"/>
+      <w:lvlText w:val="►"/>
+      <w:lvlJc w:val="start"/>
+      <w:pPr>
+        <w:tabs>
+          <w:tab w:val="num" w:pos="2160"/>
+        </w:tabs>
+        <w:ind w:start="2160" w:hanging="360"/>
+      </w:pPr>
+      <w:rPr>
+        <w:rFonts w:ascii="OpenSymbol" w:hAnsi="OpenSymbol" w:cs="OpenSymbol" w:hint="default"/>
+      </w:rPr>
+    </w:lvl>
+    <w:lvl w:ilvl="5">
+      <w:start w:val="1"/>
+      <w:numFmt w:val="bullet"/>
+      <w:lvlText w:val=""/>
+      <w:lvlJc w:val="start"/>
+      <w:pPr>
+        <w:tabs>
+          <w:tab w:val="num" w:pos="2520"/>
+        </w:tabs>
+        <w:ind w:start="2520" w:hanging="360"/>
+      </w:pPr>
+      <w:rPr>
+        <w:rFonts w:ascii="Symbol" w:hAnsi="Symbol" w:cs="Symbol" w:hint="default"/>
+      </w:rPr>
+    </w:lvl>
+    <w:lvl w:ilvl="6">
+      <w:start w:val="1"/>
+      <w:numFmt w:val="bullet"/>
+      <w:lvlText w:val="-"/>
+      <w:lvlJc w:val="start"/>
+      <w:pPr>
+        <w:tabs>
+          <w:tab w:val="num" w:pos="2880"/>
+        </w:tabs>
+        <w:ind w:start="2880" w:hanging="360"/>
+      </w:pPr>
+      <w:rPr>
+        <w:rFonts w:ascii="OpenSymbol" w:hAnsi="OpenSymbol" w:cs="OpenSymbol" w:hint="default"/>
+      </w:rPr>
+    </w:lvl>
+    <w:lvl w:ilvl="7">
+      <w:start w:val="1"/>
+      <w:numFmt w:val="bullet"/>
+      <w:lvlText w:val=""/>
+      <w:lvlJc w:val="start"/>
+      <w:pPr>
+        <w:tabs>
+          <w:tab w:val="num" w:pos="3240"/>
+        </w:tabs>
+        <w:ind w:start="3240" w:hanging="360"/>
+      </w:pPr>
+      <w:rPr>
+        <w:rFonts w:ascii="Symbol" w:hAnsi="Symbol" w:cs="Symbol" w:hint="default"/>
+      </w:rPr>
+    </w:lvl>
+    <w:lvl w:ilvl="8">
+      <w:start w:val="1"/>
+      <w:numFmt w:val="bullet"/>
+      <w:lvlText w:val=""/>
+      <w:lvlJc w:val="start"/>
+      <w:pPr>
+        <w:tabs>
+          <w:tab w:val="num" w:pos="3600"/>
+        </w:tabs>
+        <w:ind w:start="3600" w:hanging="360"/>
+      </w:pPr>
+      <w:rPr>
+        <w:rFonts w:ascii="Symbol" w:hAnsi="Symbol" w:cs="Symbol" w:hint="default"/>
+      </w:rPr>
+    </w:lvl>
+  </w:abstractNum>
+  <w:abstractNum w:abstractNumId="40">
     <w:lvl w:ilvl="0">
       <w:start w:val="1"/>
       <w:numFmt w:val="none"/>
@@ -25773,6 +26495,12 @@
   </w:num>
   <w:num w:numId="38">
     <w:abstractNumId w:val="38"/>
+  </w:num>
+  <w:num w:numId="39">
+    <w:abstractNumId w:val="39"/>
+  </w:num>
+  <w:num w:numId="40">
+    <w:abstractNumId w:val="40"/>
   </w:num>
 </w:numbering>
 </file>

--- a/fizika11.docx
+++ b/fizika11.docx
@@ -970,7 +970,7 @@
       </w:r>
       <w:r>
         <w:drawing>
-          <wp:anchor behindDoc="0" distT="0" distB="0" distL="0" distR="0" simplePos="0" locked="0" layoutInCell="0" allowOverlap="1" relativeHeight="2">
+          <wp:anchor distT="0" distB="0" distL="0" distR="0" simplePos="0" relativeHeight="2" behindDoc="0" locked="0" layoutInCell="0" allowOverlap="1">
             <wp:simplePos x="0" y="0"/>
             <wp:positionH relativeFrom="column">
               <wp:posOffset>4667885</wp:posOffset>
@@ -3308,7 +3308,7 @@
       </w:r>
       <w:r>
         <w:drawing>
-          <wp:anchor behindDoc="0" distT="0" distB="0" distL="0" distR="0" simplePos="0" locked="0" layoutInCell="0" allowOverlap="1" relativeHeight="3">
+          <wp:anchor distT="0" distB="0" distL="0" distR="0" simplePos="0" relativeHeight="3" behindDoc="0" locked="0" layoutInCell="0" allowOverlap="1">
             <wp:simplePos x="0" y="0"/>
             <wp:positionH relativeFrom="column">
               <wp:posOffset>4095115</wp:posOffset>
@@ -3470,7 +3470,7 @@
           <w:lang w:val="hu-HU"/>
         </w:rPr>
         <w:drawing>
-          <wp:anchor behindDoc="0" distT="0" distB="0" distL="0" distR="0" simplePos="0" locked="0" layoutInCell="0" allowOverlap="1" relativeHeight="4">
+          <wp:anchor distT="0" distB="0" distL="0" distR="0" simplePos="0" relativeHeight="4" behindDoc="0" locked="0" layoutInCell="0" allowOverlap="1">
             <wp:simplePos x="0" y="0"/>
             <wp:positionH relativeFrom="column">
               <wp:posOffset>4069715</wp:posOffset>
@@ -3668,7 +3668,7 @@
           <w:lang w:val="hu-HU"/>
         </w:rPr>
         <w:drawing>
-          <wp:anchor behindDoc="0" distT="0" distB="0" distL="0" distR="0" simplePos="0" locked="0" layoutInCell="0" allowOverlap="1" relativeHeight="5">
+          <wp:anchor distT="0" distB="0" distL="0" distR="0" simplePos="0" relativeHeight="5" behindDoc="0" locked="0" layoutInCell="0" allowOverlap="1">
             <wp:simplePos x="0" y="0"/>
             <wp:positionH relativeFrom="column">
               <wp:posOffset>4345305</wp:posOffset>
@@ -4119,7 +4119,7 @@
         <w:pStyle w:val="Normal"/>
         <w:widowControl/>
         <w:suppressAutoHyphens w:val="true"/>
-        <w:overflowPunct w:val="false"/>
+        <w:overflowPunct w:val="true"/>
         <w:bidi w:val="0"/>
         <w:spacing w:before="0" w:after="0"/>
         <w:ind w:hanging="0" w:start="0" w:end="0"/>
@@ -5403,7 +5403,7 @@
       </w:pPr>
       <w:r>
         <w:drawing>
-          <wp:anchor behindDoc="0" distT="0" distB="0" distL="0" distR="0" simplePos="0" locked="0" layoutInCell="0" allowOverlap="1" relativeHeight="6">
+          <wp:anchor distT="0" distB="0" distL="0" distR="0" simplePos="0" relativeHeight="6" behindDoc="0" locked="0" layoutInCell="0" allowOverlap="1">
             <wp:simplePos x="0" y="0"/>
             <wp:positionH relativeFrom="column">
               <wp:posOffset>4714240</wp:posOffset>
@@ -6605,7 +6605,7 @@
       </w:pPr>
       <w:r>
         <w:drawing>
-          <wp:anchor behindDoc="0" distT="0" distB="0" distL="0" distR="0" simplePos="0" locked="0" layoutInCell="0" allowOverlap="1" relativeHeight="7">
+          <wp:anchor distT="0" distB="0" distL="0" distR="0" simplePos="0" relativeHeight="7" behindDoc="0" locked="0" layoutInCell="0" allowOverlap="1">
             <wp:simplePos x="0" y="0"/>
             <wp:positionH relativeFrom="column">
               <wp:posOffset>4434840</wp:posOffset>
@@ -7719,7 +7719,7 @@
       </w:pPr>
       <w:r>
         <w:drawing>
-          <wp:anchor behindDoc="0" distT="0" distB="0" distL="0" distR="0" simplePos="0" locked="0" layoutInCell="0" allowOverlap="1" relativeHeight="8">
+          <wp:anchor distT="0" distB="0" distL="0" distR="0" simplePos="0" relativeHeight="8" behindDoc="0" locked="0" layoutInCell="0" allowOverlap="1">
             <wp:simplePos x="0" y="0"/>
             <wp:positionH relativeFrom="column">
               <wp:posOffset>3346450</wp:posOffset>
@@ -8709,7 +8709,7 @@
       </w:pPr>
       <w:r>
         <w:drawing>
-          <wp:anchor behindDoc="0" distT="0" distB="0" distL="0" distR="0" simplePos="0" locked="0" layoutInCell="0" allowOverlap="1" relativeHeight="9">
+          <wp:anchor distT="0" distB="0" distL="0" distR="0" simplePos="0" relativeHeight="9" behindDoc="0" locked="0" layoutInCell="0" allowOverlap="1">
             <wp:simplePos x="0" y="0"/>
             <wp:positionH relativeFrom="column">
               <wp:posOffset>4403090</wp:posOffset>
@@ -9041,7 +9041,7 @@
       </w:pPr>
       <w:r>
         <w:drawing>
-          <wp:anchor behindDoc="0" distT="0" distB="0" distL="0" distR="0" simplePos="0" locked="0" layoutInCell="0" allowOverlap="1" relativeHeight="10">
+          <wp:anchor distT="0" distB="0" distL="0" distR="0" simplePos="0" relativeHeight="10" behindDoc="0" locked="0" layoutInCell="0" allowOverlap="1">
             <wp:simplePos x="0" y="0"/>
             <wp:positionH relativeFrom="column">
               <wp:posOffset>4413885</wp:posOffset>
@@ -9195,7 +9195,7 @@
           <w:lang w:val="hu-HU"/>
         </w:rPr>
         <w:drawing>
-          <wp:anchor behindDoc="0" distT="0" distB="0" distL="0" distR="0" simplePos="0" locked="0" layoutInCell="0" allowOverlap="1" relativeHeight="11">
+          <wp:anchor distT="0" distB="0" distL="0" distR="0" simplePos="0" relativeHeight="11" behindDoc="0" locked="0" layoutInCell="0" allowOverlap="1">
             <wp:simplePos x="0" y="0"/>
             <wp:positionH relativeFrom="column">
               <wp:posOffset>647065</wp:posOffset>
@@ -9436,7 +9436,7 @@
       </w:pPr>
       <w:r>
         <w:drawing>
-          <wp:anchor behindDoc="0" distT="0" distB="0" distL="0" distR="0" simplePos="0" locked="0" layoutInCell="0" allowOverlap="1" relativeHeight="12">
+          <wp:anchor distT="0" distB="0" distL="0" distR="0" simplePos="0" relativeHeight="12" behindDoc="0" locked="0" layoutInCell="0" allowOverlap="1">
             <wp:simplePos x="0" y="0"/>
             <wp:positionH relativeFrom="column">
               <wp:posOffset>4638675</wp:posOffset>
@@ -9911,7 +9911,7 @@
       </w:r>
       <w:r>
         <w:drawing>
-          <wp:anchor behindDoc="0" distT="0" distB="0" distL="0" distR="0" simplePos="0" locked="0" layoutInCell="0" allowOverlap="1" relativeHeight="13">
+          <wp:anchor distT="0" distB="0" distL="0" distR="0" simplePos="0" relativeHeight="13" behindDoc="0" locked="0" layoutInCell="0" allowOverlap="1">
             <wp:simplePos x="0" y="0"/>
             <wp:positionH relativeFrom="column">
               <wp:posOffset>4541520</wp:posOffset>
@@ -10933,7 +10933,7 @@
       </w:pPr>
       <w:r>
         <w:drawing>
-          <wp:anchor behindDoc="0" distT="0" distB="0" distL="0" distR="0" simplePos="0" locked="0" layoutInCell="0" allowOverlap="1" relativeHeight="14">
+          <wp:anchor distT="0" distB="0" distL="0" distR="0" simplePos="0" relativeHeight="14" behindDoc="0" locked="0" layoutInCell="0" allowOverlap="1">
             <wp:simplePos x="0" y="0"/>
             <wp:positionH relativeFrom="column">
               <wp:posOffset>5417185</wp:posOffset>
@@ -26529,7 +26529,7 @@
     <w:pPr>
       <w:widowControl/>
       <w:suppressAutoHyphens w:val="true"/>
-      <w:overflowPunct w:val="false"/>
+      <w:overflowPunct w:val="true"/>
       <w:bidi w:val="0"/>
       <w:spacing w:before="0" w:after="0"/>
       <w:jc w:val="start"/>
@@ -26543,15 +26543,15 @@
       <w:lang w:val="en-US" w:eastAsia="zh-CN" w:bidi="hi-IN"/>
     </w:rPr>
   </w:style>
-  <w:style w:type="character" w:styleId="Bullets">
-    <w:name w:val="Bullets"/>
+  <w:style w:type="character" w:styleId="Bulletsuser">
+    <w:name w:val="Bullets (user)"/>
     <w:qFormat/>
     <w:rPr>
       <w:rFonts w:ascii="OpenSymbol" w:hAnsi="OpenSymbol" w:eastAsia="OpenSymbol" w:cs="OpenSymbol"/>
     </w:rPr>
   </w:style>
-  <w:style w:type="character" w:styleId="Bulletsuser">
-    <w:name w:val="Bullets (user)"/>
+  <w:style w:type="character" w:styleId="Bullets">
+    <w:name w:val="Bullets"/>
     <w:qFormat/>
     <w:rPr>
       <w:rFonts w:ascii="OpenSymbol" w:hAnsi="OpenSymbol" w:eastAsia="OpenSymbol" w:cs="OpenSymbol"/>
